--- a/zht/docx/071.content.docx
+++ b/zht/docx/071.content.docx
@@ -149,27 +149,7 @@
         <w:rPr>
           <w:lang w:val="zh_TW" w:bidi="zh_TW"/>
         </w:rPr>
-        <w:t>lin</w:t>
-      </w:r>
-      <w:r>
-        <w:rPr>
-          <w:lang w:val="zh_TW" w:bidi="zh_TW"/>
-        </w:rPr>
-      </w:r>
-    </w:p>
-    <w:p>
-      <w:pPr/>
-      <w:r>
-        <w:rPr>
-          <w:lang w:val="zh_TW" w:bidi="zh_TW"/>
-        </w:rPr>
-      </w:r>
-      <w:r>
-        <w:rPr>
-          <w:i/>
-          <w:lang w:val="zh_TW" w:bidi="zh_TW"/>
-        </w:rPr>
-        <w:t>鄰舍</w:t>
+        <w:t>kong</w:t>
       </w:r>
       <w:r>
         <w:rPr>
@@ -232,7 +212,7 @@
         <w:rPr>
           <w:lang w:val="zh_TW" w:bidi="zh_TW"/>
         </w:rPr>
-        <w:t>鄰舍</w:t>
+        <w:t>恐懼</w:t>
       </w:r>
       <w:r>
         <w:rPr>
@@ -251,48 +231,7 @@
         <w:rPr>
           <w:lang w:val="zh_TW" w:bidi="zh_TW"/>
         </w:rPr>
-        <w:t>在舊約時期和猶太教</w:t>
-      </w:r>
-      <w:r>
-        <w:rPr>
-          <w:lang w:val="zh_TW" w:bidi="zh_TW"/>
-        </w:rPr>
-        <w:t>晚期</w:t>
-      </w:r>
-      <w:r>
-        <w:rPr>
-          <w:lang w:val="zh_TW" w:bidi="zh_TW"/>
-        </w:rPr>
-        <w:t>，</w:t>
-      </w:r>
-      <w:r>
-        <w:rPr>
-          <w:lang w:val="zh_TW" w:bidi="zh_TW"/>
-        </w:rPr>
-        <w:t>這個概念顯然僅限於以色列人，或與神訂的盟約</w:t>
-      </w:r>
-      <w:r>
-        <w:rPr>
-          <w:lang w:val="zh_TW" w:bidi="zh_TW"/>
-        </w:rPr>
-        <w:t>群體</w:t>
-      </w:r>
-      <w:r>
-        <w:rPr>
-          <w:lang w:val="zh_TW" w:bidi="zh_TW"/>
-        </w:rPr>
-        <w:t>中之成員。然而，耶穌將這一概念擴展，使其涵蓋所有在人生旅途中遇見的人。</w:t>
-      </w:r>
-    </w:p>
-    <w:p>
-      <w:pPr>
-        <w:pStyle w:val="Heading3"/>
-      </w:pPr>
-      <w:r>
-        <w:rPr>
-          <w:lang w:val="zh_TW" w:bidi="zh_TW"/>
-        </w:rPr>
-        <w:t>在舊約中</w:t>
+        <w:t>對未來可能發生的壞事所產生的焦慮或害怕的情緒。有些人認為恐懼會使人尋求宗教信仰，但真正的信仰包括親近神的渴望，而不只是恐懼。一般說來，人不會想親近自己所恐懼的人或事物。</w:t>
       </w:r>
     </w:p>
     <w:p>
@@ -306,157 +245,7 @@
         <w:rPr>
           <w:lang w:val="zh_TW" w:bidi="zh_TW"/>
         </w:rPr>
-        <w:t>雖然舊約從未明確將「鄰舍」限制為以色列人，但這個詞通常指的是盟約中的成員，即其他以色列人（見</w:t>
-      </w:r>
-      <w:hyperlink r:id="rId13">
-        <w:r>
-          <w:rPr>
-            <w:lang w:val="zh_TW" w:bidi="zh_TW"/>
-          </w:rPr>
-          <w:rPr>
-            <w:color w:val="0000EE"/>
-            <w:u w:val="single"/>
-          </w:rPr>
-          <w:t>利6:1–7</w:t>
-        </w:r>
-      </w:hyperlink>
-      <w:r>
-        <w:rPr>
-          <w:lang w:val="zh_TW" w:bidi="zh_TW"/>
-        </w:rPr>
-        <w:t>，</w:t>
-      </w:r>
-      <w:hyperlink r:id="rId14">
-        <w:r>
-          <w:rPr>
-            <w:lang w:val="zh_TW" w:bidi="zh_TW"/>
-          </w:rPr>
-          <w:rPr>
-            <w:color w:val="0000EE"/>
-            <w:u w:val="single"/>
-          </w:rPr>
-          <w:t>19</w:t>
-        </w:r>
-      </w:hyperlink>
-      <w:r>
-        <w:rPr>
-          <w:lang w:val="zh_TW" w:bidi="zh_TW"/>
-        </w:rPr>
-        <w:t>；</w:t>
-      </w:r>
-      <w:hyperlink r:id="rId15">
-        <w:r>
-          <w:rPr>
-            <w:lang w:val="zh_TW" w:bidi="zh_TW"/>
-          </w:rPr>
-          <w:rPr>
-            <w:color w:val="0000EE"/>
-            <w:u w:val="single"/>
-          </w:rPr>
-          <w:t>申15:2–3</w:t>
-        </w:r>
-      </w:hyperlink>
-      <w:r>
-        <w:rPr>
-          <w:lang w:val="zh_TW" w:bidi="zh_TW"/>
-        </w:rPr>
-        <w:t>）。在</w:t>
-      </w:r>
-      <w:hyperlink r:id="rId16">
-        <w:r>
-          <w:rPr>
-            <w:lang w:val="zh_TW" w:bidi="zh_TW"/>
-          </w:rPr>
-          <w:rPr>
-            <w:color w:val="0000EE"/>
-            <w:u w:val="single"/>
-          </w:rPr>
-          <w:t>利未記十九章18節</w:t>
-        </w:r>
-      </w:hyperlink>
-      <w:r>
-        <w:rPr>
-          <w:lang w:val="zh_TW" w:bidi="zh_TW"/>
-        </w:rPr>
-        <w:t>中，這段經文後來在新約中多次被引用，其中命令以色列人要「</w:t>
-      </w:r>
-      <w:r>
-        <w:rPr>
-          <w:lang w:val="zh_TW" w:bidi="zh_TW"/>
-        </w:rPr>
-        <w:t>愛人如己</w:t>
-      </w:r>
-      <w:r>
-        <w:rPr>
-          <w:lang w:val="zh_TW" w:bidi="zh_TW"/>
-        </w:rPr>
-        <w:t>」。然而，在</w:t>
-      </w:r>
-      <w:hyperlink r:id="rId17">
-        <w:r>
-          <w:rPr>
-            <w:lang w:val="zh_TW" w:bidi="zh_TW"/>
-          </w:rPr>
-          <w:rPr>
-            <w:color w:val="0000EE"/>
-            <w:u w:val="single"/>
-          </w:rPr>
-          <w:t>十九章34節</w:t>
-        </w:r>
-      </w:hyperlink>
-      <w:r>
-        <w:rPr>
-          <w:lang w:val="zh_TW" w:bidi="zh_TW"/>
-        </w:rPr>
-        <w:t>中，又特別指出這種愛也應該施予旅居其中的外邦人（或「寄居者」）。如果「鄰舍」（</w:t>
-      </w:r>
-      <w:hyperlink r:id="rId16">
-        <w:r>
-          <w:rPr>
-            <w:lang w:val="zh_TW" w:bidi="zh_TW"/>
-          </w:rPr>
-          <w:rPr>
-            <w:color w:val="0000EE"/>
-            <w:u w:val="single"/>
-          </w:rPr>
-          <w:t>18</w:t>
-        </w:r>
-      </w:hyperlink>
-      <w:r>
-        <w:rPr>
-          <w:lang w:val="zh_TW" w:bidi="zh_TW"/>
-        </w:rPr>
-        <w:t>節）暗示了一個更廣泛的概念，如「人類」或「同胞」，那麼在第</w:t>
-      </w:r>
-      <w:hyperlink r:id="rId17">
-        <w:r>
-          <w:rPr>
-            <w:lang w:val="zh_TW" w:bidi="zh_TW"/>
-          </w:rPr>
-          <w:rPr>
-            <w:color w:val="0000EE"/>
-            <w:u w:val="single"/>
-          </w:rPr>
-          <w:t>34</w:t>
-        </w:r>
-      </w:hyperlink>
-      <w:r>
-        <w:rPr>
-          <w:lang w:val="zh_TW" w:bidi="zh_TW"/>
-        </w:rPr>
-        <w:t>節中就沒有必要再特別提及</w:t>
-      </w:r>
-      <w:r>
-        <w:rPr>
-          <w:lang w:val="zh_TW" w:bidi="zh_TW"/>
-        </w:rPr>
-        <w:t>同居的外人</w:t>
-      </w:r>
-      <w:r>
-        <w:rPr>
-          <w:lang w:val="zh_TW" w:bidi="zh_TW"/>
-        </w:rPr>
-        <w:t>。因此，「鄰舍」應當是指一個人的直接鄰居，即以色列人。</w:t>
+        <w:t>在聖經裡，恐懼不僅指害怕或驚懼。這確實是恐懼的一部分，特別是談論對神的敬畏時，但這個詞語也包含對神的懼怕與深深的尊崇。</w:t>
       </w:r>
     </w:p>
     <w:p>
@@ -470,9 +259,9 @@
         <w:rPr>
           <w:lang w:val="zh_TW" w:bidi="zh_TW"/>
         </w:rPr>
-        <w:t>在盟約社群中，愛鄰舍包含了一些律法上明確規定的責任。人應該公平地對待鄰舍（</w:t>
-      </w:r>
-      <w:hyperlink r:id="rId18">
+        <w:t>恐懼作是焦慮或擔憂的情緒，的確有其存在價值，尤其當這種情緒與神相關時。聖經說：「落在永生神的手裡，真是可怕的」（</w:t>
+      </w:r>
+      <w:hyperlink r:id="rId13">
         <w:r>
           <w:rPr>
             <w:lang w:val="zh_TW" w:bidi="zh_TW"/>
@@ -481,16 +270,16 @@
             <w:color w:val="0000EE"/>
             <w:u w:val="single"/>
           </w:rPr>
-          <w:t>出22:5–15</w:t>
+          <w:t>來10:31</w:t>
         </w:r>
       </w:hyperlink>
       <w:r>
         <w:rPr>
           <w:lang w:val="zh_TW" w:bidi="zh_TW"/>
         </w:rPr>
-        <w:t>；</w:t>
-      </w:r>
-      <w:hyperlink r:id="rId19">
+        <w:t>）。耶穌教導我們應當敬畏神，因為祂有能力懲罰罪，也能完全滅絕人（</w:t>
+      </w:r>
+      <w:hyperlink r:id="rId14">
         <w:r>
           <w:rPr>
             <w:lang w:val="zh_TW" w:bidi="zh_TW"/>
@@ -499,157 +288,7 @@
             <w:color w:val="0000EE"/>
             <w:u w:val="single"/>
           </w:rPr>
-          <w:t>利6:2–7</w:t>
-        </w:r>
-      </w:hyperlink>
-      <w:r>
-        <w:rPr>
-          <w:lang w:val="zh_TW" w:bidi="zh_TW"/>
-        </w:rPr>
-        <w:t>，</w:t>
-      </w:r>
-      <w:hyperlink r:id="rId20">
-        <w:r>
-          <w:rPr>
-            <w:lang w:val="zh_TW" w:bidi="zh_TW"/>
-          </w:rPr>
-          <w:rPr>
-            <w:color w:val="0000EE"/>
-            <w:u w:val="single"/>
-          </w:rPr>
-          <w:t>19:9–18</w:t>
-        </w:r>
-      </w:hyperlink>
-      <w:r>
-        <w:rPr>
-          <w:lang w:val="zh_TW" w:bidi="zh_TW"/>
-        </w:rPr>
-        <w:t>），尊重他（</w:t>
-      </w:r>
-      <w:hyperlink r:id="rId21">
-        <w:r>
-          <w:rPr>
-            <w:lang w:val="zh_TW" w:bidi="zh_TW"/>
-          </w:rPr>
-          <w:rPr>
-            <w:color w:val="0000EE"/>
-            <w:u w:val="single"/>
-          </w:rPr>
-          <w:t>出20:16</w:t>
-        </w:r>
-      </w:hyperlink>
-      <w:r>
-        <w:rPr>
-          <w:lang w:val="zh_TW" w:bidi="zh_TW"/>
-        </w:rPr>
-        <w:t>）以及他的財物（</w:t>
-      </w:r>
-      <w:hyperlink r:id="rId22">
-        <w:r>
-          <w:rPr>
-            <w:lang w:val="zh_TW" w:bidi="zh_TW"/>
-          </w:rPr>
-          <w:rPr>
-            <w:color w:val="0000EE"/>
-            <w:u w:val="single"/>
-          </w:rPr>
-          <w:t>出20:17</w:t>
-        </w:r>
-      </w:hyperlink>
-      <w:r>
-        <w:rPr>
-          <w:lang w:val="zh_TW" w:bidi="zh_TW"/>
-        </w:rPr>
-        <w:t>）。為了促進盟約社群中公正和憐憫的關係，以色列人應視鄰舍為「</w:t>
-      </w:r>
-      <w:r>
-        <w:rPr>
-          <w:lang w:val="zh_TW" w:bidi="zh_TW"/>
-        </w:rPr>
-        <w:t>弟兄</w:t>
-      </w:r>
-      <w:r>
-        <w:rPr>
-          <w:lang w:val="zh_TW" w:bidi="zh_TW"/>
-        </w:rPr>
-        <w:t>」（</w:t>
-      </w:r>
-      <w:hyperlink r:id="rId23">
-        <w:r>
-          <w:rPr>
-            <w:lang w:val="zh_TW" w:bidi="zh_TW"/>
-          </w:rPr>
-          <w:rPr>
-            <w:color w:val="0000EE"/>
-            <w:u w:val="single"/>
-          </w:rPr>
-          <w:t>利25:25</w:t>
-        </w:r>
-      </w:hyperlink>
-      <w:r>
-        <w:rPr>
-          <w:lang w:val="zh_TW" w:bidi="zh_TW"/>
-        </w:rPr>
-        <w:t>；</w:t>
-      </w:r>
-      <w:hyperlink r:id="rId24">
-        <w:r>
-          <w:rPr>
-            <w:lang w:val="zh_TW" w:bidi="zh_TW"/>
-          </w:rPr>
-          <w:rPr>
-            <w:color w:val="0000EE"/>
-            <w:u w:val="single"/>
-          </w:rPr>
-          <w:t>申22:1–4</w:t>
-        </w:r>
-      </w:hyperlink>
-      <w:r>
-        <w:rPr>
-          <w:lang w:val="zh_TW" w:bidi="zh_TW"/>
-        </w:rPr>
-        <w:t>）。</w:t>
-      </w:r>
-      <w:r>
-        <w:rPr>
-          <w:lang w:val="zh_TW" w:bidi="zh_TW"/>
-        </w:rPr>
-        <w:t>對鄰舍所做的，應以同樣的方式回報</w:t>
-      </w:r>
-      <w:r>
-        <w:rPr>
-          <w:lang w:val="zh_TW" w:bidi="zh_TW"/>
-        </w:rPr>
-        <w:t>（</w:t>
-      </w:r>
-      <w:hyperlink r:id="rId25">
-        <w:r>
-          <w:rPr>
-            <w:lang w:val="zh_TW" w:bidi="zh_TW"/>
-          </w:rPr>
-          <w:rPr>
-            <w:color w:val="0000EE"/>
-            <w:u w:val="single"/>
-          </w:rPr>
-          <w:t>利24:19–23</w:t>
-        </w:r>
-      </w:hyperlink>
-      <w:r>
-        <w:rPr>
-          <w:lang w:val="zh_TW" w:bidi="zh_TW"/>
-        </w:rPr>
-        <w:t>；</w:t>
-      </w:r>
-      <w:hyperlink r:id="rId26">
-        <w:r>
-          <w:rPr>
-            <w:lang w:val="zh_TW" w:bidi="zh_TW"/>
-          </w:rPr>
-          <w:rPr>
-            <w:color w:val="0000EE"/>
-            <w:u w:val="single"/>
-          </w:rPr>
-          <w:t>申19:11–19</w:t>
+          <w:t>路12:4–5</w:t>
         </w:r>
       </w:hyperlink>
       <w:r>
@@ -670,9 +309,9 @@
         <w:rPr>
           <w:lang w:val="zh_TW" w:bidi="zh_TW"/>
         </w:rPr>
-        <w:t>對待鄰舍的重要性在於，這與人跟神的關係息息相關，並且可能顯著影響人與神之間的關係（</w:t>
-      </w:r>
-      <w:hyperlink r:id="rId13">
+        <w:t>恐懼可以幫助人們理解他們的內心充滿缺陷，看見自己何等需要神的饒恕。這種恐懼的最早例子可見於</w:t>
+      </w:r>
+      <w:hyperlink r:id="rId15">
         <w:r>
           <w:rPr>
             <w:lang w:val="zh_TW" w:bidi="zh_TW"/>
@@ -681,16 +320,16 @@
             <w:color w:val="0000EE"/>
             <w:u w:val="single"/>
           </w:rPr>
-          <w:t>利6:1–7</w:t>
+          <w:t>創世記三章</w:t>
         </w:r>
       </w:hyperlink>
       <w:r>
         <w:rPr>
           <w:lang w:val="zh_TW" w:bidi="zh_TW"/>
         </w:rPr>
-        <w:t>，</w:t>
-      </w:r>
-      <w:hyperlink r:id="rId14">
+        <w:t>，經文記載當亞當和夏娃違背神以後，就躲藏起來。他們的恐懼是有原因的，因為他們知道自己所作的該受審判。恐懼自然隨著罪而來（</w:t>
+      </w:r>
+      <w:hyperlink r:id="rId16">
         <w:r>
           <w:rPr>
             <w:lang w:val="zh_TW" w:bidi="zh_TW"/>
@@ -699,16 +338,10 @@
             <w:color w:val="0000EE"/>
             <w:u w:val="single"/>
           </w:rPr>
-          <w:t>19</w:t>
+          <w:t>創3:10，</w:t>
         </w:r>
       </w:hyperlink>
-      <w:r>
-        <w:rPr>
-          <w:lang w:val="zh_TW" w:bidi="zh_TW"/>
-        </w:rPr>
-        <w:t>，</w:t>
-      </w:r>
-      <w:hyperlink r:id="rId27">
+      <w:hyperlink r:id="rId17">
         <w:r>
           <w:rPr>
             <w:lang w:val="zh_TW" w:bidi="zh_TW"/>
@@ -717,7 +350,7 @@
             <w:color w:val="0000EE"/>
             <w:u w:val="single"/>
           </w:rPr>
-          <w:t>25:17</w:t>
+          <w:t>4:13–14</w:t>
         </w:r>
       </w:hyperlink>
       <w:r>
@@ -726,7 +359,7 @@
         </w:rPr>
         <w:t>；</w:t>
       </w:r>
-      <w:hyperlink r:id="rId28">
+      <w:hyperlink r:id="rId18">
         <w:r>
           <w:rPr>
             <w:lang w:val="zh_TW" w:bidi="zh_TW"/>
@@ -735,73 +368,7 @@
             <w:color w:val="0000EE"/>
             <w:u w:val="single"/>
           </w:rPr>
-          <w:t>申24:10–13</w:t>
-        </w:r>
-      </w:hyperlink>
-      <w:r>
-        <w:rPr>
-          <w:lang w:val="zh_TW" w:bidi="zh_TW"/>
-        </w:rPr>
-        <w:t>；</w:t>
-      </w:r>
-      <w:hyperlink r:id="rId29">
-        <w:r>
-          <w:rPr>
-            <w:lang w:val="zh_TW" w:bidi="zh_TW"/>
-          </w:rPr>
-          <w:rPr>
-            <w:color w:val="0000EE"/>
-            <w:u w:val="single"/>
-          </w:rPr>
-          <w:t>詩12</w:t>
-        </w:r>
-      </w:hyperlink>
-      <w:r>
-        <w:rPr>
-          <w:lang w:val="zh_TW" w:bidi="zh_TW"/>
-        </w:rPr>
-        <w:t>）。神曾</w:t>
-      </w:r>
-      <w:r>
-        <w:rPr>
-          <w:lang w:val="zh_TW" w:bidi="zh_TW"/>
-        </w:rPr>
-        <w:t>以</w:t>
-      </w:r>
-      <w:r>
-        <w:rPr>
-          <w:lang w:val="zh_TW" w:bidi="zh_TW"/>
-        </w:rPr>
-        <w:t>憐憫對待以色列人，因此他們也應當以同樣的愛來對待鄰舍（</w:t>
-      </w:r>
-      <w:hyperlink r:id="rId30">
-        <w:r>
-          <w:rPr>
-            <w:lang w:val="zh_TW" w:bidi="zh_TW"/>
-          </w:rPr>
-          <w:rPr>
-            <w:color w:val="0000EE"/>
-            <w:u w:val="single"/>
-          </w:rPr>
-          <w:t>出22:21</w:t>
-        </w:r>
-      </w:hyperlink>
-      <w:r>
-        <w:rPr>
-          <w:lang w:val="zh_TW" w:bidi="zh_TW"/>
-        </w:rPr>
-        <w:t>；</w:t>
-      </w:r>
-      <w:hyperlink r:id="rId31">
-        <w:r>
-          <w:rPr>
-            <w:lang w:val="zh_TW" w:bidi="zh_TW"/>
-          </w:rPr>
-          <w:rPr>
-            <w:color w:val="0000EE"/>
-            <w:u w:val="single"/>
-          </w:rPr>
-          <w:t>利25:35–38</w:t>
+          <w:t>箴28:1</w:t>
         </w:r>
       </w:hyperlink>
       <w:r>
@@ -822,9 +389,21 @@
         <w:rPr>
           <w:lang w:val="zh_TW" w:bidi="zh_TW"/>
         </w:rPr>
-        <w:t>當這些責任被忽視時，隨之而來的是社會的崩潰或國家的動盪（</w:t>
-      </w:r>
-      <w:hyperlink r:id="rId32">
+        <w:t>聖經記載許多極度焦慮的人，例如該隱、掃羅、亞哈斯和彼拉多。</w:t>
+      </w:r>
+      <w:r>
+        <w:rPr>
+          <w:lang w:val="zh_TW" w:bidi="zh_TW"/>
+        </w:rPr>
+        <w:t>急難困苦的人</w:t>
+      </w:r>
+      <w:r>
+        <w:rPr>
+          <w:lang w:val="zh_TW" w:bidi="zh_TW"/>
+        </w:rPr>
+        <w:t>（</w:t>
+      </w:r>
+      <w:hyperlink r:id="rId19">
         <w:r>
           <w:rPr>
             <w:lang w:val="zh_TW" w:bidi="zh_TW"/>
@@ -833,16 +412,16 @@
             <w:color w:val="0000EE"/>
             <w:u w:val="single"/>
           </w:rPr>
-          <w:t>申28:15–68</w:t>
+          <w:t>伯15:24</w:t>
         </w:r>
       </w:hyperlink>
       <w:r>
         <w:rPr>
           <w:lang w:val="zh_TW" w:bidi="zh_TW"/>
         </w:rPr>
-        <w:t>；</w:t>
-      </w:r>
-      <w:hyperlink r:id="rId33">
+        <w:t>）、恐懼抓住惡人、驚嚇臨到假冒為善的人（</w:t>
+      </w:r>
+      <w:hyperlink r:id="rId20">
         <w:r>
           <w:rPr>
             <w:lang w:val="zh_TW" w:bidi="zh_TW"/>
@@ -851,16 +430,16 @@
             <w:color w:val="0000EE"/>
             <w:u w:val="single"/>
           </w:rPr>
-          <w:t>何4:1–3</w:t>
+          <w:t>賽33:14</w:t>
         </w:r>
       </w:hyperlink>
       <w:r>
         <w:rPr>
           <w:lang w:val="zh_TW" w:bidi="zh_TW"/>
         </w:rPr>
-        <w:t>；</w:t>
-      </w:r>
-      <w:hyperlink r:id="rId34">
+        <w:t>），也使作惡的人驚惶滅亡（</w:t>
+      </w:r>
+      <w:hyperlink r:id="rId21">
         <w:r>
           <w:rPr>
             <w:lang w:val="zh_TW" w:bidi="zh_TW"/>
@@ -869,16 +448,16 @@
             <w:color w:val="0000EE"/>
             <w:u w:val="single"/>
           </w:rPr>
-          <w:t>摩2:6–7</w:t>
+          <w:t>詩73:19</w:t>
         </w:r>
       </w:hyperlink>
       <w:r>
         <w:rPr>
           <w:lang w:val="zh_TW" w:bidi="zh_TW"/>
         </w:rPr>
-        <w:t>），這也顯示了鄰舍關係在盟約社群中的重要性。以色列人經常忽視對鄰舍的愛，特別是對有需要的鄰舍，而這正是導致他們受神懲罰而被擄的重要原因之一（</w:t>
-      </w:r>
-      <w:hyperlink r:id="rId35">
+        <w:t>）。他們的生命缺乏信心，因此充滿恐懼（</w:t>
+      </w:r>
+      <w:hyperlink r:id="rId22">
         <w:r>
           <w:rPr>
             <w:lang w:val="zh_TW" w:bidi="zh_TW"/>
@@ -887,16 +466,16 @@
             <w:color w:val="0000EE"/>
             <w:u w:val="single"/>
           </w:rPr>
-          <w:t>耶5:7–9</w:t>
+          <w:t>啟21:8</w:t>
         </w:r>
       </w:hyperlink>
       <w:r>
         <w:rPr>
           <w:lang w:val="zh_TW" w:bidi="zh_TW"/>
         </w:rPr>
-        <w:t>，</w:t>
-      </w:r>
-      <w:hyperlink r:id="rId36">
+        <w:t>）。當神攻擊法老的軍隊時，他們因恐懼而不能行動（</w:t>
+      </w:r>
+      <w:hyperlink r:id="rId23">
         <w:r>
           <w:rPr>
             <w:lang w:val="zh_TW" w:bidi="zh_TW"/>
@@ -905,16 +484,16 @@
             <w:color w:val="0000EE"/>
             <w:u w:val="single"/>
           </w:rPr>
-          <w:t>7:1–15</w:t>
+          <w:t>出15:16</w:t>
         </w:r>
       </w:hyperlink>
       <w:r>
         <w:rPr>
           <w:lang w:val="zh_TW" w:bidi="zh_TW"/>
         </w:rPr>
-        <w:t>，</w:t>
-      </w:r>
-      <w:hyperlink r:id="rId37">
+        <w:t>）。約伯的朋友比勒達描述，人們在神的審判下被迫跪倒在地（</w:t>
+      </w:r>
+      <w:hyperlink r:id="rId24">
         <w:r>
           <w:rPr>
             <w:lang w:val="zh_TW" w:bidi="zh_TW"/>
@@ -923,133 +502,14 @@
             <w:color w:val="0000EE"/>
             <w:u w:val="single"/>
           </w:rPr>
-          <w:t>9:2–9</w:t>
+          <w:t>伯18:11</w:t>
         </w:r>
       </w:hyperlink>
       <w:r>
         <w:rPr>
           <w:lang w:val="zh_TW" w:bidi="zh_TW"/>
         </w:rPr>
-        <w:t>；</w:t>
-      </w:r>
-      <w:hyperlink r:id="rId33">
-        <w:r>
-          <w:rPr>
-            <w:lang w:val="zh_TW" w:bidi="zh_TW"/>
-          </w:rPr>
-          <w:rPr>
-            <w:color w:val="0000EE"/>
-            <w:u w:val="single"/>
-          </w:rPr>
-          <w:t>何4:1–3</w:t>
-        </w:r>
-      </w:hyperlink>
-      <w:r>
-        <w:rPr>
-          <w:lang w:val="zh_TW" w:bidi="zh_TW"/>
-        </w:rPr>
-        <w:t>；</w:t>
-      </w:r>
-      <w:hyperlink r:id="rId34">
-        <w:r>
-          <w:rPr>
-            <w:lang w:val="zh_TW" w:bidi="zh_TW"/>
-          </w:rPr>
-          <w:rPr>
-            <w:color w:val="0000EE"/>
-            <w:u w:val="single"/>
-          </w:rPr>
-          <w:t>摩2:6–7</w:t>
-        </w:r>
-      </w:hyperlink>
-      <w:r>
-        <w:rPr>
-          <w:lang w:val="zh_TW" w:bidi="zh_TW"/>
-        </w:rPr>
-        <w:t>，</w:t>
-      </w:r>
-      <w:hyperlink r:id="rId38">
-        <w:r>
-          <w:rPr>
-            <w:lang w:val="zh_TW" w:bidi="zh_TW"/>
-          </w:rPr>
-          <w:rPr>
-            <w:color w:val="0000EE"/>
-            <w:u w:val="single"/>
-          </w:rPr>
-          <w:t>5:10–13</w:t>
-        </w:r>
-      </w:hyperlink>
-      <w:r>
-        <w:rPr>
-          <w:lang w:val="zh_TW" w:bidi="zh_TW"/>
-        </w:rPr>
-        <w:t>，</w:t>
-      </w:r>
-      <w:hyperlink r:id="rId39">
-        <w:r>
-          <w:rPr>
-            <w:lang w:val="zh_TW" w:bidi="zh_TW"/>
-          </w:rPr>
-          <w:rPr>
-            <w:color w:val="0000EE"/>
-            <w:u w:val="single"/>
-          </w:rPr>
-          <w:t>8:4–6</w:t>
-        </w:r>
-      </w:hyperlink>
-      <w:r>
-        <w:rPr>
-          <w:lang w:val="zh_TW" w:bidi="zh_TW"/>
-        </w:rPr>
-        <w:t>）。然而，以色列人也曾盼望，在彌賽亞的時代，這種真正的鄰舍之愛能夠實現（</w:t>
-      </w:r>
-      <w:hyperlink r:id="rId40">
-        <w:r>
-          <w:rPr>
-            <w:lang w:val="zh_TW" w:bidi="zh_TW"/>
-          </w:rPr>
-          <w:rPr>
-            <w:color w:val="0000EE"/>
-            <w:u w:val="single"/>
-          </w:rPr>
-          <w:t>耶31:34</w:t>
-        </w:r>
-      </w:hyperlink>
-      <w:r>
-        <w:rPr>
-          <w:lang w:val="zh_TW" w:bidi="zh_TW"/>
-        </w:rPr>
-        <w:t>；</w:t>
-      </w:r>
-      <w:hyperlink r:id="rId41">
-        <w:r>
-          <w:rPr>
-            <w:lang w:val="zh_TW" w:bidi="zh_TW"/>
-          </w:rPr>
-          <w:rPr>
-            <w:color w:val="0000EE"/>
-            <w:u w:val="single"/>
-          </w:rPr>
-          <w:t>亞3:10</w:t>
-        </w:r>
-      </w:hyperlink>
-      <w:r>
-        <w:rPr>
-          <w:lang w:val="zh_TW" w:bidi="zh_TW"/>
-        </w:rPr>
-        <w:t>），這也顯示出這種愛在舊約時代的盟約社群中常常被忽略。</w:t>
-      </w:r>
-    </w:p>
-    <w:p>
-      <w:pPr>
-        <w:pStyle w:val="Heading3"/>
-      </w:pPr>
-      <w:r>
-        <w:rPr>
-          <w:lang w:val="zh_TW" w:bidi="zh_TW"/>
-        </w:rPr>
-        <w:t>在晚期猶太教中</w:t>
+        <w:t>）。</w:t>
       </w:r>
     </w:p>
     <w:p>
@@ -1063,9 +523,27 @@
         <w:rPr>
           <w:lang w:val="zh_TW" w:bidi="zh_TW"/>
         </w:rPr>
-        <w:t>在被擄歸回後，以色列人認識到，神的祝福在某種程度上取決於人們是否彼此實踐公義和愛（</w:t>
-      </w:r>
-      <w:hyperlink r:id="rId42">
+        <w:t>恐懼有時會使人停步不前，或迫使他們做出與平日截然不同的行為。這尤其常見於沒有完全委身於神的人。</w:t>
+      </w:r>
+    </w:p>
+    <w:p>
+      <w:pPr>
+        <w:pStyle w:val="ListBullet"/>
+        <w:spacing w:line="240" w:lineRule="auto"/>
+        <w:ind w:left="720"/>
+      </w:pPr>
+      <w:r>
+        <w:rPr>
+          <w:lang w:val="zh_TW" w:bidi="zh_TW"/>
+        </w:rPr>
+      </w:r>
+      <w:r>
+        <w:rPr>
+          <w:lang w:val="zh_TW" w:bidi="zh_TW"/>
+        </w:rPr>
+        <w:t>掃羅因為害怕百姓的反應而不順服神（</w:t>
+      </w:r>
+      <w:hyperlink r:id="rId25">
         <w:r>
           <w:rPr>
             <w:lang w:val="zh_TW" w:bidi="zh_TW"/>
@@ -1074,64 +552,34 @@
             <w:color w:val="0000EE"/>
             <w:u w:val="single"/>
           </w:rPr>
-          <w:t>亞8:14–17</w:t>
+          <w:t>撒上15:24</w:t>
         </w:r>
       </w:hyperlink>
       <w:r>
         <w:rPr>
           <w:lang w:val="zh_TW" w:bidi="zh_TW"/>
         </w:rPr>
-        <w:t>）。然而，對於「鄰舍」的定義仍然存在爭議。有以下幾個因素表明，在這個時期，「鄰舍」僅限於以色列人和改信猶太教的人（改信猶太教的外邦人）。從拉比文獻中可以看出，撒馬利亞人及居住在以色列地的外邦人，通常不被視為「鄰舍」，因此也不值得被愛。在昆蘭的猶太愛色尼派（Jewish Essene community at Qumran）社</w:t>
-      </w:r>
-      <w:r>
-        <w:rPr>
-          <w:lang w:val="zh_TW" w:bidi="zh_TW"/>
-        </w:rPr>
-        <w:t>群</w:t>
-      </w:r>
-      <w:r>
-        <w:rPr>
-          <w:lang w:val="zh_TW" w:bidi="zh_TW"/>
-        </w:rPr>
-        <w:t>內，</w:t>
-      </w:r>
-      <w:r>
-        <w:rPr>
-          <w:lang w:val="zh_TW" w:bidi="zh_TW"/>
-        </w:rPr>
-        <w:t>被尊重和公平對待的「鄰舍」僅限於社群成員</w:t>
-      </w:r>
-      <w:r>
-        <w:rPr>
-          <w:lang w:val="zh_TW" w:bidi="zh_TW"/>
-        </w:rPr>
-        <w:t>。最後，當耶穌</w:t>
-      </w:r>
-      <w:r>
-        <w:rPr>
-          <w:lang w:val="zh_TW" w:bidi="zh_TW"/>
-        </w:rPr>
-        <w:t>提到，</w:t>
-      </w:r>
-      <w:r>
-        <w:rPr>
-          <w:lang w:val="zh_TW" w:bidi="zh_TW"/>
-        </w:rPr>
-        <w:t>「</w:t>
-      </w:r>
-      <w:r>
-        <w:rPr>
-          <w:lang w:val="zh_TW" w:bidi="zh_TW"/>
-        </w:rPr>
-        <w:t>你們聽見有話說：『當愛你的鄰舍，恨你的仇敵。』</w:t>
-      </w:r>
-      <w:r>
-        <w:rPr>
-          <w:lang w:val="zh_TW" w:bidi="zh_TW"/>
-        </w:rPr>
-        <w:t>」（</w:t>
-      </w:r>
-      <w:hyperlink r:id="rId43">
+        <w:t>）</w:t>
+      </w:r>
+    </w:p>
+    <w:p>
+      <w:pPr>
+        <w:pStyle w:val="ListBullet"/>
+        <w:spacing w:line="240" w:lineRule="auto"/>
+        <w:ind w:left="720"/>
+      </w:pPr>
+      <w:r>
+        <w:rPr>
+          <w:lang w:val="zh_TW" w:bidi="zh_TW"/>
+        </w:rPr>
+      </w:r>
+      <w:r>
+        <w:rPr>
+          <w:lang w:val="zh_TW" w:bidi="zh_TW"/>
+        </w:rPr>
+        <w:t>瞎子得到耶穌醫治，其父母卻因為害怕猶太人的官長，所以不敢為耶穌作見證（</w:t>
+      </w:r>
+      <w:hyperlink r:id="rId26">
         <w:r>
           <w:rPr>
             <w:lang w:val="zh_TW" w:bidi="zh_TW"/>
@@ -1140,16 +588,34 @@
             <w:color w:val="0000EE"/>
             <w:u w:val="single"/>
           </w:rPr>
-          <w:t>太5:43</w:t>
+          <w:t>約9:22</w:t>
         </w:r>
       </w:hyperlink>
       <w:r>
         <w:rPr>
           <w:lang w:val="zh_TW" w:bidi="zh_TW"/>
         </w:rPr>
-        <w:t>）時，衪只是引用了部份舊約（</w:t>
-      </w:r>
-      <w:hyperlink r:id="rId16">
+        <w:t>）</w:t>
+      </w:r>
+    </w:p>
+    <w:p>
+      <w:pPr>
+        <w:pStyle w:val="ListBullet"/>
+        <w:spacing w:line="240" w:lineRule="auto"/>
+        <w:ind w:left="720"/>
+      </w:pPr>
+      <w:r>
+        <w:rPr>
+          <w:lang w:val="zh_TW" w:bidi="zh_TW"/>
+        </w:rPr>
+      </w:r>
+      <w:r>
+        <w:rPr>
+          <w:lang w:val="zh_TW" w:bidi="zh_TW"/>
+        </w:rPr>
+        <w:t>在「才幹」的比喻裡，有人因為恐懼而沒有盡本分（</w:t>
+      </w:r>
+      <w:hyperlink r:id="rId27">
         <w:r>
           <w:rPr>
             <w:lang w:val="zh_TW" w:bidi="zh_TW"/>
@@ -1158,37 +624,14 @@
             <w:color w:val="0000EE"/>
             <w:u w:val="single"/>
           </w:rPr>
-          <w:t>利19:18</w:t>
+          <w:t>太25:25</w:t>
         </w:r>
       </w:hyperlink>
       <w:r>
         <w:rPr>
           <w:lang w:val="zh_TW" w:bidi="zh_TW"/>
         </w:rPr>
-        <w:t>——「</w:t>
-      </w:r>
-      <w:r>
-        <w:rPr>
-          <w:lang w:val="zh_TW" w:bidi="zh_TW"/>
-        </w:rPr>
-        <w:t>要愛人如己</w:t>
-      </w:r>
-      <w:r>
-        <w:rPr>
-          <w:lang w:val="zh_TW" w:bidi="zh_TW"/>
-        </w:rPr>
-        <w:t>」）。而最後的片語「恨你的仇敵」則反映了當時猶太人的普遍觀念，即神只要求他們愛自己的同胞，而不必愛那些被視為「敵人」的外族人。</w:t>
-      </w:r>
-    </w:p>
-    <w:p>
-      <w:pPr>
-        <w:pStyle w:val="Heading3"/>
-      </w:pPr>
-      <w:r>
-        <w:rPr>
-          <w:lang w:val="zh_TW" w:bidi="zh_TW"/>
-        </w:rPr>
-        <w:t>在新約中</w:t>
+        <w:t>）</w:t>
       </w:r>
     </w:p>
     <w:p>
@@ -1202,33 +645,9 @@
         <w:rPr>
           <w:lang w:val="zh_TW" w:bidi="zh_TW"/>
         </w:rPr>
-        <w:t>耶穌對「鄰舍」的理解與當時猶太人的觀念大相逕庭，祂消除了對鄰舍之愛的限制。</w:t>
-      </w:r>
-      <w:r>
-        <w:rPr>
-          <w:lang w:val="zh_TW" w:bidi="zh_TW"/>
-        </w:rPr>
-        <w:t>與那些將愛狹義套用在同胞身上的人不同</w:t>
-      </w:r>
-      <w:r>
-        <w:rPr>
-          <w:lang w:val="zh_TW" w:bidi="zh_TW"/>
-        </w:rPr>
-        <w:t>，耶穌主張將對愛鄰舍的義務擴展到</w:t>
-      </w:r>
-      <w:r>
-        <w:rPr>
-          <w:lang w:val="zh_TW" w:bidi="zh_TW"/>
-        </w:rPr>
-        <w:t>仇敵</w:t>
-      </w:r>
-      <w:r>
-        <w:rPr>
-          <w:lang w:val="zh_TW" w:bidi="zh_TW"/>
-        </w:rPr>
-        <w:t>身上（</w:t>
-      </w:r>
-      <w:hyperlink r:id="rId44">
+        <w:t>耶穌基督藉著祂的死、復活，以及在天上為信徒不斷工作，使人從恐懼中得釋放。使徒保羅告訴羅馬的信徒（</w:t>
+      </w:r>
+      <w:hyperlink r:id="rId28">
         <w:r>
           <w:rPr>
             <w:lang w:val="zh_TW" w:bidi="zh_TW"/>
@@ -1237,14 +656,50 @@
             <w:color w:val="0000EE"/>
             <w:u w:val="single"/>
           </w:rPr>
-          <w:t>太5:43–48</w:t>
+          <w:t>羅8:15</w:t>
         </w:r>
       </w:hyperlink>
       <w:r>
         <w:rPr>
           <w:lang w:val="zh_TW" w:bidi="zh_TW"/>
         </w:rPr>
-        <w:t>），如此一來，祂完全消除了鄰舍與仇敵之間的區別。</w:t>
+        <w:t>），當他們成為基督徒時，所領受的不是奴僕的心，使人仍舊害怕，乃是兒子的心。這表示他們可以叫神為「阿爸」（猶太孩子用來稱呼父親的亞蘭文詞語）。這是耶穌用來稱呼父神的同一個詞語，基督徒既屬於神的家，也能在向神說話時使用這個詞語（</w:t>
+      </w:r>
+      <w:hyperlink r:id="rId29">
+        <w:r>
+          <w:rPr>
+            <w:lang w:val="zh_TW" w:bidi="zh_TW"/>
+          </w:rPr>
+          <w:rPr>
+            <w:color w:val="0000EE"/>
+            <w:u w:val="single"/>
+          </w:rPr>
+          <w:t>加4:6</w:t>
+        </w:r>
+      </w:hyperlink>
+      <w:r>
+        <w:rPr>
+          <w:lang w:val="zh_TW" w:bidi="zh_TW"/>
+        </w:rPr>
+        <w:t>）。人領受神的愛，就能夠靠著這愛的大能驅散恐懼（</w:t>
+      </w:r>
+      <w:hyperlink r:id="rId30">
+        <w:r>
+          <w:rPr>
+            <w:lang w:val="zh_TW" w:bidi="zh_TW"/>
+          </w:rPr>
+          <w:rPr>
+            <w:color w:val="0000EE"/>
+            <w:u w:val="single"/>
+          </w:rPr>
+          <w:t>約一4:18</w:t>
+        </w:r>
+      </w:hyperlink>
+      <w:r>
+        <w:rPr>
+          <w:lang w:val="zh_TW" w:bidi="zh_TW"/>
+        </w:rPr>
+        <w:t>）。</w:t>
       </w:r>
     </w:p>
     <w:p>
@@ -1258,21 +713,9 @@
         <w:rPr>
           <w:lang w:val="zh_TW" w:bidi="zh_TW"/>
         </w:rPr>
-        <w:t>在另一個場合中，</w:t>
-      </w:r>
-      <w:r>
-        <w:rPr>
-          <w:lang w:val="zh_TW" w:bidi="zh_TW"/>
-        </w:rPr>
-        <w:t>一個</w:t>
-      </w:r>
-      <w:r>
-        <w:rPr>
-          <w:lang w:val="zh_TW" w:bidi="zh_TW"/>
-        </w:rPr>
-        <w:t>文士問耶穌什麼是神賜下的最大誡命（</w:t>
-      </w:r>
-      <w:hyperlink r:id="rId45">
+        <w:t>不必要的恐懼會損害神子民所作的工。神警告耶利米不要怕那些攻擊他的人（</w:t>
+      </w:r>
+      <w:hyperlink r:id="rId31">
         <w:r>
           <w:rPr>
             <w:lang w:val="zh_TW" w:bidi="zh_TW"/>
@@ -1281,28 +724,16 @@
             <w:color w:val="0000EE"/>
             <w:u w:val="single"/>
           </w:rPr>
-          <w:t>可12:28–31）</w:t>
+          <w:t>耶1:8</w:t>
         </w:r>
       </w:hyperlink>
       <w:r>
         <w:rPr>
           <w:lang w:val="zh_TW" w:bidi="zh_TW"/>
         </w:rPr>
-        <w:t>。</w:t>
-      </w:r>
-      <w:r>
-        <w:rPr>
-          <w:lang w:val="zh_TW" w:bidi="zh_TW"/>
-        </w:rPr>
-        <w:t>耶穌回應時</w:t>
-      </w:r>
-      <w:r>
-        <w:rPr>
-          <w:lang w:val="zh_TW" w:bidi="zh_TW"/>
-        </w:rPr>
-        <w:t>引用了</w:t>
-      </w:r>
-      <w:hyperlink r:id="rId46">
+        <w:t>），因為如果他向恐懼屈服，神就會使災禍臨到他（</w:t>
+      </w:r>
+      <w:hyperlink r:id="rId32">
         <w:r>
           <w:rPr>
             <w:lang w:val="zh_TW" w:bidi="zh_TW"/>
@@ -1311,28 +742,16 @@
             <w:color w:val="0000EE"/>
             <w:u w:val="single"/>
           </w:rPr>
-          <w:t>申命記六章5節</w:t>
+          <w:t>耶1:17</w:t>
         </w:r>
       </w:hyperlink>
       <w:r>
         <w:rPr>
           <w:lang w:val="zh_TW" w:bidi="zh_TW"/>
         </w:rPr>
-        <w:t>，關於神的本質以及人</w:t>
-      </w:r>
-      <w:r>
-        <w:rPr>
-          <w:lang w:val="zh_TW" w:bidi="zh_TW"/>
-        </w:rPr>
-        <w:t>應</w:t>
-      </w:r>
-      <w:r>
-        <w:rPr>
-          <w:lang w:val="zh_TW" w:bidi="zh_TW"/>
-        </w:rPr>
-        <w:t>盡心、盡性和盡力愛神的義務。而值得注意的是，耶穌並沒有止步於此，而是將此與第二條誡命，即「愛人如己」（</w:t>
-      </w:r>
-      <w:hyperlink r:id="rId16">
+        <w:t>）。神勸勉以西結——與耶利米同時代的人，以及其他人，要他們剛強（</w:t>
+      </w:r>
+      <w:hyperlink r:id="rId33">
         <w:r>
           <w:rPr>
             <w:lang w:val="zh_TW" w:bidi="zh_TW"/>
@@ -1341,16 +760,16 @@
             <w:color w:val="0000EE"/>
             <w:u w:val="single"/>
           </w:rPr>
-          <w:t>利19:18）</w:t>
+          <w:t>書1:7–9</w:t>
         </w:r>
       </w:hyperlink>
       <w:r>
         <w:rPr>
           <w:lang w:val="zh_TW" w:bidi="zh_TW"/>
         </w:rPr>
-        <w:t>，連結起來。一些學者認為，這種將愛神和愛鄰舍緊密聯繫在一起的教導起源於耶穌。如果耶穌是第一個將這兩個誡命聯繫在一起的人（見</w:t>
-      </w:r>
-      <w:hyperlink r:id="rId47">
+        <w:t>；</w:t>
+      </w:r>
+      <w:hyperlink r:id="rId34">
         <w:r>
           <w:rPr>
             <w:lang w:val="zh_TW" w:bidi="zh_TW"/>
@@ -1359,16 +778,16 @@
             <w:color w:val="0000EE"/>
             <w:u w:val="single"/>
           </w:rPr>
-          <w:t>太22:37</w:t>
+          <w:t>結2:6</w:t>
         </w:r>
       </w:hyperlink>
       <w:r>
         <w:rPr>
           <w:lang w:val="zh_TW" w:bidi="zh_TW"/>
         </w:rPr>
-        <w:t>；</w:t>
-      </w:r>
-      <w:hyperlink r:id="rId48">
+        <w:t>）。即使敬虔的人也會受到恐懼的試探，有時甚至感到難以承受（</w:t>
+      </w:r>
+      <w:hyperlink r:id="rId35">
         <w:r>
           <w:rPr>
             <w:lang w:val="zh_TW" w:bidi="zh_TW"/>
@@ -1377,14 +796,128 @@
             <w:color w:val="0000EE"/>
             <w:u w:val="single"/>
           </w:rPr>
-          <w:t>可12:29–31</w:t>
+          <w:t>詩55:5</w:t>
         </w:r>
       </w:hyperlink>
       <w:r>
         <w:rPr>
           <w:lang w:val="zh_TW" w:bidi="zh_TW"/>
         </w:rPr>
-        <w:t>），這便揭示了我們的主對這兩項義務關係的理解；真正的愛鄰舍源於對神的愛，反之亦然，對神的愛與在愛中滿足鄰舍的需求是不可分割的。</w:t>
+        <w:t>）。正因如此，神常常吩咐祂的子民不要向恐懼屈服（</w:t>
+      </w:r>
+      <w:hyperlink r:id="rId36">
+        <w:r>
+          <w:rPr>
+            <w:lang w:val="zh_TW" w:bidi="zh_TW"/>
+          </w:rPr>
+          <w:rPr>
+            <w:color w:val="0000EE"/>
+            <w:u w:val="single"/>
+          </w:rPr>
+          <w:t>賽8:12</w:t>
+        </w:r>
+      </w:hyperlink>
+      <w:r>
+        <w:rPr>
+          <w:lang w:val="zh_TW" w:bidi="zh_TW"/>
+        </w:rPr>
+        <w:t>；</w:t>
+      </w:r>
+      <w:hyperlink r:id="rId37">
+        <w:r>
+          <w:rPr>
+            <w:lang w:val="zh_TW" w:bidi="zh_TW"/>
+          </w:rPr>
+          <w:rPr>
+            <w:color w:val="0000EE"/>
+            <w:u w:val="single"/>
+          </w:rPr>
+          <w:t>約14:1、27</w:t>
+        </w:r>
+      </w:hyperlink>
+      <w:r>
+        <w:rPr>
+          <w:lang w:val="zh_TW" w:bidi="zh_TW"/>
+        </w:rPr>
+        <w:t>）。相反，祂鼓勵他們把憂慮交託救贖主的手裡，因為祂深切關心祂的子民（</w:t>
+      </w:r>
+      <w:hyperlink r:id="rId38">
+        <w:r>
+          <w:rPr>
+            <w:lang w:val="zh_TW" w:bidi="zh_TW"/>
+          </w:rPr>
+          <w:rPr>
+            <w:color w:val="0000EE"/>
+            <w:u w:val="single"/>
+          </w:rPr>
+          <w:t>彼前5:7</w:t>
+        </w:r>
+      </w:hyperlink>
+      <w:r>
+        <w:rPr>
+          <w:lang w:val="zh_TW" w:bidi="zh_TW"/>
+        </w:rPr>
+        <w:t>）。信心是戰勝恐懼的關鍵，正如以賽亞所說：「堅心倚賴你的，你必保守他十分平安，因為他倚靠你。」（</w:t>
+      </w:r>
+      <w:hyperlink r:id="rId39">
+        <w:r>
+          <w:rPr>
+            <w:lang w:val="zh_TW" w:bidi="zh_TW"/>
+          </w:rPr>
+          <w:rPr>
+            <w:color w:val="0000EE"/>
+            <w:u w:val="single"/>
+          </w:rPr>
+          <w:t>賽26:3</w:t>
+        </w:r>
+      </w:hyperlink>
+      <w:r>
+        <w:rPr>
+          <w:lang w:val="zh_TW" w:bidi="zh_TW"/>
+        </w:rPr>
+        <w:t>）詩篇的作者也強調信心對戰勝恐懼的作用（</w:t>
+      </w:r>
+      <w:hyperlink r:id="rId40">
+        <w:r>
+          <w:rPr>
+            <w:lang w:val="zh_TW" w:bidi="zh_TW"/>
+          </w:rPr>
+          <w:rPr>
+            <w:color w:val="0000EE"/>
+            <w:u w:val="single"/>
+          </w:rPr>
+          <w:t>詩37:1，</w:t>
+        </w:r>
+      </w:hyperlink>
+      <w:hyperlink r:id="rId41">
+        <w:r>
+          <w:rPr>
+            <w:lang w:val="zh_TW" w:bidi="zh_TW"/>
+          </w:rPr>
+          <w:rPr>
+            <w:color w:val="0000EE"/>
+            <w:u w:val="single"/>
+          </w:rPr>
+          <w:t>46:2，</w:t>
+        </w:r>
+      </w:hyperlink>
+      <w:hyperlink r:id="rId42">
+        <w:r>
+          <w:rPr>
+            <w:lang w:val="zh_TW" w:bidi="zh_TW"/>
+          </w:rPr>
+          <w:rPr>
+            <w:color w:val="0000EE"/>
+            <w:u w:val="single"/>
+          </w:rPr>
+          <w:t>112:7</w:t>
+        </w:r>
+      </w:hyperlink>
+      <w:r>
+        <w:rPr>
+          <w:lang w:val="zh_TW" w:bidi="zh_TW"/>
+        </w:rPr>
+        <w:t>）。</w:t>
       </w:r>
     </w:p>
     <w:p>
@@ -1398,9 +931,9 @@
         <w:rPr>
           <w:lang w:val="zh_TW" w:bidi="zh_TW"/>
         </w:rPr>
-        <w:t>在耶穌的時代，辯論的焦點不是如何正確地對待鄰舍，而是誰才是真正的鄰舍。一位律法師問了耶穌這個問題（</w:t>
-      </w:r>
-      <w:hyperlink r:id="rId49">
+        <w:t>真正的信心包含對神深深的敬畏，聖經稱之為「敬畏神」。認識神的大能是建立堅固信心的關鍵（</w:t>
+      </w:r>
+      <w:hyperlink r:id="rId43">
         <w:r>
           <w:rPr>
             <w:lang w:val="zh_TW" w:bidi="zh_TW"/>
@@ -1409,52 +942,10 @@
             <w:color w:val="0000EE"/>
             <w:u w:val="single"/>
           </w:rPr>
-          <w:t>路10:29</w:t>
+          <w:t>詩5:7，</w:t>
         </w:r>
       </w:hyperlink>
-      <w:r>
-        <w:rPr>
-          <w:lang w:val="zh_TW" w:bidi="zh_TW"/>
-        </w:rPr>
-        <w:t>）。耶穌讚揚這位律法師，因為他清楚理解</w:t>
-      </w:r>
-      <w:r>
-        <w:rPr>
-          <w:lang w:val="zh_TW" w:bidi="zh_TW"/>
-        </w:rPr>
-        <w:t>得到永生</w:t>
-      </w:r>
-      <w:r>
-        <w:rPr>
-          <w:lang w:val="zh_TW" w:bidi="zh_TW"/>
-        </w:rPr>
-        <w:t>所需的條件，即</w:t>
-      </w:r>
-      <w:r>
-        <w:rPr>
-          <w:lang w:val="zh_TW" w:bidi="zh_TW"/>
-        </w:rPr>
-        <w:t>愛神和愛鄰舍</w:t>
-      </w:r>
-      <w:r>
-        <w:rPr>
-          <w:lang w:val="zh_TW" w:bidi="zh_TW"/>
-        </w:rPr>
-        <w:t>。路加卻暗示，這位律法師提出的進一步限制性問題是為了「顯明自己有理」，也就是</w:t>
-      </w:r>
-      <w:r>
-        <w:rPr>
-          <w:lang w:val="zh_TW" w:bidi="zh_TW"/>
-        </w:rPr>
-        <w:t>為自己同胞有限的愛的行為辯護</w:t>
-      </w:r>
-      <w:r>
-        <w:rPr>
-          <w:lang w:val="zh_TW" w:bidi="zh_TW"/>
-        </w:rPr>
-        <w:t>。耶穌選擇不直接回答，而是用一個比喻來回應，就是我們耳熟能詳好撒馬利亞人的比喻（</w:t>
-      </w:r>
-      <w:hyperlink r:id="rId50">
+      <w:hyperlink r:id="rId44">
         <w:r>
           <w:rPr>
             <w:lang w:val="zh_TW" w:bidi="zh_TW"/>
@@ -1463,14 +954,122 @@
             <w:color w:val="0000EE"/>
             <w:u w:val="single"/>
           </w:rPr>
-          <w:t>30–35</w:t>
+          <w:t>89:7</w:t>
         </w:r>
       </w:hyperlink>
       <w:r>
         <w:rPr>
           <w:lang w:val="zh_TW" w:bidi="zh_TW"/>
         </w:rPr>
-        <w:t>節）。</w:t>
+        <w:t>）。基督徒不再需要懼怕：</w:t>
+      </w:r>
+    </w:p>
+    <w:p>
+      <w:pPr>
+        <w:pStyle w:val="ListBullet"/>
+        <w:spacing w:line="240" w:lineRule="auto"/>
+        <w:ind w:left="720"/>
+      </w:pPr>
+      <w:r>
+        <w:rPr>
+          <w:lang w:val="zh_TW" w:bidi="zh_TW"/>
+        </w:rPr>
+      </w:r>
+      <w:r>
+        <w:rPr>
+          <w:lang w:val="zh_TW" w:bidi="zh_TW"/>
+        </w:rPr>
+        <w:t>人（</w:t>
+      </w:r>
+      <w:hyperlink r:id="rId45">
+        <w:r>
+          <w:rPr>
+            <w:lang w:val="zh_TW" w:bidi="zh_TW"/>
+          </w:rPr>
+          <w:rPr>
+            <w:color w:val="0000EE"/>
+            <w:u w:val="single"/>
+          </w:rPr>
+          <w:t>來13:6</w:t>
+        </w:r>
+      </w:hyperlink>
+      <w:r>
+        <w:rPr>
+          <w:lang w:val="zh_TW" w:bidi="zh_TW"/>
+        </w:rPr>
+        <w:t>）</w:t>
+      </w:r>
+    </w:p>
+    <w:p>
+      <w:pPr>
+        <w:pStyle w:val="ListBullet"/>
+        <w:spacing w:line="240" w:lineRule="auto"/>
+        <w:ind w:left="720"/>
+      </w:pPr>
+      <w:r>
+        <w:rPr>
+          <w:lang w:val="zh_TW" w:bidi="zh_TW"/>
+        </w:rPr>
+      </w:r>
+      <w:r>
+        <w:rPr>
+          <w:lang w:val="zh_TW" w:bidi="zh_TW"/>
+        </w:rPr>
+        <w:t>死亡（</w:t>
+      </w:r>
+      <w:hyperlink r:id="rId46">
+        <w:r>
+          <w:rPr>
+            <w:lang w:val="zh_TW" w:bidi="zh_TW"/>
+          </w:rPr>
+          <w:rPr>
+            <w:color w:val="0000EE"/>
+            <w:u w:val="single"/>
+          </w:rPr>
+          <w:t>2:15</w:t>
+        </w:r>
+      </w:hyperlink>
+      <w:r>
+        <w:rPr>
+          <w:lang w:val="zh_TW" w:bidi="zh_TW"/>
+        </w:rPr>
+        <w:t>）</w:t>
+      </w:r>
+    </w:p>
+    <w:p>
+      <w:pPr>
+        <w:pStyle w:val="ListBullet"/>
+        <w:spacing w:line="240" w:lineRule="auto"/>
+        <w:ind w:left="720"/>
+      </w:pPr>
+      <w:r>
+        <w:rPr>
+          <w:lang w:val="zh_TW" w:bidi="zh_TW"/>
+        </w:rPr>
+      </w:r>
+      <w:r>
+        <w:rPr>
+          <w:lang w:val="zh_TW" w:bidi="zh_TW"/>
+        </w:rPr>
+        <w:t>人生中的各樣境遇（</w:t>
+      </w:r>
+      <w:hyperlink r:id="rId47">
+        <w:r>
+          <w:rPr>
+            <w:lang w:val="zh_TW" w:bidi="zh_TW"/>
+          </w:rPr>
+          <w:rPr>
+            <w:color w:val="0000EE"/>
+            <w:u w:val="single"/>
+          </w:rPr>
+          <w:t>提後1:6–7</w:t>
+        </w:r>
+      </w:hyperlink>
+      <w:r>
+        <w:rPr>
+          <w:lang w:val="zh_TW" w:bidi="zh_TW"/>
+        </w:rPr>
+        <w:t>）</w:t>
       </w:r>
     </w:p>
     <w:p>
@@ -1484,67 +1083,61 @@
         <w:rPr>
           <w:lang w:val="zh_TW" w:bidi="zh_TW"/>
         </w:rPr>
-        <w:t>為了讓這位律法師看到他的問題是何等短視</w:t>
-      </w:r>
-      <w:r>
-        <w:rPr>
-          <w:lang w:val="zh_TW" w:bidi="zh_TW"/>
-        </w:rPr>
-        <w:t>和</w:t>
-      </w:r>
-      <w:r>
-        <w:rPr>
-          <w:lang w:val="zh_TW" w:bidi="zh_TW"/>
-        </w:rPr>
-        <w:t>可悲，耶穌講述了一個日常的故事：一個人行走在從耶路撒冷到耶利哥的道路上，因這條路常有強盜出沒，十分危險。這名旅行者被搶劫、剝光</w:t>
-      </w:r>
-      <w:r>
-        <w:rPr>
-          <w:lang w:val="zh_TW" w:bidi="zh_TW"/>
-        </w:rPr>
-        <w:t>衣服</w:t>
-      </w:r>
-      <w:r>
-        <w:rPr>
-          <w:lang w:val="zh_TW" w:bidi="zh_TW"/>
-        </w:rPr>
-        <w:t>、毆打，</w:t>
-      </w:r>
-      <w:r>
-        <w:rPr>
-          <w:lang w:val="zh_TW" w:bidi="zh_TW"/>
-        </w:rPr>
-        <w:t>並在半死狀態被丟下</w:t>
-      </w:r>
-      <w:r>
-        <w:rPr>
-          <w:lang w:val="zh_TW" w:bidi="zh_TW"/>
-        </w:rPr>
-        <w:t>。</w:t>
-      </w:r>
-      <w:r>
-        <w:rPr>
-          <w:lang w:val="zh_TW" w:bidi="zh_TW"/>
-        </w:rPr>
-        <w:t>到這裡</w:t>
-      </w:r>
-      <w:r>
-        <w:rPr>
-          <w:lang w:val="zh_TW" w:bidi="zh_TW"/>
-        </w:rPr>
-        <w:t>，律法師可能以為耶穌是在舉例說明誰是「鄰舍」，就是一位需要幫助的猶太同胞。然而，耶穌接著介紹了兩個人物，一位祭司和一</w:t>
-      </w:r>
-      <w:r>
-        <w:rPr>
-          <w:lang w:val="zh_TW" w:bidi="zh_TW"/>
-        </w:rPr>
-        <w:t>個</w:t>
-      </w:r>
-      <w:r>
-        <w:rPr>
-          <w:lang w:val="zh_TW" w:bidi="zh_TW"/>
-        </w:rPr>
-        <w:t>利未人，他們在學術討論誰是神要他們去愛的鄰舍。律法師無疑會預期這些律法師以正確的方式對待受害者。相反，當祭司和利未人看到需要幫助的人時，他們卻選擇從另一邊走過。由於這些律法師無法確定受害者是死了還是奄奄一息，又不想冒不潔的風險，他們便繞過，從而違反了律法師剛剛指出最大的誡命（</w:t>
+        <w:t>然而，信徒始終要尊崇神。這樣的敬畏會帶來智慧（</w:t>
+      </w:r>
+      <w:hyperlink r:id="rId48">
+        <w:r>
+          <w:rPr>
+            <w:lang w:val="zh_TW" w:bidi="zh_TW"/>
+          </w:rPr>
+          <w:rPr>
+            <w:color w:val="0000EE"/>
+            <w:u w:val="single"/>
+          </w:rPr>
+          <w:t>詩111:10</w:t>
+        </w:r>
+      </w:hyperlink>
+      <w:r>
+        <w:rPr>
+          <w:lang w:val="zh_TW" w:bidi="zh_TW"/>
+        </w:rPr>
+        <w:t>）和引導（</w:t>
+      </w:r>
+      <w:hyperlink r:id="rId49">
+        <w:r>
+          <w:rPr>
+            <w:lang w:val="zh_TW" w:bidi="zh_TW"/>
+          </w:rPr>
+          <w:rPr>
+            <w:color w:val="0000EE"/>
+            <w:u w:val="single"/>
+          </w:rPr>
+          <w:t>弗5:21</w:t>
+        </w:r>
+      </w:hyperlink>
+      <w:r>
+        <w:rPr>
+          <w:lang w:val="zh_TW" w:bidi="zh_TW"/>
+        </w:rPr>
+        <w:t>；</w:t>
+      </w:r>
+      <w:hyperlink r:id="rId50">
+        <w:r>
+          <w:rPr>
+            <w:lang w:val="zh_TW" w:bidi="zh_TW"/>
+          </w:rPr>
+          <w:rPr>
+            <w:color w:val="0000EE"/>
+            <w:u w:val="single"/>
+          </w:rPr>
+          <w:t>腓2:12</w:t>
+        </w:r>
+      </w:hyperlink>
+      <w:r>
+        <w:rPr>
+          <w:lang w:val="zh_TW" w:bidi="zh_TW"/>
+        </w:rPr>
+        <w:t>）。透過研讀聖經而生出的愛神之心，也會帶來這種敬畏（</w:t>
       </w:r>
       <w:hyperlink r:id="rId51">
         <w:r>
@@ -1555,7 +1148,7 @@
             <w:color w:val="0000EE"/>
             <w:u w:val="single"/>
           </w:rPr>
-          <w:t>10:25–28</w:t>
+          <w:t>箴2:3–5</w:t>
         </w:r>
       </w:hyperlink>
       <w:r>
@@ -1576,85 +1169,7 @@
         <w:rPr>
           <w:lang w:val="zh_TW" w:bidi="zh_TW"/>
         </w:rPr>
-        <w:t>這時，</w:t>
-      </w:r>
-      <w:r>
-        <w:rPr>
-          <w:lang w:val="zh_TW" w:bidi="zh_TW"/>
-        </w:rPr>
-        <w:t>一位撒馬利亞人</w:t>
-      </w:r>
-      <w:r>
-        <w:rPr>
-          <w:lang w:val="zh_TW" w:bidi="zh_TW"/>
-        </w:rPr>
-        <w:t>出現了——</w:t>
-      </w:r>
-      <w:r>
-        <w:rPr>
-          <w:lang w:val="zh_TW" w:bidi="zh_TW"/>
-        </w:rPr>
-        <w:t>一個被猶太人特別鄙視的種族。</w:t>
-      </w:r>
-      <w:r>
-        <w:rPr>
-          <w:lang w:val="zh_TW" w:bidi="zh_TW"/>
-        </w:rPr>
-        <w:t>猶太宗教權威視撒馬利亞人為異端</w:t>
-      </w:r>
-      <w:r>
-        <w:rPr>
-          <w:lang w:val="zh_TW" w:bidi="zh_TW"/>
-        </w:rPr>
-        <w:t>，在</w:t>
-      </w:r>
-      <w:r>
-        <w:rPr>
-          <w:lang w:val="zh_TW" w:bidi="zh_TW"/>
-        </w:rPr>
-        <w:t>拉比圈子中，</w:t>
-      </w:r>
-      <w:r>
-        <w:rPr>
-          <w:lang w:val="zh_TW" w:bidi="zh_TW"/>
-        </w:rPr>
-        <w:t>撒馬利亞人</w:t>
-      </w:r>
-      <w:r>
-        <w:rPr>
-          <w:lang w:val="zh_TW" w:bidi="zh_TW"/>
-        </w:rPr>
-        <w:t>不被視為</w:t>
-      </w:r>
-      <w:r>
-        <w:rPr>
-          <w:lang w:val="zh_TW" w:bidi="zh_TW"/>
-        </w:rPr>
-        <w:t>「鄰舍」，因此不值得被愛。事實上，</w:t>
-      </w:r>
-      <w:r>
-        <w:rPr>
-          <w:lang w:val="zh_TW" w:bidi="zh_TW"/>
-        </w:rPr>
-        <w:t>前</w:t>
-      </w:r>
-      <w:r>
-        <w:rPr>
-          <w:lang w:val="zh_TW" w:bidi="zh_TW"/>
-        </w:rPr>
-        <w:t>幾個世紀</w:t>
-      </w:r>
-      <w:r>
-        <w:rPr>
-          <w:lang w:val="zh_TW" w:bidi="zh_TW"/>
-        </w:rPr>
-        <w:t>中，</w:t>
-      </w:r>
-      <w:r>
-        <w:rPr>
-          <w:lang w:val="zh_TW" w:bidi="zh_TW"/>
-        </w:rPr>
-        <w:t>許多撒馬利亞人被猶太統治者屠殺，兩族之間明顯存在敵意（見</w:t>
+        <w:t>古代以色列人藉著遵行神的誡命來表達他們的敬畏（</w:t>
       </w:r>
       <w:hyperlink r:id="rId52">
         <w:r>
@@ -1665,38 +1180,14 @@
             <w:color w:val="0000EE"/>
             <w:u w:val="single"/>
           </w:rPr>
-          <w:t>約4:9</w:t>
+          <w:t>申6:2</w:t>
         </w:r>
       </w:hyperlink>
       <w:r>
         <w:rPr>
           <w:lang w:val="zh_TW" w:bidi="zh_TW"/>
         </w:rPr>
-        <w:t>）。當律法師聽到這個比喻時，他本來預期祭司和利未人會公正地對待受害者，</w:t>
-      </w:r>
-      <w:r>
-        <w:rPr>
-          <w:lang w:val="zh_TW" w:bidi="zh_TW"/>
-        </w:rPr>
-        <w:t>但他一定驚訝於一個被憎恨的撒馬利亞人，竟然會表現出憐憫，從而履行了最大的誡命</w:t>
-      </w:r>
-      <w:r>
-        <w:rPr>
-          <w:lang w:val="zh_TW" w:bidi="zh_TW"/>
-        </w:rPr>
-        <w:t>。耶穌</w:t>
-      </w:r>
-      <w:r>
-        <w:rPr>
-          <w:lang w:val="zh_TW" w:bidi="zh_TW"/>
-        </w:rPr>
-        <w:t>特</w:t>
-      </w:r>
-      <w:r>
-        <w:rPr>
-          <w:lang w:val="zh_TW" w:bidi="zh_TW"/>
-        </w:rPr>
-        <w:t>意詳細描述了撒馬利亞人的憐憫（立即處理傷口、運送到旅店、在那裡照顧受害者，以及在離開時支付他人照顧的費用，</w:t>
+        <w:t>）。哥尼流和他的全家因為敬畏神，被稱為「敬畏神的人」（</w:t>
       </w:r>
       <w:hyperlink r:id="rId53">
         <w:r>
@@ -1707,62 +1198,14 @@
             <w:color w:val="0000EE"/>
             <w:u w:val="single"/>
           </w:rPr>
-          <w:t>路10:34–35</w:t>
+          <w:t>徒10:2</w:t>
         </w:r>
       </w:hyperlink>
       <w:r>
         <w:rPr>
           <w:lang w:val="zh_TW" w:bidi="zh_TW"/>
         </w:rPr>
-        <w:t>），以</w:t>
-      </w:r>
-      <w:r>
-        <w:rPr>
-          <w:lang w:val="zh_TW" w:bidi="zh_TW"/>
-        </w:rPr>
-        <w:t>致律法師無疑會認為撒馬利亞人的愛是真誠的</w:t>
-      </w:r>
-      <w:r>
-        <w:rPr>
-          <w:lang w:val="zh_TW" w:bidi="zh_TW"/>
-        </w:rPr>
-        <w:t>。</w:t>
-      </w:r>
-      <w:r>
-        <w:rPr>
-          <w:lang w:val="zh_TW" w:bidi="zh_TW"/>
-        </w:rPr>
-        <w:t>這個故事的諷刺之處在於</w:t>
-      </w:r>
-      <w:r>
-        <w:rPr>
-          <w:lang w:val="zh_TW" w:bidi="zh_TW"/>
-        </w:rPr>
-        <w:t>，一個不被猶太人</w:t>
-      </w:r>
-      <w:r>
-        <w:rPr>
-          <w:lang w:val="zh_TW" w:bidi="zh_TW"/>
-        </w:rPr>
-        <w:t>視為</w:t>
-      </w:r>
-      <w:r>
-        <w:rPr>
-          <w:lang w:val="zh_TW" w:bidi="zh_TW"/>
-        </w:rPr>
-        <w:t>值得被稱為「鄰舍」的人，</w:t>
-      </w:r>
-      <w:r>
-        <w:rPr>
-          <w:lang w:val="zh_TW" w:bidi="zh_TW"/>
-        </w:rPr>
-        <w:t>正是那個對受害者表現出「鄰舍」之愛的人</w:t>
-      </w:r>
-      <w:r>
-        <w:rPr>
-          <w:lang w:val="zh_TW" w:bidi="zh_TW"/>
-        </w:rPr>
-        <w:t>（</w:t>
+        <w:t>）。真正的敬畏會使人過著善行和聖潔的生活（</w:t>
       </w:r>
       <w:hyperlink r:id="rId54">
         <w:r>
@@ -1773,30 +1216,16 @@
             <w:color w:val="0000EE"/>
             <w:u w:val="single"/>
           </w:rPr>
-          <w:t>36–37節</w:t>
+          <w:t>林後7:1</w:t>
         </w:r>
       </w:hyperlink>
       <w:r>
         <w:rPr>
           <w:lang w:val="zh_TW" w:bidi="zh_TW"/>
         </w:rPr>
-        <w:t>）。</w:t>
-      </w:r>
-    </w:p>
-    <w:p>
-      <w:pPr/>
-      <w:r>
-        <w:rPr>
-          <w:lang w:val="zh_TW" w:bidi="zh_TW"/>
-        </w:rPr>
-      </w:r>
-      <w:r>
-        <w:rPr>
-          <w:lang w:val="zh_TW" w:bidi="zh_TW"/>
-        </w:rPr>
-        <w:t>這個比喻，就像在</w:t>
-      </w:r>
-      <w:hyperlink r:id="rId44">
+        <w:t>），這種敬畏帶來喜樂（</w:t>
+      </w:r>
+      <w:hyperlink r:id="rId55">
         <w:r>
           <w:rPr>
             <w:lang w:val="zh_TW" w:bidi="zh_TW"/>
@@ -1805,54 +1234,16 @@
             <w:color w:val="0000EE"/>
             <w:u w:val="single"/>
           </w:rPr>
-          <w:t>馬太福音五章43至48節</w:t>
+          <w:t>詩2:11</w:t>
         </w:r>
       </w:hyperlink>
       <w:r>
         <w:rPr>
           <w:lang w:val="zh_TW" w:bidi="zh_TW"/>
         </w:rPr>
-        <w:t>中的陳述一樣，揭示了耶穌對「鄰舍」的理解以及「愛鄰舍」的要求。</w:t>
-      </w:r>
-      <w:r>
-        <w:rPr>
-          <w:lang w:val="zh_TW" w:bidi="zh_TW"/>
-        </w:rPr>
-        <w:t>耶穌對誰有資格成為神命令去愛的鄰舍，沒有設限</w:t>
-      </w:r>
-      <w:r>
-        <w:rPr>
-          <w:lang w:val="zh_TW" w:bidi="zh_TW"/>
-        </w:rPr>
-        <w:t>。</w:t>
-      </w:r>
-    </w:p>
-    <w:p>
-      <w:pPr/>
-      <w:r>
-        <w:rPr>
-          <w:lang w:val="zh_TW" w:bidi="zh_TW"/>
-        </w:rPr>
-      </w:r>
-      <w:r>
-        <w:rPr>
-          <w:lang w:val="zh_TW" w:bidi="zh_TW"/>
-        </w:rPr>
-        <w:t>耶穌強而有力的教導——關於愛鄰舍及其與愛神直接關係——在初代教會中也有類似的強調。在兩個不同場合中，保羅稱愛鄰舍</w:t>
-      </w:r>
-      <w:r>
-        <w:rPr>
-          <w:lang w:val="zh_TW" w:bidi="zh_TW"/>
-        </w:rPr>
-        <w:t>完全了律法</w:t>
-      </w:r>
-      <w:r>
-        <w:rPr>
-          <w:lang w:val="zh_TW" w:bidi="zh_TW"/>
-        </w:rPr>
-        <w:t>（</w:t>
-      </w:r>
-      <w:hyperlink r:id="rId55">
+        <w:t>）和生命（</w:t>
+      </w:r>
+      <w:hyperlink r:id="rId56">
         <w:r>
           <w:rPr>
             <w:lang w:val="zh_TW" w:bidi="zh_TW"/>
@@ -1861,16 +1252,16 @@
             <w:color w:val="0000EE"/>
             <w:u w:val="single"/>
           </w:rPr>
-          <w:t>羅13:8–10</w:t>
+          <w:t>箴14:27</w:t>
         </w:r>
       </w:hyperlink>
       <w:r>
         <w:rPr>
           <w:lang w:val="zh_TW" w:bidi="zh_TW"/>
         </w:rPr>
-        <w:t>；</w:t>
-      </w:r>
-      <w:hyperlink r:id="rId56">
+        <w:t>），也比財富更寶貴（</w:t>
+      </w:r>
+      <w:hyperlink r:id="rId57">
         <w:r>
           <w:rPr>
             <w:lang w:val="zh_TW" w:bidi="zh_TW"/>
@@ -1879,16 +1270,16 @@
             <w:color w:val="0000EE"/>
             <w:u w:val="single"/>
           </w:rPr>
-          <w:t>加5:14</w:t>
+          <w:t>箴15:16</w:t>
         </w:r>
       </w:hyperlink>
       <w:r>
         <w:rPr>
           <w:lang w:val="zh_TW" w:bidi="zh_TW"/>
         </w:rPr>
-        <w:t>），而雅各則將這誡命稱為「至尊的律法」（</w:t>
-      </w:r>
-      <w:hyperlink r:id="rId57">
+        <w:t>）。神喜悅那些敬畏祂的人（</w:t>
+      </w:r>
+      <w:hyperlink r:id="rId58">
         <w:r>
           <w:rPr>
             <w:lang w:val="zh_TW" w:bidi="zh_TW"/>
@@ -1897,7 +1288,7 @@
             <w:color w:val="0000EE"/>
             <w:u w:val="single"/>
           </w:rPr>
-          <w:t>雅2:8</w:t>
+          <w:t>詩147:11</w:t>
         </w:r>
       </w:hyperlink>
       <w:r>

--- a/zht/docx/071.content.docx
+++ b/zht/docx/071.content.docx
@@ -19,7 +19,7 @@
         <w:rPr>
           <w:lang w:val="zh_TW" w:bidi="zh_TW"/>
         </w:rPr>
-        <w:t>Resource: 聖經詞典 (Tyndale)</w:t>
+        <w:t>Resource: Tyndale Open Bible Dictionary</w:t>
       </w:r>
       <w:r>
         <w:rPr>
@@ -112,7 +112,7 @@
         <w:rPr>
           <w:lang w:val="zh_TW" w:bidi="zh_TW"/>
         </w:rPr>
-        <w:t>聖經詞典 (Tyndale)</w:t>
+        <w:t>Tyndale Open Bible Dictionary</w:t>
       </w:r>
     </w:p>
     <w:p>
@@ -149,7 +149,7 @@
         <w:rPr>
           <w:lang w:val="zh_TW" w:bidi="zh_TW"/>
         </w:rPr>
-        <w:t>kong</w:t>
+        <w:t>ju</w:t>
       </w:r>
       <w:r>
         <w:rPr>
@@ -212,7 +212,7 @@
         <w:rPr>
           <w:lang w:val="zh_TW" w:bidi="zh_TW"/>
         </w:rPr>
-        <w:t>恐懼</w:t>
+        <w:t>聚餐（餐食）的重要性</w:t>
       </w:r>
       <w:r>
         <w:rPr>
@@ -231,7 +231,18 @@
         <w:rPr>
           <w:lang w:val="zh_TW" w:bidi="zh_TW"/>
         </w:rPr>
-        <w:t>對未來可能發生的壞事所產生的焦慮或害怕的情緒。有些人認為恐懼會使人尋求宗教信仰，但真正的信仰包括親近神的渴望，而不只是恐懼。一般說來，人不會想親近自己所恐懼的人或事物。</w:t>
+        <w:t>聚餐在家庭、社會和宗教生活中都扮演著重要的角色。晚餐是所有家人聚在一起的時候，因此對於增進彼此感情非常重要。為旅客提供膳食更是一種社會和宗教責任。朋友們會來探訪，與一家人一起用餐，並討論日常的問題。聚餐對猶太教和基督教來說，亦有舉足輕重的意義，他們會分別慶祝逾越節和聖餐。</w:t>
+      </w:r>
+    </w:p>
+    <w:p>
+      <w:pPr>
+        <w:pStyle w:val="Heading4"/>
+      </w:pPr>
+      <w:r>
+        <w:rPr>
+          <w:lang w:val="zh_TW" w:bidi="zh_TW"/>
+        </w:rPr>
+        <w:t>餐食的種類</w:t>
       </w:r>
     </w:p>
     <w:p>
@@ -245,21 +256,7 @@
         <w:rPr>
           <w:lang w:val="zh_TW" w:bidi="zh_TW"/>
         </w:rPr>
-        <w:t>在聖經裡，恐懼不僅指害怕或驚懼。這確實是恐懼的一部分，特別是談論對神的敬畏時，但這個詞語也包含對神的懼怕與深深的尊崇。</w:t>
-      </w:r>
-    </w:p>
-    <w:p>
-      <w:pPr/>
-      <w:r>
-        <w:rPr>
-          <w:lang w:val="zh_TW" w:bidi="zh_TW"/>
-        </w:rPr>
-      </w:r>
-      <w:r>
-        <w:rPr>
-          <w:lang w:val="zh_TW" w:bidi="zh_TW"/>
-        </w:rPr>
-        <w:t>恐懼作是焦慮或擔憂的情緒，的確有其存在價值，尤其當這種情緒與神相關時。聖經說：「落在永生神的手裡，真是可怕的」（</w:t>
+        <w:t>在古代近東，人們一天只吃兩頓飯。第一頓是工人在中午於田間吃的，這頓飯有小糕點、小麵包、無花果、橄欖，可能還有山羊起司（芝士）或凝乳，其份量不大，是在炎熱和工作期間休息時所吃的（</w:t>
       </w:r>
       <w:hyperlink r:id="rId13">
         <w:r>
@@ -270,14 +267,14 @@
             <w:color w:val="0000EE"/>
             <w:u w:val="single"/>
           </w:rPr>
-          <w:t>來10:31</w:t>
+          <w:t>得2:14</w:t>
         </w:r>
       </w:hyperlink>
       <w:r>
         <w:rPr>
           <w:lang w:val="zh_TW" w:bidi="zh_TW"/>
         </w:rPr>
-        <w:t>）。耶穌教導我們應當敬畏神，因為祂有能力懲罰罪，也能完全滅絕人（</w:t>
+        <w:t>）。聖經時代的人通常不吃早餐。聖經中只有幾次提到早上用餐（</w:t>
       </w:r>
       <w:hyperlink r:id="rId14">
         <w:r>
@@ -288,28 +285,14 @@
             <w:color w:val="0000EE"/>
             <w:u w:val="single"/>
           </w:rPr>
-          <w:t>路12:4–5</w:t>
+          <w:t>士19:5</w:t>
         </w:r>
       </w:hyperlink>
       <w:r>
         <w:rPr>
           <w:lang w:val="zh_TW" w:bidi="zh_TW"/>
         </w:rPr>
-        <w:t>）。</w:t>
-      </w:r>
-    </w:p>
-    <w:p>
-      <w:pPr/>
-      <w:r>
-        <w:rPr>
-          <w:lang w:val="zh_TW" w:bidi="zh_TW"/>
-        </w:rPr>
-      </w:r>
-      <w:r>
-        <w:rPr>
-          <w:lang w:val="zh_TW" w:bidi="zh_TW"/>
-        </w:rPr>
-        <w:t>恐懼可以幫助人們理解他們的內心充滿缺陷，看見自己何等需要神的饒恕。這種恐懼的最早例子可見於</w:t>
+        <w:t>；</w:t>
       </w:r>
       <w:hyperlink r:id="rId15">
         <w:r>
@@ -320,14 +303,90 @@
             <w:color w:val="0000EE"/>
             <w:u w:val="single"/>
           </w:rPr>
-          <w:t>創世記三章</w:t>
+          <w:t>約21:12</w:t>
         </w:r>
       </w:hyperlink>
       <w:r>
         <w:rPr>
           <w:lang w:val="zh_TW" w:bidi="zh_TW"/>
         </w:rPr>
-        <w:t>，經文記載當亞當和夏娃違背神以後，就躲藏起來。他們的恐懼是有原因的，因為他們知道自己所作的該受審判。恐懼自然隨著罪而來（</w:t>
+        <w:t>）。</w:t>
+      </w:r>
+    </w:p>
+    <w:p>
+      <w:pPr/>
+      <w:r>
+        <w:rPr>
+          <w:lang w:val="zh_TW" w:bidi="zh_TW"/>
+        </w:rPr>
+      </w:r>
+      <w:r>
+        <w:rPr>
+          <w:lang w:val="zh_TW" w:bidi="zh_TW"/>
+        </w:rPr>
+        <w:t>在以色列中，晚餐是整天最重要的社交活動。工人回家放鬆，與家人共享晚餐。這頓飯通常在日落時分開始，因為那時天色已暗，無法工作。</w:t>
+      </w:r>
+    </w:p>
+    <w:p>
+      <w:pPr>
+        <w:pStyle w:val="Heading4"/>
+      </w:pPr>
+      <w:r>
+        <w:rPr>
+          <w:lang w:val="zh_TW" w:bidi="zh_TW"/>
+        </w:rPr>
+        <w:t>食物</w:t>
+      </w:r>
+    </w:p>
+    <w:p>
+      <w:pPr/>
+      <w:r>
+        <w:rPr>
+          <w:lang w:val="zh_TW" w:bidi="zh_TW"/>
+        </w:rPr>
+      </w:r>
+      <w:r>
+        <w:rPr>
+          <w:lang w:val="zh_TW" w:bidi="zh_TW"/>
+        </w:rPr>
+        <w:t>一般的晚餐包括手磨穀物製成的餅或蛋糕、山羊芝士或凝乳，以及豆類、扁豆、韭蔥、豌豆、無花果、橄欖、葡萄乾和棗等等的蔬菜。市面有供應肉類，但對大多數人來說卻比較奢侈。人們會用橄欖油烹調食物，並用蜜糖調味。</w:t>
+      </w:r>
+    </w:p>
+    <w:p>
+      <w:pPr>
+        <w:pStyle w:val="Heading4"/>
+      </w:pPr>
+      <w:r>
+        <w:rPr>
+          <w:lang w:val="zh_TW" w:bidi="zh_TW"/>
+        </w:rPr>
+        <w:t>如何進食</w:t>
+      </w:r>
+    </w:p>
+    <w:p>
+      <w:pPr/>
+      <w:r>
+        <w:rPr>
+          <w:lang w:val="zh_TW" w:bidi="zh_TW"/>
+        </w:rPr>
+      </w:r>
+      <w:r>
+        <w:rPr>
+          <w:lang w:val="zh_TW" w:bidi="zh_TW"/>
+        </w:rPr>
+        <w:t>一般家庭通常坐在地板上一起用餐，以</w:t>
+      </w:r>
+      <w:r>
+        <w:rPr>
+          <w:lang w:val="zh_TW" w:bidi="zh_TW"/>
+        </w:rPr>
+        <w:t>毛毯</w:t>
+      </w:r>
+      <w:r>
+        <w:rPr>
+          <w:lang w:val="zh_TW" w:bidi="zh_TW"/>
+        </w:rPr>
+        <w:t>為飯桌（</w:t>
       </w:r>
       <w:hyperlink r:id="rId16">
         <w:r>
@@ -338,9 +397,15 @@
             <w:color w:val="0000EE"/>
             <w:u w:val="single"/>
           </w:rPr>
-          <w:t>創3:10，</w:t>
+          <w:t>創37:25</w:t>
         </w:r>
       </w:hyperlink>
+      <w:r>
+        <w:rPr>
+          <w:lang w:val="zh_TW" w:bidi="zh_TW"/>
+        </w:rPr>
+        <w:t>）。後來，他們按照迦南風俗，使用椅子和飯桌（</w:t>
+      </w:r>
       <w:hyperlink r:id="rId17">
         <w:r>
           <w:rPr>
@@ -350,7 +415,7 @@
             <w:color w:val="0000EE"/>
             <w:u w:val="single"/>
           </w:rPr>
-          <w:t>4:13–14</w:t>
+          <w:t>王上13:20</w:t>
         </w:r>
       </w:hyperlink>
       <w:r>
@@ -368,40 +433,14 @@
             <w:color w:val="0000EE"/>
             <w:u w:val="single"/>
           </w:rPr>
-          <w:t>箴28:1</w:t>
+          <w:t>詩23:5</w:t>
         </w:r>
       </w:hyperlink>
       <w:r>
         <w:rPr>
           <w:lang w:val="zh_TW" w:bidi="zh_TW"/>
         </w:rPr>
-        <w:t>）。</w:t>
-      </w:r>
-    </w:p>
-    <w:p>
-      <w:pPr/>
-      <w:r>
-        <w:rPr>
-          <w:lang w:val="zh_TW" w:bidi="zh_TW"/>
-        </w:rPr>
-      </w:r>
-      <w:r>
-        <w:rPr>
-          <w:lang w:val="zh_TW" w:bidi="zh_TW"/>
-        </w:rPr>
-        <w:t>聖經記載許多極度焦慮的人，例如該隱、掃羅、亞哈斯和彼拉多。</w:t>
-      </w:r>
-      <w:r>
-        <w:rPr>
-          <w:lang w:val="zh_TW" w:bidi="zh_TW"/>
-        </w:rPr>
-        <w:t>急難困苦的人</w:t>
-      </w:r>
-      <w:r>
-        <w:rPr>
-          <w:lang w:val="zh_TW" w:bidi="zh_TW"/>
-        </w:rPr>
-        <w:t>（</w:t>
+        <w:t>；</w:t>
       </w:r>
       <w:hyperlink r:id="rId19">
         <w:r>
@@ -412,14 +451,28 @@
             <w:color w:val="0000EE"/>
             <w:u w:val="single"/>
           </w:rPr>
-          <w:t>伯15:24</w:t>
+          <w:t>結23:41</w:t>
         </w:r>
       </w:hyperlink>
       <w:r>
         <w:rPr>
           <w:lang w:val="zh_TW" w:bidi="zh_TW"/>
         </w:rPr>
-        <w:t>）、恐懼抓住惡人、驚嚇臨到假冒為善的人（</w:t>
+        <w:t>）。埃及人躺著吃飯的習俗變得流行，直至羅馬時期。在特殊場合中，他們也會為家人和客人提供音樂、舞蹈和謎語。</w:t>
+      </w:r>
+    </w:p>
+    <w:p>
+      <w:pPr/>
+      <w:r>
+        <w:rPr>
+          <w:lang w:val="zh_TW" w:bidi="zh_TW"/>
+        </w:rPr>
+      </w:r>
+      <w:r>
+        <w:rPr>
+          <w:lang w:val="zh_TW" w:bidi="zh_TW"/>
+        </w:rPr>
+        <w:t>及至新約時期，人們有時會在樓上設置獨立房間，作飯廳之用。客人倚臥左肘，吃飯和交談。在重要的聚餐場合，人們會依照固定的順序就座——從最尊貴的人到地位較低的人（參</w:t>
       </w:r>
       <w:hyperlink r:id="rId20">
         <w:r>
@@ -430,14 +483,14 @@
             <w:color w:val="0000EE"/>
             <w:u w:val="single"/>
           </w:rPr>
-          <w:t>賽33:14</w:t>
+          <w:t>創43:33</w:t>
         </w:r>
       </w:hyperlink>
       <w:r>
         <w:rPr>
           <w:lang w:val="zh_TW" w:bidi="zh_TW"/>
         </w:rPr>
-        <w:t>），也使作惡的人驚惶滅亡（</w:t>
+        <w:t>；</w:t>
       </w:r>
       <w:hyperlink r:id="rId21">
         <w:r>
@@ -448,14 +501,14 @@
             <w:color w:val="0000EE"/>
             <w:u w:val="single"/>
           </w:rPr>
-          <w:t>詩73:19</w:t>
+          <w:t>撒上9:22</w:t>
         </w:r>
       </w:hyperlink>
       <w:r>
         <w:rPr>
           <w:lang w:val="zh_TW" w:bidi="zh_TW"/>
         </w:rPr>
-        <w:t>）。他們的生命缺乏信心，因此充滿恐懼（</w:t>
+        <w:t>；</w:t>
       </w:r>
       <w:hyperlink r:id="rId22">
         <w:r>
@@ -466,14 +519,14 @@
             <w:color w:val="0000EE"/>
             <w:u w:val="single"/>
           </w:rPr>
-          <w:t>啟21:8</w:t>
+          <w:t>太23:6</w:t>
         </w:r>
       </w:hyperlink>
       <w:r>
         <w:rPr>
           <w:lang w:val="zh_TW" w:bidi="zh_TW"/>
         </w:rPr>
-        <w:t>）。當神攻擊法老的軍隊時，他們因恐懼而不能行動（</w:t>
+        <w:t>；</w:t>
       </w:r>
       <w:hyperlink r:id="rId23">
         <w:r>
@@ -484,14 +537,14 @@
             <w:color w:val="0000EE"/>
             <w:u w:val="single"/>
           </w:rPr>
-          <w:t>出15:16</w:t>
+          <w:t>可12:39</w:t>
         </w:r>
       </w:hyperlink>
       <w:r>
         <w:rPr>
           <w:lang w:val="zh_TW" w:bidi="zh_TW"/>
         </w:rPr>
-        <w:t>）。約伯的朋友比勒達描述，人們在神的審判下被迫跪倒在地（</w:t>
+        <w:t>；</w:t>
       </w:r>
       <w:hyperlink r:id="rId24">
         <w:r>
@@ -502,14 +555,14 @@
             <w:color w:val="0000EE"/>
             <w:u w:val="single"/>
           </w:rPr>
-          <w:t>伯18:11</w:t>
+          <w:t>路14:8</w:t>
         </w:r>
       </w:hyperlink>
       <w:r>
         <w:rPr>
           <w:lang w:val="zh_TW" w:bidi="zh_TW"/>
         </w:rPr>
-        <w:t>）。</w:t>
+        <w:t>）。當客人進入房間時，尊貴的位置通常位於僕人的右側，而地位最低的位置則在僕人的左側。</w:t>
       </w:r>
     </w:p>
     <w:p>
@@ -523,25 +576,44 @@
         <w:rPr>
           <w:lang w:val="zh_TW" w:bidi="zh_TW"/>
         </w:rPr>
-        <w:t>恐懼有時會使人停步不前，或迫使他們做出與平日截然不同的行為。這尤其常見於沒有完全委身於神的人。</w:t>
+        <w:t>客人在用餐前後都會洗手。燉菜放在</w:t>
+      </w:r>
+      <w:r>
+        <w:rPr>
+          <w:lang w:val="zh_TW" w:bidi="zh_TW"/>
+        </w:rPr>
+        <w:t>砂鍋</w:t>
+      </w:r>
+      <w:r>
+        <w:rPr>
+          <w:lang w:val="zh_TW" w:bidi="zh_TW"/>
+        </w:rPr>
+        <w:t>，包括肉、蔬菜或兩者兼有，人們會用餅來舀取鍋中的燉菜。晚餐通常只有一道主菜，因此廚師可以與客人一起享用。</w:t>
       </w:r>
     </w:p>
     <w:p>
       <w:pPr>
-        <w:pStyle w:val="ListBullet"/>
-        <w:spacing w:line="240" w:lineRule="auto"/>
-        <w:ind w:left="720"/>
-      </w:pPr>
-      <w:r>
-        <w:rPr>
-          <w:lang w:val="zh_TW" w:bidi="zh_TW"/>
-        </w:rPr>
-      </w:r>
-      <w:r>
-        <w:rPr>
-          <w:lang w:val="zh_TW" w:bidi="zh_TW"/>
-        </w:rPr>
-        <w:t>掃羅因為害怕百姓的反應而不順服神（</w:t>
+        <w:pStyle w:val="Heading4"/>
+      </w:pPr>
+      <w:r>
+        <w:rPr>
+          <w:lang w:val="zh_TW" w:bidi="zh_TW"/>
+        </w:rPr>
+        <w:t>新約聖經中的聚餐</w:t>
+      </w:r>
+    </w:p>
+    <w:p>
+      <w:pPr/>
+      <w:r>
+        <w:rPr>
+          <w:lang w:val="zh_TW" w:bidi="zh_TW"/>
+        </w:rPr>
+      </w:r>
+      <w:r>
+        <w:rPr>
+          <w:lang w:val="zh_TW" w:bidi="zh_TW"/>
+        </w:rPr>
+        <w:t>耶穌經常與祂的門徒和朋友聚餐。耶穌和祂的追隨者曾是加利利迦拿婚宴的客人（</w:t>
       </w:r>
       <w:hyperlink r:id="rId25">
         <w:r>
@@ -552,32 +624,14 @@
             <w:color w:val="0000EE"/>
             <w:u w:val="single"/>
           </w:rPr>
-          <w:t>撒上15:24</w:t>
+          <w:t>約2:1–10</w:t>
         </w:r>
       </w:hyperlink>
       <w:r>
         <w:rPr>
           <w:lang w:val="zh_TW" w:bidi="zh_TW"/>
         </w:rPr>
-        <w:t>）</w:t>
-      </w:r>
-    </w:p>
-    <w:p>
-      <w:pPr>
-        <w:pStyle w:val="ListBullet"/>
-        <w:spacing w:line="240" w:lineRule="auto"/>
-        <w:ind w:left="720"/>
-      </w:pPr>
-      <w:r>
-        <w:rPr>
-          <w:lang w:val="zh_TW" w:bidi="zh_TW"/>
-        </w:rPr>
-      </w:r>
-      <w:r>
-        <w:rPr>
-          <w:lang w:val="zh_TW" w:bidi="zh_TW"/>
-        </w:rPr>
-        <w:t>瞎子得到耶穌醫治，其父母卻因為害怕猶太人的官長，所以不敢為耶穌作見證（</w:t>
+        <w:t>），也曾參加由馬太舉辦的晚宴（</w:t>
       </w:r>
       <w:hyperlink r:id="rId26">
         <w:r>
@@ -588,32 +642,14 @@
             <w:color w:val="0000EE"/>
             <w:u w:val="single"/>
           </w:rPr>
-          <w:t>約9:22</w:t>
+          <w:t>太9:10</w:t>
         </w:r>
       </w:hyperlink>
       <w:r>
         <w:rPr>
           <w:lang w:val="zh_TW" w:bidi="zh_TW"/>
         </w:rPr>
-        <w:t>）</w:t>
-      </w:r>
-    </w:p>
-    <w:p>
-      <w:pPr>
-        <w:pStyle w:val="ListBullet"/>
-        <w:spacing w:line="240" w:lineRule="auto"/>
-        <w:ind w:left="720"/>
-      </w:pPr>
-      <w:r>
-        <w:rPr>
-          <w:lang w:val="zh_TW" w:bidi="zh_TW"/>
-        </w:rPr>
-      </w:r>
-      <w:r>
-        <w:rPr>
-          <w:lang w:val="zh_TW" w:bidi="zh_TW"/>
-        </w:rPr>
-        <w:t>在「才幹」的比喻裡，有人因為恐懼而沒有盡本分（</w:t>
+        <w:t>）。他們亦是法利賽人西門舉辦另一場晚宴的客人（</w:t>
       </w:r>
       <w:hyperlink r:id="rId27">
         <w:r>
@@ -624,28 +660,14 @@
             <w:color w:val="0000EE"/>
             <w:u w:val="single"/>
           </w:rPr>
-          <w:t>太25:25</w:t>
+          <w:t>路7:36–50</w:t>
         </w:r>
       </w:hyperlink>
       <w:r>
         <w:rPr>
           <w:lang w:val="zh_TW" w:bidi="zh_TW"/>
         </w:rPr>
-        <w:t>）</w:t>
-      </w:r>
-    </w:p>
-    <w:p>
-      <w:pPr/>
-      <w:r>
-        <w:rPr>
-          <w:lang w:val="zh_TW" w:bidi="zh_TW"/>
-        </w:rPr>
-      </w:r>
-      <w:r>
-        <w:rPr>
-          <w:lang w:val="zh_TW" w:bidi="zh_TW"/>
-        </w:rPr>
-        <w:t>耶穌基督藉著祂的死、復活，以及在天上為信徒不斷工作，使人從恐懼中得釋放。使徒保羅告訴羅馬的信徒（</w:t>
+        <w:t>）。耶穌還曾在撒該的晚宴上，受到熱烈款待（</w:t>
       </w:r>
       <w:hyperlink r:id="rId28">
         <w:r>
@@ -656,14 +678,14 @@
             <w:color w:val="0000EE"/>
             <w:u w:val="single"/>
           </w:rPr>
-          <w:t>羅8:15</w:t>
+          <w:t>路19:6–7</w:t>
         </w:r>
       </w:hyperlink>
       <w:r>
         <w:rPr>
           <w:lang w:val="zh_TW" w:bidi="zh_TW"/>
         </w:rPr>
-        <w:t>），當他們成為基督徒時，所領受的不是奴僕的心，使人仍舊害怕，乃是兒子的心。這表示他們可以叫神為「阿爸」（猶太孩子用來稱呼父親的亞蘭文詞語）。這是耶穌用來稱呼父神的同一個詞語，基督徒既屬於神的家，也能在向神說話時使用這個詞語（</w:t>
+        <w:t>）。耶穌也曾有幾次，成為馬大、馬利亞和拉撒路在伯大尼家庭聚會的客人（</w:t>
       </w:r>
       <w:hyperlink r:id="rId29">
         <w:r>
@@ -674,14 +696,14 @@
             <w:color w:val="0000EE"/>
             <w:u w:val="single"/>
           </w:rPr>
-          <w:t>加4:6</w:t>
+          <w:t>路10:38–42</w:t>
         </w:r>
       </w:hyperlink>
       <w:r>
         <w:rPr>
           <w:lang w:val="zh_TW" w:bidi="zh_TW"/>
         </w:rPr>
-        <w:t>）。人領受神的愛，就能夠靠著這愛的大能驅散恐懼（</w:t>
+        <w:t>；</w:t>
       </w:r>
       <w:hyperlink r:id="rId30">
         <w:r>
@@ -692,14 +714,25 @@
             <w:color w:val="0000EE"/>
             <w:u w:val="single"/>
           </w:rPr>
-          <w:t>約一4:18</w:t>
+          <w:t>約12:2</w:t>
         </w:r>
       </w:hyperlink>
       <w:r>
         <w:rPr>
           <w:lang w:val="zh_TW" w:bidi="zh_TW"/>
         </w:rPr>
-        <w:t>）。</w:t>
+        <w:t>）。根據小城鎮和村莊的習俗，路過的人很可能會進來向耶穌問候，或許還會與其他客人交談。</w:t>
+      </w:r>
+    </w:p>
+    <w:p>
+      <w:pPr>
+        <w:pStyle w:val="Heading4"/>
+      </w:pPr>
+      <w:r>
+        <w:rPr>
+          <w:lang w:val="zh_TW" w:bidi="zh_TW"/>
+        </w:rPr>
+        <w:t>重要的宗教聚餐</w:t>
       </w:r>
     </w:p>
     <w:p>
@@ -713,7 +746,7 @@
         <w:rPr>
           <w:lang w:val="zh_TW" w:bidi="zh_TW"/>
         </w:rPr>
-        <w:t>不必要的恐懼會損害神子民所作的工。神警告耶利米不要怕那些攻擊他的人（</w:t>
+        <w:t>聖經描述了兩個重要的宴席，一個涉及舊約，另一個涉及新約（約是神與祂子民之間的承諾），這兩個筵席對神的子民都有救贖的意義。第一個是逾越節的設立，發生在以色列人跟隨摩西離開埃及的時候（</w:t>
       </w:r>
       <w:hyperlink r:id="rId31">
         <w:r>
@@ -724,14 +757,28 @@
             <w:color w:val="0000EE"/>
             <w:u w:val="single"/>
           </w:rPr>
-          <w:t>耶1:8</w:t>
+          <w:t>出12</w:t>
         </w:r>
       </w:hyperlink>
       <w:r>
         <w:rPr>
           <w:lang w:val="zh_TW" w:bidi="zh_TW"/>
         </w:rPr>
-        <w:t>），因為如果他向恐懼屈服，神就會使災禍臨到他（</w:t>
+        <w:t>）。第二個是聖餐的設立。這兩者的細節，分別見於不同的文章。</w:t>
+      </w:r>
+    </w:p>
+    <w:p>
+      <w:pPr/>
+      <w:r>
+        <w:rPr>
+          <w:lang w:val="zh_TW" w:bidi="zh_TW"/>
+        </w:rPr>
+      </w:r>
+      <w:r>
+        <w:rPr>
+          <w:lang w:val="zh_TW" w:bidi="zh_TW"/>
+        </w:rPr>
+        <w:t>聖經中還有其它重要的餐食記錄。舉例來說，以色列人在獻祭時常吃飯來慶祝神（</w:t>
       </w:r>
       <w:hyperlink r:id="rId32">
         <w:r>
@@ -742,14 +789,14 @@
             <w:color w:val="0000EE"/>
             <w:u w:val="single"/>
           </w:rPr>
-          <w:t>耶1:17</w:t>
+          <w:t>申14:24–26</w:t>
         </w:r>
       </w:hyperlink>
       <w:r>
         <w:rPr>
           <w:lang w:val="zh_TW" w:bidi="zh_TW"/>
         </w:rPr>
-        <w:t>）。神勸勉以西結——與耶利米同時代的人，以及其他人，要他們剛強（</w:t>
+        <w:t>）。聖經也提到有一天在神的國裡會有大筵席（</w:t>
       </w:r>
       <w:hyperlink r:id="rId33">
         <w:r>
@@ -760,7 +807,7 @@
             <w:color w:val="0000EE"/>
             <w:u w:val="single"/>
           </w:rPr>
-          <w:t>書1:7–9</w:t>
+          <w:t>賽25:6</w:t>
         </w:r>
       </w:hyperlink>
       <w:r>
@@ -778,14 +825,14 @@
             <w:color w:val="0000EE"/>
             <w:u w:val="single"/>
           </w:rPr>
-          <w:t>結2:6</w:t>
+          <w:t>路14:25</w:t>
         </w:r>
       </w:hyperlink>
       <w:r>
         <w:rPr>
           <w:lang w:val="zh_TW" w:bidi="zh_TW"/>
         </w:rPr>
-        <w:t>）。即使敬虔的人也會受到恐懼的試探，有時甚至感到難以承受（</w:t>
+        <w:t>；</w:t>
       </w:r>
       <w:hyperlink r:id="rId35">
         <w:r>
@@ -796,121 +843,7 @@
             <w:color w:val="0000EE"/>
             <w:u w:val="single"/>
           </w:rPr>
-          <w:t>詩55:5</w:t>
-        </w:r>
-      </w:hyperlink>
-      <w:r>
-        <w:rPr>
-          <w:lang w:val="zh_TW" w:bidi="zh_TW"/>
-        </w:rPr>
-        <w:t>）。正因如此，神常常吩咐祂的子民不要向恐懼屈服（</w:t>
-      </w:r>
-      <w:hyperlink r:id="rId36">
-        <w:r>
-          <w:rPr>
-            <w:lang w:val="zh_TW" w:bidi="zh_TW"/>
-          </w:rPr>
-          <w:rPr>
-            <w:color w:val="0000EE"/>
-            <w:u w:val="single"/>
-          </w:rPr>
-          <w:t>賽8:12</w:t>
-        </w:r>
-      </w:hyperlink>
-      <w:r>
-        <w:rPr>
-          <w:lang w:val="zh_TW" w:bidi="zh_TW"/>
-        </w:rPr>
-        <w:t>；</w:t>
-      </w:r>
-      <w:hyperlink r:id="rId37">
-        <w:r>
-          <w:rPr>
-            <w:lang w:val="zh_TW" w:bidi="zh_TW"/>
-          </w:rPr>
-          <w:rPr>
-            <w:color w:val="0000EE"/>
-            <w:u w:val="single"/>
-          </w:rPr>
-          <w:t>約14:1、27</w:t>
-        </w:r>
-      </w:hyperlink>
-      <w:r>
-        <w:rPr>
-          <w:lang w:val="zh_TW" w:bidi="zh_TW"/>
-        </w:rPr>
-        <w:t>）。相反，祂鼓勵他們把憂慮交託救贖主的手裡，因為祂深切關心祂的子民（</w:t>
-      </w:r>
-      <w:hyperlink r:id="rId38">
-        <w:r>
-          <w:rPr>
-            <w:lang w:val="zh_TW" w:bidi="zh_TW"/>
-          </w:rPr>
-          <w:rPr>
-            <w:color w:val="0000EE"/>
-            <w:u w:val="single"/>
-          </w:rPr>
-          <w:t>彼前5:7</w:t>
-        </w:r>
-      </w:hyperlink>
-      <w:r>
-        <w:rPr>
-          <w:lang w:val="zh_TW" w:bidi="zh_TW"/>
-        </w:rPr>
-        <w:t>）。信心是戰勝恐懼的關鍵，正如以賽亞所說：「堅心倚賴你的，你必保守他十分平安，因為他倚靠你。」（</w:t>
-      </w:r>
-      <w:hyperlink r:id="rId39">
-        <w:r>
-          <w:rPr>
-            <w:lang w:val="zh_TW" w:bidi="zh_TW"/>
-          </w:rPr>
-          <w:rPr>
-            <w:color w:val="0000EE"/>
-            <w:u w:val="single"/>
-          </w:rPr>
-          <w:t>賽26:3</w:t>
-        </w:r>
-      </w:hyperlink>
-      <w:r>
-        <w:rPr>
-          <w:lang w:val="zh_TW" w:bidi="zh_TW"/>
-        </w:rPr>
-        <w:t>）詩篇的作者也強調信心對戰勝恐懼的作用（</w:t>
-      </w:r>
-      <w:hyperlink r:id="rId40">
-        <w:r>
-          <w:rPr>
-            <w:lang w:val="zh_TW" w:bidi="zh_TW"/>
-          </w:rPr>
-          <w:rPr>
-            <w:color w:val="0000EE"/>
-            <w:u w:val="single"/>
-          </w:rPr>
-          <w:t>詩37:1，</w:t>
-        </w:r>
-      </w:hyperlink>
-      <w:hyperlink r:id="rId41">
-        <w:r>
-          <w:rPr>
-            <w:lang w:val="zh_TW" w:bidi="zh_TW"/>
-          </w:rPr>
-          <w:rPr>
-            <w:color w:val="0000EE"/>
-            <w:u w:val="single"/>
-          </w:rPr>
-          <w:t>46:2，</w:t>
-        </w:r>
-      </w:hyperlink>
-      <w:hyperlink r:id="rId42">
-        <w:r>
-          <w:rPr>
-            <w:lang w:val="zh_TW" w:bidi="zh_TW"/>
-          </w:rPr>
-          <w:rPr>
-            <w:color w:val="0000EE"/>
-            <w:u w:val="single"/>
-          </w:rPr>
-          <w:t>112:7</w:t>
+          <w:t>啟19:9</w:t>
         </w:r>
       </w:hyperlink>
       <w:r>
@@ -929,373 +862,64 @@
       </w:r>
       <w:r>
         <w:rPr>
-          <w:lang w:val="zh_TW" w:bidi="zh_TW"/>
-        </w:rPr>
-        <w:t>真正的信心包含對神深深的敬畏，聖經稱之為「敬畏神」。認識神的大能是建立堅固信心的關鍵（</w:t>
-      </w:r>
-      <w:hyperlink r:id="rId43">
-        <w:r>
-          <w:rPr>
-            <w:lang w:val="zh_TW" w:bidi="zh_TW"/>
-          </w:rPr>
-          <w:rPr>
-            <w:color w:val="0000EE"/>
-            <w:u w:val="single"/>
-          </w:rPr>
-          <w:t>詩5:7，</w:t>
-        </w:r>
-      </w:hyperlink>
-      <w:hyperlink r:id="rId44">
-        <w:r>
-          <w:rPr>
-            <w:lang w:val="zh_TW" w:bidi="zh_TW"/>
-          </w:rPr>
-          <w:rPr>
-            <w:color w:val="0000EE"/>
-            <w:u w:val="single"/>
-          </w:rPr>
-          <w:t>89:7</w:t>
-        </w:r>
-      </w:hyperlink>
-      <w:r>
-        <w:rPr>
-          <w:lang w:val="zh_TW" w:bidi="zh_TW"/>
-        </w:rPr>
-        <w:t>）。基督徒不再需要懼怕：</w:t>
-      </w:r>
-    </w:p>
-    <w:p>
-      <w:pPr>
-        <w:pStyle w:val="ListBullet"/>
-        <w:spacing w:line="240" w:lineRule="auto"/>
-        <w:ind w:left="720"/>
-      </w:pPr>
-      <w:r>
-        <w:rPr>
-          <w:lang w:val="zh_TW" w:bidi="zh_TW"/>
-        </w:rPr>
-      </w:r>
-      <w:r>
-        <w:rPr>
-          <w:lang w:val="zh_TW" w:bidi="zh_TW"/>
-        </w:rPr>
-        <w:t>人（</w:t>
-      </w:r>
-      <w:hyperlink r:id="rId45">
-        <w:r>
-          <w:rPr>
-            <w:lang w:val="zh_TW" w:bidi="zh_TW"/>
-          </w:rPr>
-          <w:rPr>
-            <w:color w:val="0000EE"/>
-            <w:u w:val="single"/>
-          </w:rPr>
-          <w:t>來13:6</w:t>
-        </w:r>
-      </w:hyperlink>
-      <w:r>
-        <w:rPr>
-          <w:lang w:val="zh_TW" w:bidi="zh_TW"/>
-        </w:rPr>
-        <w:t>）</w:t>
-      </w:r>
-    </w:p>
-    <w:p>
-      <w:pPr>
-        <w:pStyle w:val="ListBullet"/>
-        <w:spacing w:line="240" w:lineRule="auto"/>
-        <w:ind w:left="720"/>
-      </w:pPr>
-      <w:r>
-        <w:rPr>
-          <w:lang w:val="zh_TW" w:bidi="zh_TW"/>
-        </w:rPr>
-      </w:r>
-      <w:r>
-        <w:rPr>
-          <w:lang w:val="zh_TW" w:bidi="zh_TW"/>
-        </w:rPr>
-        <w:t>死亡（</w:t>
-      </w:r>
-      <w:hyperlink r:id="rId46">
-        <w:r>
-          <w:rPr>
-            <w:lang w:val="zh_TW" w:bidi="zh_TW"/>
-          </w:rPr>
-          <w:rPr>
-            <w:color w:val="0000EE"/>
-            <w:u w:val="single"/>
-          </w:rPr>
-          <w:t>2:15</w:t>
-        </w:r>
-      </w:hyperlink>
-      <w:r>
-        <w:rPr>
-          <w:lang w:val="zh_TW" w:bidi="zh_TW"/>
-        </w:rPr>
-        <w:t>）</w:t>
-      </w:r>
-    </w:p>
-    <w:p>
-      <w:pPr>
-        <w:pStyle w:val="ListBullet"/>
-        <w:spacing w:line="240" w:lineRule="auto"/>
-        <w:ind w:left="720"/>
-      </w:pPr>
-      <w:r>
-        <w:rPr>
-          <w:lang w:val="zh_TW" w:bidi="zh_TW"/>
-        </w:rPr>
-      </w:r>
-      <w:r>
-        <w:rPr>
-          <w:lang w:val="zh_TW" w:bidi="zh_TW"/>
-        </w:rPr>
-        <w:t>人生中的各樣境遇（</w:t>
-      </w:r>
-      <w:hyperlink r:id="rId47">
-        <w:r>
-          <w:rPr>
-            <w:lang w:val="zh_TW" w:bidi="zh_TW"/>
-          </w:rPr>
-          <w:rPr>
-            <w:color w:val="0000EE"/>
-            <w:u w:val="single"/>
-          </w:rPr>
-          <w:t>提後1:6–7</w:t>
-        </w:r>
-      </w:hyperlink>
-      <w:r>
-        <w:rPr>
-          <w:lang w:val="zh_TW" w:bidi="zh_TW"/>
-        </w:rPr>
-        <w:t>）</w:t>
-      </w:r>
-    </w:p>
-    <w:p>
-      <w:pPr/>
-      <w:r>
-        <w:rPr>
-          <w:lang w:val="zh_TW" w:bidi="zh_TW"/>
-        </w:rPr>
-      </w:r>
-      <w:r>
-        <w:rPr>
-          <w:lang w:val="zh_TW" w:bidi="zh_TW"/>
-        </w:rPr>
-        <w:t>然而，信徒始終要尊崇神。這樣的敬畏會帶來智慧（</w:t>
-      </w:r>
-      <w:hyperlink r:id="rId48">
-        <w:r>
-          <w:rPr>
-            <w:lang w:val="zh_TW" w:bidi="zh_TW"/>
-          </w:rPr>
-          <w:rPr>
-            <w:color w:val="0000EE"/>
-            <w:u w:val="single"/>
-          </w:rPr>
-          <w:t>詩111:10</w:t>
-        </w:r>
-      </w:hyperlink>
-      <w:r>
-        <w:rPr>
-          <w:lang w:val="zh_TW" w:bidi="zh_TW"/>
-        </w:rPr>
-        <w:t>）和引導（</w:t>
-      </w:r>
-      <w:hyperlink r:id="rId49">
-        <w:r>
-          <w:rPr>
-            <w:lang w:val="zh_TW" w:bidi="zh_TW"/>
-          </w:rPr>
-          <w:rPr>
-            <w:color w:val="0000EE"/>
-            <w:u w:val="single"/>
-          </w:rPr>
-          <w:t>弗5:21</w:t>
-        </w:r>
-      </w:hyperlink>
+          <w:i/>
+          <w:lang w:val="zh_TW" w:bidi="zh_TW"/>
+        </w:rPr>
+        <w:t>另見</w:t>
+      </w:r>
+      <w:r>
+        <w:rPr>
+          <w:lang w:val="zh_TW" w:bidi="zh_TW"/>
+        </w:rPr>
+        <w:t xml:space="preserve"> </w:t>
+      </w:r>
+      <w:r>
+        <w:rPr>
+          <w:lang w:val="zh_TW" w:bidi="zh_TW"/>
+        </w:rPr>
+        <w:t>食物和食物準備</w:t>
+      </w:r>
       <w:r>
         <w:rPr>
           <w:lang w:val="zh_TW" w:bidi="zh_TW"/>
         </w:rPr>
         <w:t>；</w:t>
       </w:r>
-      <w:hyperlink r:id="rId50">
-        <w:r>
-          <w:rPr>
-            <w:lang w:val="zh_TW" w:bidi="zh_TW"/>
-          </w:rPr>
-          <w:rPr>
-            <w:color w:val="0000EE"/>
-            <w:u w:val="single"/>
-          </w:rPr>
-          <w:t>腓2:12</w:t>
-        </w:r>
-      </w:hyperlink>
-      <w:r>
-        <w:rPr>
-          <w:lang w:val="zh_TW" w:bidi="zh_TW"/>
-        </w:rPr>
-        <w:t>）。透過研讀聖經而生出的愛神之心，也會帶來這種敬畏（</w:t>
-      </w:r>
-      <w:hyperlink r:id="rId51">
-        <w:r>
-          <w:rPr>
-            <w:lang w:val="zh_TW" w:bidi="zh_TW"/>
-          </w:rPr>
-          <w:rPr>
-            <w:color w:val="0000EE"/>
-            <w:u w:val="single"/>
-          </w:rPr>
-          <w:t>箴2:3–5</w:t>
-        </w:r>
-      </w:hyperlink>
-      <w:r>
-        <w:rPr>
-          <w:lang w:val="zh_TW" w:bidi="zh_TW"/>
-        </w:rPr>
-        <w:t>）。</w:t>
-      </w:r>
-    </w:p>
-    <w:p>
-      <w:pPr/>
-      <w:r>
-        <w:rPr>
-          <w:lang w:val="zh_TW" w:bidi="zh_TW"/>
-        </w:rPr>
-      </w:r>
-      <w:r>
-        <w:rPr>
-          <w:lang w:val="zh_TW" w:bidi="zh_TW"/>
-        </w:rPr>
-        <w:t>古代以色列人藉著遵行神的誡命來表達他們的敬畏（</w:t>
-      </w:r>
-      <w:hyperlink r:id="rId52">
-        <w:r>
-          <w:rPr>
-            <w:lang w:val="zh_TW" w:bidi="zh_TW"/>
-          </w:rPr>
-          <w:rPr>
-            <w:color w:val="0000EE"/>
-            <w:u w:val="single"/>
-          </w:rPr>
-          <w:t>申6:2</w:t>
-        </w:r>
-      </w:hyperlink>
-      <w:r>
-        <w:rPr>
-          <w:lang w:val="zh_TW" w:bidi="zh_TW"/>
-        </w:rPr>
-        <w:t>）。哥尼流和他的全家因為敬畏神，被稱為「敬畏神的人」（</w:t>
-      </w:r>
-      <w:hyperlink r:id="rId53">
-        <w:r>
-          <w:rPr>
-            <w:lang w:val="zh_TW" w:bidi="zh_TW"/>
-          </w:rPr>
-          <w:rPr>
-            <w:color w:val="0000EE"/>
-            <w:u w:val="single"/>
-          </w:rPr>
-          <w:t>徒10:2</w:t>
-        </w:r>
-      </w:hyperlink>
-      <w:r>
-        <w:rPr>
-          <w:lang w:val="zh_TW" w:bidi="zh_TW"/>
-        </w:rPr>
-        <w:t>）。真正的敬畏會使人過著善行和聖潔的生活（</w:t>
-      </w:r>
-      <w:hyperlink r:id="rId54">
-        <w:r>
-          <w:rPr>
-            <w:lang w:val="zh_TW" w:bidi="zh_TW"/>
-          </w:rPr>
-          <w:rPr>
-            <w:color w:val="0000EE"/>
-            <w:u w:val="single"/>
-          </w:rPr>
-          <w:t>林後7:1</w:t>
-        </w:r>
-      </w:hyperlink>
-      <w:r>
-        <w:rPr>
-          <w:lang w:val="zh_TW" w:bidi="zh_TW"/>
-        </w:rPr>
-        <w:t>），這種敬畏帶來喜樂（</w:t>
-      </w:r>
-      <w:hyperlink r:id="rId55">
-        <w:r>
-          <w:rPr>
-            <w:lang w:val="zh_TW" w:bidi="zh_TW"/>
-          </w:rPr>
-          <w:rPr>
-            <w:color w:val="0000EE"/>
-            <w:u w:val="single"/>
-          </w:rPr>
-          <w:t>詩2:11</w:t>
-        </w:r>
-      </w:hyperlink>
-      <w:r>
-        <w:rPr>
-          <w:lang w:val="zh_TW" w:bidi="zh_TW"/>
-        </w:rPr>
-        <w:t>）和生命（</w:t>
-      </w:r>
-      <w:hyperlink r:id="rId56">
-        <w:r>
-          <w:rPr>
-            <w:lang w:val="zh_TW" w:bidi="zh_TW"/>
-          </w:rPr>
-          <w:rPr>
-            <w:color w:val="0000EE"/>
-            <w:u w:val="single"/>
-          </w:rPr>
-          <w:t>箴14:27</w:t>
-        </w:r>
-      </w:hyperlink>
-      <w:r>
-        <w:rPr>
-          <w:lang w:val="zh_TW" w:bidi="zh_TW"/>
-        </w:rPr>
-        <w:t>），也比財富更寶貴（</w:t>
-      </w:r>
-      <w:hyperlink r:id="rId57">
-        <w:r>
-          <w:rPr>
-            <w:lang w:val="zh_TW" w:bidi="zh_TW"/>
-          </w:rPr>
-          <w:rPr>
-            <w:color w:val="0000EE"/>
-            <w:u w:val="single"/>
-          </w:rPr>
-          <w:t>箴15:16</w:t>
-        </w:r>
-      </w:hyperlink>
-      <w:r>
-        <w:rPr>
-          <w:lang w:val="zh_TW" w:bidi="zh_TW"/>
-        </w:rPr>
-        <w:t>）。神喜悅那些敬畏祂的人（</w:t>
-      </w:r>
-      <w:hyperlink r:id="rId58">
-        <w:r>
-          <w:rPr>
-            <w:lang w:val="zh_TW" w:bidi="zh_TW"/>
-          </w:rPr>
-          <w:rPr>
-            <w:color w:val="0000EE"/>
-            <w:u w:val="single"/>
-          </w:rPr>
-          <w:t>詩147:11</w:t>
-        </w:r>
-      </w:hyperlink>
-      <w:r>
-        <w:rPr>
-          <w:lang w:val="zh_TW" w:bidi="zh_TW"/>
-        </w:rPr>
-        <w:t>）。</w:t>
+      <w:r>
+        <w:rPr>
+          <w:lang w:val="zh_TW" w:bidi="zh_TW"/>
+        </w:rPr>
+        <w:t>以色列的節期和節日</w:t>
+      </w:r>
+      <w:r>
+        <w:rPr>
+          <w:lang w:val="zh_TW" w:bidi="zh_TW"/>
+        </w:rPr>
+        <w:t>；</w:t>
+      </w:r>
+      <w:r>
+        <w:rPr>
+          <w:lang w:val="zh_TW" w:bidi="zh_TW"/>
+        </w:rPr>
+        <w:t>主的晚餐</w:t>
+      </w:r>
+      <w:r>
+        <w:rPr>
+          <w:lang w:val="zh_TW" w:bidi="zh_TW"/>
+        </w:rPr>
+        <w:t>；</w:t>
+      </w:r>
+      <w:r>
+        <w:rPr>
+          <w:lang w:val="zh_TW" w:bidi="zh_TW"/>
+        </w:rPr>
+        <w:t>逾越節</w:t>
+      </w:r>
+      <w:r>
+        <w:rPr>
+          <w:lang w:val="zh_TW" w:bidi="zh_TW"/>
+        </w:rPr>
+        <w:t>。</w:t>
       </w:r>
       <w:r>
         <w:rPr>

--- a/zht/docx/071.content.docx
+++ b/zht/docx/071.content.docx
@@ -149,7 +149,7 @@
         <w:rPr>
           <w:lang w:val="zh_TW" w:bidi="zh_TW"/>
         </w:rPr>
-        <w:t>ju</w:t>
+        <w:t>jiu</w:t>
       </w:r>
       <w:r>
         <w:rPr>
@@ -212,7 +212,7 @@
         <w:rPr>
           <w:lang w:val="zh_TW" w:bidi="zh_TW"/>
         </w:rPr>
-        <w:t>聚餐（餐食）的重要性</w:t>
+        <w:t>酒</w:t>
       </w:r>
       <w:r>
         <w:rPr>
@@ -231,18 +231,18 @@
         <w:rPr>
           <w:lang w:val="zh_TW" w:bidi="zh_TW"/>
         </w:rPr>
-        <w:t>聚餐在家庭、社會和宗教生活中都扮演著重要的角色。晚餐是所有家人聚在一起的時候，因此對於增進彼此感情非常重要。為旅客提供膳食更是一種社會和宗教責任。朋友們會來探訪，與一家人一起用餐，並討論日常的問題。聚餐對猶太教和基督教來說，亦有舉足輕重的意義，他們會分別慶祝逾越節和聖餐。</w:t>
+        <w:t>由發酵的葡萄汁製成的飲料。</w:t>
       </w:r>
     </w:p>
     <w:p>
       <w:pPr>
-        <w:pStyle w:val="Heading4"/>
-      </w:pPr>
-      <w:r>
-        <w:rPr>
-          <w:lang w:val="zh_TW" w:bidi="zh_TW"/>
-        </w:rPr>
-        <w:t>餐食的種類</w:t>
+        <w:pStyle w:val="Heading3"/>
+      </w:pPr>
+      <w:r>
+        <w:rPr>
+          <w:lang w:val="zh_TW" w:bidi="zh_TW"/>
+        </w:rPr>
+        <w:t>起源</w:t>
       </w:r>
     </w:p>
     <w:p>
@@ -256,7 +256,7 @@
         <w:rPr>
           <w:lang w:val="zh_TW" w:bidi="zh_TW"/>
         </w:rPr>
-        <w:t>在古代近東，人們一天只吃兩頓飯。第一頓是工人在中午於田間吃的，這頓飯有小糕點、小麵包、無花果、橄欖，可能還有山羊起司（芝士）或凝乳，其份量不大，是在炎熱和工作期間休息時所吃的（</w:t>
+        <w:t>挪亞是最早醲造酒的人之一（</w:t>
       </w:r>
       <w:hyperlink r:id="rId13">
         <w:r>
@@ -267,50 +267,14 @@
             <w:color w:val="0000EE"/>
             <w:u w:val="single"/>
           </w:rPr>
-          <w:t>得2:14</w:t>
-        </w:r>
-      </w:hyperlink>
-      <w:r>
-        <w:rPr>
-          <w:lang w:val="zh_TW" w:bidi="zh_TW"/>
-        </w:rPr>
-        <w:t>）。聖經時代的人通常不吃早餐。聖經中只有幾次提到早上用餐（</w:t>
-      </w:r>
-      <w:hyperlink r:id="rId14">
-        <w:r>
-          <w:rPr>
-            <w:lang w:val="zh_TW" w:bidi="zh_TW"/>
-          </w:rPr>
-          <w:rPr>
-            <w:color w:val="0000EE"/>
-            <w:u w:val="single"/>
-          </w:rPr>
-          <w:t>士19:5</w:t>
-        </w:r>
-      </w:hyperlink>
-      <w:r>
-        <w:rPr>
-          <w:lang w:val="zh_TW" w:bidi="zh_TW"/>
-        </w:rPr>
-        <w:t>；</w:t>
-      </w:r>
-      <w:hyperlink r:id="rId15">
-        <w:r>
-          <w:rPr>
-            <w:lang w:val="zh_TW" w:bidi="zh_TW"/>
-          </w:rPr>
-          <w:rPr>
-            <w:color w:val="0000EE"/>
-            <w:u w:val="single"/>
-          </w:rPr>
-          <w:t>約21:12</w:t>
-        </w:r>
-      </w:hyperlink>
-      <w:r>
-        <w:rPr>
-          <w:lang w:val="zh_TW" w:bidi="zh_TW"/>
-        </w:rPr>
-        <w:t>）。</w:t>
+          <w:t>創9:21</w:t>
+        </w:r>
+      </w:hyperlink>
+      <w:r>
+        <w:rPr>
+          <w:lang w:val="zh_TW" w:bidi="zh_TW"/>
+        </w:rPr>
+        <w:t>），據推測他是在亞拉臘山的山坡上釀酒的。但釀酒並不限於那個地區，因為埃及以及後來的希臘都喜歡這種飲料。事實上，在史前時期的美索不達米亞就已經有釀酒技術，並在公元前3000年之前傳入埃及。</w:t>
       </w:r>
     </w:p>
     <w:p>
@@ -324,18 +288,18 @@
         <w:rPr>
           <w:lang w:val="zh_TW" w:bidi="zh_TW"/>
         </w:rPr>
-        <w:t>在以色列中，晚餐是整天最重要的社交活動。工人回家放鬆，與家人共享晚餐。這頓飯通常在日落時分開始，因為那時天色已暗，無法工作。</w:t>
+        <w:t>「酒」這個詞可能與葡萄樹、葡萄園和黑葡萄的詞語有關。葡萄樹是帶來酒的植物，在近東世界中常被認為是「生命樹」。在埃及和美索不達米亞，據信有一位女神保護葡萄樹。位於亞述西北部山區的女神西里斯（Siris）被稱為「天上生命樹的女主人」。以諾一書三十二章4節稱葡萄樹為知識樹。根據猶太傳統，葡萄樹在洪水中被挪亞保留下來。</w:t>
       </w:r>
     </w:p>
     <w:p>
       <w:pPr>
-        <w:pStyle w:val="Heading4"/>
-      </w:pPr>
-      <w:r>
-        <w:rPr>
-          <w:lang w:val="zh_TW" w:bidi="zh_TW"/>
-        </w:rPr>
-        <w:t>食物</w:t>
+        <w:pStyle w:val="Heading3"/>
+      </w:pPr>
+      <w:r>
+        <w:rPr>
+          <w:lang w:val="zh_TW" w:bidi="zh_TW"/>
+        </w:rPr>
+        <w:t>釀酒的過程</w:t>
       </w:r>
     </w:p>
     <w:p>
@@ -349,18 +313,33 @@
         <w:rPr>
           <w:lang w:val="zh_TW" w:bidi="zh_TW"/>
         </w:rPr>
-        <w:t>一般的晚餐包括手磨穀物製成的餅或蛋糕、山羊芝士或凝乳，以及豆類、扁豆、韭蔥、豌豆、無花果、橄欖、葡萄乾和棗等等的蔬菜。市面有供應肉類，但對大多數人來說卻比較奢侈。人們會用橄欖油烹調食物，並用蜜糖調味。</w:t>
-      </w:r>
-    </w:p>
-    <w:p>
-      <w:pPr>
-        <w:pStyle w:val="Heading4"/>
-      </w:pPr>
-      <w:r>
-        <w:rPr>
-          <w:lang w:val="zh_TW" w:bidi="zh_TW"/>
-        </w:rPr>
-        <w:t>如何進食</w:t>
+        <w:t>現存關於釀酒技術的古代文獻很少，早期葡萄種植者的知識主要來自少數植物學家的經驗和興趣。亞里士多德有天賦的學生埃雷索斯的泰奧弗拉斯托斯（Theophrastus of Eresos）寫了一本名為</w:t>
+      </w:r>
+      <w:r>
+        <w:rPr>
+          <w:i/>
+          <w:lang w:val="zh_TW" w:bidi="zh_TW"/>
+        </w:rPr>
+        <w:t>植物研究（Enquiry into Plants）</w:t>
+      </w:r>
+      <w:r>
+        <w:rPr>
+          <w:lang w:val="zh_TW" w:bidi="zh_TW"/>
+        </w:rPr>
+        <w:t>的書，展示了實踐經驗和理論的結合。後來，他還寫了</w:t>
+      </w:r>
+      <w:r>
+        <w:rPr>
+          <w:i/>
+          <w:lang w:val="zh_TW" w:bidi="zh_TW"/>
+        </w:rPr>
+        <w:t>植物的生命（On the Life of Plants）</w:t>
+      </w:r>
+      <w:r>
+        <w:rPr>
+          <w:lang w:val="zh_TW" w:bidi="zh_TW"/>
+        </w:rPr>
+        <w:t>，這是一部詳細觀察釀酒過程的作品。他關於何時種植、如何修剪、反對嫁接的觀點，以及如何照顧葡萄樹的想法，都展示了希臘人的天賦。他們將葡萄栽培提升為一門科學，這門科學在過去的2200年裡幾乎未曾改變。</w:t>
       </w:r>
     </w:p>
     <w:p>
@@ -374,91 +353,7 @@
         <w:rPr>
           <w:lang w:val="zh_TW" w:bidi="zh_TW"/>
         </w:rPr>
-        <w:t>一般家庭通常坐在地板上一起用餐，以</w:t>
-      </w:r>
-      <w:r>
-        <w:rPr>
-          <w:lang w:val="zh_TW" w:bidi="zh_TW"/>
-        </w:rPr>
-        <w:t>毛毯</w:t>
-      </w:r>
-      <w:r>
-        <w:rPr>
-          <w:lang w:val="zh_TW" w:bidi="zh_TW"/>
-        </w:rPr>
-        <w:t>為飯桌（</w:t>
-      </w:r>
-      <w:hyperlink r:id="rId16">
-        <w:r>
-          <w:rPr>
-            <w:lang w:val="zh_TW" w:bidi="zh_TW"/>
-          </w:rPr>
-          <w:rPr>
-            <w:color w:val="0000EE"/>
-            <w:u w:val="single"/>
-          </w:rPr>
-          <w:t>創37:25</w:t>
-        </w:r>
-      </w:hyperlink>
-      <w:r>
-        <w:rPr>
-          <w:lang w:val="zh_TW" w:bidi="zh_TW"/>
-        </w:rPr>
-        <w:t>）。後來，他們按照迦南風俗，使用椅子和飯桌（</w:t>
-      </w:r>
-      <w:hyperlink r:id="rId17">
-        <w:r>
-          <w:rPr>
-            <w:lang w:val="zh_TW" w:bidi="zh_TW"/>
-          </w:rPr>
-          <w:rPr>
-            <w:color w:val="0000EE"/>
-            <w:u w:val="single"/>
-          </w:rPr>
-          <w:t>王上13:20</w:t>
-        </w:r>
-      </w:hyperlink>
-      <w:r>
-        <w:rPr>
-          <w:lang w:val="zh_TW" w:bidi="zh_TW"/>
-        </w:rPr>
-        <w:t>；</w:t>
-      </w:r>
-      <w:hyperlink r:id="rId18">
-        <w:r>
-          <w:rPr>
-            <w:lang w:val="zh_TW" w:bidi="zh_TW"/>
-          </w:rPr>
-          <w:rPr>
-            <w:color w:val="0000EE"/>
-            <w:u w:val="single"/>
-          </w:rPr>
-          <w:t>詩23:5</w:t>
-        </w:r>
-      </w:hyperlink>
-      <w:r>
-        <w:rPr>
-          <w:lang w:val="zh_TW" w:bidi="zh_TW"/>
-        </w:rPr>
-        <w:t>；</w:t>
-      </w:r>
-      <w:hyperlink r:id="rId19">
-        <w:r>
-          <w:rPr>
-            <w:lang w:val="zh_TW" w:bidi="zh_TW"/>
-          </w:rPr>
-          <w:rPr>
-            <w:color w:val="0000EE"/>
-            <w:u w:val="single"/>
-          </w:rPr>
-          <w:t>結23:41</w:t>
-        </w:r>
-      </w:hyperlink>
-      <w:r>
-        <w:rPr>
-          <w:lang w:val="zh_TW" w:bidi="zh_TW"/>
-        </w:rPr>
-        <w:t>）。埃及人躺著吃飯的習俗變得流行，直至羅馬時期。在特殊場合中，他們也會為家人和客人提供音樂、舞蹈和謎語。</w:t>
+        <w:t>希臘葡萄種植者非常小心地確保他們的農作物成功種植。葡萄藤貼近地面生長，而不是被支撐起來。因此，會吃掉葡萄的老鼠和狐狸特別令人討厭，並且種植者必須頻繁除草來保持土壤中沒有雜草。但他們的方法總體上非常有效。</w:t>
       </w:r>
     </w:p>
     <w:p>
@@ -472,97 +367,20 @@
         <w:rPr>
           <w:lang w:val="zh_TW" w:bidi="zh_TW"/>
         </w:rPr>
-        <w:t>及至新約時期，人們有時會在樓上設置獨立房間，作飯廳之用。客人倚臥左肘，吃飯和交談。在重要的聚餐場合，人們會依照固定的順序就座——從最尊貴的人到地位較低的人（參</w:t>
-      </w:r>
-      <w:hyperlink r:id="rId20">
-        <w:r>
-          <w:rPr>
-            <w:lang w:val="zh_TW" w:bidi="zh_TW"/>
-          </w:rPr>
-          <w:rPr>
-            <w:color w:val="0000EE"/>
-            <w:u w:val="single"/>
-          </w:rPr>
-          <w:t>創43:33</w:t>
-        </w:r>
-      </w:hyperlink>
-      <w:r>
-        <w:rPr>
-          <w:lang w:val="zh_TW" w:bidi="zh_TW"/>
-        </w:rPr>
-        <w:t>；</w:t>
-      </w:r>
-      <w:hyperlink r:id="rId21">
-        <w:r>
-          <w:rPr>
-            <w:lang w:val="zh_TW" w:bidi="zh_TW"/>
-          </w:rPr>
-          <w:rPr>
-            <w:color w:val="0000EE"/>
-            <w:u w:val="single"/>
-          </w:rPr>
-          <w:t>撒上9:22</w:t>
-        </w:r>
-      </w:hyperlink>
-      <w:r>
-        <w:rPr>
-          <w:lang w:val="zh_TW" w:bidi="zh_TW"/>
-        </w:rPr>
-        <w:t>；</w:t>
-      </w:r>
-      <w:hyperlink r:id="rId22">
-        <w:r>
-          <w:rPr>
-            <w:lang w:val="zh_TW" w:bidi="zh_TW"/>
-          </w:rPr>
-          <w:rPr>
-            <w:color w:val="0000EE"/>
-            <w:u w:val="single"/>
-          </w:rPr>
-          <w:t>太23:6</w:t>
-        </w:r>
-      </w:hyperlink>
-      <w:r>
-        <w:rPr>
-          <w:lang w:val="zh_TW" w:bidi="zh_TW"/>
-        </w:rPr>
-        <w:t>；</w:t>
-      </w:r>
-      <w:hyperlink r:id="rId23">
-        <w:r>
-          <w:rPr>
-            <w:lang w:val="zh_TW" w:bidi="zh_TW"/>
-          </w:rPr>
-          <w:rPr>
-            <w:color w:val="0000EE"/>
-            <w:u w:val="single"/>
-          </w:rPr>
-          <w:t>可12:39</w:t>
-        </w:r>
-      </w:hyperlink>
-      <w:r>
-        <w:rPr>
-          <w:lang w:val="zh_TW" w:bidi="zh_TW"/>
-        </w:rPr>
-        <w:t>；</w:t>
-      </w:r>
-      <w:hyperlink r:id="rId24">
-        <w:r>
-          <w:rPr>
-            <w:lang w:val="zh_TW" w:bidi="zh_TW"/>
-          </w:rPr>
-          <w:rPr>
-            <w:color w:val="0000EE"/>
-            <w:u w:val="single"/>
-          </w:rPr>
-          <w:t>路14:8</w:t>
-        </w:r>
-      </w:hyperlink>
-      <w:r>
-        <w:rPr>
-          <w:lang w:val="zh_TW" w:bidi="zh_TW"/>
-        </w:rPr>
-        <w:t>）。當客人進入房間時，尊貴的位置通常位於僕人的右側，而地位最低的位置則在僕人的左側。</w:t>
+        <w:t>每年九月初，葡萄會在平原地區被採收，而在月底則會在山區進行。在最初的載歌載舞慶祝節日中，工人們將成串的葡萄送到釀酒壓榨機中，這些壓榨機是傾斜向一角的低水泥槽。之後，工人們會用腳踩踏葡萄。第一道</w:t>
+      </w:r>
+      <w:r>
+        <w:rPr>
+          <w:i/>
+          <w:lang w:val="zh_TW" w:bidi="zh_TW"/>
+        </w:rPr>
+        <w:t>榨汁</w:t>
+      </w:r>
+      <w:r>
+        <w:rPr>
+          <w:lang w:val="zh_TW" w:bidi="zh_TW"/>
+        </w:rPr>
+        <w:t>（must，壓榨出的汁液）非常珍貴，因為可以用它釀造出最優質的酒。剩餘的果汁則是通過擠壓裝在布袋中的踩過的葡萄來提取的。第三類酒則是通過將剩下的葡萄與水混合甚至煮沸後提取的，這類酒通常只有窮人飲用。</w:t>
       </w:r>
     </w:p>
     <w:p>
@@ -576,30 +394,7 @@
         <w:rPr>
           <w:lang w:val="zh_TW" w:bidi="zh_TW"/>
         </w:rPr>
-        <w:t>客人在用餐前後都會洗手。燉菜放在</w:t>
-      </w:r>
-      <w:r>
-        <w:rPr>
-          <w:lang w:val="zh_TW" w:bidi="zh_TW"/>
-        </w:rPr>
-        <w:t>砂鍋</w:t>
-      </w:r>
-      <w:r>
-        <w:rPr>
-          <w:lang w:val="zh_TW" w:bidi="zh_TW"/>
-        </w:rPr>
-        <w:t>，包括肉、蔬菜或兩者兼有，人們會用餅來舀取鍋中的燉菜。晚餐通常只有一道主菜，因此廚師可以與客人一起享用。</w:t>
-      </w:r>
-    </w:p>
-    <w:p>
-      <w:pPr>
-        <w:pStyle w:val="Heading4"/>
-      </w:pPr>
-      <w:r>
-        <w:rPr>
-          <w:lang w:val="zh_TW" w:bidi="zh_TW"/>
-        </w:rPr>
-        <w:t>新約聖經中的聚餐</w:t>
+        <w:t>希臘人後來發明了橫樑壓榨機（beam press），長橫樑的一端有轉動部分，另一端懸掛著重石，用來壓榨多層葡萄。在古代近東地區使用了不同的葡萄壓榨方法，但即使在希臘，踩踏葡萄始終是最受歡迎的方式。</w:t>
       </w:r>
     </w:p>
     <w:p>
@@ -613,126 +408,7 @@
         <w:rPr>
           <w:lang w:val="zh_TW" w:bidi="zh_TW"/>
         </w:rPr>
-        <w:t>耶穌經常與祂的門徒和朋友聚餐。耶穌和祂的追隨者曾是加利利迦拿婚宴的客人（</w:t>
-      </w:r>
-      <w:hyperlink r:id="rId25">
-        <w:r>
-          <w:rPr>
-            <w:lang w:val="zh_TW" w:bidi="zh_TW"/>
-          </w:rPr>
-          <w:rPr>
-            <w:color w:val="0000EE"/>
-            <w:u w:val="single"/>
-          </w:rPr>
-          <w:t>約2:1–10</w:t>
-        </w:r>
-      </w:hyperlink>
-      <w:r>
-        <w:rPr>
-          <w:lang w:val="zh_TW" w:bidi="zh_TW"/>
-        </w:rPr>
-        <w:t>），也曾參加由馬太舉辦的晚宴（</w:t>
-      </w:r>
-      <w:hyperlink r:id="rId26">
-        <w:r>
-          <w:rPr>
-            <w:lang w:val="zh_TW" w:bidi="zh_TW"/>
-          </w:rPr>
-          <w:rPr>
-            <w:color w:val="0000EE"/>
-            <w:u w:val="single"/>
-          </w:rPr>
-          <w:t>太9:10</w:t>
-        </w:r>
-      </w:hyperlink>
-      <w:r>
-        <w:rPr>
-          <w:lang w:val="zh_TW" w:bidi="zh_TW"/>
-        </w:rPr>
-        <w:t>）。他們亦是法利賽人西門舉辦另一場晚宴的客人（</w:t>
-      </w:r>
-      <w:hyperlink r:id="rId27">
-        <w:r>
-          <w:rPr>
-            <w:lang w:val="zh_TW" w:bidi="zh_TW"/>
-          </w:rPr>
-          <w:rPr>
-            <w:color w:val="0000EE"/>
-            <w:u w:val="single"/>
-          </w:rPr>
-          <w:t>路7:36–50</w:t>
-        </w:r>
-      </w:hyperlink>
-      <w:r>
-        <w:rPr>
-          <w:lang w:val="zh_TW" w:bidi="zh_TW"/>
-        </w:rPr>
-        <w:t>）。耶穌還曾在撒該的晚宴上，受到熱烈款待（</w:t>
-      </w:r>
-      <w:hyperlink r:id="rId28">
-        <w:r>
-          <w:rPr>
-            <w:lang w:val="zh_TW" w:bidi="zh_TW"/>
-          </w:rPr>
-          <w:rPr>
-            <w:color w:val="0000EE"/>
-            <w:u w:val="single"/>
-          </w:rPr>
-          <w:t>路19:6–7</w:t>
-        </w:r>
-      </w:hyperlink>
-      <w:r>
-        <w:rPr>
-          <w:lang w:val="zh_TW" w:bidi="zh_TW"/>
-        </w:rPr>
-        <w:t>）。耶穌也曾有幾次，成為馬大、馬利亞和拉撒路在伯大尼家庭聚會的客人（</w:t>
-      </w:r>
-      <w:hyperlink r:id="rId29">
-        <w:r>
-          <w:rPr>
-            <w:lang w:val="zh_TW" w:bidi="zh_TW"/>
-          </w:rPr>
-          <w:rPr>
-            <w:color w:val="0000EE"/>
-            <w:u w:val="single"/>
-          </w:rPr>
-          <w:t>路10:38–42</w:t>
-        </w:r>
-      </w:hyperlink>
-      <w:r>
-        <w:rPr>
-          <w:lang w:val="zh_TW" w:bidi="zh_TW"/>
-        </w:rPr>
-        <w:t>；</w:t>
-      </w:r>
-      <w:hyperlink r:id="rId30">
-        <w:r>
-          <w:rPr>
-            <w:lang w:val="zh_TW" w:bidi="zh_TW"/>
-          </w:rPr>
-          <w:rPr>
-            <w:color w:val="0000EE"/>
-            <w:u w:val="single"/>
-          </w:rPr>
-          <w:t>約12:2</w:t>
-        </w:r>
-      </w:hyperlink>
-      <w:r>
-        <w:rPr>
-          <w:lang w:val="zh_TW" w:bidi="zh_TW"/>
-        </w:rPr>
-        <w:t>）。根據小城鎮和村莊的習俗，路過的人很可能會進來向耶穌問候，或許還會與其他客人交談。</w:t>
-      </w:r>
-    </w:p>
-    <w:p>
-      <w:pPr>
-        <w:pStyle w:val="Heading4"/>
-      </w:pPr>
-      <w:r>
-        <w:rPr>
-          <w:lang w:val="zh_TW" w:bidi="zh_TW"/>
-        </w:rPr>
-        <w:t>重要的宗教聚餐</w:t>
+        <w:t>在希臘，發酵期通常為六個月，在此期間液體不斷被撇去。然而，在古代近東，發酵過程通常在三到四天內完成，最佳發酵溫度為77度。古人知道繼續發酵會產生酸性。</w:t>
       </w:r>
     </w:p>
     <w:p>
@@ -746,25 +422,18 @@
         <w:rPr>
           <w:lang w:val="zh_TW" w:bidi="zh_TW"/>
         </w:rPr>
-        <w:t>聖經描述了兩個重要的宴席，一個涉及舊約，另一個涉及新約（約是神與祂子民之間的承諾），這兩個筵席對神的子民都有救贖的意義。第一個是逾越節的設立，發生在以色列人跟隨摩西離開埃及的時候（</w:t>
-      </w:r>
-      <w:hyperlink r:id="rId31">
-        <w:r>
-          <w:rPr>
-            <w:lang w:val="zh_TW" w:bidi="zh_TW"/>
-          </w:rPr>
-          <w:rPr>
-            <w:color w:val="0000EE"/>
-            <w:u w:val="single"/>
-          </w:rPr>
-          <w:t>出12</w:t>
-        </w:r>
-      </w:hyperlink>
-      <w:r>
-        <w:rPr>
-          <w:lang w:val="zh_TW" w:bidi="zh_TW"/>
-        </w:rPr>
-        <w:t>）。第二個是聖餐的設立。這兩者的細節，分別見於不同的文章。</w:t>
+        <w:t>在達到所需的發酵效果後，酒會被轉移到皮囊或陶罐中，以便運輸或銷售。把手和塞子上印有種類/品牌（brand）、產地和年份。此時，酒通過穿孔金屬篩網或布過濾，以消除沙粒或昆蟲等污染物。</w:t>
+      </w:r>
+    </w:p>
+    <w:p>
+      <w:pPr>
+        <w:pStyle w:val="Heading3"/>
+      </w:pPr>
+      <w:r>
+        <w:rPr>
+          <w:lang w:val="zh_TW" w:bidi="zh_TW"/>
+        </w:rPr>
+        <w:t>酒的種類</w:t>
       </w:r>
     </w:p>
     <w:p>
@@ -778,79 +447,18 @@
         <w:rPr>
           <w:lang w:val="zh_TW" w:bidi="zh_TW"/>
         </w:rPr>
-        <w:t>聖經中還有其它重要的餐食記錄。舉例來說，以色列人在獻祭時常吃飯來慶祝神（</w:t>
-      </w:r>
-      <w:hyperlink r:id="rId32">
-        <w:r>
-          <w:rPr>
-            <w:lang w:val="zh_TW" w:bidi="zh_TW"/>
-          </w:rPr>
-          <w:rPr>
-            <w:color w:val="0000EE"/>
-            <w:u w:val="single"/>
-          </w:rPr>
-          <w:t>申14:24–26</w:t>
-        </w:r>
-      </w:hyperlink>
-      <w:r>
-        <w:rPr>
-          <w:lang w:val="zh_TW" w:bidi="zh_TW"/>
-        </w:rPr>
-        <w:t>）。聖經也提到有一天在神的國裡會有大筵席（</w:t>
-      </w:r>
-      <w:hyperlink r:id="rId33">
-        <w:r>
-          <w:rPr>
-            <w:lang w:val="zh_TW" w:bidi="zh_TW"/>
-          </w:rPr>
-          <w:rPr>
-            <w:color w:val="0000EE"/>
-            <w:u w:val="single"/>
-          </w:rPr>
-          <w:t>賽25:6</w:t>
-        </w:r>
-      </w:hyperlink>
-      <w:r>
-        <w:rPr>
-          <w:lang w:val="zh_TW" w:bidi="zh_TW"/>
-        </w:rPr>
-        <w:t>；</w:t>
-      </w:r>
-      <w:hyperlink r:id="rId34">
-        <w:r>
-          <w:rPr>
-            <w:lang w:val="zh_TW" w:bidi="zh_TW"/>
-          </w:rPr>
-          <w:rPr>
-            <w:color w:val="0000EE"/>
-            <w:u w:val="single"/>
-          </w:rPr>
-          <w:t>路14:25</w:t>
-        </w:r>
-      </w:hyperlink>
-      <w:r>
-        <w:rPr>
-          <w:lang w:val="zh_TW" w:bidi="zh_TW"/>
-        </w:rPr>
-        <w:t>；</w:t>
-      </w:r>
-      <w:hyperlink r:id="rId35">
-        <w:r>
-          <w:rPr>
-            <w:lang w:val="zh_TW" w:bidi="zh_TW"/>
-          </w:rPr>
-          <w:rPr>
-            <w:color w:val="0000EE"/>
-            <w:u w:val="single"/>
-          </w:rPr>
-          <w:t>啟19:9</w:t>
-        </w:r>
-      </w:hyperlink>
-      <w:r>
-        <w:rPr>
-          <w:lang w:val="zh_TW" w:bidi="zh_TW"/>
-        </w:rPr>
-        <w:t>）。</w:t>
+        <w:t>古代詩人討論了許多不同種類的酒，亞他那修（Athenaeus）提到85種不同的品種。蓋倫（Galen）列舉了60種，普林尼（Pliny）提到150種，而斯特拉波（Strabo）提到30種。酒根據不同的顏色（黑色、紅色、白色或黃色）和口味（乾、澀、淡或甜）來區分。聖經記載了各種酒，例如黎巴嫩和黑本的酒。希伯崙和撒馬利亞以釀酒聞名。希伯來文至少有九個不同的詞來表示酒，而希臘文有四個在新約中被提及。</w:t>
+      </w:r>
+    </w:p>
+    <w:p>
+      <w:pPr>
+        <w:pStyle w:val="Heading3"/>
+      </w:pPr>
+      <w:r>
+        <w:rPr>
+          <w:lang w:val="zh_TW" w:bidi="zh_TW"/>
+        </w:rPr>
+        <w:t>酒的性質</w:t>
       </w:r>
     </w:p>
     <w:p>
@@ -862,9 +470,1084 @@
       </w:r>
       <w:r>
         <w:rPr>
+          <w:lang w:val="zh_TW" w:bidi="zh_TW"/>
+        </w:rPr>
+        <w:t>很少有人會質疑至少在舊約中有些酒是經過發酵的。然而，一些學者認為古代世界某些形式的酒未經發酵。他們對比了兩個希伯來文詞語，得出結論認為其中一個特定的詞語僅指新鮮葡萄汁（</w:t>
+      </w:r>
+      <w:hyperlink r:id="rId14">
+        <w:r>
+          <w:rPr>
+            <w:lang w:val="zh_TW" w:bidi="zh_TW"/>
+          </w:rPr>
+          <w:rPr>
+            <w:color w:val="0000EE"/>
+            <w:u w:val="single"/>
+          </w:rPr>
+          <w:t>箴3:10</w:t>
+        </w:r>
+      </w:hyperlink>
+      <w:r>
+        <w:rPr>
+          <w:lang w:val="zh_TW" w:bidi="zh_TW"/>
+        </w:rPr>
+        <w:t>；</w:t>
+      </w:r>
+      <w:hyperlink r:id="rId15">
+        <w:r>
+          <w:rPr>
+            <w:lang w:val="zh_TW" w:bidi="zh_TW"/>
+          </w:rPr>
+          <w:rPr>
+            <w:color w:val="0000EE"/>
+            <w:u w:val="single"/>
+          </w:rPr>
+          <w:t>何9:2</w:t>
+        </w:r>
+      </w:hyperlink>
+      <w:r>
+        <w:rPr>
+          <w:lang w:val="zh_TW" w:bidi="zh_TW"/>
+        </w:rPr>
+        <w:t>；</w:t>
+      </w:r>
+      <w:hyperlink r:id="rId16">
+        <w:r>
+          <w:rPr>
+            <w:lang w:val="zh_TW" w:bidi="zh_TW"/>
+          </w:rPr>
+          <w:rPr>
+            <w:color w:val="0000EE"/>
+            <w:u w:val="single"/>
+          </w:rPr>
+          <w:t>珥2:24</w:t>
+        </w:r>
+      </w:hyperlink>
+      <w:r>
+        <w:rPr>
+          <w:lang w:val="zh_TW" w:bidi="zh_TW"/>
+        </w:rPr>
+        <w:t>；</w:t>
+      </w:r>
+      <w:hyperlink r:id="rId17">
+        <w:r>
+          <w:rPr>
+            <w:lang w:val="zh_TW" w:bidi="zh_TW"/>
+          </w:rPr>
+          <w:rPr>
+            <w:color w:val="0000EE"/>
+            <w:u w:val="single"/>
+          </w:rPr>
+          <w:t>彌6:15</w:t>
+        </w:r>
+      </w:hyperlink>
+      <w:r>
+        <w:rPr>
+          <w:lang w:val="zh_TW" w:bidi="zh_TW"/>
+        </w:rPr>
+        <w:t>）。然而，這一觀點並沒有得到確定，理由如下：（1）希伯來文詞語主要出現在中性語境中；（2）該詞語在某些語境中明確包含了發酵飲料（例如，</w:t>
+      </w:r>
+      <w:hyperlink r:id="rId18">
+        <w:r>
+          <w:rPr>
+            <w:lang w:val="zh_TW" w:bidi="zh_TW"/>
+          </w:rPr>
+          <w:rPr>
+            <w:color w:val="0000EE"/>
+            <w:u w:val="single"/>
+          </w:rPr>
+          <w:t>創27:28</w:t>
+        </w:r>
+      </w:hyperlink>
+      <w:r>
+        <w:rPr>
+          <w:lang w:val="zh_TW" w:bidi="zh_TW"/>
+        </w:rPr>
+        <w:t>；</w:t>
+      </w:r>
+      <w:hyperlink r:id="rId19">
+        <w:r>
+          <w:rPr>
+            <w:lang w:val="zh_TW" w:bidi="zh_TW"/>
+          </w:rPr>
+          <w:rPr>
+            <w:color w:val="0000EE"/>
+            <w:u w:val="single"/>
+          </w:rPr>
+          <w:t>何4:11</w:t>
+        </w:r>
+      </w:hyperlink>
+      <w:r>
+        <w:rPr>
+          <w:lang w:val="zh_TW" w:bidi="zh_TW"/>
+        </w:rPr>
+        <w:t>；</w:t>
+      </w:r>
+      <w:hyperlink r:id="rId17">
+        <w:r>
+          <w:rPr>
+            <w:lang w:val="zh_TW" w:bidi="zh_TW"/>
+          </w:rPr>
+          <w:rPr>
+            <w:color w:val="0000EE"/>
+            <w:u w:val="single"/>
+          </w:rPr>
+          <w:t>彌6:15</w:t>
+        </w:r>
+      </w:hyperlink>
+      <w:r>
+        <w:rPr>
+          <w:lang w:val="zh_TW" w:bidi="zh_TW"/>
+        </w:rPr>
+        <w:t>）；（3）烏加里特文（Ugaritic）中的平行詞語確實指發酵酒；（4）七十士譯本的對應詞指的是發酵酒；（5）古代近東的發酵過程不像希臘，只需大約三天；（6）米示拿沒有提供任何有關使用未發酵酒的證據。因此，保存未經發酵的酒在當時可能是近乎不可能的任務。仔細研究所有的希伯來文詞語（以及它們的閃族同源詞）和希臘語文詞語可以證明，古代人幾乎不了解未發酵的酒。</w:t>
+      </w:r>
+    </w:p>
+    <w:p>
+      <w:pPr/>
+      <w:r>
+        <w:rPr>
+          <w:lang w:val="zh_TW" w:bidi="zh_TW"/>
+        </w:rPr>
+      </w:r>
+      <w:r>
+        <w:rPr>
+          <w:lang w:val="zh_TW" w:bidi="zh_TW"/>
+        </w:rPr>
+        <w:t>有大量證據表明，雖然酒總是經過發酵的，但在古典和希臘化世界中，通常會將酒與水混合。酒儲存在稱為雙耳瓶（amphorae）的大罐中</w:t>
+      </w:r>
+      <w:r>
+        <w:rPr>
           <w:i/>
           <w:lang w:val="zh_TW" w:bidi="zh_TW"/>
         </w:rPr>
+        <w:t>，</w:t>
+      </w:r>
+      <w:r>
+        <w:rPr>
+          <w:lang w:val="zh_TW" w:bidi="zh_TW"/>
+        </w:rPr>
+        <w:t>從這些罐中將酒通過濾器倒入稱為克拉泰（krater）的大混合碗中</w:t>
+      </w:r>
+      <w:r>
+        <w:rPr>
+          <w:i/>
+          <w:lang w:val="zh_TW" w:bidi="zh_TW"/>
+        </w:rPr>
+        <w:t>。</w:t>
+      </w:r>
+      <w:r>
+        <w:rPr>
+          <w:lang w:val="zh_TW" w:bidi="zh_TW"/>
+        </w:rPr>
+        <w:t>這樣，酒與水混合後，才倒入飲用碗或杯中。</w:t>
+      </w:r>
+    </w:p>
+    <w:p>
+      <w:pPr/>
+      <w:r>
+        <w:rPr>
+          <w:lang w:val="zh_TW" w:bidi="zh_TW"/>
+        </w:rPr>
+      </w:r>
+      <w:r>
+        <w:rPr>
+          <w:lang w:val="zh_TW" w:bidi="zh_TW"/>
+        </w:rPr>
+        <w:t>酒與水的比例各不相同。最稀釋的比例為20比1，原因是酒太濃（荷馬，</w:t>
+      </w:r>
+      <w:r>
+        <w:rPr>
+          <w:i/>
+          <w:lang w:val="zh_TW" w:bidi="zh_TW"/>
+        </w:rPr>
+        <w:t>奧德賽</w:t>
+      </w:r>
+      <w:r>
+        <w:rPr>
+          <w:lang w:val="zh_TW" w:bidi="zh_TW"/>
+        </w:rPr>
+        <w:t>10.208）。</w:t>
+      </w:r>
+    </w:p>
+    <w:p>
+      <w:pPr/>
+      <w:r>
+        <w:rPr>
+          <w:lang w:val="zh_TW" w:bidi="zh_TW"/>
+        </w:rPr>
+      </w:r>
+      <w:r>
+        <w:rPr>
+          <w:lang w:val="zh_TW" w:bidi="zh_TW"/>
+        </w:rPr>
+        <w:t>在西地中海世界中，「酒」一詞指的是酒與水的混合物。如果想提及未混水的酒，則需要加上「未摻水」的詞語。對於希臘人來說，喝未摻水的酒被認為是野蠻的行為。然而，證據似乎表明在舊約時代，酒是未經稀釋的。聖經中並未提及將酒與水混合的做法。將水與酒稀釋象徵著靈性上的變質（</w:t>
+      </w:r>
+      <w:hyperlink r:id="rId20">
+        <w:r>
+          <w:rPr>
+            <w:lang w:val="zh_TW" w:bidi="zh_TW"/>
+          </w:rPr>
+          <w:rPr>
+            <w:color w:val="0000EE"/>
+            <w:u w:val="single"/>
+          </w:rPr>
+          <w:t>賽1:22</w:t>
+        </w:r>
+      </w:hyperlink>
+      <w:r>
+        <w:rPr>
+          <w:lang w:val="zh_TW" w:bidi="zh_TW"/>
+        </w:rPr>
+        <w:t>）。到了羅馬時代，這一態度有所改變。米示拿假設水與酒的比例為二比一；然而，後來的塔木德則提到三比一的比例。自然發酵的酒精度可達15%。如果按三份水對一份酒的比例稀釋，酒精含量仍可達5%，這仍然相當濃烈。</w:t>
+      </w:r>
+    </w:p>
+    <w:p>
+      <w:pPr/>
+      <w:r>
+        <w:rPr>
+          <w:lang w:val="zh_TW" w:bidi="zh_TW"/>
+        </w:rPr>
+      </w:r>
+      <w:r>
+        <w:rPr>
+          <w:lang w:val="zh_TW" w:bidi="zh_TW"/>
+        </w:rPr>
+        <w:t>酒不僅與水混合，還與其他成分混合，類似於今天的調酒。一個例子可以在荷馬的《荷馬德墨忒爾頌歌》（Hymn to Demeter）中看到，女神拒絕純酒，並希望飲料混合麵粉、水和薄荷。濃酒也常常與弱酒混合，產生更強烈的飲品。這就是聖經中「調酒」的意思（</w:t>
+      </w:r>
+      <w:hyperlink r:id="rId21">
+        <w:r>
+          <w:rPr>
+            <w:lang w:val="zh_TW" w:bidi="zh_TW"/>
+          </w:rPr>
+          <w:rPr>
+            <w:color w:val="0000EE"/>
+            <w:u w:val="single"/>
+          </w:rPr>
+          <w:t>詩75:8</w:t>
+        </w:r>
+      </w:hyperlink>
+      <w:r>
+        <w:rPr>
+          <w:lang w:val="zh_TW" w:bidi="zh_TW"/>
+        </w:rPr>
+        <w:t>；</w:t>
+      </w:r>
+      <w:hyperlink r:id="rId22">
+        <w:r>
+          <w:rPr>
+            <w:lang w:val="zh_TW" w:bidi="zh_TW"/>
+          </w:rPr>
+          <w:rPr>
+            <w:color w:val="0000EE"/>
+            <w:u w:val="single"/>
+          </w:rPr>
+          <w:t>賽5:22</w:t>
+        </w:r>
+      </w:hyperlink>
+      <w:r>
+        <w:rPr>
+          <w:lang w:val="zh_TW" w:bidi="zh_TW"/>
+        </w:rPr>
+        <w:t>；</w:t>
+      </w:r>
+      <w:hyperlink r:id="rId23">
+        <w:r>
+          <w:rPr>
+            <w:lang w:val="zh_TW" w:bidi="zh_TW"/>
+          </w:rPr>
+          <w:rPr>
+            <w:color w:val="0000EE"/>
+            <w:u w:val="single"/>
+          </w:rPr>
+          <w:t>啟18:6</w:t>
+        </w:r>
+      </w:hyperlink>
+      <w:r>
+        <w:rPr>
+          <w:lang w:val="zh_TW" w:bidi="zh_TW"/>
+        </w:rPr>
+        <w:t>，</w:t>
+      </w:r>
+      <w:hyperlink r:id="rId24">
+        <w:r>
+          <w:rPr>
+            <w:lang w:val="zh_TW" w:bidi="zh_TW"/>
+          </w:rPr>
+          <w:rPr>
+            <w:color w:val="0000EE"/>
+            <w:u w:val="single"/>
+          </w:rPr>
+          <w:t>19:13–15</w:t>
+        </w:r>
+      </w:hyperlink>
+      <w:r>
+        <w:rPr>
+          <w:lang w:val="zh_TW" w:bidi="zh_TW"/>
+        </w:rPr>
+        <w:t>）。有時候，新酒糖分高，被蒸發後，濃縮的汁液與酒混合以提高酒精含量。</w:t>
+      </w:r>
+    </w:p>
+    <w:p>
+      <w:pPr/>
+      <w:r>
+        <w:rPr>
+          <w:lang w:val="zh_TW" w:bidi="zh_TW"/>
+        </w:rPr>
+      </w:r>
+      <w:r>
+        <w:rPr>
+          <w:lang w:val="zh_TW" w:bidi="zh_TW"/>
+        </w:rPr>
+        <w:t>聖經中未提及將水與酒混合是為了使其更安全飲用，這一觀點是現代的理解。古代世界中很少出現現代所說的水污染問題，儘管偶爾也會有這種問題。古代有許多關於新鮮井水、泉水和流動水源的例子，而且當時也有淨化污水的方法。</w:t>
+      </w:r>
+    </w:p>
+    <w:p>
+      <w:pPr>
+        <w:pStyle w:val="Heading3"/>
+      </w:pPr>
+      <w:r>
+        <w:rPr>
+          <w:lang w:val="zh_TW" w:bidi="zh_TW"/>
+        </w:rPr>
+        <w:t>舊約中的酒</w:t>
+      </w:r>
+    </w:p>
+    <w:p>
+      <w:pPr/>
+      <w:r>
+        <w:rPr>
+          <w:lang w:val="zh_TW" w:bidi="zh_TW"/>
+        </w:rPr>
+      </w:r>
+      <w:r>
+        <w:rPr>
+          <w:lang w:val="zh_TW" w:bidi="zh_TW"/>
+        </w:rPr>
+        <w:t>從上述證據來看，舊約中的酒通常不會與水混合，且在適量飲用時被視為有益的。</w:t>
+      </w:r>
+      <w:hyperlink r:id="rId25">
+        <w:r>
+          <w:rPr>
+            <w:lang w:val="zh_TW" w:bidi="zh_TW"/>
+          </w:rPr>
+          <w:rPr>
+            <w:color w:val="0000EE"/>
+            <w:u w:val="single"/>
+          </w:rPr>
+          <w:t>士師記九章13節</w:t>
+        </w:r>
+      </w:hyperlink>
+      <w:r>
+        <w:rPr>
+          <w:lang w:val="zh_TW" w:bidi="zh_TW"/>
+        </w:rPr>
+        <w:t>提到酒是「使神和人喜樂的」。</w:t>
+      </w:r>
+      <w:hyperlink r:id="rId26">
+        <w:r>
+          <w:rPr>
+            <w:lang w:val="zh_TW" w:bidi="zh_TW"/>
+          </w:rPr>
+          <w:rPr>
+            <w:color w:val="0000EE"/>
+            <w:u w:val="single"/>
+          </w:rPr>
+          <w:t>詩篇一〇四篇15節</w:t>
+        </w:r>
+      </w:hyperlink>
+      <w:r>
+        <w:rPr>
+          <w:lang w:val="zh_TW" w:bidi="zh_TW"/>
+        </w:rPr>
+        <w:t>也類似地描述酒：「酒能悅人心」（另參</w:t>
+      </w:r>
+      <w:hyperlink r:id="rId27">
+        <w:r>
+          <w:rPr>
+            <w:lang w:val="zh_TW" w:bidi="zh_TW"/>
+          </w:rPr>
+          <w:rPr>
+            <w:color w:val="0000EE"/>
+            <w:u w:val="single"/>
+          </w:rPr>
+          <w:t>斯1:10</w:t>
+        </w:r>
+      </w:hyperlink>
+      <w:r>
+        <w:rPr>
+          <w:lang w:val="zh_TW" w:bidi="zh_TW"/>
+        </w:rPr>
+        <w:t>；</w:t>
+      </w:r>
+      <w:hyperlink r:id="rId28">
+        <w:r>
+          <w:rPr>
+            <w:lang w:val="zh_TW" w:bidi="zh_TW"/>
+          </w:rPr>
+          <w:rPr>
+            <w:color w:val="0000EE"/>
+            <w:u w:val="single"/>
+          </w:rPr>
+          <w:t>傳10:19</w:t>
+        </w:r>
+      </w:hyperlink>
+      <w:r>
+        <w:rPr>
+          <w:lang w:val="zh_TW" w:bidi="zh_TW"/>
+        </w:rPr>
+        <w:t>；</w:t>
+      </w:r>
+      <w:hyperlink r:id="rId29">
+        <w:r>
+          <w:rPr>
+            <w:lang w:val="zh_TW" w:bidi="zh_TW"/>
+          </w:rPr>
+          <w:rPr>
+            <w:color w:val="0000EE"/>
+            <w:u w:val="single"/>
+          </w:rPr>
+          <w:t>賽55:1–2</w:t>
+        </w:r>
+      </w:hyperlink>
+      <w:r>
+        <w:rPr>
+          <w:lang w:val="zh_TW" w:bidi="zh_TW"/>
+        </w:rPr>
+        <w:t>；</w:t>
+      </w:r>
+      <w:hyperlink r:id="rId30">
+        <w:r>
+          <w:rPr>
+            <w:lang w:val="zh_TW" w:bidi="zh_TW"/>
+          </w:rPr>
+          <w:rPr>
+            <w:color w:val="0000EE"/>
+            <w:u w:val="single"/>
+          </w:rPr>
+          <w:t>亞10:7</w:t>
+        </w:r>
+      </w:hyperlink>
+      <w:r>
+        <w:rPr>
+          <w:lang w:val="zh_TW" w:bidi="zh_TW"/>
+        </w:rPr>
+        <w:t>）。適量飲酒被認為是正常且受歡迎的生活方式（</w:t>
+      </w:r>
+      <w:hyperlink r:id="rId31">
+        <w:r>
+          <w:rPr>
+            <w:lang w:val="zh_TW" w:bidi="zh_TW"/>
+          </w:rPr>
+          <w:rPr>
+            <w:color w:val="0000EE"/>
+            <w:u w:val="single"/>
+          </w:rPr>
+          <w:t>創14:18；</w:t>
+        </w:r>
+      </w:hyperlink>
+      <w:hyperlink r:id="rId32">
+        <w:r>
+          <w:rPr>
+            <w:lang w:val="zh_TW" w:bidi="zh_TW"/>
+          </w:rPr>
+          <w:rPr>
+            <w:color w:val="0000EE"/>
+            <w:u w:val="single"/>
+          </w:rPr>
+          <w:t>士19:19</w:t>
+        </w:r>
+      </w:hyperlink>
+      <w:r>
+        <w:rPr>
+          <w:lang w:val="zh_TW" w:bidi="zh_TW"/>
+        </w:rPr>
+        <w:t>；</w:t>
+      </w:r>
+      <w:hyperlink r:id="rId33">
+        <w:r>
+          <w:rPr>
+            <w:lang w:val="zh_TW" w:bidi="zh_TW"/>
+          </w:rPr>
+          <w:rPr>
+            <w:color w:val="0000EE"/>
+            <w:u w:val="single"/>
+          </w:rPr>
+          <w:t>撒上16:20</w:t>
+        </w:r>
+      </w:hyperlink>
+      <w:r>
+        <w:rPr>
+          <w:lang w:val="zh_TW" w:bidi="zh_TW"/>
+        </w:rPr>
+        <w:t>）。然而，利未人在聖殿服事時（</w:t>
+      </w:r>
+      <w:hyperlink r:id="rId34">
+        <w:r>
+          <w:rPr>
+            <w:lang w:val="zh_TW" w:bidi="zh_TW"/>
+          </w:rPr>
+          <w:rPr>
+            <w:color w:val="0000EE"/>
+            <w:u w:val="single"/>
+          </w:rPr>
+          <w:t>利10:8–9</w:t>
+        </w:r>
+      </w:hyperlink>
+      <w:r>
+        <w:rPr>
+          <w:lang w:val="zh_TW" w:bidi="zh_TW"/>
+        </w:rPr>
+        <w:t>）被禁止喝酒，拿細耳人（</w:t>
+      </w:r>
+      <w:hyperlink r:id="rId35">
+        <w:r>
+          <w:rPr>
+            <w:lang w:val="zh_TW" w:bidi="zh_TW"/>
+          </w:rPr>
+          <w:rPr>
+            <w:color w:val="0000EE"/>
+            <w:u w:val="single"/>
+          </w:rPr>
+          <w:t>民6:3</w:t>
+        </w:r>
+      </w:hyperlink>
+      <w:r>
+        <w:rPr>
+          <w:lang w:val="zh_TW" w:bidi="zh_TW"/>
+        </w:rPr>
+        <w:t>）和利甲族人（</w:t>
+      </w:r>
+      <w:hyperlink r:id="rId36">
+        <w:r>
+          <w:rPr>
+            <w:lang w:val="zh_TW" w:bidi="zh_TW"/>
+          </w:rPr>
+          <w:rPr>
+            <w:color w:val="0000EE"/>
+            <w:u w:val="single"/>
+          </w:rPr>
+          <w:t>耶35:1–6</w:t>
+        </w:r>
+      </w:hyperlink>
+      <w:r>
+        <w:rPr>
+          <w:lang w:val="zh_TW" w:bidi="zh_TW"/>
+        </w:rPr>
+        <w:t>）也被禁止喝酒。</w:t>
+      </w:r>
+    </w:p>
+    <w:p>
+      <w:pPr/>
+      <w:r>
+        <w:rPr>
+          <w:lang w:val="zh_TW" w:bidi="zh_TW"/>
+        </w:rPr>
+      </w:r>
+      <w:r>
+        <w:rPr>
+          <w:lang w:val="zh_TW" w:bidi="zh_TW"/>
+        </w:rPr>
+        <w:t>酒在舊約世界中有許多用途。「奠祭」所用的就是酒（</w:t>
+      </w:r>
+      <w:hyperlink r:id="rId37">
+        <w:r>
+          <w:rPr>
+            <w:lang w:val="zh_TW" w:bidi="zh_TW"/>
+          </w:rPr>
+          <w:rPr>
+            <w:color w:val="0000EE"/>
+            <w:u w:val="single"/>
+          </w:rPr>
+          <w:t>出29:40</w:t>
+        </w:r>
+      </w:hyperlink>
+      <w:r>
+        <w:rPr>
+          <w:lang w:val="zh_TW" w:bidi="zh_TW"/>
+        </w:rPr>
+        <w:t>；</w:t>
+      </w:r>
+      <w:hyperlink r:id="rId38">
+        <w:r>
+          <w:rPr>
+            <w:lang w:val="zh_TW" w:bidi="zh_TW"/>
+          </w:rPr>
+          <w:rPr>
+            <w:color w:val="0000EE"/>
+            <w:u w:val="single"/>
+          </w:rPr>
+          <w:t>利23:13</w:t>
+        </w:r>
+      </w:hyperlink>
+      <w:r>
+        <w:rPr>
+          <w:lang w:val="zh_TW" w:bidi="zh_TW"/>
+        </w:rPr>
+        <w:t>），而獻祭時，敬拜者經常會帶來酒（</w:t>
+      </w:r>
+      <w:hyperlink r:id="rId39">
+        <w:r>
+          <w:rPr>
+            <w:lang w:val="zh_TW" w:bidi="zh_TW"/>
+          </w:rPr>
+          <w:rPr>
+            <w:color w:val="0000EE"/>
+            <w:u w:val="single"/>
+          </w:rPr>
+          <w:t>撒上1:24</w:t>
+        </w:r>
+      </w:hyperlink>
+      <w:r>
+        <w:rPr>
+          <w:lang w:val="zh_TW" w:bidi="zh_TW"/>
+        </w:rPr>
+        <w:t>）。此外，聖殿中也存有酒，以作為獻祭之用（</w:t>
+      </w:r>
+      <w:hyperlink r:id="rId40">
+        <w:r>
+          <w:rPr>
+            <w:lang w:val="zh_TW" w:bidi="zh_TW"/>
+          </w:rPr>
+          <w:rPr>
+            <w:color w:val="0000EE"/>
+            <w:u w:val="single"/>
+          </w:rPr>
+          <w:t>代上9:29</w:t>
+        </w:r>
+      </w:hyperlink>
+      <w:r>
+        <w:rPr>
+          <w:lang w:val="zh_TW" w:bidi="zh_TW"/>
+        </w:rPr>
+        <w:t>）。有時，酒會用來幫助體弱和生病的人（</w:t>
+      </w:r>
+      <w:hyperlink r:id="rId41">
+        <w:r>
+          <w:rPr>
+            <w:lang w:val="zh_TW" w:bidi="zh_TW"/>
+          </w:rPr>
+          <w:rPr>
+            <w:color w:val="0000EE"/>
+            <w:u w:val="single"/>
+          </w:rPr>
+          <w:t>撒下16:2</w:t>
+        </w:r>
+      </w:hyperlink>
+      <w:r>
+        <w:rPr>
+          <w:lang w:val="zh_TW" w:bidi="zh_TW"/>
+        </w:rPr>
+        <w:t>；</w:t>
+      </w:r>
+      <w:hyperlink r:id="rId42">
+        <w:r>
+          <w:rPr>
+            <w:lang w:val="zh_TW" w:bidi="zh_TW"/>
+          </w:rPr>
+          <w:rPr>
+            <w:color w:val="0000EE"/>
+            <w:u w:val="single"/>
+          </w:rPr>
+          <w:t>箴31:6</w:t>
+        </w:r>
+      </w:hyperlink>
+      <w:r>
+        <w:rPr>
+          <w:lang w:val="zh_TW" w:bidi="zh_TW"/>
+        </w:rPr>
+        <w:t>）。</w:t>
+      </w:r>
+    </w:p>
+    <w:p>
+      <w:pPr/>
+      <w:r>
+        <w:rPr>
+          <w:lang w:val="zh_TW" w:bidi="zh_TW"/>
+        </w:rPr>
+      </w:r>
+      <w:r>
+        <w:rPr>
+          <w:lang w:val="zh_TW" w:bidi="zh_TW"/>
+        </w:rPr>
+        <w:t>舊約中的「濃酒」似乎與美索不達米亞的棗酒有密切關係。這種棗酒糖分含量高，酒精含量也應相當高。舊約中使用了一個希伯來文詞語來專指濃酒（</w:t>
+      </w:r>
+      <w:hyperlink r:id="rId43">
+        <w:r>
+          <w:rPr>
+            <w:lang w:val="zh_TW" w:bidi="zh_TW"/>
+          </w:rPr>
+          <w:rPr>
+            <w:color w:val="0000EE"/>
+            <w:u w:val="single"/>
+          </w:rPr>
+          <w:t>利10:9；</w:t>
+        </w:r>
+      </w:hyperlink>
+      <w:hyperlink r:id="rId44">
+        <w:r>
+          <w:rPr>
+            <w:lang w:val="zh_TW" w:bidi="zh_TW"/>
+          </w:rPr>
+          <w:rPr>
+            <w:color w:val="0000EE"/>
+            <w:u w:val="single"/>
+          </w:rPr>
+          <w:t>申29:6</w:t>
+        </w:r>
+      </w:hyperlink>
+      <w:r>
+        <w:rPr>
+          <w:lang w:val="zh_TW" w:bidi="zh_TW"/>
+        </w:rPr>
+        <w:t>；</w:t>
+      </w:r>
+      <w:hyperlink r:id="rId45">
+        <w:r>
+          <w:rPr>
+            <w:lang w:val="zh_TW" w:bidi="zh_TW"/>
+          </w:rPr>
+          <w:rPr>
+            <w:color w:val="0000EE"/>
+            <w:u w:val="single"/>
+          </w:rPr>
+          <w:t>撒上1:15；</w:t>
+        </w:r>
+      </w:hyperlink>
+      <w:hyperlink r:id="rId46">
+        <w:r>
+          <w:rPr>
+            <w:lang w:val="zh_TW" w:bidi="zh_TW"/>
+          </w:rPr>
+          <w:rPr>
+            <w:color w:val="0000EE"/>
+            <w:u w:val="single"/>
+          </w:rPr>
+          <w:t>箴20:1</w:t>
+        </w:r>
+      </w:hyperlink>
+      <w:r>
+        <w:rPr>
+          <w:lang w:val="zh_TW" w:bidi="zh_TW"/>
+        </w:rPr>
+        <w:t>，</w:t>
+      </w:r>
+      <w:hyperlink r:id="rId42">
+        <w:r>
+          <w:rPr>
+            <w:lang w:val="zh_TW" w:bidi="zh_TW"/>
+          </w:rPr>
+          <w:rPr>
+            <w:color w:val="0000EE"/>
+            <w:u w:val="single"/>
+          </w:rPr>
+          <w:t>31:6</w:t>
+        </w:r>
+      </w:hyperlink>
+      <w:r>
+        <w:rPr>
+          <w:lang w:val="zh_TW" w:bidi="zh_TW"/>
+        </w:rPr>
+        <w:t>；</w:t>
+      </w:r>
+      <w:hyperlink r:id="rId47">
+        <w:r>
+          <w:rPr>
+            <w:lang w:val="zh_TW" w:bidi="zh_TW"/>
+          </w:rPr>
+          <w:rPr>
+            <w:color w:val="0000EE"/>
+            <w:u w:val="single"/>
+          </w:rPr>
+          <w:t>賽29:9</w:t>
+        </w:r>
+      </w:hyperlink>
+      <w:r>
+        <w:rPr>
+          <w:lang w:val="zh_TW" w:bidi="zh_TW"/>
+        </w:rPr>
+        <w:t>）。在烏加里特文中有一個對應的詞，翻譯為「醉」，與通常的酒這個詞對應。</w:t>
+      </w:r>
+    </w:p>
+    <w:p>
+      <w:pPr/>
+      <w:r>
+        <w:rPr>
+          <w:lang w:val="zh_TW" w:bidi="zh_TW"/>
+        </w:rPr>
+      </w:r>
+      <w:r>
+        <w:rPr>
+          <w:lang w:val="zh_TW" w:bidi="zh_TW"/>
+        </w:rPr>
+        <w:t>對於酗酒的負面反應在舊約中比比皆是。以賽亞譴責那些酗酒的人（</w:t>
+      </w:r>
+      <w:hyperlink r:id="rId48">
+        <w:r>
+          <w:rPr>
+            <w:lang w:val="zh_TW" w:bidi="zh_TW"/>
+          </w:rPr>
+          <w:rPr>
+            <w:color w:val="0000EE"/>
+            <w:u w:val="single"/>
+          </w:rPr>
+          <w:t>賽28:1–8</w:t>
+        </w:r>
+      </w:hyperlink>
+      <w:r>
+        <w:rPr>
+          <w:lang w:val="zh_TW" w:bidi="zh_TW"/>
+        </w:rPr>
+        <w:t>）。聖經中有許多關於酗酒的警告（</w:t>
+      </w:r>
+      <w:hyperlink r:id="rId46">
+        <w:r>
+          <w:rPr>
+            <w:lang w:val="zh_TW" w:bidi="zh_TW"/>
+          </w:rPr>
+          <w:rPr>
+            <w:color w:val="0000EE"/>
+            <w:u w:val="single"/>
+          </w:rPr>
+          <w:t>箴20:1</w:t>
+        </w:r>
+      </w:hyperlink>
+      <w:r>
+        <w:rPr>
+          <w:lang w:val="zh_TW" w:bidi="zh_TW"/>
+        </w:rPr>
+        <w:t>，</w:t>
+      </w:r>
+      <w:hyperlink r:id="rId49">
+        <w:r>
+          <w:rPr>
+            <w:lang w:val="zh_TW" w:bidi="zh_TW"/>
+          </w:rPr>
+          <w:rPr>
+            <w:color w:val="0000EE"/>
+            <w:u w:val="single"/>
+          </w:rPr>
+          <w:t>21:17</w:t>
+        </w:r>
+      </w:hyperlink>
+      <w:r>
+        <w:rPr>
+          <w:lang w:val="zh_TW" w:bidi="zh_TW"/>
+        </w:rPr>
+        <w:t>，</w:t>
+      </w:r>
+      <w:hyperlink r:id="rId50">
+        <w:r>
+          <w:rPr>
+            <w:lang w:val="zh_TW" w:bidi="zh_TW"/>
+          </w:rPr>
+          <w:rPr>
+            <w:color w:val="0000EE"/>
+            <w:u w:val="single"/>
+          </w:rPr>
+          <w:t>23:20–21</w:t>
+        </w:r>
+      </w:hyperlink>
+      <w:r>
+        <w:rPr>
+          <w:lang w:val="zh_TW" w:bidi="zh_TW"/>
+        </w:rPr>
+        <w:t>，</w:t>
+      </w:r>
+      <w:hyperlink r:id="rId51">
+        <w:r>
+          <w:rPr>
+            <w:lang w:val="zh_TW" w:bidi="zh_TW"/>
+          </w:rPr>
+          <w:rPr>
+            <w:color w:val="0000EE"/>
+            <w:u w:val="single"/>
+          </w:rPr>
+          <w:t>23:32–34</w:t>
+        </w:r>
+      </w:hyperlink>
+      <w:r>
+        <w:rPr>
+          <w:lang w:val="zh_TW" w:bidi="zh_TW"/>
+        </w:rPr>
+        <w:t>）。</w:t>
+      </w:r>
+    </w:p>
+    <w:p>
+      <w:pPr>
+        <w:pStyle w:val="Heading3"/>
+      </w:pPr>
+      <w:r>
+        <w:rPr>
+          <w:lang w:val="zh_TW" w:bidi="zh_TW"/>
+        </w:rPr>
+        <w:t>新約中的酒</w:t>
+      </w:r>
+    </w:p>
+    <w:p>
+      <w:pPr/>
+      <w:r>
+        <w:rPr>
+          <w:lang w:val="zh_TW" w:bidi="zh_TW"/>
+        </w:rPr>
+      </w:r>
+      <w:r>
+        <w:rPr>
+          <w:lang w:val="zh_TW" w:bidi="zh_TW"/>
+        </w:rPr>
+        <w:t>新約中的酒是一種發酵飲料，通常會與不同量的水混合。它也混有苦膽（</w:t>
+      </w:r>
+      <w:hyperlink r:id="rId52">
+        <w:r>
+          <w:rPr>
+            <w:lang w:val="zh_TW" w:bidi="zh_TW"/>
+          </w:rPr>
+          <w:rPr>
+            <w:color w:val="0000EE"/>
+            <w:u w:val="single"/>
+          </w:rPr>
+          <w:t>太27:34</w:t>
+        </w:r>
+      </w:hyperlink>
+      <w:r>
+        <w:rPr>
+          <w:lang w:val="zh_TW" w:bidi="zh_TW"/>
+        </w:rPr>
+        <w:t>）和沒藥（</w:t>
+      </w:r>
+      <w:hyperlink r:id="rId53">
+        <w:r>
+          <w:rPr>
+            <w:lang w:val="zh_TW" w:bidi="zh_TW"/>
+          </w:rPr>
+          <w:rPr>
+            <w:color w:val="0000EE"/>
+            <w:u w:val="single"/>
+          </w:rPr>
+          <w:t>可15:23</w:t>
+        </w:r>
+      </w:hyperlink>
+      <w:r>
+        <w:rPr>
+          <w:lang w:val="zh_TW" w:bidi="zh_TW"/>
+        </w:rPr>
+        <w:t>）。有證據強烈表明，在主的晚餐中使用的酒是水和酒的混合物，比例大概是三比一，這符合米示拿的規定。「葡萄汁」（</w:t>
+      </w:r>
+      <w:hyperlink r:id="rId54">
+        <w:r>
+          <w:rPr>
+            <w:lang w:val="zh_TW" w:bidi="zh_TW"/>
+          </w:rPr>
+          <w:rPr>
+            <w:color w:val="0000EE"/>
+            <w:u w:val="single"/>
+          </w:rPr>
+          <w:t>太26:27–29</w:t>
+        </w:r>
+      </w:hyperlink>
+      <w:r>
+        <w:rPr>
+          <w:lang w:val="zh_TW" w:bidi="zh_TW"/>
+        </w:rPr>
+        <w:t>）通常被解釋為新鮮的葡萄汁。然而，新鮮的葡萄汁幾乎是不可能找到的。</w:t>
+      </w:r>
+    </w:p>
+    <w:p>
+      <w:pPr/>
+      <w:r>
+        <w:rPr>
+          <w:lang w:val="zh_TW" w:bidi="zh_TW"/>
+        </w:rPr>
+      </w:r>
+      <w:r>
+        <w:rPr>
+          <w:lang w:val="zh_TW" w:bidi="zh_TW"/>
+        </w:rPr>
+        <w:t>新約與舊約一樣，強烈反對酗酒。聖經的勸告是不要醉酒（</w:t>
+      </w:r>
+      <w:hyperlink r:id="rId55">
+        <w:r>
+          <w:rPr>
+            <w:lang w:val="zh_TW" w:bidi="zh_TW"/>
+          </w:rPr>
+          <w:rPr>
+            <w:color w:val="0000EE"/>
+            <w:u w:val="single"/>
+          </w:rPr>
+          <w:t>弗5:18</w:t>
+        </w:r>
+      </w:hyperlink>
+      <w:r>
+        <w:rPr>
+          <w:lang w:val="zh_TW" w:bidi="zh_TW"/>
+        </w:rPr>
+        <w:t>；</w:t>
+      </w:r>
+      <w:hyperlink r:id="rId56">
+        <w:r>
+          <w:rPr>
+            <w:lang w:val="zh_TW" w:bidi="zh_TW"/>
+          </w:rPr>
+          <w:rPr>
+            <w:color w:val="0000EE"/>
+            <w:u w:val="single"/>
+          </w:rPr>
+          <w:t>彼前4:3</w:t>
+        </w:r>
+      </w:hyperlink>
+      <w:r>
+        <w:rPr>
+          <w:lang w:val="zh_TW" w:bidi="zh_TW"/>
+        </w:rPr>
+        <w:t>）。教會的領袖應該在飲酒方面保持節制（</w:t>
+      </w:r>
+      <w:hyperlink r:id="rId57">
+        <w:r>
+          <w:rPr>
+            <w:lang w:val="zh_TW" w:bidi="zh_TW"/>
+          </w:rPr>
+          <w:rPr>
+            <w:color w:val="0000EE"/>
+            <w:u w:val="single"/>
+          </w:rPr>
+          <w:t>提前3:3、8</w:t>
+        </w:r>
+      </w:hyperlink>
+      <w:r>
+        <w:rPr>
+          <w:lang w:val="zh_TW" w:bidi="zh_TW"/>
+        </w:rPr>
+        <w:t>；</w:t>
+      </w:r>
+      <w:hyperlink r:id="rId58">
+        <w:r>
+          <w:rPr>
+            <w:lang w:val="zh_TW" w:bidi="zh_TW"/>
+          </w:rPr>
+          <w:rPr>
+            <w:color w:val="0000EE"/>
+            <w:u w:val="single"/>
+          </w:rPr>
+          <w:t>多1:7</w:t>
+        </w:r>
+      </w:hyperlink>
+      <w:r>
+        <w:rPr>
+          <w:lang w:val="zh_TW" w:bidi="zh_TW"/>
+        </w:rPr>
+        <w:t>）；希臘文意指他們不應該「沉溺於酒（not be addicted to wine）」。</w:t>
+      </w:r>
+    </w:p>
+    <w:p>
+      <w:pPr/>
+      <w:r>
+        <w:rPr>
+          <w:lang w:val="zh_TW" w:bidi="zh_TW"/>
+        </w:rPr>
+      </w:r>
+      <w:r>
+        <w:rPr>
+          <w:i/>
+          <w:lang w:val="zh_TW" w:bidi="zh_TW"/>
+        </w:rPr>
         <w:t>另見</w:t>
       </w:r>
       <w:r>
@@ -877,7 +1560,7 @@
         <w:rPr>
           <w:lang w:val="zh_TW" w:bidi="zh_TW"/>
         </w:rPr>
-        <w:t>食物和食物準備</w:t>
+        <w:t>葡萄樹，葡萄園</w:t>
       </w:r>
       <w:r>
         <w:rPr>
@@ -889,31 +1572,3975 @@
         <w:rPr>
           <w:lang w:val="zh_TW" w:bidi="zh_TW"/>
         </w:rPr>
-        <w:t>以色列的節期和節日</w:t>
-      </w:r>
+        <w:t>酒榨</w:t>
+      </w:r>
+      <w:r>
+        <w:rPr>
+          <w:lang w:val="zh_TW" w:bidi="zh_TW"/>
+        </w:rPr>
+        <w:t>。</w:t>
+      </w:r>
+      <w:r>
+        <w:rPr>
+          <w:lang w:val="zh_TW" w:bidi="zh_TW"/>
+        </w:rPr>
+      </w:r>
+      <w:r>
+        <w:rPr>
+          <w:lang w:val="zh_TW" w:bidi="zh_TW"/>
+        </w:rPr>
+      </w:r>
+    </w:p>
+    <w:p>
+      <w:pPr/>
+      <w:r>
+        <w:rPr>
+          <w:lang w:val="zh_TW" w:bidi="zh_TW"/>
+        </w:rPr>
+      </w:r>
+    </w:p>
+    <w:p>
+      <w:pPr>
+        <w:pStyle w:val="Heading2"/>
+      </w:pPr>
+      <w:r>
+        <w:rPr>
+          <w:lang w:val="zh_TW" w:bidi="zh_TW"/>
+        </w:rPr>
+        <w:t>救恩</w:t>
+      </w:r>
+      <w:r>
+        <w:rPr>
+          <w:lang w:val="zh_TW" w:bidi="zh_TW"/>
+        </w:rPr>
+      </w:r>
+    </w:p>
+    <w:p>
+      <w:pPr/>
+      <w:r>
+        <w:rPr>
+          <w:lang w:val="zh_TW" w:bidi="zh_TW"/>
+        </w:rPr>
+      </w:r>
+      <w:r>
+        <w:rPr>
+          <w:lang w:val="zh_TW" w:bidi="zh_TW"/>
+        </w:rPr>
+        <w:t>神拯救人脫離罪惡和死亡的方法。聖經不僅啟示了神，還揭示了神拯救世人的計劃。從這個意義上說，救恩是舊約和新約中的一個主要主題。</w:t>
+      </w:r>
+    </w:p>
+    <w:p>
+      <w:pPr>
+        <w:pStyle w:val="Heading3"/>
+      </w:pPr>
+      <w:r>
+        <w:rPr>
+          <w:lang w:val="zh_TW" w:bidi="zh_TW"/>
+        </w:rPr>
+        <w:t>在舊約中</w:t>
+      </w:r>
+    </w:p>
+    <w:p>
+      <w:pPr/>
+      <w:r>
+        <w:rPr>
+          <w:lang w:val="zh_TW" w:bidi="zh_TW"/>
+        </w:rPr>
+      </w:r>
+      <w:r>
+        <w:rPr>
+          <w:lang w:val="zh_TW" w:bidi="zh_TW"/>
+        </w:rPr>
+        <w:t>救恩的概念在舊約和新約中都通過不同的術語和情境來表達。在幾個希伯來文詞彙中，意為「拯救」或「救助」的動詞</w:t>
+      </w:r>
+      <w:r>
+        <w:rPr>
+          <w:i/>
+          <w:lang w:val="zh_TW" w:bidi="zh_TW"/>
+        </w:rPr>
+        <w:t>yasha'</w:t>
+      </w:r>
+      <w:r>
+        <w:rPr>
+          <w:lang w:val="zh_TW" w:bidi="zh_TW"/>
+        </w:rPr>
+        <w:t xml:space="preserve"> 及其衍生詞最常被翻譯為英文的save（拯救）或salvation（救恩）。在英文聖經中，這些詞彙的出現頻率取決於所考慮的版本。例如，在舊約中，「救恩」在庇哩亞聖經（Berean Standard Bible）出現116次，在和合本聖經中出現78次。救恩在舊約中並未作為一個專門術語使用，可指個人或神。如參孫（</w:t>
+      </w:r>
+      <w:hyperlink r:id="rId59">
+        <w:r>
+          <w:rPr>
+            <w:lang w:val="zh_TW" w:bidi="zh_TW"/>
+          </w:rPr>
+          <w:rPr>
+            <w:color w:val="0000EE"/>
+            <w:u w:val="single"/>
+          </w:rPr>
+          <w:t>士13:5</w:t>
+        </w:r>
+      </w:hyperlink>
+      <w:r>
+        <w:rPr>
+          <w:lang w:val="zh_TW" w:bidi="zh_TW"/>
+        </w:rPr>
+        <w:t>）或大衛（</w:t>
+      </w:r>
+      <w:hyperlink r:id="rId60">
+        <w:r>
+          <w:rPr>
+            <w:lang w:val="zh_TW" w:bidi="zh_TW"/>
+          </w:rPr>
+          <w:rPr>
+            <w:color w:val="0000EE"/>
+            <w:u w:val="single"/>
+          </w:rPr>
+          <w:t>撒下8:6</w:t>
+        </w:r>
+      </w:hyperlink>
+      <w:r>
+        <w:rPr>
+          <w:lang w:val="zh_TW" w:bidi="zh_TW"/>
+        </w:rPr>
+        <w:t>）這樣的領袖被耶和華使用為神的子民帶來拯救。</w:t>
+      </w:r>
+    </w:p>
+    <w:p>
+      <w:pPr/>
+      <w:r>
+        <w:rPr>
+          <w:lang w:val="zh_TW" w:bidi="zh_TW"/>
+        </w:rPr>
+      </w:r>
+      <w:r>
+        <w:rPr>
+          <w:lang w:val="zh_TW" w:bidi="zh_TW"/>
+        </w:rPr>
+        <w:t>以色列的救恩觀念植根於出埃及的歷史經歷。這個重要的時刻是親眼見證耶和華的救恩（</w:t>
+      </w:r>
+      <w:hyperlink r:id="rId61">
+        <w:r>
+          <w:rPr>
+            <w:lang w:val="zh_TW" w:bidi="zh_TW"/>
+          </w:rPr>
+          <w:rPr>
+            <w:color w:val="0000EE"/>
+            <w:u w:val="single"/>
+          </w:rPr>
+          <w:t>出14:13</w:t>
+        </w:r>
+      </w:hyperlink>
+      <w:r>
+        <w:rPr>
+          <w:lang w:val="zh_TW" w:bidi="zh_TW"/>
+        </w:rPr>
+        <w:t>）的機會。詩人（</w:t>
+      </w:r>
+      <w:hyperlink r:id="rId62">
+        <w:r>
+          <w:rPr>
+            <w:lang w:val="zh_TW" w:bidi="zh_TW"/>
+          </w:rPr>
+          <w:rPr>
+            <w:color w:val="0000EE"/>
+            <w:u w:val="single"/>
+          </w:rPr>
+          <w:t>詩106:8</w:t>
+        </w:r>
+      </w:hyperlink>
+      <w:r>
+        <w:rPr>
+          <w:lang w:val="zh_TW" w:bidi="zh_TW"/>
+        </w:rPr>
+        <w:t>）和先知（</w:t>
+      </w:r>
+      <w:hyperlink r:id="rId63">
+        <w:r>
+          <w:rPr>
+            <w:lang w:val="zh_TW" w:bidi="zh_TW"/>
+          </w:rPr>
+          <w:rPr>
+            <w:color w:val="0000EE"/>
+            <w:u w:val="single"/>
+          </w:rPr>
+          <w:t>賽43:3</w:t>
+        </w:r>
+      </w:hyperlink>
       <w:r>
         <w:rPr>
           <w:lang w:val="zh_TW" w:bidi="zh_TW"/>
         </w:rPr>
         <w:t>；</w:t>
       </w:r>
-      <w:r>
-        <w:rPr>
-          <w:lang w:val="zh_TW" w:bidi="zh_TW"/>
-        </w:rPr>
-        <w:t>主的晚餐</w:t>
-      </w:r>
+      <w:hyperlink r:id="rId64">
+        <w:r>
+          <w:rPr>
+            <w:lang w:val="zh_TW" w:bidi="zh_TW"/>
+          </w:rPr>
+          <w:rPr>
+            <w:color w:val="0000EE"/>
+            <w:u w:val="single"/>
+          </w:rPr>
+          <w:t>何13:4</w:t>
+        </w:r>
+      </w:hyperlink>
+      <w:r>
+        <w:rPr>
+          <w:lang w:val="zh_TW" w:bidi="zh_TW"/>
+        </w:rPr>
+        <w:t>）後來在回顧出埃及的經歷時重申了神的救恩。以色列對救恩的理解是在歷史事件中形成的，例如在公元前701年西拿基立攻打耶路撒冷時，耶和華宣告祂會為自己的名的緣故拯救耶路撒冷城（</w:t>
+      </w:r>
+      <w:hyperlink r:id="rId65">
+        <w:r>
+          <w:rPr>
+            <w:lang w:val="zh_TW" w:bidi="zh_TW"/>
+          </w:rPr>
+          <w:rPr>
+            <w:color w:val="0000EE"/>
+            <w:u w:val="single"/>
+          </w:rPr>
+          <w:t>王下19:34</w:t>
+        </w:r>
+      </w:hyperlink>
+      <w:r>
+        <w:rPr>
+          <w:lang w:val="zh_TW" w:bidi="zh_TW"/>
+        </w:rPr>
+        <w:t>；參</w:t>
+      </w:r>
+      <w:hyperlink r:id="rId66">
+        <w:r>
+          <w:rPr>
+            <w:lang w:val="zh_TW" w:bidi="zh_TW"/>
+          </w:rPr>
+          <w:rPr>
+            <w:color w:val="0000EE"/>
+            <w:u w:val="single"/>
+          </w:rPr>
+          <w:t>18:30、35</w:t>
+        </w:r>
+      </w:hyperlink>
+      <w:r>
+        <w:rPr>
+          <w:lang w:val="zh_TW" w:bidi="zh_TW"/>
+        </w:rPr>
+        <w:t>）。以色列人通過不同領袖和情境目睹神的救恩，這也印證了他們對神是拯救的神的認識。</w:t>
+      </w:r>
+    </w:p>
+    <w:p>
+      <w:pPr/>
+      <w:r>
+        <w:rPr>
+          <w:lang w:val="zh_TW" w:bidi="zh_TW"/>
+        </w:rPr>
+      </w:r>
+      <w:r>
+        <w:rPr>
+          <w:lang w:val="zh_TW" w:bidi="zh_TW"/>
+        </w:rPr>
+        <w:t>以色列對神拯救的回應主要是讚美，這在詩篇（</w:t>
+      </w:r>
+      <w:hyperlink r:id="rId67">
+        <w:r>
+          <w:rPr>
+            <w:lang w:val="zh_TW" w:bidi="zh_TW"/>
+          </w:rPr>
+          <w:rPr>
+            <w:color w:val="0000EE"/>
+            <w:u w:val="single"/>
+          </w:rPr>
+          <w:t>詩3:8</w:t>
+        </w:r>
+      </w:hyperlink>
+      <w:r>
+        <w:rPr>
+          <w:lang w:val="zh_TW" w:bidi="zh_TW"/>
+        </w:rPr>
+        <w:t>，</w:t>
+      </w:r>
+      <w:hyperlink r:id="rId68">
+        <w:r>
+          <w:rPr>
+            <w:lang w:val="zh_TW" w:bidi="zh_TW"/>
+          </w:rPr>
+          <w:rPr>
+            <w:color w:val="0000EE"/>
+            <w:u w:val="single"/>
+          </w:rPr>
+          <w:t>9:14</w:t>
+        </w:r>
+      </w:hyperlink>
+      <w:r>
+        <w:rPr>
+          <w:lang w:val="zh_TW" w:bidi="zh_TW"/>
+        </w:rPr>
+        <w:t>，</w:t>
+      </w:r>
+      <w:hyperlink r:id="rId69">
+        <w:r>
+          <w:rPr>
+            <w:lang w:val="zh_TW" w:bidi="zh_TW"/>
+          </w:rPr>
+          <w:rPr>
+            <w:color w:val="0000EE"/>
+            <w:u w:val="single"/>
+          </w:rPr>
+          <w:t>21:1</w:t>
+        </w:r>
+      </w:hyperlink>
+      <w:r>
+        <w:rPr>
+          <w:lang w:val="zh_TW" w:bidi="zh_TW"/>
+        </w:rPr>
+        <w:t>）和早期的詩歌中經常可見（</w:t>
+      </w:r>
+      <w:hyperlink r:id="rId70">
+        <w:r>
+          <w:rPr>
+            <w:lang w:val="zh_TW" w:bidi="zh_TW"/>
+          </w:rPr>
+          <w:rPr>
+            <w:color w:val="0000EE"/>
+            <w:u w:val="single"/>
+          </w:rPr>
+          <w:t>出15:2</w:t>
+        </w:r>
+      </w:hyperlink>
       <w:r>
         <w:rPr>
           <w:lang w:val="zh_TW" w:bidi="zh_TW"/>
         </w:rPr>
         <w:t>；</w:t>
       </w:r>
-      <w:r>
-        <w:rPr>
-          <w:lang w:val="zh_TW" w:bidi="zh_TW"/>
-        </w:rPr>
-        <w:t>逾越節</w:t>
+      <w:hyperlink r:id="rId71">
+        <w:r>
+          <w:rPr>
+            <w:lang w:val="zh_TW" w:bidi="zh_TW"/>
+          </w:rPr>
+          <w:rPr>
+            <w:color w:val="0000EE"/>
+            <w:u w:val="single"/>
+          </w:rPr>
+          <w:t>撒上2:1</w:t>
+        </w:r>
+      </w:hyperlink>
+      <w:r>
+        <w:rPr>
+          <w:lang w:val="zh_TW" w:bidi="zh_TW"/>
+        </w:rPr>
+        <w:t>）。此外，他們向耶和華祈求和尋求祂的拯救——無論是從敵人（</w:t>
+      </w:r>
+      <w:hyperlink r:id="rId72">
+        <w:r>
+          <w:rPr>
+            <w:lang w:val="zh_TW" w:bidi="zh_TW"/>
+          </w:rPr>
+          <w:rPr>
+            <w:color w:val="0000EE"/>
+            <w:u w:val="single"/>
+          </w:rPr>
+          <w:t>詩35:3</w:t>
+        </w:r>
+      </w:hyperlink>
+      <w:r>
+        <w:rPr>
+          <w:lang w:val="zh_TW" w:bidi="zh_TW"/>
+        </w:rPr>
+        <w:t>，</w:t>
+      </w:r>
+      <w:hyperlink r:id="rId73">
+        <w:r>
+          <w:rPr>
+            <w:lang w:val="zh_TW" w:bidi="zh_TW"/>
+          </w:rPr>
+          <w:rPr>
+            <w:color w:val="0000EE"/>
+            <w:u w:val="single"/>
+          </w:rPr>
+          <w:t>38:22</w:t>
+        </w:r>
+      </w:hyperlink>
+      <w:r>
+        <w:rPr>
+          <w:lang w:val="zh_TW" w:bidi="zh_TW"/>
+        </w:rPr>
+        <w:t>）、疾病（</w:t>
+      </w:r>
+      <w:hyperlink r:id="rId74">
+        <w:r>
+          <w:rPr>
+            <w:lang w:val="zh_TW" w:bidi="zh_TW"/>
+          </w:rPr>
+          <w:rPr>
+            <w:color w:val="0000EE"/>
+            <w:u w:val="single"/>
+          </w:rPr>
+          <w:t>69:29</w:t>
+        </w:r>
+      </w:hyperlink>
+      <w:r>
+        <w:rPr>
+          <w:lang w:val="zh_TW" w:bidi="zh_TW"/>
+        </w:rPr>
+        <w:t>），還是戰爭（</w:t>
+      </w:r>
+      <w:hyperlink r:id="rId75">
+        <w:r>
+          <w:rPr>
+            <w:lang w:val="zh_TW" w:bidi="zh_TW"/>
+          </w:rPr>
+          <w:rPr>
+            <w:color w:val="0000EE"/>
+            <w:u w:val="single"/>
+          </w:rPr>
+          <w:t>140:7，</w:t>
+        </w:r>
+      </w:hyperlink>
+      <w:hyperlink r:id="rId76">
+        <w:r>
+          <w:rPr>
+            <w:lang w:val="zh_TW" w:bidi="zh_TW"/>
+          </w:rPr>
+          <w:rPr>
+            <w:color w:val="0000EE"/>
+            <w:u w:val="single"/>
+          </w:rPr>
+          <w:t>144:10–11</w:t>
+        </w:r>
+      </w:hyperlink>
+      <w:r>
+        <w:rPr>
+          <w:lang w:val="zh_TW" w:bidi="zh_TW"/>
+        </w:rPr>
+        <w:t>）中得救——並且在信心中期待神的拯救（</w:t>
+      </w:r>
+      <w:hyperlink r:id="rId77">
+        <w:r>
+          <w:rPr>
+            <w:lang w:val="zh_TW" w:bidi="zh_TW"/>
+          </w:rPr>
+          <w:rPr>
+            <w:color w:val="0000EE"/>
+            <w:u w:val="single"/>
+          </w:rPr>
+          <w:t>35:9</w:t>
+        </w:r>
+      </w:hyperlink>
+      <w:r>
+        <w:rPr>
+          <w:lang w:val="zh_TW" w:bidi="zh_TW"/>
+        </w:rPr>
+        <w:t>，</w:t>
+      </w:r>
+      <w:hyperlink r:id="rId78">
+        <w:r>
+          <w:rPr>
+            <w:lang w:val="zh_TW" w:bidi="zh_TW"/>
+          </w:rPr>
+          <w:rPr>
+            <w:color w:val="0000EE"/>
+            <w:u w:val="single"/>
+          </w:rPr>
+          <w:t>65:5</w:t>
+        </w:r>
+      </w:hyperlink>
+      <w:r>
+        <w:rPr>
+          <w:lang w:val="zh_TW" w:bidi="zh_TW"/>
+        </w:rPr>
+        <w:t>）。</w:t>
+      </w:r>
+    </w:p>
+    <w:p>
+      <w:pPr/>
+      <w:r>
+        <w:rPr>
+          <w:lang w:val="zh_TW" w:bidi="zh_TW"/>
+        </w:rPr>
+      </w:r>
+      <w:r>
+        <w:rPr>
+          <w:lang w:val="zh_TW" w:bidi="zh_TW"/>
+        </w:rPr>
+        <w:t>先知強調救恩的末世（終末〔end-time〕）層面。神過去的偉大作為顯明了祂的拯救大能，這也促使人們期待神未來的拯救工作。這種對未來的盼望是對以色列民族的（</w:t>
+      </w:r>
+      <w:hyperlink r:id="rId79">
+        <w:r>
+          <w:rPr>
+            <w:lang w:val="zh_TW" w:bidi="zh_TW"/>
+          </w:rPr>
+          <w:rPr>
+            <w:color w:val="0000EE"/>
+            <w:u w:val="single"/>
+          </w:rPr>
+          <w:t>賽45:17</w:t>
+        </w:r>
+      </w:hyperlink>
+      <w:r>
+        <w:rPr>
+          <w:lang w:val="zh_TW" w:bidi="zh_TW"/>
+        </w:rPr>
+        <w:t>），但也是對普世救贖的預期（</w:t>
+      </w:r>
+      <w:hyperlink r:id="rId80">
+        <w:r>
+          <w:rPr>
+            <w:lang w:val="zh_TW" w:bidi="zh_TW"/>
+          </w:rPr>
+          <w:rPr>
+            <w:color w:val="0000EE"/>
+            <w:u w:val="single"/>
+          </w:rPr>
+          <w:t>49:6</w:t>
+        </w:r>
+      </w:hyperlink>
+      <w:r>
+        <w:rPr>
+          <w:lang w:val="zh_TW" w:bidi="zh_TW"/>
+        </w:rPr>
+        <w:t>）。先知們期待從巴比倫的被擄中得拯救並歸回（</w:t>
+      </w:r>
+      <w:hyperlink r:id="rId81">
+        <w:r>
+          <w:rPr>
+            <w:lang w:val="zh_TW" w:bidi="zh_TW"/>
+          </w:rPr>
+          <w:rPr>
+            <w:color w:val="0000EE"/>
+            <w:u w:val="single"/>
+          </w:rPr>
+          <w:t>賽49:25–26</w:t>
+        </w:r>
+      </w:hyperlink>
+      <w:r>
+        <w:rPr>
+          <w:lang w:val="zh_TW" w:bidi="zh_TW"/>
+        </w:rPr>
+        <w:t>；</w:t>
+      </w:r>
+      <w:hyperlink r:id="rId82">
+        <w:r>
+          <w:rPr>
+            <w:lang w:val="zh_TW" w:bidi="zh_TW"/>
+          </w:rPr>
+          <w:rPr>
+            <w:color w:val="0000EE"/>
+            <w:u w:val="single"/>
+          </w:rPr>
+          <w:t>耶46:27</w:t>
+        </w:r>
+      </w:hyperlink>
+      <w:r>
+        <w:rPr>
+          <w:lang w:val="zh_TW" w:bidi="zh_TW"/>
+        </w:rPr>
+        <w:t>），但他們也談到未來永恆的救恩（</w:t>
+      </w:r>
+      <w:hyperlink r:id="rId79">
+        <w:r>
+          <w:rPr>
+            <w:lang w:val="zh_TW" w:bidi="zh_TW"/>
+          </w:rPr>
+          <w:rPr>
+            <w:color w:val="0000EE"/>
+            <w:u w:val="single"/>
+          </w:rPr>
+          <w:t>賽45:17</w:t>
+        </w:r>
+      </w:hyperlink>
+      <w:r>
+        <w:rPr>
+          <w:lang w:val="zh_TW" w:bidi="zh_TW"/>
+        </w:rPr>
+        <w:t>，</w:t>
+      </w:r>
+      <w:hyperlink r:id="rId83">
+        <w:r>
+          <w:rPr>
+            <w:lang w:val="zh_TW" w:bidi="zh_TW"/>
+          </w:rPr>
+          <w:rPr>
+            <w:color w:val="0000EE"/>
+            <w:u w:val="single"/>
+          </w:rPr>
+          <w:t>51:6–8</w:t>
+        </w:r>
+      </w:hyperlink>
+      <w:r>
+        <w:rPr>
+          <w:lang w:val="zh_TW" w:bidi="zh_TW"/>
+        </w:rPr>
+        <w:t>）。彌賽亞的盼望，體現在那些預言有關個人將帶來神的救恩的經文中。以賽亞提到僕人將救恩帶到地極（</w:t>
+      </w:r>
+      <w:hyperlink r:id="rId80">
+        <w:r>
+          <w:rPr>
+            <w:lang w:val="zh_TW" w:bidi="zh_TW"/>
+          </w:rPr>
+          <w:rPr>
+            <w:color w:val="0000EE"/>
+            <w:u w:val="single"/>
+          </w:rPr>
+          <w:t>49:6</w:t>
+        </w:r>
+      </w:hyperlink>
+      <w:r>
+        <w:rPr>
+          <w:lang w:val="zh_TW" w:bidi="zh_TW"/>
+        </w:rPr>
+        <w:t>），而耶利米寫到神公義的苗裔帶來拯救（</w:t>
+      </w:r>
+      <w:hyperlink r:id="rId84">
+        <w:r>
+          <w:rPr>
+            <w:lang w:val="zh_TW" w:bidi="zh_TW"/>
+          </w:rPr>
+          <w:rPr>
+            <w:color w:val="0000EE"/>
+            <w:u w:val="single"/>
+          </w:rPr>
+          <w:t>耶23:5–6</w:t>
+        </w:r>
+      </w:hyperlink>
+      <w:r>
+        <w:rPr>
+          <w:lang w:val="zh_TW" w:bidi="zh_TW"/>
+        </w:rPr>
+        <w:t>）。</w:t>
+      </w:r>
+      <w:hyperlink r:id="rId85">
+        <w:r>
+          <w:rPr>
+            <w:lang w:val="zh_TW" w:bidi="zh_TW"/>
+          </w:rPr>
+          <w:rPr>
+            <w:color w:val="0000EE"/>
+            <w:u w:val="single"/>
+          </w:rPr>
+          <w:t>撒迦利亞書九章9節</w:t>
+        </w:r>
+      </w:hyperlink>
+      <w:r>
+        <w:rPr>
+          <w:lang w:val="zh_TW" w:bidi="zh_TW"/>
+        </w:rPr>
+        <w:t>提到帶來救恩的君王，反映了這個彌賽亞的主題，並在</w:t>
+      </w:r>
+      <w:hyperlink r:id="rId86">
+        <w:r>
+          <w:rPr>
+            <w:lang w:val="zh_TW" w:bidi="zh_TW"/>
+          </w:rPr>
+          <w:rPr>
+            <w:color w:val="0000EE"/>
+            <w:u w:val="single"/>
+          </w:rPr>
+          <w:t>馬太福音二十一章4至5節</w:t>
+        </w:r>
+      </w:hyperlink>
+      <w:r>
+        <w:rPr>
+          <w:lang w:val="zh_TW" w:bidi="zh_TW"/>
+        </w:rPr>
+        <w:t>中應用在耶穌基督身上。</w:t>
+      </w:r>
+    </w:p>
+    <w:p>
+      <w:pPr>
+        <w:pStyle w:val="Heading3"/>
+      </w:pPr>
+      <w:r>
+        <w:rPr>
+          <w:lang w:val="zh_TW" w:bidi="zh_TW"/>
+        </w:rPr>
+        <w:t>在新約中</w:t>
+      </w:r>
+    </w:p>
+    <w:p>
+      <w:pPr/>
+      <w:r>
+        <w:rPr>
+          <w:lang w:val="zh_TW" w:bidi="zh_TW"/>
+        </w:rPr>
+      </w:r>
+      <w:r>
+        <w:rPr>
+          <w:lang w:val="zh_TW" w:bidi="zh_TW"/>
+        </w:rPr>
+        <w:t>在古典希臘文中，動詞sozo（「拯救」）和名詞soteria（「救恩」）用於表示「拯救」、「救助」或「救恩」，甚至是「福祉」或「健康」。七十士譯本最常使用sozo來翻譯希伯來文的yasha‘（「拯救」），而新約主要使用sozo及其衍生詞來表示救恩的概念。</w:t>
+      </w:r>
+    </w:p>
+    <w:p>
+      <w:pPr/>
+      <w:r>
+        <w:rPr>
+          <w:lang w:val="zh_TW" w:bidi="zh_TW"/>
+        </w:rPr>
+      </w:r>
+      <w:r>
+        <w:rPr>
+          <w:lang w:val="zh_TW" w:bidi="zh_TW"/>
+        </w:rPr>
+        <w:t>這些希臘文詞彙在新約中通常是神學性的用法，但也有非神學用法的例子。在</w:t>
+      </w:r>
+      <w:hyperlink r:id="rId87">
+        <w:r>
+          <w:rPr>
+            <w:lang w:val="zh_TW" w:bidi="zh_TW"/>
+          </w:rPr>
+          <w:rPr>
+            <w:color w:val="0000EE"/>
+            <w:u w:val="single"/>
+          </w:rPr>
+          <w:t>使徒行傳第二十七章</w:t>
+        </w:r>
+      </w:hyperlink>
+      <w:r>
+        <w:rPr>
+          <w:lang w:val="zh_TW" w:bidi="zh_TW"/>
+        </w:rPr>
+        <w:t>，這些詞彙用來描述兵丁、水手和囚犯在船難中受到威脅並獲得拯救（</w:t>
+      </w:r>
+      <w:hyperlink r:id="rId88">
+        <w:r>
+          <w:rPr>
+            <w:lang w:val="zh_TW" w:bidi="zh_TW"/>
+          </w:rPr>
+          <w:rPr>
+            <w:color w:val="0000EE"/>
+            <w:u w:val="single"/>
+          </w:rPr>
+          <w:t>20、31</w:t>
+        </w:r>
+      </w:hyperlink>
+      <w:r>
+        <w:rPr>
+          <w:lang w:val="zh_TW" w:bidi="zh_TW"/>
+        </w:rPr>
+        <w:t>節），以及他們的健康狀況（</w:t>
+      </w:r>
+      <w:hyperlink r:id="rId89">
+        <w:r>
+          <w:rPr>
+            <w:lang w:val="zh_TW" w:bidi="zh_TW"/>
+          </w:rPr>
+          <w:rPr>
+            <w:color w:val="0000EE"/>
+            <w:u w:val="single"/>
+          </w:rPr>
+          <w:t>34</w:t>
+        </w:r>
+      </w:hyperlink>
+      <w:r>
+        <w:rPr>
+          <w:lang w:val="zh_TW" w:bidi="zh_TW"/>
+        </w:rPr>
+        <w:t>節）。</w:t>
+      </w:r>
+    </w:p>
+    <w:p>
+      <w:pPr/>
+      <w:r>
+        <w:rPr>
+          <w:lang w:val="zh_TW" w:bidi="zh_TW"/>
+        </w:rPr>
+      </w:r>
+      <w:r>
+        <w:rPr>
+          <w:lang w:val="zh_TW" w:bidi="zh_TW"/>
+        </w:rPr>
+        <w:t>在福音書中，「救恩」明顯與舊約的救恩概念相關；在撒迦利亞的預言中（</w:t>
+      </w:r>
+      <w:hyperlink r:id="rId90">
+        <w:r>
+          <w:rPr>
+            <w:lang w:val="zh_TW" w:bidi="zh_TW"/>
+          </w:rPr>
+          <w:rPr>
+            <w:color w:val="0000EE"/>
+            <w:u w:val="single"/>
+          </w:rPr>
+          <w:t>路1:69、71</w:t>
+        </w:r>
+      </w:hyperlink>
+      <w:r>
+        <w:rPr>
+          <w:lang w:val="zh_TW" w:bidi="zh_TW"/>
+        </w:rPr>
+        <w:t>；參</w:t>
+      </w:r>
+      <w:hyperlink r:id="rId91">
+        <w:r>
+          <w:rPr>
+            <w:lang w:val="zh_TW" w:bidi="zh_TW"/>
+          </w:rPr>
+          <w:rPr>
+            <w:color w:val="0000EE"/>
+            <w:u w:val="single"/>
+          </w:rPr>
+          <w:t>詩106:10</w:t>
+        </w:r>
+      </w:hyperlink>
+      <w:r>
+        <w:rPr>
+          <w:lang w:val="zh_TW" w:bidi="zh_TW"/>
+        </w:rPr>
+        <w:t>，</w:t>
+      </w:r>
+      <w:hyperlink r:id="rId92">
+        <w:r>
+          <w:rPr>
+            <w:lang w:val="zh_TW" w:bidi="zh_TW"/>
+          </w:rPr>
+          <w:rPr>
+            <w:color w:val="0000EE"/>
+            <w:u w:val="single"/>
+          </w:rPr>
+          <w:t>132:17</w:t>
+        </w:r>
+      </w:hyperlink>
+      <w:r>
+        <w:rPr>
+          <w:lang w:val="zh_TW" w:bidi="zh_TW"/>
+        </w:rPr>
+        <w:t>）和在西面讚美神的詩歌中（</w:t>
+      </w:r>
+      <w:hyperlink r:id="rId93">
+        <w:r>
+          <w:rPr>
+            <w:lang w:val="zh_TW" w:bidi="zh_TW"/>
+          </w:rPr>
+          <w:rPr>
+            <w:color w:val="0000EE"/>
+            <w:u w:val="single"/>
+          </w:rPr>
+          <w:t>路2:30</w:t>
+        </w:r>
+      </w:hyperlink>
+      <w:r>
+        <w:rPr>
+          <w:lang w:val="zh_TW" w:bidi="zh_TW"/>
+        </w:rPr>
+        <w:t>），「救恩」被應用於基督的來臨。雖然soteria在福音書中並不常見，但救恩的概念在耶穌關於進入神國的教導中得到體現（</w:t>
+      </w:r>
+      <w:hyperlink r:id="rId94">
+        <w:r>
+          <w:rPr>
+            <w:lang w:val="zh_TW" w:bidi="zh_TW"/>
+          </w:rPr>
+          <w:rPr>
+            <w:color w:val="0000EE"/>
+            <w:u w:val="single"/>
+          </w:rPr>
+          <w:t>太19:24–26</w:t>
+        </w:r>
+      </w:hyperlink>
+      <w:r>
+        <w:rPr>
+          <w:lang w:val="zh_TW" w:bidi="zh_TW"/>
+        </w:rPr>
+        <w:t>），以及在耶穌醫治的神蹟中隱含了救恩的概念（</w:t>
+      </w:r>
+      <w:hyperlink r:id="rId95">
+        <w:r>
+          <w:rPr>
+            <w:lang w:val="zh_TW" w:bidi="zh_TW"/>
+          </w:rPr>
+          <w:rPr>
+            <w:color w:val="0000EE"/>
+            <w:u w:val="single"/>
+          </w:rPr>
+          <w:t>路17:19</w:t>
+        </w:r>
+      </w:hyperlink>
+      <w:r>
+        <w:rPr>
+          <w:lang w:val="zh_TW" w:bidi="zh_TW"/>
+        </w:rPr>
+        <w:t>，</w:t>
+      </w:r>
+      <w:hyperlink r:id="rId96">
+        <w:r>
+          <w:rPr>
+            <w:lang w:val="zh_TW" w:bidi="zh_TW"/>
+          </w:rPr>
+          <w:rPr>
+            <w:color w:val="0000EE"/>
+            <w:u w:val="single"/>
+          </w:rPr>
+          <w:t>18:42</w:t>
+        </w:r>
+      </w:hyperlink>
+      <w:r>
+        <w:rPr>
+          <w:lang w:val="zh_TW" w:bidi="zh_TW"/>
+        </w:rPr>
+        <w:t>）。</w:t>
+      </w:r>
+    </w:p>
+    <w:p>
+      <w:pPr/>
+      <w:r>
+        <w:rPr>
+          <w:lang w:val="zh_TW" w:bidi="zh_TW"/>
+        </w:rPr>
+      </w:r>
+      <w:r>
+        <w:rPr>
+          <w:lang w:val="zh_TW" w:bidi="zh_TW"/>
+        </w:rPr>
+        <w:t>新約聖經教導救恩的根源在於耶穌基督（</w:t>
+      </w:r>
+      <w:hyperlink r:id="rId97">
+        <w:r>
+          <w:rPr>
+            <w:lang w:val="zh_TW" w:bidi="zh_TW"/>
+          </w:rPr>
+          <w:rPr>
+            <w:color w:val="0000EE"/>
+            <w:u w:val="single"/>
+          </w:rPr>
+          <w:t>提後2:10</w:t>
+        </w:r>
+      </w:hyperlink>
+      <w:r>
+        <w:rPr>
+          <w:lang w:val="zh_TW" w:bidi="zh_TW"/>
+        </w:rPr>
+        <w:t>；</w:t>
+      </w:r>
+      <w:hyperlink r:id="rId98">
+        <w:r>
+          <w:rPr>
+            <w:lang w:val="zh_TW" w:bidi="zh_TW"/>
+          </w:rPr>
+          <w:rPr>
+            <w:color w:val="0000EE"/>
+            <w:u w:val="single"/>
+          </w:rPr>
+          <w:t>來5:9</w:t>
+        </w:r>
+      </w:hyperlink>
+      <w:r>
+        <w:rPr>
+          <w:lang w:val="zh_TW" w:bidi="zh_TW"/>
+        </w:rPr>
+        <w:t>），祂是救恩的「創始者」和中保（</w:t>
+      </w:r>
+      <w:hyperlink r:id="rId99">
+        <w:r>
+          <w:rPr>
+            <w:lang w:val="zh_TW" w:bidi="zh_TW"/>
+          </w:rPr>
+          <w:rPr>
+            <w:color w:val="0000EE"/>
+            <w:u w:val="single"/>
+          </w:rPr>
+          <w:t>來2:10</w:t>
+        </w:r>
+      </w:hyperlink>
+      <w:r>
+        <w:rPr>
+          <w:lang w:val="zh_TW" w:bidi="zh_TW"/>
+        </w:rPr>
+        <w:t>，</w:t>
+      </w:r>
+      <w:hyperlink r:id="rId100">
+        <w:r>
+          <w:rPr>
+            <w:lang w:val="zh_TW" w:bidi="zh_TW"/>
+          </w:rPr>
+          <w:rPr>
+            <w:color w:val="0000EE"/>
+            <w:u w:val="single"/>
+          </w:rPr>
+          <w:t>7:25</w:t>
+        </w:r>
+      </w:hyperlink>
+      <w:r>
+        <w:rPr>
+          <w:lang w:val="zh_TW" w:bidi="zh_TW"/>
+        </w:rPr>
+        <w:t>）。救恩是神的工作（</w:t>
+      </w:r>
+      <w:hyperlink r:id="rId101">
+        <w:r>
+          <w:rPr>
+            <w:lang w:val="zh_TW" w:bidi="zh_TW"/>
+          </w:rPr>
+          <w:rPr>
+            <w:color w:val="0000EE"/>
+            <w:u w:val="single"/>
+          </w:rPr>
+          <w:t>帖前5:9</w:t>
+        </w:r>
+      </w:hyperlink>
+      <w:r>
+        <w:rPr>
+          <w:lang w:val="zh_TW" w:bidi="zh_TW"/>
+        </w:rPr>
+        <w:t>），是神的恩典所賜（</w:t>
+      </w:r>
+      <w:hyperlink r:id="rId102">
+        <w:r>
+          <w:rPr>
+            <w:lang w:val="zh_TW" w:bidi="zh_TW"/>
+          </w:rPr>
+          <w:rPr>
+            <w:color w:val="0000EE"/>
+            <w:u w:val="single"/>
+          </w:rPr>
+          <w:t>弗2:8–9</w:t>
+        </w:r>
+      </w:hyperlink>
+      <w:r>
+        <w:rPr>
+          <w:lang w:val="zh_TW" w:bidi="zh_TW"/>
+        </w:rPr>
+        <w:t>）。救恩的信息包含在聖經中（</w:t>
+      </w:r>
+      <w:hyperlink r:id="rId103">
+        <w:r>
+          <w:rPr>
+            <w:lang w:val="zh_TW" w:bidi="zh_TW"/>
+          </w:rPr>
+          <w:rPr>
+            <w:color w:val="0000EE"/>
+            <w:u w:val="single"/>
+          </w:rPr>
+          <w:t>提後3:15</w:t>
+        </w:r>
+      </w:hyperlink>
+      <w:r>
+        <w:rPr>
+          <w:lang w:val="zh_TW" w:bidi="zh_TW"/>
+        </w:rPr>
+        <w:t>），並由宣講真理之道的人傳揚（</w:t>
+      </w:r>
+      <w:hyperlink r:id="rId104">
+        <w:r>
+          <w:rPr>
+            <w:lang w:val="zh_TW" w:bidi="zh_TW"/>
+          </w:rPr>
+          <w:rPr>
+            <w:color w:val="0000EE"/>
+            <w:u w:val="single"/>
+          </w:rPr>
+          <w:t>弗1:13</w:t>
+        </w:r>
+      </w:hyperlink>
+      <w:r>
+        <w:rPr>
+          <w:lang w:val="zh_TW" w:bidi="zh_TW"/>
+        </w:rPr>
+        <w:t>）。適當的回應是悔改（</w:t>
+      </w:r>
+      <w:hyperlink r:id="rId105">
+        <w:r>
+          <w:rPr>
+            <w:lang w:val="zh_TW" w:bidi="zh_TW"/>
+          </w:rPr>
+          <w:rPr>
+            <w:color w:val="0000EE"/>
+            <w:u w:val="single"/>
+          </w:rPr>
+          <w:t>林後7:10</w:t>
+        </w:r>
+      </w:hyperlink>
+      <w:r>
+        <w:rPr>
+          <w:lang w:val="zh_TW" w:bidi="zh_TW"/>
+        </w:rPr>
+        <w:t>）和信心（</w:t>
+      </w:r>
+      <w:hyperlink r:id="rId103">
+        <w:r>
+          <w:rPr>
+            <w:lang w:val="zh_TW" w:bidi="zh_TW"/>
+          </w:rPr>
+          <w:rPr>
+            <w:color w:val="0000EE"/>
+            <w:u w:val="single"/>
+          </w:rPr>
+          <w:t>提後3:15</w:t>
+        </w:r>
+      </w:hyperlink>
+      <w:r>
+        <w:rPr>
+          <w:lang w:val="zh_TW" w:bidi="zh_TW"/>
+        </w:rPr>
+        <w:t>；</w:t>
+      </w:r>
+      <w:hyperlink r:id="rId106">
+        <w:r>
+          <w:rPr>
+            <w:lang w:val="zh_TW" w:bidi="zh_TW"/>
+          </w:rPr>
+          <w:rPr>
+            <w:color w:val="0000EE"/>
+            <w:u w:val="single"/>
+          </w:rPr>
+          <w:t>彼前1:9</w:t>
+        </w:r>
+      </w:hyperlink>
+      <w:r>
+        <w:rPr>
+          <w:lang w:val="zh_TW" w:bidi="zh_TW"/>
+        </w:rPr>
+        <w:t>）。這也是早期教會在宣講救主耶穌時的教導（</w:t>
+      </w:r>
+      <w:hyperlink r:id="rId107">
+        <w:r>
+          <w:rPr>
+            <w:lang w:val="zh_TW" w:bidi="zh_TW"/>
+          </w:rPr>
+          <w:rPr>
+            <w:color w:val="0000EE"/>
+            <w:u w:val="single"/>
+          </w:rPr>
+          <w:t>徒4:12，</w:t>
+        </w:r>
+      </w:hyperlink>
+      <w:hyperlink r:id="rId108">
+        <w:r>
+          <w:rPr>
+            <w:lang w:val="zh_TW" w:bidi="zh_TW"/>
+          </w:rPr>
+          <w:rPr>
+            <w:color w:val="0000EE"/>
+            <w:u w:val="single"/>
+          </w:rPr>
+          <w:t>13:23–26</w:t>
+        </w:r>
+      </w:hyperlink>
+      <w:r>
+        <w:rPr>
+          <w:lang w:val="zh_TW" w:bidi="zh_TW"/>
+        </w:rPr>
+        <w:t>，</w:t>
+      </w:r>
+      <w:hyperlink r:id="rId109">
+        <w:r>
+          <w:rPr>
+            <w:lang w:val="zh_TW" w:bidi="zh_TW"/>
+          </w:rPr>
+          <w:rPr>
+            <w:color w:val="0000EE"/>
+            <w:u w:val="single"/>
+          </w:rPr>
+          <w:t>16:30–31</w:t>
+        </w:r>
+      </w:hyperlink>
+      <w:r>
+        <w:rPr>
+          <w:lang w:val="zh_TW" w:bidi="zh_TW"/>
+        </w:rPr>
+        <w:t>）。保羅特別強調神救恩的普世性（</w:t>
+      </w:r>
+      <w:hyperlink r:id="rId110">
+        <w:r>
+          <w:rPr>
+            <w:lang w:val="zh_TW" w:bidi="zh_TW"/>
+          </w:rPr>
+          <w:rPr>
+            <w:color w:val="0000EE"/>
+            <w:u w:val="single"/>
+          </w:rPr>
+          <w:t>羅1:16</w:t>
+        </w:r>
+      </w:hyperlink>
+      <w:r>
+        <w:rPr>
+          <w:lang w:val="zh_TW" w:bidi="zh_TW"/>
+        </w:rPr>
+        <w:t>；</w:t>
+      </w:r>
+      <w:hyperlink r:id="rId111">
+        <w:r>
+          <w:rPr>
+            <w:lang w:val="zh_TW" w:bidi="zh_TW"/>
+          </w:rPr>
+          <w:rPr>
+            <w:color w:val="0000EE"/>
+            <w:u w:val="single"/>
+          </w:rPr>
+          <w:t>多2:11</w:t>
+        </w:r>
+      </w:hyperlink>
+      <w:r>
+        <w:rPr>
+          <w:lang w:val="zh_TW" w:bidi="zh_TW"/>
+        </w:rPr>
+        <w:t>）。他的心願是猶太人得救（</w:t>
+      </w:r>
+      <w:hyperlink r:id="rId112">
+        <w:r>
+          <w:rPr>
+            <w:lang w:val="zh_TW" w:bidi="zh_TW"/>
+          </w:rPr>
+          <w:rPr>
+            <w:color w:val="0000EE"/>
+            <w:u w:val="single"/>
+          </w:rPr>
+          <w:t>羅10:1</w:t>
+        </w:r>
+      </w:hyperlink>
+      <w:r>
+        <w:rPr>
+          <w:lang w:val="zh_TW" w:bidi="zh_TW"/>
+        </w:rPr>
+        <w:t>），雖然他主要向外邦人傳講救恩的信息（</w:t>
+      </w:r>
+      <w:hyperlink r:id="rId113">
+        <w:r>
+          <w:rPr>
+            <w:lang w:val="zh_TW" w:bidi="zh_TW"/>
+          </w:rPr>
+          <w:rPr>
+            <w:color w:val="0000EE"/>
+            <w:u w:val="single"/>
+          </w:rPr>
+          <w:t>11:11–13</w:t>
+        </w:r>
+      </w:hyperlink>
+      <w:r>
+        <w:rPr>
+          <w:lang w:val="zh_TW" w:bidi="zh_TW"/>
+        </w:rPr>
+        <w:t>）。</w:t>
+      </w:r>
+    </w:p>
+    <w:p>
+      <w:pPr/>
+      <w:r>
+        <w:rPr>
+          <w:lang w:val="zh_TW" w:bidi="zh_TW"/>
+        </w:rPr>
+      </w:r>
+      <w:r>
+        <w:rPr>
+          <w:lang w:val="zh_TW" w:bidi="zh_TW"/>
+        </w:rPr>
+        <w:t>在聖經中，還有許多與救恩概念相關的詞彙。重生是指在基督裡得著新生命（「重生」，</w:t>
+      </w:r>
+      <w:hyperlink r:id="rId114">
+        <w:r>
+          <w:rPr>
+            <w:lang w:val="zh_TW" w:bidi="zh_TW"/>
+          </w:rPr>
+          <w:rPr>
+            <w:color w:val="0000EE"/>
+            <w:u w:val="single"/>
+          </w:rPr>
+          <w:t>約3:3</w:t>
+        </w:r>
+      </w:hyperlink>
+      <w:r>
+        <w:rPr>
+          <w:lang w:val="zh_TW" w:bidi="zh_TW"/>
+        </w:rPr>
+        <w:t>）。稱義是指人在神面前的合法地位，而救贖則更多是指救恩的方法——付上代價，使人回到神面前。和好指的是關係的改變，而贖罪則喚起了舊約的獻祭制度，並指向神憤怒的轉離。這些術語和其它術語與聖經中的救恩概念有一些共同之處，都是指向救主耶穌基督的位格和工作。</w:t>
+      </w:r>
+    </w:p>
+    <w:p>
+      <w:pPr/>
+      <w:r>
+        <w:rPr>
+          <w:lang w:val="zh_TW" w:bidi="zh_TW"/>
+        </w:rPr>
+      </w:r>
+      <w:r>
+        <w:rPr>
+          <w:i/>
+          <w:lang w:val="zh_TW" w:bidi="zh_TW"/>
+        </w:rPr>
+        <w:t>另見</w:t>
+      </w:r>
+      <w:r>
+        <w:rPr>
+          <w:lang w:val="zh_TW" w:bidi="zh_TW"/>
+        </w:rPr>
+        <w:t xml:space="preserve"> </w:t>
+      </w:r>
+      <w:r>
+        <w:rPr>
+          <w:lang w:val="zh_TW" w:bidi="zh_TW"/>
+        </w:rPr>
+        <w:t>稱義、被稱義</w:t>
+      </w:r>
+      <w:r>
+        <w:rPr>
+          <w:lang w:val="zh_TW" w:bidi="zh_TW"/>
+        </w:rPr>
+        <w:t>；</w:t>
+      </w:r>
+      <w:r>
+        <w:rPr>
+          <w:lang w:val="zh_TW" w:bidi="zh_TW"/>
+        </w:rPr>
+        <w:t>和好</w:t>
+      </w:r>
+      <w:r>
+        <w:rPr>
+          <w:lang w:val="zh_TW" w:bidi="zh_TW"/>
+        </w:rPr>
+        <w:t>；</w:t>
+      </w:r>
+      <w:r>
+        <w:rPr>
+          <w:lang w:val="zh_TW" w:bidi="zh_TW"/>
+        </w:rPr>
+        <w:t>救贖主、救贖</w:t>
+      </w:r>
+      <w:r>
+        <w:rPr>
+          <w:lang w:val="zh_TW" w:bidi="zh_TW"/>
+        </w:rPr>
+        <w:t>；</w:t>
+      </w:r>
+      <w:r>
+        <w:rPr>
+          <w:lang w:val="zh_TW" w:bidi="zh_TW"/>
+        </w:rPr>
+        <w:t>救主</w:t>
+      </w:r>
+      <w:r>
+        <w:rPr>
+          <w:lang w:val="zh_TW" w:bidi="zh_TW"/>
+        </w:rPr>
+        <w:t>。</w:t>
+      </w:r>
+      <w:r>
+        <w:rPr>
+          <w:lang w:val="zh_TW" w:bidi="zh_TW"/>
+        </w:rPr>
+      </w:r>
+      <w:r>
+        <w:rPr>
+          <w:lang w:val="zh_TW" w:bidi="zh_TW"/>
+        </w:rPr>
+      </w:r>
+    </w:p>
+    <w:p>
+      <w:pPr/>
+      <w:r>
+        <w:rPr>
+          <w:lang w:val="zh_TW" w:bidi="zh_TW"/>
+        </w:rPr>
+      </w:r>
+    </w:p>
+    <w:p>
+      <w:pPr>
+        <w:pStyle w:val="Heading2"/>
+      </w:pPr>
+      <w:r>
+        <w:rPr>
+          <w:lang w:val="zh_TW" w:bidi="zh_TW"/>
+        </w:rPr>
+        <w:t>救贖者，救贖</w:t>
+      </w:r>
+      <w:r>
+        <w:rPr>
+          <w:lang w:val="zh_TW" w:bidi="zh_TW"/>
+        </w:rPr>
+      </w:r>
+    </w:p>
+    <w:p>
+      <w:pPr/>
+      <w:r>
+        <w:rPr>
+          <w:lang w:val="zh_TW" w:bidi="zh_TW"/>
+        </w:rPr>
+      </w:r>
+      <w:r>
+        <w:rPr>
+          <w:lang w:val="zh_TW" w:bidi="zh_TW"/>
+        </w:rPr>
+        <w:t>英文詞源自拉丁字根，意為「買回」，因此意指透過支付贖價，釋放任何財物、物品或人。在希臘語中，該字根意為「付贖價」或「釋放」。表達從鎖鏈、奴役或獄中釋放，就會運用該詞。</w:t>
+      </w:r>
+    </w:p>
+    <w:p>
+      <w:pPr>
+        <w:pStyle w:val="Heading3"/>
+      </w:pPr>
+      <w:r>
+        <w:rPr>
+          <w:lang w:val="zh_TW" w:bidi="zh_TW"/>
+        </w:rPr>
+        <w:t>舊約聖經和新約聖經詞語</w:t>
+      </w:r>
+    </w:p>
+    <w:p>
+      <w:pPr/>
+      <w:r>
+        <w:rPr>
+          <w:lang w:val="zh_TW" w:bidi="zh_TW"/>
+        </w:rPr>
+      </w:r>
+      <w:r>
+        <w:rPr>
+          <w:lang w:val="zh_TW" w:bidi="zh_TW"/>
+        </w:rPr>
+        <w:t>要全面理解救贖的概念，就有必要查看舊約。根據不同的情況，希伯來語會使用了三個不同的詞來傳達救贖概念。這些救贖用語的含義，基於現代文化所不熟悉的法律、社會和宗教習俗。我們需要了解這些文化才能理解這些詞彙及其用法。</w:t>
+      </w:r>
+    </w:p>
+    <w:p>
+      <w:pPr/>
+      <w:r>
+        <w:rPr>
+          <w:lang w:val="zh_TW" w:bidi="zh_TW"/>
+        </w:rPr>
+      </w:r>
+      <w:r>
+        <w:rPr>
+          <w:lang w:val="zh_TW" w:bidi="zh_TW"/>
+        </w:rPr>
+        <w:t>第一個用於救贖的詞語，具有法律語境。當一隻動物替代（或救贖）一個人或另一隻動物時，會用動詞「padah」。從這個詞根衍生出的名詞，意味著贖價或所支付的價格。當一個活生生的生命——不論是人或動物——需要被救贖的時候，就必須有替代之物或付出相應的代價。否則，動物就必須被殺（</w:t>
+      </w:r>
+      <w:hyperlink r:id="rId115">
+        <w:r>
+          <w:rPr>
+            <w:lang w:val="zh_TW" w:bidi="zh_TW"/>
+          </w:rPr>
+          <w:rPr>
+            <w:color w:val="0000EE"/>
+            <w:u w:val="single"/>
+          </w:rPr>
+          <w:t>出13:13</w:t>
+        </w:r>
+      </w:hyperlink>
+      <w:r>
+        <w:rPr>
+          <w:lang w:val="zh_TW" w:bidi="zh_TW"/>
+        </w:rPr>
+        <w:t>，</w:t>
+      </w:r>
+      <w:hyperlink r:id="rId116">
+        <w:r>
+          <w:rPr>
+            <w:lang w:val="zh_TW" w:bidi="zh_TW"/>
+          </w:rPr>
+          <w:rPr>
+            <w:color w:val="0000EE"/>
+            <w:u w:val="single"/>
+          </w:rPr>
+          <w:t>34:20</w:t>
+        </w:r>
+      </w:hyperlink>
+      <w:r>
+        <w:rPr>
+          <w:lang w:val="zh_TW" w:bidi="zh_TW"/>
+        </w:rPr>
+        <w:t>）。然而，律法從來不允許在這些情況下以人命（殺人）作為替代。人必須被贖回，沒有例外。</w:t>
+      </w:r>
+    </w:p>
+    <w:p>
+      <w:pPr/>
+      <w:r>
+        <w:rPr>
+          <w:lang w:val="zh_TW" w:bidi="zh_TW"/>
+        </w:rPr>
+      </w:r>
+      <w:r>
+        <w:rPr>
+          <w:lang w:val="zh_TW" w:bidi="zh_TW"/>
+        </w:rPr>
+        <w:t>「padah」這個詞也被用在其他形式的贖金或拯救上。例如，它可以指有人付出代價來釋放以色列的奴隸，也可以用來描述以贖金拯救一個陷入危險中的人（</w:t>
+      </w:r>
+      <w:hyperlink r:id="rId117">
+        <w:r>
+          <w:rPr>
+            <w:lang w:val="zh_TW" w:bidi="zh_TW"/>
+          </w:rPr>
+          <w:rPr>
+            <w:color w:val="0000EE"/>
+            <w:u w:val="single"/>
+          </w:rPr>
+          <w:t>出21:8</w:t>
+        </w:r>
+      </w:hyperlink>
+      <w:r>
+        <w:rPr>
+          <w:lang w:val="zh_TW" w:bidi="zh_TW"/>
+        </w:rPr>
+        <w:t>；</w:t>
+      </w:r>
+      <w:hyperlink r:id="rId118">
+        <w:r>
+          <w:rPr>
+            <w:lang w:val="zh_TW" w:bidi="zh_TW"/>
+          </w:rPr>
+          <w:rPr>
+            <w:color w:val="0000EE"/>
+            <w:u w:val="single"/>
+          </w:rPr>
+          <w:t>伯6:23</w:t>
+        </w:r>
+      </w:hyperlink>
+      <w:r>
+        <w:rPr>
+          <w:lang w:val="zh_TW" w:bidi="zh_TW"/>
+        </w:rPr>
+        <w:t>）。</w:t>
+      </w:r>
+    </w:p>
+    <w:p>
+      <w:pPr/>
+      <w:r>
+        <w:rPr>
+          <w:lang w:val="zh_TW" w:bidi="zh_TW"/>
+        </w:rPr>
+      </w:r>
+      <w:r>
+        <w:rPr>
+          <w:lang w:val="zh_TW" w:bidi="zh_TW"/>
+        </w:rPr>
+        <w:t>救贖的概念對於長子具有特殊意義。頭生的，無論是人還是獸，都屬於神。理論上，長子是要獻給神的。許多動物的情況確實如此，但人的長子和一些動物會被贖回（</w:t>
+      </w:r>
+      <w:hyperlink r:id="rId115">
+        <w:r>
+          <w:rPr>
+            <w:lang w:val="zh_TW" w:bidi="zh_TW"/>
+          </w:rPr>
+          <w:rPr>
+            <w:color w:val="0000EE"/>
+            <w:u w:val="single"/>
+          </w:rPr>
+          <w:t>出13:13</w:t>
+        </w:r>
+      </w:hyperlink>
+      <w:r>
+        <w:rPr>
+          <w:lang w:val="zh_TW" w:bidi="zh_TW"/>
+        </w:rPr>
+        <w:t>，</w:t>
+      </w:r>
+      <w:hyperlink r:id="rId116">
+        <w:r>
+          <w:rPr>
+            <w:lang w:val="zh_TW" w:bidi="zh_TW"/>
+          </w:rPr>
+          <w:rPr>
+            <w:color w:val="0000EE"/>
+            <w:u w:val="single"/>
+          </w:rPr>
+          <w:t>34:20</w:t>
+        </w:r>
+      </w:hyperlink>
+      <w:r>
+        <w:rPr>
+          <w:lang w:val="zh_TW" w:bidi="zh_TW"/>
+        </w:rPr>
+        <w:t>；</w:t>
+      </w:r>
+      <w:hyperlink r:id="rId119">
+        <w:r>
+          <w:rPr>
+            <w:lang w:val="zh_TW" w:bidi="zh_TW"/>
+          </w:rPr>
+          <w:rPr>
+            <w:color w:val="0000EE"/>
+            <w:u w:val="single"/>
+          </w:rPr>
+          <w:t>民18:15–16</w:t>
+        </w:r>
+      </w:hyperlink>
+      <w:r>
+        <w:rPr>
+          <w:lang w:val="zh_TW" w:bidi="zh_TW"/>
+        </w:rPr>
+        <w:t>）。贖回長子的時候，會用動物代贖，後來則會支付贖價（</w:t>
+      </w:r>
+      <w:hyperlink r:id="rId120">
+        <w:r>
+          <w:rPr>
+            <w:lang w:val="zh_TW" w:bidi="zh_TW"/>
+          </w:rPr>
+          <w:rPr>
+            <w:color w:val="0000EE"/>
+            <w:u w:val="single"/>
+          </w:rPr>
+          <w:t>民18:16</w:t>
+        </w:r>
+      </w:hyperlink>
+      <w:r>
+        <w:rPr>
+          <w:lang w:val="zh_TW" w:bidi="zh_TW"/>
+        </w:rPr>
+        <w:t>）。</w:t>
+      </w:r>
+    </w:p>
+    <w:p>
+      <w:pPr/>
+      <w:r>
+        <w:rPr>
+          <w:lang w:val="zh_TW" w:bidi="zh_TW"/>
+        </w:rPr>
+      </w:r>
+      <w:r>
+        <w:rPr>
+          <w:lang w:val="zh_TW" w:bidi="zh_TW"/>
+        </w:rPr>
+        <w:t>第二個所用的詞是希伯來詞根ga’al，主要用於與家庭規則和義務，以及律法所規定家族產業的權利和責任。比如，假如家庭成員失去一塊產業，最近的親屬既有權利也有義務贖回這產業。這種贖回權保護了家族的產業。從這個詞根衍生出的名詞相當於英文的「贖回」（redemption），而買回財產的人是go’el或買贖者。</w:t>
+      </w:r>
+    </w:p>
+    <w:p>
+      <w:pPr/>
+      <w:r>
+        <w:rPr>
+          <w:lang w:val="zh_TW" w:bidi="zh_TW"/>
+        </w:rPr>
+      </w:r>
+      <w:r>
+        <w:rPr>
+          <w:lang w:val="zh_TW" w:bidi="zh_TW"/>
+        </w:rPr>
+        <w:t>一個以色列人若因負債，被迫賣身為奴，可以由近親或他自己贖回（</w:t>
+      </w:r>
+      <w:hyperlink r:id="rId121">
+        <w:r>
+          <w:rPr>
+            <w:lang w:val="zh_TW" w:bidi="zh_TW"/>
+          </w:rPr>
+          <w:rPr>
+            <w:color w:val="0000EE"/>
+            <w:u w:val="single"/>
+          </w:rPr>
+          <w:t>利25:47–49</w:t>
+        </w:r>
+      </w:hyperlink>
+      <w:r>
+        <w:rPr>
+          <w:lang w:val="zh_TW" w:bidi="zh_TW"/>
+        </w:rPr>
+        <w:t>）。土地也可以以同樣的方式贖回（</w:t>
+      </w:r>
+      <w:hyperlink r:id="rId122">
+        <w:r>
+          <w:rPr>
+            <w:lang w:val="zh_TW" w:bidi="zh_TW"/>
+          </w:rPr>
+          <w:rPr>
+            <w:color w:val="0000EE"/>
+            <w:u w:val="single"/>
+          </w:rPr>
+          <w:t>25:25–28</w:t>
+        </w:r>
+      </w:hyperlink>
+      <w:r>
+        <w:rPr>
+          <w:lang w:val="zh_TW" w:bidi="zh_TW"/>
+        </w:rPr>
+        <w:t>；</w:t>
+      </w:r>
+      <w:hyperlink r:id="rId123">
+        <w:r>
+          <w:rPr>
+            <w:lang w:val="zh_TW" w:bidi="zh_TW"/>
+          </w:rPr>
+          <w:rPr>
+            <w:color w:val="0000EE"/>
+            <w:u w:val="single"/>
+          </w:rPr>
+          <w:t>耶32:6–9</w:t>
+        </w:r>
+      </w:hyperlink>
+      <w:r>
+        <w:rPr>
+          <w:lang w:val="zh_TW" w:bidi="zh_TW"/>
+        </w:rPr>
+        <w:t>）。</w:t>
+      </w:r>
+    </w:p>
+    <w:p>
+      <w:pPr/>
+      <w:r>
+        <w:rPr>
+          <w:lang w:val="zh_TW" w:bidi="zh_TW"/>
+        </w:rPr>
+      </w:r>
+      <w:r>
+        <w:rPr>
+          <w:lang w:val="zh_TW" w:bidi="zh_TW"/>
+        </w:rPr>
+        <w:t>在特定情況下，贖回的權利也擴展至人。人有義務娶他兄弟的寡婦，這是眾所周知的。在路得記中，贖回的權利擴展至遠親。在這個故事中，波阿斯不僅贖回產業，還贖回路得，她成為他的妻子（</w:t>
+      </w:r>
+      <w:hyperlink r:id="rId124">
+        <w:r>
+          <w:rPr>
+            <w:lang w:val="zh_TW" w:bidi="zh_TW"/>
+          </w:rPr>
+          <w:rPr>
+            <w:color w:val="0000EE"/>
+            <w:u w:val="single"/>
+          </w:rPr>
+          <w:t>得3:13</w:t>
+        </w:r>
+      </w:hyperlink>
+      <w:r>
+        <w:rPr>
+          <w:lang w:val="zh_TW" w:bidi="zh_TW"/>
+        </w:rPr>
+        <w:t>，</w:t>
+      </w:r>
+      <w:hyperlink r:id="rId125">
+        <w:r>
+          <w:rPr>
+            <w:lang w:val="zh_TW" w:bidi="zh_TW"/>
+          </w:rPr>
+          <w:rPr>
+            <w:color w:val="0000EE"/>
+            <w:u w:val="single"/>
+          </w:rPr>
+          <w:t>4:1–6</w:t>
+        </w:r>
+      </w:hyperlink>
+      <w:r>
+        <w:rPr>
+          <w:lang w:val="zh_TW" w:bidi="zh_TW"/>
+        </w:rPr>
+        <w:t>）。</w:t>
+      </w:r>
+    </w:p>
+    <w:p>
+      <w:pPr/>
+      <w:r>
+        <w:rPr>
+          <w:lang w:val="zh_TW" w:bidi="zh_TW"/>
+        </w:rPr>
+      </w:r>
+      <w:r>
+        <w:rPr>
+          <w:lang w:val="zh_TW" w:bidi="zh_TW"/>
+        </w:rPr>
+        <w:t>希伯來語使用的第三個詞，是動詞根kaphar</w:t>
+      </w:r>
+      <w:r>
+        <w:rPr>
+          <w:i/>
+          <w:lang w:val="zh_TW" w:bidi="zh_TW"/>
+        </w:rPr>
+        <w:t>，</w:t>
+      </w:r>
+      <w:r>
+        <w:rPr>
+          <w:lang w:val="zh_TW" w:bidi="zh_TW"/>
+        </w:rPr>
+        <w:t>意思是「遮蓋」。從這個詞根衍生出來的詞彙意指遮蓋罪、贖罪或補償。從中衍生出的名詞kopher</w:t>
+      </w:r>
+      <w:r>
+        <w:rPr>
+          <w:i/>
+          <w:lang w:val="zh_TW" w:bidi="zh_TW"/>
+        </w:rPr>
+        <w:t>，</w:t>
+      </w:r>
+      <w:r>
+        <w:rPr>
+          <w:lang w:val="zh_TW" w:bidi="zh_TW"/>
+        </w:rPr>
+        <w:t>在宗教意義上使用時，意指遮蓋罪的代價。</w:t>
+      </w:r>
+    </w:p>
+    <w:p>
+      <w:pPr/>
+      <w:r>
+        <w:rPr>
+          <w:lang w:val="zh_TW" w:bidi="zh_TW"/>
+        </w:rPr>
+      </w:r>
+      <w:r>
+        <w:rPr>
+          <w:lang w:val="zh_TW" w:bidi="zh_TW"/>
+        </w:rPr>
+        <w:t>這個詞用來指代，人為任何該治死的生命所支付的代價。一個上佳的例子是，牛的主人要為其牛隻</w:t>
+      </w:r>
+      <w:r>
+        <w:rPr>
+          <w:lang w:val="zh_TW" w:bidi="zh_TW"/>
+        </w:rPr>
+        <w:t>觸</w:t>
+      </w:r>
+      <w:r>
+        <w:rPr>
+          <w:lang w:val="zh_TW" w:bidi="zh_TW"/>
+        </w:rPr>
+        <w:t>死別人而支付贖價。根據律法，主人應該被治死，但他可以通過支付所需的價銀來贖回自己（</w:t>
+      </w:r>
+      <w:hyperlink r:id="rId126">
+        <w:r>
+          <w:rPr>
+            <w:lang w:val="zh_TW" w:bidi="zh_TW"/>
+          </w:rPr>
+          <w:rPr>
+            <w:color w:val="0000EE"/>
+            <w:u w:val="single"/>
+          </w:rPr>
+          <w:t>出21:28–32</w:t>
+        </w:r>
+      </w:hyperlink>
+      <w:r>
+        <w:rPr>
+          <w:lang w:val="zh_TW" w:bidi="zh_TW"/>
+        </w:rPr>
+        <w:t>）。</w:t>
+      </w:r>
+    </w:p>
+    <w:p>
+      <w:pPr/>
+      <w:r>
+        <w:rPr>
+          <w:lang w:val="zh_TW" w:bidi="zh_TW"/>
+        </w:rPr>
+      </w:r>
+      <w:r>
+        <w:rPr>
+          <w:lang w:val="zh_TW" w:bidi="zh_TW"/>
+        </w:rPr>
+        <w:t>在七十士譯本中，這三個希伯來詞彙被翻譯為不同的希臘詞。字根 padah 和 gaʾal 通常翻譯成 lutroō（「救贖、釋放、拯救」）及其相關名詞 lutron（「贖金」）。字根 kaphar 則多半譯作「贖罪」，例如 exilaskomai。雖然這些詞在希伯來語中各有不同，但希臘文的翻譯突顯了它們共同的重點：救贖必然涉及付出的代價，帶來拯救，或使人獲得自由。</w:t>
+      </w:r>
+    </w:p>
+    <w:p>
+      <w:pPr>
+        <w:pStyle w:val="Heading3"/>
+      </w:pPr>
+      <w:r>
+        <w:rPr>
+          <w:lang w:val="zh_TW" w:bidi="zh_TW"/>
+        </w:rPr>
+        <w:t>神是救贖者</w:t>
+      </w:r>
+    </w:p>
+    <w:p>
+      <w:pPr/>
+      <w:r>
+        <w:rPr>
+          <w:lang w:val="zh_TW" w:bidi="zh_TW"/>
+        </w:rPr>
+      </w:r>
+      <w:r>
+        <w:rPr>
+          <w:lang w:val="zh_TW" w:bidi="zh_TW"/>
+        </w:rPr>
+        <w:t>在舊約中，神救贖的對象通常是整體的百姓或國族，而不是個人。這種國家救贖概念的開端，見於神將百姓從埃及的奴役釋放出來。雖然他們為奴，但他們的神救贖了他們（</w:t>
+      </w:r>
+      <w:hyperlink r:id="rId127">
+        <w:r>
+          <w:rPr>
+            <w:lang w:val="zh_TW" w:bidi="zh_TW"/>
+          </w:rPr>
+          <w:rPr>
+            <w:color w:val="0000EE"/>
+            <w:u w:val="single"/>
+          </w:rPr>
+          <w:t>出6:6</w:t>
+        </w:r>
+      </w:hyperlink>
+      <w:r>
+        <w:rPr>
+          <w:lang w:val="zh_TW" w:bidi="zh_TW"/>
+        </w:rPr>
+        <w:t>；</w:t>
+      </w:r>
+      <w:hyperlink r:id="rId128">
+        <w:r>
+          <w:rPr>
+            <w:lang w:val="zh_TW" w:bidi="zh_TW"/>
+          </w:rPr>
+          <w:rPr>
+            <w:color w:val="0000EE"/>
+            <w:u w:val="single"/>
+          </w:rPr>
+          <w:t>申15:15</w:t>
+        </w:r>
+      </w:hyperlink>
+      <w:r>
+        <w:rPr>
+          <w:lang w:val="zh_TW" w:bidi="zh_TW"/>
+        </w:rPr>
+        <w:t>）。</w:t>
+      </w:r>
+    </w:p>
+    <w:p>
+      <w:pPr/>
+      <w:r>
+        <w:rPr>
+          <w:lang w:val="zh_TW" w:bidi="zh_TW"/>
+        </w:rPr>
+      </w:r>
+      <w:r>
+        <w:rPr>
+          <w:lang w:val="zh_TW" w:bidi="zh_TW"/>
+        </w:rPr>
+        <w:t>正如用於贖回或贖買的詞語所指，其中涉及固定贖金或代贖另一個生命。當救贖概念以神為主體，祂用大能或能力來救贖，就不需要支付贖金：「</w:t>
+      </w:r>
+      <w:r>
+        <w:rPr>
+          <w:lang w:val="zh_TW" w:bidi="zh_TW"/>
+        </w:rPr>
+        <w:t>我是耶和華；我要用伸出來的膀臂……救贖你們脫離他們的重擔，不做他們的苦工</w:t>
+      </w:r>
+      <w:r>
+        <w:rPr>
+          <w:lang w:val="zh_TW" w:bidi="zh_TW"/>
+        </w:rPr>
+        <w:t>」（</w:t>
+      </w:r>
+      <w:hyperlink r:id="rId127">
+        <w:r>
+          <w:rPr>
+            <w:lang w:val="zh_TW" w:bidi="zh_TW"/>
+          </w:rPr>
+          <w:rPr>
+            <w:color w:val="0000EE"/>
+            <w:u w:val="single"/>
+          </w:rPr>
+          <w:t>出6:6</w:t>
+        </w:r>
+      </w:hyperlink>
+      <w:r>
+        <w:rPr>
+          <w:lang w:val="zh_TW" w:bidi="zh_TW"/>
+        </w:rPr>
+        <w:t>；參</w:t>
+      </w:r>
+      <w:hyperlink r:id="rId128">
+        <w:r>
+          <w:rPr>
+            <w:lang w:val="zh_TW" w:bidi="zh_TW"/>
+          </w:rPr>
+          <w:rPr>
+            <w:color w:val="0000EE"/>
+            <w:u w:val="single"/>
+          </w:rPr>
+          <w:t>申15:15</w:t>
+        </w:r>
+      </w:hyperlink>
+      <w:r>
+        <w:rPr>
+          <w:lang w:val="zh_TW" w:bidi="zh_TW"/>
+        </w:rPr>
+        <w:t>）。同樣的想法延續至其他有需要和拯救的時刻，比如被擄時期。神是國族的拯救者（比如，</w:t>
+      </w:r>
+      <w:hyperlink r:id="rId129">
+        <w:r>
+          <w:rPr>
+            <w:lang w:val="zh_TW" w:bidi="zh_TW"/>
+          </w:rPr>
+          <w:rPr>
+            <w:color w:val="0000EE"/>
+            <w:u w:val="single"/>
+          </w:rPr>
+          <w:t>賽29:22</w:t>
+        </w:r>
+      </w:hyperlink>
+      <w:r>
+        <w:rPr>
+          <w:lang w:val="zh_TW" w:bidi="zh_TW"/>
+        </w:rPr>
+        <w:t>，</w:t>
+      </w:r>
+      <w:hyperlink r:id="rId130">
+        <w:r>
+          <w:rPr>
+            <w:lang w:val="zh_TW" w:bidi="zh_TW"/>
+          </w:rPr>
+          <w:rPr>
+            <w:color w:val="0000EE"/>
+            <w:u w:val="single"/>
+          </w:rPr>
+          <w:t>35:10</w:t>
+        </w:r>
+      </w:hyperlink>
+      <w:r>
+        <w:rPr>
+          <w:lang w:val="zh_TW" w:bidi="zh_TW"/>
+        </w:rPr>
+        <w:t>，</w:t>
+      </w:r>
+      <w:hyperlink r:id="rId131">
+        <w:r>
+          <w:rPr>
+            <w:lang w:val="zh_TW" w:bidi="zh_TW"/>
+          </w:rPr>
+          <w:rPr>
+            <w:color w:val="0000EE"/>
+            <w:u w:val="single"/>
+          </w:rPr>
+          <w:t>43:1</w:t>
+        </w:r>
+      </w:hyperlink>
+      <w:r>
+        <w:rPr>
+          <w:lang w:val="zh_TW" w:bidi="zh_TW"/>
+        </w:rPr>
+        <w:t>，</w:t>
+      </w:r>
+      <w:hyperlink r:id="rId132">
+        <w:r>
+          <w:rPr>
+            <w:lang w:val="zh_TW" w:bidi="zh_TW"/>
+          </w:rPr>
+          <w:rPr>
+            <w:color w:val="0000EE"/>
+            <w:u w:val="single"/>
+          </w:rPr>
+          <w:t>44:22</w:t>
+        </w:r>
+      </w:hyperlink>
+      <w:r>
+        <w:rPr>
+          <w:lang w:val="zh_TW" w:bidi="zh_TW"/>
+        </w:rPr>
+        <w:t>；</w:t>
+      </w:r>
+      <w:hyperlink r:id="rId133">
+        <w:r>
+          <w:rPr>
+            <w:lang w:val="zh_TW" w:bidi="zh_TW"/>
+          </w:rPr>
+          <w:rPr>
+            <w:color w:val="0000EE"/>
+            <w:u w:val="single"/>
+          </w:rPr>
+          <w:t>耶31:11</w:t>
+        </w:r>
+      </w:hyperlink>
+      <w:r>
+        <w:rPr>
+          <w:lang w:val="zh_TW" w:bidi="zh_TW"/>
+        </w:rPr>
+        <w:t>）。</w:t>
+      </w:r>
+    </w:p>
+    <w:p>
+      <w:pPr/>
+      <w:r>
+        <w:rPr>
+          <w:lang w:val="zh_TW" w:bidi="zh_TW"/>
+        </w:rPr>
+      </w:r>
+      <w:r>
+        <w:rPr>
+          <w:lang w:val="zh_TW" w:bidi="zh_TW"/>
+        </w:rPr>
+        <w:t>同樣，經文沒有任何暗示神為釋放祂的子民而付上贖金。神以自己的大能救贖。「</w:t>
+      </w:r>
+      <w:r>
+        <w:rPr>
+          <w:lang w:val="zh_TW" w:bidi="zh_TW"/>
+        </w:rPr>
+        <w:t>耶和華如此說</w:t>
+      </w:r>
+      <w:r>
+        <w:rPr>
+          <w:lang w:val="zh_TW" w:bidi="zh_TW"/>
+        </w:rPr>
+        <w:t>：『</w:t>
+      </w:r>
+      <w:r>
+        <w:rPr>
+          <w:lang w:val="zh_TW" w:bidi="zh_TW"/>
+        </w:rPr>
+        <w:t>你們是無價被賣的，也必無銀被贖</w:t>
+      </w:r>
+      <w:r>
+        <w:rPr>
+          <w:lang w:val="zh_TW" w:bidi="zh_TW"/>
+        </w:rPr>
+        <w:t>』」（</w:t>
+      </w:r>
+      <w:hyperlink r:id="rId134">
+        <w:r>
+          <w:rPr>
+            <w:lang w:val="zh_TW" w:bidi="zh_TW"/>
+          </w:rPr>
+          <w:rPr>
+            <w:color w:val="0000EE"/>
+            <w:u w:val="single"/>
+          </w:rPr>
+          <w:t>賽52:3</w:t>
+        </w:r>
+      </w:hyperlink>
+      <w:r>
+        <w:rPr>
+          <w:lang w:val="zh_TW" w:bidi="zh_TW"/>
+        </w:rPr>
+        <w:t>）。當居魯士讓百姓自由時，同樣沒有支付贖價（</w:t>
+      </w:r>
+      <w:hyperlink r:id="rId135">
+        <w:r>
+          <w:rPr>
+            <w:lang w:val="zh_TW" w:bidi="zh_TW"/>
+          </w:rPr>
+          <w:rPr>
+            <w:color w:val="0000EE"/>
+            <w:u w:val="single"/>
+          </w:rPr>
+          <w:t>45:13</w:t>
+        </w:r>
+      </w:hyperlink>
+      <w:r>
+        <w:rPr>
+          <w:lang w:val="zh_TW" w:bidi="zh_TW"/>
+        </w:rPr>
+        <w:t>）。</w:t>
+      </w:r>
+    </w:p>
+    <w:p>
+      <w:pPr/>
+      <w:r>
+        <w:rPr>
+          <w:lang w:val="zh_TW" w:bidi="zh_TW"/>
+        </w:rPr>
+      </w:r>
+      <w:r>
+        <w:rPr>
+          <w:lang w:val="zh_TW" w:bidi="zh_TW"/>
+        </w:rPr>
+        <w:t>在基督教社群中，尤其是在教會的早期，出現了需要支付贖金來贖罪的想法。事實上，人們經常被教導說，罪人實際上是被撒但囚禁。基督的死是神支付給撒但的贖金，以釋放罪人。這種教導並沒有聖經支持。基督的死是一種贖罪或挽回的行為，但這並不意味著祂的死是支付給撒但的贖金。聖經沒有任何地方，描繪神與撒但進行這樣的商業交易。十字架的救贖工作肯定屬於神的奧秘。</w:t>
+      </w:r>
+    </w:p>
+    <w:p>
+      <w:pPr>
+        <w:pStyle w:val="Heading3"/>
+      </w:pPr>
+      <w:r>
+        <w:rPr>
+          <w:lang w:val="zh_TW" w:bidi="zh_TW"/>
+        </w:rPr>
+        <w:t>救贖與彌賽亞</w:t>
+      </w:r>
+    </w:p>
+    <w:p>
+      <w:pPr/>
+      <w:r>
+        <w:rPr>
+          <w:lang w:val="zh_TW" w:bidi="zh_TW"/>
+        </w:rPr>
+      </w:r>
+      <w:r>
+        <w:rPr>
+          <w:lang w:val="zh_TW" w:bidi="zh_TW"/>
+        </w:rPr>
+        <w:t>在舊約中，救贖與彌賽亞的盼望密切相關。從出埃及的時候起，神就被啟示是拯救者。在被擄期間，救贖的盼望非常強烈。先知不斷言說神為救贖者或拯救者。這個盼望最終會透過神的受膏者，即彌賽亞來成就，祂就是大衛的後裔（</w:t>
+      </w:r>
+      <w:hyperlink r:id="rId136">
+        <w:r>
+          <w:rPr>
+            <w:lang w:val="zh_TW" w:bidi="zh_TW"/>
+          </w:rPr>
+          <w:rPr>
+            <w:color w:val="0000EE"/>
+            <w:u w:val="single"/>
+          </w:rPr>
+          <w:t>賽9:1–6</w:t>
+        </w:r>
+      </w:hyperlink>
+      <w:r>
+        <w:rPr>
+          <w:lang w:val="zh_TW" w:bidi="zh_TW"/>
+        </w:rPr>
+        <w:t>，</w:t>
+      </w:r>
+      <w:hyperlink r:id="rId137">
+        <w:r>
+          <w:rPr>
+            <w:lang w:val="zh_TW" w:bidi="zh_TW"/>
+          </w:rPr>
+          <w:rPr>
+            <w:color w:val="0000EE"/>
+            <w:u w:val="single"/>
+          </w:rPr>
+          <w:t>11:1–9</w:t>
+        </w:r>
+      </w:hyperlink>
+      <w:r>
+        <w:rPr>
+          <w:lang w:val="zh_TW" w:bidi="zh_TW"/>
+        </w:rPr>
+        <w:t>；</w:t>
+      </w:r>
+      <w:hyperlink r:id="rId84">
+        <w:r>
+          <w:rPr>
+            <w:lang w:val="zh_TW" w:bidi="zh_TW"/>
+          </w:rPr>
+          <w:rPr>
+            <w:color w:val="0000EE"/>
+            <w:u w:val="single"/>
+          </w:rPr>
+          <w:t>耶23:5–6</w:t>
+        </w:r>
+      </w:hyperlink>
+      <w:r>
+        <w:rPr>
+          <w:lang w:val="zh_TW" w:bidi="zh_TW"/>
+        </w:rPr>
+        <w:t>）。</w:t>
+      </w:r>
+    </w:p>
+    <w:p>
+      <w:pPr/>
+      <w:r>
+        <w:rPr>
+          <w:lang w:val="zh_TW" w:bidi="zh_TW"/>
+        </w:rPr>
+      </w:r>
+      <w:r>
+        <w:rPr>
+          <w:lang w:val="zh_TW" w:bidi="zh_TW"/>
+        </w:rPr>
+        <w:t>彌賽亞的盼望在被擄和逼迫期間變得更加強烈。事實上，在漫長的逼迫時期中，這種對彌賽亞拯救者的盼望，比以往任何時候都更強烈。這段時期通常被稱為兩約之間，持續了大約四個世紀，從最後一位先知直到施洗約翰和耶穌時代。</w:t>
+      </w:r>
+    </w:p>
+    <w:p>
+      <w:pPr/>
+      <w:r>
+        <w:rPr>
+          <w:lang w:val="zh_TW" w:bidi="zh_TW"/>
+        </w:rPr>
+      </w:r>
+      <w:r>
+        <w:rPr>
+          <w:lang w:val="zh_TW" w:bidi="zh_TW"/>
+        </w:rPr>
+        <w:t>基督徒相信在耶穌基督（或耶穌彌賽亞）裡，我們看到舊約救贖概念的實現。救贖的意象在福音書非常明顯。施洗約翰將拿撒勒的耶穌，描繪為應驗了神救贖的國度（</w:t>
+      </w:r>
+      <w:hyperlink r:id="rId138">
+        <w:r>
+          <w:rPr>
+            <w:lang w:val="zh_TW" w:bidi="zh_TW"/>
+          </w:rPr>
+          <w:rPr>
+            <w:color w:val="0000EE"/>
+            <w:u w:val="single"/>
+          </w:rPr>
+          <w:t>太3:12</w:t>
+        </w:r>
+      </w:hyperlink>
+      <w:r>
+        <w:rPr>
+          <w:lang w:val="zh_TW" w:bidi="zh_TW"/>
+        </w:rPr>
+        <w:t>），因此是以色列的彌賽亞。耶穌這位人子的來臨，是要捨命作多人的贖價（</w:t>
+      </w:r>
+      <w:hyperlink r:id="rId139">
+        <w:r>
+          <w:rPr>
+            <w:lang w:val="zh_TW" w:bidi="zh_TW"/>
+          </w:rPr>
+          <w:rPr>
+            <w:color w:val="0000EE"/>
+            <w:u w:val="single"/>
+          </w:rPr>
+          <w:t>太20:28</w:t>
+        </w:r>
+      </w:hyperlink>
+      <w:r>
+        <w:rPr>
+          <w:lang w:val="zh_TW" w:bidi="zh_TW"/>
+        </w:rPr>
+        <w:t>；</w:t>
+      </w:r>
+      <w:hyperlink r:id="rId140">
+        <w:r>
+          <w:rPr>
+            <w:lang w:val="zh_TW" w:bidi="zh_TW"/>
+          </w:rPr>
+          <w:rPr>
+            <w:color w:val="0000EE"/>
+            <w:u w:val="single"/>
+          </w:rPr>
+          <w:t>可10:45</w:t>
+        </w:r>
+      </w:hyperlink>
+      <w:r>
+        <w:rPr>
+          <w:lang w:val="zh_TW" w:bidi="zh_TW"/>
+        </w:rPr>
+        <w:t>）。彌賽亞的工作是代贖和具替代意義的。</w:t>
+      </w:r>
+    </w:p>
+    <w:p>
+      <w:pPr/>
+      <w:r>
+        <w:rPr>
+          <w:lang w:val="zh_TW" w:bidi="zh_TW"/>
+        </w:rPr>
+      </w:r>
+      <w:r>
+        <w:rPr>
+          <w:lang w:val="zh_TW" w:bidi="zh_TW"/>
+        </w:rPr>
+        <w:t>同樣的思想尤其見保羅著作。基督是向父獻上的挽回祭（</w:t>
+      </w:r>
+      <w:hyperlink r:id="rId141">
+        <w:r>
+          <w:rPr>
+            <w:lang w:val="zh_TW" w:bidi="zh_TW"/>
+          </w:rPr>
+          <w:rPr>
+            <w:color w:val="0000EE"/>
+            <w:u w:val="single"/>
+          </w:rPr>
+          <w:t>羅3:25</w:t>
+        </w:r>
+      </w:hyperlink>
+      <w:r>
+        <w:rPr>
+          <w:lang w:val="zh_TW" w:bidi="zh_TW"/>
+        </w:rPr>
+        <w:t>）。救贖是藉耶穌捨去生命（</w:t>
+      </w:r>
+      <w:hyperlink r:id="rId142">
+        <w:r>
+          <w:rPr>
+            <w:lang w:val="zh_TW" w:bidi="zh_TW"/>
+          </w:rPr>
+          <w:rPr>
+            <w:color w:val="0000EE"/>
+            <w:u w:val="single"/>
+          </w:rPr>
+          <w:t>徒20:28</w:t>
+        </w:r>
+      </w:hyperlink>
+      <w:r>
+        <w:rPr>
+          <w:lang w:val="zh_TW" w:bidi="zh_TW"/>
+        </w:rPr>
+        <w:t>），買贖百姓（</w:t>
+      </w:r>
+      <w:hyperlink r:id="rId143">
+        <w:r>
+          <w:rPr>
+            <w:lang w:val="zh_TW" w:bidi="zh_TW"/>
+          </w:rPr>
+          <w:rPr>
+            <w:color w:val="0000EE"/>
+            <w:u w:val="single"/>
+          </w:rPr>
+          <w:t>彼前2:9</w:t>
+        </w:r>
+      </w:hyperlink>
+      <w:r>
+        <w:rPr>
+          <w:lang w:val="zh_TW" w:bidi="zh_TW"/>
+        </w:rPr>
+        <w:t>；另見</w:t>
+      </w:r>
+      <w:hyperlink r:id="rId144">
+        <w:r>
+          <w:rPr>
+            <w:lang w:val="zh_TW" w:bidi="zh_TW"/>
+          </w:rPr>
+          <w:rPr>
+            <w:color w:val="0000EE"/>
+            <w:u w:val="single"/>
+          </w:rPr>
+          <w:t>林前7:22–24</w:t>
+        </w:r>
+      </w:hyperlink>
+      <w:r>
+        <w:rPr>
+          <w:lang w:val="zh_TW" w:bidi="zh_TW"/>
+        </w:rPr>
+        <w:t>；</w:t>
+      </w:r>
+      <w:hyperlink r:id="rId145">
+        <w:r>
+          <w:rPr>
+            <w:lang w:val="zh_TW" w:bidi="zh_TW"/>
+          </w:rPr>
+          <w:rPr>
+            <w:color w:val="0000EE"/>
+            <w:u w:val="single"/>
+          </w:rPr>
+          <w:t>林後5:14–17</w:t>
+        </w:r>
+      </w:hyperlink>
+      <w:r>
+        <w:rPr>
+          <w:lang w:val="zh_TW" w:bidi="zh_TW"/>
+        </w:rPr>
+        <w:t>）。這些都是用來表達救贖或贖罪核心思想的詞語或表達方式。耶穌基督是在自己身上，成就聖經救贖概念的人，並藉著祂的犧牲為罪人賜下救贖。</w:t>
+      </w:r>
+    </w:p>
+    <w:p>
+      <w:pPr/>
+      <w:r>
+        <w:rPr>
+          <w:lang w:val="zh_TW" w:bidi="zh_TW"/>
+        </w:rPr>
+      </w:r>
+      <w:r>
+        <w:rPr>
+          <w:lang w:val="zh_TW" w:bidi="zh_TW"/>
+        </w:rPr>
+        <w:t>救贖的概念對神的百姓有深刻意義。在舊約中，這概念說明了一個真理：神是其立約百姓的救主。雖然以色列因否認神的律法而陷入罪中，但神並沒有毀滅他們，而是在他們悔改時再悅納他們。</w:t>
+      </w:r>
+    </w:p>
+    <w:p>
+      <w:pPr/>
+      <w:r>
+        <w:rPr>
+          <w:lang w:val="zh_TW" w:bidi="zh_TW"/>
+        </w:rPr>
+      </w:r>
+      <w:r>
+        <w:rPr>
+          <w:lang w:val="zh_TW" w:bidi="zh_TW"/>
+        </w:rPr>
+        <w:t>尤其是在在先知書中，神的救贖工作會藉彌賽亞及其救贖的犧牲來完成。耶穌的追隨者相信祂是彌賽亞，會為整個世界提供救贖。與救贖的概念相伴的是神的愛，這是得著永生的基礎（</w:t>
+      </w:r>
+      <w:hyperlink r:id="rId146">
+        <w:r>
+          <w:rPr>
+            <w:lang w:val="zh_TW" w:bidi="zh_TW"/>
+          </w:rPr>
+          <w:rPr>
+            <w:color w:val="0000EE"/>
+            <w:u w:val="single"/>
+          </w:rPr>
+          <w:t>約3:16</w:t>
+        </w:r>
+      </w:hyperlink>
+      <w:r>
+        <w:rPr>
+          <w:lang w:val="zh_TW" w:bidi="zh_TW"/>
+        </w:rPr>
+        <w:t>）。相信的人會從罪的束縛中解脫，並再次得著救贖之神的喜悅。</w:t>
+      </w:r>
+    </w:p>
+    <w:p>
+      <w:pPr/>
+      <w:r>
+        <w:rPr>
+          <w:lang w:val="zh_TW" w:bidi="zh_TW"/>
+        </w:rPr>
+      </w:r>
+      <w:r>
+        <w:rPr>
+          <w:i/>
+          <w:lang w:val="zh_TW" w:bidi="zh_TW"/>
+        </w:rPr>
+        <w:t>另見</w:t>
+      </w:r>
+      <w:r>
+        <w:rPr>
+          <w:lang w:val="zh_TW" w:bidi="zh_TW"/>
+        </w:rPr>
+        <w:t xml:space="preserve"> </w:t>
+      </w:r>
+      <w:r>
+        <w:rPr>
+          <w:lang w:val="zh_TW" w:bidi="zh_TW"/>
+        </w:rPr>
+        <w:t>贖罪</w:t>
+      </w:r>
+      <w:r>
+        <w:rPr>
+          <w:lang w:val="zh_TW" w:bidi="zh_TW"/>
+        </w:rPr>
+        <w:t>、</w:t>
+      </w:r>
+      <w:r>
+        <w:rPr>
+          <w:lang w:val="zh_TW" w:bidi="zh_TW"/>
+        </w:rPr>
+        <w:t>贖價</w:t>
+      </w:r>
+      <w:r>
+        <w:rPr>
+          <w:lang w:val="zh_TW" w:bidi="zh_TW"/>
+        </w:rPr>
+        <w:t>、</w:t>
+      </w:r>
+      <w:r>
+        <w:rPr>
+          <w:lang w:val="zh_TW" w:bidi="zh_TW"/>
+        </w:rPr>
+        <w:t>救恩</w:t>
+      </w:r>
+      <w:r>
+        <w:rPr>
+          <w:lang w:val="zh_TW" w:bidi="zh_TW"/>
+        </w:rPr>
+        <w:t>。</w:t>
+      </w:r>
+      <w:r>
+        <w:rPr>
+          <w:lang w:val="zh_TW" w:bidi="zh_TW"/>
+        </w:rPr>
+      </w:r>
+      <w:r>
+        <w:rPr>
+          <w:lang w:val="zh_TW" w:bidi="zh_TW"/>
+        </w:rPr>
+      </w:r>
+    </w:p>
+    <w:p>
+      <w:pPr/>
+      <w:r>
+        <w:rPr>
+          <w:lang w:val="zh_TW" w:bidi="zh_TW"/>
+        </w:rPr>
+      </w:r>
+    </w:p>
+    <w:p>
+      <w:pPr>
+        <w:pStyle w:val="Heading2"/>
+      </w:pPr>
+      <w:r>
+        <w:rPr>
+          <w:lang w:val="zh_TW" w:bidi="zh_TW"/>
+        </w:rPr>
+        <w:t>救主</w:t>
+      </w:r>
+      <w:r>
+        <w:rPr>
+          <w:lang w:val="zh_TW" w:bidi="zh_TW"/>
+        </w:rPr>
+      </w:r>
+    </w:p>
+    <w:p>
+      <w:pPr/>
+      <w:r>
+        <w:rPr>
+          <w:lang w:val="zh_TW" w:bidi="zh_TW"/>
+        </w:rPr>
+      </w:r>
+      <w:r>
+        <w:rPr>
+          <w:lang w:val="zh_TW" w:bidi="zh_TW"/>
+        </w:rPr>
+        <w:t>施行拯救或救援的那一位。「救主（savior）」這個詞在聖經中最常用來指神和耶穌基督。將耶穌理解為救主是接受聖經信息的一個關鍵真理。英文聖經在舊約中使用savior（救主）來翻譯希伯來文詞語</w:t>
+      </w:r>
+      <w:r>
+        <w:rPr>
+          <w:i/>
+          <w:lang w:val="zh_TW" w:bidi="zh_TW"/>
+        </w:rPr>
+        <w:t>yasha'</w:t>
+      </w:r>
+      <w:r>
+        <w:rPr>
+          <w:lang w:val="zh_TW" w:bidi="zh_TW"/>
+        </w:rPr>
+        <w:t xml:space="preserve"> 的各種形式，這個詞的意思是「拯救（save）」、「救助（deliver）」或「救援（rescue）」。通常，「救主」這個詞用來翻譯動詞 </w:t>
+      </w:r>
+      <w:r>
+        <w:rPr>
+          <w:i/>
+          <w:lang w:val="zh_TW" w:bidi="zh_TW"/>
+        </w:rPr>
+        <w:t xml:space="preserve">moshia‘ </w:t>
+      </w:r>
+      <w:r>
+        <w:rPr>
+          <w:lang w:val="zh_TW" w:bidi="zh_TW"/>
+        </w:rPr>
+        <w:t>的分詞形式 ，意思是「施行拯救的那一位」。以這種方式使用時，「救主」在舊約中出現13或14次，具體數量取決於所使用的譯本。</w:t>
+      </w:r>
+    </w:p>
+    <w:p>
+      <w:pPr/>
+      <w:r>
+        <w:rPr>
+          <w:lang w:val="zh_TW" w:bidi="zh_TW"/>
+        </w:rPr>
+      </w:r>
+      <w:r>
+        <w:rPr>
+          <w:lang w:val="zh_TW" w:bidi="zh_TW"/>
+        </w:rPr>
+        <w:t>「救主」這個詞的基本理解是那位實行拯救或救援的人，這在</w:t>
+      </w:r>
+      <w:hyperlink r:id="rId147">
+        <w:r>
+          <w:rPr>
+            <w:lang w:val="zh_TW" w:bidi="zh_TW"/>
+          </w:rPr>
+          <w:rPr>
+            <w:color w:val="0000EE"/>
+            <w:u w:val="single"/>
+          </w:rPr>
+          <w:t>申命記二十二章27節</w:t>
+        </w:r>
+      </w:hyperlink>
+      <w:r>
+        <w:rPr>
+          <w:lang w:val="zh_TW" w:bidi="zh_TW"/>
+        </w:rPr>
+        <w:t>得到體現，那裡的律法預見一種在需要時沒有救助者在附近的情況。</w:t>
+      </w:r>
+      <w:r>
+        <w:rPr>
+          <w:i/>
+          <w:lang w:val="zh_TW" w:bidi="zh_TW"/>
+        </w:rPr>
+        <w:t>Moshia‘</w:t>
+      </w:r>
+      <w:r>
+        <w:rPr>
+          <w:lang w:val="zh_TW" w:bidi="zh_TW"/>
+        </w:rPr>
+        <w:t xml:space="preserve"> 這個詞也應用於個人身上，例如俄陀聶和以笏都被稱為「拯救者」（</w:t>
+      </w:r>
+      <w:hyperlink r:id="rId148">
+        <w:r>
+          <w:rPr>
+            <w:lang w:val="zh_TW" w:bidi="zh_TW"/>
+          </w:rPr>
+          <w:rPr>
+            <w:color w:val="0000EE"/>
+            <w:u w:val="single"/>
+          </w:rPr>
+          <w:t>士3:9、15</w:t>
+        </w:r>
+      </w:hyperlink>
+      <w:r>
+        <w:rPr>
+          <w:lang w:val="zh_TW" w:bidi="zh_TW"/>
+        </w:rPr>
+        <w:t>），而</w:t>
+      </w:r>
+      <w:hyperlink r:id="rId149">
+        <w:r>
+          <w:rPr>
+            <w:lang w:val="zh_TW" w:bidi="zh_TW"/>
+          </w:rPr>
+          <w:rPr>
+            <w:color w:val="0000EE"/>
+            <w:u w:val="single"/>
+          </w:rPr>
+          <w:t>尼希米記九章27節</w:t>
+        </w:r>
+      </w:hyperlink>
+      <w:r>
+        <w:rPr>
+          <w:lang w:val="zh_TW" w:bidi="zh_TW"/>
+        </w:rPr>
+        <w:t>提到神所差遣的士師們被稱為神所差遣的拯救者。</w:t>
+      </w:r>
+      <w:hyperlink r:id="rId150">
+        <w:r>
+          <w:rPr>
+            <w:lang w:val="zh_TW" w:bidi="zh_TW"/>
+          </w:rPr>
+          <w:rPr>
+            <w:color w:val="0000EE"/>
+            <w:u w:val="single"/>
+          </w:rPr>
+          <w:t>列王紀下十三章5節</w:t>
+        </w:r>
+      </w:hyperlink>
+      <w:r>
+        <w:rPr>
+          <w:lang w:val="zh_TW" w:bidi="zh_TW"/>
+        </w:rPr>
+        <w:t>記載了主給以色列一位救主，指的是他們從亞蘭人手中得救。有些人認為這位拯救者是指猶大王耶羅波安二世；另一些人則認為是一位外邦君王，通常是哈馬的扎基爾（Zakir）王。然而，經文並未明確指出這位救主是誰。經文的重點在於神為祂的子民差遣了這位拯救者。在舊約中，大多數提到「救主」的經文是指神自己是以色列的救主，即使這個稱謂有時被用於其他人身上，也會明確指出這是神差遣或興起的。以色列人明白神是他們的救主，並在讚美的詩歌中（</w:t>
+      </w:r>
+      <w:hyperlink r:id="rId151">
+        <w:r>
+          <w:rPr>
+            <w:lang w:val="zh_TW" w:bidi="zh_TW"/>
+          </w:rPr>
+          <w:rPr>
+            <w:color w:val="0000EE"/>
+            <w:u w:val="single"/>
+          </w:rPr>
+          <w:t>詩17:7</w:t>
+        </w:r>
+      </w:hyperlink>
+      <w:r>
+        <w:rPr>
+          <w:lang w:val="zh_TW" w:bidi="zh_TW"/>
+        </w:rPr>
+        <w:t>，</w:t>
+      </w:r>
+      <w:hyperlink r:id="rId152">
+        <w:r>
+          <w:rPr>
+            <w:lang w:val="zh_TW" w:bidi="zh_TW"/>
+          </w:rPr>
+          <w:rPr>
+            <w:color w:val="0000EE"/>
+            <w:u w:val="single"/>
+          </w:rPr>
+          <w:t>106:1–12</w:t>
+        </w:r>
+      </w:hyperlink>
+      <w:r>
+        <w:rPr>
+          <w:lang w:val="zh_TW" w:bidi="zh_TW"/>
+        </w:rPr>
+        <w:t>）和求救的呼聲中宣告這一點（</w:t>
+      </w:r>
+      <w:hyperlink r:id="rId153">
+        <w:r>
+          <w:rPr>
+            <w:lang w:val="zh_TW" w:bidi="zh_TW"/>
+          </w:rPr>
+          <w:rPr>
+            <w:color w:val="0000EE"/>
+            <w:u w:val="single"/>
+          </w:rPr>
+          <w:t>耶14:8</w:t>
+        </w:r>
+      </w:hyperlink>
+      <w:r>
+        <w:rPr>
+          <w:lang w:val="zh_TW" w:bidi="zh_TW"/>
+        </w:rPr>
+        <w:t>）。大衛這樣稱頌神：「是我的高臺，是我的避難所。我的救主」（</w:t>
+      </w:r>
+      <w:hyperlink r:id="rId154">
+        <w:r>
+          <w:rPr>
+            <w:lang w:val="zh_TW" w:bidi="zh_TW"/>
+          </w:rPr>
+          <w:rPr>
+            <w:color w:val="0000EE"/>
+            <w:u w:val="single"/>
+          </w:rPr>
+          <w:t>撒下22:3</w:t>
+        </w:r>
+      </w:hyperlink>
+      <w:r>
+        <w:rPr>
+          <w:lang w:val="zh_TW" w:bidi="zh_TW"/>
+        </w:rPr>
+        <w:t>）。詩篇的作者經常稱頌耶和華為他們的「幫助」或「拯救」（</w:t>
+      </w:r>
+      <w:hyperlink r:id="rId155">
+        <w:r>
+          <w:rPr>
+            <w:lang w:val="zh_TW" w:bidi="zh_TW"/>
+          </w:rPr>
+          <w:rPr>
+            <w:color w:val="0000EE"/>
+            <w:u w:val="single"/>
+          </w:rPr>
+          <w:t>詩27:9</w:t>
+        </w:r>
+      </w:hyperlink>
+      <w:r>
+        <w:rPr>
+          <w:lang w:val="zh_TW" w:bidi="zh_TW"/>
+        </w:rPr>
+        <w:t>，</w:t>
+      </w:r>
+      <w:hyperlink r:id="rId73">
+        <w:r>
+          <w:rPr>
+            <w:lang w:val="zh_TW" w:bidi="zh_TW"/>
+          </w:rPr>
+          <w:rPr>
+            <w:color w:val="0000EE"/>
+            <w:u w:val="single"/>
+          </w:rPr>
+          <w:t>38:22</w:t>
+        </w:r>
+      </w:hyperlink>
+      <w:r>
+        <w:rPr>
+          <w:lang w:val="zh_TW" w:bidi="zh_TW"/>
+        </w:rPr>
+        <w:t>，</w:t>
+      </w:r>
+      <w:hyperlink r:id="rId156">
+        <w:r>
+          <w:rPr>
+            <w:lang w:val="zh_TW" w:bidi="zh_TW"/>
+          </w:rPr>
+          <w:rPr>
+            <w:color w:val="0000EE"/>
+            <w:u w:val="single"/>
+          </w:rPr>
+          <w:t>42:5、11</w:t>
+        </w:r>
+      </w:hyperlink>
+      <w:r>
+        <w:rPr>
+          <w:lang w:val="zh_TW" w:bidi="zh_TW"/>
+        </w:rPr>
+        <w:t>，</w:t>
+      </w:r>
+      <w:hyperlink r:id="rId78">
+        <w:r>
+          <w:rPr>
+            <w:lang w:val="zh_TW" w:bidi="zh_TW"/>
+          </w:rPr>
+          <w:rPr>
+            <w:color w:val="0000EE"/>
+            <w:u w:val="single"/>
+          </w:rPr>
+          <w:t>65:5</w:t>
+        </w:r>
+      </w:hyperlink>
+      <w:r>
+        <w:rPr>
+          <w:lang w:val="zh_TW" w:bidi="zh_TW"/>
+        </w:rPr>
+        <w:t>，</w:t>
+      </w:r>
+      <w:hyperlink r:id="rId157">
+        <w:r>
+          <w:rPr>
+            <w:lang w:val="zh_TW" w:bidi="zh_TW"/>
+          </w:rPr>
+          <w:rPr>
+            <w:color w:val="0000EE"/>
+            <w:u w:val="single"/>
+          </w:rPr>
+          <w:t>68:19</w:t>
+        </w:r>
+      </w:hyperlink>
+      <w:r>
+        <w:rPr>
+          <w:lang w:val="zh_TW" w:bidi="zh_TW"/>
+        </w:rPr>
+        <w:t>，</w:t>
+      </w:r>
+      <w:hyperlink r:id="rId158">
+        <w:r>
+          <w:rPr>
+            <w:lang w:val="zh_TW" w:bidi="zh_TW"/>
+          </w:rPr>
+          <w:rPr>
+            <w:color w:val="0000EE"/>
+            <w:u w:val="single"/>
+          </w:rPr>
+          <w:t>79:9</w:t>
+        </w:r>
+      </w:hyperlink>
+      <w:r>
+        <w:rPr>
+          <w:lang w:val="zh_TW" w:bidi="zh_TW"/>
+        </w:rPr>
+        <w:t>，</w:t>
+      </w:r>
+      <w:hyperlink r:id="rId159">
+        <w:r>
+          <w:rPr>
+            <w:lang w:val="zh_TW" w:bidi="zh_TW"/>
+          </w:rPr>
+          <w:rPr>
+            <w:color w:val="0000EE"/>
+            <w:u w:val="single"/>
+          </w:rPr>
+          <w:t>85:4</w:t>
+        </w:r>
+      </w:hyperlink>
+      <w:r>
+        <w:rPr>
+          <w:lang w:val="zh_TW" w:bidi="zh_TW"/>
+        </w:rPr>
+        <w:t>，</w:t>
+      </w:r>
+      <w:hyperlink r:id="rId160">
+        <w:r>
+          <w:rPr>
+            <w:lang w:val="zh_TW" w:bidi="zh_TW"/>
+          </w:rPr>
+          <w:rPr>
+            <w:color w:val="0000EE"/>
+            <w:u w:val="single"/>
+          </w:rPr>
+          <w:t>89:26</w:t>
+        </w:r>
+      </w:hyperlink>
+      <w:r>
+        <w:rPr>
+          <w:lang w:val="zh_TW" w:bidi="zh_TW"/>
+        </w:rPr>
+        <w:t>）。對以色列人來說，出埃及無疑是他們最偉大的拯救經歷，並奠定了他們認識神是救主的基礎。詩篇的作者在回憶以色列鑄造金牛犢的罪時，宣告說：「忘了神—他們的救主；他曾在埃及行大事」（</w:t>
+      </w:r>
+      <w:hyperlink r:id="rId161">
+        <w:r>
+          <w:rPr>
+            <w:lang w:val="zh_TW" w:bidi="zh_TW"/>
+          </w:rPr>
+          <w:rPr>
+            <w:color w:val="0000EE"/>
+            <w:u w:val="single"/>
+          </w:rPr>
+          <w:t>詩106:21</w:t>
+        </w:r>
+      </w:hyperlink>
+      <w:r>
+        <w:rPr>
+          <w:lang w:val="zh_TW" w:bidi="zh_TW"/>
+        </w:rPr>
+        <w:t>；參</w:t>
+      </w:r>
+      <w:hyperlink r:id="rId162">
+        <w:r>
+          <w:rPr>
+            <w:lang w:val="zh_TW" w:bidi="zh_TW"/>
+          </w:rPr>
+          <w:rPr>
+            <w:color w:val="0000EE"/>
+            <w:u w:val="single"/>
+          </w:rPr>
+          <w:t>賽63:11</w:t>
+        </w:r>
+      </w:hyperlink>
+      <w:r>
+        <w:rPr>
+          <w:lang w:val="zh_TW" w:bidi="zh_TW"/>
+        </w:rPr>
+        <w:t>；</w:t>
+      </w:r>
+      <w:hyperlink r:id="rId163">
+        <w:r>
+          <w:rPr>
+            <w:lang w:val="zh_TW" w:bidi="zh_TW"/>
+          </w:rPr>
+          <w:rPr>
+            <w:color w:val="0000EE"/>
+            <w:u w:val="single"/>
+          </w:rPr>
+          <w:t>何13:4–6</w:t>
+        </w:r>
+      </w:hyperlink>
+      <w:r>
+        <w:rPr>
+          <w:lang w:val="zh_TW" w:bidi="zh_TW"/>
+        </w:rPr>
+        <w:t>）。在以賽亞書中，「救主」這個稱謂經常用來強調神的獨一性。神被視為唯一的救主，與外邦的神祇和偶像形成鮮明對比：「惟有我是耶和華； 除我以外沒有救主。我曾指示，我曾拯救，我曾說明，並且在你們中間沒有別神。 」（</w:t>
+      </w:r>
+      <w:hyperlink r:id="rId164">
+        <w:r>
+          <w:rPr>
+            <w:lang w:val="zh_TW" w:bidi="zh_TW"/>
+          </w:rPr>
+          <w:rPr>
+            <w:color w:val="0000EE"/>
+            <w:u w:val="single"/>
+          </w:rPr>
+          <w:t>賽43:11–12</w:t>
+        </w:r>
+      </w:hyperlink>
+      <w:r>
+        <w:rPr>
+          <w:lang w:val="zh_TW" w:bidi="zh_TW"/>
+        </w:rPr>
+        <w:t>）。以賽亞進一步指出，神會藉著以色列未來的祝福與復興，顯明祂自己為救主（</w:t>
+      </w:r>
+      <w:hyperlink r:id="rId165">
+        <w:r>
+          <w:rPr>
+            <w:lang w:val="zh_TW" w:bidi="zh_TW"/>
+          </w:rPr>
+          <w:rPr>
+            <w:color w:val="0000EE"/>
+            <w:u w:val="single"/>
+          </w:rPr>
+          <w:t>49:26</w:t>
+        </w:r>
+      </w:hyperlink>
+      <w:r>
+        <w:rPr>
+          <w:lang w:val="zh_TW" w:bidi="zh_TW"/>
+        </w:rPr>
+        <w:t>，</w:t>
+      </w:r>
+      <w:hyperlink r:id="rId166">
+        <w:r>
+          <w:rPr>
+            <w:lang w:val="zh_TW" w:bidi="zh_TW"/>
+          </w:rPr>
+          <w:rPr>
+            <w:color w:val="0000EE"/>
+            <w:u w:val="single"/>
+          </w:rPr>
+          <w:t>60:16</w:t>
+        </w:r>
+      </w:hyperlink>
+      <w:r>
+        <w:rPr>
+          <w:lang w:val="zh_TW" w:bidi="zh_TW"/>
+        </w:rPr>
+        <w:t>）。雖然「救主」這個稱謂在舊約中並未直接應用於彌賽亞，但像</w:t>
+      </w:r>
+      <w:hyperlink r:id="rId85">
+        <w:r>
+          <w:rPr>
+            <w:lang w:val="zh_TW" w:bidi="zh_TW"/>
+          </w:rPr>
+          <w:rPr>
+            <w:color w:val="0000EE"/>
+            <w:u w:val="single"/>
+          </w:rPr>
+          <w:t>撒迦利亞書九章9節</w:t>
+        </w:r>
+      </w:hyperlink>
+      <w:r>
+        <w:rPr>
+          <w:lang w:val="zh_TW" w:bidi="zh_TW"/>
+        </w:rPr>
+        <w:t>這樣的經文暗示了神的受膏者將是一位拯救者。一些次經使用「救主」來稱呼神，有些則使用「永恆的救主」（</w:t>
+      </w:r>
+      <w:hyperlink r:id="rId167">
+        <w:r>
+          <w:rPr>
+            <w:lang w:val="zh_TW" w:bidi="zh_TW"/>
+          </w:rPr>
+          <w:rPr>
+            <w:color w:val="0000EE"/>
+            <w:u w:val="single"/>
+          </w:rPr>
+          <w:t>巴錄書4:22</w:t>
+        </w:r>
+      </w:hyperlink>
+      <w:r>
+        <w:rPr>
+          <w:lang w:val="zh_TW" w:bidi="zh_TW"/>
+        </w:rPr>
+        <w:t>）或「以色列永遠的救主」（</w:t>
+      </w:r>
+      <w:hyperlink r:id="rId168">
+        <w:r>
+          <w:rPr>
+            <w:lang w:val="zh_TW" w:bidi="zh_TW"/>
+          </w:rPr>
+          <w:rPr>
+            <w:color w:val="0000EE"/>
+            <w:u w:val="single"/>
+          </w:rPr>
+          <w:t>馬加比三書7:16</w:t>
+        </w:r>
+      </w:hyperlink>
+      <w:r>
+        <w:rPr>
+          <w:lang w:val="zh_TW" w:bidi="zh_TW"/>
+        </w:rPr>
+        <w:t>）這崇高的稱號。這種後期的用法也說明了神是能拯救以色列的那一位。</w:t>
+      </w:r>
+    </w:p>
+    <w:p>
+      <w:pPr/>
+      <w:r>
+        <w:rPr>
+          <w:lang w:val="zh_TW" w:bidi="zh_TW"/>
+        </w:rPr>
+      </w:r>
+      <w:r>
+        <w:rPr>
+          <w:lang w:val="zh_TW" w:bidi="zh_TW"/>
+        </w:rPr>
+        <w:t>希臘文獻中使用的soter（「救主」、「拯救者」來自動詞sozo，意思是「拯救」、「救援」）同時指神和人。例如，希羅多德一度將雅典人稱為希臘的「救主」（</w:t>
+      </w:r>
+      <w:r>
+        <w:rPr>
+          <w:i/>
+          <w:lang w:val="zh_TW" w:bidi="zh_TW"/>
+        </w:rPr>
+        <w:t>波斯戰爭Persian Wars</w:t>
+      </w:r>
+      <w:r>
+        <w:rPr>
+          <w:lang w:val="zh_TW" w:bidi="zh_TW"/>
+        </w:rPr>
+        <w:t>7.139.5）。在七十士譯本中，soter（「救主」）用來翻譯希伯來文yasha‘（「拯救」）的各種形式。Soter在新約中出現24次，並且專門用於神和耶穌基督（8次用於神，16次用於基督）。soter在新約出現的24次中，10次出現在書信中，5次出現在彼得後書中。在</w:t>
+      </w:r>
+      <w:hyperlink r:id="rId169">
+        <w:r>
+          <w:rPr>
+            <w:lang w:val="zh_TW" w:bidi="zh_TW"/>
+          </w:rPr>
+          <w:rPr>
+            <w:color w:val="0000EE"/>
+            <w:u w:val="single"/>
+          </w:rPr>
+          <w:t>路加福音一章47節</w:t>
+        </w:r>
+      </w:hyperlink>
+      <w:r>
+        <w:rPr>
+          <w:lang w:val="zh_TW" w:bidi="zh_TW"/>
+        </w:rPr>
+        <w:t>，馬利亞在她的讚美詩中稱頌神為救主，這反映了舊約的影響。耶穌的名字（希臘文是約書亞）意思是「主是拯救」，這名字是預表耶穌作為救主的功能（</w:t>
+      </w:r>
+      <w:hyperlink r:id="rId170">
+        <w:r>
+          <w:rPr>
+            <w:lang w:val="zh_TW" w:bidi="zh_TW"/>
+          </w:rPr>
+          <w:rPr>
+            <w:color w:val="0000EE"/>
+            <w:u w:val="single"/>
+          </w:rPr>
+          <w:t>太1:21</w:t>
+        </w:r>
+      </w:hyperlink>
+      <w:r>
+        <w:rPr>
+          <w:lang w:val="zh_TW" w:bidi="zh_TW"/>
+        </w:rPr>
+        <w:t>）。作為救主，耶穌完成了神所應許的救贖計劃（</w:t>
+      </w:r>
+      <w:hyperlink r:id="rId171">
+        <w:r>
+          <w:rPr>
+            <w:lang w:val="zh_TW" w:bidi="zh_TW"/>
+          </w:rPr>
+          <w:rPr>
+            <w:color w:val="0000EE"/>
+            <w:u w:val="single"/>
+          </w:rPr>
+          <w:t>徒13:23</w:t>
+        </w:r>
+      </w:hyperlink>
+      <w:r>
+        <w:rPr>
+          <w:lang w:val="zh_TW" w:bidi="zh_TW"/>
+        </w:rPr>
+        <w:t>；</w:t>
+      </w:r>
+      <w:hyperlink r:id="rId172">
+        <w:r>
+          <w:rPr>
+            <w:lang w:val="zh_TW" w:bidi="zh_TW"/>
+          </w:rPr>
+          <w:rPr>
+            <w:color w:val="0000EE"/>
+            <w:u w:val="single"/>
+          </w:rPr>
+          <w:t>多3:4</w:t>
+        </w:r>
+      </w:hyperlink>
+      <w:r>
+        <w:rPr>
+          <w:lang w:val="zh_TW" w:bidi="zh_TW"/>
+        </w:rPr>
+        <w:t>），為人類提供了救贖（</w:t>
+      </w:r>
+      <w:hyperlink r:id="rId173">
+        <w:r>
+          <w:rPr>
+            <w:lang w:val="zh_TW" w:bidi="zh_TW"/>
+          </w:rPr>
+          <w:rPr>
+            <w:color w:val="0000EE"/>
+            <w:u w:val="single"/>
+          </w:rPr>
+          <w:t>多2:13–14</w:t>
+        </w:r>
+      </w:hyperlink>
+      <w:r>
+        <w:rPr>
+          <w:lang w:val="zh_TW" w:bidi="zh_TW"/>
+        </w:rPr>
+        <w:t>），並成為信徒的盼望（</w:t>
+      </w:r>
+      <w:hyperlink r:id="rId174">
+        <w:r>
+          <w:rPr>
+            <w:lang w:val="zh_TW" w:bidi="zh_TW"/>
+          </w:rPr>
+          <w:rPr>
+            <w:color w:val="0000EE"/>
+            <w:u w:val="single"/>
+          </w:rPr>
+          <w:t>腓3:20–21</w:t>
+        </w:r>
+      </w:hyperlink>
+      <w:r>
+        <w:rPr>
+          <w:lang w:val="zh_TW" w:bidi="zh_TW"/>
+        </w:rPr>
+        <w:t>）。「救主」這個詞本身固有的概念是救人或將人從危險中拯救到安全的位置。耶穌已經將信徒從罪和死中拯救出來，帶入到永生和生命中（</w:t>
+      </w:r>
+      <w:hyperlink r:id="rId175">
+        <w:r>
+          <w:rPr>
+            <w:lang w:val="zh_TW" w:bidi="zh_TW"/>
+          </w:rPr>
+          <w:rPr>
+            <w:color w:val="0000EE"/>
+            <w:u w:val="single"/>
+          </w:rPr>
+          <w:t>提後1:10</w:t>
+        </w:r>
+      </w:hyperlink>
+      <w:r>
+        <w:rPr>
+          <w:lang w:val="zh_TW" w:bidi="zh_TW"/>
+        </w:rPr>
+        <w:t>）。雖然耶穌從未稱自己為救主（soter），但天使在耶穌降生時宣告祂為救主（</w:t>
+      </w:r>
+      <w:hyperlink r:id="rId176">
+        <w:r>
+          <w:rPr>
+            <w:lang w:val="zh_TW" w:bidi="zh_TW"/>
+          </w:rPr>
+          <w:rPr>
+            <w:color w:val="0000EE"/>
+            <w:u w:val="single"/>
+          </w:rPr>
+          <w:t>路2:11</w:t>
+        </w:r>
+      </w:hyperlink>
+      <w:r>
+        <w:rPr>
+          <w:lang w:val="zh_TW" w:bidi="zh_TW"/>
+        </w:rPr>
+        <w:t>），聽到耶穌話語的人承認耶穌是救主（</w:t>
+      </w:r>
+      <w:hyperlink r:id="rId177">
+        <w:r>
+          <w:rPr>
+            <w:lang w:val="zh_TW" w:bidi="zh_TW"/>
+          </w:rPr>
+          <w:rPr>
+            <w:color w:val="0000EE"/>
+            <w:u w:val="single"/>
+          </w:rPr>
+          <w:t>約4:42</w:t>
+        </w:r>
+      </w:hyperlink>
+      <w:r>
+        <w:rPr>
+          <w:lang w:val="zh_TW" w:bidi="zh_TW"/>
+        </w:rPr>
+        <w:t>），早期教會也宣告耶穌為救主（</w:t>
+      </w:r>
+      <w:hyperlink r:id="rId178">
+        <w:r>
+          <w:rPr>
+            <w:lang w:val="zh_TW" w:bidi="zh_TW"/>
+          </w:rPr>
+          <w:rPr>
+            <w:color w:val="0000EE"/>
+            <w:u w:val="single"/>
+          </w:rPr>
+          <w:t>徒5:31</w:t>
+        </w:r>
+      </w:hyperlink>
+      <w:r>
+        <w:rPr>
+          <w:lang w:val="zh_TW" w:bidi="zh_TW"/>
+        </w:rPr>
+        <w:t>，</w:t>
+      </w:r>
+      <w:hyperlink r:id="rId171">
+        <w:r>
+          <w:rPr>
+            <w:lang w:val="zh_TW" w:bidi="zh_TW"/>
+          </w:rPr>
+          <w:rPr>
+            <w:color w:val="0000EE"/>
+            <w:u w:val="single"/>
+          </w:rPr>
+          <w:t>13:23</w:t>
+        </w:r>
+      </w:hyperlink>
+      <w:r>
+        <w:rPr>
+          <w:lang w:val="zh_TW" w:bidi="zh_TW"/>
+        </w:rPr>
+        <w:t>）。救恩是耶穌使命的核心（</w:t>
+      </w:r>
+      <w:hyperlink r:id="rId179">
+        <w:r>
+          <w:rPr>
+            <w:lang w:val="zh_TW" w:bidi="zh_TW"/>
+          </w:rPr>
+          <w:rPr>
+            <w:color w:val="0000EE"/>
+            <w:u w:val="single"/>
+          </w:rPr>
+          <w:t>路19:10</w:t>
+        </w:r>
+      </w:hyperlink>
+      <w:r>
+        <w:rPr>
+          <w:lang w:val="zh_TW" w:bidi="zh_TW"/>
+        </w:rPr>
+        <w:t>）。保羅教導說，基督是教會現在（</w:t>
+      </w:r>
+      <w:hyperlink r:id="rId180">
+        <w:r>
+          <w:rPr>
+            <w:lang w:val="zh_TW" w:bidi="zh_TW"/>
+          </w:rPr>
+          <w:rPr>
+            <w:color w:val="0000EE"/>
+            <w:u w:val="single"/>
+          </w:rPr>
+          <w:t>弗5:23</w:t>
+        </w:r>
+      </w:hyperlink>
+      <w:r>
+        <w:rPr>
+          <w:lang w:val="zh_TW" w:bidi="zh_TW"/>
+        </w:rPr>
+        <w:t>）和將來（</w:t>
+      </w:r>
+      <w:hyperlink r:id="rId181">
+        <w:r>
+          <w:rPr>
+            <w:lang w:val="zh_TW" w:bidi="zh_TW"/>
+          </w:rPr>
+          <w:rPr>
+            <w:color w:val="0000EE"/>
+            <w:u w:val="single"/>
+          </w:rPr>
+          <w:t>腓3:20</w:t>
+        </w:r>
+      </w:hyperlink>
+      <w:r>
+        <w:rPr>
+          <w:lang w:val="zh_TW" w:bidi="zh_TW"/>
+        </w:rPr>
+        <w:t>）的救主。</w:t>
+      </w:r>
+    </w:p>
+    <w:p>
+      <w:pPr/>
+      <w:r>
+        <w:rPr>
+          <w:lang w:val="zh_TW" w:bidi="zh_TW"/>
+        </w:rPr>
+      </w:r>
+      <w:r>
+        <w:rPr>
+          <w:lang w:val="zh_TW" w:bidi="zh_TW"/>
+        </w:rPr>
+        <w:t>救主這個稱謂在教牧書信中應用於神，並且明確地代表神是所有人的救主（</w:t>
+      </w:r>
+      <w:hyperlink r:id="rId182">
+        <w:r>
+          <w:rPr>
+            <w:lang w:val="zh_TW" w:bidi="zh_TW"/>
+          </w:rPr>
+          <w:rPr>
+            <w:color w:val="0000EE"/>
+            <w:u w:val="single"/>
+          </w:rPr>
+          <w:t>提前2:3</w:t>
+        </w:r>
+      </w:hyperlink>
+      <w:r>
+        <w:rPr>
+          <w:lang w:val="zh_TW" w:bidi="zh_TW"/>
+        </w:rPr>
+        <w:t>，</w:t>
+      </w:r>
+      <w:hyperlink r:id="rId183">
+        <w:r>
+          <w:rPr>
+            <w:lang w:val="zh_TW" w:bidi="zh_TW"/>
+          </w:rPr>
+          <w:rPr>
+            <w:color w:val="0000EE"/>
+            <w:u w:val="single"/>
+          </w:rPr>
+          <w:t>4:10</w:t>
+        </w:r>
+      </w:hyperlink>
+      <w:r>
+        <w:rPr>
+          <w:lang w:val="zh_TW" w:bidi="zh_TW"/>
+        </w:rPr>
+        <w:t>）。教牧書信還明確地稱耶穌為救主（</w:t>
+      </w:r>
+      <w:hyperlink r:id="rId175">
+        <w:r>
+          <w:rPr>
+            <w:lang w:val="zh_TW" w:bidi="zh_TW"/>
+          </w:rPr>
+          <w:rPr>
+            <w:color w:val="0000EE"/>
+            <w:u w:val="single"/>
+          </w:rPr>
+          <w:t>提後1:10</w:t>
+        </w:r>
+      </w:hyperlink>
+      <w:r>
+        <w:rPr>
+          <w:lang w:val="zh_TW" w:bidi="zh_TW"/>
+        </w:rPr>
+        <w:t>；</w:t>
+      </w:r>
+      <w:hyperlink r:id="rId184">
+        <w:r>
+          <w:rPr>
+            <w:lang w:val="zh_TW" w:bidi="zh_TW"/>
+          </w:rPr>
+          <w:rPr>
+            <w:color w:val="0000EE"/>
+            <w:u w:val="single"/>
+          </w:rPr>
+          <w:t>多3:6</w:t>
+        </w:r>
+      </w:hyperlink>
+      <w:r>
+        <w:rPr>
+          <w:lang w:val="zh_TW" w:bidi="zh_TW"/>
+        </w:rPr>
+        <w:t>），在某些情況下也宣稱祂耶穌是神—救主（</w:t>
+      </w:r>
+      <w:hyperlink r:id="rId185">
+        <w:r>
+          <w:rPr>
+            <w:lang w:val="zh_TW" w:bidi="zh_TW"/>
+          </w:rPr>
+          <w:rPr>
+            <w:color w:val="0000EE"/>
+            <w:u w:val="single"/>
+          </w:rPr>
+          <w:t>多2:13，</w:t>
+        </w:r>
+      </w:hyperlink>
+      <w:hyperlink r:id="rId186">
+        <w:r>
+          <w:rPr>
+            <w:lang w:val="zh_TW" w:bidi="zh_TW"/>
+          </w:rPr>
+          <w:rPr>
+            <w:color w:val="0000EE"/>
+            <w:u w:val="single"/>
+          </w:rPr>
+          <w:t>3:4–6</w:t>
+        </w:r>
+      </w:hyperlink>
+      <w:r>
+        <w:rPr>
+          <w:lang w:val="zh_TW" w:bidi="zh_TW"/>
+        </w:rPr>
+        <w:t>）在整卷彼得後書中，救主是耶穌基督的稱謂（例如，</w:t>
+      </w:r>
+      <w:hyperlink r:id="rId187">
+        <w:r>
+          <w:rPr>
+            <w:lang w:val="zh_TW" w:bidi="zh_TW"/>
+          </w:rPr>
+          <w:rPr>
+            <w:color w:val="0000EE"/>
+            <w:u w:val="single"/>
+          </w:rPr>
+          <w:t>彼後2:20</w:t>
+        </w:r>
+      </w:hyperlink>
+      <w:r>
+        <w:rPr>
+          <w:lang w:val="zh_TW" w:bidi="zh_TW"/>
+        </w:rPr>
+        <w:t>）。約翰在他的第一封書信中，用這個詞來描述耶穌是父差來拯救世人的救主（</w:t>
+      </w:r>
+      <w:hyperlink r:id="rId188">
+        <w:r>
+          <w:rPr>
+            <w:lang w:val="zh_TW" w:bidi="zh_TW"/>
+          </w:rPr>
+          <w:rPr>
+            <w:color w:val="0000EE"/>
+            <w:u w:val="single"/>
+          </w:rPr>
+          <w:t>約一4:14</w:t>
+        </w:r>
+      </w:hyperlink>
+      <w:r>
+        <w:rPr>
+          <w:lang w:val="zh_TW" w:bidi="zh_TW"/>
+        </w:rPr>
+        <w:t>）。</w:t>
+      </w:r>
+    </w:p>
+    <w:p>
+      <w:pPr/>
+      <w:r>
+        <w:rPr>
+          <w:lang w:val="zh_TW" w:bidi="zh_TW"/>
+        </w:rPr>
+      </w:r>
+      <w:r>
+        <w:rPr>
+          <w:i/>
+          <w:lang w:val="zh_TW" w:bidi="zh_TW"/>
+        </w:rPr>
+        <w:t>另見</w:t>
+      </w:r>
+      <w:r>
+        <w:rPr>
+          <w:lang w:val="zh_TW" w:bidi="zh_TW"/>
+        </w:rPr>
+        <w:t xml:space="preserve"> </w:t>
+      </w:r>
+      <w:r>
+        <w:rPr>
+          <w:lang w:val="zh_TW" w:bidi="zh_TW"/>
+        </w:rPr>
+        <w:t>救恩</w:t>
+      </w:r>
+      <w:r>
+        <w:rPr>
+          <w:lang w:val="zh_TW" w:bidi="zh_TW"/>
+        </w:rPr>
+        <w:t>。</w:t>
+      </w:r>
+      <w:r>
+        <w:rPr>
+          <w:lang w:val="zh_TW" w:bidi="zh_TW"/>
+        </w:rPr>
+      </w:r>
+      <w:r>
+        <w:rPr>
+          <w:lang w:val="zh_TW" w:bidi="zh_TW"/>
+        </w:rPr>
+      </w:r>
+    </w:p>
+    <w:p>
+      <w:pPr/>
+      <w:r>
+        <w:rPr>
+          <w:lang w:val="zh_TW" w:bidi="zh_TW"/>
+        </w:rPr>
+      </w:r>
+    </w:p>
+    <w:p>
+      <w:pPr>
+        <w:pStyle w:val="Heading2"/>
+      </w:pPr>
+      <w:r>
+        <w:rPr>
+          <w:lang w:val="zh_TW" w:bidi="zh_TW"/>
+        </w:rPr>
+        <w:t>舊人與新人</w:t>
+      </w:r>
+      <w:r>
+        <w:rPr>
+          <w:lang w:val="zh_TW" w:bidi="zh_TW"/>
+        </w:rPr>
+      </w:r>
+    </w:p>
+    <w:p>
+      <w:pPr/>
+      <w:r>
+        <w:rPr>
+          <w:lang w:val="zh_TW" w:bidi="zh_TW"/>
+        </w:rPr>
+      </w:r>
+      <w:r>
+        <w:rPr>
+          <w:lang w:val="zh_TW" w:bidi="zh_TW"/>
+        </w:rPr>
+        <w:t>聖經用這個概念，描述人在基督裡的狀態。人按照神的形像被造，目的是要與祂相交（</w:t>
+      </w:r>
+      <w:hyperlink r:id="rId189">
+        <w:r>
+          <w:rPr>
+            <w:lang w:val="zh_TW" w:bidi="zh_TW"/>
+          </w:rPr>
+          <w:rPr>
+            <w:color w:val="0000EE"/>
+            <w:u w:val="single"/>
+          </w:rPr>
+          <w:t>創1:26–27</w:t>
+        </w:r>
+      </w:hyperlink>
+      <w:r>
+        <w:rPr>
+          <w:lang w:val="zh_TW" w:bidi="zh_TW"/>
+        </w:rPr>
+        <w:t>）。神曾在具體的情境中，向亞當和夏娃表明祂的旨意（</w:t>
+      </w:r>
+      <w:hyperlink r:id="rId190">
+        <w:r>
+          <w:rPr>
+            <w:lang w:val="zh_TW" w:bidi="zh_TW"/>
+          </w:rPr>
+          <w:rPr>
+            <w:color w:val="0000EE"/>
+            <w:u w:val="single"/>
+          </w:rPr>
+          <w:t>創2:15–17</w:t>
+        </w:r>
+      </w:hyperlink>
+      <w:r>
+        <w:rPr>
+          <w:lang w:val="zh_TW" w:bidi="zh_TW"/>
+        </w:rPr>
+        <w:t>），然而他們卻運用自由意志，違背了神的命令（</w:t>
+      </w:r>
+      <w:hyperlink r:id="rId191">
+        <w:r>
+          <w:rPr>
+            <w:lang w:val="zh_TW" w:bidi="zh_TW"/>
+          </w:rPr>
+          <w:rPr>
+            <w:color w:val="0000EE"/>
+            <w:u w:val="single"/>
+          </w:rPr>
+          <w:t>創3:1–7</w:t>
+        </w:r>
+      </w:hyperlink>
+      <w:r>
+        <w:rPr>
+          <w:lang w:val="zh_TW" w:bidi="zh_TW"/>
+        </w:rPr>
+        <w:t>）。因此，人類都死在罪中（</w:t>
+      </w:r>
+      <w:hyperlink r:id="rId192">
+        <w:r>
+          <w:rPr>
+            <w:lang w:val="zh_TW" w:bidi="zh_TW"/>
+          </w:rPr>
+          <w:rPr>
+            <w:color w:val="0000EE"/>
+            <w:u w:val="single"/>
+          </w:rPr>
+          <w:t>羅5:12–21</w:t>
+        </w:r>
+      </w:hyperlink>
+      <w:r>
+        <w:rPr>
+          <w:lang w:val="zh_TW" w:bidi="zh_TW"/>
+        </w:rPr>
+        <w:t>；</w:t>
+      </w:r>
+      <w:hyperlink r:id="rId193">
+        <w:r>
+          <w:rPr>
+            <w:lang w:val="zh_TW" w:bidi="zh_TW"/>
+          </w:rPr>
+          <w:rPr>
+            <w:color w:val="0000EE"/>
+            <w:u w:val="single"/>
+          </w:rPr>
+          <w:t>弗2:1–3</w:t>
+        </w:r>
+      </w:hyperlink>
+      <w:r>
+        <w:rPr>
+          <w:lang w:val="zh_TW" w:bidi="zh_TW"/>
+        </w:rPr>
+        <w:t>）。亞當和夏娃的罪被傳遞給全人類（即原罪），人生來就帶有犯罪的傾向（</w:t>
+      </w:r>
+      <w:hyperlink r:id="rId194">
+        <w:r>
+          <w:rPr>
+            <w:lang w:val="zh_TW" w:bidi="zh_TW"/>
+          </w:rPr>
+          <w:rPr>
+            <w:color w:val="0000EE"/>
+            <w:u w:val="single"/>
+          </w:rPr>
+          <w:t>詩51:5</w:t>
+        </w:r>
+      </w:hyperlink>
+      <w:r>
+        <w:rPr>
+          <w:lang w:val="zh_TW" w:bidi="zh_TW"/>
+        </w:rPr>
+        <w:t>），一旦達到道德責任的年齡，人便會開始犯罪。保羅稱這種狀態為「舊人」，舊人雖然可以遵守部份律法，並作出善行，但舊人永遠無法靠自己所做足夠的善事來換取救恩。舊人必須被更新為「新人」，否則將承受罪的惡果。唯有神能成就這種徹底的改變，人只能憑信心領受神白白的恩典。</w:t>
+      </w:r>
+    </w:p>
+    <w:p>
+      <w:pPr/>
+      <w:r>
+        <w:rPr>
+          <w:lang w:val="zh_TW" w:bidi="zh_TW"/>
+        </w:rPr>
+      </w:r>
+      <w:r>
+        <w:rPr>
+          <w:lang w:val="zh_TW" w:bidi="zh_TW"/>
+        </w:rPr>
+        <w:t>大衛在</w:t>
+      </w:r>
+      <w:hyperlink r:id="rId195">
+        <w:r>
+          <w:rPr>
+            <w:lang w:val="zh_TW" w:bidi="zh_TW"/>
+          </w:rPr>
+          <w:rPr>
+            <w:color w:val="0000EE"/>
+            <w:u w:val="single"/>
+          </w:rPr>
+          <w:t>詩篇五十一篇</w:t>
+        </w:r>
+      </w:hyperlink>
+      <w:r>
+        <w:rPr>
+          <w:lang w:val="zh_TW" w:bidi="zh_TW"/>
+        </w:rPr>
+        <w:t>中向神呼求，求祂除去自己罪孽的罪咎。在第</w:t>
+      </w:r>
+      <w:hyperlink r:id="rId196">
+        <w:r>
+          <w:rPr>
+            <w:lang w:val="zh_TW" w:bidi="zh_TW"/>
+          </w:rPr>
+          <w:rPr>
+            <w:color w:val="0000EE"/>
+            <w:u w:val="single"/>
+          </w:rPr>
+          <w:t>10</w:t>
+        </w:r>
+      </w:hyperlink>
+      <w:r>
+        <w:rPr>
+          <w:lang w:val="zh_TW" w:bidi="zh_TW"/>
+        </w:rPr>
+        <w:t>節，他懇求說：「神啊，求你為我造清潔的心，使我裡面重新有正直的靈。」神在</w:t>
+      </w:r>
+      <w:hyperlink r:id="rId197">
+        <w:r>
+          <w:rPr>
+            <w:lang w:val="zh_TW" w:bidi="zh_TW"/>
+          </w:rPr>
+          <w:rPr>
+            <w:color w:val="0000EE"/>
+            <w:u w:val="single"/>
+          </w:rPr>
+          <w:t>以西結書十一章19節</w:t>
+        </w:r>
+      </w:hyperlink>
+      <w:r>
+        <w:rPr>
+          <w:lang w:val="zh_TW" w:bidi="zh_TW"/>
+        </w:rPr>
+        <w:t>，</w:t>
+      </w:r>
+      <w:hyperlink r:id="rId198">
+        <w:r>
+          <w:rPr>
+            <w:lang w:val="zh_TW" w:bidi="zh_TW"/>
+          </w:rPr>
+          <w:rPr>
+            <w:color w:val="0000EE"/>
+            <w:u w:val="single"/>
+          </w:rPr>
+          <w:t>十八章31節</w:t>
+        </w:r>
+      </w:hyperlink>
+      <w:r>
+        <w:rPr>
+          <w:lang w:val="zh_TW" w:bidi="zh_TW"/>
+        </w:rPr>
+        <w:t>和</w:t>
+      </w:r>
+      <w:hyperlink r:id="rId199">
+        <w:r>
+          <w:rPr>
+            <w:lang w:val="zh_TW" w:bidi="zh_TW"/>
+          </w:rPr>
+          <w:rPr>
+            <w:color w:val="0000EE"/>
+            <w:u w:val="single"/>
+          </w:rPr>
+          <w:t>三十六章26節</w:t>
+        </w:r>
+      </w:hyperlink>
+      <w:r>
+        <w:rPr>
+          <w:lang w:val="zh_TW" w:bidi="zh_TW"/>
+        </w:rPr>
+        <w:t>中，應許悔改的罪人一顆新心和新靈。在</w:t>
+      </w:r>
+      <w:hyperlink r:id="rId200">
+        <w:r>
+          <w:rPr>
+            <w:lang w:val="zh_TW" w:bidi="zh_TW"/>
+          </w:rPr>
+          <w:rPr>
+            <w:color w:val="0000EE"/>
+            <w:u w:val="single"/>
+          </w:rPr>
+          <w:t>羅馬書六章5至11節</w:t>
+        </w:r>
+      </w:hyperlink>
+      <w:r>
+        <w:rPr>
+          <w:lang w:val="zh_TW" w:bidi="zh_TW"/>
+        </w:rPr>
+        <w:t>中，保羅指出舊人已經與基督同釘十字架，因此他得出結論：「這樣，你們向罪也當看自己是死的；向神在基督耶穌裡，卻當看自己是活的」（</w:t>
+      </w:r>
+      <w:hyperlink r:id="rId201">
+        <w:r>
+          <w:rPr>
+            <w:lang w:val="zh_TW" w:bidi="zh_TW"/>
+          </w:rPr>
+          <w:rPr>
+            <w:color w:val="0000EE"/>
+            <w:u w:val="single"/>
+          </w:rPr>
+          <w:t>6:11</w:t>
+        </w:r>
+      </w:hyperlink>
+      <w:r>
+        <w:rPr>
+          <w:lang w:val="zh_TW" w:bidi="zh_TW"/>
+        </w:rPr>
+        <w:t>）。在</w:t>
+      </w:r>
+      <w:hyperlink r:id="rId202">
+        <w:r>
+          <w:rPr>
+            <w:lang w:val="zh_TW" w:bidi="zh_TW"/>
+          </w:rPr>
+          <w:rPr>
+            <w:color w:val="0000EE"/>
+            <w:u w:val="single"/>
+          </w:rPr>
+          <w:t>以弗所書四章22至24節</w:t>
+        </w:r>
+      </w:hyperlink>
+      <w:r>
+        <w:rPr>
+          <w:lang w:val="zh_TW" w:bidi="zh_TW"/>
+        </w:rPr>
+        <w:t>和</w:t>
+      </w:r>
+      <w:hyperlink r:id="rId203">
+        <w:r>
+          <w:rPr>
+            <w:lang w:val="zh_TW" w:bidi="zh_TW"/>
+          </w:rPr>
+          <w:rPr>
+            <w:color w:val="0000EE"/>
+            <w:u w:val="single"/>
+          </w:rPr>
+          <w:t>歌羅西書三章9至10節</w:t>
+        </w:r>
+      </w:hyperlink>
+      <w:r>
+        <w:rPr>
+          <w:lang w:val="zh_TW" w:bidi="zh_TW"/>
+        </w:rPr>
+        <w:t>中，他教導信徒明白，他們已經脫去舊人，穿上新人。耶穌也將這種徹底的改變稱為「重生」——不是肉身的第二次出生（正如尼哥底母所誤解的），而是屬靈的出生（</w:t>
+      </w:r>
+      <w:hyperlink r:id="rId204">
+        <w:r>
+          <w:rPr>
+            <w:lang w:val="zh_TW" w:bidi="zh_TW"/>
+          </w:rPr>
+          <w:rPr>
+            <w:color w:val="0000EE"/>
+            <w:u w:val="single"/>
+          </w:rPr>
+          <w:t>約3:6</w:t>
+        </w:r>
+      </w:hyperlink>
+      <w:r>
+        <w:rPr>
+          <w:lang w:val="zh_TW" w:bidi="zh_TW"/>
+        </w:rPr>
+        <w:t>）。唯有神的恩典能將舊人變成新人，舊人是藉著信心接受神的恩典，但這信心本身也是神的恩賜（</w:t>
+      </w:r>
+      <w:hyperlink r:id="rId205">
+        <w:r>
+          <w:rPr>
+            <w:lang w:val="zh_TW" w:bidi="zh_TW"/>
+          </w:rPr>
+          <w:rPr>
+            <w:color w:val="0000EE"/>
+            <w:u w:val="single"/>
+          </w:rPr>
+          <w:t>弗2:8</w:t>
+        </w:r>
+      </w:hyperlink>
+      <w:r>
+        <w:rPr>
+          <w:lang w:val="zh_TW" w:bidi="zh_TW"/>
+        </w:rPr>
+        <w:t>）。新人因此成為神的兒女。然而，新人並非立刻完全無瑕。他仍須在今生與罪爭戰，不斷努力追求聖潔，越來越接近完全成聖的理想。他只有在將來的復活裡才會達到那完全（</w:t>
+      </w:r>
+      <w:hyperlink r:id="rId206">
+        <w:r>
+          <w:rPr>
+            <w:lang w:val="zh_TW" w:bidi="zh_TW"/>
+          </w:rPr>
+          <w:rPr>
+            <w:color w:val="0000EE"/>
+            <w:u w:val="single"/>
+          </w:rPr>
+          <w:t>林前15:42–45</w:t>
+        </w:r>
+      </w:hyperlink>
+      <w:r>
+        <w:rPr>
+          <w:lang w:val="zh_TW" w:bidi="zh_TW"/>
+        </w:rPr>
+        <w:t>），到那時「一切都更新了」（</w:t>
+      </w:r>
+      <w:hyperlink r:id="rId207">
+        <w:r>
+          <w:rPr>
+            <w:lang w:val="zh_TW" w:bidi="zh_TW"/>
+          </w:rPr>
+          <w:rPr>
+            <w:color w:val="0000EE"/>
+            <w:u w:val="single"/>
+          </w:rPr>
+          <w:t>啟21:5</w:t>
+        </w:r>
+      </w:hyperlink>
+      <w:r>
+        <w:rPr>
+          <w:lang w:val="zh_TW" w:bidi="zh_TW"/>
+        </w:rPr>
+        <w:t>）。</w:t>
+      </w:r>
+    </w:p>
+    <w:p>
+      <w:pPr/>
+      <w:r>
+        <w:rPr>
+          <w:lang w:val="zh_TW" w:bidi="zh_TW"/>
+        </w:rPr>
+      </w:r>
+      <w:r>
+        <w:rPr>
+          <w:i/>
+          <w:lang w:val="zh_TW" w:bidi="zh_TW"/>
+        </w:rPr>
+        <w:t>另見</w:t>
+      </w:r>
+      <w:r>
+        <w:rPr>
+          <w:lang w:val="zh_TW" w:bidi="zh_TW"/>
+        </w:rPr>
+        <w:t>亞當（人）</w:t>
+      </w:r>
+      <w:r>
+        <w:rPr>
+          <w:lang w:val="zh_TW" w:bidi="zh_TW"/>
+        </w:rPr>
+        <w:t>、</w:t>
+      </w:r>
+      <w:r>
+        <w:rPr>
+          <w:lang w:val="zh_TW" w:bidi="zh_TW"/>
+        </w:rPr>
+        <w:t>人</w:t>
+      </w:r>
+      <w:r>
+        <w:rPr>
+          <w:lang w:val="zh_TW" w:bidi="zh_TW"/>
+        </w:rPr>
+        <w:t>、</w:t>
+      </w:r>
+      <w:r>
+        <w:rPr>
+          <w:lang w:val="zh_TW" w:bidi="zh_TW"/>
+        </w:rPr>
+        <w:t>屬血氣的人</w:t>
+      </w:r>
+      <w:r>
+        <w:rPr>
+          <w:lang w:val="zh_TW" w:bidi="zh_TW"/>
+        </w:rPr>
+        <w:t>、</w:t>
+      </w:r>
+      <w:r>
+        <w:rPr>
+          <w:lang w:val="zh_TW" w:bidi="zh_TW"/>
+        </w:rPr>
+        <w:t>重生</w:t>
       </w:r>
       <w:r>
         <w:rPr>

--- a/zht/docx/071.content.docx
+++ b/zht/docx/071.content.docx
@@ -149,7 +149,7 @@
         <w:rPr>
           <w:lang w:val="zh_TW" w:bidi="zh_TW"/>
         </w:rPr>
-        <w:t>jiu</w:t>
+        <w:t>jing</w:t>
       </w:r>
       <w:r>
         <w:rPr>
@@ -212,7 +212,7 @@
         <w:rPr>
           <w:lang w:val="zh_TW" w:bidi="zh_TW"/>
         </w:rPr>
-        <w:t>酒</w:t>
+        <w:t>荊棘</w:t>
       </w:r>
       <w:r>
         <w:rPr>
@@ -231,18 +231,7 @@
         <w:rPr>
           <w:lang w:val="zh_TW" w:bidi="zh_TW"/>
         </w:rPr>
-        <w:t>由發酵的葡萄汁製成的飲料。</w:t>
-      </w:r>
-    </w:p>
-    <w:p>
-      <w:pPr>
-        <w:pStyle w:val="Heading3"/>
-      </w:pPr>
-      <w:r>
-        <w:rPr>
-          <w:lang w:val="zh_TW" w:bidi="zh_TW"/>
-        </w:rPr>
-        <w:t>起源</w:t>
+        <w:t>荊棘是生長在植物莖或枝上的銳利尖刺。荊棘可能會刺傷觸碰它們的人或動物。有些植物會長出荊棘以自我保護。</w:t>
       </w:r>
     </w:p>
     <w:p>
@@ -256,7 +245,7 @@
         <w:rPr>
           <w:lang w:val="zh_TW" w:bidi="zh_TW"/>
         </w:rPr>
-        <w:t>挪亞是最早醲造酒的人之一（</w:t>
+        <w:t>聖經經常提到荊棘。它們可以是土地上自然生長的植物的一部分，也可以象徵痛苦、困難或懲罰。例如，在亞當與夏娃犯罪之後，神說土地要長出荊棘和蒺藜（</w:t>
       </w:r>
       <w:hyperlink r:id="rId13">
         <w:r>
@@ -267,14 +256,14 @@
             <w:color w:val="0000EE"/>
             <w:u w:val="single"/>
           </w:rPr>
-          <w:t>創9:21</w:t>
+          <w:t>創3:18</w:t>
         </w:r>
       </w:hyperlink>
       <w:r>
         <w:rPr>
           <w:lang w:val="zh_TW" w:bidi="zh_TW"/>
         </w:rPr>
-        <w:t>），據推測他是在亞拉臘山的山坡上釀酒的。但釀酒並不限於那個地區，因為埃及以及後來的希臘都喜歡這種飲料。事實上，在史前時期的美索不達米亞就已經有釀酒技術，並在公元前3000年之前傳入埃及。</w:t>
+        <w:t>）。</w:t>
       </w:r>
     </w:p>
     <w:p>
@@ -288,18 +277,25 @@
         <w:rPr>
           <w:lang w:val="zh_TW" w:bidi="zh_TW"/>
         </w:rPr>
-        <w:t>「酒」這個詞可能與葡萄樹、葡萄園和黑葡萄的詞語有關。葡萄樹是帶來酒的植物，在近東世界中常被認為是「生命樹」。在埃及和美索不達米亞，據信有一位女神保護葡萄樹。位於亞述西北部山區的女神西里斯（Siris）被稱為「天上生命樹的女主人」。以諾一書三十二章4節稱葡萄樹為知識樹。根據猶太傳統，葡萄樹在洪水中被挪亞保留下來。</w:t>
-      </w:r>
-    </w:p>
-    <w:p>
-      <w:pPr>
-        <w:pStyle w:val="Heading3"/>
-      </w:pPr>
-      <w:r>
-        <w:rPr>
-          <w:lang w:val="zh_TW" w:bidi="zh_TW"/>
-        </w:rPr>
-        <w:t>釀酒的過程</w:t>
+        <w:t>人們曾在耶穌死前，用荊棘做成冠冕，放在耶穌的頭上嘲弄他（</w:t>
+      </w:r>
+      <w:hyperlink r:id="rId14">
+        <w:r>
+          <w:rPr>
+            <w:lang w:val="zh_TW" w:bidi="zh_TW"/>
+          </w:rPr>
+          <w:rPr>
+            <w:color w:val="0000EE"/>
+            <w:u w:val="single"/>
+          </w:rPr>
+          <w:t>太27:29</w:t>
+        </w:r>
+      </w:hyperlink>
+      <w:r>
+        <w:rPr>
+          <w:lang w:val="zh_TW" w:bidi="zh_TW"/>
+        </w:rPr>
+        <w:t>）。</w:t>
       </w:r>
     </w:p>
     <w:p>
@@ -311,35 +307,44 @@
       </w:r>
       <w:r>
         <w:rPr>
-          <w:lang w:val="zh_TW" w:bidi="zh_TW"/>
-        </w:rPr>
-        <w:t>現存關於釀酒技術的古代文獻很少，早期葡萄種植者的知識主要來自少數植物學家的經驗和興趣。亞里士多德有天賦的學生埃雷索斯的泰奧弗拉斯托斯（Theophrastus of Eresos）寫了一本名為</w:t>
-      </w:r>
-      <w:r>
-        <w:rPr>
           <w:i/>
           <w:lang w:val="zh_TW" w:bidi="zh_TW"/>
         </w:rPr>
-        <w:t>植物研究（Enquiry into Plants）</w:t>
-      </w:r>
-      <w:r>
-        <w:rPr>
-          <w:lang w:val="zh_TW" w:bidi="zh_TW"/>
-        </w:rPr>
-        <w:t>的書，展示了實踐經驗和理論的結合。後來，他還寫了</w:t>
-      </w:r>
-      <w:r>
-        <w:rPr>
-          <w:i/>
-          <w:lang w:val="zh_TW" w:bidi="zh_TW"/>
-        </w:rPr>
-        <w:t>植物的生命（On the Life of Plants）</w:t>
-      </w:r>
-      <w:r>
-        <w:rPr>
-          <w:lang w:val="zh_TW" w:bidi="zh_TW"/>
-        </w:rPr>
-        <w:t>，這是一部詳細觀察釀酒過程的作品。他關於何時種植、如何修剪、反對嫁接的觀點，以及如何照顧葡萄樹的想法，都展示了希臘人的天賦。他們將葡萄栽培提升為一門科學，這門科學在過去的2200年裡幾乎未曾改變。</w:t>
+        <w:t>見</w:t>
+      </w:r>
+      <w:r>
+        <w:rPr>
+          <w:lang w:val="zh_TW" w:bidi="zh_TW"/>
+        </w:rPr>
+        <w:t>蒺藜</w:t>
+      </w:r>
+      <w:r>
+        <w:rPr>
+          <w:lang w:val="zh_TW" w:bidi="zh_TW"/>
+        </w:rPr>
+        <w:t>，</w:t>
+      </w:r>
+      <w:r>
+        <w:rPr>
+          <w:lang w:val="zh_TW" w:bidi="zh_TW"/>
+        </w:rPr>
+        <w:t>荊棘</w:t>
+      </w:r>
+      <w:r>
+        <w:rPr>
+          <w:lang w:val="zh_TW" w:bidi="zh_TW"/>
+        </w:rPr>
+        <w:t>。</w:t>
+      </w:r>
+      <w:r>
+        <w:rPr>
+          <w:lang w:val="zh_TW" w:bidi="zh_TW"/>
+        </w:rPr>
+      </w:r>
+      <w:r>
+        <w:rPr>
+          <w:lang w:val="zh_TW" w:bidi="zh_TW"/>
+        </w:rPr>
       </w:r>
     </w:p>
     <w:p>
@@ -349,11 +354,21 @@
           <w:lang w:val="zh_TW" w:bidi="zh_TW"/>
         </w:rPr>
       </w:r>
-      <w:r>
-        <w:rPr>
-          <w:lang w:val="zh_TW" w:bidi="zh_TW"/>
-        </w:rPr>
-        <w:t>希臘葡萄種植者非常小心地確保他們的農作物成功種植。葡萄藤貼近地面生長，而不是被支撐起來。因此，會吃掉葡萄的老鼠和狐狸特別令人討厭，並且種植者必須頻繁除草來保持土壤中沒有雜草。但他們的方法總體上非常有效。</w:t>
+    </w:p>
+    <w:p>
+      <w:pPr>
+        <w:pStyle w:val="Heading2"/>
+      </w:pPr>
+      <w:r>
+        <w:rPr>
+          <w:lang w:val="zh_TW" w:bidi="zh_TW"/>
+        </w:rPr>
+        <w:t>井</w:t>
+      </w:r>
+      <w:r>
+        <w:rPr>
+          <w:lang w:val="zh_TW" w:bidi="zh_TW"/>
+        </w:rPr>
       </w:r>
     </w:p>
     <w:p>
@@ -367,20 +382,133 @@
         <w:rPr>
           <w:lang w:val="zh_TW" w:bidi="zh_TW"/>
         </w:rPr>
-        <w:t>每年九月初，葡萄會在平原地區被採收，而在月底則會在山區進行。在最初的載歌載舞慶祝節日中，工人們將成串的葡萄送到釀酒壓榨機中，這些壓榨機是傾斜向一角的低水泥槽。之後，工人們會用腳踩踏葡萄。第一道</w:t>
-      </w:r>
-      <w:r>
-        <w:rPr>
-          <w:i/>
-          <w:lang w:val="zh_TW" w:bidi="zh_TW"/>
-        </w:rPr>
-        <w:t>榨汁</w:t>
-      </w:r>
-      <w:r>
-        <w:rPr>
-          <w:lang w:val="zh_TW" w:bidi="zh_TW"/>
-        </w:rPr>
-        <w:t>（must，壓榨出的汁液）非常珍貴，因為可以用它釀造出最優質的酒。剩餘的果汁則是通過擠壓裝在布袋中的踩過的葡萄來提取的。第三類酒則是通過將剩下的葡萄與水混合甚至煮沸後提取的，這類酒通常只有窮人飲用。</w:t>
+        <w:t>人工的蓄水處所，水源來自地下泉水或雨水供應。由於聖經世界大部分地區地處乾旱到半乾旱區，因此井是人、牲畜和農作物灌溉的重要水源。不幸的是，大多數井並不能提供可靠的水源，因為它們依賴於稀少的降雨或間歇性的泉水（</w:t>
+      </w:r>
+      <w:hyperlink r:id="rId15">
+        <w:r>
+          <w:rPr>
+            <w:lang w:val="zh_TW" w:bidi="zh_TW"/>
+          </w:rPr>
+          <w:rPr>
+            <w:color w:val="0000EE"/>
+            <w:u w:val="single"/>
+          </w:rPr>
+          <w:t>箴25:26</w:t>
+        </w:r>
+      </w:hyperlink>
+      <w:r>
+        <w:rPr>
+          <w:lang w:val="zh_TW" w:bidi="zh_TW"/>
+        </w:rPr>
+        <w:t>）。因此，發現可靠的水源是值得慶祝的原因（</w:t>
+      </w:r>
+      <w:hyperlink r:id="rId16">
+        <w:r>
+          <w:rPr>
+            <w:lang w:val="zh_TW" w:bidi="zh_TW"/>
+          </w:rPr>
+          <w:rPr>
+            <w:color w:val="0000EE"/>
+            <w:u w:val="single"/>
+          </w:rPr>
+          <w:t>民21:17–18</w:t>
+        </w:r>
+      </w:hyperlink>
+      <w:r>
+        <w:rPr>
+          <w:lang w:val="zh_TW" w:bidi="zh_TW"/>
+        </w:rPr>
+        <w:t>），並且經常引發衝突（</w:t>
+      </w:r>
+      <w:hyperlink r:id="rId17">
+        <w:r>
+          <w:rPr>
+            <w:lang w:val="zh_TW" w:bidi="zh_TW"/>
+          </w:rPr>
+          <w:rPr>
+            <w:color w:val="0000EE"/>
+            <w:u w:val="single"/>
+          </w:rPr>
+          <w:t>創21:25–30</w:t>
+        </w:r>
+      </w:hyperlink>
+      <w:r>
+        <w:rPr>
+          <w:lang w:val="zh_TW" w:bidi="zh_TW"/>
+        </w:rPr>
+        <w:t>，</w:t>
+      </w:r>
+      <w:hyperlink r:id="rId18">
+        <w:r>
+          <w:rPr>
+            <w:lang w:val="zh_TW" w:bidi="zh_TW"/>
+          </w:rPr>
+          <w:rPr>
+            <w:color w:val="0000EE"/>
+            <w:u w:val="single"/>
+          </w:rPr>
+          <w:t>26:19–22</w:t>
+        </w:r>
+      </w:hyperlink>
+      <w:r>
+        <w:rPr>
+          <w:lang w:val="zh_TW" w:bidi="zh_TW"/>
+        </w:rPr>
+        <w:t>；</w:t>
+      </w:r>
+      <w:hyperlink r:id="rId19">
+        <w:r>
+          <w:rPr>
+            <w:lang w:val="zh_TW" w:bidi="zh_TW"/>
+          </w:rPr>
+          <w:rPr>
+            <w:color w:val="0000EE"/>
+            <w:u w:val="single"/>
+          </w:rPr>
+          <w:t>王下3:19</w:t>
+        </w:r>
+      </w:hyperlink>
+      <w:r>
+        <w:rPr>
+          <w:lang w:val="zh_TW" w:bidi="zh_TW"/>
+        </w:rPr>
+        <w:t>）。成功挖出水井並保護自己的飲水權通常是確定財產權的重要因素（</w:t>
+      </w:r>
+      <w:hyperlink r:id="rId17">
+        <w:r>
+          <w:rPr>
+            <w:lang w:val="zh_TW" w:bidi="zh_TW"/>
+          </w:rPr>
+          <w:rPr>
+            <w:color w:val="0000EE"/>
+            <w:u w:val="single"/>
+          </w:rPr>
+          <w:t>創21:25–30</w:t>
+        </w:r>
+      </w:hyperlink>
+      <w:r>
+        <w:rPr>
+          <w:lang w:val="zh_TW" w:bidi="zh_TW"/>
+        </w:rPr>
+        <w:t>，</w:t>
+      </w:r>
+      <w:hyperlink r:id="rId20">
+        <w:r>
+          <w:rPr>
+            <w:lang w:val="zh_TW" w:bidi="zh_TW"/>
+          </w:rPr>
+          <w:rPr>
+            <w:color w:val="0000EE"/>
+            <w:u w:val="single"/>
+          </w:rPr>
+          <w:t>29:2–3</w:t>
+        </w:r>
+      </w:hyperlink>
+      <w:r>
+        <w:rPr>
+          <w:lang w:val="zh_TW" w:bidi="zh_TW"/>
+        </w:rPr>
+        <w:t>）。</w:t>
       </w:r>
     </w:p>
     <w:p>
@@ -394,7 +522,115 @@
         <w:rPr>
           <w:lang w:val="zh_TW" w:bidi="zh_TW"/>
         </w:rPr>
-        <w:t>希臘人後來發明了橫樑壓榨機（beam press），長橫樑的一端有轉動部分，另一端懸掛著重石，用來壓榨多層葡萄。在古代近東地區使用了不同的葡萄壓榨方法，但即使在希臘，踩踏葡萄始終是最受歡迎的方式。</w:t>
+        <w:t>好的水井通常被認為是神攝理的象徵（</w:t>
+      </w:r>
+      <w:hyperlink r:id="rId21">
+        <w:r>
+          <w:rPr>
+            <w:lang w:val="zh_TW" w:bidi="zh_TW"/>
+          </w:rPr>
+          <w:rPr>
+            <w:color w:val="0000EE"/>
+            <w:u w:val="single"/>
+          </w:rPr>
+          <w:t>創16:14</w:t>
+        </w:r>
+      </w:hyperlink>
+      <w:r>
+        <w:rPr>
+          <w:lang w:val="zh_TW" w:bidi="zh_TW"/>
+        </w:rPr>
+        <w:t>，</w:t>
+      </w:r>
+      <w:hyperlink r:id="rId22">
+        <w:r>
+          <w:rPr>
+            <w:lang w:val="zh_TW" w:bidi="zh_TW"/>
+          </w:rPr>
+          <w:rPr>
+            <w:color w:val="0000EE"/>
+            <w:u w:val="single"/>
+          </w:rPr>
+          <w:t>21:19</w:t>
+        </w:r>
+      </w:hyperlink>
+      <w:r>
+        <w:rPr>
+          <w:lang w:val="zh_TW" w:bidi="zh_TW"/>
+        </w:rPr>
+        <w:t>；</w:t>
+      </w:r>
+      <w:hyperlink r:id="rId23">
+        <w:r>
+          <w:rPr>
+            <w:lang w:val="zh_TW" w:bidi="zh_TW"/>
+          </w:rPr>
+          <w:rPr>
+            <w:color w:val="0000EE"/>
+            <w:u w:val="single"/>
+          </w:rPr>
+          <w:t>民21:16–18</w:t>
+        </w:r>
+      </w:hyperlink>
+      <w:r>
+        <w:rPr>
+          <w:lang w:val="zh_TW" w:bidi="zh_TW"/>
+        </w:rPr>
+        <w:t>）。因此，聖經作者將泉水井的水比喻為神為祂子民所提供的救恩（</w:t>
+      </w:r>
+      <w:hyperlink r:id="rId24">
+        <w:r>
+          <w:rPr>
+            <w:lang w:val="zh_TW" w:bidi="zh_TW"/>
+          </w:rPr>
+          <w:rPr>
+            <w:color w:val="0000EE"/>
+            <w:u w:val="single"/>
+          </w:rPr>
+          <w:t>賽12:3</w:t>
+        </w:r>
+      </w:hyperlink>
+      <w:r>
+        <w:rPr>
+          <w:lang w:val="zh_TW" w:bidi="zh_TW"/>
+        </w:rPr>
+        <w:t>；</w:t>
+      </w:r>
+      <w:hyperlink r:id="rId25">
+        <w:r>
+          <w:rPr>
+            <w:lang w:val="zh_TW" w:bidi="zh_TW"/>
+          </w:rPr>
+          <w:rPr>
+            <w:color w:val="0000EE"/>
+            <w:u w:val="single"/>
+          </w:rPr>
+          <w:t>約4:14</w:t>
+        </w:r>
+      </w:hyperlink>
+      <w:r>
+        <w:rPr>
+          <w:lang w:val="zh_TW" w:bidi="zh_TW"/>
+        </w:rPr>
+        <w:t>）。蓄水池中所收集的雨水的水質相對較差，而那些可以汲取「活」水（即流動的水）的水井水質較好，這一區別有助於澄清耶穌向撒馬利亞婦人說提供「活水」時的對話（</w:t>
+      </w:r>
+      <w:hyperlink r:id="rId26">
+        <w:r>
+          <w:rPr>
+            <w:lang w:val="zh_TW" w:bidi="zh_TW"/>
+          </w:rPr>
+          <w:rPr>
+            <w:color w:val="0000EE"/>
+            <w:u w:val="single"/>
+          </w:rPr>
+          <w:t>約4:10–15</w:t>
+        </w:r>
+      </w:hyperlink>
+      <w:r>
+        <w:rPr>
+          <w:lang w:val="zh_TW" w:bidi="zh_TW"/>
+        </w:rPr>
+        <w:t>）。</w:t>
       </w:r>
     </w:p>
     <w:p>
@@ -406,9 +642,44 @@
       </w:r>
       <w:r>
         <w:rPr>
-          <w:lang w:val="zh_TW" w:bidi="zh_TW"/>
-        </w:rPr>
-        <w:t>在希臘，發酵期通常為六個月，在此期間液體不斷被撇去。然而，在古代近東，發酵過程通常在三到四天內完成，最佳發酵溫度為77度。古人知道繼續發酵會產生酸性。</w:t>
+          <w:i/>
+          <w:lang w:val="zh_TW" w:bidi="zh_TW"/>
+        </w:rPr>
+        <w:t xml:space="preserve">另見 </w:t>
+      </w:r>
+      <w:r>
+        <w:rPr>
+          <w:lang w:val="zh_TW" w:bidi="zh_TW"/>
+        </w:rPr>
+        <w:t>蓄水池</w:t>
+      </w:r>
+      <w:r>
+        <w:rPr>
+          <w:lang w:val="zh_TW" w:bidi="zh_TW"/>
+        </w:rPr>
+        <w:t>；</w:t>
+      </w:r>
+      <w:r>
+        <w:rPr>
+          <w:lang w:val="zh_TW" w:bidi="zh_TW"/>
+        </w:rPr>
+        <w:t>雅各井</w:t>
+      </w:r>
+      <w:r>
+        <w:rPr>
+          <w:lang w:val="zh_TW" w:bidi="zh_TW"/>
+        </w:rPr>
+        <w:t>。</w:t>
+      </w:r>
+      <w:r>
+        <w:rPr>
+          <w:lang w:val="zh_TW" w:bidi="zh_TW"/>
+        </w:rPr>
+      </w:r>
+      <w:r>
+        <w:rPr>
+          <w:lang w:val="zh_TW" w:bidi="zh_TW"/>
+        </w:rPr>
       </w:r>
     </w:p>
     <w:p>
@@ -418,22 +689,21 @@
           <w:lang w:val="zh_TW" w:bidi="zh_TW"/>
         </w:rPr>
       </w:r>
-      <w:r>
-        <w:rPr>
-          <w:lang w:val="zh_TW" w:bidi="zh_TW"/>
-        </w:rPr>
-        <w:t>在達到所需的發酵效果後，酒會被轉移到皮囊或陶罐中，以便運輸或銷售。把手和塞子上印有種類/品牌（brand）、產地和年份。此時，酒通過穿孔金屬篩網或布過濾，以消除沙粒或昆蟲等污染物。</w:t>
-      </w:r>
     </w:p>
     <w:p>
       <w:pPr>
-        <w:pStyle w:val="Heading3"/>
-      </w:pPr>
-      <w:r>
-        <w:rPr>
-          <w:lang w:val="zh_TW" w:bidi="zh_TW"/>
-        </w:rPr>
-        <w:t>酒的種類</w:t>
+        <w:pStyle w:val="Heading2"/>
+      </w:pPr>
+      <w:r>
+        <w:rPr>
+          <w:lang w:val="zh_TW" w:bidi="zh_TW"/>
+        </w:rPr>
+        <w:t>敬畏神的人</w:t>
+      </w:r>
+      <w:r>
+        <w:rPr>
+          <w:lang w:val="zh_TW" w:bidi="zh_TW"/>
+        </w:rPr>
       </w:r>
     </w:p>
     <w:p>
@@ -447,18 +717,61 @@
         <w:rPr>
           <w:lang w:val="zh_TW" w:bidi="zh_TW"/>
         </w:rPr>
-        <w:t>古代詩人討論了許多不同種類的酒，亞他那修（Athenaeus）提到85種不同的品種。蓋倫（Galen）列舉了60種，普林尼（Pliny）提到150種，而斯特拉波（Strabo）提到30種。酒根據不同的顏色（黑色、紅色、白色或黃色）和口味（乾、澀、淡或甜）來區分。聖經記載了各種酒，例如黎巴嫩和黑本的酒。希伯崙和撒馬利亞以釀酒聞名。希伯來文至少有九個不同的詞來表示酒，而希臘文有四個在新約中被提及。</w:t>
+        <w:t>深深尊敬、敬重或畏懼神的人。這種畏懼可能表現為：</w:t>
       </w:r>
     </w:p>
     <w:p>
       <w:pPr>
-        <w:pStyle w:val="Heading3"/>
-      </w:pPr>
-      <w:r>
-        <w:rPr>
-          <w:lang w:val="zh_TW" w:bidi="zh_TW"/>
-        </w:rPr>
-        <w:t>酒的性質</w:t>
+        <w:pStyle w:val="ListBullet"/>
+        <w:spacing w:line="240" w:lineRule="auto"/>
+        <w:ind w:left="720"/>
+      </w:pPr>
+      <w:r>
+        <w:rPr>
+          <w:lang w:val="zh_TW" w:bidi="zh_TW"/>
+        </w:rPr>
+      </w:r>
+      <w:r>
+        <w:rPr>
+          <w:lang w:val="zh_TW" w:bidi="zh_TW"/>
+        </w:rPr>
+        <w:t>表示尊敬的稱呼</w:t>
+      </w:r>
+    </w:p>
+    <w:p>
+      <w:pPr>
+        <w:pStyle w:val="ListBullet"/>
+        <w:spacing w:line="240" w:lineRule="auto"/>
+        <w:ind w:left="720"/>
+      </w:pPr>
+      <w:r>
+        <w:rPr>
+          <w:lang w:val="zh_TW" w:bidi="zh_TW"/>
+        </w:rPr>
+      </w:r>
+      <w:r>
+        <w:rPr>
+          <w:lang w:val="zh_TW" w:bidi="zh_TW"/>
+        </w:rPr>
+        <w:t>因恐懼而產生的情緒反應</w:t>
+      </w:r>
+    </w:p>
+    <w:p>
+      <w:pPr>
+        <w:pStyle w:val="ListBullet"/>
+        <w:spacing w:line="240" w:lineRule="auto"/>
+        <w:ind w:left="720"/>
+      </w:pPr>
+      <w:r>
+        <w:rPr>
+          <w:lang w:val="zh_TW" w:bidi="zh_TW"/>
+        </w:rPr>
+      </w:r>
+      <w:r>
+        <w:rPr>
+          <w:lang w:val="zh_TW" w:bidi="zh_TW"/>
+        </w:rPr>
+        <w:t>對神懲罰的畏懼</w:t>
       </w:r>
     </w:p>
     <w:p>
@@ -472,9 +785,9 @@
         <w:rPr>
           <w:lang w:val="zh_TW" w:bidi="zh_TW"/>
         </w:rPr>
-        <w:t>很少有人會質疑至少在舊約中有些酒是經過發酵的。然而，一些學者認為古代世界某些形式的酒未經發酵。他們對比了兩個希伯來文詞語，得出結論認為其中一個特定的詞語僅指新鮮葡萄汁（</w:t>
-      </w:r>
-      <w:hyperlink r:id="rId14">
+        <w:t>在舊約聖經裡，形容敬畏神的的人的片語，常與「帶著敬畏恃立」或「充滿敬畏（held in awe）」等術語並列。「崇敬耶和華（reverence for the Lord）」的用法較少見，但經文在俄巴底為拯救先知免受耶洗別殺害，而把他們藏起來時，用了這個表達（</w:t>
+      </w:r>
+      <w:hyperlink r:id="rId27">
         <w:r>
           <w:rPr>
             <w:lang w:val="zh_TW" w:bidi="zh_TW"/>
@@ -483,16 +796,16 @@
             <w:color w:val="0000EE"/>
             <w:u w:val="single"/>
           </w:rPr>
-          <w:t>箴3:10</w:t>
+          <w:t>王上18:3–4、12</w:t>
         </w:r>
       </w:hyperlink>
       <w:r>
         <w:rPr>
           <w:lang w:val="zh_TW" w:bidi="zh_TW"/>
         </w:rPr>
-        <w:t>；</w:t>
-      </w:r>
-      <w:hyperlink r:id="rId15">
+        <w:t>，和合本譯為敬畏耶和華）。一個敬畏神的統治者應當施行公義（</w:t>
+      </w:r>
+      <w:hyperlink r:id="rId28">
         <w:r>
           <w:rPr>
             <w:lang w:val="zh_TW" w:bidi="zh_TW"/>
@@ -501,7 +814,7 @@
             <w:color w:val="0000EE"/>
             <w:u w:val="single"/>
           </w:rPr>
-          <w:t>何9:2</w:t>
+          <w:t>撒下23:3</w:t>
         </w:r>
       </w:hyperlink>
       <w:r>
@@ -510,7 +823,7 @@
         </w:rPr>
         <w:t>；</w:t>
       </w:r>
-      <w:hyperlink r:id="rId16">
+      <w:hyperlink r:id="rId29">
         <w:r>
           <w:rPr>
             <w:lang w:val="zh_TW" w:bidi="zh_TW"/>
@@ -519,16 +832,16 @@
             <w:color w:val="0000EE"/>
             <w:u w:val="single"/>
           </w:rPr>
-          <w:t>珥2:24</w:t>
+          <w:t>代下19:7</w:t>
         </w:r>
       </w:hyperlink>
       <w:r>
         <w:rPr>
           <w:lang w:val="zh_TW" w:bidi="zh_TW"/>
         </w:rPr>
-        <w:t>；</w:t>
-      </w:r>
-      <w:hyperlink r:id="rId17">
+        <w:t>）。神應許敬畏祂的人得享長壽（</w:t>
+      </w:r>
+      <w:hyperlink r:id="rId30">
         <w:r>
           <w:rPr>
             <w:lang w:val="zh_TW" w:bidi="zh_TW"/>
@@ -537,16 +850,10 @@
             <w:color w:val="0000EE"/>
             <w:u w:val="single"/>
           </w:rPr>
-          <w:t>彌6:15</w:t>
+          <w:t>箴10:27，</w:t>
         </w:r>
       </w:hyperlink>
-      <w:r>
-        <w:rPr>
-          <w:lang w:val="zh_TW" w:bidi="zh_TW"/>
-        </w:rPr>
-        <w:t>）。然而，這一觀點並沒有得到確定，理由如下：（1）希伯來文詞語主要出現在中性語境中；（2）該詞語在某些語境中明確包含了發酵飲料（例如，</w:t>
-      </w:r>
-      <w:hyperlink r:id="rId18">
+      <w:hyperlink r:id="rId31">
         <w:r>
           <w:rPr>
             <w:lang w:val="zh_TW" w:bidi="zh_TW"/>
@@ -555,393 +862,7 @@
             <w:color w:val="0000EE"/>
             <w:u w:val="single"/>
           </w:rPr>
-          <w:t>創27:28</w:t>
-        </w:r>
-      </w:hyperlink>
-      <w:r>
-        <w:rPr>
-          <w:lang w:val="zh_TW" w:bidi="zh_TW"/>
-        </w:rPr>
-        <w:t>；</w:t>
-      </w:r>
-      <w:hyperlink r:id="rId19">
-        <w:r>
-          <w:rPr>
-            <w:lang w:val="zh_TW" w:bidi="zh_TW"/>
-          </w:rPr>
-          <w:rPr>
-            <w:color w:val="0000EE"/>
-            <w:u w:val="single"/>
-          </w:rPr>
-          <w:t>何4:11</w:t>
-        </w:r>
-      </w:hyperlink>
-      <w:r>
-        <w:rPr>
-          <w:lang w:val="zh_TW" w:bidi="zh_TW"/>
-        </w:rPr>
-        <w:t>；</w:t>
-      </w:r>
-      <w:hyperlink r:id="rId17">
-        <w:r>
-          <w:rPr>
-            <w:lang w:val="zh_TW" w:bidi="zh_TW"/>
-          </w:rPr>
-          <w:rPr>
-            <w:color w:val="0000EE"/>
-            <w:u w:val="single"/>
-          </w:rPr>
-          <w:t>彌6:15</w:t>
-        </w:r>
-      </w:hyperlink>
-      <w:r>
-        <w:rPr>
-          <w:lang w:val="zh_TW" w:bidi="zh_TW"/>
-        </w:rPr>
-        <w:t>）；（3）烏加里特文（Ugaritic）中的平行詞語確實指發酵酒；（4）七十士譯本的對應詞指的是發酵酒；（5）古代近東的發酵過程不像希臘，只需大約三天；（6）米示拿沒有提供任何有關使用未發酵酒的證據。因此，保存未經發酵的酒在當時可能是近乎不可能的任務。仔細研究所有的希伯來文詞語（以及它們的閃族同源詞）和希臘語文詞語可以證明，古代人幾乎不了解未發酵的酒。</w:t>
-      </w:r>
-    </w:p>
-    <w:p>
-      <w:pPr/>
-      <w:r>
-        <w:rPr>
-          <w:lang w:val="zh_TW" w:bidi="zh_TW"/>
-        </w:rPr>
-      </w:r>
-      <w:r>
-        <w:rPr>
-          <w:lang w:val="zh_TW" w:bidi="zh_TW"/>
-        </w:rPr>
-        <w:t>有大量證據表明，雖然酒總是經過發酵的，但在古典和希臘化世界中，通常會將酒與水混合。酒儲存在稱為雙耳瓶（amphorae）的大罐中</w:t>
-      </w:r>
-      <w:r>
-        <w:rPr>
-          <w:i/>
-          <w:lang w:val="zh_TW" w:bidi="zh_TW"/>
-        </w:rPr>
-        <w:t>，</w:t>
-      </w:r>
-      <w:r>
-        <w:rPr>
-          <w:lang w:val="zh_TW" w:bidi="zh_TW"/>
-        </w:rPr>
-        <w:t>從這些罐中將酒通過濾器倒入稱為克拉泰（krater）的大混合碗中</w:t>
-      </w:r>
-      <w:r>
-        <w:rPr>
-          <w:i/>
-          <w:lang w:val="zh_TW" w:bidi="zh_TW"/>
-        </w:rPr>
-        <w:t>。</w:t>
-      </w:r>
-      <w:r>
-        <w:rPr>
-          <w:lang w:val="zh_TW" w:bidi="zh_TW"/>
-        </w:rPr>
-        <w:t>這樣，酒與水混合後，才倒入飲用碗或杯中。</w:t>
-      </w:r>
-    </w:p>
-    <w:p>
-      <w:pPr/>
-      <w:r>
-        <w:rPr>
-          <w:lang w:val="zh_TW" w:bidi="zh_TW"/>
-        </w:rPr>
-      </w:r>
-      <w:r>
-        <w:rPr>
-          <w:lang w:val="zh_TW" w:bidi="zh_TW"/>
-        </w:rPr>
-        <w:t>酒與水的比例各不相同。最稀釋的比例為20比1，原因是酒太濃（荷馬，</w:t>
-      </w:r>
-      <w:r>
-        <w:rPr>
-          <w:i/>
-          <w:lang w:val="zh_TW" w:bidi="zh_TW"/>
-        </w:rPr>
-        <w:t>奧德賽</w:t>
-      </w:r>
-      <w:r>
-        <w:rPr>
-          <w:lang w:val="zh_TW" w:bidi="zh_TW"/>
-        </w:rPr>
-        <w:t>10.208）。</w:t>
-      </w:r>
-    </w:p>
-    <w:p>
-      <w:pPr/>
-      <w:r>
-        <w:rPr>
-          <w:lang w:val="zh_TW" w:bidi="zh_TW"/>
-        </w:rPr>
-      </w:r>
-      <w:r>
-        <w:rPr>
-          <w:lang w:val="zh_TW" w:bidi="zh_TW"/>
-        </w:rPr>
-        <w:t>在西地中海世界中，「酒」一詞指的是酒與水的混合物。如果想提及未混水的酒，則需要加上「未摻水」的詞語。對於希臘人來說，喝未摻水的酒被認為是野蠻的行為。然而，證據似乎表明在舊約時代，酒是未經稀釋的。聖經中並未提及將酒與水混合的做法。將水與酒稀釋象徵著靈性上的變質（</w:t>
-      </w:r>
-      <w:hyperlink r:id="rId20">
-        <w:r>
-          <w:rPr>
-            <w:lang w:val="zh_TW" w:bidi="zh_TW"/>
-          </w:rPr>
-          <w:rPr>
-            <w:color w:val="0000EE"/>
-            <w:u w:val="single"/>
-          </w:rPr>
-          <w:t>賽1:22</w:t>
-        </w:r>
-      </w:hyperlink>
-      <w:r>
-        <w:rPr>
-          <w:lang w:val="zh_TW" w:bidi="zh_TW"/>
-        </w:rPr>
-        <w:t>）。到了羅馬時代，這一態度有所改變。米示拿假設水與酒的比例為二比一；然而，後來的塔木德則提到三比一的比例。自然發酵的酒精度可達15%。如果按三份水對一份酒的比例稀釋，酒精含量仍可達5%，這仍然相當濃烈。</w:t>
-      </w:r>
-    </w:p>
-    <w:p>
-      <w:pPr/>
-      <w:r>
-        <w:rPr>
-          <w:lang w:val="zh_TW" w:bidi="zh_TW"/>
-        </w:rPr>
-      </w:r>
-      <w:r>
-        <w:rPr>
-          <w:lang w:val="zh_TW" w:bidi="zh_TW"/>
-        </w:rPr>
-        <w:t>酒不僅與水混合，還與其他成分混合，類似於今天的調酒。一個例子可以在荷馬的《荷馬德墨忒爾頌歌》（Hymn to Demeter）中看到，女神拒絕純酒，並希望飲料混合麵粉、水和薄荷。濃酒也常常與弱酒混合，產生更強烈的飲品。這就是聖經中「調酒」的意思（</w:t>
-      </w:r>
-      <w:hyperlink r:id="rId21">
-        <w:r>
-          <w:rPr>
-            <w:lang w:val="zh_TW" w:bidi="zh_TW"/>
-          </w:rPr>
-          <w:rPr>
-            <w:color w:val="0000EE"/>
-            <w:u w:val="single"/>
-          </w:rPr>
-          <w:t>詩75:8</w:t>
-        </w:r>
-      </w:hyperlink>
-      <w:r>
-        <w:rPr>
-          <w:lang w:val="zh_TW" w:bidi="zh_TW"/>
-        </w:rPr>
-        <w:t>；</w:t>
-      </w:r>
-      <w:hyperlink r:id="rId22">
-        <w:r>
-          <w:rPr>
-            <w:lang w:val="zh_TW" w:bidi="zh_TW"/>
-          </w:rPr>
-          <w:rPr>
-            <w:color w:val="0000EE"/>
-            <w:u w:val="single"/>
-          </w:rPr>
-          <w:t>賽5:22</w:t>
-        </w:r>
-      </w:hyperlink>
-      <w:r>
-        <w:rPr>
-          <w:lang w:val="zh_TW" w:bidi="zh_TW"/>
-        </w:rPr>
-        <w:t>；</w:t>
-      </w:r>
-      <w:hyperlink r:id="rId23">
-        <w:r>
-          <w:rPr>
-            <w:lang w:val="zh_TW" w:bidi="zh_TW"/>
-          </w:rPr>
-          <w:rPr>
-            <w:color w:val="0000EE"/>
-            <w:u w:val="single"/>
-          </w:rPr>
-          <w:t>啟18:6</w:t>
-        </w:r>
-      </w:hyperlink>
-      <w:r>
-        <w:rPr>
-          <w:lang w:val="zh_TW" w:bidi="zh_TW"/>
-        </w:rPr>
-        <w:t>，</w:t>
-      </w:r>
-      <w:hyperlink r:id="rId24">
-        <w:r>
-          <w:rPr>
-            <w:lang w:val="zh_TW" w:bidi="zh_TW"/>
-          </w:rPr>
-          <w:rPr>
-            <w:color w:val="0000EE"/>
-            <w:u w:val="single"/>
-          </w:rPr>
-          <w:t>19:13–15</w:t>
-        </w:r>
-      </w:hyperlink>
-      <w:r>
-        <w:rPr>
-          <w:lang w:val="zh_TW" w:bidi="zh_TW"/>
-        </w:rPr>
-        <w:t>）。有時候，新酒糖分高，被蒸發後，濃縮的汁液與酒混合以提高酒精含量。</w:t>
-      </w:r>
-    </w:p>
-    <w:p>
-      <w:pPr/>
-      <w:r>
-        <w:rPr>
-          <w:lang w:val="zh_TW" w:bidi="zh_TW"/>
-        </w:rPr>
-      </w:r>
-      <w:r>
-        <w:rPr>
-          <w:lang w:val="zh_TW" w:bidi="zh_TW"/>
-        </w:rPr>
-        <w:t>聖經中未提及將水與酒混合是為了使其更安全飲用，這一觀點是現代的理解。古代世界中很少出現現代所說的水污染問題，儘管偶爾也會有這種問題。古代有許多關於新鮮井水、泉水和流動水源的例子，而且當時也有淨化污水的方法。</w:t>
-      </w:r>
-    </w:p>
-    <w:p>
-      <w:pPr>
-        <w:pStyle w:val="Heading3"/>
-      </w:pPr>
-      <w:r>
-        <w:rPr>
-          <w:lang w:val="zh_TW" w:bidi="zh_TW"/>
-        </w:rPr>
-        <w:t>舊約中的酒</w:t>
-      </w:r>
-    </w:p>
-    <w:p>
-      <w:pPr/>
-      <w:r>
-        <w:rPr>
-          <w:lang w:val="zh_TW" w:bidi="zh_TW"/>
-        </w:rPr>
-      </w:r>
-      <w:r>
-        <w:rPr>
-          <w:lang w:val="zh_TW" w:bidi="zh_TW"/>
-        </w:rPr>
-        <w:t>從上述證據來看，舊約中的酒通常不會與水混合，且在適量飲用時被視為有益的。</w:t>
-      </w:r>
-      <w:hyperlink r:id="rId25">
-        <w:r>
-          <w:rPr>
-            <w:lang w:val="zh_TW" w:bidi="zh_TW"/>
-          </w:rPr>
-          <w:rPr>
-            <w:color w:val="0000EE"/>
-            <w:u w:val="single"/>
-          </w:rPr>
-          <w:t>士師記九章13節</w:t>
-        </w:r>
-      </w:hyperlink>
-      <w:r>
-        <w:rPr>
-          <w:lang w:val="zh_TW" w:bidi="zh_TW"/>
-        </w:rPr>
-        <w:t>提到酒是「使神和人喜樂的」。</w:t>
-      </w:r>
-      <w:hyperlink r:id="rId26">
-        <w:r>
-          <w:rPr>
-            <w:lang w:val="zh_TW" w:bidi="zh_TW"/>
-          </w:rPr>
-          <w:rPr>
-            <w:color w:val="0000EE"/>
-            <w:u w:val="single"/>
-          </w:rPr>
-          <w:t>詩篇一〇四篇15節</w:t>
-        </w:r>
-      </w:hyperlink>
-      <w:r>
-        <w:rPr>
-          <w:lang w:val="zh_TW" w:bidi="zh_TW"/>
-        </w:rPr>
-        <w:t>也類似地描述酒：「酒能悅人心」（另參</w:t>
-      </w:r>
-      <w:hyperlink r:id="rId27">
-        <w:r>
-          <w:rPr>
-            <w:lang w:val="zh_TW" w:bidi="zh_TW"/>
-          </w:rPr>
-          <w:rPr>
-            <w:color w:val="0000EE"/>
-            <w:u w:val="single"/>
-          </w:rPr>
-          <w:t>斯1:10</w:t>
-        </w:r>
-      </w:hyperlink>
-      <w:r>
-        <w:rPr>
-          <w:lang w:val="zh_TW" w:bidi="zh_TW"/>
-        </w:rPr>
-        <w:t>；</w:t>
-      </w:r>
-      <w:hyperlink r:id="rId28">
-        <w:r>
-          <w:rPr>
-            <w:lang w:val="zh_TW" w:bidi="zh_TW"/>
-          </w:rPr>
-          <w:rPr>
-            <w:color w:val="0000EE"/>
-            <w:u w:val="single"/>
-          </w:rPr>
-          <w:t>傳10:19</w:t>
-        </w:r>
-      </w:hyperlink>
-      <w:r>
-        <w:rPr>
-          <w:lang w:val="zh_TW" w:bidi="zh_TW"/>
-        </w:rPr>
-        <w:t>；</w:t>
-      </w:r>
-      <w:hyperlink r:id="rId29">
-        <w:r>
-          <w:rPr>
-            <w:lang w:val="zh_TW" w:bidi="zh_TW"/>
-          </w:rPr>
-          <w:rPr>
-            <w:color w:val="0000EE"/>
-            <w:u w:val="single"/>
-          </w:rPr>
-          <w:t>賽55:1–2</w:t>
-        </w:r>
-      </w:hyperlink>
-      <w:r>
-        <w:rPr>
-          <w:lang w:val="zh_TW" w:bidi="zh_TW"/>
-        </w:rPr>
-        <w:t>；</w:t>
-      </w:r>
-      <w:hyperlink r:id="rId30">
-        <w:r>
-          <w:rPr>
-            <w:lang w:val="zh_TW" w:bidi="zh_TW"/>
-          </w:rPr>
-          <w:rPr>
-            <w:color w:val="0000EE"/>
-            <w:u w:val="single"/>
-          </w:rPr>
-          <w:t>亞10:7</w:t>
-        </w:r>
-      </w:hyperlink>
-      <w:r>
-        <w:rPr>
-          <w:lang w:val="zh_TW" w:bidi="zh_TW"/>
-        </w:rPr>
-        <w:t>）。適量飲酒被認為是正常且受歡迎的生活方式（</w:t>
-      </w:r>
-      <w:hyperlink r:id="rId31">
-        <w:r>
-          <w:rPr>
-            <w:lang w:val="zh_TW" w:bidi="zh_TW"/>
-          </w:rPr>
-          <w:rPr>
-            <w:color w:val="0000EE"/>
-            <w:u w:val="single"/>
-          </w:rPr>
-          <w:t>創14:18；</w:t>
+          <w:t>14:27，</w:t>
         </w:r>
       </w:hyperlink>
       <w:hyperlink r:id="rId32">
@@ -953,14 +874,14 @@
             <w:color w:val="0000EE"/>
             <w:u w:val="single"/>
           </w:rPr>
-          <w:t>士19:19</w:t>
+          <w:t>19:23</w:t>
         </w:r>
       </w:hyperlink>
       <w:r>
         <w:rPr>
           <w:lang w:val="zh_TW" w:bidi="zh_TW"/>
         </w:rPr>
-        <w:t>；</w:t>
+        <w:t>）。一個敬畏神的家庭在患難時會倚靠耶和華（</w:t>
       </w:r>
       <w:hyperlink r:id="rId33">
         <w:r>
@@ -971,14 +892,14 @@
             <w:color w:val="0000EE"/>
             <w:u w:val="single"/>
           </w:rPr>
-          <w:t>撒上16:20</w:t>
+          <w:t>王下4:1</w:t>
         </w:r>
       </w:hyperlink>
       <w:r>
         <w:rPr>
           <w:lang w:val="zh_TW" w:bidi="zh_TW"/>
         </w:rPr>
-        <w:t>）。然而，利未人在聖殿服事時（</w:t>
+        <w:t>；</w:t>
       </w:r>
       <w:hyperlink r:id="rId34">
         <w:r>
@@ -989,14 +910,14 @@
             <w:color w:val="0000EE"/>
             <w:u w:val="single"/>
           </w:rPr>
-          <w:t>利10:8–9</w:t>
+          <w:t>箴14:26</w:t>
         </w:r>
       </w:hyperlink>
       <w:r>
         <w:rPr>
           <w:lang w:val="zh_TW" w:bidi="zh_TW"/>
         </w:rPr>
-        <w:t>）被禁止喝酒，拿細耳人（</w:t>
+        <w:t>）。敬畏耶和華的人有能力遠離罪惡，敬畏耶和華也成為他們的智慧開端（</w:t>
       </w:r>
       <w:hyperlink r:id="rId35">
         <w:r>
@@ -1007,32 +928,14 @@
             <w:color w:val="0000EE"/>
             <w:u w:val="single"/>
           </w:rPr>
-          <w:t>民6:3</w:t>
+          <w:t>所羅門智訓10:13</w:t>
         </w:r>
       </w:hyperlink>
       <w:r>
         <w:rPr>
           <w:lang w:val="zh_TW" w:bidi="zh_TW"/>
         </w:rPr>
-        <w:t>）和利甲族人（</w:t>
-      </w:r>
-      <w:hyperlink r:id="rId36">
-        <w:r>
-          <w:rPr>
-            <w:lang w:val="zh_TW" w:bidi="zh_TW"/>
-          </w:rPr>
-          <w:rPr>
-            <w:color w:val="0000EE"/>
-            <w:u w:val="single"/>
-          </w:rPr>
-          <w:t>耶35:1–6</w:t>
-        </w:r>
-      </w:hyperlink>
-      <w:r>
-        <w:rPr>
-          <w:lang w:val="zh_TW" w:bidi="zh_TW"/>
-        </w:rPr>
-        <w:t>）也被禁止喝酒。</w:t>
+        <w:t>）。</w:t>
       </w:r>
     </w:p>
     <w:p>
@@ -1046,7 +949,25 @@
         <w:rPr>
           <w:lang w:val="zh_TW" w:bidi="zh_TW"/>
         </w:rPr>
-        <w:t>酒在舊約世界中有許多用途。「奠祭」所用的就是酒（</w:t>
+        <w:t>在新約聖經中，教導人去愛主和事奉主時，往往同時提到要「敬畏神」（</w:t>
+      </w:r>
+      <w:hyperlink r:id="rId36">
+        <w:r>
+          <w:rPr>
+            <w:lang w:val="zh_TW" w:bidi="zh_TW"/>
+          </w:rPr>
+          <w:rPr>
+            <w:color w:val="0000EE"/>
+            <w:u w:val="single"/>
+          </w:rPr>
+          <w:t>西3:22</w:t>
+        </w:r>
+      </w:hyperlink>
+      <w:r>
+        <w:rPr>
+          <w:lang w:val="zh_TW" w:bidi="zh_TW"/>
+        </w:rPr>
+        <w:t>；</w:t>
       </w:r>
       <w:hyperlink r:id="rId37">
         <w:r>
@@ -1057,14 +978,14 @@
             <w:color w:val="0000EE"/>
             <w:u w:val="single"/>
           </w:rPr>
-          <w:t>出29:40</w:t>
+          <w:t>彼前2:17</w:t>
         </w:r>
       </w:hyperlink>
       <w:r>
         <w:rPr>
           <w:lang w:val="zh_TW" w:bidi="zh_TW"/>
         </w:rPr>
-        <w:t>；</w:t>
+        <w:t>）。在</w:t>
       </w:r>
       <w:hyperlink r:id="rId38">
         <w:r>
@@ -1075,14 +996,14 @@
             <w:color w:val="0000EE"/>
             <w:u w:val="single"/>
           </w:rPr>
-          <w:t>利23:13</w:t>
+          <w:t>路加福音一章50節</w:t>
         </w:r>
       </w:hyperlink>
       <w:r>
         <w:rPr>
           <w:lang w:val="zh_TW" w:bidi="zh_TW"/>
         </w:rPr>
-        <w:t>），而獻祭時，敬拜者經常會帶來酒（</w:t>
+        <w:t>中，馬利亞所說的「他憐憫敬畏他的人」是指敬重並順服神。在使徒行傳中，「敬畏神的人」這個術語用來指那些參加猶太會堂聚會的外邦人。保羅把他們另行稱呼：「以色列人和你們這些敬畏神的外邦人」（</w:t>
       </w:r>
       <w:hyperlink r:id="rId39">
         <w:r>
@@ -1093,14 +1014,14 @@
             <w:color w:val="0000EE"/>
             <w:u w:val="single"/>
           </w:rPr>
-          <w:t>撒上1:24</w:t>
+          <w:t>徒13:16</w:t>
         </w:r>
       </w:hyperlink>
       <w:r>
         <w:rPr>
           <w:lang w:val="zh_TW" w:bidi="zh_TW"/>
         </w:rPr>
-        <w:t>）。此外，聖殿中也存有酒，以作為獻祭之用（</w:t>
+        <w:t>，和合本譯為「以色列人和一切敬畏神的人」）。哥尼流是一個敬畏神的羅馬百夫長，即使他不是猶太人，人們也認為他在神面前行事正直（</w:t>
       </w:r>
       <w:hyperlink r:id="rId40">
         <w:r>
@@ -1111,43 +1032,7 @@
             <w:color w:val="0000EE"/>
             <w:u w:val="single"/>
           </w:rPr>
-          <w:t>代上9:29</w:t>
-        </w:r>
-      </w:hyperlink>
-      <w:r>
-        <w:rPr>
-          <w:lang w:val="zh_TW" w:bidi="zh_TW"/>
-        </w:rPr>
-        <w:t>）。有時，酒會用來幫助體弱和生病的人（</w:t>
-      </w:r>
-      <w:hyperlink r:id="rId41">
-        <w:r>
-          <w:rPr>
-            <w:lang w:val="zh_TW" w:bidi="zh_TW"/>
-          </w:rPr>
-          <w:rPr>
-            <w:color w:val="0000EE"/>
-            <w:u w:val="single"/>
-          </w:rPr>
-          <w:t>撒下16:2</w:t>
-        </w:r>
-      </w:hyperlink>
-      <w:r>
-        <w:rPr>
-          <w:lang w:val="zh_TW" w:bidi="zh_TW"/>
-        </w:rPr>
-        <w:t>；</w:t>
-      </w:r>
-      <w:hyperlink r:id="rId42">
-        <w:r>
-          <w:rPr>
-            <w:lang w:val="zh_TW" w:bidi="zh_TW"/>
-          </w:rPr>
-          <w:rPr>
-            <w:color w:val="0000EE"/>
-            <w:u w:val="single"/>
-          </w:rPr>
-          <w:t>箴31:6</w:t>
+          <w:t>徒10:2、35</w:t>
         </w:r>
       </w:hyperlink>
       <w:r>
@@ -1168,7 +1053,43 @@
         <w:rPr>
           <w:lang w:val="zh_TW" w:bidi="zh_TW"/>
         </w:rPr>
-        <w:t>舊約中的「濃酒」似乎與美索不達米亞的棗酒有密切關係。這種棗酒糖分含量高，酒精含量也應相當高。舊約中使用了一個希伯來文詞語來專指濃酒（</w:t>
+        <w:t>舊約聖經與新約聖經（</w:t>
+      </w:r>
+      <w:hyperlink r:id="rId41">
+        <w:r>
+          <w:rPr>
+            <w:lang w:val="zh_TW" w:bidi="zh_TW"/>
+          </w:rPr>
+          <w:rPr>
+            <w:color w:val="0000EE"/>
+            <w:u w:val="single"/>
+          </w:rPr>
+          <w:t>創3:10</w:t>
+        </w:r>
+      </w:hyperlink>
+      <w:r>
+        <w:rPr>
+          <w:lang w:val="zh_TW" w:bidi="zh_TW"/>
+        </w:rPr>
+        <w:t>；</w:t>
+      </w:r>
+      <w:hyperlink r:id="rId42">
+        <w:r>
+          <w:rPr>
+            <w:lang w:val="zh_TW" w:bidi="zh_TW"/>
+          </w:rPr>
+          <w:rPr>
+            <w:color w:val="0000EE"/>
+            <w:u w:val="single"/>
+          </w:rPr>
+          <w:t>申9:19</w:t>
+        </w:r>
+      </w:hyperlink>
+      <w:r>
+        <w:rPr>
+          <w:lang w:val="zh_TW" w:bidi="zh_TW"/>
+        </w:rPr>
+        <w:t>；</w:t>
       </w:r>
       <w:hyperlink r:id="rId43">
         <w:r>
@@ -1179,7 +1100,7 @@
             <w:color w:val="0000EE"/>
             <w:u w:val="single"/>
           </w:rPr>
-          <w:t>利10:9；</w:t>
+          <w:t>伯6:4，</w:t>
         </w:r>
       </w:hyperlink>
       <w:hyperlink r:id="rId44">
@@ -1191,7 +1112,7 @@
             <w:color w:val="0000EE"/>
             <w:u w:val="single"/>
           </w:rPr>
-          <w:t>申29:6</w:t>
+          <w:t>9:28–29</w:t>
         </w:r>
       </w:hyperlink>
       <w:r>
@@ -1209,9 +1130,15 @@
             <w:color w:val="0000EE"/>
             <w:u w:val="single"/>
           </w:rPr>
-          <w:t>撒上1:15；</w:t>
+          <w:t>詩76:8</w:t>
         </w:r>
       </w:hyperlink>
+      <w:r>
+        <w:rPr>
+          <w:lang w:val="zh_TW" w:bidi="zh_TW"/>
+        </w:rPr>
+        <w:t>；</w:t>
+      </w:r>
       <w:hyperlink r:id="rId46">
         <w:r>
           <w:rPr>
@@ -1221,16 +1148,10 @@
             <w:color w:val="0000EE"/>
             <w:u w:val="single"/>
           </w:rPr>
-          <w:t>箴20:1</w:t>
+          <w:t>太17:7，</w:t>
         </w:r>
       </w:hyperlink>
-      <w:r>
-        <w:rPr>
-          <w:lang w:val="zh_TW" w:bidi="zh_TW"/>
-        </w:rPr>
-        <w:t>，</w:t>
-      </w:r>
-      <w:hyperlink r:id="rId42">
+      <w:hyperlink r:id="rId47">
         <w:r>
           <w:rPr>
             <w:lang w:val="zh_TW" w:bidi="zh_TW"/>
@@ -1239,7 +1160,7 @@
             <w:color w:val="0000EE"/>
             <w:u w:val="single"/>
           </w:rPr>
-          <w:t>31:6</w:t>
+          <w:t>28:10</w:t>
         </w:r>
       </w:hyperlink>
       <w:r>
@@ -1248,7 +1169,7 @@
         </w:rPr>
         <w:t>；</w:t>
       </w:r>
-      <w:hyperlink r:id="rId47">
+      <w:hyperlink r:id="rId48">
         <w:r>
           <w:rPr>
             <w:lang w:val="zh_TW" w:bidi="zh_TW"/>
@@ -1257,14 +1178,62 @@
             <w:color w:val="0000EE"/>
             <w:u w:val="single"/>
           </w:rPr>
-          <w:t>賽29:9</w:t>
+          <w:t>路5:10，</w:t>
         </w:r>
       </w:hyperlink>
-      <w:r>
-        <w:rPr>
-          <w:lang w:val="zh_TW" w:bidi="zh_TW"/>
-        </w:rPr>
-        <w:t>）。在烏加里特文中有一個對應的詞，翻譯為「醉」，與通常的酒這個詞對應。</w:t>
+      <w:hyperlink r:id="rId49">
+        <w:r>
+          <w:rPr>
+            <w:lang w:val="zh_TW" w:bidi="zh_TW"/>
+          </w:rPr>
+          <w:rPr>
+            <w:color w:val="0000EE"/>
+            <w:u w:val="single"/>
+          </w:rPr>
+          <w:t>12:5</w:t>
+        </w:r>
+      </w:hyperlink>
+      <w:r>
+        <w:rPr>
+          <w:lang w:val="zh_TW" w:bidi="zh_TW"/>
+        </w:rPr>
+        <w:t>；</w:t>
+      </w:r>
+      <w:hyperlink r:id="rId50">
+        <w:r>
+          <w:rPr>
+            <w:lang w:val="zh_TW" w:bidi="zh_TW"/>
+          </w:rPr>
+          <w:rPr>
+            <w:color w:val="0000EE"/>
+            <w:u w:val="single"/>
+          </w:rPr>
+          <w:t>徒5:5、11</w:t>
+        </w:r>
+      </w:hyperlink>
+      <w:r>
+        <w:rPr>
+          <w:lang w:val="zh_TW" w:bidi="zh_TW"/>
+        </w:rPr>
+        <w:t>；</w:t>
+      </w:r>
+      <w:hyperlink r:id="rId51">
+        <w:r>
+          <w:rPr>
+            <w:lang w:val="zh_TW" w:bidi="zh_TW"/>
+          </w:rPr>
+          <w:rPr>
+            <w:color w:val="0000EE"/>
+            <w:u w:val="single"/>
+          </w:rPr>
+          <w:t>提前5:20</w:t>
+        </w:r>
+      </w:hyperlink>
+      <w:r>
+        <w:rPr>
+          <w:lang w:val="zh_TW" w:bidi="zh_TW"/>
+        </w:rPr>
+        <w:t>）都清楚顯示，「敬畏神」有時也表示人對神的大能和審判感到驚懼與害怕。</w:t>
       </w:r>
     </w:p>
     <w:p>
@@ -1276,275 +1245,6 @@
       </w:r>
       <w:r>
         <w:rPr>
-          <w:lang w:val="zh_TW" w:bidi="zh_TW"/>
-        </w:rPr>
-        <w:t>對於酗酒的負面反應在舊約中比比皆是。以賽亞譴責那些酗酒的人（</w:t>
-      </w:r>
-      <w:hyperlink r:id="rId48">
-        <w:r>
-          <w:rPr>
-            <w:lang w:val="zh_TW" w:bidi="zh_TW"/>
-          </w:rPr>
-          <w:rPr>
-            <w:color w:val="0000EE"/>
-            <w:u w:val="single"/>
-          </w:rPr>
-          <w:t>賽28:1–8</w:t>
-        </w:r>
-      </w:hyperlink>
-      <w:r>
-        <w:rPr>
-          <w:lang w:val="zh_TW" w:bidi="zh_TW"/>
-        </w:rPr>
-        <w:t>）。聖經中有許多關於酗酒的警告（</w:t>
-      </w:r>
-      <w:hyperlink r:id="rId46">
-        <w:r>
-          <w:rPr>
-            <w:lang w:val="zh_TW" w:bidi="zh_TW"/>
-          </w:rPr>
-          <w:rPr>
-            <w:color w:val="0000EE"/>
-            <w:u w:val="single"/>
-          </w:rPr>
-          <w:t>箴20:1</w:t>
-        </w:r>
-      </w:hyperlink>
-      <w:r>
-        <w:rPr>
-          <w:lang w:val="zh_TW" w:bidi="zh_TW"/>
-        </w:rPr>
-        <w:t>，</w:t>
-      </w:r>
-      <w:hyperlink r:id="rId49">
-        <w:r>
-          <w:rPr>
-            <w:lang w:val="zh_TW" w:bidi="zh_TW"/>
-          </w:rPr>
-          <w:rPr>
-            <w:color w:val="0000EE"/>
-            <w:u w:val="single"/>
-          </w:rPr>
-          <w:t>21:17</w:t>
-        </w:r>
-      </w:hyperlink>
-      <w:r>
-        <w:rPr>
-          <w:lang w:val="zh_TW" w:bidi="zh_TW"/>
-        </w:rPr>
-        <w:t>，</w:t>
-      </w:r>
-      <w:hyperlink r:id="rId50">
-        <w:r>
-          <w:rPr>
-            <w:lang w:val="zh_TW" w:bidi="zh_TW"/>
-          </w:rPr>
-          <w:rPr>
-            <w:color w:val="0000EE"/>
-            <w:u w:val="single"/>
-          </w:rPr>
-          <w:t>23:20–21</w:t>
-        </w:r>
-      </w:hyperlink>
-      <w:r>
-        <w:rPr>
-          <w:lang w:val="zh_TW" w:bidi="zh_TW"/>
-        </w:rPr>
-        <w:t>，</w:t>
-      </w:r>
-      <w:hyperlink r:id="rId51">
-        <w:r>
-          <w:rPr>
-            <w:lang w:val="zh_TW" w:bidi="zh_TW"/>
-          </w:rPr>
-          <w:rPr>
-            <w:color w:val="0000EE"/>
-            <w:u w:val="single"/>
-          </w:rPr>
-          <w:t>23:32–34</w:t>
-        </w:r>
-      </w:hyperlink>
-      <w:r>
-        <w:rPr>
-          <w:lang w:val="zh_TW" w:bidi="zh_TW"/>
-        </w:rPr>
-        <w:t>）。</w:t>
-      </w:r>
-    </w:p>
-    <w:p>
-      <w:pPr>
-        <w:pStyle w:val="Heading3"/>
-      </w:pPr>
-      <w:r>
-        <w:rPr>
-          <w:lang w:val="zh_TW" w:bidi="zh_TW"/>
-        </w:rPr>
-        <w:t>新約中的酒</w:t>
-      </w:r>
-    </w:p>
-    <w:p>
-      <w:pPr/>
-      <w:r>
-        <w:rPr>
-          <w:lang w:val="zh_TW" w:bidi="zh_TW"/>
-        </w:rPr>
-      </w:r>
-      <w:r>
-        <w:rPr>
-          <w:lang w:val="zh_TW" w:bidi="zh_TW"/>
-        </w:rPr>
-        <w:t>新約中的酒是一種發酵飲料，通常會與不同量的水混合。它也混有苦膽（</w:t>
-      </w:r>
-      <w:hyperlink r:id="rId52">
-        <w:r>
-          <w:rPr>
-            <w:lang w:val="zh_TW" w:bidi="zh_TW"/>
-          </w:rPr>
-          <w:rPr>
-            <w:color w:val="0000EE"/>
-            <w:u w:val="single"/>
-          </w:rPr>
-          <w:t>太27:34</w:t>
-        </w:r>
-      </w:hyperlink>
-      <w:r>
-        <w:rPr>
-          <w:lang w:val="zh_TW" w:bidi="zh_TW"/>
-        </w:rPr>
-        <w:t>）和沒藥（</w:t>
-      </w:r>
-      <w:hyperlink r:id="rId53">
-        <w:r>
-          <w:rPr>
-            <w:lang w:val="zh_TW" w:bidi="zh_TW"/>
-          </w:rPr>
-          <w:rPr>
-            <w:color w:val="0000EE"/>
-            <w:u w:val="single"/>
-          </w:rPr>
-          <w:t>可15:23</w:t>
-        </w:r>
-      </w:hyperlink>
-      <w:r>
-        <w:rPr>
-          <w:lang w:val="zh_TW" w:bidi="zh_TW"/>
-        </w:rPr>
-        <w:t>）。有證據強烈表明，在主的晚餐中使用的酒是水和酒的混合物，比例大概是三比一，這符合米示拿的規定。「葡萄汁」（</w:t>
-      </w:r>
-      <w:hyperlink r:id="rId54">
-        <w:r>
-          <w:rPr>
-            <w:lang w:val="zh_TW" w:bidi="zh_TW"/>
-          </w:rPr>
-          <w:rPr>
-            <w:color w:val="0000EE"/>
-            <w:u w:val="single"/>
-          </w:rPr>
-          <w:t>太26:27–29</w:t>
-        </w:r>
-      </w:hyperlink>
-      <w:r>
-        <w:rPr>
-          <w:lang w:val="zh_TW" w:bidi="zh_TW"/>
-        </w:rPr>
-        <w:t>）通常被解釋為新鮮的葡萄汁。然而，新鮮的葡萄汁幾乎是不可能找到的。</w:t>
-      </w:r>
-    </w:p>
-    <w:p>
-      <w:pPr/>
-      <w:r>
-        <w:rPr>
-          <w:lang w:val="zh_TW" w:bidi="zh_TW"/>
-        </w:rPr>
-      </w:r>
-      <w:r>
-        <w:rPr>
-          <w:lang w:val="zh_TW" w:bidi="zh_TW"/>
-        </w:rPr>
-        <w:t>新約與舊約一樣，強烈反對酗酒。聖經的勸告是不要醉酒（</w:t>
-      </w:r>
-      <w:hyperlink r:id="rId55">
-        <w:r>
-          <w:rPr>
-            <w:lang w:val="zh_TW" w:bidi="zh_TW"/>
-          </w:rPr>
-          <w:rPr>
-            <w:color w:val="0000EE"/>
-            <w:u w:val="single"/>
-          </w:rPr>
-          <w:t>弗5:18</w:t>
-        </w:r>
-      </w:hyperlink>
-      <w:r>
-        <w:rPr>
-          <w:lang w:val="zh_TW" w:bidi="zh_TW"/>
-        </w:rPr>
-        <w:t>；</w:t>
-      </w:r>
-      <w:hyperlink r:id="rId56">
-        <w:r>
-          <w:rPr>
-            <w:lang w:val="zh_TW" w:bidi="zh_TW"/>
-          </w:rPr>
-          <w:rPr>
-            <w:color w:val="0000EE"/>
-            <w:u w:val="single"/>
-          </w:rPr>
-          <w:t>彼前4:3</w:t>
-        </w:r>
-      </w:hyperlink>
-      <w:r>
-        <w:rPr>
-          <w:lang w:val="zh_TW" w:bidi="zh_TW"/>
-        </w:rPr>
-        <w:t>）。教會的領袖應該在飲酒方面保持節制（</w:t>
-      </w:r>
-      <w:hyperlink r:id="rId57">
-        <w:r>
-          <w:rPr>
-            <w:lang w:val="zh_TW" w:bidi="zh_TW"/>
-          </w:rPr>
-          <w:rPr>
-            <w:color w:val="0000EE"/>
-            <w:u w:val="single"/>
-          </w:rPr>
-          <w:t>提前3:3、8</w:t>
-        </w:r>
-      </w:hyperlink>
-      <w:r>
-        <w:rPr>
-          <w:lang w:val="zh_TW" w:bidi="zh_TW"/>
-        </w:rPr>
-        <w:t>；</w:t>
-      </w:r>
-      <w:hyperlink r:id="rId58">
-        <w:r>
-          <w:rPr>
-            <w:lang w:val="zh_TW" w:bidi="zh_TW"/>
-          </w:rPr>
-          <w:rPr>
-            <w:color w:val="0000EE"/>
-            <w:u w:val="single"/>
-          </w:rPr>
-          <w:t>多1:7</w:t>
-        </w:r>
-      </w:hyperlink>
-      <w:r>
-        <w:rPr>
-          <w:lang w:val="zh_TW" w:bidi="zh_TW"/>
-        </w:rPr>
-        <w:t>）；希臘文意指他們不應該「沉溺於酒（not be addicted to wine）」。</w:t>
-      </w:r>
-    </w:p>
-    <w:p>
-      <w:pPr/>
-      <w:r>
-        <w:rPr>
-          <w:lang w:val="zh_TW" w:bidi="zh_TW"/>
-        </w:rPr>
-      </w:r>
-      <w:r>
-        <w:rPr>
           <w:i/>
           <w:lang w:val="zh_TW" w:bidi="zh_TW"/>
         </w:rPr>
@@ -1554,3993 +1254,13 @@
         <w:rPr>
           <w:lang w:val="zh_TW" w:bidi="zh_TW"/>
         </w:rPr>
-        <w:t xml:space="preserve"> </w:t>
-      </w:r>
-      <w:r>
-        <w:rPr>
-          <w:lang w:val="zh_TW" w:bidi="zh_TW"/>
-        </w:rPr>
-        <w:t>葡萄樹，葡萄園</w:t>
-      </w:r>
-      <w:r>
-        <w:rPr>
-          <w:lang w:val="zh_TW" w:bidi="zh_TW"/>
-        </w:rPr>
-        <w:t>；</w:t>
-      </w:r>
-      <w:r>
-        <w:rPr>
-          <w:lang w:val="zh_TW" w:bidi="zh_TW"/>
-        </w:rPr>
-        <w:t>酒榨</w:t>
-      </w:r>
-      <w:r>
-        <w:rPr>
-          <w:lang w:val="zh_TW" w:bidi="zh_TW"/>
-        </w:rPr>
-        <w:t>。</w:t>
-      </w:r>
-      <w:r>
-        <w:rPr>
-          <w:lang w:val="zh_TW" w:bidi="zh_TW"/>
-        </w:rPr>
-      </w:r>
-      <w:r>
-        <w:rPr>
-          <w:lang w:val="zh_TW" w:bidi="zh_TW"/>
-        </w:rPr>
-      </w:r>
-    </w:p>
-    <w:p>
-      <w:pPr/>
-      <w:r>
-        <w:rPr>
-          <w:lang w:val="zh_TW" w:bidi="zh_TW"/>
-        </w:rPr>
-      </w:r>
-    </w:p>
-    <w:p>
-      <w:pPr>
-        <w:pStyle w:val="Heading2"/>
-      </w:pPr>
-      <w:r>
-        <w:rPr>
-          <w:lang w:val="zh_TW" w:bidi="zh_TW"/>
-        </w:rPr>
-        <w:t>救恩</w:t>
-      </w:r>
-      <w:r>
-        <w:rPr>
-          <w:lang w:val="zh_TW" w:bidi="zh_TW"/>
-        </w:rPr>
-      </w:r>
-    </w:p>
-    <w:p>
-      <w:pPr/>
-      <w:r>
-        <w:rPr>
-          <w:lang w:val="zh_TW" w:bidi="zh_TW"/>
-        </w:rPr>
-      </w:r>
-      <w:r>
-        <w:rPr>
-          <w:lang w:val="zh_TW" w:bidi="zh_TW"/>
-        </w:rPr>
-        <w:t>神拯救人脫離罪惡和死亡的方法。聖經不僅啟示了神，還揭示了神拯救世人的計劃。從這個意義上說，救恩是舊約和新約中的一個主要主題。</w:t>
-      </w:r>
-    </w:p>
-    <w:p>
-      <w:pPr>
-        <w:pStyle w:val="Heading3"/>
-      </w:pPr>
-      <w:r>
-        <w:rPr>
-          <w:lang w:val="zh_TW" w:bidi="zh_TW"/>
-        </w:rPr>
-        <w:t>在舊約中</w:t>
-      </w:r>
-    </w:p>
-    <w:p>
-      <w:pPr/>
-      <w:r>
-        <w:rPr>
-          <w:lang w:val="zh_TW" w:bidi="zh_TW"/>
-        </w:rPr>
-      </w:r>
-      <w:r>
-        <w:rPr>
-          <w:lang w:val="zh_TW" w:bidi="zh_TW"/>
-        </w:rPr>
-        <w:t>救恩的概念在舊約和新約中都通過不同的術語和情境來表達。在幾個希伯來文詞彙中，意為「拯救」或「救助」的動詞</w:t>
-      </w:r>
-      <w:r>
-        <w:rPr>
-          <w:i/>
-          <w:lang w:val="zh_TW" w:bidi="zh_TW"/>
-        </w:rPr>
-        <w:t>yasha'</w:t>
-      </w:r>
-      <w:r>
-        <w:rPr>
-          <w:lang w:val="zh_TW" w:bidi="zh_TW"/>
-        </w:rPr>
-        <w:t xml:space="preserve"> 及其衍生詞最常被翻譯為英文的save（拯救）或salvation（救恩）。在英文聖經中，這些詞彙的出現頻率取決於所考慮的版本。例如，在舊約中，「救恩」在庇哩亞聖經（Berean Standard Bible）出現116次，在和合本聖經中出現78次。救恩在舊約中並未作為一個專門術語使用，可指個人或神。如參孫（</w:t>
-      </w:r>
-      <w:hyperlink r:id="rId59">
-        <w:r>
-          <w:rPr>
-            <w:lang w:val="zh_TW" w:bidi="zh_TW"/>
-          </w:rPr>
-          <w:rPr>
-            <w:color w:val="0000EE"/>
-            <w:u w:val="single"/>
-          </w:rPr>
-          <w:t>士13:5</w:t>
-        </w:r>
-      </w:hyperlink>
-      <w:r>
-        <w:rPr>
-          <w:lang w:val="zh_TW" w:bidi="zh_TW"/>
-        </w:rPr>
-        <w:t>）或大衛（</w:t>
-      </w:r>
-      <w:hyperlink r:id="rId60">
-        <w:r>
-          <w:rPr>
-            <w:lang w:val="zh_TW" w:bidi="zh_TW"/>
-          </w:rPr>
-          <w:rPr>
-            <w:color w:val="0000EE"/>
-            <w:u w:val="single"/>
-          </w:rPr>
-          <w:t>撒下8:6</w:t>
-        </w:r>
-      </w:hyperlink>
-      <w:r>
-        <w:rPr>
-          <w:lang w:val="zh_TW" w:bidi="zh_TW"/>
-        </w:rPr>
-        <w:t>）這樣的領袖被耶和華使用為神的子民帶來拯救。</w:t>
-      </w:r>
-    </w:p>
-    <w:p>
-      <w:pPr/>
-      <w:r>
-        <w:rPr>
-          <w:lang w:val="zh_TW" w:bidi="zh_TW"/>
-        </w:rPr>
-      </w:r>
-      <w:r>
-        <w:rPr>
-          <w:lang w:val="zh_TW" w:bidi="zh_TW"/>
-        </w:rPr>
-        <w:t>以色列的救恩觀念植根於出埃及的歷史經歷。這個重要的時刻是親眼見證耶和華的救恩（</w:t>
-      </w:r>
-      <w:hyperlink r:id="rId61">
-        <w:r>
-          <w:rPr>
-            <w:lang w:val="zh_TW" w:bidi="zh_TW"/>
-          </w:rPr>
-          <w:rPr>
-            <w:color w:val="0000EE"/>
-            <w:u w:val="single"/>
-          </w:rPr>
-          <w:t>出14:13</w:t>
-        </w:r>
-      </w:hyperlink>
-      <w:r>
-        <w:rPr>
-          <w:lang w:val="zh_TW" w:bidi="zh_TW"/>
-        </w:rPr>
-        <w:t>）的機會。詩人（</w:t>
-      </w:r>
-      <w:hyperlink r:id="rId62">
-        <w:r>
-          <w:rPr>
-            <w:lang w:val="zh_TW" w:bidi="zh_TW"/>
-          </w:rPr>
-          <w:rPr>
-            <w:color w:val="0000EE"/>
-            <w:u w:val="single"/>
-          </w:rPr>
-          <w:t>詩106:8</w:t>
-        </w:r>
-      </w:hyperlink>
-      <w:r>
-        <w:rPr>
-          <w:lang w:val="zh_TW" w:bidi="zh_TW"/>
-        </w:rPr>
-        <w:t>）和先知（</w:t>
-      </w:r>
-      <w:hyperlink r:id="rId63">
-        <w:r>
-          <w:rPr>
-            <w:lang w:val="zh_TW" w:bidi="zh_TW"/>
-          </w:rPr>
-          <w:rPr>
-            <w:color w:val="0000EE"/>
-            <w:u w:val="single"/>
-          </w:rPr>
-          <w:t>賽43:3</w:t>
-        </w:r>
-      </w:hyperlink>
-      <w:r>
-        <w:rPr>
-          <w:lang w:val="zh_TW" w:bidi="zh_TW"/>
-        </w:rPr>
-        <w:t>；</w:t>
-      </w:r>
-      <w:hyperlink r:id="rId64">
-        <w:r>
-          <w:rPr>
-            <w:lang w:val="zh_TW" w:bidi="zh_TW"/>
-          </w:rPr>
-          <w:rPr>
-            <w:color w:val="0000EE"/>
-            <w:u w:val="single"/>
-          </w:rPr>
-          <w:t>何13:4</w:t>
-        </w:r>
-      </w:hyperlink>
-      <w:r>
-        <w:rPr>
-          <w:lang w:val="zh_TW" w:bidi="zh_TW"/>
-        </w:rPr>
-        <w:t>）後來在回顧出埃及的經歷時重申了神的救恩。以色列對救恩的理解是在歷史事件中形成的，例如在公元前701年西拿基立攻打耶路撒冷時，耶和華宣告祂會為自己的名的緣故拯救耶路撒冷城（</w:t>
-      </w:r>
-      <w:hyperlink r:id="rId65">
-        <w:r>
-          <w:rPr>
-            <w:lang w:val="zh_TW" w:bidi="zh_TW"/>
-          </w:rPr>
-          <w:rPr>
-            <w:color w:val="0000EE"/>
-            <w:u w:val="single"/>
-          </w:rPr>
-          <w:t>王下19:34</w:t>
-        </w:r>
-      </w:hyperlink>
-      <w:r>
-        <w:rPr>
-          <w:lang w:val="zh_TW" w:bidi="zh_TW"/>
-        </w:rPr>
-        <w:t>；參</w:t>
-      </w:r>
-      <w:hyperlink r:id="rId66">
-        <w:r>
-          <w:rPr>
-            <w:lang w:val="zh_TW" w:bidi="zh_TW"/>
-          </w:rPr>
-          <w:rPr>
-            <w:color w:val="0000EE"/>
-            <w:u w:val="single"/>
-          </w:rPr>
-          <w:t>18:30、35</w:t>
-        </w:r>
-      </w:hyperlink>
-      <w:r>
-        <w:rPr>
-          <w:lang w:val="zh_TW" w:bidi="zh_TW"/>
-        </w:rPr>
-        <w:t>）。以色列人通過不同領袖和情境目睹神的救恩，這也印證了他們對神是拯救的神的認識。</w:t>
-      </w:r>
-    </w:p>
-    <w:p>
-      <w:pPr/>
-      <w:r>
-        <w:rPr>
-          <w:lang w:val="zh_TW" w:bidi="zh_TW"/>
-        </w:rPr>
-      </w:r>
-      <w:r>
-        <w:rPr>
-          <w:lang w:val="zh_TW" w:bidi="zh_TW"/>
-        </w:rPr>
-        <w:t>以色列對神拯救的回應主要是讚美，這在詩篇（</w:t>
-      </w:r>
-      <w:hyperlink r:id="rId67">
-        <w:r>
-          <w:rPr>
-            <w:lang w:val="zh_TW" w:bidi="zh_TW"/>
-          </w:rPr>
-          <w:rPr>
-            <w:color w:val="0000EE"/>
-            <w:u w:val="single"/>
-          </w:rPr>
-          <w:t>詩3:8</w:t>
-        </w:r>
-      </w:hyperlink>
-      <w:r>
-        <w:rPr>
-          <w:lang w:val="zh_TW" w:bidi="zh_TW"/>
-        </w:rPr>
-        <w:t>，</w:t>
-      </w:r>
-      <w:hyperlink r:id="rId68">
-        <w:r>
-          <w:rPr>
-            <w:lang w:val="zh_TW" w:bidi="zh_TW"/>
-          </w:rPr>
-          <w:rPr>
-            <w:color w:val="0000EE"/>
-            <w:u w:val="single"/>
-          </w:rPr>
-          <w:t>9:14</w:t>
-        </w:r>
-      </w:hyperlink>
-      <w:r>
-        <w:rPr>
-          <w:lang w:val="zh_TW" w:bidi="zh_TW"/>
-        </w:rPr>
-        <w:t>，</w:t>
-      </w:r>
-      <w:hyperlink r:id="rId69">
-        <w:r>
-          <w:rPr>
-            <w:lang w:val="zh_TW" w:bidi="zh_TW"/>
-          </w:rPr>
-          <w:rPr>
-            <w:color w:val="0000EE"/>
-            <w:u w:val="single"/>
-          </w:rPr>
-          <w:t>21:1</w:t>
-        </w:r>
-      </w:hyperlink>
-      <w:r>
-        <w:rPr>
-          <w:lang w:val="zh_TW" w:bidi="zh_TW"/>
-        </w:rPr>
-        <w:t>）和早期的詩歌中經常可見（</w:t>
-      </w:r>
-      <w:hyperlink r:id="rId70">
-        <w:r>
-          <w:rPr>
-            <w:lang w:val="zh_TW" w:bidi="zh_TW"/>
-          </w:rPr>
-          <w:rPr>
-            <w:color w:val="0000EE"/>
-            <w:u w:val="single"/>
-          </w:rPr>
-          <w:t>出15:2</w:t>
-        </w:r>
-      </w:hyperlink>
-      <w:r>
-        <w:rPr>
-          <w:lang w:val="zh_TW" w:bidi="zh_TW"/>
-        </w:rPr>
-        <w:t>；</w:t>
-      </w:r>
-      <w:hyperlink r:id="rId71">
-        <w:r>
-          <w:rPr>
-            <w:lang w:val="zh_TW" w:bidi="zh_TW"/>
-          </w:rPr>
-          <w:rPr>
-            <w:color w:val="0000EE"/>
-            <w:u w:val="single"/>
-          </w:rPr>
-          <w:t>撒上2:1</w:t>
-        </w:r>
-      </w:hyperlink>
-      <w:r>
-        <w:rPr>
-          <w:lang w:val="zh_TW" w:bidi="zh_TW"/>
-        </w:rPr>
-        <w:t>）。此外，他們向耶和華祈求和尋求祂的拯救——無論是從敵人（</w:t>
-      </w:r>
-      <w:hyperlink r:id="rId72">
-        <w:r>
-          <w:rPr>
-            <w:lang w:val="zh_TW" w:bidi="zh_TW"/>
-          </w:rPr>
-          <w:rPr>
-            <w:color w:val="0000EE"/>
-            <w:u w:val="single"/>
-          </w:rPr>
-          <w:t>詩35:3</w:t>
-        </w:r>
-      </w:hyperlink>
-      <w:r>
-        <w:rPr>
-          <w:lang w:val="zh_TW" w:bidi="zh_TW"/>
-        </w:rPr>
-        <w:t>，</w:t>
-      </w:r>
-      <w:hyperlink r:id="rId73">
-        <w:r>
-          <w:rPr>
-            <w:lang w:val="zh_TW" w:bidi="zh_TW"/>
-          </w:rPr>
-          <w:rPr>
-            <w:color w:val="0000EE"/>
-            <w:u w:val="single"/>
-          </w:rPr>
-          <w:t>38:22</w:t>
-        </w:r>
-      </w:hyperlink>
-      <w:r>
-        <w:rPr>
-          <w:lang w:val="zh_TW" w:bidi="zh_TW"/>
-        </w:rPr>
-        <w:t>）、疾病（</w:t>
-      </w:r>
-      <w:hyperlink r:id="rId74">
-        <w:r>
-          <w:rPr>
-            <w:lang w:val="zh_TW" w:bidi="zh_TW"/>
-          </w:rPr>
-          <w:rPr>
-            <w:color w:val="0000EE"/>
-            <w:u w:val="single"/>
-          </w:rPr>
-          <w:t>69:29</w:t>
-        </w:r>
-      </w:hyperlink>
-      <w:r>
-        <w:rPr>
-          <w:lang w:val="zh_TW" w:bidi="zh_TW"/>
-        </w:rPr>
-        <w:t>），還是戰爭（</w:t>
-      </w:r>
-      <w:hyperlink r:id="rId75">
-        <w:r>
-          <w:rPr>
-            <w:lang w:val="zh_TW" w:bidi="zh_TW"/>
-          </w:rPr>
-          <w:rPr>
-            <w:color w:val="0000EE"/>
-            <w:u w:val="single"/>
-          </w:rPr>
-          <w:t>140:7，</w:t>
-        </w:r>
-      </w:hyperlink>
-      <w:hyperlink r:id="rId76">
-        <w:r>
-          <w:rPr>
-            <w:lang w:val="zh_TW" w:bidi="zh_TW"/>
-          </w:rPr>
-          <w:rPr>
-            <w:color w:val="0000EE"/>
-            <w:u w:val="single"/>
-          </w:rPr>
-          <w:t>144:10–11</w:t>
-        </w:r>
-      </w:hyperlink>
-      <w:r>
-        <w:rPr>
-          <w:lang w:val="zh_TW" w:bidi="zh_TW"/>
-        </w:rPr>
-        <w:t>）中得救——並且在信心中期待神的拯救（</w:t>
-      </w:r>
-      <w:hyperlink r:id="rId77">
-        <w:r>
-          <w:rPr>
-            <w:lang w:val="zh_TW" w:bidi="zh_TW"/>
-          </w:rPr>
-          <w:rPr>
-            <w:color w:val="0000EE"/>
-            <w:u w:val="single"/>
-          </w:rPr>
-          <w:t>35:9</w:t>
-        </w:r>
-      </w:hyperlink>
-      <w:r>
-        <w:rPr>
-          <w:lang w:val="zh_TW" w:bidi="zh_TW"/>
-        </w:rPr>
-        <w:t>，</w:t>
-      </w:r>
-      <w:hyperlink r:id="rId78">
-        <w:r>
-          <w:rPr>
-            <w:lang w:val="zh_TW" w:bidi="zh_TW"/>
-          </w:rPr>
-          <w:rPr>
-            <w:color w:val="0000EE"/>
-            <w:u w:val="single"/>
-          </w:rPr>
-          <w:t>65:5</w:t>
-        </w:r>
-      </w:hyperlink>
-      <w:r>
-        <w:rPr>
-          <w:lang w:val="zh_TW" w:bidi="zh_TW"/>
-        </w:rPr>
-        <w:t>）。</w:t>
-      </w:r>
-    </w:p>
-    <w:p>
-      <w:pPr/>
-      <w:r>
-        <w:rPr>
-          <w:lang w:val="zh_TW" w:bidi="zh_TW"/>
-        </w:rPr>
-      </w:r>
-      <w:r>
-        <w:rPr>
-          <w:lang w:val="zh_TW" w:bidi="zh_TW"/>
-        </w:rPr>
-        <w:t>先知強調救恩的末世（終末〔end-time〕）層面。神過去的偉大作為顯明了祂的拯救大能，這也促使人們期待神未來的拯救工作。這種對未來的盼望是對以色列民族的（</w:t>
-      </w:r>
-      <w:hyperlink r:id="rId79">
-        <w:r>
-          <w:rPr>
-            <w:lang w:val="zh_TW" w:bidi="zh_TW"/>
-          </w:rPr>
-          <w:rPr>
-            <w:color w:val="0000EE"/>
-            <w:u w:val="single"/>
-          </w:rPr>
-          <w:t>賽45:17</w:t>
-        </w:r>
-      </w:hyperlink>
-      <w:r>
-        <w:rPr>
-          <w:lang w:val="zh_TW" w:bidi="zh_TW"/>
-        </w:rPr>
-        <w:t>），但也是對普世救贖的預期（</w:t>
-      </w:r>
-      <w:hyperlink r:id="rId80">
-        <w:r>
-          <w:rPr>
-            <w:lang w:val="zh_TW" w:bidi="zh_TW"/>
-          </w:rPr>
-          <w:rPr>
-            <w:color w:val="0000EE"/>
-            <w:u w:val="single"/>
-          </w:rPr>
-          <w:t>49:6</w:t>
-        </w:r>
-      </w:hyperlink>
-      <w:r>
-        <w:rPr>
-          <w:lang w:val="zh_TW" w:bidi="zh_TW"/>
-        </w:rPr>
-        <w:t>）。先知們期待從巴比倫的被擄中得拯救並歸回（</w:t>
-      </w:r>
-      <w:hyperlink r:id="rId81">
-        <w:r>
-          <w:rPr>
-            <w:lang w:val="zh_TW" w:bidi="zh_TW"/>
-          </w:rPr>
-          <w:rPr>
-            <w:color w:val="0000EE"/>
-            <w:u w:val="single"/>
-          </w:rPr>
-          <w:t>賽49:25–26</w:t>
-        </w:r>
-      </w:hyperlink>
-      <w:r>
-        <w:rPr>
-          <w:lang w:val="zh_TW" w:bidi="zh_TW"/>
-        </w:rPr>
-        <w:t>；</w:t>
-      </w:r>
-      <w:hyperlink r:id="rId82">
-        <w:r>
-          <w:rPr>
-            <w:lang w:val="zh_TW" w:bidi="zh_TW"/>
-          </w:rPr>
-          <w:rPr>
-            <w:color w:val="0000EE"/>
-            <w:u w:val="single"/>
-          </w:rPr>
-          <w:t>耶46:27</w:t>
-        </w:r>
-      </w:hyperlink>
-      <w:r>
-        <w:rPr>
-          <w:lang w:val="zh_TW" w:bidi="zh_TW"/>
-        </w:rPr>
-        <w:t>），但他們也談到未來永恆的救恩（</w:t>
-      </w:r>
-      <w:hyperlink r:id="rId79">
-        <w:r>
-          <w:rPr>
-            <w:lang w:val="zh_TW" w:bidi="zh_TW"/>
-          </w:rPr>
-          <w:rPr>
-            <w:color w:val="0000EE"/>
-            <w:u w:val="single"/>
-          </w:rPr>
-          <w:t>賽45:17</w:t>
-        </w:r>
-      </w:hyperlink>
-      <w:r>
-        <w:rPr>
-          <w:lang w:val="zh_TW" w:bidi="zh_TW"/>
-        </w:rPr>
-        <w:t>，</w:t>
-      </w:r>
-      <w:hyperlink r:id="rId83">
-        <w:r>
-          <w:rPr>
-            <w:lang w:val="zh_TW" w:bidi="zh_TW"/>
-          </w:rPr>
-          <w:rPr>
-            <w:color w:val="0000EE"/>
-            <w:u w:val="single"/>
-          </w:rPr>
-          <w:t>51:6–8</w:t>
-        </w:r>
-      </w:hyperlink>
-      <w:r>
-        <w:rPr>
-          <w:lang w:val="zh_TW" w:bidi="zh_TW"/>
-        </w:rPr>
-        <w:t>）。彌賽亞的盼望，體現在那些預言有關個人將帶來神的救恩的經文中。以賽亞提到僕人將救恩帶到地極（</w:t>
-      </w:r>
-      <w:hyperlink r:id="rId80">
-        <w:r>
-          <w:rPr>
-            <w:lang w:val="zh_TW" w:bidi="zh_TW"/>
-          </w:rPr>
-          <w:rPr>
-            <w:color w:val="0000EE"/>
-            <w:u w:val="single"/>
-          </w:rPr>
-          <w:t>49:6</w:t>
-        </w:r>
-      </w:hyperlink>
-      <w:r>
-        <w:rPr>
-          <w:lang w:val="zh_TW" w:bidi="zh_TW"/>
-        </w:rPr>
-        <w:t>），而耶利米寫到神公義的苗裔帶來拯救（</w:t>
-      </w:r>
-      <w:hyperlink r:id="rId84">
-        <w:r>
-          <w:rPr>
-            <w:lang w:val="zh_TW" w:bidi="zh_TW"/>
-          </w:rPr>
-          <w:rPr>
-            <w:color w:val="0000EE"/>
-            <w:u w:val="single"/>
-          </w:rPr>
-          <w:t>耶23:5–6</w:t>
-        </w:r>
-      </w:hyperlink>
-      <w:r>
-        <w:rPr>
-          <w:lang w:val="zh_TW" w:bidi="zh_TW"/>
-        </w:rPr>
-        <w:t>）。</w:t>
-      </w:r>
-      <w:hyperlink r:id="rId85">
-        <w:r>
-          <w:rPr>
-            <w:lang w:val="zh_TW" w:bidi="zh_TW"/>
-          </w:rPr>
-          <w:rPr>
-            <w:color w:val="0000EE"/>
-            <w:u w:val="single"/>
-          </w:rPr>
-          <w:t>撒迦利亞書九章9節</w:t>
-        </w:r>
-      </w:hyperlink>
-      <w:r>
-        <w:rPr>
-          <w:lang w:val="zh_TW" w:bidi="zh_TW"/>
-        </w:rPr>
-        <w:t>提到帶來救恩的君王，反映了這個彌賽亞的主題，並在</w:t>
-      </w:r>
-      <w:hyperlink r:id="rId86">
-        <w:r>
-          <w:rPr>
-            <w:lang w:val="zh_TW" w:bidi="zh_TW"/>
-          </w:rPr>
-          <w:rPr>
-            <w:color w:val="0000EE"/>
-            <w:u w:val="single"/>
-          </w:rPr>
-          <w:t>馬太福音二十一章4至5節</w:t>
-        </w:r>
-      </w:hyperlink>
-      <w:r>
-        <w:rPr>
-          <w:lang w:val="zh_TW" w:bidi="zh_TW"/>
-        </w:rPr>
-        <w:t>中應用在耶穌基督身上。</w:t>
-      </w:r>
-    </w:p>
-    <w:p>
-      <w:pPr>
-        <w:pStyle w:val="Heading3"/>
-      </w:pPr>
-      <w:r>
-        <w:rPr>
-          <w:lang w:val="zh_TW" w:bidi="zh_TW"/>
-        </w:rPr>
-        <w:t>在新約中</w:t>
-      </w:r>
-    </w:p>
-    <w:p>
-      <w:pPr/>
-      <w:r>
-        <w:rPr>
-          <w:lang w:val="zh_TW" w:bidi="zh_TW"/>
-        </w:rPr>
-      </w:r>
-      <w:r>
-        <w:rPr>
-          <w:lang w:val="zh_TW" w:bidi="zh_TW"/>
-        </w:rPr>
-        <w:t>在古典希臘文中，動詞sozo（「拯救」）和名詞soteria（「救恩」）用於表示「拯救」、「救助」或「救恩」，甚至是「福祉」或「健康」。七十士譯本最常使用sozo來翻譯希伯來文的yasha‘（「拯救」），而新約主要使用sozo及其衍生詞來表示救恩的概念。</w:t>
-      </w:r>
-    </w:p>
-    <w:p>
-      <w:pPr/>
-      <w:r>
-        <w:rPr>
-          <w:lang w:val="zh_TW" w:bidi="zh_TW"/>
-        </w:rPr>
-      </w:r>
-      <w:r>
-        <w:rPr>
-          <w:lang w:val="zh_TW" w:bidi="zh_TW"/>
-        </w:rPr>
-        <w:t>這些希臘文詞彙在新約中通常是神學性的用法，但也有非神學用法的例子。在</w:t>
-      </w:r>
-      <w:hyperlink r:id="rId87">
-        <w:r>
-          <w:rPr>
-            <w:lang w:val="zh_TW" w:bidi="zh_TW"/>
-          </w:rPr>
-          <w:rPr>
-            <w:color w:val="0000EE"/>
-            <w:u w:val="single"/>
-          </w:rPr>
-          <w:t>使徒行傳第二十七章</w:t>
-        </w:r>
-      </w:hyperlink>
-      <w:r>
-        <w:rPr>
-          <w:lang w:val="zh_TW" w:bidi="zh_TW"/>
-        </w:rPr>
-        <w:t>，這些詞彙用來描述兵丁、水手和囚犯在船難中受到威脅並獲得拯救（</w:t>
-      </w:r>
-      <w:hyperlink r:id="rId88">
-        <w:r>
-          <w:rPr>
-            <w:lang w:val="zh_TW" w:bidi="zh_TW"/>
-          </w:rPr>
-          <w:rPr>
-            <w:color w:val="0000EE"/>
-            <w:u w:val="single"/>
-          </w:rPr>
-          <w:t>20、31</w:t>
-        </w:r>
-      </w:hyperlink>
-      <w:r>
-        <w:rPr>
-          <w:lang w:val="zh_TW" w:bidi="zh_TW"/>
-        </w:rPr>
-        <w:t>節），以及他們的健康狀況（</w:t>
-      </w:r>
-      <w:hyperlink r:id="rId89">
-        <w:r>
-          <w:rPr>
-            <w:lang w:val="zh_TW" w:bidi="zh_TW"/>
-          </w:rPr>
-          <w:rPr>
-            <w:color w:val="0000EE"/>
-            <w:u w:val="single"/>
-          </w:rPr>
-          <w:t>34</w:t>
-        </w:r>
-      </w:hyperlink>
-      <w:r>
-        <w:rPr>
-          <w:lang w:val="zh_TW" w:bidi="zh_TW"/>
-        </w:rPr>
-        <w:t>節）。</w:t>
-      </w:r>
-    </w:p>
-    <w:p>
-      <w:pPr/>
-      <w:r>
-        <w:rPr>
-          <w:lang w:val="zh_TW" w:bidi="zh_TW"/>
-        </w:rPr>
-      </w:r>
-      <w:r>
-        <w:rPr>
-          <w:lang w:val="zh_TW" w:bidi="zh_TW"/>
-        </w:rPr>
-        <w:t>在福音書中，「救恩」明顯與舊約的救恩概念相關；在撒迦利亞的預言中（</w:t>
-      </w:r>
-      <w:hyperlink r:id="rId90">
-        <w:r>
-          <w:rPr>
-            <w:lang w:val="zh_TW" w:bidi="zh_TW"/>
-          </w:rPr>
-          <w:rPr>
-            <w:color w:val="0000EE"/>
-            <w:u w:val="single"/>
-          </w:rPr>
-          <w:t>路1:69、71</w:t>
-        </w:r>
-      </w:hyperlink>
-      <w:r>
-        <w:rPr>
-          <w:lang w:val="zh_TW" w:bidi="zh_TW"/>
-        </w:rPr>
-        <w:t>；參</w:t>
-      </w:r>
-      <w:hyperlink r:id="rId91">
-        <w:r>
-          <w:rPr>
-            <w:lang w:val="zh_TW" w:bidi="zh_TW"/>
-          </w:rPr>
-          <w:rPr>
-            <w:color w:val="0000EE"/>
-            <w:u w:val="single"/>
-          </w:rPr>
-          <w:t>詩106:10</w:t>
-        </w:r>
-      </w:hyperlink>
-      <w:r>
-        <w:rPr>
-          <w:lang w:val="zh_TW" w:bidi="zh_TW"/>
-        </w:rPr>
-        <w:t>，</w:t>
-      </w:r>
-      <w:hyperlink r:id="rId92">
-        <w:r>
-          <w:rPr>
-            <w:lang w:val="zh_TW" w:bidi="zh_TW"/>
-          </w:rPr>
-          <w:rPr>
-            <w:color w:val="0000EE"/>
-            <w:u w:val="single"/>
-          </w:rPr>
-          <w:t>132:17</w:t>
-        </w:r>
-      </w:hyperlink>
-      <w:r>
-        <w:rPr>
-          <w:lang w:val="zh_TW" w:bidi="zh_TW"/>
-        </w:rPr>
-        <w:t>）和在西面讚美神的詩歌中（</w:t>
-      </w:r>
-      <w:hyperlink r:id="rId93">
-        <w:r>
-          <w:rPr>
-            <w:lang w:val="zh_TW" w:bidi="zh_TW"/>
-          </w:rPr>
-          <w:rPr>
-            <w:color w:val="0000EE"/>
-            <w:u w:val="single"/>
-          </w:rPr>
-          <w:t>路2:30</w:t>
-        </w:r>
-      </w:hyperlink>
-      <w:r>
-        <w:rPr>
-          <w:lang w:val="zh_TW" w:bidi="zh_TW"/>
-        </w:rPr>
-        <w:t>），「救恩」被應用於基督的來臨。雖然soteria在福音書中並不常見，但救恩的概念在耶穌關於進入神國的教導中得到體現（</w:t>
-      </w:r>
-      <w:hyperlink r:id="rId94">
-        <w:r>
-          <w:rPr>
-            <w:lang w:val="zh_TW" w:bidi="zh_TW"/>
-          </w:rPr>
-          <w:rPr>
-            <w:color w:val="0000EE"/>
-            <w:u w:val="single"/>
-          </w:rPr>
-          <w:t>太19:24–26</w:t>
-        </w:r>
-      </w:hyperlink>
-      <w:r>
-        <w:rPr>
-          <w:lang w:val="zh_TW" w:bidi="zh_TW"/>
-        </w:rPr>
-        <w:t>），以及在耶穌醫治的神蹟中隱含了救恩的概念（</w:t>
-      </w:r>
-      <w:hyperlink r:id="rId95">
-        <w:r>
-          <w:rPr>
-            <w:lang w:val="zh_TW" w:bidi="zh_TW"/>
-          </w:rPr>
-          <w:rPr>
-            <w:color w:val="0000EE"/>
-            <w:u w:val="single"/>
-          </w:rPr>
-          <w:t>路17:19</w:t>
-        </w:r>
-      </w:hyperlink>
-      <w:r>
-        <w:rPr>
-          <w:lang w:val="zh_TW" w:bidi="zh_TW"/>
-        </w:rPr>
-        <w:t>，</w:t>
-      </w:r>
-      <w:hyperlink r:id="rId96">
-        <w:r>
-          <w:rPr>
-            <w:lang w:val="zh_TW" w:bidi="zh_TW"/>
-          </w:rPr>
-          <w:rPr>
-            <w:color w:val="0000EE"/>
-            <w:u w:val="single"/>
-          </w:rPr>
-          <w:t>18:42</w:t>
-        </w:r>
-      </w:hyperlink>
-      <w:r>
-        <w:rPr>
-          <w:lang w:val="zh_TW" w:bidi="zh_TW"/>
-        </w:rPr>
-        <w:t>）。</w:t>
-      </w:r>
-    </w:p>
-    <w:p>
-      <w:pPr/>
-      <w:r>
-        <w:rPr>
-          <w:lang w:val="zh_TW" w:bidi="zh_TW"/>
-        </w:rPr>
-      </w:r>
-      <w:r>
-        <w:rPr>
-          <w:lang w:val="zh_TW" w:bidi="zh_TW"/>
-        </w:rPr>
-        <w:t>新約聖經教導救恩的根源在於耶穌基督（</w:t>
-      </w:r>
-      <w:hyperlink r:id="rId97">
-        <w:r>
-          <w:rPr>
-            <w:lang w:val="zh_TW" w:bidi="zh_TW"/>
-          </w:rPr>
-          <w:rPr>
-            <w:color w:val="0000EE"/>
-            <w:u w:val="single"/>
-          </w:rPr>
-          <w:t>提後2:10</w:t>
-        </w:r>
-      </w:hyperlink>
-      <w:r>
-        <w:rPr>
-          <w:lang w:val="zh_TW" w:bidi="zh_TW"/>
-        </w:rPr>
-        <w:t>；</w:t>
-      </w:r>
-      <w:hyperlink r:id="rId98">
-        <w:r>
-          <w:rPr>
-            <w:lang w:val="zh_TW" w:bidi="zh_TW"/>
-          </w:rPr>
-          <w:rPr>
-            <w:color w:val="0000EE"/>
-            <w:u w:val="single"/>
-          </w:rPr>
-          <w:t>來5:9</w:t>
-        </w:r>
-      </w:hyperlink>
-      <w:r>
-        <w:rPr>
-          <w:lang w:val="zh_TW" w:bidi="zh_TW"/>
-        </w:rPr>
-        <w:t>），祂是救恩的「創始者」和中保（</w:t>
-      </w:r>
-      <w:hyperlink r:id="rId99">
-        <w:r>
-          <w:rPr>
-            <w:lang w:val="zh_TW" w:bidi="zh_TW"/>
-          </w:rPr>
-          <w:rPr>
-            <w:color w:val="0000EE"/>
-            <w:u w:val="single"/>
-          </w:rPr>
-          <w:t>來2:10</w:t>
-        </w:r>
-      </w:hyperlink>
-      <w:r>
-        <w:rPr>
-          <w:lang w:val="zh_TW" w:bidi="zh_TW"/>
-        </w:rPr>
-        <w:t>，</w:t>
-      </w:r>
-      <w:hyperlink r:id="rId100">
-        <w:r>
-          <w:rPr>
-            <w:lang w:val="zh_TW" w:bidi="zh_TW"/>
-          </w:rPr>
-          <w:rPr>
-            <w:color w:val="0000EE"/>
-            <w:u w:val="single"/>
-          </w:rPr>
-          <w:t>7:25</w:t>
-        </w:r>
-      </w:hyperlink>
-      <w:r>
-        <w:rPr>
-          <w:lang w:val="zh_TW" w:bidi="zh_TW"/>
-        </w:rPr>
-        <w:t>）。救恩是神的工作（</w:t>
-      </w:r>
-      <w:hyperlink r:id="rId101">
-        <w:r>
-          <w:rPr>
-            <w:lang w:val="zh_TW" w:bidi="zh_TW"/>
-          </w:rPr>
-          <w:rPr>
-            <w:color w:val="0000EE"/>
-            <w:u w:val="single"/>
-          </w:rPr>
-          <w:t>帖前5:9</w:t>
-        </w:r>
-      </w:hyperlink>
-      <w:r>
-        <w:rPr>
-          <w:lang w:val="zh_TW" w:bidi="zh_TW"/>
-        </w:rPr>
-        <w:t>），是神的恩典所賜（</w:t>
-      </w:r>
-      <w:hyperlink r:id="rId102">
-        <w:r>
-          <w:rPr>
-            <w:lang w:val="zh_TW" w:bidi="zh_TW"/>
-          </w:rPr>
-          <w:rPr>
-            <w:color w:val="0000EE"/>
-            <w:u w:val="single"/>
-          </w:rPr>
-          <w:t>弗2:8–9</w:t>
-        </w:r>
-      </w:hyperlink>
-      <w:r>
-        <w:rPr>
-          <w:lang w:val="zh_TW" w:bidi="zh_TW"/>
-        </w:rPr>
-        <w:t>）。救恩的信息包含在聖經中（</w:t>
-      </w:r>
-      <w:hyperlink r:id="rId103">
-        <w:r>
-          <w:rPr>
-            <w:lang w:val="zh_TW" w:bidi="zh_TW"/>
-          </w:rPr>
-          <w:rPr>
-            <w:color w:val="0000EE"/>
-            <w:u w:val="single"/>
-          </w:rPr>
-          <w:t>提後3:15</w:t>
-        </w:r>
-      </w:hyperlink>
-      <w:r>
-        <w:rPr>
-          <w:lang w:val="zh_TW" w:bidi="zh_TW"/>
-        </w:rPr>
-        <w:t>），並由宣講真理之道的人傳揚（</w:t>
-      </w:r>
-      <w:hyperlink r:id="rId104">
-        <w:r>
-          <w:rPr>
-            <w:lang w:val="zh_TW" w:bidi="zh_TW"/>
-          </w:rPr>
-          <w:rPr>
-            <w:color w:val="0000EE"/>
-            <w:u w:val="single"/>
-          </w:rPr>
-          <w:t>弗1:13</w:t>
-        </w:r>
-      </w:hyperlink>
-      <w:r>
-        <w:rPr>
-          <w:lang w:val="zh_TW" w:bidi="zh_TW"/>
-        </w:rPr>
-        <w:t>）。適當的回應是悔改（</w:t>
-      </w:r>
-      <w:hyperlink r:id="rId105">
-        <w:r>
-          <w:rPr>
-            <w:lang w:val="zh_TW" w:bidi="zh_TW"/>
-          </w:rPr>
-          <w:rPr>
-            <w:color w:val="0000EE"/>
-            <w:u w:val="single"/>
-          </w:rPr>
-          <w:t>林後7:10</w:t>
-        </w:r>
-      </w:hyperlink>
-      <w:r>
-        <w:rPr>
-          <w:lang w:val="zh_TW" w:bidi="zh_TW"/>
-        </w:rPr>
-        <w:t>）和信心（</w:t>
-      </w:r>
-      <w:hyperlink r:id="rId103">
-        <w:r>
-          <w:rPr>
-            <w:lang w:val="zh_TW" w:bidi="zh_TW"/>
-          </w:rPr>
-          <w:rPr>
-            <w:color w:val="0000EE"/>
-            <w:u w:val="single"/>
-          </w:rPr>
-          <w:t>提後3:15</w:t>
-        </w:r>
-      </w:hyperlink>
-      <w:r>
-        <w:rPr>
-          <w:lang w:val="zh_TW" w:bidi="zh_TW"/>
-        </w:rPr>
-        <w:t>；</w:t>
-      </w:r>
-      <w:hyperlink r:id="rId106">
-        <w:r>
-          <w:rPr>
-            <w:lang w:val="zh_TW" w:bidi="zh_TW"/>
-          </w:rPr>
-          <w:rPr>
-            <w:color w:val="0000EE"/>
-            <w:u w:val="single"/>
-          </w:rPr>
-          <w:t>彼前1:9</w:t>
-        </w:r>
-      </w:hyperlink>
-      <w:r>
-        <w:rPr>
-          <w:lang w:val="zh_TW" w:bidi="zh_TW"/>
-        </w:rPr>
-        <w:t>）。這也是早期教會在宣講救主耶穌時的教導（</w:t>
-      </w:r>
-      <w:hyperlink r:id="rId107">
-        <w:r>
-          <w:rPr>
-            <w:lang w:val="zh_TW" w:bidi="zh_TW"/>
-          </w:rPr>
-          <w:rPr>
-            <w:color w:val="0000EE"/>
-            <w:u w:val="single"/>
-          </w:rPr>
-          <w:t>徒4:12，</w:t>
-        </w:r>
-      </w:hyperlink>
-      <w:hyperlink r:id="rId108">
-        <w:r>
-          <w:rPr>
-            <w:lang w:val="zh_TW" w:bidi="zh_TW"/>
-          </w:rPr>
-          <w:rPr>
-            <w:color w:val="0000EE"/>
-            <w:u w:val="single"/>
-          </w:rPr>
-          <w:t>13:23–26</w:t>
-        </w:r>
-      </w:hyperlink>
-      <w:r>
-        <w:rPr>
-          <w:lang w:val="zh_TW" w:bidi="zh_TW"/>
-        </w:rPr>
-        <w:t>，</w:t>
-      </w:r>
-      <w:hyperlink r:id="rId109">
-        <w:r>
-          <w:rPr>
-            <w:lang w:val="zh_TW" w:bidi="zh_TW"/>
-          </w:rPr>
-          <w:rPr>
-            <w:color w:val="0000EE"/>
-            <w:u w:val="single"/>
-          </w:rPr>
-          <w:t>16:30–31</w:t>
-        </w:r>
-      </w:hyperlink>
-      <w:r>
-        <w:rPr>
-          <w:lang w:val="zh_TW" w:bidi="zh_TW"/>
-        </w:rPr>
-        <w:t>）。保羅特別強調神救恩的普世性（</w:t>
-      </w:r>
-      <w:hyperlink r:id="rId110">
-        <w:r>
-          <w:rPr>
-            <w:lang w:val="zh_TW" w:bidi="zh_TW"/>
-          </w:rPr>
-          <w:rPr>
-            <w:color w:val="0000EE"/>
-            <w:u w:val="single"/>
-          </w:rPr>
-          <w:t>羅1:16</w:t>
-        </w:r>
-      </w:hyperlink>
-      <w:r>
-        <w:rPr>
-          <w:lang w:val="zh_TW" w:bidi="zh_TW"/>
-        </w:rPr>
-        <w:t>；</w:t>
-      </w:r>
-      <w:hyperlink r:id="rId111">
-        <w:r>
-          <w:rPr>
-            <w:lang w:val="zh_TW" w:bidi="zh_TW"/>
-          </w:rPr>
-          <w:rPr>
-            <w:color w:val="0000EE"/>
-            <w:u w:val="single"/>
-          </w:rPr>
-          <w:t>多2:11</w:t>
-        </w:r>
-      </w:hyperlink>
-      <w:r>
-        <w:rPr>
-          <w:lang w:val="zh_TW" w:bidi="zh_TW"/>
-        </w:rPr>
-        <w:t>）。他的心願是猶太人得救（</w:t>
-      </w:r>
-      <w:hyperlink r:id="rId112">
-        <w:r>
-          <w:rPr>
-            <w:lang w:val="zh_TW" w:bidi="zh_TW"/>
-          </w:rPr>
-          <w:rPr>
-            <w:color w:val="0000EE"/>
-            <w:u w:val="single"/>
-          </w:rPr>
-          <w:t>羅10:1</w:t>
-        </w:r>
-      </w:hyperlink>
-      <w:r>
-        <w:rPr>
-          <w:lang w:val="zh_TW" w:bidi="zh_TW"/>
-        </w:rPr>
-        <w:t>），雖然他主要向外邦人傳講救恩的信息（</w:t>
-      </w:r>
-      <w:hyperlink r:id="rId113">
-        <w:r>
-          <w:rPr>
-            <w:lang w:val="zh_TW" w:bidi="zh_TW"/>
-          </w:rPr>
-          <w:rPr>
-            <w:color w:val="0000EE"/>
-            <w:u w:val="single"/>
-          </w:rPr>
-          <w:t>11:11–13</w:t>
-        </w:r>
-      </w:hyperlink>
-      <w:r>
-        <w:rPr>
-          <w:lang w:val="zh_TW" w:bidi="zh_TW"/>
-        </w:rPr>
-        <w:t>）。</w:t>
-      </w:r>
-    </w:p>
-    <w:p>
-      <w:pPr/>
-      <w:r>
-        <w:rPr>
-          <w:lang w:val="zh_TW" w:bidi="zh_TW"/>
-        </w:rPr>
-      </w:r>
-      <w:r>
-        <w:rPr>
-          <w:lang w:val="zh_TW" w:bidi="zh_TW"/>
-        </w:rPr>
-        <w:t>在聖經中，還有許多與救恩概念相關的詞彙。重生是指在基督裡得著新生命（「重生」，</w:t>
-      </w:r>
-      <w:hyperlink r:id="rId114">
-        <w:r>
-          <w:rPr>
-            <w:lang w:val="zh_TW" w:bidi="zh_TW"/>
-          </w:rPr>
-          <w:rPr>
-            <w:color w:val="0000EE"/>
-            <w:u w:val="single"/>
-          </w:rPr>
-          <w:t>約3:3</w:t>
-        </w:r>
-      </w:hyperlink>
-      <w:r>
-        <w:rPr>
-          <w:lang w:val="zh_TW" w:bidi="zh_TW"/>
-        </w:rPr>
-        <w:t>）。稱義是指人在神面前的合法地位，而救贖則更多是指救恩的方法——付上代價，使人回到神面前。和好指的是關係的改變，而贖罪則喚起了舊約的獻祭制度，並指向神憤怒的轉離。這些術語和其它術語與聖經中的救恩概念有一些共同之處，都是指向救主耶穌基督的位格和工作。</w:t>
-      </w:r>
-    </w:p>
-    <w:p>
-      <w:pPr/>
-      <w:r>
-        <w:rPr>
-          <w:lang w:val="zh_TW" w:bidi="zh_TW"/>
-        </w:rPr>
-      </w:r>
-      <w:r>
-        <w:rPr>
-          <w:i/>
-          <w:lang w:val="zh_TW" w:bidi="zh_TW"/>
-        </w:rPr>
-        <w:t>另見</w:t>
-      </w:r>
-      <w:r>
-        <w:rPr>
-          <w:lang w:val="zh_TW" w:bidi="zh_TW"/>
-        </w:rPr>
-        <w:t xml:space="preserve"> </w:t>
-      </w:r>
-      <w:r>
-        <w:rPr>
-          <w:lang w:val="zh_TW" w:bidi="zh_TW"/>
-        </w:rPr>
-        <w:t>稱義、被稱義</w:t>
-      </w:r>
-      <w:r>
-        <w:rPr>
-          <w:lang w:val="zh_TW" w:bidi="zh_TW"/>
-        </w:rPr>
-        <w:t>；</w:t>
-      </w:r>
-      <w:r>
-        <w:rPr>
-          <w:lang w:val="zh_TW" w:bidi="zh_TW"/>
-        </w:rPr>
-        <w:t>和好</w:t>
-      </w:r>
-      <w:r>
-        <w:rPr>
-          <w:lang w:val="zh_TW" w:bidi="zh_TW"/>
-        </w:rPr>
-        <w:t>；</w:t>
-      </w:r>
-      <w:r>
-        <w:rPr>
-          <w:lang w:val="zh_TW" w:bidi="zh_TW"/>
-        </w:rPr>
-        <w:t>救贖主、救贖</w:t>
-      </w:r>
-      <w:r>
-        <w:rPr>
-          <w:lang w:val="zh_TW" w:bidi="zh_TW"/>
-        </w:rPr>
-        <w:t>；</w:t>
-      </w:r>
-      <w:r>
-        <w:rPr>
-          <w:lang w:val="zh_TW" w:bidi="zh_TW"/>
-        </w:rPr>
-        <w:t>救主</w:t>
-      </w:r>
-      <w:r>
-        <w:rPr>
-          <w:lang w:val="zh_TW" w:bidi="zh_TW"/>
-        </w:rPr>
-        <w:t>。</w:t>
-      </w:r>
-      <w:r>
-        <w:rPr>
-          <w:lang w:val="zh_TW" w:bidi="zh_TW"/>
-        </w:rPr>
-      </w:r>
-      <w:r>
-        <w:rPr>
-          <w:lang w:val="zh_TW" w:bidi="zh_TW"/>
-        </w:rPr>
-      </w:r>
-    </w:p>
-    <w:p>
-      <w:pPr/>
-      <w:r>
-        <w:rPr>
-          <w:lang w:val="zh_TW" w:bidi="zh_TW"/>
-        </w:rPr>
-      </w:r>
-    </w:p>
-    <w:p>
-      <w:pPr>
-        <w:pStyle w:val="Heading2"/>
-      </w:pPr>
-      <w:r>
-        <w:rPr>
-          <w:lang w:val="zh_TW" w:bidi="zh_TW"/>
-        </w:rPr>
-        <w:t>救贖者，救贖</w:t>
-      </w:r>
-      <w:r>
-        <w:rPr>
-          <w:lang w:val="zh_TW" w:bidi="zh_TW"/>
-        </w:rPr>
-      </w:r>
-    </w:p>
-    <w:p>
-      <w:pPr/>
-      <w:r>
-        <w:rPr>
-          <w:lang w:val="zh_TW" w:bidi="zh_TW"/>
-        </w:rPr>
-      </w:r>
-      <w:r>
-        <w:rPr>
-          <w:lang w:val="zh_TW" w:bidi="zh_TW"/>
-        </w:rPr>
-        <w:t>英文詞源自拉丁字根，意為「買回」，因此意指透過支付贖價，釋放任何財物、物品或人。在希臘語中，該字根意為「付贖價」或「釋放」。表達從鎖鏈、奴役或獄中釋放，就會運用該詞。</w:t>
-      </w:r>
-    </w:p>
-    <w:p>
-      <w:pPr>
-        <w:pStyle w:val="Heading3"/>
-      </w:pPr>
-      <w:r>
-        <w:rPr>
-          <w:lang w:val="zh_TW" w:bidi="zh_TW"/>
-        </w:rPr>
-        <w:t>舊約聖經和新約聖經詞語</w:t>
-      </w:r>
-    </w:p>
-    <w:p>
-      <w:pPr/>
-      <w:r>
-        <w:rPr>
-          <w:lang w:val="zh_TW" w:bidi="zh_TW"/>
-        </w:rPr>
-      </w:r>
-      <w:r>
-        <w:rPr>
-          <w:lang w:val="zh_TW" w:bidi="zh_TW"/>
-        </w:rPr>
-        <w:t>要全面理解救贖的概念，就有必要查看舊約。根據不同的情況，希伯來語會使用了三個不同的詞來傳達救贖概念。這些救贖用語的含義，基於現代文化所不熟悉的法律、社會和宗教習俗。我們需要了解這些文化才能理解這些詞彙及其用法。</w:t>
-      </w:r>
-    </w:p>
-    <w:p>
-      <w:pPr/>
-      <w:r>
-        <w:rPr>
-          <w:lang w:val="zh_TW" w:bidi="zh_TW"/>
-        </w:rPr>
-      </w:r>
-      <w:r>
-        <w:rPr>
-          <w:lang w:val="zh_TW" w:bidi="zh_TW"/>
-        </w:rPr>
-        <w:t>第一個用於救贖的詞語，具有法律語境。當一隻動物替代（或救贖）一個人或另一隻動物時，會用動詞「padah」。從這個詞根衍生出的名詞，意味著贖價或所支付的價格。當一個活生生的生命——不論是人或動物——需要被救贖的時候，就必須有替代之物或付出相應的代價。否則，動物就必須被殺（</w:t>
-      </w:r>
-      <w:hyperlink r:id="rId115">
-        <w:r>
-          <w:rPr>
-            <w:lang w:val="zh_TW" w:bidi="zh_TW"/>
-          </w:rPr>
-          <w:rPr>
-            <w:color w:val="0000EE"/>
-            <w:u w:val="single"/>
-          </w:rPr>
-          <w:t>出13:13</w:t>
-        </w:r>
-      </w:hyperlink>
-      <w:r>
-        <w:rPr>
-          <w:lang w:val="zh_TW" w:bidi="zh_TW"/>
-        </w:rPr>
-        <w:t>，</w:t>
-      </w:r>
-      <w:hyperlink r:id="rId116">
-        <w:r>
-          <w:rPr>
-            <w:lang w:val="zh_TW" w:bidi="zh_TW"/>
-          </w:rPr>
-          <w:rPr>
-            <w:color w:val="0000EE"/>
-            <w:u w:val="single"/>
-          </w:rPr>
-          <w:t>34:20</w:t>
-        </w:r>
-      </w:hyperlink>
-      <w:r>
-        <w:rPr>
-          <w:lang w:val="zh_TW" w:bidi="zh_TW"/>
-        </w:rPr>
-        <w:t>）。然而，律法從來不允許在這些情況下以人命（殺人）作為替代。人必須被贖回，沒有例外。</w:t>
-      </w:r>
-    </w:p>
-    <w:p>
-      <w:pPr/>
-      <w:r>
-        <w:rPr>
-          <w:lang w:val="zh_TW" w:bidi="zh_TW"/>
-        </w:rPr>
-      </w:r>
-      <w:r>
-        <w:rPr>
-          <w:lang w:val="zh_TW" w:bidi="zh_TW"/>
-        </w:rPr>
-        <w:t>「padah」這個詞也被用在其他形式的贖金或拯救上。例如，它可以指有人付出代價來釋放以色列的奴隸，也可以用來描述以贖金拯救一個陷入危險中的人（</w:t>
-      </w:r>
-      <w:hyperlink r:id="rId117">
-        <w:r>
-          <w:rPr>
-            <w:lang w:val="zh_TW" w:bidi="zh_TW"/>
-          </w:rPr>
-          <w:rPr>
-            <w:color w:val="0000EE"/>
-            <w:u w:val="single"/>
-          </w:rPr>
-          <w:t>出21:8</w:t>
-        </w:r>
-      </w:hyperlink>
-      <w:r>
-        <w:rPr>
-          <w:lang w:val="zh_TW" w:bidi="zh_TW"/>
-        </w:rPr>
-        <w:t>；</w:t>
-      </w:r>
-      <w:hyperlink r:id="rId118">
-        <w:r>
-          <w:rPr>
-            <w:lang w:val="zh_TW" w:bidi="zh_TW"/>
-          </w:rPr>
-          <w:rPr>
-            <w:color w:val="0000EE"/>
-            <w:u w:val="single"/>
-          </w:rPr>
-          <w:t>伯6:23</w:t>
-        </w:r>
-      </w:hyperlink>
-      <w:r>
-        <w:rPr>
-          <w:lang w:val="zh_TW" w:bidi="zh_TW"/>
-        </w:rPr>
-        <w:t>）。</w:t>
-      </w:r>
-    </w:p>
-    <w:p>
-      <w:pPr/>
-      <w:r>
-        <w:rPr>
-          <w:lang w:val="zh_TW" w:bidi="zh_TW"/>
-        </w:rPr>
-      </w:r>
-      <w:r>
-        <w:rPr>
-          <w:lang w:val="zh_TW" w:bidi="zh_TW"/>
-        </w:rPr>
-        <w:t>救贖的概念對於長子具有特殊意義。頭生的，無論是人還是獸，都屬於神。理論上，長子是要獻給神的。許多動物的情況確實如此，但人的長子和一些動物會被贖回（</w:t>
-      </w:r>
-      <w:hyperlink r:id="rId115">
-        <w:r>
-          <w:rPr>
-            <w:lang w:val="zh_TW" w:bidi="zh_TW"/>
-          </w:rPr>
-          <w:rPr>
-            <w:color w:val="0000EE"/>
-            <w:u w:val="single"/>
-          </w:rPr>
-          <w:t>出13:13</w:t>
-        </w:r>
-      </w:hyperlink>
-      <w:r>
-        <w:rPr>
-          <w:lang w:val="zh_TW" w:bidi="zh_TW"/>
-        </w:rPr>
-        <w:t>，</w:t>
-      </w:r>
-      <w:hyperlink r:id="rId116">
-        <w:r>
-          <w:rPr>
-            <w:lang w:val="zh_TW" w:bidi="zh_TW"/>
-          </w:rPr>
-          <w:rPr>
-            <w:color w:val="0000EE"/>
-            <w:u w:val="single"/>
-          </w:rPr>
-          <w:t>34:20</w:t>
-        </w:r>
-      </w:hyperlink>
-      <w:r>
-        <w:rPr>
-          <w:lang w:val="zh_TW" w:bidi="zh_TW"/>
-        </w:rPr>
-        <w:t>；</w:t>
-      </w:r>
-      <w:hyperlink r:id="rId119">
-        <w:r>
-          <w:rPr>
-            <w:lang w:val="zh_TW" w:bidi="zh_TW"/>
-          </w:rPr>
-          <w:rPr>
-            <w:color w:val="0000EE"/>
-            <w:u w:val="single"/>
-          </w:rPr>
-          <w:t>民18:15–16</w:t>
-        </w:r>
-      </w:hyperlink>
-      <w:r>
-        <w:rPr>
-          <w:lang w:val="zh_TW" w:bidi="zh_TW"/>
-        </w:rPr>
-        <w:t>）。贖回長子的時候，會用動物代贖，後來則會支付贖價（</w:t>
-      </w:r>
-      <w:hyperlink r:id="rId120">
-        <w:r>
-          <w:rPr>
-            <w:lang w:val="zh_TW" w:bidi="zh_TW"/>
-          </w:rPr>
-          <w:rPr>
-            <w:color w:val="0000EE"/>
-            <w:u w:val="single"/>
-          </w:rPr>
-          <w:t>民18:16</w:t>
-        </w:r>
-      </w:hyperlink>
-      <w:r>
-        <w:rPr>
-          <w:lang w:val="zh_TW" w:bidi="zh_TW"/>
-        </w:rPr>
-        <w:t>）。</w:t>
-      </w:r>
-    </w:p>
-    <w:p>
-      <w:pPr/>
-      <w:r>
-        <w:rPr>
-          <w:lang w:val="zh_TW" w:bidi="zh_TW"/>
-        </w:rPr>
-      </w:r>
-      <w:r>
-        <w:rPr>
-          <w:lang w:val="zh_TW" w:bidi="zh_TW"/>
-        </w:rPr>
-        <w:t>第二個所用的詞是希伯來詞根ga’al，主要用於與家庭規則和義務，以及律法所規定家族產業的權利和責任。比如，假如家庭成員失去一塊產業，最近的親屬既有權利也有義務贖回這產業。這種贖回權保護了家族的產業。從這個詞根衍生出的名詞相當於英文的「贖回」（redemption），而買回財產的人是go’el或買贖者。</w:t>
-      </w:r>
-    </w:p>
-    <w:p>
-      <w:pPr/>
-      <w:r>
-        <w:rPr>
-          <w:lang w:val="zh_TW" w:bidi="zh_TW"/>
-        </w:rPr>
-      </w:r>
-      <w:r>
-        <w:rPr>
-          <w:lang w:val="zh_TW" w:bidi="zh_TW"/>
-        </w:rPr>
-        <w:t>一個以色列人若因負債，被迫賣身為奴，可以由近親或他自己贖回（</w:t>
-      </w:r>
-      <w:hyperlink r:id="rId121">
-        <w:r>
-          <w:rPr>
-            <w:lang w:val="zh_TW" w:bidi="zh_TW"/>
-          </w:rPr>
-          <w:rPr>
-            <w:color w:val="0000EE"/>
-            <w:u w:val="single"/>
-          </w:rPr>
-          <w:t>利25:47–49</w:t>
-        </w:r>
-      </w:hyperlink>
-      <w:r>
-        <w:rPr>
-          <w:lang w:val="zh_TW" w:bidi="zh_TW"/>
-        </w:rPr>
-        <w:t>）。土地也可以以同樣的方式贖回（</w:t>
-      </w:r>
-      <w:hyperlink r:id="rId122">
-        <w:r>
-          <w:rPr>
-            <w:lang w:val="zh_TW" w:bidi="zh_TW"/>
-          </w:rPr>
-          <w:rPr>
-            <w:color w:val="0000EE"/>
-            <w:u w:val="single"/>
-          </w:rPr>
-          <w:t>25:25–28</w:t>
-        </w:r>
-      </w:hyperlink>
-      <w:r>
-        <w:rPr>
-          <w:lang w:val="zh_TW" w:bidi="zh_TW"/>
-        </w:rPr>
-        <w:t>；</w:t>
-      </w:r>
-      <w:hyperlink r:id="rId123">
-        <w:r>
-          <w:rPr>
-            <w:lang w:val="zh_TW" w:bidi="zh_TW"/>
-          </w:rPr>
-          <w:rPr>
-            <w:color w:val="0000EE"/>
-            <w:u w:val="single"/>
-          </w:rPr>
-          <w:t>耶32:6–9</w:t>
-        </w:r>
-      </w:hyperlink>
-      <w:r>
-        <w:rPr>
-          <w:lang w:val="zh_TW" w:bidi="zh_TW"/>
-        </w:rPr>
-        <w:t>）。</w:t>
-      </w:r>
-    </w:p>
-    <w:p>
-      <w:pPr/>
-      <w:r>
-        <w:rPr>
-          <w:lang w:val="zh_TW" w:bidi="zh_TW"/>
-        </w:rPr>
-      </w:r>
-      <w:r>
-        <w:rPr>
-          <w:lang w:val="zh_TW" w:bidi="zh_TW"/>
-        </w:rPr>
-        <w:t>在特定情況下，贖回的權利也擴展至人。人有義務娶他兄弟的寡婦，這是眾所周知的。在路得記中，贖回的權利擴展至遠親。在這個故事中，波阿斯不僅贖回產業，還贖回路得，她成為他的妻子（</w:t>
-      </w:r>
-      <w:hyperlink r:id="rId124">
-        <w:r>
-          <w:rPr>
-            <w:lang w:val="zh_TW" w:bidi="zh_TW"/>
-          </w:rPr>
-          <w:rPr>
-            <w:color w:val="0000EE"/>
-            <w:u w:val="single"/>
-          </w:rPr>
-          <w:t>得3:13</w:t>
-        </w:r>
-      </w:hyperlink>
-      <w:r>
-        <w:rPr>
-          <w:lang w:val="zh_TW" w:bidi="zh_TW"/>
-        </w:rPr>
-        <w:t>，</w:t>
-      </w:r>
-      <w:hyperlink r:id="rId125">
-        <w:r>
-          <w:rPr>
-            <w:lang w:val="zh_TW" w:bidi="zh_TW"/>
-          </w:rPr>
-          <w:rPr>
-            <w:color w:val="0000EE"/>
-            <w:u w:val="single"/>
-          </w:rPr>
-          <w:t>4:1–6</w:t>
-        </w:r>
-      </w:hyperlink>
-      <w:r>
-        <w:rPr>
-          <w:lang w:val="zh_TW" w:bidi="zh_TW"/>
-        </w:rPr>
-        <w:t>）。</w:t>
-      </w:r>
-    </w:p>
-    <w:p>
-      <w:pPr/>
-      <w:r>
-        <w:rPr>
-          <w:lang w:val="zh_TW" w:bidi="zh_TW"/>
-        </w:rPr>
-      </w:r>
-      <w:r>
-        <w:rPr>
-          <w:lang w:val="zh_TW" w:bidi="zh_TW"/>
-        </w:rPr>
-        <w:t>希伯來語使用的第三個詞，是動詞根kaphar</w:t>
-      </w:r>
-      <w:r>
-        <w:rPr>
-          <w:i/>
-          <w:lang w:val="zh_TW" w:bidi="zh_TW"/>
-        </w:rPr>
-        <w:t>，</w:t>
-      </w:r>
-      <w:r>
-        <w:rPr>
-          <w:lang w:val="zh_TW" w:bidi="zh_TW"/>
-        </w:rPr>
-        <w:t>意思是「遮蓋」。從這個詞根衍生出來的詞彙意指遮蓋罪、贖罪或補償。從中衍生出的名詞kopher</w:t>
-      </w:r>
-      <w:r>
-        <w:rPr>
-          <w:i/>
-          <w:lang w:val="zh_TW" w:bidi="zh_TW"/>
-        </w:rPr>
-        <w:t>，</w:t>
-      </w:r>
-      <w:r>
-        <w:rPr>
-          <w:lang w:val="zh_TW" w:bidi="zh_TW"/>
-        </w:rPr>
-        <w:t>在宗教意義上使用時，意指遮蓋罪的代價。</w:t>
-      </w:r>
-    </w:p>
-    <w:p>
-      <w:pPr/>
-      <w:r>
-        <w:rPr>
-          <w:lang w:val="zh_TW" w:bidi="zh_TW"/>
-        </w:rPr>
-      </w:r>
-      <w:r>
-        <w:rPr>
-          <w:lang w:val="zh_TW" w:bidi="zh_TW"/>
-        </w:rPr>
-        <w:t>這個詞用來指代，人為任何該治死的生命所支付的代價。一個上佳的例子是，牛的主人要為其牛隻</w:t>
-      </w:r>
-      <w:r>
-        <w:rPr>
-          <w:lang w:val="zh_TW" w:bidi="zh_TW"/>
-        </w:rPr>
-        <w:t>觸</w:t>
-      </w:r>
-      <w:r>
-        <w:rPr>
-          <w:lang w:val="zh_TW" w:bidi="zh_TW"/>
-        </w:rPr>
-        <w:t>死別人而支付贖價。根據律法，主人應該被治死，但他可以通過支付所需的價銀來贖回自己（</w:t>
-      </w:r>
-      <w:hyperlink r:id="rId126">
-        <w:r>
-          <w:rPr>
-            <w:lang w:val="zh_TW" w:bidi="zh_TW"/>
-          </w:rPr>
-          <w:rPr>
-            <w:color w:val="0000EE"/>
-            <w:u w:val="single"/>
-          </w:rPr>
-          <w:t>出21:28–32</w:t>
-        </w:r>
-      </w:hyperlink>
-      <w:r>
-        <w:rPr>
-          <w:lang w:val="zh_TW" w:bidi="zh_TW"/>
-        </w:rPr>
-        <w:t>）。</w:t>
-      </w:r>
-    </w:p>
-    <w:p>
-      <w:pPr/>
-      <w:r>
-        <w:rPr>
-          <w:lang w:val="zh_TW" w:bidi="zh_TW"/>
-        </w:rPr>
-      </w:r>
-      <w:r>
-        <w:rPr>
-          <w:lang w:val="zh_TW" w:bidi="zh_TW"/>
-        </w:rPr>
-        <w:t>在七十士譯本中，這三個希伯來詞彙被翻譯為不同的希臘詞。字根 padah 和 gaʾal 通常翻譯成 lutroō（「救贖、釋放、拯救」）及其相關名詞 lutron（「贖金」）。字根 kaphar 則多半譯作「贖罪」，例如 exilaskomai。雖然這些詞在希伯來語中各有不同，但希臘文的翻譯突顯了它們共同的重點：救贖必然涉及付出的代價，帶來拯救，或使人獲得自由。</w:t>
-      </w:r>
-    </w:p>
-    <w:p>
-      <w:pPr>
-        <w:pStyle w:val="Heading3"/>
-      </w:pPr>
-      <w:r>
-        <w:rPr>
-          <w:lang w:val="zh_TW" w:bidi="zh_TW"/>
-        </w:rPr>
-        <w:t>神是救贖者</w:t>
-      </w:r>
-    </w:p>
-    <w:p>
-      <w:pPr/>
-      <w:r>
-        <w:rPr>
-          <w:lang w:val="zh_TW" w:bidi="zh_TW"/>
-        </w:rPr>
-      </w:r>
-      <w:r>
-        <w:rPr>
-          <w:lang w:val="zh_TW" w:bidi="zh_TW"/>
-        </w:rPr>
-        <w:t>在舊約中，神救贖的對象通常是整體的百姓或國族，而不是個人。這種國家救贖概念的開端，見於神將百姓從埃及的奴役釋放出來。雖然他們為奴，但他們的神救贖了他們（</w:t>
-      </w:r>
-      <w:hyperlink r:id="rId127">
-        <w:r>
-          <w:rPr>
-            <w:lang w:val="zh_TW" w:bidi="zh_TW"/>
-          </w:rPr>
-          <w:rPr>
-            <w:color w:val="0000EE"/>
-            <w:u w:val="single"/>
-          </w:rPr>
-          <w:t>出6:6</w:t>
-        </w:r>
-      </w:hyperlink>
-      <w:r>
-        <w:rPr>
-          <w:lang w:val="zh_TW" w:bidi="zh_TW"/>
-        </w:rPr>
-        <w:t>；</w:t>
-      </w:r>
-      <w:hyperlink r:id="rId128">
-        <w:r>
-          <w:rPr>
-            <w:lang w:val="zh_TW" w:bidi="zh_TW"/>
-          </w:rPr>
-          <w:rPr>
-            <w:color w:val="0000EE"/>
-            <w:u w:val="single"/>
-          </w:rPr>
-          <w:t>申15:15</w:t>
-        </w:r>
-      </w:hyperlink>
-      <w:r>
-        <w:rPr>
-          <w:lang w:val="zh_TW" w:bidi="zh_TW"/>
-        </w:rPr>
-        <w:t>）。</w:t>
-      </w:r>
-    </w:p>
-    <w:p>
-      <w:pPr/>
-      <w:r>
-        <w:rPr>
-          <w:lang w:val="zh_TW" w:bidi="zh_TW"/>
-        </w:rPr>
-      </w:r>
-      <w:r>
-        <w:rPr>
-          <w:lang w:val="zh_TW" w:bidi="zh_TW"/>
-        </w:rPr>
-        <w:t>正如用於贖回或贖買的詞語所指，其中涉及固定贖金或代贖另一個生命。當救贖概念以神為主體，祂用大能或能力來救贖，就不需要支付贖金：「</w:t>
-      </w:r>
-      <w:r>
-        <w:rPr>
-          <w:lang w:val="zh_TW" w:bidi="zh_TW"/>
-        </w:rPr>
-        <w:t>我是耶和華；我要用伸出來的膀臂……救贖你們脫離他們的重擔，不做他們的苦工</w:t>
-      </w:r>
-      <w:r>
-        <w:rPr>
-          <w:lang w:val="zh_TW" w:bidi="zh_TW"/>
-        </w:rPr>
-        <w:t>」（</w:t>
-      </w:r>
-      <w:hyperlink r:id="rId127">
-        <w:r>
-          <w:rPr>
-            <w:lang w:val="zh_TW" w:bidi="zh_TW"/>
-          </w:rPr>
-          <w:rPr>
-            <w:color w:val="0000EE"/>
-            <w:u w:val="single"/>
-          </w:rPr>
-          <w:t>出6:6</w:t>
-        </w:r>
-      </w:hyperlink>
-      <w:r>
-        <w:rPr>
-          <w:lang w:val="zh_TW" w:bidi="zh_TW"/>
-        </w:rPr>
-        <w:t>；參</w:t>
-      </w:r>
-      <w:hyperlink r:id="rId128">
-        <w:r>
-          <w:rPr>
-            <w:lang w:val="zh_TW" w:bidi="zh_TW"/>
-          </w:rPr>
-          <w:rPr>
-            <w:color w:val="0000EE"/>
-            <w:u w:val="single"/>
-          </w:rPr>
-          <w:t>申15:15</w:t>
-        </w:r>
-      </w:hyperlink>
-      <w:r>
-        <w:rPr>
-          <w:lang w:val="zh_TW" w:bidi="zh_TW"/>
-        </w:rPr>
-        <w:t>）。同樣的想法延續至其他有需要和拯救的時刻，比如被擄時期。神是國族的拯救者（比如，</w:t>
-      </w:r>
-      <w:hyperlink r:id="rId129">
-        <w:r>
-          <w:rPr>
-            <w:lang w:val="zh_TW" w:bidi="zh_TW"/>
-          </w:rPr>
-          <w:rPr>
-            <w:color w:val="0000EE"/>
-            <w:u w:val="single"/>
-          </w:rPr>
-          <w:t>賽29:22</w:t>
-        </w:r>
-      </w:hyperlink>
-      <w:r>
-        <w:rPr>
-          <w:lang w:val="zh_TW" w:bidi="zh_TW"/>
-        </w:rPr>
-        <w:t>，</w:t>
-      </w:r>
-      <w:hyperlink r:id="rId130">
-        <w:r>
-          <w:rPr>
-            <w:lang w:val="zh_TW" w:bidi="zh_TW"/>
-          </w:rPr>
-          <w:rPr>
-            <w:color w:val="0000EE"/>
-            <w:u w:val="single"/>
-          </w:rPr>
-          <w:t>35:10</w:t>
-        </w:r>
-      </w:hyperlink>
-      <w:r>
-        <w:rPr>
-          <w:lang w:val="zh_TW" w:bidi="zh_TW"/>
-        </w:rPr>
-        <w:t>，</w:t>
-      </w:r>
-      <w:hyperlink r:id="rId131">
-        <w:r>
-          <w:rPr>
-            <w:lang w:val="zh_TW" w:bidi="zh_TW"/>
-          </w:rPr>
-          <w:rPr>
-            <w:color w:val="0000EE"/>
-            <w:u w:val="single"/>
-          </w:rPr>
-          <w:t>43:1</w:t>
-        </w:r>
-      </w:hyperlink>
-      <w:r>
-        <w:rPr>
-          <w:lang w:val="zh_TW" w:bidi="zh_TW"/>
-        </w:rPr>
-        <w:t>，</w:t>
-      </w:r>
-      <w:hyperlink r:id="rId132">
-        <w:r>
-          <w:rPr>
-            <w:lang w:val="zh_TW" w:bidi="zh_TW"/>
-          </w:rPr>
-          <w:rPr>
-            <w:color w:val="0000EE"/>
-            <w:u w:val="single"/>
-          </w:rPr>
-          <w:t>44:22</w:t>
-        </w:r>
-      </w:hyperlink>
-      <w:r>
-        <w:rPr>
-          <w:lang w:val="zh_TW" w:bidi="zh_TW"/>
-        </w:rPr>
-        <w:t>；</w:t>
-      </w:r>
-      <w:hyperlink r:id="rId133">
-        <w:r>
-          <w:rPr>
-            <w:lang w:val="zh_TW" w:bidi="zh_TW"/>
-          </w:rPr>
-          <w:rPr>
-            <w:color w:val="0000EE"/>
-            <w:u w:val="single"/>
-          </w:rPr>
-          <w:t>耶31:11</w:t>
-        </w:r>
-      </w:hyperlink>
-      <w:r>
-        <w:rPr>
-          <w:lang w:val="zh_TW" w:bidi="zh_TW"/>
-        </w:rPr>
-        <w:t>）。</w:t>
-      </w:r>
-    </w:p>
-    <w:p>
-      <w:pPr/>
-      <w:r>
-        <w:rPr>
-          <w:lang w:val="zh_TW" w:bidi="zh_TW"/>
-        </w:rPr>
-      </w:r>
-      <w:r>
-        <w:rPr>
-          <w:lang w:val="zh_TW" w:bidi="zh_TW"/>
-        </w:rPr>
-        <w:t>同樣，經文沒有任何暗示神為釋放祂的子民而付上贖金。神以自己的大能救贖。「</w:t>
-      </w:r>
-      <w:r>
-        <w:rPr>
-          <w:lang w:val="zh_TW" w:bidi="zh_TW"/>
-        </w:rPr>
-        <w:t>耶和華如此說</w:t>
-      </w:r>
-      <w:r>
-        <w:rPr>
-          <w:lang w:val="zh_TW" w:bidi="zh_TW"/>
-        </w:rPr>
-        <w:t>：『</w:t>
-      </w:r>
-      <w:r>
-        <w:rPr>
-          <w:lang w:val="zh_TW" w:bidi="zh_TW"/>
-        </w:rPr>
-        <w:t>你們是無價被賣的，也必無銀被贖</w:t>
-      </w:r>
-      <w:r>
-        <w:rPr>
-          <w:lang w:val="zh_TW" w:bidi="zh_TW"/>
-        </w:rPr>
-        <w:t>』」（</w:t>
-      </w:r>
-      <w:hyperlink r:id="rId134">
-        <w:r>
-          <w:rPr>
-            <w:lang w:val="zh_TW" w:bidi="zh_TW"/>
-          </w:rPr>
-          <w:rPr>
-            <w:color w:val="0000EE"/>
-            <w:u w:val="single"/>
-          </w:rPr>
-          <w:t>賽52:3</w:t>
-        </w:r>
-      </w:hyperlink>
-      <w:r>
-        <w:rPr>
-          <w:lang w:val="zh_TW" w:bidi="zh_TW"/>
-        </w:rPr>
-        <w:t>）。當居魯士讓百姓自由時，同樣沒有支付贖價（</w:t>
-      </w:r>
-      <w:hyperlink r:id="rId135">
-        <w:r>
-          <w:rPr>
-            <w:lang w:val="zh_TW" w:bidi="zh_TW"/>
-          </w:rPr>
-          <w:rPr>
-            <w:color w:val="0000EE"/>
-            <w:u w:val="single"/>
-          </w:rPr>
-          <w:t>45:13</w:t>
-        </w:r>
-      </w:hyperlink>
-      <w:r>
-        <w:rPr>
-          <w:lang w:val="zh_TW" w:bidi="zh_TW"/>
-        </w:rPr>
-        <w:t>）。</w:t>
-      </w:r>
-    </w:p>
-    <w:p>
-      <w:pPr/>
-      <w:r>
-        <w:rPr>
-          <w:lang w:val="zh_TW" w:bidi="zh_TW"/>
-        </w:rPr>
-      </w:r>
-      <w:r>
-        <w:rPr>
-          <w:lang w:val="zh_TW" w:bidi="zh_TW"/>
-        </w:rPr>
-        <w:t>在基督教社群中，尤其是在教會的早期，出現了需要支付贖金來贖罪的想法。事實上，人們經常被教導說，罪人實際上是被撒但囚禁。基督的死是神支付給撒但的贖金，以釋放罪人。這種教導並沒有聖經支持。基督的死是一種贖罪或挽回的行為，但這並不意味著祂的死是支付給撒但的贖金。聖經沒有任何地方，描繪神與撒但進行這樣的商業交易。十字架的救贖工作肯定屬於神的奧秘。</w:t>
-      </w:r>
-    </w:p>
-    <w:p>
-      <w:pPr>
-        <w:pStyle w:val="Heading3"/>
-      </w:pPr>
-      <w:r>
-        <w:rPr>
-          <w:lang w:val="zh_TW" w:bidi="zh_TW"/>
-        </w:rPr>
-        <w:t>救贖與彌賽亞</w:t>
-      </w:r>
-    </w:p>
-    <w:p>
-      <w:pPr/>
-      <w:r>
-        <w:rPr>
-          <w:lang w:val="zh_TW" w:bidi="zh_TW"/>
-        </w:rPr>
-      </w:r>
-      <w:r>
-        <w:rPr>
-          <w:lang w:val="zh_TW" w:bidi="zh_TW"/>
-        </w:rPr>
-        <w:t>在舊約中，救贖與彌賽亞的盼望密切相關。從出埃及的時候起，神就被啟示是拯救者。在被擄期間，救贖的盼望非常強烈。先知不斷言說神為救贖者或拯救者。這個盼望最終會透過神的受膏者，即彌賽亞來成就，祂就是大衛的後裔（</w:t>
-      </w:r>
-      <w:hyperlink r:id="rId136">
-        <w:r>
-          <w:rPr>
-            <w:lang w:val="zh_TW" w:bidi="zh_TW"/>
-          </w:rPr>
-          <w:rPr>
-            <w:color w:val="0000EE"/>
-            <w:u w:val="single"/>
-          </w:rPr>
-          <w:t>賽9:1–6</w:t>
-        </w:r>
-      </w:hyperlink>
-      <w:r>
-        <w:rPr>
-          <w:lang w:val="zh_TW" w:bidi="zh_TW"/>
-        </w:rPr>
-        <w:t>，</w:t>
-      </w:r>
-      <w:hyperlink r:id="rId137">
-        <w:r>
-          <w:rPr>
-            <w:lang w:val="zh_TW" w:bidi="zh_TW"/>
-          </w:rPr>
-          <w:rPr>
-            <w:color w:val="0000EE"/>
-            <w:u w:val="single"/>
-          </w:rPr>
-          <w:t>11:1–9</w:t>
-        </w:r>
-      </w:hyperlink>
-      <w:r>
-        <w:rPr>
-          <w:lang w:val="zh_TW" w:bidi="zh_TW"/>
-        </w:rPr>
-        <w:t>；</w:t>
-      </w:r>
-      <w:hyperlink r:id="rId84">
-        <w:r>
-          <w:rPr>
-            <w:lang w:val="zh_TW" w:bidi="zh_TW"/>
-          </w:rPr>
-          <w:rPr>
-            <w:color w:val="0000EE"/>
-            <w:u w:val="single"/>
-          </w:rPr>
-          <w:t>耶23:5–6</w:t>
-        </w:r>
-      </w:hyperlink>
-      <w:r>
-        <w:rPr>
-          <w:lang w:val="zh_TW" w:bidi="zh_TW"/>
-        </w:rPr>
-        <w:t>）。</w:t>
-      </w:r>
-    </w:p>
-    <w:p>
-      <w:pPr/>
-      <w:r>
-        <w:rPr>
-          <w:lang w:val="zh_TW" w:bidi="zh_TW"/>
-        </w:rPr>
-      </w:r>
-      <w:r>
-        <w:rPr>
-          <w:lang w:val="zh_TW" w:bidi="zh_TW"/>
-        </w:rPr>
-        <w:t>彌賽亞的盼望在被擄和逼迫期間變得更加強烈。事實上，在漫長的逼迫時期中，這種對彌賽亞拯救者的盼望，比以往任何時候都更強烈。這段時期通常被稱為兩約之間，持續了大約四個世紀，從最後一位先知直到施洗約翰和耶穌時代。</w:t>
-      </w:r>
-    </w:p>
-    <w:p>
-      <w:pPr/>
-      <w:r>
-        <w:rPr>
-          <w:lang w:val="zh_TW" w:bidi="zh_TW"/>
-        </w:rPr>
-      </w:r>
-      <w:r>
-        <w:rPr>
-          <w:lang w:val="zh_TW" w:bidi="zh_TW"/>
-        </w:rPr>
-        <w:t>基督徒相信在耶穌基督（或耶穌彌賽亞）裡，我們看到舊約救贖概念的實現。救贖的意象在福音書非常明顯。施洗約翰將拿撒勒的耶穌，描繪為應驗了神救贖的國度（</w:t>
-      </w:r>
-      <w:hyperlink r:id="rId138">
-        <w:r>
-          <w:rPr>
-            <w:lang w:val="zh_TW" w:bidi="zh_TW"/>
-          </w:rPr>
-          <w:rPr>
-            <w:color w:val="0000EE"/>
-            <w:u w:val="single"/>
-          </w:rPr>
-          <w:t>太3:12</w:t>
-        </w:r>
-      </w:hyperlink>
-      <w:r>
-        <w:rPr>
-          <w:lang w:val="zh_TW" w:bidi="zh_TW"/>
-        </w:rPr>
-        <w:t>），因此是以色列的彌賽亞。耶穌這位人子的來臨，是要捨命作多人的贖價（</w:t>
-      </w:r>
-      <w:hyperlink r:id="rId139">
-        <w:r>
-          <w:rPr>
-            <w:lang w:val="zh_TW" w:bidi="zh_TW"/>
-          </w:rPr>
-          <w:rPr>
-            <w:color w:val="0000EE"/>
-            <w:u w:val="single"/>
-          </w:rPr>
-          <w:t>太20:28</w:t>
-        </w:r>
-      </w:hyperlink>
-      <w:r>
-        <w:rPr>
-          <w:lang w:val="zh_TW" w:bidi="zh_TW"/>
-        </w:rPr>
-        <w:t>；</w:t>
-      </w:r>
-      <w:hyperlink r:id="rId140">
-        <w:r>
-          <w:rPr>
-            <w:lang w:val="zh_TW" w:bidi="zh_TW"/>
-          </w:rPr>
-          <w:rPr>
-            <w:color w:val="0000EE"/>
-            <w:u w:val="single"/>
-          </w:rPr>
-          <w:t>可10:45</w:t>
-        </w:r>
-      </w:hyperlink>
-      <w:r>
-        <w:rPr>
-          <w:lang w:val="zh_TW" w:bidi="zh_TW"/>
-        </w:rPr>
-        <w:t>）。彌賽亞的工作是代贖和具替代意義的。</w:t>
-      </w:r>
-    </w:p>
-    <w:p>
-      <w:pPr/>
-      <w:r>
-        <w:rPr>
-          <w:lang w:val="zh_TW" w:bidi="zh_TW"/>
-        </w:rPr>
-      </w:r>
-      <w:r>
-        <w:rPr>
-          <w:lang w:val="zh_TW" w:bidi="zh_TW"/>
-        </w:rPr>
-        <w:t>同樣的思想尤其見保羅著作。基督是向父獻上的挽回祭（</w:t>
-      </w:r>
-      <w:hyperlink r:id="rId141">
-        <w:r>
-          <w:rPr>
-            <w:lang w:val="zh_TW" w:bidi="zh_TW"/>
-          </w:rPr>
-          <w:rPr>
-            <w:color w:val="0000EE"/>
-            <w:u w:val="single"/>
-          </w:rPr>
-          <w:t>羅3:25</w:t>
-        </w:r>
-      </w:hyperlink>
-      <w:r>
-        <w:rPr>
-          <w:lang w:val="zh_TW" w:bidi="zh_TW"/>
-        </w:rPr>
-        <w:t>）。救贖是藉耶穌捨去生命（</w:t>
-      </w:r>
-      <w:hyperlink r:id="rId142">
-        <w:r>
-          <w:rPr>
-            <w:lang w:val="zh_TW" w:bidi="zh_TW"/>
-          </w:rPr>
-          <w:rPr>
-            <w:color w:val="0000EE"/>
-            <w:u w:val="single"/>
-          </w:rPr>
-          <w:t>徒20:28</w:t>
-        </w:r>
-      </w:hyperlink>
-      <w:r>
-        <w:rPr>
-          <w:lang w:val="zh_TW" w:bidi="zh_TW"/>
-        </w:rPr>
-        <w:t>），買贖百姓（</w:t>
-      </w:r>
-      <w:hyperlink r:id="rId143">
-        <w:r>
-          <w:rPr>
-            <w:lang w:val="zh_TW" w:bidi="zh_TW"/>
-          </w:rPr>
-          <w:rPr>
-            <w:color w:val="0000EE"/>
-            <w:u w:val="single"/>
-          </w:rPr>
-          <w:t>彼前2:9</w:t>
-        </w:r>
-      </w:hyperlink>
-      <w:r>
-        <w:rPr>
-          <w:lang w:val="zh_TW" w:bidi="zh_TW"/>
-        </w:rPr>
-        <w:t>；另見</w:t>
-      </w:r>
-      <w:hyperlink r:id="rId144">
-        <w:r>
-          <w:rPr>
-            <w:lang w:val="zh_TW" w:bidi="zh_TW"/>
-          </w:rPr>
-          <w:rPr>
-            <w:color w:val="0000EE"/>
-            <w:u w:val="single"/>
-          </w:rPr>
-          <w:t>林前7:22–24</w:t>
-        </w:r>
-      </w:hyperlink>
-      <w:r>
-        <w:rPr>
-          <w:lang w:val="zh_TW" w:bidi="zh_TW"/>
-        </w:rPr>
-        <w:t>；</w:t>
-      </w:r>
-      <w:hyperlink r:id="rId145">
-        <w:r>
-          <w:rPr>
-            <w:lang w:val="zh_TW" w:bidi="zh_TW"/>
-          </w:rPr>
-          <w:rPr>
-            <w:color w:val="0000EE"/>
-            <w:u w:val="single"/>
-          </w:rPr>
-          <w:t>林後5:14–17</w:t>
-        </w:r>
-      </w:hyperlink>
-      <w:r>
-        <w:rPr>
-          <w:lang w:val="zh_TW" w:bidi="zh_TW"/>
-        </w:rPr>
-        <w:t>）。這些都是用來表達救贖或贖罪核心思想的詞語或表達方式。耶穌基督是在自己身上，成就聖經救贖概念的人，並藉著祂的犧牲為罪人賜下救贖。</w:t>
-      </w:r>
-    </w:p>
-    <w:p>
-      <w:pPr/>
-      <w:r>
-        <w:rPr>
-          <w:lang w:val="zh_TW" w:bidi="zh_TW"/>
-        </w:rPr>
-      </w:r>
-      <w:r>
-        <w:rPr>
-          <w:lang w:val="zh_TW" w:bidi="zh_TW"/>
-        </w:rPr>
-        <w:t>救贖的概念對神的百姓有深刻意義。在舊約中，這概念說明了一個真理：神是其立約百姓的救主。雖然以色列因否認神的律法而陷入罪中，但神並沒有毀滅他們，而是在他們悔改時再悅納他們。</w:t>
-      </w:r>
-    </w:p>
-    <w:p>
-      <w:pPr/>
-      <w:r>
-        <w:rPr>
-          <w:lang w:val="zh_TW" w:bidi="zh_TW"/>
-        </w:rPr>
-      </w:r>
-      <w:r>
-        <w:rPr>
-          <w:lang w:val="zh_TW" w:bidi="zh_TW"/>
-        </w:rPr>
-        <w:t>尤其是在在先知書中，神的救贖工作會藉彌賽亞及其救贖的犧牲來完成。耶穌的追隨者相信祂是彌賽亞，會為整個世界提供救贖。與救贖的概念相伴的是神的愛，這是得著永生的基礎（</w:t>
-      </w:r>
-      <w:hyperlink r:id="rId146">
-        <w:r>
-          <w:rPr>
-            <w:lang w:val="zh_TW" w:bidi="zh_TW"/>
-          </w:rPr>
-          <w:rPr>
-            <w:color w:val="0000EE"/>
-            <w:u w:val="single"/>
-          </w:rPr>
-          <w:t>約3:16</w:t>
-        </w:r>
-      </w:hyperlink>
-      <w:r>
-        <w:rPr>
-          <w:lang w:val="zh_TW" w:bidi="zh_TW"/>
-        </w:rPr>
-        <w:t>）。相信的人會從罪的束縛中解脫，並再次得著救贖之神的喜悅。</w:t>
-      </w:r>
-    </w:p>
-    <w:p>
-      <w:pPr/>
-      <w:r>
-        <w:rPr>
-          <w:lang w:val="zh_TW" w:bidi="zh_TW"/>
-        </w:rPr>
-      </w:r>
-      <w:r>
-        <w:rPr>
-          <w:i/>
-          <w:lang w:val="zh_TW" w:bidi="zh_TW"/>
-        </w:rPr>
-        <w:t>另見</w:t>
-      </w:r>
-      <w:r>
-        <w:rPr>
-          <w:lang w:val="zh_TW" w:bidi="zh_TW"/>
-        </w:rPr>
-        <w:t xml:space="preserve"> </w:t>
-      </w:r>
-      <w:r>
-        <w:rPr>
-          <w:lang w:val="zh_TW" w:bidi="zh_TW"/>
-        </w:rPr>
-        <w:t>贖罪</w:t>
-      </w:r>
-      <w:r>
-        <w:rPr>
-          <w:lang w:val="zh_TW" w:bidi="zh_TW"/>
-        </w:rPr>
-        <w:t>、</w:t>
-      </w:r>
-      <w:r>
-        <w:rPr>
-          <w:lang w:val="zh_TW" w:bidi="zh_TW"/>
-        </w:rPr>
-        <w:t>贖價</w:t>
-      </w:r>
-      <w:r>
-        <w:rPr>
-          <w:lang w:val="zh_TW" w:bidi="zh_TW"/>
-        </w:rPr>
-        <w:t>、</w:t>
-      </w:r>
-      <w:r>
-        <w:rPr>
-          <w:lang w:val="zh_TW" w:bidi="zh_TW"/>
-        </w:rPr>
-        <w:t>救恩</w:t>
-      </w:r>
-      <w:r>
-        <w:rPr>
-          <w:lang w:val="zh_TW" w:bidi="zh_TW"/>
-        </w:rPr>
-        <w:t>。</w:t>
-      </w:r>
-      <w:r>
-        <w:rPr>
-          <w:lang w:val="zh_TW" w:bidi="zh_TW"/>
-        </w:rPr>
-      </w:r>
-      <w:r>
-        <w:rPr>
-          <w:lang w:val="zh_TW" w:bidi="zh_TW"/>
-        </w:rPr>
-      </w:r>
-    </w:p>
-    <w:p>
-      <w:pPr/>
-      <w:r>
-        <w:rPr>
-          <w:lang w:val="zh_TW" w:bidi="zh_TW"/>
-        </w:rPr>
-      </w:r>
-    </w:p>
-    <w:p>
-      <w:pPr>
-        <w:pStyle w:val="Heading2"/>
-      </w:pPr>
-      <w:r>
-        <w:rPr>
-          <w:lang w:val="zh_TW" w:bidi="zh_TW"/>
-        </w:rPr>
-        <w:t>救主</w:t>
-      </w:r>
-      <w:r>
-        <w:rPr>
-          <w:lang w:val="zh_TW" w:bidi="zh_TW"/>
-        </w:rPr>
-      </w:r>
-    </w:p>
-    <w:p>
-      <w:pPr/>
-      <w:r>
-        <w:rPr>
-          <w:lang w:val="zh_TW" w:bidi="zh_TW"/>
-        </w:rPr>
-      </w:r>
-      <w:r>
-        <w:rPr>
-          <w:lang w:val="zh_TW" w:bidi="zh_TW"/>
-        </w:rPr>
-        <w:t>施行拯救或救援的那一位。「救主（savior）」這個詞在聖經中最常用來指神和耶穌基督。將耶穌理解為救主是接受聖經信息的一個關鍵真理。英文聖經在舊約中使用savior（救主）來翻譯希伯來文詞語</w:t>
-      </w:r>
-      <w:r>
-        <w:rPr>
-          <w:i/>
-          <w:lang w:val="zh_TW" w:bidi="zh_TW"/>
-        </w:rPr>
-        <w:t>yasha'</w:t>
-      </w:r>
-      <w:r>
-        <w:rPr>
-          <w:lang w:val="zh_TW" w:bidi="zh_TW"/>
-        </w:rPr>
-        <w:t xml:space="preserve"> 的各種形式，這個詞的意思是「拯救（save）」、「救助（deliver）」或「救援（rescue）」。通常，「救主」這個詞用來翻譯動詞 </w:t>
-      </w:r>
-      <w:r>
-        <w:rPr>
-          <w:i/>
-          <w:lang w:val="zh_TW" w:bidi="zh_TW"/>
-        </w:rPr>
-        <w:t xml:space="preserve">moshia‘ </w:t>
-      </w:r>
-      <w:r>
-        <w:rPr>
-          <w:lang w:val="zh_TW" w:bidi="zh_TW"/>
-        </w:rPr>
-        <w:t>的分詞形式 ，意思是「施行拯救的那一位」。以這種方式使用時，「救主」在舊約中出現13或14次，具體數量取決於所使用的譯本。</w:t>
-      </w:r>
-    </w:p>
-    <w:p>
-      <w:pPr/>
-      <w:r>
-        <w:rPr>
-          <w:lang w:val="zh_TW" w:bidi="zh_TW"/>
-        </w:rPr>
-      </w:r>
-      <w:r>
-        <w:rPr>
-          <w:lang w:val="zh_TW" w:bidi="zh_TW"/>
-        </w:rPr>
-        <w:t>「救主」這個詞的基本理解是那位實行拯救或救援的人，這在</w:t>
-      </w:r>
-      <w:hyperlink r:id="rId147">
-        <w:r>
-          <w:rPr>
-            <w:lang w:val="zh_TW" w:bidi="zh_TW"/>
-          </w:rPr>
-          <w:rPr>
-            <w:color w:val="0000EE"/>
-            <w:u w:val="single"/>
-          </w:rPr>
-          <w:t>申命記二十二章27節</w:t>
-        </w:r>
-      </w:hyperlink>
-      <w:r>
-        <w:rPr>
-          <w:lang w:val="zh_TW" w:bidi="zh_TW"/>
-        </w:rPr>
-        <w:t>得到體現，那裡的律法預見一種在需要時沒有救助者在附近的情況。</w:t>
-      </w:r>
-      <w:r>
-        <w:rPr>
-          <w:i/>
-          <w:lang w:val="zh_TW" w:bidi="zh_TW"/>
-        </w:rPr>
-        <w:t>Moshia‘</w:t>
-      </w:r>
-      <w:r>
-        <w:rPr>
-          <w:lang w:val="zh_TW" w:bidi="zh_TW"/>
-        </w:rPr>
-        <w:t xml:space="preserve"> 這個詞也應用於個人身上，例如俄陀聶和以笏都被稱為「拯救者」（</w:t>
-      </w:r>
-      <w:hyperlink r:id="rId148">
-        <w:r>
-          <w:rPr>
-            <w:lang w:val="zh_TW" w:bidi="zh_TW"/>
-          </w:rPr>
-          <w:rPr>
-            <w:color w:val="0000EE"/>
-            <w:u w:val="single"/>
-          </w:rPr>
-          <w:t>士3:9、15</w:t>
-        </w:r>
-      </w:hyperlink>
-      <w:r>
-        <w:rPr>
-          <w:lang w:val="zh_TW" w:bidi="zh_TW"/>
-        </w:rPr>
-        <w:t>），而</w:t>
-      </w:r>
-      <w:hyperlink r:id="rId149">
-        <w:r>
-          <w:rPr>
-            <w:lang w:val="zh_TW" w:bidi="zh_TW"/>
-          </w:rPr>
-          <w:rPr>
-            <w:color w:val="0000EE"/>
-            <w:u w:val="single"/>
-          </w:rPr>
-          <w:t>尼希米記九章27節</w:t>
-        </w:r>
-      </w:hyperlink>
-      <w:r>
-        <w:rPr>
-          <w:lang w:val="zh_TW" w:bidi="zh_TW"/>
-        </w:rPr>
-        <w:t>提到神所差遣的士師們被稱為神所差遣的拯救者。</w:t>
-      </w:r>
-      <w:hyperlink r:id="rId150">
-        <w:r>
-          <w:rPr>
-            <w:lang w:val="zh_TW" w:bidi="zh_TW"/>
-          </w:rPr>
-          <w:rPr>
-            <w:color w:val="0000EE"/>
-            <w:u w:val="single"/>
-          </w:rPr>
-          <w:t>列王紀下十三章5節</w:t>
-        </w:r>
-      </w:hyperlink>
-      <w:r>
-        <w:rPr>
-          <w:lang w:val="zh_TW" w:bidi="zh_TW"/>
-        </w:rPr>
-        <w:t>記載了主給以色列一位救主，指的是他們從亞蘭人手中得救。有些人認為這位拯救者是指猶大王耶羅波安二世；另一些人則認為是一位外邦君王，通常是哈馬的扎基爾（Zakir）王。然而，經文並未明確指出這位救主是誰。經文的重點在於神為祂的子民差遣了這位拯救者。在舊約中，大多數提到「救主」的經文是指神自己是以色列的救主，即使這個稱謂有時被用於其他人身上，也會明確指出這是神差遣或興起的。以色列人明白神是他們的救主，並在讚美的詩歌中（</w:t>
-      </w:r>
-      <w:hyperlink r:id="rId151">
-        <w:r>
-          <w:rPr>
-            <w:lang w:val="zh_TW" w:bidi="zh_TW"/>
-          </w:rPr>
-          <w:rPr>
-            <w:color w:val="0000EE"/>
-            <w:u w:val="single"/>
-          </w:rPr>
-          <w:t>詩17:7</w:t>
-        </w:r>
-      </w:hyperlink>
-      <w:r>
-        <w:rPr>
-          <w:lang w:val="zh_TW" w:bidi="zh_TW"/>
-        </w:rPr>
-        <w:t>，</w:t>
-      </w:r>
-      <w:hyperlink r:id="rId152">
-        <w:r>
-          <w:rPr>
-            <w:lang w:val="zh_TW" w:bidi="zh_TW"/>
-          </w:rPr>
-          <w:rPr>
-            <w:color w:val="0000EE"/>
-            <w:u w:val="single"/>
-          </w:rPr>
-          <w:t>106:1–12</w:t>
-        </w:r>
-      </w:hyperlink>
-      <w:r>
-        <w:rPr>
-          <w:lang w:val="zh_TW" w:bidi="zh_TW"/>
-        </w:rPr>
-        <w:t>）和求救的呼聲中宣告這一點（</w:t>
-      </w:r>
-      <w:hyperlink r:id="rId153">
-        <w:r>
-          <w:rPr>
-            <w:lang w:val="zh_TW" w:bidi="zh_TW"/>
-          </w:rPr>
-          <w:rPr>
-            <w:color w:val="0000EE"/>
-            <w:u w:val="single"/>
-          </w:rPr>
-          <w:t>耶14:8</w:t>
-        </w:r>
-      </w:hyperlink>
-      <w:r>
-        <w:rPr>
-          <w:lang w:val="zh_TW" w:bidi="zh_TW"/>
-        </w:rPr>
-        <w:t>）。大衛這樣稱頌神：「是我的高臺，是我的避難所。我的救主」（</w:t>
-      </w:r>
-      <w:hyperlink r:id="rId154">
-        <w:r>
-          <w:rPr>
-            <w:lang w:val="zh_TW" w:bidi="zh_TW"/>
-          </w:rPr>
-          <w:rPr>
-            <w:color w:val="0000EE"/>
-            <w:u w:val="single"/>
-          </w:rPr>
-          <w:t>撒下22:3</w:t>
-        </w:r>
-      </w:hyperlink>
-      <w:r>
-        <w:rPr>
-          <w:lang w:val="zh_TW" w:bidi="zh_TW"/>
-        </w:rPr>
-        <w:t>）。詩篇的作者經常稱頌耶和華為他們的「幫助」或「拯救」（</w:t>
-      </w:r>
-      <w:hyperlink r:id="rId155">
-        <w:r>
-          <w:rPr>
-            <w:lang w:val="zh_TW" w:bidi="zh_TW"/>
-          </w:rPr>
-          <w:rPr>
-            <w:color w:val="0000EE"/>
-            <w:u w:val="single"/>
-          </w:rPr>
-          <w:t>詩27:9</w:t>
-        </w:r>
-      </w:hyperlink>
-      <w:r>
-        <w:rPr>
-          <w:lang w:val="zh_TW" w:bidi="zh_TW"/>
-        </w:rPr>
-        <w:t>，</w:t>
-      </w:r>
-      <w:hyperlink r:id="rId73">
-        <w:r>
-          <w:rPr>
-            <w:lang w:val="zh_TW" w:bidi="zh_TW"/>
-          </w:rPr>
-          <w:rPr>
-            <w:color w:val="0000EE"/>
-            <w:u w:val="single"/>
-          </w:rPr>
-          <w:t>38:22</w:t>
-        </w:r>
-      </w:hyperlink>
-      <w:r>
-        <w:rPr>
-          <w:lang w:val="zh_TW" w:bidi="zh_TW"/>
-        </w:rPr>
-        <w:t>，</w:t>
-      </w:r>
-      <w:hyperlink r:id="rId156">
-        <w:r>
-          <w:rPr>
-            <w:lang w:val="zh_TW" w:bidi="zh_TW"/>
-          </w:rPr>
-          <w:rPr>
-            <w:color w:val="0000EE"/>
-            <w:u w:val="single"/>
-          </w:rPr>
-          <w:t>42:5、11</w:t>
-        </w:r>
-      </w:hyperlink>
-      <w:r>
-        <w:rPr>
-          <w:lang w:val="zh_TW" w:bidi="zh_TW"/>
-        </w:rPr>
-        <w:t>，</w:t>
-      </w:r>
-      <w:hyperlink r:id="rId78">
-        <w:r>
-          <w:rPr>
-            <w:lang w:val="zh_TW" w:bidi="zh_TW"/>
-          </w:rPr>
-          <w:rPr>
-            <w:color w:val="0000EE"/>
-            <w:u w:val="single"/>
-          </w:rPr>
-          <w:t>65:5</w:t>
-        </w:r>
-      </w:hyperlink>
-      <w:r>
-        <w:rPr>
-          <w:lang w:val="zh_TW" w:bidi="zh_TW"/>
-        </w:rPr>
-        <w:t>，</w:t>
-      </w:r>
-      <w:hyperlink r:id="rId157">
-        <w:r>
-          <w:rPr>
-            <w:lang w:val="zh_TW" w:bidi="zh_TW"/>
-          </w:rPr>
-          <w:rPr>
-            <w:color w:val="0000EE"/>
-            <w:u w:val="single"/>
-          </w:rPr>
-          <w:t>68:19</w:t>
-        </w:r>
-      </w:hyperlink>
-      <w:r>
-        <w:rPr>
-          <w:lang w:val="zh_TW" w:bidi="zh_TW"/>
-        </w:rPr>
-        <w:t>，</w:t>
-      </w:r>
-      <w:hyperlink r:id="rId158">
-        <w:r>
-          <w:rPr>
-            <w:lang w:val="zh_TW" w:bidi="zh_TW"/>
-          </w:rPr>
-          <w:rPr>
-            <w:color w:val="0000EE"/>
-            <w:u w:val="single"/>
-          </w:rPr>
-          <w:t>79:9</w:t>
-        </w:r>
-      </w:hyperlink>
-      <w:r>
-        <w:rPr>
-          <w:lang w:val="zh_TW" w:bidi="zh_TW"/>
-        </w:rPr>
-        <w:t>，</w:t>
-      </w:r>
-      <w:hyperlink r:id="rId159">
-        <w:r>
-          <w:rPr>
-            <w:lang w:val="zh_TW" w:bidi="zh_TW"/>
-          </w:rPr>
-          <w:rPr>
-            <w:color w:val="0000EE"/>
-            <w:u w:val="single"/>
-          </w:rPr>
-          <w:t>85:4</w:t>
-        </w:r>
-      </w:hyperlink>
-      <w:r>
-        <w:rPr>
-          <w:lang w:val="zh_TW" w:bidi="zh_TW"/>
-        </w:rPr>
-        <w:t>，</w:t>
-      </w:r>
-      <w:hyperlink r:id="rId160">
-        <w:r>
-          <w:rPr>
-            <w:lang w:val="zh_TW" w:bidi="zh_TW"/>
-          </w:rPr>
-          <w:rPr>
-            <w:color w:val="0000EE"/>
-            <w:u w:val="single"/>
-          </w:rPr>
-          <w:t>89:26</w:t>
-        </w:r>
-      </w:hyperlink>
-      <w:r>
-        <w:rPr>
-          <w:lang w:val="zh_TW" w:bidi="zh_TW"/>
-        </w:rPr>
-        <w:t>）。對以色列人來說，出埃及無疑是他們最偉大的拯救經歷，並奠定了他們認識神是救主的基礎。詩篇的作者在回憶以色列鑄造金牛犢的罪時，宣告說：「忘了神—他們的救主；他曾在埃及行大事」（</w:t>
-      </w:r>
-      <w:hyperlink r:id="rId161">
-        <w:r>
-          <w:rPr>
-            <w:lang w:val="zh_TW" w:bidi="zh_TW"/>
-          </w:rPr>
-          <w:rPr>
-            <w:color w:val="0000EE"/>
-            <w:u w:val="single"/>
-          </w:rPr>
-          <w:t>詩106:21</w:t>
-        </w:r>
-      </w:hyperlink>
-      <w:r>
-        <w:rPr>
-          <w:lang w:val="zh_TW" w:bidi="zh_TW"/>
-        </w:rPr>
-        <w:t>；參</w:t>
-      </w:r>
-      <w:hyperlink r:id="rId162">
-        <w:r>
-          <w:rPr>
-            <w:lang w:val="zh_TW" w:bidi="zh_TW"/>
-          </w:rPr>
-          <w:rPr>
-            <w:color w:val="0000EE"/>
-            <w:u w:val="single"/>
-          </w:rPr>
-          <w:t>賽63:11</w:t>
-        </w:r>
-      </w:hyperlink>
-      <w:r>
-        <w:rPr>
-          <w:lang w:val="zh_TW" w:bidi="zh_TW"/>
-        </w:rPr>
-        <w:t>；</w:t>
-      </w:r>
-      <w:hyperlink r:id="rId163">
-        <w:r>
-          <w:rPr>
-            <w:lang w:val="zh_TW" w:bidi="zh_TW"/>
-          </w:rPr>
-          <w:rPr>
-            <w:color w:val="0000EE"/>
-            <w:u w:val="single"/>
-          </w:rPr>
-          <w:t>何13:4–6</w:t>
-        </w:r>
-      </w:hyperlink>
-      <w:r>
-        <w:rPr>
-          <w:lang w:val="zh_TW" w:bidi="zh_TW"/>
-        </w:rPr>
-        <w:t>）。在以賽亞書中，「救主」這個稱謂經常用來強調神的獨一性。神被視為唯一的救主，與外邦的神祇和偶像形成鮮明對比：「惟有我是耶和華； 除我以外沒有救主。我曾指示，我曾拯救，我曾說明，並且在你們中間沒有別神。 」（</w:t>
-      </w:r>
-      <w:hyperlink r:id="rId164">
-        <w:r>
-          <w:rPr>
-            <w:lang w:val="zh_TW" w:bidi="zh_TW"/>
-          </w:rPr>
-          <w:rPr>
-            <w:color w:val="0000EE"/>
-            <w:u w:val="single"/>
-          </w:rPr>
-          <w:t>賽43:11–12</w:t>
-        </w:r>
-      </w:hyperlink>
-      <w:r>
-        <w:rPr>
-          <w:lang w:val="zh_TW" w:bidi="zh_TW"/>
-        </w:rPr>
-        <w:t>）。以賽亞進一步指出，神會藉著以色列未來的祝福與復興，顯明祂自己為救主（</w:t>
-      </w:r>
-      <w:hyperlink r:id="rId165">
-        <w:r>
-          <w:rPr>
-            <w:lang w:val="zh_TW" w:bidi="zh_TW"/>
-          </w:rPr>
-          <w:rPr>
-            <w:color w:val="0000EE"/>
-            <w:u w:val="single"/>
-          </w:rPr>
-          <w:t>49:26</w:t>
-        </w:r>
-      </w:hyperlink>
-      <w:r>
-        <w:rPr>
-          <w:lang w:val="zh_TW" w:bidi="zh_TW"/>
-        </w:rPr>
-        <w:t>，</w:t>
-      </w:r>
-      <w:hyperlink r:id="rId166">
-        <w:r>
-          <w:rPr>
-            <w:lang w:val="zh_TW" w:bidi="zh_TW"/>
-          </w:rPr>
-          <w:rPr>
-            <w:color w:val="0000EE"/>
-            <w:u w:val="single"/>
-          </w:rPr>
-          <w:t>60:16</w:t>
-        </w:r>
-      </w:hyperlink>
-      <w:r>
-        <w:rPr>
-          <w:lang w:val="zh_TW" w:bidi="zh_TW"/>
-        </w:rPr>
-        <w:t>）。雖然「救主」這個稱謂在舊約中並未直接應用於彌賽亞，但像</w:t>
-      </w:r>
-      <w:hyperlink r:id="rId85">
-        <w:r>
-          <w:rPr>
-            <w:lang w:val="zh_TW" w:bidi="zh_TW"/>
-          </w:rPr>
-          <w:rPr>
-            <w:color w:val="0000EE"/>
-            <w:u w:val="single"/>
-          </w:rPr>
-          <w:t>撒迦利亞書九章9節</w:t>
-        </w:r>
-      </w:hyperlink>
-      <w:r>
-        <w:rPr>
-          <w:lang w:val="zh_TW" w:bidi="zh_TW"/>
-        </w:rPr>
-        <w:t>這樣的經文暗示了神的受膏者將是一位拯救者。一些次經使用「救主」來稱呼神，有些則使用「永恆的救主」（</w:t>
-      </w:r>
-      <w:hyperlink r:id="rId167">
-        <w:r>
-          <w:rPr>
-            <w:lang w:val="zh_TW" w:bidi="zh_TW"/>
-          </w:rPr>
-          <w:rPr>
-            <w:color w:val="0000EE"/>
-            <w:u w:val="single"/>
-          </w:rPr>
-          <w:t>巴錄書4:22</w:t>
-        </w:r>
-      </w:hyperlink>
-      <w:r>
-        <w:rPr>
-          <w:lang w:val="zh_TW" w:bidi="zh_TW"/>
-        </w:rPr>
-        <w:t>）或「以色列永遠的救主」（</w:t>
-      </w:r>
-      <w:hyperlink r:id="rId168">
-        <w:r>
-          <w:rPr>
-            <w:lang w:val="zh_TW" w:bidi="zh_TW"/>
-          </w:rPr>
-          <w:rPr>
-            <w:color w:val="0000EE"/>
-            <w:u w:val="single"/>
-          </w:rPr>
-          <w:t>馬加比三書7:16</w:t>
-        </w:r>
-      </w:hyperlink>
-      <w:r>
-        <w:rPr>
-          <w:lang w:val="zh_TW" w:bidi="zh_TW"/>
-        </w:rPr>
-        <w:t>）這崇高的稱號。這種後期的用法也說明了神是能拯救以色列的那一位。</w:t>
-      </w:r>
-    </w:p>
-    <w:p>
-      <w:pPr/>
-      <w:r>
-        <w:rPr>
-          <w:lang w:val="zh_TW" w:bidi="zh_TW"/>
-        </w:rPr>
-      </w:r>
-      <w:r>
-        <w:rPr>
-          <w:lang w:val="zh_TW" w:bidi="zh_TW"/>
-        </w:rPr>
-        <w:t>希臘文獻中使用的soter（「救主」、「拯救者」來自動詞sozo，意思是「拯救」、「救援」）同時指神和人。例如，希羅多德一度將雅典人稱為希臘的「救主」（</w:t>
-      </w:r>
-      <w:r>
-        <w:rPr>
-          <w:i/>
-          <w:lang w:val="zh_TW" w:bidi="zh_TW"/>
-        </w:rPr>
-        <w:t>波斯戰爭Persian Wars</w:t>
-      </w:r>
-      <w:r>
-        <w:rPr>
-          <w:lang w:val="zh_TW" w:bidi="zh_TW"/>
-        </w:rPr>
-        <w:t>7.139.5）。在七十士譯本中，soter（「救主」）用來翻譯希伯來文yasha‘（「拯救」）的各種形式。Soter在新約中出現24次，並且專門用於神和耶穌基督（8次用於神，16次用於基督）。soter在新約出現的24次中，10次出現在書信中，5次出現在彼得後書中。在</w:t>
-      </w:r>
-      <w:hyperlink r:id="rId169">
-        <w:r>
-          <w:rPr>
-            <w:lang w:val="zh_TW" w:bidi="zh_TW"/>
-          </w:rPr>
-          <w:rPr>
-            <w:color w:val="0000EE"/>
-            <w:u w:val="single"/>
-          </w:rPr>
-          <w:t>路加福音一章47節</w:t>
-        </w:r>
-      </w:hyperlink>
-      <w:r>
-        <w:rPr>
-          <w:lang w:val="zh_TW" w:bidi="zh_TW"/>
-        </w:rPr>
-        <w:t>，馬利亞在她的讚美詩中稱頌神為救主，這反映了舊約的影響。耶穌的名字（希臘文是約書亞）意思是「主是拯救」，這名字是預表耶穌作為救主的功能（</w:t>
-      </w:r>
-      <w:hyperlink r:id="rId170">
-        <w:r>
-          <w:rPr>
-            <w:lang w:val="zh_TW" w:bidi="zh_TW"/>
-          </w:rPr>
-          <w:rPr>
-            <w:color w:val="0000EE"/>
-            <w:u w:val="single"/>
-          </w:rPr>
-          <w:t>太1:21</w:t>
-        </w:r>
-      </w:hyperlink>
-      <w:r>
-        <w:rPr>
-          <w:lang w:val="zh_TW" w:bidi="zh_TW"/>
-        </w:rPr>
-        <w:t>）。作為救主，耶穌完成了神所應許的救贖計劃（</w:t>
-      </w:r>
-      <w:hyperlink r:id="rId171">
-        <w:r>
-          <w:rPr>
-            <w:lang w:val="zh_TW" w:bidi="zh_TW"/>
-          </w:rPr>
-          <w:rPr>
-            <w:color w:val="0000EE"/>
-            <w:u w:val="single"/>
-          </w:rPr>
-          <w:t>徒13:23</w:t>
-        </w:r>
-      </w:hyperlink>
-      <w:r>
-        <w:rPr>
-          <w:lang w:val="zh_TW" w:bidi="zh_TW"/>
-        </w:rPr>
-        <w:t>；</w:t>
-      </w:r>
-      <w:hyperlink r:id="rId172">
-        <w:r>
-          <w:rPr>
-            <w:lang w:val="zh_TW" w:bidi="zh_TW"/>
-          </w:rPr>
-          <w:rPr>
-            <w:color w:val="0000EE"/>
-            <w:u w:val="single"/>
-          </w:rPr>
-          <w:t>多3:4</w:t>
-        </w:r>
-      </w:hyperlink>
-      <w:r>
-        <w:rPr>
-          <w:lang w:val="zh_TW" w:bidi="zh_TW"/>
-        </w:rPr>
-        <w:t>），為人類提供了救贖（</w:t>
-      </w:r>
-      <w:hyperlink r:id="rId173">
-        <w:r>
-          <w:rPr>
-            <w:lang w:val="zh_TW" w:bidi="zh_TW"/>
-          </w:rPr>
-          <w:rPr>
-            <w:color w:val="0000EE"/>
-            <w:u w:val="single"/>
-          </w:rPr>
-          <w:t>多2:13–14</w:t>
-        </w:r>
-      </w:hyperlink>
-      <w:r>
-        <w:rPr>
-          <w:lang w:val="zh_TW" w:bidi="zh_TW"/>
-        </w:rPr>
-        <w:t>），並成為信徒的盼望（</w:t>
-      </w:r>
-      <w:hyperlink r:id="rId174">
-        <w:r>
-          <w:rPr>
-            <w:lang w:val="zh_TW" w:bidi="zh_TW"/>
-          </w:rPr>
-          <w:rPr>
-            <w:color w:val="0000EE"/>
-            <w:u w:val="single"/>
-          </w:rPr>
-          <w:t>腓3:20–21</w:t>
-        </w:r>
-      </w:hyperlink>
-      <w:r>
-        <w:rPr>
-          <w:lang w:val="zh_TW" w:bidi="zh_TW"/>
-        </w:rPr>
-        <w:t>）。「救主」這個詞本身固有的概念是救人或將人從危險中拯救到安全的位置。耶穌已經將信徒從罪和死中拯救出來，帶入到永生和生命中（</w:t>
-      </w:r>
-      <w:hyperlink r:id="rId175">
-        <w:r>
-          <w:rPr>
-            <w:lang w:val="zh_TW" w:bidi="zh_TW"/>
-          </w:rPr>
-          <w:rPr>
-            <w:color w:val="0000EE"/>
-            <w:u w:val="single"/>
-          </w:rPr>
-          <w:t>提後1:10</w:t>
-        </w:r>
-      </w:hyperlink>
-      <w:r>
-        <w:rPr>
-          <w:lang w:val="zh_TW" w:bidi="zh_TW"/>
-        </w:rPr>
-        <w:t>）。雖然耶穌從未稱自己為救主（soter），但天使在耶穌降生時宣告祂為救主（</w:t>
-      </w:r>
-      <w:hyperlink r:id="rId176">
-        <w:r>
-          <w:rPr>
-            <w:lang w:val="zh_TW" w:bidi="zh_TW"/>
-          </w:rPr>
-          <w:rPr>
-            <w:color w:val="0000EE"/>
-            <w:u w:val="single"/>
-          </w:rPr>
-          <w:t>路2:11</w:t>
-        </w:r>
-      </w:hyperlink>
-      <w:r>
-        <w:rPr>
-          <w:lang w:val="zh_TW" w:bidi="zh_TW"/>
-        </w:rPr>
-        <w:t>），聽到耶穌話語的人承認耶穌是救主（</w:t>
-      </w:r>
-      <w:hyperlink r:id="rId177">
-        <w:r>
-          <w:rPr>
-            <w:lang w:val="zh_TW" w:bidi="zh_TW"/>
-          </w:rPr>
-          <w:rPr>
-            <w:color w:val="0000EE"/>
-            <w:u w:val="single"/>
-          </w:rPr>
-          <w:t>約4:42</w:t>
-        </w:r>
-      </w:hyperlink>
-      <w:r>
-        <w:rPr>
-          <w:lang w:val="zh_TW" w:bidi="zh_TW"/>
-        </w:rPr>
-        <w:t>），早期教會也宣告耶穌為救主（</w:t>
-      </w:r>
-      <w:hyperlink r:id="rId178">
-        <w:r>
-          <w:rPr>
-            <w:lang w:val="zh_TW" w:bidi="zh_TW"/>
-          </w:rPr>
-          <w:rPr>
-            <w:color w:val="0000EE"/>
-            <w:u w:val="single"/>
-          </w:rPr>
-          <w:t>徒5:31</w:t>
-        </w:r>
-      </w:hyperlink>
-      <w:r>
-        <w:rPr>
-          <w:lang w:val="zh_TW" w:bidi="zh_TW"/>
-        </w:rPr>
-        <w:t>，</w:t>
-      </w:r>
-      <w:hyperlink r:id="rId171">
-        <w:r>
-          <w:rPr>
-            <w:lang w:val="zh_TW" w:bidi="zh_TW"/>
-          </w:rPr>
-          <w:rPr>
-            <w:color w:val="0000EE"/>
-            <w:u w:val="single"/>
-          </w:rPr>
-          <w:t>13:23</w:t>
-        </w:r>
-      </w:hyperlink>
-      <w:r>
-        <w:rPr>
-          <w:lang w:val="zh_TW" w:bidi="zh_TW"/>
-        </w:rPr>
-        <w:t>）。救恩是耶穌使命的核心（</w:t>
-      </w:r>
-      <w:hyperlink r:id="rId179">
-        <w:r>
-          <w:rPr>
-            <w:lang w:val="zh_TW" w:bidi="zh_TW"/>
-          </w:rPr>
-          <w:rPr>
-            <w:color w:val="0000EE"/>
-            <w:u w:val="single"/>
-          </w:rPr>
-          <w:t>路19:10</w:t>
-        </w:r>
-      </w:hyperlink>
-      <w:r>
-        <w:rPr>
-          <w:lang w:val="zh_TW" w:bidi="zh_TW"/>
-        </w:rPr>
-        <w:t>）。保羅教導說，基督是教會現在（</w:t>
-      </w:r>
-      <w:hyperlink r:id="rId180">
-        <w:r>
-          <w:rPr>
-            <w:lang w:val="zh_TW" w:bidi="zh_TW"/>
-          </w:rPr>
-          <w:rPr>
-            <w:color w:val="0000EE"/>
-            <w:u w:val="single"/>
-          </w:rPr>
-          <w:t>弗5:23</w:t>
-        </w:r>
-      </w:hyperlink>
-      <w:r>
-        <w:rPr>
-          <w:lang w:val="zh_TW" w:bidi="zh_TW"/>
-        </w:rPr>
-        <w:t>）和將來（</w:t>
-      </w:r>
-      <w:hyperlink r:id="rId181">
-        <w:r>
-          <w:rPr>
-            <w:lang w:val="zh_TW" w:bidi="zh_TW"/>
-          </w:rPr>
-          <w:rPr>
-            <w:color w:val="0000EE"/>
-            <w:u w:val="single"/>
-          </w:rPr>
-          <w:t>腓3:20</w:t>
-        </w:r>
-      </w:hyperlink>
-      <w:r>
-        <w:rPr>
-          <w:lang w:val="zh_TW" w:bidi="zh_TW"/>
-        </w:rPr>
-        <w:t>）的救主。</w:t>
-      </w:r>
-    </w:p>
-    <w:p>
-      <w:pPr/>
-      <w:r>
-        <w:rPr>
-          <w:lang w:val="zh_TW" w:bidi="zh_TW"/>
-        </w:rPr>
-      </w:r>
-      <w:r>
-        <w:rPr>
-          <w:lang w:val="zh_TW" w:bidi="zh_TW"/>
-        </w:rPr>
-        <w:t>救主這個稱謂在教牧書信中應用於神，並且明確地代表神是所有人的救主（</w:t>
-      </w:r>
-      <w:hyperlink r:id="rId182">
-        <w:r>
-          <w:rPr>
-            <w:lang w:val="zh_TW" w:bidi="zh_TW"/>
-          </w:rPr>
-          <w:rPr>
-            <w:color w:val="0000EE"/>
-            <w:u w:val="single"/>
-          </w:rPr>
-          <w:t>提前2:3</w:t>
-        </w:r>
-      </w:hyperlink>
-      <w:r>
-        <w:rPr>
-          <w:lang w:val="zh_TW" w:bidi="zh_TW"/>
-        </w:rPr>
-        <w:t>，</w:t>
-      </w:r>
-      <w:hyperlink r:id="rId183">
-        <w:r>
-          <w:rPr>
-            <w:lang w:val="zh_TW" w:bidi="zh_TW"/>
-          </w:rPr>
-          <w:rPr>
-            <w:color w:val="0000EE"/>
-            <w:u w:val="single"/>
-          </w:rPr>
-          <w:t>4:10</w:t>
-        </w:r>
-      </w:hyperlink>
-      <w:r>
-        <w:rPr>
-          <w:lang w:val="zh_TW" w:bidi="zh_TW"/>
-        </w:rPr>
-        <w:t>）。教牧書信還明確地稱耶穌為救主（</w:t>
-      </w:r>
-      <w:hyperlink r:id="rId175">
-        <w:r>
-          <w:rPr>
-            <w:lang w:val="zh_TW" w:bidi="zh_TW"/>
-          </w:rPr>
-          <w:rPr>
-            <w:color w:val="0000EE"/>
-            <w:u w:val="single"/>
-          </w:rPr>
-          <w:t>提後1:10</w:t>
-        </w:r>
-      </w:hyperlink>
-      <w:r>
-        <w:rPr>
-          <w:lang w:val="zh_TW" w:bidi="zh_TW"/>
-        </w:rPr>
-        <w:t>；</w:t>
-      </w:r>
-      <w:hyperlink r:id="rId184">
-        <w:r>
-          <w:rPr>
-            <w:lang w:val="zh_TW" w:bidi="zh_TW"/>
-          </w:rPr>
-          <w:rPr>
-            <w:color w:val="0000EE"/>
-            <w:u w:val="single"/>
-          </w:rPr>
-          <w:t>多3:6</w:t>
-        </w:r>
-      </w:hyperlink>
-      <w:r>
-        <w:rPr>
-          <w:lang w:val="zh_TW" w:bidi="zh_TW"/>
-        </w:rPr>
-        <w:t>），在某些情況下也宣稱祂耶穌是神—救主（</w:t>
-      </w:r>
-      <w:hyperlink r:id="rId185">
-        <w:r>
-          <w:rPr>
-            <w:lang w:val="zh_TW" w:bidi="zh_TW"/>
-          </w:rPr>
-          <w:rPr>
-            <w:color w:val="0000EE"/>
-            <w:u w:val="single"/>
-          </w:rPr>
-          <w:t>多2:13，</w:t>
-        </w:r>
-      </w:hyperlink>
-      <w:hyperlink r:id="rId186">
-        <w:r>
-          <w:rPr>
-            <w:lang w:val="zh_TW" w:bidi="zh_TW"/>
-          </w:rPr>
-          <w:rPr>
-            <w:color w:val="0000EE"/>
-            <w:u w:val="single"/>
-          </w:rPr>
-          <w:t>3:4–6</w:t>
-        </w:r>
-      </w:hyperlink>
-      <w:r>
-        <w:rPr>
-          <w:lang w:val="zh_TW" w:bidi="zh_TW"/>
-        </w:rPr>
-        <w:t>）在整卷彼得後書中，救主是耶穌基督的稱謂（例如，</w:t>
-      </w:r>
-      <w:hyperlink r:id="rId187">
-        <w:r>
-          <w:rPr>
-            <w:lang w:val="zh_TW" w:bidi="zh_TW"/>
-          </w:rPr>
-          <w:rPr>
-            <w:color w:val="0000EE"/>
-            <w:u w:val="single"/>
-          </w:rPr>
-          <w:t>彼後2:20</w:t>
-        </w:r>
-      </w:hyperlink>
-      <w:r>
-        <w:rPr>
-          <w:lang w:val="zh_TW" w:bidi="zh_TW"/>
-        </w:rPr>
-        <w:t>）。約翰在他的第一封書信中，用這個詞來描述耶穌是父差來拯救世人的救主（</w:t>
-      </w:r>
-      <w:hyperlink r:id="rId188">
-        <w:r>
-          <w:rPr>
-            <w:lang w:val="zh_TW" w:bidi="zh_TW"/>
-          </w:rPr>
-          <w:rPr>
-            <w:color w:val="0000EE"/>
-            <w:u w:val="single"/>
-          </w:rPr>
-          <w:t>約一4:14</w:t>
-        </w:r>
-      </w:hyperlink>
-      <w:r>
-        <w:rPr>
-          <w:lang w:val="zh_TW" w:bidi="zh_TW"/>
-        </w:rPr>
-        <w:t>）。</w:t>
-      </w:r>
-    </w:p>
-    <w:p>
-      <w:pPr/>
-      <w:r>
-        <w:rPr>
-          <w:lang w:val="zh_TW" w:bidi="zh_TW"/>
-        </w:rPr>
-      </w:r>
-      <w:r>
-        <w:rPr>
-          <w:i/>
-          <w:lang w:val="zh_TW" w:bidi="zh_TW"/>
-        </w:rPr>
-        <w:t>另見</w:t>
-      </w:r>
-      <w:r>
-        <w:rPr>
-          <w:lang w:val="zh_TW" w:bidi="zh_TW"/>
-        </w:rPr>
-        <w:t xml:space="preserve"> </w:t>
-      </w:r>
-      <w:r>
-        <w:rPr>
-          <w:lang w:val="zh_TW" w:bidi="zh_TW"/>
-        </w:rPr>
-        <w:t>救恩</w:t>
-      </w:r>
-      <w:r>
-        <w:rPr>
-          <w:lang w:val="zh_TW" w:bidi="zh_TW"/>
-        </w:rPr>
-        <w:t>。</w:t>
-      </w:r>
-      <w:r>
-        <w:rPr>
-          <w:lang w:val="zh_TW" w:bidi="zh_TW"/>
-        </w:rPr>
-      </w:r>
-      <w:r>
-        <w:rPr>
-          <w:lang w:val="zh_TW" w:bidi="zh_TW"/>
-        </w:rPr>
-      </w:r>
-    </w:p>
-    <w:p>
-      <w:pPr/>
-      <w:r>
-        <w:rPr>
-          <w:lang w:val="zh_TW" w:bidi="zh_TW"/>
-        </w:rPr>
-      </w:r>
-    </w:p>
-    <w:p>
-      <w:pPr>
-        <w:pStyle w:val="Heading2"/>
-      </w:pPr>
-      <w:r>
-        <w:rPr>
-          <w:lang w:val="zh_TW" w:bidi="zh_TW"/>
-        </w:rPr>
-        <w:t>舊人與新人</w:t>
-      </w:r>
-      <w:r>
-        <w:rPr>
-          <w:lang w:val="zh_TW" w:bidi="zh_TW"/>
-        </w:rPr>
-      </w:r>
-    </w:p>
-    <w:p>
-      <w:pPr/>
-      <w:r>
-        <w:rPr>
-          <w:lang w:val="zh_TW" w:bidi="zh_TW"/>
-        </w:rPr>
-      </w:r>
-      <w:r>
-        <w:rPr>
-          <w:lang w:val="zh_TW" w:bidi="zh_TW"/>
-        </w:rPr>
-        <w:t>聖經用這個概念，描述人在基督裡的狀態。人按照神的形像被造，目的是要與祂相交（</w:t>
-      </w:r>
-      <w:hyperlink r:id="rId189">
-        <w:r>
-          <w:rPr>
-            <w:lang w:val="zh_TW" w:bidi="zh_TW"/>
-          </w:rPr>
-          <w:rPr>
-            <w:color w:val="0000EE"/>
-            <w:u w:val="single"/>
-          </w:rPr>
-          <w:t>創1:26–27</w:t>
-        </w:r>
-      </w:hyperlink>
-      <w:r>
-        <w:rPr>
-          <w:lang w:val="zh_TW" w:bidi="zh_TW"/>
-        </w:rPr>
-        <w:t>）。神曾在具體的情境中，向亞當和夏娃表明祂的旨意（</w:t>
-      </w:r>
-      <w:hyperlink r:id="rId190">
-        <w:r>
-          <w:rPr>
-            <w:lang w:val="zh_TW" w:bidi="zh_TW"/>
-          </w:rPr>
-          <w:rPr>
-            <w:color w:val="0000EE"/>
-            <w:u w:val="single"/>
-          </w:rPr>
-          <w:t>創2:15–17</w:t>
-        </w:r>
-      </w:hyperlink>
-      <w:r>
-        <w:rPr>
-          <w:lang w:val="zh_TW" w:bidi="zh_TW"/>
-        </w:rPr>
-        <w:t>），然而他們卻運用自由意志，違背了神的命令（</w:t>
-      </w:r>
-      <w:hyperlink r:id="rId191">
-        <w:r>
-          <w:rPr>
-            <w:lang w:val="zh_TW" w:bidi="zh_TW"/>
-          </w:rPr>
-          <w:rPr>
-            <w:color w:val="0000EE"/>
-            <w:u w:val="single"/>
-          </w:rPr>
-          <w:t>創3:1–7</w:t>
-        </w:r>
-      </w:hyperlink>
-      <w:r>
-        <w:rPr>
-          <w:lang w:val="zh_TW" w:bidi="zh_TW"/>
-        </w:rPr>
-        <w:t>）。因此，人類都死在罪中（</w:t>
-      </w:r>
-      <w:hyperlink r:id="rId192">
-        <w:r>
-          <w:rPr>
-            <w:lang w:val="zh_TW" w:bidi="zh_TW"/>
-          </w:rPr>
-          <w:rPr>
-            <w:color w:val="0000EE"/>
-            <w:u w:val="single"/>
-          </w:rPr>
-          <w:t>羅5:12–21</w:t>
-        </w:r>
-      </w:hyperlink>
-      <w:r>
-        <w:rPr>
-          <w:lang w:val="zh_TW" w:bidi="zh_TW"/>
-        </w:rPr>
-        <w:t>；</w:t>
-      </w:r>
-      <w:hyperlink r:id="rId193">
-        <w:r>
-          <w:rPr>
-            <w:lang w:val="zh_TW" w:bidi="zh_TW"/>
-          </w:rPr>
-          <w:rPr>
-            <w:color w:val="0000EE"/>
-            <w:u w:val="single"/>
-          </w:rPr>
-          <w:t>弗2:1–3</w:t>
-        </w:r>
-      </w:hyperlink>
-      <w:r>
-        <w:rPr>
-          <w:lang w:val="zh_TW" w:bidi="zh_TW"/>
-        </w:rPr>
-        <w:t>）。亞當和夏娃的罪被傳遞給全人類（即原罪），人生來就帶有犯罪的傾向（</w:t>
-      </w:r>
-      <w:hyperlink r:id="rId194">
-        <w:r>
-          <w:rPr>
-            <w:lang w:val="zh_TW" w:bidi="zh_TW"/>
-          </w:rPr>
-          <w:rPr>
-            <w:color w:val="0000EE"/>
-            <w:u w:val="single"/>
-          </w:rPr>
-          <w:t>詩51:5</w:t>
-        </w:r>
-      </w:hyperlink>
-      <w:r>
-        <w:rPr>
-          <w:lang w:val="zh_TW" w:bidi="zh_TW"/>
-        </w:rPr>
-        <w:t>），一旦達到道德責任的年齡，人便會開始犯罪。保羅稱這種狀態為「舊人」，舊人雖然可以遵守部份律法，並作出善行，但舊人永遠無法靠自己所做足夠的善事來換取救恩。舊人必須被更新為「新人」，否則將承受罪的惡果。唯有神能成就這種徹底的改變，人只能憑信心領受神白白的恩典。</w:t>
-      </w:r>
-    </w:p>
-    <w:p>
-      <w:pPr/>
-      <w:r>
-        <w:rPr>
-          <w:lang w:val="zh_TW" w:bidi="zh_TW"/>
-        </w:rPr>
-      </w:r>
-      <w:r>
-        <w:rPr>
-          <w:lang w:val="zh_TW" w:bidi="zh_TW"/>
-        </w:rPr>
-        <w:t>大衛在</w:t>
-      </w:r>
-      <w:hyperlink r:id="rId195">
-        <w:r>
-          <w:rPr>
-            <w:lang w:val="zh_TW" w:bidi="zh_TW"/>
-          </w:rPr>
-          <w:rPr>
-            <w:color w:val="0000EE"/>
-            <w:u w:val="single"/>
-          </w:rPr>
-          <w:t>詩篇五十一篇</w:t>
-        </w:r>
-      </w:hyperlink>
-      <w:r>
-        <w:rPr>
-          <w:lang w:val="zh_TW" w:bidi="zh_TW"/>
-        </w:rPr>
-        <w:t>中向神呼求，求祂除去自己罪孽的罪咎。在第</w:t>
-      </w:r>
-      <w:hyperlink r:id="rId196">
-        <w:r>
-          <w:rPr>
-            <w:lang w:val="zh_TW" w:bidi="zh_TW"/>
-          </w:rPr>
-          <w:rPr>
-            <w:color w:val="0000EE"/>
-            <w:u w:val="single"/>
-          </w:rPr>
-          <w:t>10</w:t>
-        </w:r>
-      </w:hyperlink>
-      <w:r>
-        <w:rPr>
-          <w:lang w:val="zh_TW" w:bidi="zh_TW"/>
-        </w:rPr>
-        <w:t>節，他懇求說：「神啊，求你為我造清潔的心，使我裡面重新有正直的靈。」神在</w:t>
-      </w:r>
-      <w:hyperlink r:id="rId197">
-        <w:r>
-          <w:rPr>
-            <w:lang w:val="zh_TW" w:bidi="zh_TW"/>
-          </w:rPr>
-          <w:rPr>
-            <w:color w:val="0000EE"/>
-            <w:u w:val="single"/>
-          </w:rPr>
-          <w:t>以西結書十一章19節</w:t>
-        </w:r>
-      </w:hyperlink>
-      <w:r>
-        <w:rPr>
-          <w:lang w:val="zh_TW" w:bidi="zh_TW"/>
-        </w:rPr>
-        <w:t>，</w:t>
-      </w:r>
-      <w:hyperlink r:id="rId198">
-        <w:r>
-          <w:rPr>
-            <w:lang w:val="zh_TW" w:bidi="zh_TW"/>
-          </w:rPr>
-          <w:rPr>
-            <w:color w:val="0000EE"/>
-            <w:u w:val="single"/>
-          </w:rPr>
-          <w:t>十八章31節</w:t>
-        </w:r>
-      </w:hyperlink>
-      <w:r>
-        <w:rPr>
-          <w:lang w:val="zh_TW" w:bidi="zh_TW"/>
-        </w:rPr>
-        <w:t>和</w:t>
-      </w:r>
-      <w:hyperlink r:id="rId199">
-        <w:r>
-          <w:rPr>
-            <w:lang w:val="zh_TW" w:bidi="zh_TW"/>
-          </w:rPr>
-          <w:rPr>
-            <w:color w:val="0000EE"/>
-            <w:u w:val="single"/>
-          </w:rPr>
-          <w:t>三十六章26節</w:t>
-        </w:r>
-      </w:hyperlink>
-      <w:r>
-        <w:rPr>
-          <w:lang w:val="zh_TW" w:bidi="zh_TW"/>
-        </w:rPr>
-        <w:t>中，應許悔改的罪人一顆新心和新靈。在</w:t>
-      </w:r>
-      <w:hyperlink r:id="rId200">
-        <w:r>
-          <w:rPr>
-            <w:lang w:val="zh_TW" w:bidi="zh_TW"/>
-          </w:rPr>
-          <w:rPr>
-            <w:color w:val="0000EE"/>
-            <w:u w:val="single"/>
-          </w:rPr>
-          <w:t>羅馬書六章5至11節</w:t>
-        </w:r>
-      </w:hyperlink>
-      <w:r>
-        <w:rPr>
-          <w:lang w:val="zh_TW" w:bidi="zh_TW"/>
-        </w:rPr>
-        <w:t>中，保羅指出舊人已經與基督同釘十字架，因此他得出結論：「這樣，你們向罪也當看自己是死的；向神在基督耶穌裡，卻當看自己是活的」（</w:t>
-      </w:r>
-      <w:hyperlink r:id="rId201">
-        <w:r>
-          <w:rPr>
-            <w:lang w:val="zh_TW" w:bidi="zh_TW"/>
-          </w:rPr>
-          <w:rPr>
-            <w:color w:val="0000EE"/>
-            <w:u w:val="single"/>
-          </w:rPr>
-          <w:t>6:11</w:t>
-        </w:r>
-      </w:hyperlink>
-      <w:r>
-        <w:rPr>
-          <w:lang w:val="zh_TW" w:bidi="zh_TW"/>
-        </w:rPr>
-        <w:t>）。在</w:t>
-      </w:r>
-      <w:hyperlink r:id="rId202">
-        <w:r>
-          <w:rPr>
-            <w:lang w:val="zh_TW" w:bidi="zh_TW"/>
-          </w:rPr>
-          <w:rPr>
-            <w:color w:val="0000EE"/>
-            <w:u w:val="single"/>
-          </w:rPr>
-          <w:t>以弗所書四章22至24節</w:t>
-        </w:r>
-      </w:hyperlink>
-      <w:r>
-        <w:rPr>
-          <w:lang w:val="zh_TW" w:bidi="zh_TW"/>
-        </w:rPr>
-        <w:t>和</w:t>
-      </w:r>
-      <w:hyperlink r:id="rId203">
-        <w:r>
-          <w:rPr>
-            <w:lang w:val="zh_TW" w:bidi="zh_TW"/>
-          </w:rPr>
-          <w:rPr>
-            <w:color w:val="0000EE"/>
-            <w:u w:val="single"/>
-          </w:rPr>
-          <w:t>歌羅西書三章9至10節</w:t>
-        </w:r>
-      </w:hyperlink>
-      <w:r>
-        <w:rPr>
-          <w:lang w:val="zh_TW" w:bidi="zh_TW"/>
-        </w:rPr>
-        <w:t>中，他教導信徒明白，他們已經脫去舊人，穿上新人。耶穌也將這種徹底的改變稱為「重生」——不是肉身的第二次出生（正如尼哥底母所誤解的），而是屬靈的出生（</w:t>
-      </w:r>
-      <w:hyperlink r:id="rId204">
-        <w:r>
-          <w:rPr>
-            <w:lang w:val="zh_TW" w:bidi="zh_TW"/>
-          </w:rPr>
-          <w:rPr>
-            <w:color w:val="0000EE"/>
-            <w:u w:val="single"/>
-          </w:rPr>
-          <w:t>約3:6</w:t>
-        </w:r>
-      </w:hyperlink>
-      <w:r>
-        <w:rPr>
-          <w:lang w:val="zh_TW" w:bidi="zh_TW"/>
-        </w:rPr>
-        <w:t>）。唯有神的恩典能將舊人變成新人，舊人是藉著信心接受神的恩典，但這信心本身也是神的恩賜（</w:t>
-      </w:r>
-      <w:hyperlink r:id="rId205">
-        <w:r>
-          <w:rPr>
-            <w:lang w:val="zh_TW" w:bidi="zh_TW"/>
-          </w:rPr>
-          <w:rPr>
-            <w:color w:val="0000EE"/>
-            <w:u w:val="single"/>
-          </w:rPr>
-          <w:t>弗2:8</w:t>
-        </w:r>
-      </w:hyperlink>
-      <w:r>
-        <w:rPr>
-          <w:lang w:val="zh_TW" w:bidi="zh_TW"/>
-        </w:rPr>
-        <w:t>）。新人因此成為神的兒女。然而，新人並非立刻完全無瑕。他仍須在今生與罪爭戰，不斷努力追求聖潔，越來越接近完全成聖的理想。他只有在將來的復活裡才會達到那完全（</w:t>
-      </w:r>
-      <w:hyperlink r:id="rId206">
-        <w:r>
-          <w:rPr>
-            <w:lang w:val="zh_TW" w:bidi="zh_TW"/>
-          </w:rPr>
-          <w:rPr>
-            <w:color w:val="0000EE"/>
-            <w:u w:val="single"/>
-          </w:rPr>
-          <w:t>林前15:42–45</w:t>
-        </w:r>
-      </w:hyperlink>
-      <w:r>
-        <w:rPr>
-          <w:lang w:val="zh_TW" w:bidi="zh_TW"/>
-        </w:rPr>
-        <w:t>），到那時「一切都更新了」（</w:t>
-      </w:r>
-      <w:hyperlink r:id="rId207">
-        <w:r>
-          <w:rPr>
-            <w:lang w:val="zh_TW" w:bidi="zh_TW"/>
-          </w:rPr>
-          <w:rPr>
-            <w:color w:val="0000EE"/>
-            <w:u w:val="single"/>
-          </w:rPr>
-          <w:t>啟21:5</w:t>
-        </w:r>
-      </w:hyperlink>
-      <w:r>
-        <w:rPr>
-          <w:lang w:val="zh_TW" w:bidi="zh_TW"/>
-        </w:rPr>
-        <w:t>）。</w:t>
-      </w:r>
-    </w:p>
-    <w:p>
-      <w:pPr/>
-      <w:r>
-        <w:rPr>
-          <w:lang w:val="zh_TW" w:bidi="zh_TW"/>
-        </w:rPr>
-      </w:r>
-      <w:r>
-        <w:rPr>
-          <w:i/>
-          <w:lang w:val="zh_TW" w:bidi="zh_TW"/>
-        </w:rPr>
-        <w:t>另見</w:t>
-      </w:r>
-      <w:r>
-        <w:rPr>
-          <w:lang w:val="zh_TW" w:bidi="zh_TW"/>
-        </w:rPr>
-        <w:t>亞當（人）</w:t>
-      </w:r>
-      <w:r>
-        <w:rPr>
-          <w:lang w:val="zh_TW" w:bidi="zh_TW"/>
-        </w:rPr>
-        <w:t>、</w:t>
-      </w:r>
-      <w:r>
-        <w:rPr>
-          <w:lang w:val="zh_TW" w:bidi="zh_TW"/>
-        </w:rPr>
-        <w:t>人</w:t>
-      </w:r>
-      <w:r>
-        <w:rPr>
-          <w:lang w:val="zh_TW" w:bidi="zh_TW"/>
-        </w:rPr>
-        <w:t>、</w:t>
-      </w:r>
-      <w:r>
-        <w:rPr>
-          <w:lang w:val="zh_TW" w:bidi="zh_TW"/>
-        </w:rPr>
-        <w:t>屬血氣的人</w:t>
-      </w:r>
-      <w:r>
-        <w:rPr>
-          <w:lang w:val="zh_TW" w:bidi="zh_TW"/>
-        </w:rPr>
-        <w:t>、</w:t>
-      </w:r>
-      <w:r>
-        <w:rPr>
-          <w:lang w:val="zh_TW" w:bidi="zh_TW"/>
-        </w:rPr>
-        <w:t>重生</w:t>
+        <w:t>恐懼；</w:t>
+      </w:r>
+      <w:r>
+        <w:rPr>
+          <w:lang w:val="zh_TW" w:bidi="zh_TW"/>
+        </w:rPr>
+        <w:t>改信猶太教的人</w:t>
       </w:r>
       <w:r>
         <w:rPr>

--- a/zht/docx/071.content.docx
+++ b/zht/docx/071.content.docx
@@ -19,7 +19,7 @@
         <w:rPr>
           <w:lang w:val="zh_TW" w:bidi="zh_TW"/>
         </w:rPr>
-        <w:t>Resource: Tyndale Open Bible Dictionary</w:t>
+        <w:t>Resource: Aquifer Open Bible Dictionary</w:t>
       </w:r>
       <w:r>
         <w:rPr>
@@ -112,7 +112,7 @@
         <w:rPr>
           <w:lang w:val="zh_TW" w:bidi="zh_TW"/>
         </w:rPr>
-        <w:t>Tyndale Open Bible Dictionary</w:t>
+        <w:t>Aquifer Open Bible Dictionary</w:t>
       </w:r>
     </w:p>
     <w:p>
@@ -698,7 +698,7 @@
         <w:rPr>
           <w:lang w:val="zh_TW" w:bidi="zh_TW"/>
         </w:rPr>
-        <w:t>敬畏神的人</w:t>
+        <w:t>敬拜</w:t>
       </w:r>
       <w:r>
         <w:rPr>
@@ -717,6 +717,988 @@
         <w:rPr>
           <w:lang w:val="zh_TW" w:bidi="zh_TW"/>
         </w:rPr>
+        <w:t>向神表達尊崇與敬愛。</w:t>
+      </w:r>
+    </w:p>
+    <w:p>
+      <w:pPr>
+        <w:pStyle w:val="Heading3"/>
+      </w:pPr>
+      <w:r>
+        <w:rPr>
+          <w:lang w:val="zh_TW" w:bidi="zh_TW"/>
+        </w:rPr>
+        <w:t>舊約聖經中的敬拜</w:t>
+      </w:r>
+    </w:p>
+    <w:p>
+      <w:pPr/>
+      <w:r>
+        <w:rPr>
+          <w:lang w:val="zh_TW" w:bidi="zh_TW"/>
+        </w:rPr>
+      </w:r>
+      <w:r>
+        <w:rPr>
+          <w:lang w:val="zh_TW" w:bidi="zh_TW"/>
+        </w:rPr>
+        <w:t>從亞伯拉罕到以斯拉的約1,500年間（約公元前1900–450年），古代以色列的敬拜形式經歷了許多重大變化。亞伯拉罕過著遊牧生活，每當神向他顯現，他就築壇獻祭。到了摩西時代，會幕成為可移動的聖所，供在曠野行進的以色列各支派使用。所羅門在耶路撒冷建造聖殿，這座聖殿屹立了三個多世紀，直到公元前586年被巴比倫人毀壞。猶太人從被擄之地歸回後，又重建了一座聖殿，後來大希律（Herod the Great）進一步修建和擴建。雖然羅馬人在公元70年毀掉了整個聖殿建築群，但其地基仍然保留下來。直到今天，猶太人仍在西牆（Western Wall，又稱哭牆〔Wailing Wall〕）禱告。</w:t>
+      </w:r>
+    </w:p>
+    <w:p>
+      <w:pPr/>
+      <w:r>
+        <w:rPr>
+          <w:lang w:val="zh_TW" w:bidi="zh_TW"/>
+        </w:rPr>
+      </w:r>
+      <w:r>
+        <w:rPr>
+          <w:lang w:val="zh_TW" w:bidi="zh_TW"/>
+        </w:rPr>
+        <w:t>雖然敬拜的形式隨著時代和處境而改變，但敬拜的核心始終沒有改變。神向亞伯拉罕顯現，應許把迦南地賜給他的後裔。亞伯拉罕則藉著禱告和獻祭表明自己的信心。在整個聖經時期，聆聽神的話語、禱告和獻祭一直是敬拜的核心內容。以色列人始終牢記神向亞伯拉罕所作的應許，因為這些應許是以色列成為一個民族的根基，也是他們得迦南地為業的權利。</w:t>
+      </w:r>
+    </w:p>
+    <w:p>
+      <w:pPr/>
+      <w:r>
+        <w:rPr>
+          <w:lang w:val="zh_TW" w:bidi="zh_TW"/>
+        </w:rPr>
+      </w:r>
+      <w:r>
+        <w:rPr>
+          <w:lang w:val="zh_TW" w:bidi="zh_TW"/>
+        </w:rPr>
+        <w:t>以色列各家會按時上耶路撒冷的聖殿。男嬰出生後第八天要受割禮，作為加入以色列百姓的記號。之後過了一兩個月，嬰孩的母親便前往聖殿獻祭（</w:t>
+      </w:r>
+      <w:hyperlink r:id="rId27">
+        <w:r>
+          <w:rPr>
+            <w:lang w:val="zh_TW" w:bidi="zh_TW"/>
+          </w:rPr>
+          <w:rPr>
+            <w:color w:val="0000EE"/>
+            <w:u w:val="single"/>
+          </w:rPr>
+          <w:t>利12章</w:t>
+        </w:r>
+      </w:hyperlink>
+      <w:r>
+        <w:rPr>
+          <w:lang w:val="zh_TW" w:bidi="zh_TW"/>
+        </w:rPr>
+        <w:t>；參</w:t>
+      </w:r>
+      <w:hyperlink r:id="rId28">
+        <w:r>
+          <w:rPr>
+            <w:lang w:val="zh_TW" w:bidi="zh_TW"/>
+          </w:rPr>
+          <w:rPr>
+            <w:color w:val="0000EE"/>
+            <w:u w:val="single"/>
+          </w:rPr>
+          <w:t>路2:22–24</w:t>
+        </w:r>
+      </w:hyperlink>
+      <w:r>
+        <w:rPr>
+          <w:lang w:val="zh_TW" w:bidi="zh_TW"/>
+        </w:rPr>
+        <w:t>）。</w:t>
+      </w:r>
+    </w:p>
+    <w:p>
+      <w:pPr/>
+      <w:r>
+        <w:rPr>
+          <w:lang w:val="zh_TW" w:bidi="zh_TW"/>
+        </w:rPr>
+      </w:r>
+      <w:r>
+        <w:rPr>
+          <w:lang w:val="zh_TW" w:bidi="zh_TW"/>
+        </w:rPr>
+        <w:t>在羊羔和牛犢出生的季節，人們會獻上牲畜為祭。每隻母羊或母牛所生的頭生羊羔或頭生牛犢，都要獻給神作祭物（</w:t>
+      </w:r>
+      <w:hyperlink r:id="rId29">
+        <w:r>
+          <w:rPr>
+            <w:lang w:val="zh_TW" w:bidi="zh_TW"/>
+          </w:rPr>
+          <w:rPr>
+            <w:color w:val="0000EE"/>
+            <w:u w:val="single"/>
+          </w:rPr>
+          <w:t>出22:30</w:t>
+        </w:r>
+      </w:hyperlink>
+      <w:r>
+        <w:rPr>
+          <w:lang w:val="zh_TW" w:bidi="zh_TW"/>
+        </w:rPr>
+        <w:t>）。同樣，在收割開始時，人們要獻上初熟的土產；到了收成結束時，又要把全部收成的十分之一（也就是十一奉獻），交給祭司作為他們事奉神的分（</w:t>
+      </w:r>
+      <w:hyperlink r:id="rId30">
+        <w:r>
+          <w:rPr>
+            <w:lang w:val="zh_TW" w:bidi="zh_TW"/>
+          </w:rPr>
+          <w:rPr>
+            <w:color w:val="0000EE"/>
+            <w:u w:val="single"/>
+          </w:rPr>
+          <w:t>民18:21–32</w:t>
+        </w:r>
+      </w:hyperlink>
+      <w:r>
+        <w:rPr>
+          <w:lang w:val="zh_TW" w:bidi="zh_TW"/>
+        </w:rPr>
+        <w:t>）。</w:t>
+      </w:r>
+      <w:hyperlink r:id="rId31">
+        <w:r>
+          <w:rPr>
+            <w:lang w:val="zh_TW" w:bidi="zh_TW"/>
+          </w:rPr>
+          <w:rPr>
+            <w:color w:val="0000EE"/>
+            <w:u w:val="single"/>
+          </w:rPr>
+          <w:t>申命記二十六章5至15節</w:t>
+        </w:r>
+      </w:hyperlink>
+      <w:r>
+        <w:rPr>
+          <w:lang w:val="zh_TW" w:bidi="zh_TW"/>
+        </w:rPr>
+        <w:t>記載了一篇適合在這些場合使用的禱告。</w:t>
+      </w:r>
+    </w:p>
+    <w:p>
+      <w:pPr/>
+      <w:r>
+        <w:rPr>
+          <w:lang w:val="zh_TW" w:bidi="zh_TW"/>
+        </w:rPr>
+      </w:r>
+      <w:r>
+        <w:rPr>
+          <w:lang w:val="zh_TW" w:bidi="zh_TW"/>
+        </w:rPr>
+        <w:t>有時，人也會因個人的緣故獻祭。在危難中，人可能向神許願，並藉著獻祭表明自己的誓願（</w:t>
+      </w:r>
+      <w:hyperlink r:id="rId32">
+        <w:r>
+          <w:rPr>
+            <w:lang w:val="zh_TW" w:bidi="zh_TW"/>
+          </w:rPr>
+          <w:rPr>
+            <w:color w:val="0000EE"/>
+            <w:u w:val="single"/>
+          </w:rPr>
+          <w:t>創28:18–22</w:t>
+        </w:r>
+      </w:hyperlink>
+      <w:r>
+        <w:rPr>
+          <w:lang w:val="zh_TW" w:bidi="zh_TW"/>
+        </w:rPr>
+        <w:t>；</w:t>
+      </w:r>
+      <w:hyperlink r:id="rId33">
+        <w:r>
+          <w:rPr>
+            <w:lang w:val="zh_TW" w:bidi="zh_TW"/>
+          </w:rPr>
+          <w:rPr>
+            <w:color w:val="0000EE"/>
+            <w:u w:val="single"/>
+          </w:rPr>
+          <w:t>撒上1:10–11</w:t>
+        </w:r>
+      </w:hyperlink>
+      <w:r>
+        <w:rPr>
+          <w:lang w:val="zh_TW" w:bidi="zh_TW"/>
+        </w:rPr>
+        <w:t>）。當神應允禱告後，人通常會再獻祭一次（</w:t>
+      </w:r>
+      <w:hyperlink r:id="rId34">
+        <w:r>
+          <w:rPr>
+            <w:lang w:val="zh_TW" w:bidi="zh_TW"/>
+          </w:rPr>
+          <w:rPr>
+            <w:color w:val="0000EE"/>
+            <w:u w:val="single"/>
+          </w:rPr>
+          <w:t>創35:3</w:t>
+        </w:r>
+      </w:hyperlink>
+      <w:r>
+        <w:rPr>
+          <w:lang w:val="zh_TW" w:bidi="zh_TW"/>
+        </w:rPr>
+        <w:t>、</w:t>
+      </w:r>
+      <w:hyperlink r:id="rId34">
+        <w:r>
+          <w:rPr>
+            <w:lang w:val="zh_TW" w:bidi="zh_TW"/>
+          </w:rPr>
+          <w:rPr>
+            <w:color w:val="0000EE"/>
+            <w:u w:val="single"/>
+          </w:rPr>
+          <w:t>14</w:t>
+        </w:r>
+      </w:hyperlink>
+      <w:r>
+        <w:rPr>
+          <w:lang w:val="zh_TW" w:bidi="zh_TW"/>
+        </w:rPr>
+        <w:t>；</w:t>
+      </w:r>
+      <w:hyperlink r:id="rId35">
+        <w:r>
+          <w:rPr>
+            <w:lang w:val="zh_TW" w:bidi="zh_TW"/>
+          </w:rPr>
+          <w:rPr>
+            <w:color w:val="0000EE"/>
+            <w:u w:val="single"/>
+          </w:rPr>
+          <w:t>撒上1:24–25</w:t>
+        </w:r>
+      </w:hyperlink>
+      <w:r>
+        <w:rPr>
+          <w:lang w:val="zh_TW" w:bidi="zh_TW"/>
+        </w:rPr>
+        <w:t>）。人犯了嚴重的罪，或患了嚴重的疾病，也需要獻祭（</w:t>
+      </w:r>
+      <w:hyperlink r:id="rId36">
+        <w:r>
+          <w:rPr>
+            <w:lang w:val="zh_TW" w:bidi="zh_TW"/>
+          </w:rPr>
+          <w:rPr>
+            <w:color w:val="0000EE"/>
+            <w:u w:val="single"/>
+          </w:rPr>
+          <w:t>利4–5</w:t>
+        </w:r>
+      </w:hyperlink>
+      <w:r>
+        <w:rPr>
+          <w:lang w:val="zh_TW" w:bidi="zh_TW"/>
+        </w:rPr>
+        <w:t>，</w:t>
+      </w:r>
+      <w:hyperlink r:id="rId37">
+        <w:r>
+          <w:rPr>
+            <w:lang w:val="zh_TW" w:bidi="zh_TW"/>
+          </w:rPr>
+          <w:rPr>
+            <w:color w:val="0000EE"/>
+            <w:u w:val="single"/>
+          </w:rPr>
+          <w:t>13–15章</w:t>
+        </w:r>
+      </w:hyperlink>
+      <w:r>
+        <w:rPr>
+          <w:lang w:val="zh_TW" w:bidi="zh_TW"/>
+        </w:rPr>
+        <w:t>）。</w:t>
+      </w:r>
+    </w:p>
+    <w:p>
+      <w:pPr/>
+      <w:r>
+        <w:rPr>
+          <w:lang w:val="zh_TW" w:bidi="zh_TW"/>
+        </w:rPr>
+      </w:r>
+      <w:r>
+        <w:rPr>
+          <w:lang w:val="zh_TW" w:bidi="zh_TW"/>
+        </w:rPr>
+        <w:t>敬拜的人會把祭牲牽到聖殿的院子裡，站在祭司面前，把手按在祭牲頭上，表示這祭牲代表自己，並承認自己的罪，或說明獻祭的原因。接著，敬拜的人親手宰殺祭牲，並把牠分割開來，交給祭司放在巨大的銅祭壇上焚燒。有些祭（燔祭）需要把整隻祭牲完全燒在壇上。另一些祭則會把部分肉留給祭司，其餘由獻祭的人和家人一同吃用。但無論是哪一種祭，獻祭的人都要親手宰殺自己羊群或牛群中的祭牲。這些祭禮以具體而深刻的方式顯明罪的代價，以及敬拜的人所應承擔的責任。當敬拜的人宰殺祭牲時，他會想到，若不是神准許以祭牲代替自己獻上，因罪而死的本來應該是他自己。</w:t>
+      </w:r>
+    </w:p>
+    <w:p>
+      <w:pPr/>
+      <w:r>
+        <w:rPr>
+          <w:lang w:val="zh_TW" w:bidi="zh_TW"/>
+        </w:rPr>
+      </w:r>
+      <w:r>
+        <w:rPr>
+          <w:lang w:val="zh_TW" w:bidi="zh_TW"/>
+        </w:rPr>
+        <w:t>所有成年男子每年都要上聖殿參加全國性的節期三次（</w:t>
+      </w:r>
+      <w:hyperlink r:id="rId38">
+        <w:r>
+          <w:rPr>
+            <w:lang w:val="zh_TW" w:bidi="zh_TW"/>
+          </w:rPr>
+          <w:rPr>
+            <w:color w:val="0000EE"/>
+            <w:u w:val="single"/>
+          </w:rPr>
+          <w:t>出23:17</w:t>
+        </w:r>
+      </w:hyperlink>
+      <w:r>
+        <w:rPr>
+          <w:lang w:val="zh_TW" w:bidi="zh_TW"/>
+        </w:rPr>
+        <w:t>；</w:t>
+      </w:r>
+      <w:hyperlink r:id="rId39">
+        <w:r>
+          <w:rPr>
+            <w:lang w:val="zh_TW" w:bidi="zh_TW"/>
+          </w:rPr>
+          <w:rPr>
+            <w:color w:val="0000EE"/>
+            <w:u w:val="single"/>
+          </w:rPr>
+          <w:t>申16:16</w:t>
+        </w:r>
+      </w:hyperlink>
+      <w:r>
+        <w:rPr>
+          <w:lang w:val="zh_TW" w:bidi="zh_TW"/>
+        </w:rPr>
+        <w:t>）：逾越節（四月舉行）、七七節（五月舉行）和住棚節（十月舉行）。如果情況許可，全家人都會一同前往；但如果他們住得離耶路撒冷太遠，通常只會參加其中一個節期（</w:t>
+      </w:r>
+      <w:hyperlink r:id="rId40">
+        <w:r>
+          <w:rPr>
+            <w:lang w:val="zh_TW" w:bidi="zh_TW"/>
+          </w:rPr>
+          <w:rPr>
+            <w:color w:val="0000EE"/>
+            <w:u w:val="single"/>
+          </w:rPr>
+          <w:t>撒上1:3</w:t>
+        </w:r>
+      </w:hyperlink>
+      <w:r>
+        <w:rPr>
+          <w:lang w:val="zh_TW" w:bidi="zh_TW"/>
+        </w:rPr>
+        <w:t>；</w:t>
+      </w:r>
+      <w:hyperlink r:id="rId41">
+        <w:r>
+          <w:rPr>
+            <w:lang w:val="zh_TW" w:bidi="zh_TW"/>
+          </w:rPr>
+          <w:rPr>
+            <w:color w:val="0000EE"/>
+            <w:u w:val="single"/>
+          </w:rPr>
+          <w:t>路2:41</w:t>
+        </w:r>
+      </w:hyperlink>
+      <w:r>
+        <w:rPr>
+          <w:lang w:val="zh_TW" w:bidi="zh_TW"/>
+        </w:rPr>
+        <w:t>）。</w:t>
+      </w:r>
+    </w:p>
+    <w:p>
+      <w:pPr/>
+      <w:r>
+        <w:rPr>
+          <w:lang w:val="zh_TW" w:bidi="zh_TW"/>
+        </w:rPr>
+      </w:r>
+      <w:r>
+        <w:rPr>
+          <w:lang w:val="zh_TW" w:bidi="zh_TW"/>
+        </w:rPr>
+        <w:t>這些節期都是極其盛大的聚會。成千上萬的人會從各地聚集到耶路撒冷。他們有的住在親友家中，有的在城外搭棚居住。聖殿的院子裡擠滿了前來敬拜的人。聖殿的詩班唱著適合節期的詩篇；祭司和利未人則獻上數百隻祭牲（逾越節期間更達數千隻）。有些敬拜的人情緒激昂，不禁跳舞歡慶；另一些性情較為沉穩的人，則滿足於一同唱詩，或安靜地禱告。</w:t>
+      </w:r>
+    </w:p>
+    <w:p>
+      <w:pPr/>
+      <w:r>
+        <w:rPr>
+          <w:lang w:val="zh_TW" w:bidi="zh_TW"/>
+        </w:rPr>
+      </w:r>
+      <w:r>
+        <w:rPr>
+          <w:lang w:val="zh_TW" w:bidi="zh_TW"/>
+        </w:rPr>
+        <w:t>這些主要節期都是充滿歡樂的日子，因為它們慶祝神把以色列人從埃及拯救出來。在逾越節期間，每個家庭都要吃烤羊羔和苦菜，重現祖先離開埃及前所吃的最後一餐（</w:t>
+      </w:r>
+      <w:hyperlink r:id="rId42">
+        <w:r>
+          <w:rPr>
+            <w:lang w:val="zh_TW" w:bidi="zh_TW"/>
+          </w:rPr>
+          <w:rPr>
+            <w:color w:val="0000EE"/>
+            <w:u w:val="single"/>
+          </w:rPr>
+          <w:t>出12章</w:t>
+        </w:r>
+      </w:hyperlink>
+      <w:r>
+        <w:rPr>
+          <w:lang w:val="zh_TW" w:bidi="zh_TW"/>
+        </w:rPr>
+        <w:t>）。在住棚節期間，人們要用樹枝搭建棚子，並在裡面住七天，藉此記念以色列人在曠野漂流40年間住在帳棚裡的日子（</w:t>
+      </w:r>
+      <w:hyperlink r:id="rId43">
+        <w:r>
+          <w:rPr>
+            <w:lang w:val="zh_TW" w:bidi="zh_TW"/>
+          </w:rPr>
+          <w:rPr>
+            <w:color w:val="0000EE"/>
+            <w:u w:val="single"/>
+          </w:rPr>
+          <w:t>利23:39–43</w:t>
+        </w:r>
+      </w:hyperlink>
+      <w:r>
+        <w:rPr>
+          <w:lang w:val="zh_TW" w:bidi="zh_TW"/>
+        </w:rPr>
+        <w:t>）。這些盛大的節期不斷提醒以色列人：神曾救他們脫離埃及的奴役，又照著祂對亞伯拉罕的應許，把迦南地賜給他們。</w:t>
+      </w:r>
+    </w:p>
+    <w:p>
+      <w:pPr/>
+      <w:r>
+        <w:rPr>
+          <w:lang w:val="zh_TW" w:bidi="zh_TW"/>
+        </w:rPr>
+      </w:r>
+      <w:r>
+        <w:rPr>
+          <w:lang w:val="zh_TW" w:bidi="zh_TW"/>
+        </w:rPr>
+        <w:t>這三個節期各持續一週，但一年之中有一天完全不同，那就是贖罪日。這一天，人人都要禁食，並為自己的罪憂傷。當天，大祭司會把手按在一隻山羊頭上，承認全體百姓的罪。之後，那隻山羊會被帶到曠野去，象徵罪已從百姓當中除去（</w:t>
+      </w:r>
+      <w:hyperlink r:id="rId44">
+        <w:r>
+          <w:rPr>
+            <w:lang w:val="zh_TW" w:bidi="zh_TW"/>
+          </w:rPr>
+          <w:rPr>
+            <w:color w:val="0000EE"/>
+            <w:u w:val="single"/>
+          </w:rPr>
+          <w:t>利16章</w:t>
+        </w:r>
+      </w:hyperlink>
+      <w:r>
+        <w:rPr>
+          <w:lang w:val="zh_TW" w:bidi="zh_TW"/>
+        </w:rPr>
+        <w:t>）。</w:t>
+      </w:r>
+    </w:p>
+    <w:p>
+      <w:pPr/>
+      <w:r>
+        <w:rPr>
+          <w:lang w:val="zh_TW" w:bidi="zh_TW"/>
+        </w:rPr>
+      </w:r>
+      <w:r>
+        <w:rPr>
+          <w:lang w:val="zh_TW" w:bidi="zh_TW"/>
+        </w:rPr>
+        <w:t>第一座聖殿被毀後不久，猶太會堂逐漸發展成為公開敬拜的場所。會堂中的聚會與現代教會的崇拜較為相似，內容包括禱告、誦讀聖經和講道。會堂裡不獻祭。到了公元70年，第二座聖殿被毀後，猶太會堂成了猶太人唯一可以公開敬拜的地方。從那時起，也不再有獻祭的制度。新約聖經認為這是合宜的，因為耶穌是真正的神的羔羊（</w:t>
+      </w:r>
+      <w:hyperlink r:id="rId45">
+        <w:r>
+          <w:rPr>
+            <w:lang w:val="zh_TW" w:bidi="zh_TW"/>
+          </w:rPr>
+          <w:rPr>
+            <w:color w:val="0000EE"/>
+            <w:u w:val="single"/>
+          </w:rPr>
+          <w:t>約1:29</w:t>
+        </w:r>
+      </w:hyperlink>
+      <w:r>
+        <w:rPr>
+          <w:lang w:val="zh_TW" w:bidi="zh_TW"/>
+        </w:rPr>
+        <w:t>）；祂既已受死，就不再需要獻上其它祭牲了（</w:t>
+      </w:r>
+      <w:hyperlink r:id="rId46">
+        <w:r>
+          <w:rPr>
+            <w:lang w:val="zh_TW" w:bidi="zh_TW"/>
+          </w:rPr>
+          <w:rPr>
+            <w:color w:val="0000EE"/>
+            <w:u w:val="single"/>
+          </w:rPr>
+          <w:t>來10:11–12</w:t>
+        </w:r>
+      </w:hyperlink>
+      <w:r>
+        <w:rPr>
+          <w:lang w:val="zh_TW" w:bidi="zh_TW"/>
+        </w:rPr>
+        <w:t>）。</w:t>
+      </w:r>
+    </w:p>
+    <w:p>
+      <w:pPr>
+        <w:pStyle w:val="Heading3"/>
+      </w:pPr>
+      <w:r>
+        <w:rPr>
+          <w:lang w:val="zh_TW" w:bidi="zh_TW"/>
+        </w:rPr>
+        <w:t>新約聖經中的敬拜</w:t>
+      </w:r>
+    </w:p>
+    <w:p>
+      <w:pPr/>
+      <w:r>
+        <w:rPr>
+          <w:lang w:val="zh_TW" w:bidi="zh_TW"/>
+        </w:rPr>
+      </w:r>
+      <w:r>
+        <w:rPr>
+          <w:lang w:val="zh_TW" w:bidi="zh_TW"/>
+        </w:rPr>
+        <w:t>猶太人過於依賴聖殿這個實體場所來敬拜。耶穌來到世上後宣告，祂自己就是神的殿；祂復活以後，要成為屬靈的居所，使神（聖靈）與人能在靈裡彼此交通（見</w:t>
+      </w:r>
+      <w:hyperlink r:id="rId47">
+        <w:r>
+          <w:rPr>
+            <w:lang w:val="zh_TW" w:bidi="zh_TW"/>
+          </w:rPr>
+          <w:rPr>
+            <w:color w:val="0000EE"/>
+            <w:u w:val="single"/>
+          </w:rPr>
+          <w:t>太12:6</w:t>
+        </w:r>
+      </w:hyperlink>
+      <w:r>
+        <w:rPr>
+          <w:lang w:val="zh_TW" w:bidi="zh_TW"/>
+        </w:rPr>
+        <w:t>；</w:t>
+      </w:r>
+      <w:hyperlink r:id="rId48">
+        <w:r>
+          <w:rPr>
+            <w:lang w:val="zh_TW" w:bidi="zh_TW"/>
+          </w:rPr>
+          <w:rPr>
+            <w:color w:val="0000EE"/>
+            <w:u w:val="single"/>
+          </w:rPr>
+          <w:t>約2:19–22</w:t>
+        </w:r>
+      </w:hyperlink>
+      <w:r>
+        <w:rPr>
+          <w:lang w:val="zh_TW" w:bidi="zh_TW"/>
+        </w:rPr>
+        <w:t>）。換句話說，敬拜不再是以某個地方為中心，而是以一位人物為中心——敬拜的人藉著耶穌基督和祂的靈，可以直接來到神面前（見</w:t>
+      </w:r>
+      <w:hyperlink r:id="rId49">
+        <w:r>
+          <w:rPr>
+            <w:lang w:val="zh_TW" w:bidi="zh_TW"/>
+          </w:rPr>
+          <w:rPr>
+            <w:color w:val="0000EE"/>
+            <w:u w:val="single"/>
+          </w:rPr>
+          <w:t>約14:6</w:t>
+        </w:r>
+      </w:hyperlink>
+      <w:r>
+        <w:rPr>
+          <w:lang w:val="zh_TW" w:bidi="zh_TW"/>
+        </w:rPr>
+        <w:t>；</w:t>
+      </w:r>
+      <w:hyperlink r:id="rId50">
+        <w:r>
+          <w:rPr>
+            <w:lang w:val="zh_TW" w:bidi="zh_TW"/>
+          </w:rPr>
+          <w:rPr>
+            <w:color w:val="0000EE"/>
+            <w:u w:val="single"/>
+          </w:rPr>
+          <w:t>來10:19–20</w:t>
+        </w:r>
+      </w:hyperlink>
+      <w:r>
+        <w:rPr>
+          <w:lang w:val="zh_TW" w:bidi="zh_TW"/>
+        </w:rPr>
+        <w:t>）。</w:t>
+      </w:r>
+    </w:p>
+    <w:p>
+      <w:pPr/>
+      <w:r>
+        <w:rPr>
+          <w:lang w:val="zh_TW" w:bidi="zh_TW"/>
+        </w:rPr>
+      </w:r>
+      <w:r>
+        <w:rPr>
+          <w:lang w:val="zh_TW" w:bidi="zh_TW"/>
+        </w:rPr>
+        <w:t>這種敬拜方式的轉變（從有形的轉向屬靈的）正是</w:t>
+      </w:r>
+      <w:hyperlink r:id="rId51">
+        <w:r>
+          <w:rPr>
+            <w:lang w:val="zh_TW" w:bidi="zh_TW"/>
+          </w:rPr>
+          <w:rPr>
+            <w:color w:val="0000EE"/>
+            <w:u w:val="single"/>
+          </w:rPr>
+          <w:t>約翰福音四章</w:t>
+        </w:r>
+      </w:hyperlink>
+      <w:r>
+        <w:rPr>
+          <w:lang w:val="zh_TW" w:bidi="zh_TW"/>
+        </w:rPr>
+        <w:t>的主題，這一章記載了耶穌與撒馬利亞人相遇的經過。耶穌與撒馬利亞婦人談話後，那婦人承認祂必是一位先知，隨即談到猶太人和撒馬利亞人長久以來的爭論：究竟哪裡才是正確的敬拜地點——耶路撒冷還是基利心山。撒馬利亞人根據</w:t>
+      </w:r>
+      <w:hyperlink r:id="rId52">
+        <w:r>
+          <w:rPr>
+            <w:lang w:val="zh_TW" w:bidi="zh_TW"/>
+          </w:rPr>
+          <w:rPr>
+            <w:color w:val="0000EE"/>
+            <w:u w:val="single"/>
+          </w:rPr>
+          <w:t>申命記十一章26至29節</w:t>
+        </w:r>
+      </w:hyperlink>
+      <w:r>
+        <w:rPr>
+          <w:lang w:val="zh_TW" w:bidi="zh_TW"/>
+        </w:rPr>
+        <w:t>和</w:t>
+      </w:r>
+      <w:hyperlink r:id="rId53">
+        <w:r>
+          <w:rPr>
+            <w:lang w:val="zh_TW" w:bidi="zh_TW"/>
+          </w:rPr>
+          <w:rPr>
+            <w:color w:val="0000EE"/>
+            <w:u w:val="single"/>
+          </w:rPr>
+          <w:t>二十七章1至8節</w:t>
+        </w:r>
+      </w:hyperlink>
+      <w:r>
+        <w:rPr>
+          <w:lang w:val="zh_TW" w:bidi="zh_TW"/>
+        </w:rPr>
+        <w:t>，在基利心山設立敬拜的地方；猶太人則遵循大衛和所羅門所確立的傳統，以耶路撒冷作為敬拜的中心。聖經肯定了耶路撒冷才是真正的敬拜中心（</w:t>
+      </w:r>
+      <w:hyperlink r:id="rId54">
+        <w:r>
+          <w:rPr>
+            <w:lang w:val="zh_TW" w:bidi="zh_TW"/>
+          </w:rPr>
+          <w:rPr>
+            <w:color w:val="0000EE"/>
+            <w:u w:val="single"/>
+          </w:rPr>
+          <w:t>申12:5</w:t>
+        </w:r>
+      </w:hyperlink>
+      <w:r>
+        <w:rPr>
+          <w:lang w:val="zh_TW" w:bidi="zh_TW"/>
+        </w:rPr>
+        <w:t>；</w:t>
+      </w:r>
+      <w:hyperlink r:id="rId55">
+        <w:r>
+          <w:rPr>
+            <w:lang w:val="zh_TW" w:bidi="zh_TW"/>
+          </w:rPr>
+          <w:rPr>
+            <w:color w:val="0000EE"/>
+            <w:u w:val="single"/>
+          </w:rPr>
+          <w:t>代下6:6</w:t>
+        </w:r>
+      </w:hyperlink>
+      <w:r>
+        <w:rPr>
+          <w:lang w:val="zh_TW" w:bidi="zh_TW"/>
+        </w:rPr>
+        <w:t>，</w:t>
+      </w:r>
+      <w:hyperlink r:id="rId56">
+        <w:r>
+          <w:rPr>
+            <w:lang w:val="zh_TW" w:bidi="zh_TW"/>
+          </w:rPr>
+          <w:rPr>
+            <w:color w:val="0000EE"/>
+            <w:u w:val="single"/>
+          </w:rPr>
+          <w:t>7:12</w:t>
+        </w:r>
+      </w:hyperlink>
+      <w:r>
+        <w:rPr>
+          <w:lang w:val="zh_TW" w:bidi="zh_TW"/>
+        </w:rPr>
+        <w:t>；</w:t>
+      </w:r>
+      <w:hyperlink r:id="rId57">
+        <w:r>
+          <w:rPr>
+            <w:lang w:val="zh_TW" w:bidi="zh_TW"/>
+          </w:rPr>
+          <w:rPr>
+            <w:color w:val="0000EE"/>
+            <w:u w:val="single"/>
+          </w:rPr>
+          <w:t>詩78:67–68</w:t>
+        </w:r>
+      </w:hyperlink>
+      <w:r>
+        <w:rPr>
+          <w:lang w:val="zh_TW" w:bidi="zh_TW"/>
+        </w:rPr>
+        <w:t>）。然而，耶穌告訴她，一個新的時代已經來到，人不再需要爭論哪個地方才是敬拜的地點。人不再是在耶路撒冷或基利心山敬拜父神。新的時代已經來到，真正敬拜父神的人（無論是猶太人、撒馬利亞人，還是外邦人），都必須用心靈和誠實敬拜祂。</w:t>
+      </w:r>
+    </w:p>
+    <w:p>
+      <w:pPr/>
+      <w:r>
+        <w:rPr>
+          <w:lang w:val="zh_TW" w:bidi="zh_TW"/>
+        </w:rPr>
+      </w:r>
+      <w:r>
+        <w:rPr>
+          <w:lang w:val="zh_TW" w:bidi="zh_TW"/>
+        </w:rPr>
+        <w:t>「用心靈敬拜」對應耶路撒冷；「用誠實敬拜」則對應撒馬利亞人在敬拜、對神的認識等方面的無知觀念。從前，人是在耶路撒冷敬拜神；如今，真正的耶路撒冷乃是在人的靈裡。事實上，教會被稱為「神藉著聖靈居住的所在」（</w:t>
+      </w:r>
+      <w:hyperlink r:id="rId58">
+        <w:r>
+          <w:rPr>
+            <w:lang w:val="zh_TW" w:bidi="zh_TW"/>
+          </w:rPr>
+          <w:rPr>
+            <w:color w:val="0000EE"/>
+            <w:u w:val="single"/>
+          </w:rPr>
+          <w:t>弗2:22</w:t>
+        </w:r>
+      </w:hyperlink>
+      <w:r>
+        <w:rPr>
+          <w:lang w:val="zh_TW" w:bidi="zh_TW"/>
+        </w:rPr>
+        <w:t>）。真正的敬拜不但要求人用自己的靈與神相交（因為神是靈），也要按著真理敬拜。新約時代真正的敬拜，是用心靈和誠實敬拜神。既然「神是個靈」，人就必須用心靈敬拜祂。人有靈，而人的靈與神是靈的本性相呼應。因此，人能在神所在的層面與神相交，也能敬拜神。</w:t>
+      </w:r>
+    </w:p>
+    <w:p>
+      <w:pPr/>
+      <w:r>
+        <w:rPr>
+          <w:lang w:val="zh_TW" w:bidi="zh_TW"/>
+        </w:rPr>
+      </w:r>
+      <w:r>
+        <w:rPr>
+          <w:lang w:val="zh_TW" w:bidi="zh_TW"/>
+        </w:rPr>
+        <w:t>從某種意義上來說，</w:t>
+      </w:r>
+      <w:hyperlink r:id="rId51">
+        <w:r>
+          <w:rPr>
+            <w:lang w:val="zh_TW" w:bidi="zh_TW"/>
+          </w:rPr>
+          <w:rPr>
+            <w:color w:val="0000EE"/>
+            <w:u w:val="single"/>
+          </w:rPr>
+          <w:t>約翰福音四章</w:t>
+        </w:r>
+      </w:hyperlink>
+      <w:r>
+        <w:rPr>
+          <w:lang w:val="zh_TW" w:bidi="zh_TW"/>
+        </w:rPr>
+        <w:t>預先展現了</w:t>
+      </w:r>
+      <w:hyperlink r:id="rId59">
+        <w:r>
+          <w:rPr>
+            <w:lang w:val="zh_TW" w:bidi="zh_TW"/>
+          </w:rPr>
+          <w:rPr>
+            <w:color w:val="0000EE"/>
+            <w:u w:val="single"/>
+          </w:rPr>
+          <w:t>啟示錄二十一</w:t>
+        </w:r>
+      </w:hyperlink>
+      <w:r>
+        <w:rPr>
+          <w:lang w:val="zh_TW" w:bidi="zh_TW"/>
+        </w:rPr>
+        <w:t>和</w:t>
+      </w:r>
+      <w:hyperlink r:id="rId60">
+        <w:r>
+          <w:rPr>
+            <w:lang w:val="zh_TW" w:bidi="zh_TW"/>
+          </w:rPr>
+          <w:rPr>
+            <w:color w:val="0000EE"/>
+            <w:u w:val="single"/>
+          </w:rPr>
+          <w:t>二十二章</w:t>
+        </w:r>
+      </w:hyperlink>
+      <w:r>
+        <w:rPr>
+          <w:lang w:val="zh_TW" w:bidi="zh_TW"/>
+        </w:rPr>
+        <w:t>的景象。在那裡，神把生命水的河賜給所有信徒，羔羊和神就是新耶路撒冷的殿。信徒從神領受生命，也在神裡面敬拜祂。飲於聖靈與在聖靈裡敬拜神之間有著深刻，甚至帶有奧祕色彩的聯繫（見</w:t>
+      </w:r>
+      <w:hyperlink r:id="rId61">
+        <w:r>
+          <w:rPr>
+            <w:lang w:val="zh_TW" w:bidi="zh_TW"/>
+          </w:rPr>
+          <w:rPr>
+            <w:color w:val="0000EE"/>
+            <w:u w:val="single"/>
+          </w:rPr>
+          <w:t>林前12:13</w:t>
+        </w:r>
+      </w:hyperlink>
+      <w:r>
+        <w:rPr>
+          <w:lang w:val="zh_TW" w:bidi="zh_TW"/>
+        </w:rPr>
+        <w:t>）。</w:t>
+      </w:r>
+      <w:hyperlink r:id="rId62">
+        <w:r>
+          <w:rPr>
+            <w:lang w:val="zh_TW" w:bidi="zh_TW"/>
+          </w:rPr>
+          <w:rPr>
+            <w:color w:val="0000EE"/>
+            <w:u w:val="single"/>
+          </w:rPr>
+          <w:t>以西結書四十七章</w:t>
+        </w:r>
+      </w:hyperlink>
+      <w:r>
+        <w:rPr>
+          <w:lang w:val="zh_TW" w:bidi="zh_TW"/>
+        </w:rPr>
+        <w:t>也描述了同樣的觀念。那裡描繪一條從神的殿流出的河，象徵神永不止息的供應。在</w:t>
+      </w:r>
+      <w:hyperlink r:id="rId51">
+        <w:r>
+          <w:rPr>
+            <w:lang w:val="zh_TW" w:bidi="zh_TW"/>
+          </w:rPr>
+          <w:rPr>
+            <w:color w:val="0000EE"/>
+            <w:u w:val="single"/>
+          </w:rPr>
+          <w:t>約翰福音四章</w:t>
+        </w:r>
+      </w:hyperlink>
+      <w:r>
+        <w:rPr>
+          <w:lang w:val="zh_TW" w:bidi="zh_TW"/>
+        </w:rPr>
+        <w:t>中，耶穌把活水賜給所有接受神恩賜的人，並引導人來到一座新的殿——不是有形的殿，而是屬靈的殿；人在那裡用心靈敬拜神。</w:t>
+      </w:r>
+      <w:r>
+        <w:rPr>
+          <w:lang w:val="zh_TW" w:bidi="zh_TW"/>
+        </w:rPr>
+      </w:r>
+      <w:r>
+        <w:rPr>
+          <w:lang w:val="zh_TW" w:bidi="zh_TW"/>
+        </w:rPr>
+      </w:r>
+    </w:p>
+    <w:p>
+      <w:pPr/>
+      <w:r>
+        <w:rPr>
+          <w:lang w:val="zh_TW" w:bidi="zh_TW"/>
+        </w:rPr>
+      </w:r>
+    </w:p>
+    <w:p>
+      <w:pPr>
+        <w:pStyle w:val="Heading2"/>
+      </w:pPr>
+      <w:r>
+        <w:rPr>
+          <w:lang w:val="zh_TW" w:bidi="zh_TW"/>
+        </w:rPr>
+        <w:t>敬畏神的人</w:t>
+      </w:r>
+      <w:r>
+        <w:rPr>
+          <w:lang w:val="zh_TW" w:bidi="zh_TW"/>
+        </w:rPr>
+      </w:r>
+    </w:p>
+    <w:p>
+      <w:pPr/>
+      <w:r>
+        <w:rPr>
+          <w:lang w:val="zh_TW" w:bidi="zh_TW"/>
+        </w:rPr>
+      </w:r>
+      <w:r>
+        <w:rPr>
+          <w:lang w:val="zh_TW" w:bidi="zh_TW"/>
+        </w:rPr>
         <w:t>深深尊敬、敬重或畏懼神的人。這種畏懼可能表現為：</w:t>
       </w:r>
     </w:p>
@@ -787,7 +1769,7 @@
         </w:rPr>
         <w:t>在舊約聖經裡，形容敬畏神的的人的片語，常與「帶著敬畏恃立」或「充滿敬畏（held in awe）」等術語並列。「崇敬耶和華（reverence for the Lord）」的用法較少見，但經文在俄巴底為拯救先知免受耶洗別殺害，而把他們藏起來時，用了這個表達（</w:t>
       </w:r>
-      <w:hyperlink r:id="rId27">
+      <w:hyperlink r:id="rId63">
         <w:r>
           <w:rPr>
             <w:lang w:val="zh_TW" w:bidi="zh_TW"/>
@@ -805,7 +1787,7 @@
         </w:rPr>
         <w:t>，和合本譯為敬畏耶和華）。一個敬畏神的統治者應當施行公義（</w:t>
       </w:r>
-      <w:hyperlink r:id="rId28">
+      <w:hyperlink r:id="rId64">
         <w:r>
           <w:rPr>
             <w:lang w:val="zh_TW" w:bidi="zh_TW"/>
@@ -823,7 +1805,7 @@
         </w:rPr>
         <w:t>；</w:t>
       </w:r>
-      <w:hyperlink r:id="rId29">
+      <w:hyperlink r:id="rId65">
         <w:r>
           <w:rPr>
             <w:lang w:val="zh_TW" w:bidi="zh_TW"/>
@@ -841,7 +1823,7 @@
         </w:rPr>
         <w:t>）。神應許敬畏祂的人得享長壽（</w:t>
       </w:r>
-      <w:hyperlink r:id="rId30">
+      <w:hyperlink r:id="rId66">
         <w:r>
           <w:rPr>
             <w:lang w:val="zh_TW" w:bidi="zh_TW"/>
@@ -853,7 +1835,7 @@
           <w:t>箴10:27，</w:t>
         </w:r>
       </w:hyperlink>
-      <w:hyperlink r:id="rId31">
+      <w:hyperlink r:id="rId67">
         <w:r>
           <w:rPr>
             <w:lang w:val="zh_TW" w:bidi="zh_TW"/>
@@ -865,7 +1847,7 @@
           <w:t>14:27，</w:t>
         </w:r>
       </w:hyperlink>
-      <w:hyperlink r:id="rId32">
+      <w:hyperlink r:id="rId68">
         <w:r>
           <w:rPr>
             <w:lang w:val="zh_TW" w:bidi="zh_TW"/>
@@ -883,7 +1865,7 @@
         </w:rPr>
         <w:t>）。一個敬畏神的家庭在患難時會倚靠耶和華（</w:t>
       </w:r>
-      <w:hyperlink r:id="rId33">
+      <w:hyperlink r:id="rId69">
         <w:r>
           <w:rPr>
             <w:lang w:val="zh_TW" w:bidi="zh_TW"/>
@@ -901,7 +1883,7 @@
         </w:rPr>
         <w:t>；</w:t>
       </w:r>
-      <w:hyperlink r:id="rId34">
+      <w:hyperlink r:id="rId70">
         <w:r>
           <w:rPr>
             <w:lang w:val="zh_TW" w:bidi="zh_TW"/>
@@ -919,7 +1901,7 @@
         </w:rPr>
         <w:t>）。敬畏耶和華的人有能力遠離罪惡，敬畏耶和華也成為他們的智慧開端（</w:t>
       </w:r>
-      <w:hyperlink r:id="rId35">
+      <w:hyperlink r:id="rId71">
         <w:r>
           <w:rPr>
             <w:lang w:val="zh_TW" w:bidi="zh_TW"/>
@@ -951,7 +1933,7 @@
         </w:rPr>
         <w:t>在新約聖經中，教導人去愛主和事奉主時，往往同時提到要「敬畏神」（</w:t>
       </w:r>
-      <w:hyperlink r:id="rId36">
+      <w:hyperlink r:id="rId72">
         <w:r>
           <w:rPr>
             <w:lang w:val="zh_TW" w:bidi="zh_TW"/>
@@ -969,7 +1951,7 @@
         </w:rPr>
         <w:t>；</w:t>
       </w:r>
-      <w:hyperlink r:id="rId37">
+      <w:hyperlink r:id="rId73">
         <w:r>
           <w:rPr>
             <w:lang w:val="zh_TW" w:bidi="zh_TW"/>
@@ -987,7 +1969,7 @@
         </w:rPr>
         <w:t>）。在</w:t>
       </w:r>
-      <w:hyperlink r:id="rId38">
+      <w:hyperlink r:id="rId74">
         <w:r>
           <w:rPr>
             <w:lang w:val="zh_TW" w:bidi="zh_TW"/>
@@ -1005,7 +1987,7 @@
         </w:rPr>
         <w:t>中，馬利亞所說的「他憐憫敬畏他的人」是指敬重並順服神。在使徒行傳中，「敬畏神的人」這個術語用來指那些參加猶太會堂聚會的外邦人。保羅把他們另行稱呼：「以色列人和你們這些敬畏神的外邦人」（</w:t>
       </w:r>
-      <w:hyperlink r:id="rId39">
+      <w:hyperlink r:id="rId75">
         <w:r>
           <w:rPr>
             <w:lang w:val="zh_TW" w:bidi="zh_TW"/>
@@ -1023,7 +2005,7 @@
         </w:rPr>
         <w:t>，和合本譯為「以色列人和一切敬畏神的人」）。哥尼流是一個敬畏神的羅馬百夫長，即使他不是猶太人，人們也認為他在神面前行事正直（</w:t>
       </w:r>
-      <w:hyperlink r:id="rId40">
+      <w:hyperlink r:id="rId76">
         <w:r>
           <w:rPr>
             <w:lang w:val="zh_TW" w:bidi="zh_TW"/>
@@ -1055,7 +2037,7 @@
         </w:rPr>
         <w:t>舊約聖經與新約聖經（</w:t>
       </w:r>
-      <w:hyperlink r:id="rId41">
+      <w:hyperlink r:id="rId77">
         <w:r>
           <w:rPr>
             <w:lang w:val="zh_TW" w:bidi="zh_TW"/>
@@ -1073,7 +2055,7 @@
         </w:rPr>
         <w:t>；</w:t>
       </w:r>
-      <w:hyperlink r:id="rId42">
+      <w:hyperlink r:id="rId78">
         <w:r>
           <w:rPr>
             <w:lang w:val="zh_TW" w:bidi="zh_TW"/>
@@ -1091,7 +2073,7 @@
         </w:rPr>
         <w:t>；</w:t>
       </w:r>
-      <w:hyperlink r:id="rId43">
+      <w:hyperlink r:id="rId79">
         <w:r>
           <w:rPr>
             <w:lang w:val="zh_TW" w:bidi="zh_TW"/>
@@ -1103,7 +2085,7 @@
           <w:t>伯6:4，</w:t>
         </w:r>
       </w:hyperlink>
-      <w:hyperlink r:id="rId44">
+      <w:hyperlink r:id="rId80">
         <w:r>
           <w:rPr>
             <w:lang w:val="zh_TW" w:bidi="zh_TW"/>
@@ -1121,7 +2103,7 @@
         </w:rPr>
         <w:t>；</w:t>
       </w:r>
-      <w:hyperlink r:id="rId45">
+      <w:hyperlink r:id="rId81">
         <w:r>
           <w:rPr>
             <w:lang w:val="zh_TW" w:bidi="zh_TW"/>
@@ -1139,7 +2121,7 @@
         </w:rPr>
         <w:t>；</w:t>
       </w:r>
-      <w:hyperlink r:id="rId46">
+      <w:hyperlink r:id="rId82">
         <w:r>
           <w:rPr>
             <w:lang w:val="zh_TW" w:bidi="zh_TW"/>
@@ -1151,7 +2133,7 @@
           <w:t>太17:7，</w:t>
         </w:r>
       </w:hyperlink>
-      <w:hyperlink r:id="rId47">
+      <w:hyperlink r:id="rId83">
         <w:r>
           <w:rPr>
             <w:lang w:val="zh_TW" w:bidi="zh_TW"/>
@@ -1169,7 +2151,7 @@
         </w:rPr>
         <w:t>；</w:t>
       </w:r>
-      <w:hyperlink r:id="rId48">
+      <w:hyperlink r:id="rId84">
         <w:r>
           <w:rPr>
             <w:lang w:val="zh_TW" w:bidi="zh_TW"/>
@@ -1181,7 +2163,7 @@
           <w:t>路5:10，</w:t>
         </w:r>
       </w:hyperlink>
-      <w:hyperlink r:id="rId49">
+      <w:hyperlink r:id="rId85">
         <w:r>
           <w:rPr>
             <w:lang w:val="zh_TW" w:bidi="zh_TW"/>
@@ -1199,7 +2181,7 @@
         </w:rPr>
         <w:t>；</w:t>
       </w:r>
-      <w:hyperlink r:id="rId50">
+      <w:hyperlink r:id="rId86">
         <w:r>
           <w:rPr>
             <w:lang w:val="zh_TW" w:bidi="zh_TW"/>
@@ -1217,7 +2199,7 @@
         </w:rPr>
         <w:t>；</w:t>
       </w:r>
-      <w:hyperlink r:id="rId51">
+      <w:hyperlink r:id="rId87">
         <w:r>
           <w:rPr>
             <w:lang w:val="zh_TW" w:bidi="zh_TW"/>

--- a/zht/docx/071.content.docx
+++ b/zht/docx/071.content.docx
@@ -149,7 +149,7 @@
         <w:rPr>
           <w:lang w:val="zh_TW" w:bidi="zh_TW"/>
         </w:rPr>
-        <w:t>jing</w:t>
+        <w:t>jiao</w:t>
       </w:r>
       <w:r>
         <w:rPr>
@@ -212,40 +212,40 @@
         <w:rPr>
           <w:lang w:val="zh_TW" w:bidi="zh_TW"/>
         </w:rPr>
-        <w:t>荊棘</w:t>
-      </w:r>
-      <w:r>
-        <w:rPr>
-          <w:lang w:val="zh_TW" w:bidi="zh_TW"/>
-        </w:rPr>
-      </w:r>
-    </w:p>
-    <w:p>
-      <w:pPr/>
-      <w:r>
-        <w:rPr>
-          <w:lang w:val="zh_TW" w:bidi="zh_TW"/>
-        </w:rPr>
-      </w:r>
-      <w:r>
-        <w:rPr>
-          <w:lang w:val="zh_TW" w:bidi="zh_TW"/>
-        </w:rPr>
-        <w:t>荊棘是生長在植物莖或枝上的銳利尖刺。荊棘可能會刺傷觸碰它們的人或動物。有些植物會長出荊棘以自我保護。</w:t>
-      </w:r>
-    </w:p>
-    <w:p>
-      <w:pPr/>
-      <w:r>
-        <w:rPr>
-          <w:lang w:val="zh_TW" w:bidi="zh_TW"/>
-        </w:rPr>
-      </w:r>
-      <w:r>
-        <w:rPr>
-          <w:lang w:val="zh_TW" w:bidi="zh_TW"/>
-        </w:rPr>
-        <w:t>聖經經常提到荊棘。它們可以是土地上自然生長的植物的一部分，也可以象徵痛苦、困難或懲罰。例如，在亞當與夏娃犯罪之後，神說土地要長出荊棘和蒺藜（</w:t>
+        <w:t>腳凳</w:t>
+      </w:r>
+      <w:r>
+        <w:rPr>
+          <w:lang w:val="zh_TW" w:bidi="zh_TW"/>
+        </w:rPr>
+      </w:r>
+    </w:p>
+    <w:p>
+      <w:pPr/>
+      <w:r>
+        <w:rPr>
+          <w:lang w:val="zh_TW" w:bidi="zh_TW"/>
+        </w:rPr>
+      </w:r>
+      <w:r>
+        <w:rPr>
+          <w:lang w:val="zh_TW" w:bidi="zh_TW"/>
+        </w:rPr>
+        <w:t>一種矮凳，用來支撐雙腳。</w:t>
+      </w:r>
+    </w:p>
+    <w:p>
+      <w:pPr/>
+      <w:r>
+        <w:rPr>
+          <w:lang w:val="zh_TW" w:bidi="zh_TW"/>
+        </w:rPr>
+      </w:r>
+      <w:r>
+        <w:rPr>
+          <w:lang w:val="zh_TW" w:bidi="zh_TW"/>
+        </w:rPr>
+        <w:t>所羅門王將大量黃金的一部分，用於製作他的象牙寶座的腳凳（</w:t>
       </w:r>
       <w:hyperlink r:id="rId13">
         <w:r>
@@ -256,28 +256,14 @@
             <w:color w:val="0000EE"/>
             <w:u w:val="single"/>
           </w:rPr>
-          <w:t>創3:18</w:t>
-        </w:r>
-      </w:hyperlink>
-      <w:r>
-        <w:rPr>
-          <w:lang w:val="zh_TW" w:bidi="zh_TW"/>
-        </w:rPr>
-        <w:t>）。</w:t>
-      </w:r>
-    </w:p>
-    <w:p>
-      <w:pPr/>
-      <w:r>
-        <w:rPr>
-          <w:lang w:val="zh_TW" w:bidi="zh_TW"/>
-        </w:rPr>
-      </w:r>
-      <w:r>
-        <w:rPr>
-          <w:lang w:val="zh_TW" w:bidi="zh_TW"/>
-        </w:rPr>
-        <w:t>人們曾在耶穌死前，用荊棘做成冠冕，放在耶穌的頭上嘲弄他（</w:t>
+          <w:t>代下9:18</w:t>
+        </w:r>
+      </w:hyperlink>
+      <w:r>
+        <w:rPr>
+          <w:lang w:val="zh_TW" w:bidi="zh_TW"/>
+        </w:rPr>
+        <w:t>）。「腳凳」這個詞常作為象徵性用語。在聖經中，約櫃和聖殿都被稱為「神的腳凳」（</w:t>
       </w:r>
       <w:hyperlink r:id="rId14">
         <w:r>
@@ -288,331 +274,329 @@
             <w:color w:val="0000EE"/>
             <w:u w:val="single"/>
           </w:rPr>
-          <w:t>太27:29</w:t>
-        </w:r>
-      </w:hyperlink>
-      <w:r>
-        <w:rPr>
-          <w:lang w:val="zh_TW" w:bidi="zh_TW"/>
-        </w:rPr>
-        <w:t>）。</w:t>
-      </w:r>
-    </w:p>
-    <w:p>
-      <w:pPr/>
-      <w:r>
-        <w:rPr>
-          <w:lang w:val="zh_TW" w:bidi="zh_TW"/>
-        </w:rPr>
+          <w:t>代上28:2</w:t>
+        </w:r>
+      </w:hyperlink>
+      <w:r>
+        <w:rPr>
+          <w:lang w:val="zh_TW" w:bidi="zh_TW"/>
+        </w:rPr>
+        <w:t>；</w:t>
+      </w:r>
+      <w:hyperlink r:id="rId15">
+        <w:r>
+          <w:rPr>
+            <w:lang w:val="zh_TW" w:bidi="zh_TW"/>
+          </w:rPr>
+          <w:rPr>
+            <w:color w:val="0000EE"/>
+            <w:u w:val="single"/>
+          </w:rPr>
+          <w:t>詩99:5，</w:t>
+        </w:r>
+      </w:hyperlink>
+      <w:hyperlink r:id="rId16">
+        <w:r>
+          <w:rPr>
+            <w:lang w:val="zh_TW" w:bidi="zh_TW"/>
+          </w:rPr>
+          <w:rPr>
+            <w:color w:val="0000EE"/>
+            <w:u w:val="single"/>
+          </w:rPr>
+          <w:t>132:7</w:t>
+        </w:r>
+      </w:hyperlink>
+      <w:r>
+        <w:rPr>
+          <w:lang w:val="zh_TW" w:bidi="zh_TW"/>
+        </w:rPr>
+        <w:t>；</w:t>
+      </w:r>
+      <w:hyperlink r:id="rId17">
+        <w:r>
+          <w:rPr>
+            <w:lang w:val="zh_TW" w:bidi="zh_TW"/>
+          </w:rPr>
+          <w:rPr>
+            <w:color w:val="0000EE"/>
+            <w:u w:val="single"/>
+          </w:rPr>
+          <w:t>哀2:1</w:t>
+        </w:r>
+      </w:hyperlink>
+      <w:r>
+        <w:rPr>
+          <w:lang w:val="zh_TW" w:bidi="zh_TW"/>
+        </w:rPr>
+        <w:t>；參</w:t>
+      </w:r>
+      <w:hyperlink r:id="rId18">
+        <w:r>
+          <w:rPr>
+            <w:lang w:val="zh_TW" w:bidi="zh_TW"/>
+          </w:rPr>
+          <w:rPr>
+            <w:color w:val="0000EE"/>
+            <w:u w:val="single"/>
+          </w:rPr>
+          <w:t>賽60:13</w:t>
+        </w:r>
+      </w:hyperlink>
+      <w:r>
+        <w:rPr>
+          <w:lang w:val="zh_TW" w:bidi="zh_TW"/>
+        </w:rPr>
+        <w:t>）。這些地方是神同在的特別場所，也是祂彰顯權能之地。正如王坐在寶座上時可能要將腳放在腳凳上，這些聖潔之地被視為神榮耀彰顯的所在。</w:t>
+      </w:r>
+    </w:p>
+    <w:p>
+      <w:pPr/>
+      <w:r>
+        <w:rPr>
+          <w:lang w:val="zh_TW" w:bidi="zh_TW"/>
+        </w:rPr>
+      </w:r>
+      <w:r>
+        <w:rPr>
+          <w:lang w:val="zh_TW" w:bidi="zh_TW"/>
+        </w:rPr>
+        <w:t>聖經說，神要使彌賽亞（祂所揀選的一位）的仇敵如腳下的腳凳（</w:t>
+      </w:r>
+      <w:hyperlink r:id="rId19">
+        <w:r>
+          <w:rPr>
+            <w:lang w:val="zh_TW" w:bidi="zh_TW"/>
+          </w:rPr>
+          <w:rPr>
+            <w:color w:val="0000EE"/>
+            <w:u w:val="single"/>
+          </w:rPr>
+          <w:t>詩110:1</w:t>
+        </w:r>
+      </w:hyperlink>
+      <w:r>
+        <w:rPr>
+          <w:lang w:val="zh_TW" w:bidi="zh_TW"/>
+        </w:rPr>
+        <w:t>）。這表示神將賜給彌賽亞完全的權柄，戰勝祂的仇敵，就如人對腳下之物擁有控制權一樣。新約中多處經文重複這一思想，表明彌賽亞將戰勝祂的仇敵（</w:t>
+      </w:r>
+      <w:hyperlink r:id="rId20">
+        <w:r>
+          <w:rPr>
+            <w:lang w:val="zh_TW" w:bidi="zh_TW"/>
+          </w:rPr>
+          <w:rPr>
+            <w:color w:val="0000EE"/>
+            <w:u w:val="single"/>
+          </w:rPr>
+          <w:t>太22:44</w:t>
+        </w:r>
+      </w:hyperlink>
+      <w:r>
+        <w:rPr>
+          <w:lang w:val="zh_TW" w:bidi="zh_TW"/>
+        </w:rPr>
+        <w:t>；</w:t>
+      </w:r>
+      <w:hyperlink r:id="rId21">
+        <w:r>
+          <w:rPr>
+            <w:lang w:val="zh_TW" w:bidi="zh_TW"/>
+          </w:rPr>
+          <w:rPr>
+            <w:color w:val="0000EE"/>
+            <w:u w:val="single"/>
+          </w:rPr>
+          <w:t>可12:36</w:t>
+        </w:r>
+      </w:hyperlink>
+      <w:r>
+        <w:rPr>
+          <w:lang w:val="zh_TW" w:bidi="zh_TW"/>
+        </w:rPr>
+        <w:t>；</w:t>
+      </w:r>
+      <w:hyperlink r:id="rId22">
+        <w:r>
+          <w:rPr>
+            <w:lang w:val="zh_TW" w:bidi="zh_TW"/>
+          </w:rPr>
+          <w:rPr>
+            <w:color w:val="0000EE"/>
+            <w:u w:val="single"/>
+          </w:rPr>
+          <w:t>路20:43</w:t>
+        </w:r>
+      </w:hyperlink>
+      <w:r>
+        <w:rPr>
+          <w:lang w:val="zh_TW" w:bidi="zh_TW"/>
+        </w:rPr>
+        <w:t>；</w:t>
+      </w:r>
+      <w:hyperlink r:id="rId23">
+        <w:r>
+          <w:rPr>
+            <w:lang w:val="zh_TW" w:bidi="zh_TW"/>
+          </w:rPr>
+          <w:rPr>
+            <w:color w:val="0000EE"/>
+            <w:u w:val="single"/>
+          </w:rPr>
+          <w:t>徒2:35</w:t>
+        </w:r>
+      </w:hyperlink>
+      <w:r>
+        <w:rPr>
+          <w:lang w:val="zh_TW" w:bidi="zh_TW"/>
+        </w:rPr>
+        <w:t>；</w:t>
+      </w:r>
+      <w:hyperlink r:id="rId24">
+        <w:r>
+          <w:rPr>
+            <w:lang w:val="zh_TW" w:bidi="zh_TW"/>
+          </w:rPr>
+          <w:rPr>
+            <w:color w:val="0000EE"/>
+            <w:u w:val="single"/>
+          </w:rPr>
+          <w:t>來1:13，</w:t>
+        </w:r>
+      </w:hyperlink>
+      <w:hyperlink r:id="rId25">
+        <w:r>
+          <w:rPr>
+            <w:lang w:val="zh_TW" w:bidi="zh_TW"/>
+          </w:rPr>
+          <w:rPr>
+            <w:color w:val="0000EE"/>
+            <w:u w:val="single"/>
+          </w:rPr>
+          <w:t>10:13</w:t>
+        </w:r>
+      </w:hyperlink>
+      <w:r>
+        <w:rPr>
+          <w:lang w:val="zh_TW" w:bidi="zh_TW"/>
+        </w:rPr>
+        <w:t>）。在這些經文中，「腳凳」的字面意思是「腳下之物」。</w:t>
+      </w:r>
+      <w:r>
+        <w:rPr>
+          <w:lang w:val="zh_TW" w:bidi="zh_TW"/>
+        </w:rPr>
+      </w:r>
+      <w:r>
+        <w:rPr>
+          <w:lang w:val="zh_TW" w:bidi="zh_TW"/>
+        </w:rPr>
+      </w:r>
+    </w:p>
+    <w:p>
+      <w:pPr/>
+      <w:r>
+        <w:rPr>
+          <w:lang w:val="zh_TW" w:bidi="zh_TW"/>
+        </w:rPr>
+      </w:r>
+    </w:p>
+    <w:p>
+      <w:pPr>
+        <w:pStyle w:val="Heading2"/>
+      </w:pPr>
+      <w:r>
+        <w:rPr>
+          <w:lang w:val="zh_TW" w:bidi="zh_TW"/>
+        </w:rPr>
+        <w:t>教會聚會</w:t>
+      </w:r>
+      <w:r>
+        <w:rPr>
+          <w:lang w:val="zh_TW" w:bidi="zh_TW"/>
+        </w:rPr>
+      </w:r>
+    </w:p>
+    <w:p>
+      <w:pPr/>
+      <w:r>
+        <w:rPr>
+          <w:lang w:val="zh_TW" w:bidi="zh_TW"/>
+        </w:rPr>
+      </w:r>
+      <w:r>
+        <w:rPr>
+          <w:lang w:val="zh_TW" w:bidi="zh_TW"/>
+        </w:rPr>
+        <w:t>信徒的聚會。在新約中，希臘文詞語</w:t>
       </w:r>
       <w:r>
         <w:rPr>
           <w:i/>
           <w:lang w:val="zh_TW" w:bidi="zh_TW"/>
         </w:rPr>
-        <w:t>見</w:t>
-      </w:r>
-      <w:r>
-        <w:rPr>
-          <w:lang w:val="zh_TW" w:bidi="zh_TW"/>
-        </w:rPr>
-        <w:t>蒺藜</w:t>
-      </w:r>
-      <w:r>
-        <w:rPr>
-          <w:lang w:val="zh_TW" w:bidi="zh_TW"/>
-        </w:rPr>
-        <w:t>，</w:t>
-      </w:r>
-      <w:r>
-        <w:rPr>
-          <w:lang w:val="zh_TW" w:bidi="zh_TW"/>
-        </w:rPr>
-        <w:t>荊棘</w:t>
-      </w:r>
-      <w:r>
-        <w:rPr>
-          <w:lang w:val="zh_TW" w:bidi="zh_TW"/>
-        </w:rPr>
-        <w:t>。</w:t>
-      </w:r>
-      <w:r>
-        <w:rPr>
-          <w:lang w:val="zh_TW" w:bidi="zh_TW"/>
-        </w:rPr>
-      </w:r>
-      <w:r>
-        <w:rPr>
-          <w:lang w:val="zh_TW" w:bidi="zh_TW"/>
-        </w:rPr>
-      </w:r>
-    </w:p>
-    <w:p>
-      <w:pPr/>
-      <w:r>
-        <w:rPr>
-          <w:lang w:val="zh_TW" w:bidi="zh_TW"/>
-        </w:rPr>
-      </w:r>
-    </w:p>
-    <w:p>
-      <w:pPr>
-        <w:pStyle w:val="Heading2"/>
-      </w:pPr>
-      <w:r>
-        <w:rPr>
-          <w:lang w:val="zh_TW" w:bidi="zh_TW"/>
-        </w:rPr>
-        <w:t>井</w:t>
-      </w:r>
-      <w:r>
-        <w:rPr>
-          <w:lang w:val="zh_TW" w:bidi="zh_TW"/>
-        </w:rPr>
-      </w:r>
-    </w:p>
-    <w:p>
-      <w:pPr/>
-      <w:r>
-        <w:rPr>
-          <w:lang w:val="zh_TW" w:bidi="zh_TW"/>
-        </w:rPr>
-      </w:r>
-      <w:r>
-        <w:rPr>
-          <w:lang w:val="zh_TW" w:bidi="zh_TW"/>
-        </w:rPr>
-        <w:t>人工的蓄水處所，水源來自地下泉水或雨水供應。由於聖經世界大部分地區地處乾旱到半乾旱區，因此井是人、牲畜和農作物灌溉的重要水源。不幸的是，大多數井並不能提供可靠的水源，因為它們依賴於稀少的降雨或間歇性的泉水（</w:t>
-      </w:r>
-      <w:hyperlink r:id="rId15">
-        <w:r>
-          <w:rPr>
-            <w:lang w:val="zh_TW" w:bidi="zh_TW"/>
-          </w:rPr>
-          <w:rPr>
-            <w:color w:val="0000EE"/>
-            <w:u w:val="single"/>
-          </w:rPr>
-          <w:t>箴25:26</w:t>
-        </w:r>
-      </w:hyperlink>
-      <w:r>
-        <w:rPr>
-          <w:lang w:val="zh_TW" w:bidi="zh_TW"/>
-        </w:rPr>
-        <w:t>）。因此，發現可靠的水源是值得慶祝的原因（</w:t>
-      </w:r>
-      <w:hyperlink r:id="rId16">
-        <w:r>
-          <w:rPr>
-            <w:lang w:val="zh_TW" w:bidi="zh_TW"/>
-          </w:rPr>
-          <w:rPr>
-            <w:color w:val="0000EE"/>
-            <w:u w:val="single"/>
-          </w:rPr>
-          <w:t>民21:17–18</w:t>
-        </w:r>
-      </w:hyperlink>
-      <w:r>
-        <w:rPr>
-          <w:lang w:val="zh_TW" w:bidi="zh_TW"/>
-        </w:rPr>
-        <w:t>），並且經常引發衝突（</w:t>
-      </w:r>
-      <w:hyperlink r:id="rId17">
-        <w:r>
-          <w:rPr>
-            <w:lang w:val="zh_TW" w:bidi="zh_TW"/>
-          </w:rPr>
-          <w:rPr>
-            <w:color w:val="0000EE"/>
-            <w:u w:val="single"/>
-          </w:rPr>
-          <w:t>創21:25–30</w:t>
-        </w:r>
-      </w:hyperlink>
-      <w:r>
-        <w:rPr>
-          <w:lang w:val="zh_TW" w:bidi="zh_TW"/>
-        </w:rPr>
-        <w:t>，</w:t>
-      </w:r>
-      <w:hyperlink r:id="rId18">
-        <w:r>
-          <w:rPr>
-            <w:lang w:val="zh_TW" w:bidi="zh_TW"/>
-          </w:rPr>
-          <w:rPr>
-            <w:color w:val="0000EE"/>
-            <w:u w:val="single"/>
-          </w:rPr>
-          <w:t>26:19–22</w:t>
-        </w:r>
-      </w:hyperlink>
-      <w:r>
-        <w:rPr>
-          <w:lang w:val="zh_TW" w:bidi="zh_TW"/>
-        </w:rPr>
-        <w:t>；</w:t>
-      </w:r>
-      <w:hyperlink r:id="rId19">
-        <w:r>
-          <w:rPr>
-            <w:lang w:val="zh_TW" w:bidi="zh_TW"/>
-          </w:rPr>
-          <w:rPr>
-            <w:color w:val="0000EE"/>
-            <w:u w:val="single"/>
-          </w:rPr>
-          <w:t>王下3:19</w:t>
-        </w:r>
-      </w:hyperlink>
-      <w:r>
-        <w:rPr>
-          <w:lang w:val="zh_TW" w:bidi="zh_TW"/>
-        </w:rPr>
-        <w:t>）。成功挖出水井並保護自己的飲水權通常是確定財產權的重要因素（</w:t>
-      </w:r>
-      <w:hyperlink r:id="rId17">
-        <w:r>
-          <w:rPr>
-            <w:lang w:val="zh_TW" w:bidi="zh_TW"/>
-          </w:rPr>
-          <w:rPr>
-            <w:color w:val="0000EE"/>
-            <w:u w:val="single"/>
-          </w:rPr>
-          <w:t>創21:25–30</w:t>
-        </w:r>
-      </w:hyperlink>
-      <w:r>
-        <w:rPr>
-          <w:lang w:val="zh_TW" w:bidi="zh_TW"/>
-        </w:rPr>
-        <w:t>，</w:t>
-      </w:r>
-      <w:hyperlink r:id="rId20">
-        <w:r>
-          <w:rPr>
-            <w:lang w:val="zh_TW" w:bidi="zh_TW"/>
-          </w:rPr>
-          <w:rPr>
-            <w:color w:val="0000EE"/>
-            <w:u w:val="single"/>
-          </w:rPr>
-          <w:t>29:2–3</w:t>
-        </w:r>
-      </w:hyperlink>
-      <w:r>
-        <w:rPr>
-          <w:lang w:val="zh_TW" w:bidi="zh_TW"/>
-        </w:rPr>
-        <w:t>）。</w:t>
-      </w:r>
-    </w:p>
-    <w:p>
-      <w:pPr/>
-      <w:r>
-        <w:rPr>
-          <w:lang w:val="zh_TW" w:bidi="zh_TW"/>
-        </w:rPr>
-      </w:r>
-      <w:r>
-        <w:rPr>
-          <w:lang w:val="zh_TW" w:bidi="zh_TW"/>
-        </w:rPr>
-        <w:t>好的水井通常被認為是神攝理的象徵（</w:t>
-      </w:r>
-      <w:hyperlink r:id="rId21">
-        <w:r>
-          <w:rPr>
-            <w:lang w:val="zh_TW" w:bidi="zh_TW"/>
-          </w:rPr>
-          <w:rPr>
-            <w:color w:val="0000EE"/>
-            <w:u w:val="single"/>
-          </w:rPr>
-          <w:t>創16:14</w:t>
-        </w:r>
-      </w:hyperlink>
-      <w:r>
-        <w:rPr>
-          <w:lang w:val="zh_TW" w:bidi="zh_TW"/>
-        </w:rPr>
-        <w:t>，</w:t>
-      </w:r>
-      <w:hyperlink r:id="rId22">
-        <w:r>
-          <w:rPr>
-            <w:lang w:val="zh_TW" w:bidi="zh_TW"/>
-          </w:rPr>
-          <w:rPr>
-            <w:color w:val="0000EE"/>
-            <w:u w:val="single"/>
-          </w:rPr>
-          <w:t>21:19</w:t>
-        </w:r>
-      </w:hyperlink>
-      <w:r>
-        <w:rPr>
-          <w:lang w:val="zh_TW" w:bidi="zh_TW"/>
-        </w:rPr>
-        <w:t>；</w:t>
-      </w:r>
-      <w:hyperlink r:id="rId23">
-        <w:r>
-          <w:rPr>
-            <w:lang w:val="zh_TW" w:bidi="zh_TW"/>
-          </w:rPr>
-          <w:rPr>
-            <w:color w:val="0000EE"/>
-            <w:u w:val="single"/>
-          </w:rPr>
-          <w:t>民21:16–18</w:t>
-        </w:r>
-      </w:hyperlink>
-      <w:r>
-        <w:rPr>
-          <w:lang w:val="zh_TW" w:bidi="zh_TW"/>
-        </w:rPr>
-        <w:t>）。因此，聖經作者將泉水井的水比喻為神為祂子民所提供的救恩（</w:t>
-      </w:r>
-      <w:hyperlink r:id="rId24">
-        <w:r>
-          <w:rPr>
-            <w:lang w:val="zh_TW" w:bidi="zh_TW"/>
-          </w:rPr>
-          <w:rPr>
-            <w:color w:val="0000EE"/>
-            <w:u w:val="single"/>
-          </w:rPr>
-          <w:t>賽12:3</w:t>
-        </w:r>
-      </w:hyperlink>
-      <w:r>
-        <w:rPr>
-          <w:lang w:val="zh_TW" w:bidi="zh_TW"/>
-        </w:rPr>
-        <w:t>；</w:t>
-      </w:r>
-      <w:hyperlink r:id="rId25">
-        <w:r>
-          <w:rPr>
-            <w:lang w:val="zh_TW" w:bidi="zh_TW"/>
-          </w:rPr>
-          <w:rPr>
-            <w:color w:val="0000EE"/>
-            <w:u w:val="single"/>
-          </w:rPr>
-          <w:t>約4:14</w:t>
-        </w:r>
-      </w:hyperlink>
-      <w:r>
-        <w:rPr>
-          <w:lang w:val="zh_TW" w:bidi="zh_TW"/>
-        </w:rPr>
-        <w:t>）。蓄水池中所收集的雨水的水質相對較差，而那些可以汲取「活」水（即流動的水）的水井水質較好，這一區別有助於澄清耶穌向撒馬利亞婦人說提供「活水」時的對話（</w:t>
+        <w:t>ekklesia</w:t>
+      </w:r>
+      <w:r>
+        <w:rPr>
+          <w:lang w:val="zh_TW" w:bidi="zh_TW"/>
+        </w:rPr>
+        <w:t>（通常翻譯為「教會」）主要有兩種用法：</w:t>
+      </w:r>
+    </w:p>
+    <w:p>
+      <w:pPr>
+        <w:pStyle w:val="ListNumber"/>
+        <w:numPr>
+          <w:ilvl w:val="0"/>
+          <w:numId w:val="14"/>
+        </w:numPr>
+        <w:spacing w:line="240" w:lineRule="auto"/>
+        <w:ind w:left="720"/>
+      </w:pPr>
+      <w:r>
+        <w:rPr>
+          <w:lang w:val="zh_TW" w:bidi="zh_TW"/>
+        </w:rPr>
+      </w:r>
+      <w:r>
+        <w:rPr>
+          <w:lang w:val="zh_TW" w:bidi="zh_TW"/>
+        </w:rPr>
+        <w:t>用來描述一個聚會或集會。</w:t>
+      </w:r>
+    </w:p>
+    <w:p>
+      <w:pPr>
+        <w:pStyle w:val="ListNumber"/>
+        <w:spacing w:line="240" w:lineRule="auto"/>
+        <w:ind w:left="720"/>
+      </w:pPr>
+      <w:r>
+        <w:rPr>
+          <w:lang w:val="zh_TW" w:bidi="zh_TW"/>
+        </w:rPr>
+      </w:r>
+      <w:r>
+        <w:rPr>
+          <w:lang w:val="zh_TW" w:bidi="zh_TW"/>
+        </w:rPr>
+        <w:t>用來指參加這些聚會的人——無論他們當時是否實際身在聚會中。</w:t>
+      </w:r>
+    </w:p>
+    <w:p>
+      <w:pPr/>
+      <w:r>
+        <w:rPr>
+          <w:lang w:val="zh_TW" w:bidi="zh_TW"/>
+        </w:rPr>
+      </w:r>
+      <w:r>
+        <w:rPr>
+          <w:lang w:val="zh_TW" w:bidi="zh_TW"/>
+        </w:rPr>
+        <w:t>新約提到一些非基督教的希臘集會（</w:t>
       </w:r>
       <w:hyperlink r:id="rId26">
         <w:r>
@@ -623,154 +607,41 @@
             <w:color w:val="0000EE"/>
             <w:u w:val="single"/>
           </w:rPr>
-          <w:t>約4:10–15</w:t>
-        </w:r>
-      </w:hyperlink>
-      <w:r>
-        <w:rPr>
-          <w:lang w:val="zh_TW" w:bidi="zh_TW"/>
-        </w:rPr>
-        <w:t>）。</w:t>
-      </w:r>
-    </w:p>
-    <w:p>
-      <w:pPr/>
-      <w:r>
-        <w:rPr>
-          <w:lang w:val="zh_TW" w:bidi="zh_TW"/>
-        </w:rPr>
+          <w:t>徒19:32、41</w:t>
+        </w:r>
+      </w:hyperlink>
+      <w:r>
+        <w:rPr>
+          <w:lang w:val="zh_TW" w:bidi="zh_TW"/>
+        </w:rPr>
+        <w:t xml:space="preserve">）。 除此之外，所有其它例子都指基督徒的聚會。 </w:t>
+      </w:r>
+    </w:p>
+    <w:p>
+      <w:pPr/>
+      <w:r>
+        <w:rPr>
+          <w:lang w:val="zh_TW" w:bidi="zh_TW"/>
+        </w:rPr>
+      </w:r>
+      <w:r>
+        <w:rPr>
+          <w:lang w:val="zh_TW" w:bidi="zh_TW"/>
+        </w:rPr>
+        <w:t>有時候</w:t>
       </w:r>
       <w:r>
         <w:rPr>
           <w:i/>
           <w:lang w:val="zh_TW" w:bidi="zh_TW"/>
         </w:rPr>
-        <w:t xml:space="preserve">另見 </w:t>
-      </w:r>
-      <w:r>
-        <w:rPr>
-          <w:lang w:val="zh_TW" w:bidi="zh_TW"/>
-        </w:rPr>
-        <w:t>蓄水池</w:t>
-      </w:r>
-      <w:r>
-        <w:rPr>
-          <w:lang w:val="zh_TW" w:bidi="zh_TW"/>
-        </w:rPr>
-        <w:t>；</w:t>
-      </w:r>
-      <w:r>
-        <w:rPr>
-          <w:lang w:val="zh_TW" w:bidi="zh_TW"/>
-        </w:rPr>
-        <w:t>雅各井</w:t>
-      </w:r>
-      <w:r>
-        <w:rPr>
-          <w:lang w:val="zh_TW" w:bidi="zh_TW"/>
-        </w:rPr>
-        <w:t>。</w:t>
-      </w:r>
-      <w:r>
-        <w:rPr>
-          <w:lang w:val="zh_TW" w:bidi="zh_TW"/>
-        </w:rPr>
-      </w:r>
-      <w:r>
-        <w:rPr>
-          <w:lang w:val="zh_TW" w:bidi="zh_TW"/>
-        </w:rPr>
-      </w:r>
-    </w:p>
-    <w:p>
-      <w:pPr/>
-      <w:r>
-        <w:rPr>
-          <w:lang w:val="zh_TW" w:bidi="zh_TW"/>
-        </w:rPr>
-      </w:r>
-    </w:p>
-    <w:p>
-      <w:pPr>
-        <w:pStyle w:val="Heading2"/>
-      </w:pPr>
-      <w:r>
-        <w:rPr>
-          <w:lang w:val="zh_TW" w:bidi="zh_TW"/>
-        </w:rPr>
-        <w:t>敬拜</w:t>
-      </w:r>
-      <w:r>
-        <w:rPr>
-          <w:lang w:val="zh_TW" w:bidi="zh_TW"/>
-        </w:rPr>
-      </w:r>
-    </w:p>
-    <w:p>
-      <w:pPr/>
-      <w:r>
-        <w:rPr>
-          <w:lang w:val="zh_TW" w:bidi="zh_TW"/>
-        </w:rPr>
-      </w:r>
-      <w:r>
-        <w:rPr>
-          <w:lang w:val="zh_TW" w:bidi="zh_TW"/>
-        </w:rPr>
-        <w:t>向神表達尊崇與敬愛。</w:t>
-      </w:r>
-    </w:p>
-    <w:p>
-      <w:pPr>
-        <w:pStyle w:val="Heading3"/>
-      </w:pPr>
-      <w:r>
-        <w:rPr>
-          <w:lang w:val="zh_TW" w:bidi="zh_TW"/>
-        </w:rPr>
-        <w:t>舊約聖經中的敬拜</w:t>
-      </w:r>
-    </w:p>
-    <w:p>
-      <w:pPr/>
-      <w:r>
-        <w:rPr>
-          <w:lang w:val="zh_TW" w:bidi="zh_TW"/>
-        </w:rPr>
-      </w:r>
-      <w:r>
-        <w:rPr>
-          <w:lang w:val="zh_TW" w:bidi="zh_TW"/>
-        </w:rPr>
-        <w:t>從亞伯拉罕到以斯拉的約1,500年間（約公元前1900–450年），古代以色列的敬拜形式經歷了許多重大變化。亞伯拉罕過著遊牧生活，每當神向他顯現，他就築壇獻祭。到了摩西時代，會幕成為可移動的聖所，供在曠野行進的以色列各支派使用。所羅門在耶路撒冷建造聖殿，這座聖殿屹立了三個多世紀，直到公元前586年被巴比倫人毀壞。猶太人從被擄之地歸回後，又重建了一座聖殿，後來大希律（Herod the Great）進一步修建和擴建。雖然羅馬人在公元70年毀掉了整個聖殿建築群，但其地基仍然保留下來。直到今天，猶太人仍在西牆（Western Wall，又稱哭牆〔Wailing Wall〕）禱告。</w:t>
-      </w:r>
-    </w:p>
-    <w:p>
-      <w:pPr/>
-      <w:r>
-        <w:rPr>
-          <w:lang w:val="zh_TW" w:bidi="zh_TW"/>
-        </w:rPr>
-      </w:r>
-      <w:r>
-        <w:rPr>
-          <w:lang w:val="zh_TW" w:bidi="zh_TW"/>
-        </w:rPr>
-        <w:t>雖然敬拜的形式隨著時代和處境而改變，但敬拜的核心始終沒有改變。神向亞伯拉罕顯現，應許把迦南地賜給他的後裔。亞伯拉罕則藉著禱告和獻祭表明自己的信心。在整個聖經時期，聆聽神的話語、禱告和獻祭一直是敬拜的核心內容。以色列人始終牢記神向亞伯拉罕所作的應許，因為這些應許是以色列成為一個民族的根基，也是他們得迦南地為業的權利。</w:t>
-      </w:r>
-    </w:p>
-    <w:p>
-      <w:pPr/>
-      <w:r>
-        <w:rPr>
-          <w:lang w:val="zh_TW" w:bidi="zh_TW"/>
-        </w:rPr>
-      </w:r>
-      <w:r>
-        <w:rPr>
-          <w:lang w:val="zh_TW" w:bidi="zh_TW"/>
-        </w:rPr>
-        <w:t>以色列各家會按時上耶路撒冷的聖殿。男嬰出生後第八天要受割禮，作為加入以色列百姓的記號。之後過了一兩個月，嬰孩的母親便前往聖殿獻祭（</w:t>
+        <w:t>ekklesia</w:t>
+      </w:r>
+      <w:r>
+        <w:rPr>
+          <w:lang w:val="zh_TW" w:bidi="zh_TW"/>
+        </w:rPr>
+        <w:t>指的是基督徒的實際聚會。這正是保羅在</w:t>
       </w:r>
       <w:hyperlink r:id="rId27">
         <w:r>
@@ -781,14 +652,14 @@
             <w:color w:val="0000EE"/>
             <w:u w:val="single"/>
           </w:rPr>
-          <w:t>利12章</w:t>
-        </w:r>
-      </w:hyperlink>
-      <w:r>
-        <w:rPr>
-          <w:lang w:val="zh_TW" w:bidi="zh_TW"/>
-        </w:rPr>
-        <w:t>；參</w:t>
+          <w:t>哥林多前書14:19、28</w:t>
+        </w:r>
+      </w:hyperlink>
+      <w:r>
+        <w:rPr>
+          <w:lang w:val="zh_TW" w:bidi="zh_TW"/>
+        </w:rPr>
+        <w:t>、</w:t>
       </w:r>
       <w:hyperlink r:id="rId28">
         <w:r>
@@ -799,907 +670,54 @@
             <w:color w:val="0000EE"/>
             <w:u w:val="single"/>
           </w:rPr>
-          <w:t>路2:22–24</w:t>
-        </w:r>
-      </w:hyperlink>
-      <w:r>
-        <w:rPr>
-          <w:lang w:val="zh_TW" w:bidi="zh_TW"/>
-        </w:rPr>
-        <w:t>）。</w:t>
-      </w:r>
-    </w:p>
-    <w:p>
-      <w:pPr/>
-      <w:r>
-        <w:rPr>
-          <w:lang w:val="zh_TW" w:bidi="zh_TW"/>
-        </w:rPr>
-      </w:r>
-      <w:r>
-        <w:rPr>
-          <w:lang w:val="zh_TW" w:bidi="zh_TW"/>
-        </w:rPr>
-        <w:t>在羊羔和牛犢出生的季節，人們會獻上牲畜為祭。每隻母羊或母牛所生的頭生羊羔或頭生牛犢，都要獻給神作祭物（</w:t>
-      </w:r>
-      <w:hyperlink r:id="rId29">
-        <w:r>
-          <w:rPr>
-            <w:lang w:val="zh_TW" w:bidi="zh_TW"/>
-          </w:rPr>
-          <w:rPr>
-            <w:color w:val="0000EE"/>
-            <w:u w:val="single"/>
-          </w:rPr>
-          <w:t>出22:30</w:t>
-        </w:r>
-      </w:hyperlink>
-      <w:r>
-        <w:rPr>
-          <w:lang w:val="zh_TW" w:bidi="zh_TW"/>
-        </w:rPr>
-        <w:t>）。同樣，在收割開始時，人們要獻上初熟的土產；到了收成結束時，又要把全部收成的十分之一（也就是十一奉獻），交給祭司作為他們事奉神的分（</w:t>
-      </w:r>
-      <w:hyperlink r:id="rId30">
-        <w:r>
-          <w:rPr>
-            <w:lang w:val="zh_TW" w:bidi="zh_TW"/>
-          </w:rPr>
-          <w:rPr>
-            <w:color w:val="0000EE"/>
-            <w:u w:val="single"/>
-          </w:rPr>
-          <w:t>民18:21–32</w:t>
-        </w:r>
-      </w:hyperlink>
-      <w:r>
-        <w:rPr>
-          <w:lang w:val="zh_TW" w:bidi="zh_TW"/>
-        </w:rPr>
-        <w:t>）。</w:t>
-      </w:r>
-      <w:hyperlink r:id="rId31">
-        <w:r>
-          <w:rPr>
-            <w:lang w:val="zh_TW" w:bidi="zh_TW"/>
-          </w:rPr>
-          <w:rPr>
-            <w:color w:val="0000EE"/>
-            <w:u w:val="single"/>
-          </w:rPr>
-          <w:t>申命記二十六章5至15節</w:t>
-        </w:r>
-      </w:hyperlink>
-      <w:r>
-        <w:rPr>
-          <w:lang w:val="zh_TW" w:bidi="zh_TW"/>
-        </w:rPr>
-        <w:t>記載了一篇適合在這些場合使用的禱告。</w:t>
-      </w:r>
-    </w:p>
-    <w:p>
-      <w:pPr/>
-      <w:r>
-        <w:rPr>
-          <w:lang w:val="zh_TW" w:bidi="zh_TW"/>
-        </w:rPr>
-      </w:r>
-      <w:r>
-        <w:rPr>
-          <w:lang w:val="zh_TW" w:bidi="zh_TW"/>
-        </w:rPr>
-        <w:t>有時，人也會因個人的緣故獻祭。在危難中，人可能向神許願，並藉著獻祭表明自己的誓願（</w:t>
-      </w:r>
-      <w:hyperlink r:id="rId32">
-        <w:r>
-          <w:rPr>
-            <w:lang w:val="zh_TW" w:bidi="zh_TW"/>
-          </w:rPr>
-          <w:rPr>
-            <w:color w:val="0000EE"/>
-            <w:u w:val="single"/>
-          </w:rPr>
-          <w:t>創28:18–22</w:t>
-        </w:r>
-      </w:hyperlink>
-      <w:r>
-        <w:rPr>
-          <w:lang w:val="zh_TW" w:bidi="zh_TW"/>
-        </w:rPr>
-        <w:t>；</w:t>
-      </w:r>
-      <w:hyperlink r:id="rId33">
-        <w:r>
-          <w:rPr>
-            <w:lang w:val="zh_TW" w:bidi="zh_TW"/>
-          </w:rPr>
-          <w:rPr>
-            <w:color w:val="0000EE"/>
-            <w:u w:val="single"/>
-          </w:rPr>
-          <w:t>撒上1:10–11</w:t>
-        </w:r>
-      </w:hyperlink>
-      <w:r>
-        <w:rPr>
-          <w:lang w:val="zh_TW" w:bidi="zh_TW"/>
-        </w:rPr>
-        <w:t>）。當神應允禱告後，人通常會再獻祭一次（</w:t>
-      </w:r>
-      <w:hyperlink r:id="rId34">
-        <w:r>
-          <w:rPr>
-            <w:lang w:val="zh_TW" w:bidi="zh_TW"/>
-          </w:rPr>
-          <w:rPr>
-            <w:color w:val="0000EE"/>
-            <w:u w:val="single"/>
-          </w:rPr>
-          <w:t>創35:3</w:t>
-        </w:r>
-      </w:hyperlink>
-      <w:r>
-        <w:rPr>
-          <w:lang w:val="zh_TW" w:bidi="zh_TW"/>
-        </w:rPr>
-        <w:t>、</w:t>
-      </w:r>
-      <w:hyperlink r:id="rId34">
-        <w:r>
-          <w:rPr>
-            <w:lang w:val="zh_TW" w:bidi="zh_TW"/>
-          </w:rPr>
-          <w:rPr>
-            <w:color w:val="0000EE"/>
-            <w:u w:val="single"/>
-          </w:rPr>
-          <w:t>14</w:t>
-        </w:r>
-      </w:hyperlink>
-      <w:r>
-        <w:rPr>
-          <w:lang w:val="zh_TW" w:bidi="zh_TW"/>
-        </w:rPr>
-        <w:t>；</w:t>
-      </w:r>
-      <w:hyperlink r:id="rId35">
-        <w:r>
-          <w:rPr>
-            <w:lang w:val="zh_TW" w:bidi="zh_TW"/>
-          </w:rPr>
-          <w:rPr>
-            <w:color w:val="0000EE"/>
-            <w:u w:val="single"/>
-          </w:rPr>
-          <w:t>撒上1:24–25</w:t>
-        </w:r>
-      </w:hyperlink>
-      <w:r>
-        <w:rPr>
-          <w:lang w:val="zh_TW" w:bidi="zh_TW"/>
-        </w:rPr>
-        <w:t>）。人犯了嚴重的罪，或患了嚴重的疾病，也需要獻祭（</w:t>
-      </w:r>
-      <w:hyperlink r:id="rId36">
-        <w:r>
-          <w:rPr>
-            <w:lang w:val="zh_TW" w:bidi="zh_TW"/>
-          </w:rPr>
-          <w:rPr>
-            <w:color w:val="0000EE"/>
-            <w:u w:val="single"/>
-          </w:rPr>
-          <w:t>利4–5</w:t>
-        </w:r>
-      </w:hyperlink>
-      <w:r>
-        <w:rPr>
-          <w:lang w:val="zh_TW" w:bidi="zh_TW"/>
-        </w:rPr>
-        <w:t>，</w:t>
-      </w:r>
-      <w:hyperlink r:id="rId37">
-        <w:r>
-          <w:rPr>
-            <w:lang w:val="zh_TW" w:bidi="zh_TW"/>
-          </w:rPr>
-          <w:rPr>
-            <w:color w:val="0000EE"/>
-            <w:u w:val="single"/>
-          </w:rPr>
-          <w:t>13–15章</w:t>
-        </w:r>
-      </w:hyperlink>
-      <w:r>
-        <w:rPr>
-          <w:lang w:val="zh_TW" w:bidi="zh_TW"/>
-        </w:rPr>
-        <w:t>）。</w:t>
-      </w:r>
-    </w:p>
-    <w:p>
-      <w:pPr/>
-      <w:r>
-        <w:rPr>
-          <w:lang w:val="zh_TW" w:bidi="zh_TW"/>
-        </w:rPr>
-      </w:r>
-      <w:r>
-        <w:rPr>
-          <w:lang w:val="zh_TW" w:bidi="zh_TW"/>
-        </w:rPr>
-        <w:t>敬拜的人會把祭牲牽到聖殿的院子裡，站在祭司面前，把手按在祭牲頭上，表示這祭牲代表自己，並承認自己的罪，或說明獻祭的原因。接著，敬拜的人親手宰殺祭牲，並把牠分割開來，交給祭司放在巨大的銅祭壇上焚燒。有些祭（燔祭）需要把整隻祭牲完全燒在壇上。另一些祭則會把部分肉留給祭司，其餘由獻祭的人和家人一同吃用。但無論是哪一種祭，獻祭的人都要親手宰殺自己羊群或牛群中的祭牲。這些祭禮以具體而深刻的方式顯明罪的代價，以及敬拜的人所應承擔的責任。當敬拜的人宰殺祭牲時，他會想到，若不是神准許以祭牲代替自己獻上，因罪而死的本來應該是他自己。</w:t>
-      </w:r>
-    </w:p>
-    <w:p>
-      <w:pPr/>
-      <w:r>
-        <w:rPr>
-          <w:lang w:val="zh_TW" w:bidi="zh_TW"/>
-        </w:rPr>
-      </w:r>
-      <w:r>
-        <w:rPr>
-          <w:lang w:val="zh_TW" w:bidi="zh_TW"/>
-        </w:rPr>
-        <w:t>所有成年男子每年都要上聖殿參加全國性的節期三次（</w:t>
-      </w:r>
-      <w:hyperlink r:id="rId38">
-        <w:r>
-          <w:rPr>
-            <w:lang w:val="zh_TW" w:bidi="zh_TW"/>
-          </w:rPr>
-          <w:rPr>
-            <w:color w:val="0000EE"/>
-            <w:u w:val="single"/>
-          </w:rPr>
-          <w:t>出23:17</w:t>
-        </w:r>
-      </w:hyperlink>
-      <w:r>
-        <w:rPr>
-          <w:lang w:val="zh_TW" w:bidi="zh_TW"/>
-        </w:rPr>
-        <w:t>；</w:t>
-      </w:r>
-      <w:hyperlink r:id="rId39">
-        <w:r>
-          <w:rPr>
-            <w:lang w:val="zh_TW" w:bidi="zh_TW"/>
-          </w:rPr>
-          <w:rPr>
-            <w:color w:val="0000EE"/>
-            <w:u w:val="single"/>
-          </w:rPr>
-          <w:t>申16:16</w:t>
-        </w:r>
-      </w:hyperlink>
-      <w:r>
-        <w:rPr>
-          <w:lang w:val="zh_TW" w:bidi="zh_TW"/>
-        </w:rPr>
-        <w:t>）：逾越節（四月舉行）、七七節（五月舉行）和住棚節（十月舉行）。如果情況許可，全家人都會一同前往；但如果他們住得離耶路撒冷太遠，通常只會參加其中一個節期（</w:t>
-      </w:r>
-      <w:hyperlink r:id="rId40">
-        <w:r>
-          <w:rPr>
-            <w:lang w:val="zh_TW" w:bidi="zh_TW"/>
-          </w:rPr>
-          <w:rPr>
-            <w:color w:val="0000EE"/>
-            <w:u w:val="single"/>
-          </w:rPr>
-          <w:t>撒上1:3</w:t>
-        </w:r>
-      </w:hyperlink>
-      <w:r>
-        <w:rPr>
-          <w:lang w:val="zh_TW" w:bidi="zh_TW"/>
-        </w:rPr>
-        <w:t>；</w:t>
-      </w:r>
-      <w:hyperlink r:id="rId41">
-        <w:r>
-          <w:rPr>
-            <w:lang w:val="zh_TW" w:bidi="zh_TW"/>
-          </w:rPr>
-          <w:rPr>
-            <w:color w:val="0000EE"/>
-            <w:u w:val="single"/>
-          </w:rPr>
-          <w:t>路2:41</w:t>
-        </w:r>
-      </w:hyperlink>
-      <w:r>
-        <w:rPr>
-          <w:lang w:val="zh_TW" w:bidi="zh_TW"/>
-        </w:rPr>
-        <w:t>）。</w:t>
-      </w:r>
-    </w:p>
-    <w:p>
-      <w:pPr/>
-      <w:r>
-        <w:rPr>
-          <w:lang w:val="zh_TW" w:bidi="zh_TW"/>
-        </w:rPr>
-      </w:r>
-      <w:r>
-        <w:rPr>
-          <w:lang w:val="zh_TW" w:bidi="zh_TW"/>
-        </w:rPr>
-        <w:t>這些節期都是極其盛大的聚會。成千上萬的人會從各地聚集到耶路撒冷。他們有的住在親友家中，有的在城外搭棚居住。聖殿的院子裡擠滿了前來敬拜的人。聖殿的詩班唱著適合節期的詩篇；祭司和利未人則獻上數百隻祭牲（逾越節期間更達數千隻）。有些敬拜的人情緒激昂，不禁跳舞歡慶；另一些性情較為沉穩的人，則滿足於一同唱詩，或安靜地禱告。</w:t>
-      </w:r>
-    </w:p>
-    <w:p>
-      <w:pPr/>
-      <w:r>
-        <w:rPr>
-          <w:lang w:val="zh_TW" w:bidi="zh_TW"/>
-        </w:rPr>
-      </w:r>
-      <w:r>
-        <w:rPr>
-          <w:lang w:val="zh_TW" w:bidi="zh_TW"/>
-        </w:rPr>
-        <w:t>這些主要節期都是充滿歡樂的日子，因為它們慶祝神把以色列人從埃及拯救出來。在逾越節期間，每個家庭都要吃烤羊羔和苦菜，重現祖先離開埃及前所吃的最後一餐（</w:t>
-      </w:r>
-      <w:hyperlink r:id="rId42">
-        <w:r>
-          <w:rPr>
-            <w:lang w:val="zh_TW" w:bidi="zh_TW"/>
-          </w:rPr>
-          <w:rPr>
-            <w:color w:val="0000EE"/>
-            <w:u w:val="single"/>
-          </w:rPr>
-          <w:t>出12章</w:t>
-        </w:r>
-      </w:hyperlink>
-      <w:r>
-        <w:rPr>
-          <w:lang w:val="zh_TW" w:bidi="zh_TW"/>
-        </w:rPr>
-        <w:t>）。在住棚節期間，人們要用樹枝搭建棚子，並在裡面住七天，藉此記念以色列人在曠野漂流40年間住在帳棚裡的日子（</w:t>
-      </w:r>
-      <w:hyperlink r:id="rId43">
-        <w:r>
-          <w:rPr>
-            <w:lang w:val="zh_TW" w:bidi="zh_TW"/>
-          </w:rPr>
-          <w:rPr>
-            <w:color w:val="0000EE"/>
-            <w:u w:val="single"/>
-          </w:rPr>
-          <w:t>利23:39–43</w:t>
-        </w:r>
-      </w:hyperlink>
-      <w:r>
-        <w:rPr>
-          <w:lang w:val="zh_TW" w:bidi="zh_TW"/>
-        </w:rPr>
-        <w:t>）。這些盛大的節期不斷提醒以色列人：神曾救他們脫離埃及的奴役，又照著祂對亞伯拉罕的應許，把迦南地賜給他們。</w:t>
-      </w:r>
-    </w:p>
-    <w:p>
-      <w:pPr/>
-      <w:r>
-        <w:rPr>
-          <w:lang w:val="zh_TW" w:bidi="zh_TW"/>
-        </w:rPr>
-      </w:r>
-      <w:r>
-        <w:rPr>
-          <w:lang w:val="zh_TW" w:bidi="zh_TW"/>
-        </w:rPr>
-        <w:t>這三個節期各持續一週，但一年之中有一天完全不同，那就是贖罪日。這一天，人人都要禁食，並為自己的罪憂傷。當天，大祭司會把手按在一隻山羊頭上，承認全體百姓的罪。之後，那隻山羊會被帶到曠野去，象徵罪已從百姓當中除去（</w:t>
-      </w:r>
-      <w:hyperlink r:id="rId44">
-        <w:r>
-          <w:rPr>
-            <w:lang w:val="zh_TW" w:bidi="zh_TW"/>
-          </w:rPr>
-          <w:rPr>
-            <w:color w:val="0000EE"/>
-            <w:u w:val="single"/>
-          </w:rPr>
-          <w:t>利16章</w:t>
-        </w:r>
-      </w:hyperlink>
-      <w:r>
-        <w:rPr>
-          <w:lang w:val="zh_TW" w:bidi="zh_TW"/>
-        </w:rPr>
-        <w:t>）。</w:t>
-      </w:r>
-    </w:p>
-    <w:p>
-      <w:pPr/>
-      <w:r>
-        <w:rPr>
-          <w:lang w:val="zh_TW" w:bidi="zh_TW"/>
-        </w:rPr>
-      </w:r>
-      <w:r>
-        <w:rPr>
-          <w:lang w:val="zh_TW" w:bidi="zh_TW"/>
-        </w:rPr>
-        <w:t>第一座聖殿被毀後不久，猶太會堂逐漸發展成為公開敬拜的場所。會堂中的聚會與現代教會的崇拜較為相似，內容包括禱告、誦讀聖經和講道。會堂裡不獻祭。到了公元70年，第二座聖殿被毀後，猶太會堂成了猶太人唯一可以公開敬拜的地方。從那時起，也不再有獻祭的制度。新約聖經認為這是合宜的，因為耶穌是真正的神的羔羊（</w:t>
-      </w:r>
-      <w:hyperlink r:id="rId45">
-        <w:r>
-          <w:rPr>
-            <w:lang w:val="zh_TW" w:bidi="zh_TW"/>
-          </w:rPr>
-          <w:rPr>
-            <w:color w:val="0000EE"/>
-            <w:u w:val="single"/>
-          </w:rPr>
-          <w:t>約1:29</w:t>
-        </w:r>
-      </w:hyperlink>
-      <w:r>
-        <w:rPr>
-          <w:lang w:val="zh_TW" w:bidi="zh_TW"/>
-        </w:rPr>
-        <w:t>）；祂既已受死，就不再需要獻上其它祭牲了（</w:t>
-      </w:r>
-      <w:hyperlink r:id="rId46">
-        <w:r>
-          <w:rPr>
-            <w:lang w:val="zh_TW" w:bidi="zh_TW"/>
-          </w:rPr>
-          <w:rPr>
-            <w:color w:val="0000EE"/>
-            <w:u w:val="single"/>
-          </w:rPr>
-          <w:t>來10:11–12</w:t>
-        </w:r>
-      </w:hyperlink>
-      <w:r>
-        <w:rPr>
-          <w:lang w:val="zh_TW" w:bidi="zh_TW"/>
-        </w:rPr>
-        <w:t>）。</w:t>
-      </w:r>
-    </w:p>
-    <w:p>
-      <w:pPr>
-        <w:pStyle w:val="Heading3"/>
-      </w:pPr>
-      <w:r>
-        <w:rPr>
-          <w:lang w:val="zh_TW" w:bidi="zh_TW"/>
-        </w:rPr>
-        <w:t>新約聖經中的敬拜</w:t>
-      </w:r>
-    </w:p>
-    <w:p>
-      <w:pPr/>
-      <w:r>
-        <w:rPr>
-          <w:lang w:val="zh_TW" w:bidi="zh_TW"/>
-        </w:rPr>
-      </w:r>
-      <w:r>
-        <w:rPr>
-          <w:lang w:val="zh_TW" w:bidi="zh_TW"/>
-        </w:rPr>
-        <w:t>猶太人過於依賴聖殿這個實體場所來敬拜。耶穌來到世上後宣告，祂自己就是神的殿；祂復活以後，要成為屬靈的居所，使神（聖靈）與人能在靈裡彼此交通（見</w:t>
-      </w:r>
-      <w:hyperlink r:id="rId47">
-        <w:r>
-          <w:rPr>
-            <w:lang w:val="zh_TW" w:bidi="zh_TW"/>
-          </w:rPr>
-          <w:rPr>
-            <w:color w:val="0000EE"/>
-            <w:u w:val="single"/>
-          </w:rPr>
-          <w:t>太12:6</w:t>
-        </w:r>
-      </w:hyperlink>
-      <w:r>
-        <w:rPr>
-          <w:lang w:val="zh_TW" w:bidi="zh_TW"/>
-        </w:rPr>
-        <w:t>；</w:t>
-      </w:r>
-      <w:hyperlink r:id="rId48">
-        <w:r>
-          <w:rPr>
-            <w:lang w:val="zh_TW" w:bidi="zh_TW"/>
-          </w:rPr>
-          <w:rPr>
-            <w:color w:val="0000EE"/>
-            <w:u w:val="single"/>
-          </w:rPr>
-          <w:t>約2:19–22</w:t>
-        </w:r>
-      </w:hyperlink>
-      <w:r>
-        <w:rPr>
-          <w:lang w:val="zh_TW" w:bidi="zh_TW"/>
-        </w:rPr>
-        <w:t>）。換句話說，敬拜不再是以某個地方為中心，而是以一位人物為中心——敬拜的人藉著耶穌基督和祂的靈，可以直接來到神面前（見</w:t>
-      </w:r>
-      <w:hyperlink r:id="rId49">
-        <w:r>
-          <w:rPr>
-            <w:lang w:val="zh_TW" w:bidi="zh_TW"/>
-          </w:rPr>
-          <w:rPr>
-            <w:color w:val="0000EE"/>
-            <w:u w:val="single"/>
-          </w:rPr>
-          <w:t>約14:6</w:t>
-        </w:r>
-      </w:hyperlink>
-      <w:r>
-        <w:rPr>
-          <w:lang w:val="zh_TW" w:bidi="zh_TW"/>
-        </w:rPr>
-        <w:t>；</w:t>
-      </w:r>
-      <w:hyperlink r:id="rId50">
-        <w:r>
-          <w:rPr>
-            <w:lang w:val="zh_TW" w:bidi="zh_TW"/>
-          </w:rPr>
-          <w:rPr>
-            <w:color w:val="0000EE"/>
-            <w:u w:val="single"/>
-          </w:rPr>
-          <w:t>來10:19–20</w:t>
-        </w:r>
-      </w:hyperlink>
-      <w:r>
-        <w:rPr>
-          <w:lang w:val="zh_TW" w:bidi="zh_TW"/>
-        </w:rPr>
-        <w:t>）。</w:t>
-      </w:r>
-    </w:p>
-    <w:p>
-      <w:pPr/>
-      <w:r>
-        <w:rPr>
-          <w:lang w:val="zh_TW" w:bidi="zh_TW"/>
-        </w:rPr>
-      </w:r>
-      <w:r>
-        <w:rPr>
-          <w:lang w:val="zh_TW" w:bidi="zh_TW"/>
-        </w:rPr>
-        <w:t>這種敬拜方式的轉變（從有形的轉向屬靈的）正是</w:t>
-      </w:r>
-      <w:hyperlink r:id="rId51">
-        <w:r>
-          <w:rPr>
-            <w:lang w:val="zh_TW" w:bidi="zh_TW"/>
-          </w:rPr>
-          <w:rPr>
-            <w:color w:val="0000EE"/>
-            <w:u w:val="single"/>
-          </w:rPr>
-          <w:t>約翰福音四章</w:t>
-        </w:r>
-      </w:hyperlink>
-      <w:r>
-        <w:rPr>
-          <w:lang w:val="zh_TW" w:bidi="zh_TW"/>
-        </w:rPr>
-        <w:t>的主題，這一章記載了耶穌與撒馬利亞人相遇的經過。耶穌與撒馬利亞婦人談話後，那婦人承認祂必是一位先知，隨即談到猶太人和撒馬利亞人長久以來的爭論：究竟哪裡才是正確的敬拜地點——耶路撒冷還是基利心山。撒馬利亞人根據</w:t>
-      </w:r>
-      <w:hyperlink r:id="rId52">
-        <w:r>
-          <w:rPr>
-            <w:lang w:val="zh_TW" w:bidi="zh_TW"/>
-          </w:rPr>
-          <w:rPr>
-            <w:color w:val="0000EE"/>
-            <w:u w:val="single"/>
-          </w:rPr>
-          <w:t>申命記十一章26至29節</w:t>
-        </w:r>
-      </w:hyperlink>
-      <w:r>
-        <w:rPr>
-          <w:lang w:val="zh_TW" w:bidi="zh_TW"/>
-        </w:rPr>
-        <w:t>和</w:t>
-      </w:r>
-      <w:hyperlink r:id="rId53">
-        <w:r>
-          <w:rPr>
-            <w:lang w:val="zh_TW" w:bidi="zh_TW"/>
-          </w:rPr>
-          <w:rPr>
-            <w:color w:val="0000EE"/>
-            <w:u w:val="single"/>
-          </w:rPr>
-          <w:t>二十七章1至8節</w:t>
-        </w:r>
-      </w:hyperlink>
-      <w:r>
-        <w:rPr>
-          <w:lang w:val="zh_TW" w:bidi="zh_TW"/>
-        </w:rPr>
-        <w:t>，在基利心山設立敬拜的地方；猶太人則遵循大衛和所羅門所確立的傳統，以耶路撒冷作為敬拜的中心。聖經肯定了耶路撒冷才是真正的敬拜中心（</w:t>
-      </w:r>
-      <w:hyperlink r:id="rId54">
-        <w:r>
-          <w:rPr>
-            <w:lang w:val="zh_TW" w:bidi="zh_TW"/>
-          </w:rPr>
-          <w:rPr>
-            <w:color w:val="0000EE"/>
-            <w:u w:val="single"/>
-          </w:rPr>
-          <w:t>申12:5</w:t>
-        </w:r>
-      </w:hyperlink>
-      <w:r>
-        <w:rPr>
-          <w:lang w:val="zh_TW" w:bidi="zh_TW"/>
-        </w:rPr>
-        <w:t>；</w:t>
-      </w:r>
-      <w:hyperlink r:id="rId55">
-        <w:r>
-          <w:rPr>
-            <w:lang w:val="zh_TW" w:bidi="zh_TW"/>
-          </w:rPr>
-          <w:rPr>
-            <w:color w:val="0000EE"/>
-            <w:u w:val="single"/>
-          </w:rPr>
-          <w:t>代下6:6</w:t>
-        </w:r>
-      </w:hyperlink>
-      <w:r>
-        <w:rPr>
-          <w:lang w:val="zh_TW" w:bidi="zh_TW"/>
-        </w:rPr>
-        <w:t>，</w:t>
-      </w:r>
-      <w:hyperlink r:id="rId56">
-        <w:r>
-          <w:rPr>
-            <w:lang w:val="zh_TW" w:bidi="zh_TW"/>
-          </w:rPr>
-          <w:rPr>
-            <w:color w:val="0000EE"/>
-            <w:u w:val="single"/>
-          </w:rPr>
-          <w:t>7:12</w:t>
-        </w:r>
-      </w:hyperlink>
-      <w:r>
-        <w:rPr>
-          <w:lang w:val="zh_TW" w:bidi="zh_TW"/>
-        </w:rPr>
-        <w:t>；</w:t>
-      </w:r>
-      <w:hyperlink r:id="rId57">
-        <w:r>
-          <w:rPr>
-            <w:lang w:val="zh_TW" w:bidi="zh_TW"/>
-          </w:rPr>
-          <w:rPr>
-            <w:color w:val="0000EE"/>
-            <w:u w:val="single"/>
-          </w:rPr>
-          <w:t>詩78:67–68</w:t>
-        </w:r>
-      </w:hyperlink>
-      <w:r>
-        <w:rPr>
-          <w:lang w:val="zh_TW" w:bidi="zh_TW"/>
-        </w:rPr>
-        <w:t>）。然而，耶穌告訴她，一個新的時代已經來到，人不再需要爭論哪個地方才是敬拜的地點。人不再是在耶路撒冷或基利心山敬拜父神。新的時代已經來到，真正敬拜父神的人（無論是猶太人、撒馬利亞人，還是外邦人），都必須用心靈和誠實敬拜祂。</w:t>
-      </w:r>
-    </w:p>
-    <w:p>
-      <w:pPr/>
-      <w:r>
-        <w:rPr>
-          <w:lang w:val="zh_TW" w:bidi="zh_TW"/>
-        </w:rPr>
-      </w:r>
-      <w:r>
-        <w:rPr>
-          <w:lang w:val="zh_TW" w:bidi="zh_TW"/>
-        </w:rPr>
-        <w:t>「用心靈敬拜」對應耶路撒冷；「用誠實敬拜」則對應撒馬利亞人在敬拜、對神的認識等方面的無知觀念。從前，人是在耶路撒冷敬拜神；如今，真正的耶路撒冷乃是在人的靈裡。事實上，教會被稱為「神藉著聖靈居住的所在」（</w:t>
-      </w:r>
-      <w:hyperlink r:id="rId58">
-        <w:r>
-          <w:rPr>
-            <w:lang w:val="zh_TW" w:bidi="zh_TW"/>
-          </w:rPr>
-          <w:rPr>
-            <w:color w:val="0000EE"/>
-            <w:u w:val="single"/>
-          </w:rPr>
-          <w:t>弗2:22</w:t>
-        </w:r>
-      </w:hyperlink>
-      <w:r>
-        <w:rPr>
-          <w:lang w:val="zh_TW" w:bidi="zh_TW"/>
-        </w:rPr>
-        <w:t>）。真正的敬拜不但要求人用自己的靈與神相交（因為神是靈），也要按著真理敬拜。新約時代真正的敬拜，是用心靈和誠實敬拜神。既然「神是個靈」，人就必須用心靈敬拜祂。人有靈，而人的靈與神是靈的本性相呼應。因此，人能在神所在的層面與神相交，也能敬拜神。</w:t>
-      </w:r>
-    </w:p>
-    <w:p>
-      <w:pPr/>
-      <w:r>
-        <w:rPr>
-          <w:lang w:val="zh_TW" w:bidi="zh_TW"/>
-        </w:rPr>
-      </w:r>
-      <w:r>
-        <w:rPr>
-          <w:lang w:val="zh_TW" w:bidi="zh_TW"/>
-        </w:rPr>
-        <w:t>從某種意義上來說，</w:t>
-      </w:r>
-      <w:hyperlink r:id="rId51">
-        <w:r>
-          <w:rPr>
-            <w:lang w:val="zh_TW" w:bidi="zh_TW"/>
-          </w:rPr>
-          <w:rPr>
-            <w:color w:val="0000EE"/>
-            <w:u w:val="single"/>
-          </w:rPr>
-          <w:t>約翰福音四章</w:t>
-        </w:r>
-      </w:hyperlink>
-      <w:r>
-        <w:rPr>
-          <w:lang w:val="zh_TW" w:bidi="zh_TW"/>
-        </w:rPr>
-        <w:t>預先展現了</w:t>
-      </w:r>
-      <w:hyperlink r:id="rId59">
-        <w:r>
-          <w:rPr>
-            <w:lang w:val="zh_TW" w:bidi="zh_TW"/>
-          </w:rPr>
-          <w:rPr>
-            <w:color w:val="0000EE"/>
-            <w:u w:val="single"/>
-          </w:rPr>
-          <w:t>啟示錄二十一</w:t>
-        </w:r>
-      </w:hyperlink>
-      <w:r>
-        <w:rPr>
-          <w:lang w:val="zh_TW" w:bidi="zh_TW"/>
-        </w:rPr>
-        <w:t>和</w:t>
-      </w:r>
-      <w:hyperlink r:id="rId60">
-        <w:r>
-          <w:rPr>
-            <w:lang w:val="zh_TW" w:bidi="zh_TW"/>
-          </w:rPr>
-          <w:rPr>
-            <w:color w:val="0000EE"/>
-            <w:u w:val="single"/>
-          </w:rPr>
-          <w:t>二十二章</w:t>
-        </w:r>
-      </w:hyperlink>
-      <w:r>
-        <w:rPr>
-          <w:lang w:val="zh_TW" w:bidi="zh_TW"/>
-        </w:rPr>
-        <w:t>的景象。在那裡，神把生命水的河賜給所有信徒，羔羊和神就是新耶路撒冷的殿。信徒從神領受生命，也在神裡面敬拜祂。飲於聖靈與在聖靈裡敬拜神之間有著深刻，甚至帶有奧祕色彩的聯繫（見</w:t>
-      </w:r>
-      <w:hyperlink r:id="rId61">
-        <w:r>
-          <w:rPr>
-            <w:lang w:val="zh_TW" w:bidi="zh_TW"/>
-          </w:rPr>
-          <w:rPr>
-            <w:color w:val="0000EE"/>
-            <w:u w:val="single"/>
-          </w:rPr>
-          <w:t>林前12:13</w:t>
-        </w:r>
-      </w:hyperlink>
-      <w:r>
-        <w:rPr>
-          <w:lang w:val="zh_TW" w:bidi="zh_TW"/>
-        </w:rPr>
-        <w:t>）。</w:t>
-      </w:r>
-      <w:hyperlink r:id="rId62">
-        <w:r>
-          <w:rPr>
-            <w:lang w:val="zh_TW" w:bidi="zh_TW"/>
-          </w:rPr>
-          <w:rPr>
-            <w:color w:val="0000EE"/>
-            <w:u w:val="single"/>
-          </w:rPr>
-          <w:t>以西結書四十七章</w:t>
-        </w:r>
-      </w:hyperlink>
-      <w:r>
-        <w:rPr>
-          <w:lang w:val="zh_TW" w:bidi="zh_TW"/>
-        </w:rPr>
-        <w:t>也描述了同樣的觀念。那裡描繪一條從神的殿流出的河，象徵神永不止息的供應。在</w:t>
-      </w:r>
-      <w:hyperlink r:id="rId51">
-        <w:r>
-          <w:rPr>
-            <w:lang w:val="zh_TW" w:bidi="zh_TW"/>
-          </w:rPr>
-          <w:rPr>
-            <w:color w:val="0000EE"/>
-            <w:u w:val="single"/>
-          </w:rPr>
-          <w:t>約翰福音四章</w:t>
-        </w:r>
-      </w:hyperlink>
-      <w:r>
-        <w:rPr>
-          <w:lang w:val="zh_TW" w:bidi="zh_TW"/>
-        </w:rPr>
-        <w:t>中，耶穌把活水賜給所有接受神恩賜的人，並引導人來到一座新的殿——不是有形的殿，而是屬靈的殿；人在那裡用心靈敬拜神。</w:t>
-      </w:r>
-      <w:r>
-        <w:rPr>
-          <w:lang w:val="zh_TW" w:bidi="zh_TW"/>
-        </w:rPr>
-      </w:r>
-      <w:r>
-        <w:rPr>
-          <w:lang w:val="zh_TW" w:bidi="zh_TW"/>
-        </w:rPr>
-      </w:r>
-    </w:p>
-    <w:p>
-      <w:pPr/>
-      <w:r>
-        <w:rPr>
-          <w:lang w:val="zh_TW" w:bidi="zh_TW"/>
-        </w:rPr>
-      </w:r>
-    </w:p>
-    <w:p>
-      <w:pPr>
-        <w:pStyle w:val="Heading2"/>
-      </w:pPr>
-      <w:r>
-        <w:rPr>
-          <w:lang w:val="zh_TW" w:bidi="zh_TW"/>
-        </w:rPr>
-        <w:t>敬畏神的人</w:t>
-      </w:r>
-      <w:r>
-        <w:rPr>
-          <w:lang w:val="zh_TW" w:bidi="zh_TW"/>
-        </w:rPr>
-      </w:r>
-    </w:p>
-    <w:p>
-      <w:pPr/>
-      <w:r>
-        <w:rPr>
-          <w:lang w:val="zh_TW" w:bidi="zh_TW"/>
-        </w:rPr>
-      </w:r>
-      <w:r>
-        <w:rPr>
-          <w:lang w:val="zh_TW" w:bidi="zh_TW"/>
-        </w:rPr>
-        <w:t>深深尊敬、敬重或畏懼神的人。這種畏懼可能表現為：</w:t>
+          <w:t>35節</w:t>
+        </w:r>
+      </w:hyperlink>
+      <w:r>
+        <w:rPr>
+          <w:lang w:val="zh_TW" w:bidi="zh_TW"/>
+        </w:rPr>
+        <w:t>中所指的，在這裡，希臘短語</w:t>
+      </w:r>
+      <w:r>
+        <w:rPr>
+          <w:i/>
+          <w:lang w:val="zh_TW" w:bidi="zh_TW"/>
+        </w:rPr>
+        <w:t>en ekklesia</w:t>
+      </w:r>
+      <w:r>
+        <w:rPr>
+          <w:lang w:val="zh_TW" w:bidi="zh_TW"/>
+        </w:rPr>
+        <w:t xml:space="preserve"> 必須解釋為「在聚會中」，而不是「在教會裡」。將這個短語譯為「在教會裡」（如大多數現代英文譯本的譯法）是具有誤導性的，大多數聽眾或讀者會認為這指的是「在教堂建築物內」。新約聖經從未將人們聚集的場所稱為「教會」。</w:t>
+      </w:r>
+    </w:p>
+    <w:p>
+      <w:pPr/>
+      <w:r>
+        <w:rPr>
+          <w:lang w:val="zh_TW" w:bidi="zh_TW"/>
+        </w:rPr>
+      </w:r>
+      <w:r>
+        <w:rPr>
+          <w:lang w:val="zh_TW" w:bidi="zh_TW"/>
+        </w:rPr>
+        <w:t>除了這些少數指信徒實際聚會的例子外，</w:t>
+      </w:r>
+      <w:r>
+        <w:rPr>
+          <w:i/>
+          <w:lang w:val="zh_TW" w:bidi="zh_TW"/>
+        </w:rPr>
+        <w:t>ekklesia</w:t>
+      </w:r>
+      <w:r>
+        <w:rPr>
+          <w:lang w:val="zh_TW" w:bidi="zh_TW"/>
+        </w:rPr>
+        <w:t xml:space="preserve"> 最常用來描述：</w:t>
       </w:r>
     </w:p>
     <w:p>
@@ -1717,7 +735,7 @@
         <w:rPr>
           <w:lang w:val="zh_TW" w:bidi="zh_TW"/>
         </w:rPr>
-        <w:t>表示尊敬的稱呼</w:t>
+        <w:t>屬於當地教會的信徒（例如哥林多教會、腓立比教會和歌羅西教會）；或</w:t>
       </w:r>
     </w:p>
     <w:p>
@@ -1735,7 +753,1918 @@
         <w:rPr>
           <w:lang w:val="zh_TW" w:bidi="zh_TW"/>
         </w:rPr>
-        <w:t>因恐懼而產生的情緒反應</w:t>
+        <w:t>所有屬於普世教會的信徒（過去、現在和未來），即基督的整個身體。</w:t>
+      </w:r>
+    </w:p>
+    <w:p>
+      <w:pPr/>
+      <w:r>
+        <w:rPr>
+          <w:lang w:val="zh_TW" w:bidi="zh_TW"/>
+        </w:rPr>
+      </w:r>
+      <w:r>
+        <w:rPr>
+          <w:lang w:val="zh_TW" w:bidi="zh_TW"/>
+        </w:rPr>
+        <w:t>基督徒在聽或讀新約聖經時，需要注意</w:t>
+      </w:r>
+      <w:r>
+        <w:rPr>
+          <w:i/>
+          <w:lang w:val="zh_TW" w:bidi="zh_TW"/>
+        </w:rPr>
+        <w:t>ekklesia</w:t>
+      </w:r>
+      <w:r>
+        <w:rPr>
+          <w:lang w:val="zh_TW" w:bidi="zh_TW"/>
+        </w:rPr>
+        <w:t>（「教會」）這個詞的不同用法。最基本的</w:t>
+      </w:r>
+      <w:r>
+        <w:rPr>
+          <w:i/>
+          <w:lang w:val="zh_TW" w:bidi="zh_TW"/>
+        </w:rPr>
+        <w:t>ekklesia</w:t>
+      </w:r>
+      <w:r>
+        <w:rPr>
+          <w:lang w:val="zh_TW" w:bidi="zh_TW"/>
+        </w:rPr>
+        <w:t>意思是任何信徒的聚會。</w:t>
+      </w:r>
+      <w:r>
+        <w:rPr>
+          <w:i/>
+          <w:lang w:val="zh_TW" w:bidi="zh_TW"/>
+        </w:rPr>
+        <w:t>Ekklesia</w:t>
+      </w:r>
+      <w:r>
+        <w:rPr>
+          <w:lang w:val="zh_TW" w:bidi="zh_TW"/>
+        </w:rPr>
+        <w:t>也可以指一個有組織的地方教會——包括在一個地方的所有信徒，由一群長老帶領。</w:t>
+      </w:r>
+      <w:r>
+        <w:rPr>
+          <w:i/>
+          <w:lang w:val="zh_TW" w:bidi="zh_TW"/>
+        </w:rPr>
+        <w:t>Ekklesia</w:t>
+      </w:r>
+      <w:r>
+        <w:rPr>
+          <w:lang w:val="zh_TW" w:bidi="zh_TW"/>
+        </w:rPr>
+        <w:t xml:space="preserve"> 同時也指普世教會，其成員是所有曾經存在、現在存在以及將來存在的信徒。 </w:t>
+      </w:r>
+    </w:p>
+    <w:p>
+      <w:pPr/>
+      <w:r>
+        <w:rPr>
+          <w:lang w:val="zh_TW" w:bidi="zh_TW"/>
+        </w:rPr>
+      </w:r>
+      <w:r>
+        <w:rPr>
+          <w:lang w:val="zh_TW" w:bidi="zh_TW"/>
+        </w:rPr>
+        <w:t>新約作者使用</w:t>
+      </w:r>
+      <w:r>
+        <w:rPr>
+          <w:i/>
+          <w:lang w:val="zh_TW" w:bidi="zh_TW"/>
+        </w:rPr>
+        <w:t>ekklesia</w:t>
+      </w:r>
+      <w:r>
+        <w:rPr>
+          <w:lang w:val="zh_TW" w:bidi="zh_TW"/>
+        </w:rPr>
+        <w:t>這個詞時，包含了這些不同的含義。有時很難確定其具體意思。然而，仔細辨別這些用法，在研究新約時有助於避免混淆。有人認為教會的最小單位是地方教會，但新約作者有時使用「教會」這個詞來指在家中聚會的小群體。</w:t>
+      </w:r>
+    </w:p>
+    <w:p>
+      <w:pPr/>
+      <w:r>
+        <w:rPr>
+          <w:lang w:val="zh_TW" w:bidi="zh_TW"/>
+        </w:rPr>
+      </w:r>
+      <w:r>
+        <w:rPr>
+          <w:lang w:val="zh_TW" w:bidi="zh_TW"/>
+        </w:rPr>
+        <w:t>有些人會將地方教會與普世教會混淆。但是，新約中的某些內容是針對地方教會的，不一定適用於整個普世教會。同時，新約也提到了一些關於普世教會的偉大事情，這些是任何特定的地方教會無法完全實現的。例如，在保羅寫給以弗所教會的信中（實際上是寫給幾個教會的），他談到教會的方式是地方教會無法完全實現的。沒有一個地方教會能完全像基督一樣。</w:t>
+      </w:r>
+    </w:p>
+    <w:p>
+      <w:pPr/>
+      <w:r>
+        <w:rPr>
+          <w:lang w:val="zh_TW" w:bidi="zh_TW"/>
+        </w:rPr>
+      </w:r>
+      <w:r>
+        <w:rPr>
+          <w:lang w:val="zh_TW" w:bidi="zh_TW"/>
+        </w:rPr>
+        <w:t>關於解經人士（interpreters）如何混淆地方教會與普世教會，有很多值得討論的地方，但這篇文章的重點在於清楚解釋何謂教會的最小單位——地方教會，或稱為家庭教會或家庭聚會。</w:t>
+      </w:r>
+    </w:p>
+    <w:p>
+      <w:pPr/>
+      <w:r>
+        <w:rPr>
+          <w:lang w:val="zh_TW" w:bidi="zh_TW"/>
+        </w:rPr>
+      </w:r>
+      <w:r>
+        <w:rPr>
+          <w:lang w:val="zh_TW" w:bidi="zh_TW"/>
+        </w:rPr>
+        <w:t>新約顯示，一個地方教會（由一群長老領導的一個地區內的所有信徒）可能會在不同家庭中舉行幾次</w:t>
+      </w:r>
+      <w:r>
+        <w:rPr>
+          <w:i/>
+          <w:lang w:val="zh_TW" w:bidi="zh_TW"/>
+        </w:rPr>
+        <w:t>ekklesiai</w:t>
+      </w:r>
+      <w:r>
+        <w:rPr>
+          <w:lang w:val="zh_TW" w:bidi="zh_TW"/>
+        </w:rPr>
+        <w:t>——「聚會（meetings）」或「集會(assemblies」。因此，構成「教會」的最小單位就是這些家庭聚會。</w:t>
+      </w:r>
+    </w:p>
+    <w:p>
+      <w:pPr/>
+      <w:r>
+        <w:rPr>
+          <w:lang w:val="zh_TW" w:bidi="zh_TW"/>
+        </w:rPr>
+      </w:r>
+      <w:r>
+        <w:rPr>
+          <w:lang w:val="zh_TW" w:bidi="zh_TW"/>
+        </w:rPr>
+        <w:t>然而，新約並沒有說這些家庭聚會各自有自己的領袖或完全獨立於同一地區的其它</w:t>
+      </w:r>
+      <w:r>
+        <w:rPr>
+          <w:i/>
+          <w:lang w:val="zh_TW" w:bidi="zh_TW"/>
+        </w:rPr>
+        <w:t>ekklesiai</w:t>
+      </w:r>
+      <w:r>
+        <w:rPr>
+          <w:lang w:val="zh_TW" w:bidi="zh_TW"/>
+        </w:rPr>
+        <w:t>（「聚會」）。根據</w:t>
+      </w:r>
+      <w:hyperlink r:id="rId29">
+        <w:r>
+          <w:rPr>
+            <w:lang w:val="zh_TW" w:bidi="zh_TW"/>
+          </w:rPr>
+          <w:rPr>
+            <w:color w:val="0000EE"/>
+            <w:u w:val="single"/>
+          </w:rPr>
+          <w:t>使徒行傳十四章23節</w:t>
+        </w:r>
+      </w:hyperlink>
+      <w:r>
+        <w:rPr>
+          <w:lang w:val="zh_TW" w:bidi="zh_TW"/>
+        </w:rPr>
+        <w:t>和</w:t>
+      </w:r>
+      <w:hyperlink r:id="rId30">
+        <w:r>
+          <w:rPr>
+            <w:lang w:val="zh_TW" w:bidi="zh_TW"/>
+          </w:rPr>
+          <w:rPr>
+            <w:color w:val="0000EE"/>
+            <w:u w:val="single"/>
+          </w:rPr>
+          <w:t>提多書一章5節</w:t>
+        </w:r>
+      </w:hyperlink>
+      <w:r>
+        <w:rPr>
+          <w:lang w:val="zh_TW" w:bidi="zh_TW"/>
+        </w:rPr>
+        <w:t>，長老是為每個地方教會而設立的，而不是為每個家庭教會設立的（比較「在各教會中選立了長老〔appointed elders in every church〕」和「在各城設立長老〔appoint elders in every city〕」這兩種表達）。即便如此，似乎每個規模較大的地方教會在該地區內都有幾個這樣的</w:t>
+      </w:r>
+      <w:r>
+        <w:rPr>
+          <w:i/>
+          <w:lang w:val="zh_TW" w:bidi="zh_TW"/>
+        </w:rPr>
+        <w:t>ekklesiai</w:t>
+      </w:r>
+      <w:r>
+        <w:rPr>
+          <w:lang w:val="zh_TW" w:bidi="zh_TW"/>
+        </w:rPr>
+        <w:t>（「聚會」）。</w:t>
+      </w:r>
+    </w:p>
+    <w:p>
+      <w:pPr/>
+      <w:r>
+        <w:rPr>
+          <w:lang w:val="zh_TW" w:bidi="zh_TW"/>
+        </w:rPr>
+      </w:r>
+      <w:r>
+        <w:rPr>
+          <w:lang w:val="zh_TW" w:bidi="zh_TW"/>
+        </w:rPr>
+        <w:t>耶路撒冷的教會必定有幾個家庭聚會（見</w:t>
+      </w:r>
+      <w:hyperlink r:id="rId31">
+        <w:r>
+          <w:rPr>
+            <w:lang w:val="zh_TW" w:bidi="zh_TW"/>
+          </w:rPr>
+          <w:rPr>
+            <w:color w:val="0000EE"/>
+            <w:u w:val="single"/>
+          </w:rPr>
+          <w:t>徒2:46</w:t>
+        </w:r>
+      </w:hyperlink>
+      <w:r>
+        <w:rPr>
+          <w:lang w:val="zh_TW" w:bidi="zh_TW"/>
+        </w:rPr>
+        <w:t>，</w:t>
+      </w:r>
+      <w:hyperlink r:id="rId32">
+        <w:r>
+          <w:rPr>
+            <w:lang w:val="zh_TW" w:bidi="zh_TW"/>
+          </w:rPr>
+          <w:rPr>
+            <w:color w:val="0000EE"/>
+            <w:u w:val="single"/>
+          </w:rPr>
+          <w:t>5:42，</w:t>
+        </w:r>
+      </w:hyperlink>
+      <w:hyperlink r:id="rId33">
+        <w:r>
+          <w:rPr>
+            <w:lang w:val="zh_TW" w:bidi="zh_TW"/>
+          </w:rPr>
+          <w:rPr>
+            <w:color w:val="0000EE"/>
+            <w:u w:val="single"/>
+          </w:rPr>
+          <w:t>8:3，</w:t>
+        </w:r>
+      </w:hyperlink>
+      <w:hyperlink r:id="rId34">
+        <w:r>
+          <w:rPr>
+            <w:lang w:val="zh_TW" w:bidi="zh_TW"/>
+          </w:rPr>
+          <w:rPr>
+            <w:color w:val="0000EE"/>
+            <w:u w:val="single"/>
+          </w:rPr>
+          <w:t>12:5、12</w:t>
+        </w:r>
+      </w:hyperlink>
+      <w:r>
+        <w:rPr>
+          <w:lang w:val="zh_TW" w:bidi="zh_TW"/>
+        </w:rPr>
+        <w:t>），羅馬的教會也是如此（見</w:t>
+      </w:r>
+      <w:hyperlink r:id="rId35">
+        <w:r>
+          <w:rPr>
+            <w:lang w:val="zh_TW" w:bidi="zh_TW"/>
+          </w:rPr>
+          <w:rPr>
+            <w:color w:val="0000EE"/>
+            <w:u w:val="single"/>
+          </w:rPr>
+          <w:t>羅16:3–5、14–15</w:t>
+        </w:r>
+      </w:hyperlink>
+      <w:r>
+        <w:rPr>
+          <w:lang w:val="zh_TW" w:bidi="zh_TW"/>
+        </w:rPr>
+        <w:t>）。一個小型地方教會可能只有一個家庭聚會——這可能是歌羅西教會的情況（見</w:t>
+      </w:r>
+      <w:hyperlink r:id="rId36">
+        <w:r>
+          <w:rPr>
+            <w:lang w:val="zh_TW" w:bidi="zh_TW"/>
+          </w:rPr>
+          <w:rPr>
+            <w:color w:val="0000EE"/>
+            <w:u w:val="single"/>
+          </w:rPr>
+          <w:t>門1:2）。</w:t>
+        </w:r>
+      </w:hyperlink>
+      <w:r>
+        <w:rPr>
+          <w:lang w:val="zh_TW" w:bidi="zh_TW"/>
+        </w:rPr>
+        <w:t>但是，對於像耶路撒冷、羅馬和以弗所這樣的大型地方教會來說，這是不可能的，這些教會中必須有幾個「家庭教會（house churches）」（見</w:t>
+      </w:r>
+      <w:hyperlink r:id="rId37">
+        <w:r>
+          <w:rPr>
+            <w:lang w:val="zh_TW" w:bidi="zh_TW"/>
+          </w:rPr>
+          <w:rPr>
+            <w:color w:val="0000EE"/>
+            <w:u w:val="single"/>
+          </w:rPr>
+          <w:t>林前16:19–20</w:t>
+        </w:r>
+      </w:hyperlink>
+      <w:r>
+        <w:rPr>
+          <w:lang w:val="zh_TW" w:bidi="zh_TW"/>
+        </w:rPr>
+        <w:t>〔哥林多前書是在以弗所寫的〕）。我們可以從以下這些經文中更明瞭「家庭教會」的概念：</w:t>
+      </w:r>
+      <w:hyperlink r:id="rId35">
+        <w:r>
+          <w:rPr>
+            <w:lang w:val="zh_TW" w:bidi="zh_TW"/>
+          </w:rPr>
+          <w:rPr>
+            <w:color w:val="0000EE"/>
+            <w:u w:val="single"/>
+          </w:rPr>
+          <w:t>羅16:3–5、14–15</w:t>
+        </w:r>
+      </w:hyperlink>
+      <w:r>
+        <w:rPr>
+          <w:lang w:val="zh_TW" w:bidi="zh_TW"/>
+        </w:rPr>
+        <w:t>；</w:t>
+      </w:r>
+      <w:hyperlink r:id="rId37">
+        <w:r>
+          <w:rPr>
+            <w:lang w:val="zh_TW" w:bidi="zh_TW"/>
+          </w:rPr>
+          <w:rPr>
+            <w:color w:val="0000EE"/>
+            <w:u w:val="single"/>
+          </w:rPr>
+          <w:t>林前16:19–20</w:t>
+        </w:r>
+      </w:hyperlink>
+      <w:r>
+        <w:rPr>
+          <w:lang w:val="zh_TW" w:bidi="zh_TW"/>
+        </w:rPr>
+        <w:t>；</w:t>
+      </w:r>
+      <w:hyperlink r:id="rId38">
+        <w:r>
+          <w:rPr>
+            <w:lang w:val="zh_TW" w:bidi="zh_TW"/>
+          </w:rPr>
+          <w:rPr>
+            <w:color w:val="0000EE"/>
+            <w:u w:val="single"/>
+          </w:rPr>
+          <w:t>西4:15–16</w:t>
+        </w:r>
+      </w:hyperlink>
+      <w:r>
+        <w:rPr>
+          <w:lang w:val="zh_TW" w:bidi="zh_TW"/>
+        </w:rPr>
+        <w:t>；</w:t>
+      </w:r>
+      <w:hyperlink r:id="rId39">
+        <w:r>
+          <w:rPr>
+            <w:lang w:val="zh_TW" w:bidi="zh_TW"/>
+          </w:rPr>
+          <w:rPr>
+            <w:color w:val="0000EE"/>
+            <w:u w:val="single"/>
+          </w:rPr>
+          <w:t>門1:1–2</w:t>
+        </w:r>
+      </w:hyperlink>
+      <w:r>
+        <w:rPr>
+          <w:lang w:val="zh_TW" w:bidi="zh_TW"/>
+        </w:rPr>
+        <w:t>。</w:t>
+      </w:r>
+    </w:p>
+    <w:p>
+      <w:pPr>
+        <w:pStyle w:val="Heading3"/>
+      </w:pPr>
+      <w:hyperlink r:id="rId35">
+        <w:r>
+          <w:rPr>
+            <w:lang w:val="zh_TW" w:bidi="zh_TW"/>
+          </w:rPr>
+          <w:rPr>
+            <w:color w:val="0000EE"/>
+            <w:u w:val="single"/>
+          </w:rPr>
+          <w:t>羅馬書十六章3–5、14–15節</w:t>
+        </w:r>
+      </w:hyperlink>
+    </w:p>
+    <w:p>
+      <w:pPr/>
+      <w:r>
+        <w:rPr>
+          <w:lang w:val="zh_TW" w:bidi="zh_TW"/>
+        </w:rPr>
+      </w:r>
+      <w:r>
+        <w:rPr>
+          <w:lang w:val="zh_TW" w:bidi="zh_TW"/>
+        </w:rPr>
+        <w:t>在羅馬書的最後一章，保羅請羅馬的信徒（即他這封書信所致的信徒）問候百基拉和亞居拉，以及在他們家中聚會的教會（</w:t>
+      </w:r>
+      <w:hyperlink r:id="rId35">
+        <w:r>
+          <w:rPr>
+            <w:lang w:val="zh_TW" w:bidi="zh_TW"/>
+          </w:rPr>
+          <w:rPr>
+            <w:color w:val="0000EE"/>
+            <w:u w:val="single"/>
+          </w:rPr>
+          <w:t>16:3–5</w:t>
+        </w:r>
+      </w:hyperlink>
+      <w:r>
+        <w:rPr>
+          <w:lang w:val="zh_TW" w:bidi="zh_TW"/>
+        </w:rPr>
+        <w:t>）。整個羅馬教會不可能在百基拉和亞居拉的家中聚會，因為當時教會規模太大，無法在一個家庭中聚集。相反，百基拉和亞居拉家中的教會必定是羅馬幾個這樣的「家庭教會」之一。以下討論支持這個觀點。</w:t>
+      </w:r>
+    </w:p>
+    <w:p>
+      <w:pPr/>
+      <w:r>
+        <w:rPr>
+          <w:lang w:val="zh_TW" w:bidi="zh_TW"/>
+        </w:rPr>
+      </w:r>
+      <w:r>
+        <w:rPr>
+          <w:lang w:val="zh_TW" w:bidi="zh_TW"/>
+        </w:rPr>
+        <w:t>保羅給羅馬人的信是寫給「在羅馬、為神所愛、奉召作聖徒的眾人」（</w:t>
+      </w:r>
+      <w:hyperlink r:id="rId40">
+        <w:r>
+          <w:rPr>
+            <w:lang w:val="zh_TW" w:bidi="zh_TW"/>
+          </w:rPr>
+          <w:rPr>
+            <w:color w:val="0000EE"/>
+            <w:u w:val="single"/>
+          </w:rPr>
+          <w:t>羅1:7</w:t>
+        </w:r>
+      </w:hyperlink>
+      <w:r>
+        <w:rPr>
+          <w:lang w:val="zh_TW" w:bidi="zh_TW"/>
+        </w:rPr>
+        <w:t>），而不是寫給「羅馬的教會」。當保羅寫這封信時，他還沒有去過羅馬，其他使徒也沒有去過。羅馬的教會可能是當一些猶太羅馬人在五旬節期間訪問耶路撒冷時（</w:t>
+      </w:r>
+      <w:hyperlink r:id="rId41">
+        <w:r>
+          <w:rPr>
+            <w:lang w:val="zh_TW" w:bidi="zh_TW"/>
+          </w:rPr>
+          <w:rPr>
+            <w:color w:val="0000EE"/>
+            <w:u w:val="single"/>
+          </w:rPr>
+          <w:t>徒2:10</w:t>
+        </w:r>
+      </w:hyperlink>
+      <w:r>
+        <w:rPr>
+          <w:lang w:val="zh_TW" w:bidi="zh_TW"/>
+        </w:rPr>
+        <w:t>）成為耶穌的信徒，然後再回到羅馬時建立的。由於沒有使徒創立這個教會，羅馬可能沒有任何正式的領袖（長老）。羅馬和附近地區可能有幾個不同的信徒群體在聚會。</w:t>
+      </w:r>
+    </w:p>
+    <w:p>
+      <w:pPr/>
+      <w:r>
+        <w:rPr>
+          <w:lang w:val="zh_TW" w:bidi="zh_TW"/>
+        </w:rPr>
+      </w:r>
+      <w:r>
+        <w:rPr>
+          <w:lang w:val="zh_TW" w:bidi="zh_TW"/>
+        </w:rPr>
+        <w:t>保羅認識羅馬的一些聖徒（他在最後一章中提到他們的名字）。 所以他寫信給該地區的所有信徒，而不是給整個教會——這也是他通常的做法（見</w:t>
+      </w:r>
+      <w:hyperlink r:id="rId42">
+        <w:r>
+          <w:rPr>
+            <w:lang w:val="zh_TW" w:bidi="zh_TW"/>
+          </w:rPr>
+          <w:rPr>
+            <w:color w:val="0000EE"/>
+            <w:u w:val="single"/>
+          </w:rPr>
+          <w:t>林前1:1</w:t>
+        </w:r>
+      </w:hyperlink>
+      <w:r>
+        <w:rPr>
+          <w:lang w:val="zh_TW" w:bidi="zh_TW"/>
+        </w:rPr>
+        <w:t>；</w:t>
+      </w:r>
+      <w:hyperlink r:id="rId43">
+        <w:r>
+          <w:rPr>
+            <w:lang w:val="zh_TW" w:bidi="zh_TW"/>
+          </w:rPr>
+          <w:rPr>
+            <w:color w:val="0000EE"/>
+            <w:u w:val="single"/>
+          </w:rPr>
+          <w:t>林後1:1</w:t>
+        </w:r>
+      </w:hyperlink>
+      <w:r>
+        <w:rPr>
+          <w:lang w:val="zh_TW" w:bidi="zh_TW"/>
+        </w:rPr>
+        <w:t>；</w:t>
+      </w:r>
+      <w:hyperlink r:id="rId44">
+        <w:r>
+          <w:rPr>
+            <w:lang w:val="zh_TW" w:bidi="zh_TW"/>
+          </w:rPr>
+          <w:rPr>
+            <w:color w:val="0000EE"/>
+            <w:u w:val="single"/>
+          </w:rPr>
+          <w:t>帖前1:1</w:t>
+        </w:r>
+      </w:hyperlink>
+      <w:r>
+        <w:rPr>
+          <w:lang w:val="zh_TW" w:bidi="zh_TW"/>
+        </w:rPr>
+        <w:t>；</w:t>
+      </w:r>
+      <w:hyperlink r:id="rId45">
+        <w:r>
+          <w:rPr>
+            <w:lang w:val="zh_TW" w:bidi="zh_TW"/>
+          </w:rPr>
+          <w:rPr>
+            <w:color w:val="0000EE"/>
+            <w:u w:val="single"/>
+          </w:rPr>
+          <w:t>帖後1:1</w:t>
+        </w:r>
+      </w:hyperlink>
+      <w:r>
+        <w:rPr>
+          <w:lang w:val="zh_TW" w:bidi="zh_TW"/>
+        </w:rPr>
+        <w:t>）。即便如此，「在羅馬、為神所愛、奉召作聖徒的眾人」也將構成「羅馬的教會」（參</w:t>
+      </w:r>
+      <w:hyperlink r:id="rId46">
+        <w:r>
+          <w:rPr>
+            <w:lang w:val="zh_TW" w:bidi="zh_TW"/>
+          </w:rPr>
+          <w:rPr>
+            <w:color w:val="0000EE"/>
+            <w:u w:val="single"/>
+          </w:rPr>
+          <w:t>腓1:1</w:t>
+        </w:r>
+      </w:hyperlink>
+      <w:r>
+        <w:rPr>
+          <w:lang w:val="zh_TW" w:bidi="zh_TW"/>
+        </w:rPr>
+        <w:t>，保羅在其中將信寫給腓立比所有聖徒）。</w:t>
+      </w:r>
+    </w:p>
+    <w:p>
+      <w:pPr/>
+      <w:r>
+        <w:rPr>
+          <w:lang w:val="zh_TW" w:bidi="zh_TW"/>
+        </w:rPr>
+      </w:r>
+      <w:r>
+        <w:rPr>
+          <w:lang w:val="zh_TW" w:bidi="zh_TW"/>
+        </w:rPr>
+        <w:t>在羅馬書的最後一章，保羅請所有在羅馬的信徒（即羅馬的「地方」教會）問候在百基拉和亞居拉家中的教會。在本章後面，保羅請教會問候亞遜其土、弗勒干、黑米、八羅巴、黑馬，以及與他們在一起的弟兄們。然後他再次請教會問候非羅羅古和猶利亞、尼利亞和他姊妹、阿林巴，以及所有與他們在一起的聖徒（</w:t>
+      </w:r>
+      <w:hyperlink r:id="rId47">
+        <w:r>
+          <w:rPr>
+            <w:lang w:val="zh_TW" w:bidi="zh_TW"/>
+          </w:rPr>
+          <w:rPr>
+            <w:color w:val="0000EE"/>
+            <w:u w:val="single"/>
+          </w:rPr>
+          <w:t>羅16:14–15</w:t>
+        </w:r>
+      </w:hyperlink>
+      <w:r>
+        <w:rPr>
+          <w:lang w:val="zh_TW" w:bidi="zh_TW"/>
+        </w:rPr>
+        <w:t xml:space="preserve">）。 </w:t>
+      </w:r>
+    </w:p>
+    <w:p>
+      <w:pPr/>
+      <w:r>
+        <w:rPr>
+          <w:lang w:val="zh_TW" w:bidi="zh_TW"/>
+        </w:rPr>
+      </w:r>
+      <w:r>
+        <w:rPr>
+          <w:lang w:val="zh_TW" w:bidi="zh_TW"/>
+        </w:rPr>
+        <w:t>顯然，保羅是在指另外兩組信徒，他們一定是在一起聚會的（在羅馬書</w:t>
+      </w:r>
+      <w:hyperlink r:id="rId48">
+        <w:r>
+          <w:rPr>
+            <w:lang w:val="zh_TW" w:bidi="zh_TW"/>
+          </w:rPr>
+          <w:rPr>
+            <w:color w:val="0000EE"/>
+            <w:u w:val="single"/>
+          </w:rPr>
+          <w:t>16:10–11</w:t>
+        </w:r>
+      </w:hyperlink>
+      <w:r>
+        <w:rPr>
+          <w:lang w:val="zh_TW" w:bidi="zh_TW"/>
+        </w:rPr>
+        <w:t>保羅指的另外兩組，在希臘文可能是指亞里多布家和拿其數家中的人，或他們的團體）。這說明羅馬的教會，像耶路撒冷和以弗所的教會一樣，有幾個家庭</w:t>
+      </w:r>
+      <w:r>
+        <w:rPr>
+          <w:i/>
+          <w:lang w:val="zh_TW" w:bidi="zh_TW"/>
+        </w:rPr>
+        <w:t>ekklesiai</w:t>
+      </w:r>
+      <w:r>
+        <w:rPr>
+          <w:lang w:val="zh_TW" w:bidi="zh_TW"/>
+        </w:rPr>
+        <w:t>（聚會）。</w:t>
+      </w:r>
+    </w:p>
+    <w:p>
+      <w:pPr/>
+      <w:r>
+        <w:rPr>
+          <w:lang w:val="zh_TW" w:bidi="zh_TW"/>
+        </w:rPr>
+      </w:r>
+      <w:r>
+        <w:rPr>
+          <w:lang w:val="zh_TW" w:bidi="zh_TW"/>
+        </w:rPr>
+        <w:t>保羅在公元58年左右寫了羅馬書。尼祿殘酷迫害基督徒的時期（稱為尼祿迫害〔Neronian persecution〕）大約始於公元64年。非宗教歷史學家如塔西圖（Tacitus，也譯塔西佗</w:t>
+      </w:r>
+      <w:r>
+        <w:rPr>
+          <w:lang w:val="zh_TW" w:bidi="zh_TW"/>
+        </w:rPr>
+        <w:t>）</w:t>
+      </w:r>
+      <w:r>
+        <w:rPr>
+          <w:lang w:val="zh_TW" w:bidi="zh_TW"/>
+        </w:rPr>
+        <w:t>告訴我們，在這次迫害中有大量基督徒被折磨和殺害（</w:t>
+      </w:r>
+      <w:r>
+        <w:rPr>
+          <w:i/>
+          <w:lang w:val="zh_TW" w:bidi="zh_TW"/>
+        </w:rPr>
+        <w:t>編年史</w:t>
+      </w:r>
+      <w:r>
+        <w:rPr>
+          <w:lang w:val="zh_TW" w:bidi="zh_TW"/>
+        </w:rPr>
+        <w:t>15.44）。另一位作家蘇埃托尼烏斯（Seutonius，在他的書</w:t>
+      </w:r>
+      <w:r>
+        <w:rPr>
+          <w:i/>
+          <w:lang w:val="zh_TW" w:bidi="zh_TW"/>
+        </w:rPr>
+        <w:t>尼祿〔Nero〕</w:t>
+      </w:r>
+      <w:r>
+        <w:rPr>
+          <w:lang w:val="zh_TW" w:bidi="zh_TW"/>
+        </w:rPr>
+        <w:t>第16章）也提到，基督徒在羅馬的快速增長使他們變得不受歡迎。</w:t>
+      </w:r>
+    </w:p>
+    <w:p>
+      <w:pPr/>
+      <w:r>
+        <w:rPr>
+          <w:lang w:val="zh_TW" w:bidi="zh_TW"/>
+        </w:rPr>
+      </w:r>
+      <w:r>
+        <w:rPr>
+          <w:lang w:val="zh_TW" w:bidi="zh_TW"/>
+        </w:rPr>
+        <w:t>的確，當保羅寫信給羅馬人時，他說他們的信德傳遍了天下（</w:t>
+      </w:r>
+      <w:hyperlink r:id="rId49">
+        <w:r>
+          <w:rPr>
+            <w:lang w:val="zh_TW" w:bidi="zh_TW"/>
+          </w:rPr>
+          <w:rPr>
+            <w:color w:val="0000EE"/>
+            <w:u w:val="single"/>
+          </w:rPr>
+          <w:t>1:8</w:t>
+        </w:r>
+      </w:hyperlink>
+      <w:r>
+        <w:rPr>
+          <w:lang w:val="zh_TW" w:bidi="zh_TW"/>
+        </w:rPr>
+        <w:t>）。這表明羅馬的教會已經對地中海世界產生影響。當保羅在三年後（公元61年）來到羅馬時，當地已經有一個大型的教會存在。從</w:t>
+      </w:r>
+      <w:hyperlink r:id="rId50">
+        <w:r>
+          <w:rPr>
+            <w:lang w:val="zh_TW" w:bidi="zh_TW"/>
+          </w:rPr>
+          <w:rPr>
+            <w:color w:val="0000EE"/>
+            <w:u w:val="single"/>
+          </w:rPr>
+          <w:t>羅馬書十五章23節</w:t>
+        </w:r>
+      </w:hyperlink>
+      <w:r>
+        <w:rPr>
+          <w:lang w:val="zh_TW" w:bidi="zh_TW"/>
+        </w:rPr>
+        <w:t>，我們知道這個教會早在保羅寫信給他們之前就已經存在多年。</w:t>
+      </w:r>
+    </w:p>
+    <w:p>
+      <w:pPr/>
+      <w:r>
+        <w:rPr>
+          <w:lang w:val="zh_TW" w:bidi="zh_TW"/>
+        </w:rPr>
+      </w:r>
+      <w:r>
+        <w:rPr>
+          <w:lang w:val="zh_TW" w:bidi="zh_TW"/>
+        </w:rPr>
+        <w:t>總之，保羅寫信給羅馬教會時，羅馬教會已經是一個相當大的教會。整個教會不可能在亞居拉和百基拉的家中聚會。他們是製造帳棚的工匠，應該只有一間中等大小的房子。此外，保羅在第</w:t>
+      </w:r>
+      <w:hyperlink r:id="rId51">
+        <w:r>
+          <w:rPr>
+            <w:lang w:val="zh_TW" w:bidi="zh_TW"/>
+          </w:rPr>
+          <w:rPr>
+            <w:color w:val="0000EE"/>
+            <w:u w:val="single"/>
+          </w:rPr>
+          <w:t>16</w:t>
+        </w:r>
+      </w:hyperlink>
+      <w:r>
+        <w:rPr>
+          <w:lang w:val="zh_TW" w:bidi="zh_TW"/>
+        </w:rPr>
+        <w:t>章中提及超過25個人的名字——而他當時甚至還沒有去過羅馬！</w:t>
+      </w:r>
+    </w:p>
+    <w:p>
+      <w:pPr/>
+      <w:r>
+        <w:rPr>
+          <w:lang w:val="zh_TW" w:bidi="zh_TW"/>
+        </w:rPr>
+      </w:r>
+      <w:r>
+        <w:rPr>
+          <w:lang w:val="zh_TW" w:bidi="zh_TW"/>
+        </w:rPr>
+        <w:t>在羅馬一定有好幾個</w:t>
+      </w:r>
+      <w:r>
+        <w:rPr>
+          <w:i/>
+          <w:lang w:val="zh_TW" w:bidi="zh_TW"/>
+        </w:rPr>
+        <w:t>ekklesiai</w:t>
+      </w:r>
+      <w:r>
+        <w:rPr>
+          <w:lang w:val="zh_TW" w:bidi="zh_TW"/>
+        </w:rPr>
+        <w:t>，這意味著有幾個家庭教會共同組成了羅馬的一個地方教會。例如，羅馬的基督徒顯然在許多家庭中敬拜，例如百基拉和亞居拉的家。其它在家庭中聚會的教會也在</w:t>
+      </w:r>
+      <w:hyperlink r:id="rId52">
+        <w:r>
+          <w:rPr>
+            <w:lang w:val="zh_TW" w:bidi="zh_TW"/>
+          </w:rPr>
+          <w:rPr>
+            <w:color w:val="0000EE"/>
+            <w:u w:val="single"/>
+          </w:rPr>
+          <w:t>歌羅西書四章15節</w:t>
+        </w:r>
+      </w:hyperlink>
+      <w:r>
+        <w:rPr>
+          <w:lang w:val="zh_TW" w:bidi="zh_TW"/>
+        </w:rPr>
+        <w:t>和</w:t>
+      </w:r>
+      <w:hyperlink r:id="rId36">
+        <w:r>
+          <w:rPr>
+            <w:lang w:val="zh_TW" w:bidi="zh_TW"/>
+          </w:rPr>
+          <w:rPr>
+            <w:color w:val="0000EE"/>
+            <w:u w:val="single"/>
+          </w:rPr>
+          <w:t>腓利門書一章2節</w:t>
+        </w:r>
+      </w:hyperlink>
+      <w:r>
+        <w:rPr>
+          <w:lang w:val="zh_TW" w:bidi="zh_TW"/>
+        </w:rPr>
+        <w:t>中提到。基督徒群體在重要信徒的家中或其它可用的房間裡聚會（參</w:t>
+      </w:r>
+      <w:hyperlink r:id="rId53">
+        <w:r>
+          <w:rPr>
+            <w:lang w:val="zh_TW" w:bidi="zh_TW"/>
+          </w:rPr>
+          <w:rPr>
+            <w:color w:val="0000EE"/>
+            <w:u w:val="single"/>
+          </w:rPr>
+          <w:t>太26:16</w:t>
+        </w:r>
+      </w:hyperlink>
+      <w:r>
+        <w:rPr>
+          <w:lang w:val="zh_TW" w:bidi="zh_TW"/>
+        </w:rPr>
+        <w:t>；</w:t>
+      </w:r>
+      <w:hyperlink r:id="rId54">
+        <w:r>
+          <w:rPr>
+            <w:lang w:val="zh_TW" w:bidi="zh_TW"/>
+          </w:rPr>
+          <w:rPr>
+            <w:color w:val="0000EE"/>
+            <w:u w:val="single"/>
+          </w:rPr>
+          <w:t>徒12:12</w:t>
+        </w:r>
+      </w:hyperlink>
+      <w:r>
+        <w:rPr>
+          <w:lang w:val="zh_TW" w:bidi="zh_TW"/>
+        </w:rPr>
+        <w:t>；</w:t>
+      </w:r>
+      <w:hyperlink r:id="rId55">
+        <w:r>
+          <w:rPr>
+            <w:lang w:val="zh_TW" w:bidi="zh_TW"/>
+          </w:rPr>
+          <w:rPr>
+            <w:color w:val="0000EE"/>
+            <w:u w:val="single"/>
+          </w:rPr>
+          <w:t>林前16:19</w:t>
+        </w:r>
+      </w:hyperlink>
+      <w:r>
+        <w:rPr>
+          <w:lang w:val="zh_TW" w:bidi="zh_TW"/>
+        </w:rPr>
+        <w:t>；</w:t>
+      </w:r>
+      <w:hyperlink r:id="rId52">
+        <w:r>
+          <w:rPr>
+            <w:lang w:val="zh_TW" w:bidi="zh_TW"/>
+          </w:rPr>
+          <w:rPr>
+            <w:color w:val="0000EE"/>
+            <w:u w:val="single"/>
+          </w:rPr>
+          <w:t>西4:15</w:t>
+        </w:r>
+      </w:hyperlink>
+      <w:r>
+        <w:rPr>
+          <w:lang w:val="zh_TW" w:bidi="zh_TW"/>
+        </w:rPr>
+        <w:t>；</w:t>
+      </w:r>
+      <w:hyperlink r:id="rId36">
+        <w:r>
+          <w:rPr>
+            <w:lang w:val="zh_TW" w:bidi="zh_TW"/>
+          </w:rPr>
+          <w:rPr>
+            <w:color w:val="0000EE"/>
+            <w:u w:val="single"/>
+          </w:rPr>
+          <w:t>門1:2</w:t>
+        </w:r>
+      </w:hyperlink>
+      <w:r>
+        <w:rPr>
+          <w:lang w:val="zh_TW" w:bidi="zh_TW"/>
+        </w:rPr>
+        <w:t xml:space="preserve">）。 </w:t>
+      </w:r>
+    </w:p>
+    <w:p>
+      <w:pPr/>
+      <w:r>
+        <w:rPr>
+          <w:lang w:val="zh_TW" w:bidi="zh_TW"/>
+        </w:rPr>
+      </w:r>
+      <w:r>
+        <w:rPr>
+          <w:lang w:val="zh_TW" w:bidi="zh_TW"/>
+        </w:rPr>
+        <w:t>在保羅列出的名單中，百基拉和亞居拉家中的教會是五個信徒群體中第一個被提到的，但也是唯一被明確稱為教會的（見</w:t>
+      </w:r>
+      <w:hyperlink r:id="rId56">
+        <w:r>
+          <w:rPr>
+            <w:lang w:val="zh_TW" w:bidi="zh_TW"/>
+          </w:rPr>
+          <w:rPr>
+            <w:color w:val="0000EE"/>
+            <w:u w:val="single"/>
+          </w:rPr>
+          <w:t>羅16:5、10–11、14–15</w:t>
+        </w:r>
+      </w:hyperlink>
+      <w:r>
+        <w:rPr>
+          <w:lang w:val="zh_TW" w:bidi="zh_TW"/>
+        </w:rPr>
+        <w:t>）。百基拉和亞居拉開放他們的家供基督徒聚會，那裡提到的教會只是羅馬所有基督徒的一部分。第</w:t>
+      </w:r>
+      <w:hyperlink r:id="rId48">
+        <w:r>
+          <w:rPr>
+            <w:lang w:val="zh_TW" w:bidi="zh_TW"/>
+          </w:rPr>
+          <w:rPr>
+            <w:color w:val="0000EE"/>
+            <w:u w:val="single"/>
+          </w:rPr>
+          <w:t>10–11節</w:t>
+        </w:r>
+      </w:hyperlink>
+      <w:r>
+        <w:rPr>
+          <w:lang w:val="zh_TW" w:bidi="zh_TW"/>
+        </w:rPr>
+        <w:t>和第</w:t>
+      </w:r>
+      <w:hyperlink r:id="rId47">
+        <w:r>
+          <w:rPr>
+            <w:lang w:val="zh_TW" w:bidi="zh_TW"/>
+          </w:rPr>
+          <w:rPr>
+            <w:color w:val="0000EE"/>
+            <w:u w:val="single"/>
+          </w:rPr>
+          <w:t>14–15節</w:t>
+        </w:r>
+      </w:hyperlink>
+      <w:r>
+        <w:rPr>
+          <w:lang w:val="zh_TW" w:bidi="zh_TW"/>
+        </w:rPr>
+        <w:t>似乎提到羅馬的另外兩個家庭教會。羅馬至少有三個教會，可能更多。每個家庭教會不太可能是一個獨立的群體，有著獨立的教會治理。相反，每個家庭教會應該只是羅馬一個地方教會中一部分聖徒在家中進行的聚會。</w:t>
+      </w:r>
+    </w:p>
+    <w:p>
+      <w:pPr>
+        <w:pStyle w:val="Heading3"/>
+      </w:pPr>
+      <w:hyperlink r:id="rId37">
+        <w:r>
+          <w:rPr>
+            <w:lang w:val="zh_TW" w:bidi="zh_TW"/>
+          </w:rPr>
+          <w:rPr>
+            <w:color w:val="0000EE"/>
+            <w:u w:val="single"/>
+          </w:rPr>
+          <w:t>哥林多前書十六章19–20節</w:t>
+        </w:r>
+      </w:hyperlink>
+    </w:p>
+    <w:p>
+      <w:pPr/>
+      <w:r>
+        <w:rPr>
+          <w:lang w:val="zh_TW" w:bidi="zh_TW"/>
+        </w:rPr>
+      </w:r>
+      <w:r>
+        <w:rPr>
+          <w:lang w:val="zh_TW" w:bidi="zh_TW"/>
+        </w:rPr>
+        <w:t>在這處經文中，我們再次看到亞居拉和百基拉，並再次得知有一個教會在他們的家中聚會。根據羅馬書，他們的家庭教會在羅馬，而根據哥林多前書（寫於以弗所），他們的家庭教會則在以弗所。</w:t>
+      </w:r>
+    </w:p>
+    <w:p>
+      <w:pPr/>
+      <w:r>
+        <w:rPr>
+          <w:lang w:val="zh_TW" w:bidi="zh_TW"/>
+        </w:rPr>
+      </w:r>
+      <w:r>
+        <w:rPr>
+          <w:lang w:val="zh_TW" w:bidi="zh_TW"/>
+        </w:rPr>
+        <w:t>許多學者認為，亞居拉和百基拉在公元49年左右離開羅馬，當時皇帝克勞第下令要所有猶太人離開羅馬。他們當時可能已經是基督徒了。根據</w:t>
+      </w:r>
+      <w:hyperlink r:id="rId57">
+        <w:r>
+          <w:rPr>
+            <w:lang w:val="zh_TW" w:bidi="zh_TW"/>
+          </w:rPr>
+          <w:rPr>
+            <w:color w:val="0000EE"/>
+            <w:u w:val="single"/>
+          </w:rPr>
+          <w:t>使徒行傳18章</w:t>
+        </w:r>
+      </w:hyperlink>
+      <w:r>
+        <w:rPr>
+          <w:lang w:val="zh_TW" w:bidi="zh_TW"/>
+        </w:rPr>
+        <w:t>，他們在哥林多與保羅會合（他們一起製造帳棚為生），然後在大約公元51年與保羅一起前往以弗所，那時以弗所的教會剛剛建立。保羅繼續他的第二次宣教之旅，而亞居拉和百基拉則留在以弗所。</w:t>
+      </w:r>
+    </w:p>
+    <w:p>
+      <w:pPr/>
+      <w:r>
+        <w:rPr>
+          <w:lang w:val="zh_TW" w:bidi="zh_TW"/>
+        </w:rPr>
+      </w:r>
+      <w:r>
+        <w:rPr>
+          <w:lang w:val="zh_TW" w:bidi="zh_TW"/>
+        </w:rPr>
+        <w:t>以弗所的早期教會可能最初在亞居拉和百基拉的家中聚會。保羅幾年後回到以弗所，並在那裡停留了兩年（約公元53–54年）。在這段時間，保羅關於耶穌的教導從以弗所（作為中心）傳遍整個小亞細亞（見</w:t>
+      </w:r>
+      <w:hyperlink r:id="rId58">
+        <w:r>
+          <w:rPr>
+            <w:lang w:val="zh_TW" w:bidi="zh_TW"/>
+          </w:rPr>
+          <w:rPr>
+            <w:color w:val="0000EE"/>
+            <w:u w:val="single"/>
+          </w:rPr>
+          <w:t>徒19:8–10</w:t>
+        </w:r>
+      </w:hyperlink>
+      <w:r>
+        <w:rPr>
+          <w:lang w:val="zh_TW" w:bidi="zh_TW"/>
+        </w:rPr>
+        <w:t>）。隨著這一切的發生，以弗所的教會逐漸壯大（見</w:t>
+      </w:r>
+      <w:hyperlink r:id="rId59">
+        <w:r>
+          <w:rPr>
+            <w:lang w:val="zh_TW" w:bidi="zh_TW"/>
+          </w:rPr>
+          <w:rPr>
+            <w:color w:val="0000EE"/>
+            <w:u w:val="single"/>
+          </w:rPr>
+          <w:t>18–20節</w:t>
+        </w:r>
+      </w:hyperlink>
+      <w:r>
+        <w:rPr>
+          <w:lang w:val="zh_TW" w:bidi="zh_TW"/>
+        </w:rPr>
+        <w:t>）。</w:t>
+      </w:r>
+    </w:p>
+    <w:p>
+      <w:pPr/>
+      <w:r>
+        <w:rPr>
+          <w:lang w:val="zh_TW" w:bidi="zh_TW"/>
+        </w:rPr>
+      </w:r>
+      <w:r>
+        <w:rPr>
+          <w:lang w:val="zh_TW" w:bidi="zh_TW"/>
+        </w:rPr>
+        <w:t>在這些年間，保羅寫信給哥林多信徒。他向亞細亞的教會、亞居拉和百基拉——以及他們家中的教會，還有所有的弟兄們問候（</w:t>
+      </w:r>
+      <w:hyperlink r:id="rId37">
+        <w:r>
+          <w:rPr>
+            <w:lang w:val="zh_TW" w:bidi="zh_TW"/>
+          </w:rPr>
+          <w:rPr>
+            <w:color w:val="0000EE"/>
+            <w:u w:val="single"/>
+          </w:rPr>
+          <w:t>林前16:19–20</w:t>
+        </w:r>
+      </w:hyperlink>
+      <w:r>
+        <w:rPr>
+          <w:lang w:val="zh_TW" w:bidi="zh_TW"/>
+        </w:rPr>
+        <w:t>）。保羅似乎是從以下幾個方面來傳達他的問候：</w:t>
+      </w:r>
+    </w:p>
+    <w:p>
+      <w:pPr>
+        <w:pStyle w:val="ListNumber"/>
+        <w:numPr>
+          <w:ilvl w:val="0"/>
+          <w:numId w:val="15"/>
+        </w:numPr>
+        <w:spacing w:line="240" w:lineRule="auto"/>
+        <w:ind w:left="720"/>
+      </w:pPr>
+      <w:r>
+        <w:rPr>
+          <w:lang w:val="zh_TW" w:bidi="zh_TW"/>
+        </w:rPr>
+      </w:r>
+      <w:r>
+        <w:rPr>
+          <w:lang w:val="zh_TW" w:bidi="zh_TW"/>
+        </w:rPr>
+        <w:t>來自小亞細亞的所有教會，</w:t>
+      </w:r>
+    </w:p>
+    <w:p>
+      <w:pPr>
+        <w:pStyle w:val="ListNumber"/>
+        <w:spacing w:line="240" w:lineRule="auto"/>
+        <w:ind w:left="720"/>
+      </w:pPr>
+      <w:r>
+        <w:rPr>
+          <w:lang w:val="zh_TW" w:bidi="zh_TW"/>
+        </w:rPr>
+      </w:r>
+      <w:r>
+        <w:rPr>
+          <w:lang w:val="zh_TW" w:bidi="zh_TW"/>
+        </w:rPr>
+        <w:t>以弗所的教會（相當於「所有弟兄」），以及</w:t>
+      </w:r>
+    </w:p>
+    <w:p>
+      <w:pPr>
+        <w:pStyle w:val="ListNumber"/>
+        <w:spacing w:line="240" w:lineRule="auto"/>
+        <w:ind w:left="720"/>
+      </w:pPr>
+      <w:r>
+        <w:rPr>
+          <w:lang w:val="zh_TW" w:bidi="zh_TW"/>
+        </w:rPr>
+      </w:r>
+      <w:r>
+        <w:rPr>
+          <w:lang w:val="zh_TW" w:bidi="zh_TW"/>
+        </w:rPr>
+        <w:t>那些在亞居拉和百基拉家中聚會的信徒。</w:t>
+      </w:r>
+    </w:p>
+    <w:p>
+      <w:pPr/>
+      <w:r>
+        <w:rPr>
+          <w:lang w:val="zh_TW" w:bidi="zh_TW"/>
+        </w:rPr>
+      </w:r>
+      <w:r>
+        <w:rPr>
+          <w:lang w:val="zh_TW" w:bidi="zh_TW"/>
+        </w:rPr>
+        <w:t>很難想像以弗所的所有聖徒都在亞居拉和百基拉的家中聚會。教會可能是以這種方式起初開始的，但隨著教會的成長，家庭聚會的數量也必然增加。</w:t>
+      </w:r>
+    </w:p>
+    <w:p>
+      <w:pPr/>
+      <w:r>
+        <w:rPr>
+          <w:lang w:val="zh_TW" w:bidi="zh_TW"/>
+        </w:rPr>
+      </w:r>
+      <w:r>
+        <w:rPr>
+          <w:lang w:val="zh_TW" w:bidi="zh_TW"/>
+        </w:rPr>
+        <w:t>我們從新約的其它部分了解到，以弗所必定有好幾個家庭聚會，因為那裡有很多聖徒。提摩太前書提到也支持這一點，這封書信是保羅在公元64年左右寫給提摩太的，當時提摩太正在以弗所領導教會。以弗所一定有許多聖徒——年輕男子（少年人）、年輕女子（少年婦女）、年長男子、寡婦等等（</w:t>
+      </w:r>
+      <w:hyperlink r:id="rId60">
+        <w:r>
+          <w:rPr>
+            <w:lang w:val="zh_TW" w:bidi="zh_TW"/>
+          </w:rPr>
+          <w:rPr>
+            <w:color w:val="0000EE"/>
+            <w:u w:val="single"/>
+          </w:rPr>
+          <w:t>提前5–6章</w:t>
+        </w:r>
+      </w:hyperlink>
+      <w:r>
+        <w:rPr>
+          <w:lang w:val="zh_TW" w:bidi="zh_TW"/>
+        </w:rPr>
+        <w:t>）。</w:t>
+      </w:r>
+    </w:p>
+    <w:p>
+      <w:pPr/>
+      <w:r>
+        <w:rPr>
+          <w:lang w:val="zh_TW" w:bidi="zh_TW"/>
+        </w:rPr>
+      </w:r>
+      <w:r>
+        <w:rPr>
+          <w:lang w:val="zh_TW" w:bidi="zh_TW"/>
+        </w:rPr>
+        <w:t>許多信徒必定在他們的家中舉辦過教會聚會（</w:t>
+      </w:r>
+      <w:r>
+        <w:rPr>
+          <w:i/>
+          <w:lang w:val="zh_TW" w:bidi="zh_TW"/>
+        </w:rPr>
+        <w:t>ekklesia）</w:t>
+      </w:r>
+      <w:r>
+        <w:rPr>
+          <w:lang w:val="zh_TW" w:bidi="zh_TW"/>
+        </w:rPr>
+        <w:t>。（亞居拉和百基拉在公元56/57年左右離開以弗所，回到羅馬，在他們的家中再次舉辦教會聚會。以弗所的其他信徒也會開放他們的家作為聚會場所。）但每個家庭聚會並沒有自己的領袖。反之，以弗所的所有教會都在一組領袖團隊的帶領之下，而該團隊由保羅的同工提摩太領導。</w:t>
+      </w:r>
+    </w:p>
+    <w:p>
+      <w:pPr>
+        <w:pStyle w:val="Heading3"/>
+      </w:pPr>
+      <w:hyperlink r:id="rId38">
+        <w:r>
+          <w:rPr>
+            <w:lang w:val="zh_TW" w:bidi="zh_TW"/>
+          </w:rPr>
+          <w:rPr>
+            <w:color w:val="0000EE"/>
+            <w:u w:val="single"/>
+          </w:rPr>
+          <w:t>歌羅西書四章15–16節</w:t>
+        </w:r>
+      </w:hyperlink>
+    </w:p>
+    <w:p>
+      <w:pPr/>
+      <w:r>
+        <w:rPr>
+          <w:lang w:val="zh_TW" w:bidi="zh_TW"/>
+        </w:rPr>
+      </w:r>
+      <w:r>
+        <w:rPr>
+          <w:lang w:val="zh_TW" w:bidi="zh_TW"/>
+        </w:rPr>
+        <w:t>在這部分，我們再次讀到在一個名叫寧法的人的家中有一個教會。在保羅對歌羅西教會的最後問候中，他請歌羅西的聖徒向以下的人問安：</w:t>
+      </w:r>
+    </w:p>
+    <w:p>
+      <w:pPr>
+        <w:pStyle w:val="ListNumber"/>
+        <w:numPr>
+          <w:ilvl w:val="0"/>
+          <w:numId w:val="16"/>
+        </w:numPr>
+        <w:spacing w:line="240" w:lineRule="auto"/>
+        <w:ind w:left="720"/>
+      </w:pPr>
+      <w:r>
+        <w:rPr>
+          <w:lang w:val="zh_TW" w:bidi="zh_TW"/>
+        </w:rPr>
+      </w:r>
+      <w:r>
+        <w:rPr>
+          <w:lang w:val="zh_TW" w:bidi="zh_TW"/>
+        </w:rPr>
+        <w:t>在老底嘉的弟兄，</w:t>
+      </w:r>
+    </w:p>
+    <w:p>
+      <w:pPr>
+        <w:pStyle w:val="ListNumber"/>
+        <w:spacing w:line="240" w:lineRule="auto"/>
+        <w:ind w:left="720"/>
+      </w:pPr>
+      <w:r>
+        <w:rPr>
+          <w:lang w:val="zh_TW" w:bidi="zh_TW"/>
+        </w:rPr>
+      </w:r>
+      <w:r>
+        <w:rPr>
+          <w:lang w:val="zh_TW" w:bidi="zh_TW"/>
+        </w:rPr>
+        <w:t>尤其是寧法，</w:t>
+      </w:r>
+    </w:p>
+    <w:p>
+      <w:pPr>
+        <w:pStyle w:val="ListNumber"/>
+        <w:spacing w:line="240" w:lineRule="auto"/>
+        <w:ind w:left="720"/>
+      </w:pPr>
+      <w:r>
+        <w:rPr>
+          <w:lang w:val="zh_TW" w:bidi="zh_TW"/>
+        </w:rPr>
+      </w:r>
+      <w:r>
+        <w:rPr>
+          <w:lang w:val="zh_TW" w:bidi="zh_TW"/>
+        </w:rPr>
+        <w:t>在寧法家中的教會。</w:t>
+      </w:r>
+    </w:p>
+    <w:p>
+      <w:pPr/>
+      <w:r>
+        <w:rPr>
+          <w:lang w:val="zh_TW" w:bidi="zh_TW"/>
+        </w:rPr>
+      </w:r>
+      <w:r>
+        <w:rPr>
+          <w:lang w:val="zh_TW" w:bidi="zh_TW"/>
+        </w:rPr>
+        <w:t>根據</w:t>
+      </w:r>
+      <w:hyperlink r:id="rId52">
+        <w:r>
+          <w:rPr>
+            <w:lang w:val="zh_TW" w:bidi="zh_TW"/>
+          </w:rPr>
+          <w:rPr>
+            <w:color w:val="0000EE"/>
+            <w:u w:val="single"/>
+          </w:rPr>
+          <w:t>歌羅西書4:15</w:t>
+        </w:r>
+      </w:hyperlink>
+      <w:r>
+        <w:rPr>
+          <w:lang w:val="zh_TW" w:bidi="zh_TW"/>
+        </w:rPr>
+        <w:t>的結構，第一個問安似乎包括老底嘉（靠近歌羅西的一個教會）的所有信徒，他們將構成整個老底嘉的教會（在</w:t>
+      </w:r>
+      <w:hyperlink r:id="rId61">
+        <w:r>
+          <w:rPr>
+            <w:lang w:val="zh_TW" w:bidi="zh_TW"/>
+          </w:rPr>
+          <w:rPr>
+            <w:color w:val="0000EE"/>
+            <w:u w:val="single"/>
+          </w:rPr>
+          <w:t>西4:16</w:t>
+        </w:r>
+      </w:hyperlink>
+      <w:r>
+        <w:rPr>
+          <w:lang w:val="zh_TW" w:bidi="zh_TW"/>
+        </w:rPr>
+        <w:t>中稱為「老底嘉的教會」）。第二和第三個問安是給老底嘉教會中的一個名叫寧法的人，以及在寧法家中聚會的教會。在寧法家中聚會的教會，可能是老底嘉當地教會中幾個家庭聚會之一——都是老底嘉這個地方教會的一部分。</w:t>
+      </w:r>
+    </w:p>
+    <w:p>
+      <w:pPr/>
+      <w:r>
+        <w:rPr>
+          <w:lang w:val="zh_TW" w:bidi="zh_TW"/>
+        </w:rPr>
+      </w:r>
+      <w:r>
+        <w:rPr>
+          <w:lang w:val="zh_TW" w:bidi="zh_TW"/>
+        </w:rPr>
+        <w:t>但是，這處經文中存在一個問題，可能會影響它的解釋。有些抄本使用「他家」；有些作「她家」；還有些作「他們家」。由於無法從希臘文經文確定寧法是男性還是女性，因此不同的抄寫員在「家」之前使用了不同的代名詞。在「她」和「他」這兩者之間，更有可能是將「她」改為「他」，而不是相反。</w:t>
+      </w:r>
+    </w:p>
+    <w:p>
+      <w:pPr/>
+      <w:r>
+        <w:rPr>
+          <w:lang w:val="zh_TW" w:bidi="zh_TW"/>
+        </w:rPr>
+      </w:r>
+      <w:r>
+        <w:rPr>
+          <w:lang w:val="zh_TW" w:bidi="zh_TW"/>
+        </w:rPr>
+        <w:t>有些學者認為「他們的」是指「老底嘉的弟兄們」，但如果我們理解「老底嘉的弟兄們」是指老底嘉的教會，這就說不通了。老底嘉的教會怎麼能在他們的家中聚會呢？</w:t>
+      </w:r>
+    </w:p>
+    <w:p>
+      <w:pPr/>
+      <w:r>
+        <w:rPr>
+          <w:lang w:val="zh_TW" w:bidi="zh_TW"/>
+        </w:rPr>
+      </w:r>
+      <w:r>
+        <w:rPr>
+          <w:lang w:val="zh_TW" w:bidi="zh_TW"/>
+        </w:rPr>
+        <w:t>有些學者認為，希臘文中的「他們的」</w:t>
+      </w:r>
+      <w:r>
+        <w:rPr>
+          <w:i/>
+          <w:lang w:val="zh_TW" w:bidi="zh_TW"/>
+        </w:rPr>
+        <w:t>（auton）</w:t>
+      </w:r>
+      <w:r>
+        <w:rPr>
+          <w:lang w:val="zh_TW" w:bidi="zh_TW"/>
+        </w:rPr>
+        <w:t>是指與寧法在一起的人——他的家人。</w:t>
+      </w:r>
+    </w:p>
+    <w:p>
+      <w:pPr/>
+      <w:r>
+        <w:rPr>
+          <w:lang w:val="zh_TW" w:bidi="zh_TW"/>
+        </w:rPr>
+      </w:r>
+      <w:r>
+        <w:rPr>
+          <w:lang w:val="zh_TW" w:bidi="zh_TW"/>
+        </w:rPr>
+        <w:t>無論是「她家」還是「他們家」，都是老底嘉教會中的一群特定信徒在那裡聚會。他們的聚會可以合理地稱為</w:t>
+      </w:r>
+      <w:r>
+        <w:rPr>
+          <w:i/>
+          <w:lang w:val="zh_TW" w:bidi="zh_TW"/>
+        </w:rPr>
+        <w:t>ekklesia</w:t>
+      </w:r>
+      <w:r>
+        <w:rPr>
+          <w:lang w:val="zh_TW" w:bidi="zh_TW"/>
+        </w:rPr>
+        <w:t>——一個共同集會的群體。</w:t>
+      </w:r>
+    </w:p>
+    <w:p>
+      <w:pPr>
+        <w:pStyle w:val="Heading3"/>
+      </w:pPr>
+      <w:hyperlink r:id="rId39">
+        <w:r>
+          <w:rPr>
+            <w:lang w:val="zh_TW" w:bidi="zh_TW"/>
+          </w:rPr>
+          <w:rPr>
+            <w:color w:val="0000EE"/>
+            <w:u w:val="single"/>
+          </w:rPr>
+          <w:t>腓利門書一章1–2節</w:t>
+        </w:r>
+      </w:hyperlink>
+    </w:p>
+    <w:p>
+      <w:pPr/>
+      <w:r>
+        <w:rPr>
+          <w:lang w:val="zh_TW" w:bidi="zh_TW"/>
+        </w:rPr>
+      </w:r>
+      <w:r>
+        <w:rPr>
+          <w:lang w:val="zh_TW" w:bidi="zh_TW"/>
+        </w:rPr>
+        <w:t>這是我們在新約聖經中最後一次讀到在某個家庭中的教會。保羅寫了一封簡短的書信給歌羅西教會的領袖腓利門，他在信中提到了腓利門的逃奴阿尼西謀，這個奴隸是保羅引領歸信基督的。</w:t>
+      </w:r>
+    </w:p>
+    <w:p>
+      <w:pPr/>
+      <w:r>
+        <w:rPr>
+          <w:lang w:val="zh_TW" w:bidi="zh_TW"/>
+        </w:rPr>
+      </w:r>
+      <w:r>
+        <w:rPr>
+          <w:lang w:val="zh_TW" w:bidi="zh_TW"/>
+        </w:rPr>
+        <w:t>在這封簡短的書信的開頭，保羅向腓利門、亞腓亞、亞基布和在腓利門家中的教會問安。保羅並沒有向歌羅西的所有聖徒問安，然後再向腓利門家中的教會問安。這是</w:t>
+      </w:r>
+      <w:hyperlink r:id="rId37">
+        <w:r>
+          <w:rPr>
+            <w:lang w:val="zh_TW" w:bidi="zh_TW"/>
+          </w:rPr>
+          <w:rPr>
+            <w:color w:val="0000EE"/>
+            <w:u w:val="single"/>
+          </w:rPr>
+          <w:t>哥林多前書十六章19至20節</w:t>
+        </w:r>
+      </w:hyperlink>
+      <w:r>
+        <w:rPr>
+          <w:lang w:val="zh_TW" w:bidi="zh_TW"/>
+        </w:rPr>
+        <w:t>和</w:t>
+      </w:r>
+      <w:hyperlink r:id="rId52">
+        <w:r>
+          <w:rPr>
+            <w:lang w:val="zh_TW" w:bidi="zh_TW"/>
+          </w:rPr>
+          <w:rPr>
+            <w:color w:val="0000EE"/>
+            <w:u w:val="single"/>
+          </w:rPr>
+          <w:t>西歌羅西書四章15節</w:t>
+        </w:r>
+      </w:hyperlink>
+      <w:r>
+        <w:rPr>
+          <w:lang w:val="zh_TW" w:bidi="zh_TW"/>
+        </w:rPr>
+        <w:t>的模式。相反，他只是向腓利門和他家中的教會問安。因此，我們可以推測，歌羅西的整個教會必定是在腓利門的家中聚會。</w:t>
+      </w:r>
+    </w:p>
+    <w:p>
+      <w:pPr>
+        <w:pStyle w:val="Heading3"/>
+      </w:pPr>
+      <w:r>
+        <w:rPr>
+          <w:lang w:val="zh_TW" w:bidi="zh_TW"/>
+        </w:rPr>
+        <w:t>在家庭聚會和教會聚會中的敬拜</w:t>
+      </w:r>
+    </w:p>
+    <w:p>
+      <w:pPr/>
+      <w:r>
+        <w:rPr>
+          <w:lang w:val="zh_TW" w:bidi="zh_TW"/>
+        </w:rPr>
+      </w:r>
+      <w:r>
+        <w:rPr>
+          <w:lang w:val="zh_TW" w:bidi="zh_TW"/>
+        </w:rPr>
+        <w:t>當教會在耶路撒冷剛成立時，信徒們在家中聚會，舉行團契和敬拜。早期的基督徒在家中聚會，聆聽使徒的教導並舉行聖餐，這被稱為「擘餅」（</w:t>
+      </w:r>
+      <w:hyperlink r:id="rId62">
+        <w:r>
+          <w:rPr>
+            <w:lang w:val="zh_TW" w:bidi="zh_TW"/>
+          </w:rPr>
+          <w:rPr>
+            <w:color w:val="0000EE"/>
+            <w:u w:val="single"/>
+          </w:rPr>
+          <w:t>徒2:42–47</w:t>
+        </w:r>
+      </w:hyperlink>
+      <w:r>
+        <w:rPr>
+          <w:lang w:val="zh_TW" w:bidi="zh_TW"/>
+        </w:rPr>
+        <w:t>）。</w:t>
+      </w:r>
+    </w:p>
+    <w:p>
+      <w:pPr/>
+      <w:r>
+        <w:rPr>
+          <w:lang w:val="zh_TW" w:bidi="zh_TW"/>
+        </w:rPr>
+      </w:r>
+      <w:r>
+        <w:rPr>
+          <w:lang w:val="zh_TW" w:bidi="zh_TW"/>
+        </w:rPr>
+        <w:t>在這些聚會中，基督徒經常共享所謂的愛筵（</w:t>
+      </w:r>
+      <w:hyperlink r:id="rId63">
+        <w:r>
+          <w:rPr>
+            <w:lang w:val="zh_TW" w:bidi="zh_TW"/>
+          </w:rPr>
+          <w:rPr>
+            <w:color w:val="0000EE"/>
+            <w:u w:val="single"/>
+          </w:rPr>
+          <w:t>彼後2:13</w:t>
+        </w:r>
+      </w:hyperlink>
+      <w:r>
+        <w:rPr>
+          <w:lang w:val="zh_TW" w:bidi="zh_TW"/>
+        </w:rPr>
+        <w:t>；</w:t>
+      </w:r>
+      <w:hyperlink r:id="rId64">
+        <w:r>
+          <w:rPr>
+            <w:lang w:val="zh_TW" w:bidi="zh_TW"/>
+          </w:rPr>
+          <w:rPr>
+            <w:color w:val="0000EE"/>
+            <w:u w:val="single"/>
+          </w:rPr>
+          <w:t>猶1:12</w:t>
+        </w:r>
+      </w:hyperlink>
+      <w:r>
+        <w:rPr>
+          <w:lang w:val="zh_TW" w:bidi="zh_TW"/>
+        </w:rPr>
+        <w:t>）。在這些聚會中，他們誦讀經文、唱聖詩和詩篇，並喜樂地讚美主（見</w:t>
+      </w:r>
+      <w:hyperlink r:id="rId65">
+        <w:r>
+          <w:rPr>
+            <w:lang w:val="zh_TW" w:bidi="zh_TW"/>
+          </w:rPr>
+          <w:rPr>
+            <w:color w:val="0000EE"/>
+            <w:u w:val="single"/>
+          </w:rPr>
+          <w:t>弗5:18–20</w:t>
+        </w:r>
+      </w:hyperlink>
+      <w:r>
+        <w:rPr>
+          <w:lang w:val="zh_TW" w:bidi="zh_TW"/>
+        </w:rPr>
+        <w:t>；</w:t>
+      </w:r>
+      <w:hyperlink r:id="rId66">
+        <w:r>
+          <w:rPr>
+            <w:lang w:val="zh_TW" w:bidi="zh_TW"/>
+          </w:rPr>
+          <w:rPr>
+            <w:color w:val="0000EE"/>
+            <w:u w:val="single"/>
+          </w:rPr>
+          <w:t>西3:16–17</w:t>
+        </w:r>
+      </w:hyperlink>
+      <w:r>
+        <w:rPr>
+          <w:lang w:val="zh_TW" w:bidi="zh_TW"/>
+        </w:rPr>
+        <w:t>）。 基督徒也聚集在家中禱告（</w:t>
+      </w:r>
+      <w:hyperlink r:id="rId54">
+        <w:r>
+          <w:rPr>
+            <w:lang w:val="zh_TW" w:bidi="zh_TW"/>
+          </w:rPr>
+          <w:rPr>
+            <w:color w:val="0000EE"/>
+            <w:u w:val="single"/>
+          </w:rPr>
+          <w:t>徒12:12</w:t>
+        </w:r>
+      </w:hyperlink>
+      <w:r>
+        <w:rPr>
+          <w:lang w:val="zh_TW" w:bidi="zh_TW"/>
+        </w:rPr>
+        <w:t>）並閱讀聖經。</w:t>
+      </w:r>
+    </w:p>
+    <w:p>
+      <w:pPr/>
+      <w:r>
+        <w:rPr>
+          <w:lang w:val="zh_TW" w:bidi="zh_TW"/>
+        </w:rPr>
+      </w:r>
+      <w:r>
+        <w:rPr>
+          <w:lang w:val="zh_TW" w:bidi="zh_TW"/>
+        </w:rPr>
+        <w:t>小群的信徒定期在家中聚會敬拜。在一個有幾個這樣的</w:t>
+      </w:r>
+      <w:r>
+        <w:rPr>
+          <w:i/>
+          <w:lang w:val="zh_TW" w:bidi="zh_TW"/>
+        </w:rPr>
+        <w:t>ekklesiai</w:t>
+      </w:r>
+      <w:r>
+        <w:rPr>
+          <w:lang w:val="zh_TW" w:bidi="zh_TW"/>
+        </w:rPr>
+        <w:t>的城裡，所有的信徒會在特別的場合聚集在一起。聖經告訴我們，所有信徒會聚集在一起聆聽使徒的書信（見</w:t>
+      </w:r>
+      <w:hyperlink r:id="rId67">
+        <w:r>
+          <w:rPr>
+            <w:lang w:val="zh_TW" w:bidi="zh_TW"/>
+          </w:rPr>
+          <w:rPr>
+            <w:color w:val="0000EE"/>
+            <w:u w:val="single"/>
+          </w:rPr>
+          <w:t>徒15:30</w:t>
+        </w:r>
+      </w:hyperlink>
+      <w:r>
+        <w:rPr>
+          <w:lang w:val="zh_TW" w:bidi="zh_TW"/>
+        </w:rPr>
+        <w:t>；</w:t>
+      </w:r>
+      <w:hyperlink r:id="rId61">
+        <w:r>
+          <w:rPr>
+            <w:lang w:val="zh_TW" w:bidi="zh_TW"/>
+          </w:rPr>
+          <w:rPr>
+            <w:color w:val="0000EE"/>
+            <w:u w:val="single"/>
+          </w:rPr>
+          <w:t>西4:16</w:t>
+        </w:r>
+      </w:hyperlink>
+      <w:r>
+        <w:rPr>
+          <w:lang w:val="zh_TW" w:bidi="zh_TW"/>
+        </w:rPr>
+        <w:t>）。我們可以從新約記載中推測，一個城裡的所有基督徒每週在主日聚會一次，而這一天被稱為主日。</w:t>
+      </w:r>
+    </w:p>
+    <w:p>
+      <w:pPr/>
+      <w:r>
+        <w:rPr>
+          <w:lang w:val="zh_TW" w:bidi="zh_TW"/>
+        </w:rPr>
+      </w:r>
+      <w:r>
+        <w:rPr>
+          <w:lang w:val="zh_TW" w:bidi="zh_TW"/>
+        </w:rPr>
+        <w:t>哥林多前書告訴我們，當一個城的所有信徒聚在一起敬拜時，早期的信徒是如何敬拜的。我們知道哥林多前書提到的是這樣大型的聚會，因為保羅在</w:t>
+      </w:r>
+      <w:hyperlink r:id="rId68">
+        <w:r>
+          <w:rPr>
+            <w:lang w:val="zh_TW" w:bidi="zh_TW"/>
+          </w:rPr>
+          <w:rPr>
+            <w:color w:val="0000EE"/>
+            <w:u w:val="single"/>
+          </w:rPr>
+          <w:t>11:20</w:t>
+        </w:r>
+      </w:hyperlink>
+      <w:r>
+        <w:rPr>
+          <w:lang w:val="zh_TW" w:bidi="zh_TW"/>
+        </w:rPr>
+        <w:t>提到所有信徒聚集在一個地方。同樣，他在</w:t>
+      </w:r>
+      <w:hyperlink r:id="rId69">
+        <w:r>
+          <w:rPr>
+            <w:lang w:val="zh_TW" w:bidi="zh_TW"/>
+          </w:rPr>
+          <w:rPr>
+            <w:color w:val="0000EE"/>
+            <w:u w:val="single"/>
+          </w:rPr>
+          <w:t>14:23</w:t>
+        </w:r>
+      </w:hyperlink>
+      <w:r>
+        <w:rPr>
+          <w:lang w:val="zh_TW" w:bidi="zh_TW"/>
+        </w:rPr>
+        <w:t>提到整個教會聚集在一個地方。</w:t>
+      </w:r>
+    </w:p>
+    <w:p>
+      <w:pPr/>
+      <w:r>
+        <w:rPr>
+          <w:lang w:val="zh_TW" w:bidi="zh_TW"/>
+        </w:rPr>
+      </w:r>
+      <w:r>
+        <w:rPr>
+          <w:lang w:val="zh_TW" w:bidi="zh_TW"/>
+        </w:rPr>
+        <w:t>保羅用這封信來糾正哥林多人在兩個方面的行為：</w:t>
       </w:r>
     </w:p>
     <w:p>
@@ -1753,50 +2682,371 @@
         <w:rPr>
           <w:lang w:val="zh_TW" w:bidi="zh_TW"/>
         </w:rPr>
-        <w:t>對神懲罰的畏懼</w:t>
-      </w:r>
-    </w:p>
-    <w:p>
-      <w:pPr/>
-      <w:r>
-        <w:rPr>
-          <w:lang w:val="zh_TW" w:bidi="zh_TW"/>
-        </w:rPr>
-      </w:r>
-      <w:r>
-        <w:rPr>
-          <w:lang w:val="zh_TW" w:bidi="zh_TW"/>
-        </w:rPr>
-        <w:t>在舊約聖經裡，形容敬畏神的的人的片語，常與「帶著敬畏恃立」或「充滿敬畏（held in awe）」等術語並列。「崇敬耶和華（reverence for the Lord）」的用法較少見，但經文在俄巴底為拯救先知免受耶洗別殺害，而把他們藏起來時，用了這個表達（</w:t>
-      </w:r>
-      <w:hyperlink r:id="rId63">
-        <w:r>
-          <w:rPr>
-            <w:lang w:val="zh_TW" w:bidi="zh_TW"/>
-          </w:rPr>
-          <w:rPr>
-            <w:color w:val="0000EE"/>
-            <w:u w:val="single"/>
-          </w:rPr>
-          <w:t>王上18:3–4、12</w:t>
-        </w:r>
-      </w:hyperlink>
-      <w:r>
-        <w:rPr>
-          <w:lang w:val="zh_TW" w:bidi="zh_TW"/>
-        </w:rPr>
-        <w:t>，和合本譯為敬畏耶和華）。一個敬畏神的統治者應當施行公義（</w:t>
-      </w:r>
-      <w:hyperlink r:id="rId64">
-        <w:r>
-          <w:rPr>
-            <w:lang w:val="zh_TW" w:bidi="zh_TW"/>
-          </w:rPr>
-          <w:rPr>
-            <w:color w:val="0000EE"/>
-            <w:u w:val="single"/>
-          </w:rPr>
-          <w:t>撒下23:3</w:t>
+        <w:t>當他們慶祝聖餐時（</w:t>
+      </w:r>
+      <w:hyperlink r:id="rId70">
+        <w:r>
+          <w:rPr>
+            <w:lang w:val="zh_TW" w:bidi="zh_TW"/>
+          </w:rPr>
+          <w:rPr>
+            <w:color w:val="0000EE"/>
+            <w:u w:val="single"/>
+          </w:rPr>
+          <w:t>林前11:17–34</w:t>
+        </w:r>
+      </w:hyperlink>
+      <w:r>
+        <w:rPr>
+          <w:lang w:val="zh_TW" w:bidi="zh_TW"/>
+        </w:rPr>
+        <w:t>）</w:t>
+      </w:r>
+    </w:p>
+    <w:p>
+      <w:pPr>
+        <w:pStyle w:val="ListBullet"/>
+        <w:spacing w:line="240" w:lineRule="auto"/>
+        <w:ind w:left="720"/>
+      </w:pPr>
+      <w:r>
+        <w:rPr>
+          <w:lang w:val="zh_TW" w:bidi="zh_TW"/>
+        </w:rPr>
+      </w:r>
+      <w:r>
+        <w:rPr>
+          <w:lang w:val="zh_TW" w:bidi="zh_TW"/>
+        </w:rPr>
+        <w:t>當他們在教會聚會中運用屬靈恩賜時（</w:t>
+      </w:r>
+      <w:hyperlink r:id="rId71">
+        <w:r>
+          <w:rPr>
+            <w:lang w:val="zh_TW" w:bidi="zh_TW"/>
+          </w:rPr>
+          <w:rPr>
+            <w:color w:val="0000EE"/>
+            <w:u w:val="single"/>
+          </w:rPr>
+          <w:t>林前14章</w:t>
+        </w:r>
+      </w:hyperlink>
+      <w:r>
+        <w:rPr>
+          <w:lang w:val="zh_TW" w:bidi="zh_TW"/>
+        </w:rPr>
+        <w:t>）</w:t>
+      </w:r>
+    </w:p>
+    <w:p>
+      <w:pPr/>
+      <w:r>
+        <w:rPr>
+          <w:lang w:val="zh_TW" w:bidi="zh_TW"/>
+        </w:rPr>
+      </w:r>
+      <w:r>
+        <w:rPr>
+          <w:lang w:val="zh_TW" w:bidi="zh_TW"/>
+        </w:rPr>
+        <w:t>保羅的糾正告訴我們，他認為一個好的基督徒聚會應該是什麼樣的。保羅可能是根據他在其它教會聚會中的經驗來做這個決定的。</w:t>
+      </w:r>
+    </w:p>
+    <w:p>
+      <w:pPr/>
+      <w:r>
+        <w:rPr>
+          <w:lang w:val="zh_TW" w:bidi="zh_TW"/>
+        </w:rPr>
+      </w:r>
+      <w:r>
+        <w:rPr>
+          <w:lang w:val="zh_TW" w:bidi="zh_TW"/>
+        </w:rPr>
+        <w:t>保羅告訴哥林多人，應該以符合耶穌設立這餐的方式來共同慶祝聖餐。他們要紀念主以及主為他們而死的事實，並且要以莊重的態度吃這餅和喝這杯。同時，他們要意識到自己是基督身體的一部分——彼此聯合，也與基督聯合。</w:t>
+      </w:r>
+    </w:p>
+    <w:p>
+      <w:pPr/>
+      <w:r>
+        <w:rPr>
+          <w:lang w:val="zh_TW" w:bidi="zh_TW"/>
+        </w:rPr>
+      </w:r>
+      <w:r>
+        <w:rPr>
+          <w:lang w:val="zh_TW" w:bidi="zh_TW"/>
+        </w:rPr>
+        <w:t>保羅在第</w:t>
+      </w:r>
+      <w:hyperlink r:id="rId71">
+        <w:r>
+          <w:rPr>
+            <w:lang w:val="zh_TW" w:bidi="zh_TW"/>
+          </w:rPr>
+          <w:rPr>
+            <w:color w:val="0000EE"/>
+            <w:u w:val="single"/>
+          </w:rPr>
+          <w:t>14</w:t>
+        </w:r>
+      </w:hyperlink>
+      <w:r>
+        <w:rPr>
+          <w:lang w:val="zh_TW" w:bidi="zh_TW"/>
+        </w:rPr>
+        <w:t>章說，這種「肢體的意識（body awareness）」應該體現在信徒一起敬拜的方式上。一個人的個人經歷和自由不應該阻止整個群體一起敬拜神。因此，當信徒運用他們的屬靈恩賜時，應該有秩序地進行，並且是為了幫助整個群體成長，而不僅僅是為了自己。這些屬靈的恩賜包括：</w:t>
+      </w:r>
+    </w:p>
+    <w:p>
+      <w:pPr>
+        <w:pStyle w:val="ListBullet"/>
+        <w:spacing w:line="240" w:lineRule="auto"/>
+        <w:ind w:left="720"/>
+      </w:pPr>
+      <w:r>
+        <w:rPr>
+          <w:lang w:val="zh_TW" w:bidi="zh_TW"/>
+        </w:rPr>
+      </w:r>
+      <w:r>
+        <w:rPr>
+          <w:lang w:val="zh_TW" w:bidi="zh_TW"/>
+        </w:rPr>
+        <w:t>預言（分享來自神的信息）</w:t>
+      </w:r>
+    </w:p>
+    <w:p>
+      <w:pPr>
+        <w:pStyle w:val="ListBullet"/>
+        <w:spacing w:line="240" w:lineRule="auto"/>
+        <w:ind w:left="720"/>
+      </w:pPr>
+      <w:r>
+        <w:rPr>
+          <w:lang w:val="zh_TW" w:bidi="zh_TW"/>
+        </w:rPr>
+      </w:r>
+      <w:r>
+        <w:rPr>
+          <w:lang w:val="zh_TW" w:bidi="zh_TW"/>
+        </w:rPr>
+        <w:t>說方言（說特殊的語言）</w:t>
+      </w:r>
+    </w:p>
+    <w:p>
+      <w:pPr>
+        <w:pStyle w:val="ListBullet"/>
+        <w:spacing w:line="240" w:lineRule="auto"/>
+        <w:ind w:left="720"/>
+      </w:pPr>
+      <w:r>
+        <w:rPr>
+          <w:lang w:val="zh_TW" w:bidi="zh_TW"/>
+        </w:rPr>
+      </w:r>
+      <w:r>
+        <w:rPr>
+          <w:lang w:val="zh_TW" w:bidi="zh_TW"/>
+        </w:rPr>
+        <w:t>翻方言（解釋方言所說的內容）</w:t>
+      </w:r>
+    </w:p>
+    <w:p>
+      <w:pPr>
+        <w:pStyle w:val="ListBullet"/>
+        <w:spacing w:line="240" w:lineRule="auto"/>
+        <w:ind w:left="720"/>
+      </w:pPr>
+      <w:r>
+        <w:rPr>
+          <w:lang w:val="zh_TW" w:bidi="zh_TW"/>
+        </w:rPr>
+      </w:r>
+      <w:r>
+        <w:rPr>
+          <w:lang w:val="zh_TW" w:bidi="zh_TW"/>
+        </w:rPr>
+        <w:t>教導</w:t>
+      </w:r>
+    </w:p>
+    <w:p>
+      <w:pPr/>
+      <w:r>
+        <w:rPr>
+          <w:lang w:val="zh_TW" w:bidi="zh_TW"/>
+        </w:rPr>
+      </w:r>
+      <w:r>
+        <w:rPr>
+          <w:lang w:val="zh_TW" w:bidi="zh_TW"/>
+        </w:rPr>
+        <w:t>當所有教會聚集一起敬拜神時，應該展現出屬靈的合一。</w:t>
+      </w:r>
+    </w:p>
+    <w:p>
+      <w:pPr/>
+      <w:r>
+        <w:rPr>
+          <w:lang w:val="zh_TW" w:bidi="zh_TW"/>
+        </w:rPr>
+      </w:r>
+      <w:r>
+        <w:rPr>
+          <w:i/>
+          <w:lang w:val="zh_TW" w:bidi="zh_TW"/>
+        </w:rPr>
+        <w:t>另見</w:t>
+      </w:r>
+      <w:r>
+        <w:rPr>
+          <w:lang w:val="zh_TW" w:bidi="zh_TW"/>
+        </w:rPr>
+        <w:t xml:space="preserve"> </w:t>
+      </w:r>
+      <w:r>
+        <w:rPr>
+          <w:lang w:val="zh_TW" w:bidi="zh_TW"/>
+        </w:rPr>
+        <w:t>教會</w:t>
+      </w:r>
+      <w:r>
+        <w:rPr>
+          <w:lang w:val="zh_TW" w:bidi="zh_TW"/>
+        </w:rPr>
+        <w:t>。</w:t>
+      </w:r>
+      <w:r>
+        <w:rPr>
+          <w:lang w:val="zh_TW" w:bidi="zh_TW"/>
+        </w:rPr>
+      </w:r>
+      <w:r>
+        <w:rPr>
+          <w:lang w:val="zh_TW" w:bidi="zh_TW"/>
+        </w:rPr>
+      </w:r>
+    </w:p>
+    <w:p>
+      <w:pPr/>
+      <w:r>
+        <w:rPr>
+          <w:lang w:val="zh_TW" w:bidi="zh_TW"/>
+        </w:rPr>
+      </w:r>
+    </w:p>
+    <w:p>
+      <w:pPr>
+        <w:pStyle w:val="Heading2"/>
+      </w:pPr>
+      <w:r>
+        <w:rPr>
+          <w:lang w:val="zh_TW" w:bidi="zh_TW"/>
+        </w:rPr>
+        <w:t>教師</w:t>
+      </w:r>
+      <w:r>
+        <w:rPr>
+          <w:lang w:val="zh_TW" w:bidi="zh_TW"/>
+        </w:rPr>
+      </w:r>
+    </w:p>
+    <w:p>
+      <w:pPr/>
+      <w:r>
+        <w:rPr>
+          <w:lang w:val="zh_TW" w:bidi="zh_TW"/>
+        </w:rPr>
+      </w:r>
+      <w:r>
+        <w:rPr>
+          <w:lang w:val="zh_TW" w:bidi="zh_TW"/>
+        </w:rPr>
+        <w:t>教師保存了一個民族的價值觀和教育，並將這些傳承給下一代。在舊約時代，最早的教師通常是父母（</w:t>
+      </w:r>
+      <w:hyperlink r:id="rId72">
+        <w:r>
+          <w:rPr>
+            <w:lang w:val="zh_TW" w:bidi="zh_TW"/>
+          </w:rPr>
+          <w:rPr>
+            <w:color w:val="0000EE"/>
+            <w:u w:val="single"/>
+          </w:rPr>
+          <w:t>申6:7、20–25</w:t>
+        </w:r>
+      </w:hyperlink>
+      <w:r>
+        <w:rPr>
+          <w:lang w:val="zh_TW" w:bidi="zh_TW"/>
+        </w:rPr>
+        <w:t>，</w:t>
+      </w:r>
+      <w:hyperlink r:id="rId73">
+        <w:r>
+          <w:rPr>
+            <w:lang w:val="zh_TW" w:bidi="zh_TW"/>
+          </w:rPr>
+          <w:rPr>
+            <w:color w:val="0000EE"/>
+            <w:u w:val="single"/>
+          </w:rPr>
+          <w:t>11:19–21</w:t>
+        </w:r>
+      </w:hyperlink>
+      <w:r>
+        <w:rPr>
+          <w:lang w:val="zh_TW" w:bidi="zh_TW"/>
+        </w:rPr>
+        <w:t>）。像摩西和亞倫這樣的領袖負責教導百姓（</w:t>
+      </w:r>
+      <w:hyperlink r:id="rId74">
+        <w:r>
+          <w:rPr>
+            <w:lang w:val="zh_TW" w:bidi="zh_TW"/>
+          </w:rPr>
+          <w:rPr>
+            <w:color w:val="0000EE"/>
+            <w:u w:val="single"/>
+          </w:rPr>
+          <w:t>利10:11</w:t>
+        </w:r>
+      </w:hyperlink>
+      <w:r>
+        <w:rPr>
+          <w:lang w:val="zh_TW" w:bidi="zh_TW"/>
+        </w:rPr>
+        <w:t>）。後來，祭司和利未人也有教導的職責（</w:t>
+      </w:r>
+      <w:hyperlink r:id="rId75">
+        <w:r>
+          <w:rPr>
+            <w:lang w:val="zh_TW" w:bidi="zh_TW"/>
+          </w:rPr>
+          <w:rPr>
+            <w:color w:val="0000EE"/>
+            <w:u w:val="single"/>
+          </w:rPr>
+          <w:t>申24:8</w:t>
+        </w:r>
+      </w:hyperlink>
+      <w:r>
+        <w:rPr>
+          <w:lang w:val="zh_TW" w:bidi="zh_TW"/>
+        </w:rPr>
+        <w:t>，</w:t>
+      </w:r>
+      <w:hyperlink r:id="rId76">
+        <w:r>
+          <w:rPr>
+            <w:lang w:val="zh_TW" w:bidi="zh_TW"/>
+          </w:rPr>
+          <w:rPr>
+            <w:color w:val="0000EE"/>
+            <w:u w:val="single"/>
+          </w:rPr>
+          <w:t>33:8–10</w:t>
         </w:r>
       </w:hyperlink>
       <w:r>
@@ -1805,76 +3055,16 @@
         </w:rPr>
         <w:t>；</w:t>
       </w:r>
-      <w:hyperlink r:id="rId65">
-        <w:r>
-          <w:rPr>
-            <w:lang w:val="zh_TW" w:bidi="zh_TW"/>
-          </w:rPr>
-          <w:rPr>
-            <w:color w:val="0000EE"/>
-            <w:u w:val="single"/>
-          </w:rPr>
-          <w:t>代下19:7</w:t>
-        </w:r>
-      </w:hyperlink>
-      <w:r>
-        <w:rPr>
-          <w:lang w:val="zh_TW" w:bidi="zh_TW"/>
-        </w:rPr>
-        <w:t>）。神應許敬畏祂的人得享長壽（</w:t>
-      </w:r>
-      <w:hyperlink r:id="rId66">
-        <w:r>
-          <w:rPr>
-            <w:lang w:val="zh_TW" w:bidi="zh_TW"/>
-          </w:rPr>
-          <w:rPr>
-            <w:color w:val="0000EE"/>
-            <w:u w:val="single"/>
-          </w:rPr>
-          <w:t>箴10:27，</w:t>
-        </w:r>
-      </w:hyperlink>
-      <w:hyperlink r:id="rId67">
-        <w:r>
-          <w:rPr>
-            <w:lang w:val="zh_TW" w:bidi="zh_TW"/>
-          </w:rPr>
-          <w:rPr>
-            <w:color w:val="0000EE"/>
-            <w:u w:val="single"/>
-          </w:rPr>
-          <w:t>14:27，</w:t>
-        </w:r>
-      </w:hyperlink>
-      <w:hyperlink r:id="rId68">
-        <w:r>
-          <w:rPr>
-            <w:lang w:val="zh_TW" w:bidi="zh_TW"/>
-          </w:rPr>
-          <w:rPr>
-            <w:color w:val="0000EE"/>
-            <w:u w:val="single"/>
-          </w:rPr>
-          <w:t>19:23</w:t>
-        </w:r>
-      </w:hyperlink>
-      <w:r>
-        <w:rPr>
-          <w:lang w:val="zh_TW" w:bidi="zh_TW"/>
-        </w:rPr>
-        <w:t>）。一個敬畏神的家庭在患難時會倚靠耶和華（</w:t>
-      </w:r>
-      <w:hyperlink r:id="rId69">
-        <w:r>
-          <w:rPr>
-            <w:lang w:val="zh_TW" w:bidi="zh_TW"/>
-          </w:rPr>
-          <w:rPr>
-            <w:color w:val="0000EE"/>
-            <w:u w:val="single"/>
-          </w:rPr>
-          <w:t>王下4:1</w:t>
+      <w:hyperlink r:id="rId77">
+        <w:r>
+          <w:rPr>
+            <w:lang w:val="zh_TW" w:bidi="zh_TW"/>
+          </w:rPr>
+          <w:rPr>
+            <w:color w:val="0000EE"/>
+            <w:u w:val="single"/>
+          </w:rPr>
+          <w:t>代下17:7–9</w:t>
         </w:r>
       </w:hyperlink>
       <w:r>
@@ -1883,34 +3073,124 @@
         </w:rPr>
         <w:t>；</w:t>
       </w:r>
-      <w:hyperlink r:id="rId70">
-        <w:r>
-          <w:rPr>
-            <w:lang w:val="zh_TW" w:bidi="zh_TW"/>
-          </w:rPr>
-          <w:rPr>
-            <w:color w:val="0000EE"/>
-            <w:u w:val="single"/>
-          </w:rPr>
-          <w:t>箴14:26</w:t>
-        </w:r>
-      </w:hyperlink>
-      <w:r>
-        <w:rPr>
-          <w:lang w:val="zh_TW" w:bidi="zh_TW"/>
-        </w:rPr>
-        <w:t>）。敬畏耶和華的人有能力遠離罪惡，敬畏耶和華也成為他們的智慧開端（</w:t>
-      </w:r>
-      <w:hyperlink r:id="rId71">
-        <w:r>
-          <w:rPr>
-            <w:lang w:val="zh_TW" w:bidi="zh_TW"/>
-          </w:rPr>
-          <w:rPr>
-            <w:color w:val="0000EE"/>
-            <w:u w:val="single"/>
-          </w:rPr>
-          <w:t>所羅門智訓10:13</w:t>
+      <w:hyperlink r:id="rId78">
+        <w:r>
+          <w:rPr>
+            <w:lang w:val="zh_TW" w:bidi="zh_TW"/>
+          </w:rPr>
+          <w:rPr>
+            <w:color w:val="0000EE"/>
+            <w:u w:val="single"/>
+          </w:rPr>
+          <w:t>拉44:23</w:t>
+        </w:r>
+      </w:hyperlink>
+      <w:r>
+        <w:rPr>
+          <w:lang w:val="zh_TW" w:bidi="zh_TW"/>
+        </w:rPr>
+        <w:t>；</w:t>
+      </w:r>
+      <w:hyperlink r:id="rId79">
+        <w:r>
+          <w:rPr>
+            <w:lang w:val="zh_TW" w:bidi="zh_TW"/>
+          </w:rPr>
+          <w:rPr>
+            <w:color w:val="0000EE"/>
+            <w:u w:val="single"/>
+          </w:rPr>
+          <w:t>彌3:11</w:t>
+        </w:r>
+      </w:hyperlink>
+      <w:r>
+        <w:rPr>
+          <w:lang w:val="zh_TW" w:bidi="zh_TW"/>
+        </w:rPr>
+        <w:t>）。神自己也被認為是一位教師（</w:t>
+      </w:r>
+      <w:hyperlink r:id="rId80">
+        <w:r>
+          <w:rPr>
+            <w:lang w:val="zh_TW" w:bidi="zh_TW"/>
+          </w:rPr>
+          <w:rPr>
+            <w:color w:val="0000EE"/>
+            <w:u w:val="single"/>
+          </w:rPr>
+          <w:t>詩25:8、12</w:t>
+        </w:r>
+      </w:hyperlink>
+      <w:r>
+        <w:rPr>
+          <w:lang w:val="zh_TW" w:bidi="zh_TW"/>
+        </w:rPr>
+        <w:t>，</w:t>
+      </w:r>
+      <w:hyperlink r:id="rId81">
+        <w:r>
+          <w:rPr>
+            <w:lang w:val="zh_TW" w:bidi="zh_TW"/>
+          </w:rPr>
+          <w:rPr>
+            <w:color w:val="0000EE"/>
+            <w:u w:val="single"/>
+          </w:rPr>
+          <w:t>27:11</w:t>
+        </w:r>
+      </w:hyperlink>
+      <w:r>
+        <w:rPr>
+          <w:lang w:val="zh_TW" w:bidi="zh_TW"/>
+        </w:rPr>
+        <w:t>，</w:t>
+      </w:r>
+      <w:hyperlink r:id="rId82">
+        <w:r>
+          <w:rPr>
+            <w:lang w:val="zh_TW" w:bidi="zh_TW"/>
+          </w:rPr>
+          <w:rPr>
+            <w:color w:val="0000EE"/>
+            <w:u w:val="single"/>
+          </w:rPr>
+          <w:t>32:8</w:t>
+        </w:r>
+      </w:hyperlink>
+      <w:r>
+        <w:rPr>
+          <w:lang w:val="zh_TW" w:bidi="zh_TW"/>
+        </w:rPr>
+        <w:t>，</w:t>
+      </w:r>
+      <w:hyperlink r:id="rId83">
+        <w:r>
+          <w:rPr>
+            <w:lang w:val="zh_TW" w:bidi="zh_TW"/>
+          </w:rPr>
+          <w:rPr>
+            <w:color w:val="0000EE"/>
+            <w:u w:val="single"/>
+          </w:rPr>
+          <w:t>86:11</w:t>
+        </w:r>
+      </w:hyperlink>
+      <w:r>
+        <w:rPr>
+          <w:lang w:val="zh_TW" w:bidi="zh_TW"/>
+        </w:rPr>
+        <w:t>；</w:t>
+      </w:r>
+      <w:hyperlink r:id="rId84">
+        <w:r>
+          <w:rPr>
+            <w:lang w:val="zh_TW" w:bidi="zh_TW"/>
+          </w:rPr>
+          <w:rPr>
+            <w:color w:val="0000EE"/>
+            <w:u w:val="single"/>
+          </w:rPr>
+          <w:t>賽2:3</w:t>
         </w:r>
       </w:hyperlink>
       <w:r>
@@ -1931,18 +3211,108 @@
         <w:rPr>
           <w:lang w:val="zh_TW" w:bidi="zh_TW"/>
         </w:rPr>
-        <w:t>在新約聖經中，教導人去愛主和事奉主時，往往同時提到要「敬畏神」（</w:t>
-      </w:r>
-      <w:hyperlink r:id="rId72">
-        <w:r>
-          <w:rPr>
-            <w:lang w:val="zh_TW" w:bidi="zh_TW"/>
-          </w:rPr>
-          <w:rPr>
-            <w:color w:val="0000EE"/>
-            <w:u w:val="single"/>
-          </w:rPr>
-          <w:t>西3:22</w:t>
+        <w:t>在新約中，希臘文中用來表示「教師」的名詞和「教訓（to teach）」的動詞被廣泛使用。施洗約翰被稱為教師（</w:t>
+      </w:r>
+      <w:hyperlink r:id="rId85">
+        <w:r>
+          <w:rPr>
+            <w:lang w:val="zh_TW" w:bidi="zh_TW"/>
+          </w:rPr>
+          <w:rPr>
+            <w:color w:val="0000EE"/>
+            <w:u w:val="single"/>
+          </w:rPr>
+          <w:t>路3:12</w:t>
+        </w:r>
+      </w:hyperlink>
+      <w:r>
+        <w:rPr>
+          <w:lang w:val="zh_TW" w:bidi="zh_TW"/>
+        </w:rPr>
+        <w:t>）。教訓這個詞被用在耶穌身上超過30次（</w:t>
+      </w:r>
+      <w:hyperlink r:id="rId86">
+        <w:r>
+          <w:rPr>
+            <w:lang w:val="zh_TW" w:bidi="zh_TW"/>
+          </w:rPr>
+          <w:rPr>
+            <w:color w:val="0000EE"/>
+            <w:u w:val="single"/>
+          </w:rPr>
+          <w:t>太4:23</w:t>
+        </w:r>
+      </w:hyperlink>
+      <w:r>
+        <w:rPr>
+          <w:lang w:val="zh_TW" w:bidi="zh_TW"/>
+        </w:rPr>
+        <w:t>，</w:t>
+      </w:r>
+      <w:hyperlink r:id="rId87">
+        <w:r>
+          <w:rPr>
+            <w:lang w:val="zh_TW" w:bidi="zh_TW"/>
+          </w:rPr>
+          <w:rPr>
+            <w:color w:val="0000EE"/>
+            <w:u w:val="single"/>
+          </w:rPr>
+          <w:t>5:2</w:t>
+        </w:r>
+      </w:hyperlink>
+      <w:r>
+        <w:rPr>
+          <w:lang w:val="zh_TW" w:bidi="zh_TW"/>
+        </w:rPr>
+        <w:t>，</w:t>
+      </w:r>
+      <w:hyperlink r:id="rId88">
+        <w:r>
+          <w:rPr>
+            <w:lang w:val="zh_TW" w:bidi="zh_TW"/>
+          </w:rPr>
+          <w:rPr>
+            <w:color w:val="0000EE"/>
+            <w:u w:val="single"/>
+          </w:rPr>
+          <w:t>7:29</w:t>
+        </w:r>
+      </w:hyperlink>
+      <w:r>
+        <w:rPr>
+          <w:lang w:val="zh_TW" w:bidi="zh_TW"/>
+        </w:rPr>
+        <w:t>，</w:t>
+      </w:r>
+      <w:hyperlink r:id="rId89">
+        <w:r>
+          <w:rPr>
+            <w:lang w:val="zh_TW" w:bidi="zh_TW"/>
+          </w:rPr>
+          <w:rPr>
+            <w:color w:val="0000EE"/>
+            <w:u w:val="single"/>
+          </w:rPr>
+          <w:t>9:35</w:t>
+        </w:r>
+      </w:hyperlink>
+      <w:r>
+        <w:rPr>
+          <w:lang w:val="zh_TW" w:bidi="zh_TW"/>
+        </w:rPr>
+        <w:t>，</w:t>
+      </w:r>
+      <w:hyperlink r:id="rId90">
+        <w:r>
+          <w:rPr>
+            <w:lang w:val="zh_TW" w:bidi="zh_TW"/>
+          </w:rPr>
+          <w:rPr>
+            <w:color w:val="0000EE"/>
+            <w:u w:val="single"/>
+          </w:rPr>
+          <w:t>11:1</w:t>
         </w:r>
       </w:hyperlink>
       <w:r>
@@ -1951,70 +3321,358 @@
         </w:rPr>
         <w:t>；</w:t>
       </w:r>
-      <w:hyperlink r:id="rId73">
-        <w:r>
-          <w:rPr>
-            <w:lang w:val="zh_TW" w:bidi="zh_TW"/>
-          </w:rPr>
-          <w:rPr>
-            <w:color w:val="0000EE"/>
-            <w:u w:val="single"/>
-          </w:rPr>
-          <w:t>彼前2:17</w:t>
-        </w:r>
-      </w:hyperlink>
-      <w:r>
-        <w:rPr>
-          <w:lang w:val="zh_TW" w:bidi="zh_TW"/>
-        </w:rPr>
-        <w:t>）。在</w:t>
-      </w:r>
-      <w:hyperlink r:id="rId74">
-        <w:r>
-          <w:rPr>
-            <w:lang w:val="zh_TW" w:bidi="zh_TW"/>
-          </w:rPr>
-          <w:rPr>
-            <w:color w:val="0000EE"/>
-            <w:u w:val="single"/>
-          </w:rPr>
-          <w:t>路加福音一章50節</w:t>
-        </w:r>
-      </w:hyperlink>
-      <w:r>
-        <w:rPr>
-          <w:lang w:val="zh_TW" w:bidi="zh_TW"/>
-        </w:rPr>
-        <w:t>中，馬利亞所說的「他憐憫敬畏他的人」是指敬重並順服神。在使徒行傳中，「敬畏神的人」這個術語用來指那些參加猶太會堂聚會的外邦人。保羅把他們另行稱呼：「以色列人和你們這些敬畏神的外邦人」（</w:t>
-      </w:r>
-      <w:hyperlink r:id="rId75">
-        <w:r>
-          <w:rPr>
-            <w:lang w:val="zh_TW" w:bidi="zh_TW"/>
-          </w:rPr>
-          <w:rPr>
-            <w:color w:val="0000EE"/>
-            <w:u w:val="single"/>
-          </w:rPr>
-          <w:t>徒13:16</w:t>
-        </w:r>
-      </w:hyperlink>
-      <w:r>
-        <w:rPr>
-          <w:lang w:val="zh_TW" w:bidi="zh_TW"/>
-        </w:rPr>
-        <w:t>，和合本譯為「以色列人和一切敬畏神的人」）。哥尼流是一個敬畏神的羅馬百夫長，即使他不是猶太人，人們也認為他在神面前行事正直（</w:t>
-      </w:r>
-      <w:hyperlink r:id="rId76">
-        <w:r>
-          <w:rPr>
-            <w:lang w:val="zh_TW" w:bidi="zh_TW"/>
-          </w:rPr>
-          <w:rPr>
-            <w:color w:val="0000EE"/>
-            <w:u w:val="single"/>
-          </w:rPr>
-          <w:t>徒10:2、35</w:t>
+      <w:hyperlink r:id="rId91">
+        <w:r>
+          <w:rPr>
+            <w:lang w:val="zh_TW" w:bidi="zh_TW"/>
+          </w:rPr>
+          <w:rPr>
+            <w:color w:val="0000EE"/>
+            <w:u w:val="single"/>
+          </w:rPr>
+          <w:t>可1:21</w:t>
+        </w:r>
+      </w:hyperlink>
+      <w:r>
+        <w:rPr>
+          <w:lang w:val="zh_TW" w:bidi="zh_TW"/>
+        </w:rPr>
+        <w:t>，</w:t>
+      </w:r>
+      <w:hyperlink r:id="rId92">
+        <w:r>
+          <w:rPr>
+            <w:lang w:val="zh_TW" w:bidi="zh_TW"/>
+          </w:rPr>
+          <w:rPr>
+            <w:color w:val="0000EE"/>
+            <w:u w:val="single"/>
+          </w:rPr>
+          <w:t>2:13</w:t>
+        </w:r>
+      </w:hyperlink>
+      <w:r>
+        <w:rPr>
+          <w:lang w:val="zh_TW" w:bidi="zh_TW"/>
+        </w:rPr>
+        <w:t>，</w:t>
+      </w:r>
+      <w:hyperlink r:id="rId93">
+        <w:r>
+          <w:rPr>
+            <w:lang w:val="zh_TW" w:bidi="zh_TW"/>
+          </w:rPr>
+          <w:rPr>
+            <w:color w:val="0000EE"/>
+            <w:u w:val="single"/>
+          </w:rPr>
+          <w:t>4:1–2</w:t>
+        </w:r>
+      </w:hyperlink>
+      <w:r>
+        <w:rPr>
+          <w:lang w:val="zh_TW" w:bidi="zh_TW"/>
+        </w:rPr>
+        <w:t>，</w:t>
+      </w:r>
+      <w:hyperlink r:id="rId94">
+        <w:r>
+          <w:rPr>
+            <w:lang w:val="zh_TW" w:bidi="zh_TW"/>
+          </w:rPr>
+          <w:rPr>
+            <w:color w:val="0000EE"/>
+            <w:u w:val="single"/>
+          </w:rPr>
+          <w:t>6:2、6、34</w:t>
+        </w:r>
+      </w:hyperlink>
+      <w:r>
+        <w:rPr>
+          <w:lang w:val="zh_TW" w:bidi="zh_TW"/>
+        </w:rPr>
+        <w:t>；</w:t>
+      </w:r>
+      <w:hyperlink r:id="rId95">
+        <w:r>
+          <w:rPr>
+            <w:lang w:val="zh_TW" w:bidi="zh_TW"/>
+          </w:rPr>
+          <w:rPr>
+            <w:color w:val="0000EE"/>
+            <w:u w:val="single"/>
+          </w:rPr>
+          <w:t>路4:15、31</w:t>
+        </w:r>
+      </w:hyperlink>
+      <w:r>
+        <w:rPr>
+          <w:lang w:val="zh_TW" w:bidi="zh_TW"/>
+        </w:rPr>
+        <w:t>，</w:t>
+      </w:r>
+      <w:hyperlink r:id="rId96">
+        <w:r>
+          <w:rPr>
+            <w:lang w:val="zh_TW" w:bidi="zh_TW"/>
+          </w:rPr>
+          <w:rPr>
+            <w:color w:val="0000EE"/>
+            <w:u w:val="single"/>
+          </w:rPr>
+          <w:t>5:3</w:t>
+        </w:r>
+      </w:hyperlink>
+      <w:r>
+        <w:rPr>
+          <w:lang w:val="zh_TW" w:bidi="zh_TW"/>
+        </w:rPr>
+        <w:t>，</w:t>
+      </w:r>
+      <w:hyperlink r:id="rId97">
+        <w:r>
+          <w:rPr>
+            <w:lang w:val="zh_TW" w:bidi="zh_TW"/>
+          </w:rPr>
+          <w:rPr>
+            <w:color w:val="0000EE"/>
+            <w:u w:val="single"/>
+          </w:rPr>
+          <w:t>6:6</w:t>
+        </w:r>
+      </w:hyperlink>
+      <w:r>
+        <w:rPr>
+          <w:lang w:val="zh_TW" w:bidi="zh_TW"/>
+        </w:rPr>
+        <w:t>；</w:t>
+      </w:r>
+      <w:hyperlink r:id="rId98">
+        <w:r>
+          <w:rPr>
+            <w:lang w:val="zh_TW" w:bidi="zh_TW"/>
+          </w:rPr>
+          <w:rPr>
+            <w:color w:val="0000EE"/>
+            <w:u w:val="single"/>
+          </w:rPr>
+          <w:t>約6:59</w:t>
+        </w:r>
+      </w:hyperlink>
+      <w:r>
+        <w:rPr>
+          <w:lang w:val="zh_TW" w:bidi="zh_TW"/>
+        </w:rPr>
+        <w:t>，</w:t>
+      </w:r>
+      <w:hyperlink r:id="rId99">
+        <w:r>
+          <w:rPr>
+            <w:lang w:val="zh_TW" w:bidi="zh_TW"/>
+          </w:rPr>
+          <w:rPr>
+            <w:color w:val="0000EE"/>
+            <w:u w:val="single"/>
+          </w:rPr>
+          <w:t>7:14、28</w:t>
+        </w:r>
+      </w:hyperlink>
+      <w:r>
+        <w:rPr>
+          <w:lang w:val="zh_TW" w:bidi="zh_TW"/>
+        </w:rPr>
+        <w:t>；等等）。人們認為祂的教導有權柄（</w:t>
+      </w:r>
+      <w:hyperlink r:id="rId88">
+        <w:r>
+          <w:rPr>
+            <w:lang w:val="zh_TW" w:bidi="zh_TW"/>
+          </w:rPr>
+          <w:rPr>
+            <w:color w:val="0000EE"/>
+            <w:u w:val="single"/>
+          </w:rPr>
+          <w:t>太7:29</w:t>
+        </w:r>
+      </w:hyperlink>
+      <w:r>
+        <w:rPr>
+          <w:lang w:val="zh_TW" w:bidi="zh_TW"/>
+        </w:rPr>
+        <w:t>；</w:t>
+      </w:r>
+      <w:hyperlink r:id="rId100">
+        <w:r>
+          <w:rPr>
+            <w:lang w:val="zh_TW" w:bidi="zh_TW"/>
+          </w:rPr>
+          <w:rPr>
+            <w:color w:val="0000EE"/>
+            <w:u w:val="single"/>
+          </w:rPr>
+          <w:t>可1:22</w:t>
+        </w:r>
+      </w:hyperlink>
+      <w:r>
+        <w:rPr>
+          <w:lang w:val="zh_TW" w:bidi="zh_TW"/>
+        </w:rPr>
+        <w:t>；</w:t>
+      </w:r>
+      <w:hyperlink r:id="rId101">
+        <w:r>
+          <w:rPr>
+            <w:lang w:val="zh_TW" w:bidi="zh_TW"/>
+          </w:rPr>
+          <w:rPr>
+            <w:color w:val="0000EE"/>
+            <w:u w:val="single"/>
+          </w:rPr>
+          <w:t>路4:32</w:t>
+        </w:r>
+      </w:hyperlink>
+      <w:r>
+        <w:rPr>
+          <w:lang w:val="zh_TW" w:bidi="zh_TW"/>
+        </w:rPr>
+        <w:t>）。甚至當耶穌12歲時，祂已經與聖殿中的律法教師深入對話（</w:t>
+      </w:r>
+      <w:hyperlink r:id="rId102">
+        <w:r>
+          <w:rPr>
+            <w:lang w:val="zh_TW" w:bidi="zh_TW"/>
+          </w:rPr>
+          <w:rPr>
+            <w:color w:val="0000EE"/>
+            <w:u w:val="single"/>
+          </w:rPr>
+          <w:t>路2:46</w:t>
+        </w:r>
+      </w:hyperlink>
+      <w:r>
+        <w:rPr>
+          <w:lang w:val="zh_TW" w:bidi="zh_TW"/>
+        </w:rPr>
+        <w:t>）。這些教法師經常與法利賽人聯繫在一起（</w:t>
+      </w:r>
+      <w:hyperlink r:id="rId103">
+        <w:r>
+          <w:rPr>
+            <w:lang w:val="zh_TW" w:bidi="zh_TW"/>
+          </w:rPr>
+          <w:rPr>
+            <w:color w:val="0000EE"/>
+            <w:u w:val="single"/>
+          </w:rPr>
+          <w:t>5:17</w:t>
+        </w:r>
+      </w:hyperlink>
+      <w:r>
+        <w:rPr>
+          <w:lang w:val="zh_TW" w:bidi="zh_TW"/>
+        </w:rPr>
+        <w:t>）。迦瑪列是法利賽人並且是一位教法師（</w:t>
+      </w:r>
+      <w:hyperlink r:id="rId104">
+        <w:r>
+          <w:rPr>
+            <w:lang w:val="zh_TW" w:bidi="zh_TW"/>
+          </w:rPr>
+          <w:rPr>
+            <w:color w:val="0000EE"/>
+            <w:u w:val="single"/>
+          </w:rPr>
+          <w:t>徒5:34</w:t>
+        </w:r>
+      </w:hyperlink>
+      <w:r>
+        <w:rPr>
+          <w:lang w:val="zh_TW" w:bidi="zh_TW"/>
+        </w:rPr>
+        <w:t>）。「拉比」這個詞經常用來表示教師，並且拉比受人極大的尊敬。在早期教會中，教師受到廣泛地認可（</w:t>
+      </w:r>
+      <w:hyperlink r:id="rId105">
+        <w:r>
+          <w:rPr>
+            <w:lang w:val="zh_TW" w:bidi="zh_TW"/>
+          </w:rPr>
+          <w:rPr>
+            <w:color w:val="0000EE"/>
+            <w:u w:val="single"/>
+          </w:rPr>
+          <w:t>徒13:1</w:t>
+        </w:r>
+      </w:hyperlink>
+      <w:r>
+        <w:rPr>
+          <w:lang w:val="zh_TW" w:bidi="zh_TW"/>
+        </w:rPr>
+        <w:t>；</w:t>
+      </w:r>
+      <w:hyperlink r:id="rId106">
+        <w:r>
+          <w:rPr>
+            <w:lang w:val="zh_TW" w:bidi="zh_TW"/>
+          </w:rPr>
+          <w:rPr>
+            <w:color w:val="0000EE"/>
+            <w:u w:val="single"/>
+          </w:rPr>
+          <w:t>林前12:28–29</w:t>
+        </w:r>
+      </w:hyperlink>
+      <w:r>
+        <w:rPr>
+          <w:lang w:val="zh_TW" w:bidi="zh_TW"/>
+        </w:rPr>
+        <w:t>；</w:t>
+      </w:r>
+      <w:hyperlink r:id="rId107">
+        <w:r>
+          <w:rPr>
+            <w:lang w:val="zh_TW" w:bidi="zh_TW"/>
+          </w:rPr>
+          <w:rPr>
+            <w:color w:val="0000EE"/>
+            <w:u w:val="single"/>
+          </w:rPr>
+          <w:t>弗4:11</w:t>
+        </w:r>
+      </w:hyperlink>
+      <w:r>
+        <w:rPr>
+          <w:lang w:val="zh_TW" w:bidi="zh_TW"/>
+        </w:rPr>
+        <w:t>；</w:t>
+      </w:r>
+      <w:hyperlink r:id="rId108">
+        <w:r>
+          <w:rPr>
+            <w:lang w:val="zh_TW" w:bidi="zh_TW"/>
+          </w:rPr>
+          <w:rPr>
+            <w:color w:val="0000EE"/>
+            <w:u w:val="single"/>
+          </w:rPr>
+          <w:t>提後1:11</w:t>
+        </w:r>
+      </w:hyperlink>
+      <w:r>
+        <w:rPr>
+          <w:lang w:val="zh_TW" w:bidi="zh_TW"/>
+        </w:rPr>
+        <w:t>；</w:t>
+      </w:r>
+      <w:hyperlink r:id="rId109">
+        <w:r>
+          <w:rPr>
+            <w:lang w:val="zh_TW" w:bidi="zh_TW"/>
+          </w:rPr>
+          <w:rPr>
+            <w:color w:val="0000EE"/>
+            <w:u w:val="single"/>
+          </w:rPr>
+          <w:t>雅3:1</w:t>
         </w:r>
       </w:hyperlink>
       <w:r>
@@ -2023,30 +3681,343 @@
         </w:rPr>
         <w:t>）。</w:t>
       </w:r>
-    </w:p>
-    <w:p>
-      <w:pPr/>
-      <w:r>
-        <w:rPr>
-          <w:lang w:val="zh_TW" w:bidi="zh_TW"/>
-        </w:rPr>
-      </w:r>
-      <w:r>
-        <w:rPr>
-          <w:lang w:val="zh_TW" w:bidi="zh_TW"/>
-        </w:rPr>
-        <w:t>舊約聖經與新約聖經（</w:t>
-      </w:r>
-      <w:hyperlink r:id="rId77">
-        <w:r>
-          <w:rPr>
-            <w:lang w:val="zh_TW" w:bidi="zh_TW"/>
-          </w:rPr>
-          <w:rPr>
-            <w:color w:val="0000EE"/>
-            <w:u w:val="single"/>
-          </w:rPr>
-          <w:t>創3:10</w:t>
+      <w:r>
+        <w:rPr>
+          <w:lang w:val="zh_TW" w:bidi="zh_TW"/>
+        </w:rPr>
+      </w:r>
+      <w:r>
+        <w:rPr>
+          <w:lang w:val="zh_TW" w:bidi="zh_TW"/>
+        </w:rPr>
+      </w:r>
+    </w:p>
+    <w:p>
+      <w:pPr/>
+      <w:r>
+        <w:rPr>
+          <w:lang w:val="zh_TW" w:bidi="zh_TW"/>
+        </w:rPr>
+      </w:r>
+    </w:p>
+    <w:p>
+      <w:pPr>
+        <w:pStyle w:val="Heading2"/>
+      </w:pPr>
+      <w:r>
+        <w:rPr>
+          <w:lang w:val="zh_TW" w:bidi="zh_TW"/>
+        </w:rPr>
+        <w:t>教育</w:t>
+      </w:r>
+      <w:r>
+        <w:rPr>
+          <w:lang w:val="zh_TW" w:bidi="zh_TW"/>
+        </w:rPr>
+      </w:r>
+    </w:p>
+    <w:p>
+      <w:pPr/>
+      <w:r>
+        <w:rPr>
+          <w:lang w:val="zh_TW" w:bidi="zh_TW"/>
+        </w:rPr>
+      </w:r>
+      <w:r>
+        <w:rPr>
+          <w:lang w:val="zh_TW" w:bidi="zh_TW"/>
+        </w:rPr>
+        <w:t>教育或接受教育的行為或過程。猶太教育的最初目的，是教導兒童認識並理解他們與神的特殊關係，教導他們事奉神，並教導他們如何過聖潔的生活。後來的猶太教育，包括品格發展和屬神子民的歷史（特別是通過重述神的拯救作為）。由於這樣的教育，猶太人熟知摩西律法和自己的歷史，因此在外邦勢力統治的時期，他們仍然能夠保持民族自豪感。在現代，他們重新建立了自己的國家（公元1948年）。</w:t>
+      </w:r>
+    </w:p>
+    <w:p>
+      <w:pPr/>
+      <w:r>
+        <w:rPr>
+          <w:lang w:val="zh_TW" w:bidi="zh_TW"/>
+        </w:rPr>
+      </w:r>
+      <w:r>
+        <w:rPr>
+          <w:lang w:val="zh_TW" w:bidi="zh_TW"/>
+        </w:rPr>
+        <w:t>概述</w:t>
+      </w:r>
+    </w:p>
+    <w:p>
+      <w:pPr>
+        <w:pStyle w:val="ListBullet"/>
+        <w:spacing w:line="240" w:lineRule="auto"/>
+        <w:ind w:left="720"/>
+      </w:pPr>
+      <w:r>
+        <w:rPr>
+          <w:lang w:val="zh_TW" w:bidi="zh_TW"/>
+        </w:rPr>
+      </w:r>
+      <w:r>
+        <w:rPr>
+          <w:lang w:val="zh_TW" w:bidi="zh_TW"/>
+        </w:rPr>
+        <w:t>家庭教育</w:t>
+      </w:r>
+    </w:p>
+    <w:p>
+      <w:pPr>
+        <w:pStyle w:val="ListBullet"/>
+        <w:spacing w:line="240" w:lineRule="auto"/>
+        <w:ind w:left="720"/>
+      </w:pPr>
+      <w:r>
+        <w:rPr>
+          <w:lang w:val="zh_TW" w:bidi="zh_TW"/>
+        </w:rPr>
+      </w:r>
+      <w:r>
+        <w:rPr>
+          <w:lang w:val="zh_TW" w:bidi="zh_TW"/>
+        </w:rPr>
+        <w:t>宗教教育</w:t>
+      </w:r>
+    </w:p>
+    <w:p>
+      <w:pPr>
+        <w:pStyle w:val="ListBullet"/>
+        <w:spacing w:line="240" w:lineRule="auto"/>
+        <w:ind w:left="720"/>
+      </w:pPr>
+      <w:r>
+        <w:rPr>
+          <w:lang w:val="zh_TW" w:bidi="zh_TW"/>
+        </w:rPr>
+      </w:r>
+      <w:r>
+        <w:rPr>
+          <w:lang w:val="zh_TW" w:bidi="zh_TW"/>
+        </w:rPr>
+        <w:t>正規教育</w:t>
+      </w:r>
+    </w:p>
+    <w:p>
+      <w:pPr>
+        <w:pStyle w:val="ListBullet"/>
+        <w:spacing w:line="240" w:lineRule="auto"/>
+        <w:ind w:left="720"/>
+      </w:pPr>
+      <w:r>
+        <w:rPr>
+          <w:lang w:val="zh_TW" w:bidi="zh_TW"/>
+        </w:rPr>
+      </w:r>
+      <w:r>
+        <w:rPr>
+          <w:lang w:val="zh_TW" w:bidi="zh_TW"/>
+        </w:rPr>
+        <w:t>猶太人的讀寫能力</w:t>
+      </w:r>
+    </w:p>
+    <w:p>
+      <w:pPr>
+        <w:pStyle w:val="ListBullet"/>
+        <w:spacing w:line="240" w:lineRule="auto"/>
+        <w:ind w:left="720"/>
+      </w:pPr>
+      <w:r>
+        <w:rPr>
+          <w:lang w:val="zh_TW" w:bidi="zh_TW"/>
+        </w:rPr>
+      </w:r>
+      <w:r>
+        <w:rPr>
+          <w:lang w:val="zh_TW" w:bidi="zh_TW"/>
+        </w:rPr>
+        <w:t>周邊文化中的教育</w:t>
+      </w:r>
+    </w:p>
+    <w:p>
+      <w:pPr>
+        <w:pStyle w:val="Heading3"/>
+      </w:pPr>
+      <w:r>
+        <w:rPr>
+          <w:lang w:val="zh_TW" w:bidi="zh_TW"/>
+        </w:rPr>
+        <w:t>家庭教育</w:t>
+      </w:r>
+    </w:p>
+    <w:p>
+      <w:pPr/>
+      <w:r>
+        <w:rPr>
+          <w:lang w:val="zh_TW" w:bidi="zh_TW"/>
+        </w:rPr>
+      </w:r>
+      <w:r>
+        <w:rPr>
+          <w:lang w:val="zh_TW" w:bidi="zh_TW"/>
+        </w:rPr>
+        <w:t>猶太人重視教育，源自孩子在猶太家庭的重要價值，生養孩子是極大的喜樂和獎賞（</w:t>
+      </w:r>
+      <w:hyperlink r:id="rId110">
+        <w:r>
+          <w:rPr>
+            <w:lang w:val="zh_TW" w:bidi="zh_TW"/>
+          </w:rPr>
+          <w:rPr>
+            <w:color w:val="0000EE"/>
+            <w:u w:val="single"/>
+          </w:rPr>
+          <w:t>詩127:3–5</w:t>
+        </w:r>
+      </w:hyperlink>
+      <w:r>
+        <w:rPr>
+          <w:lang w:val="zh_TW" w:bidi="zh_TW"/>
+        </w:rPr>
+        <w:t>）。從孩子懂得說話後不久，家庭教育便會開始，並肯定不會遲於三歲。父母會教導孩子禱告和歌曲，孩子通過不斷重複來學習，就像今天的孩子學習童謠一樣。</w:t>
+      </w:r>
+    </w:p>
+    <w:p>
+      <w:pPr/>
+      <w:r>
+        <w:rPr>
+          <w:lang w:val="zh_TW" w:bidi="zh_TW"/>
+        </w:rPr>
+      </w:r>
+      <w:r>
+        <w:rPr>
+          <w:lang w:val="zh_TW" w:bidi="zh_TW"/>
+        </w:rPr>
+        <w:t>在家中，孩子開始會注意到某些宗教物品和象徵，又會受到鼓勵，詢問每年一度逾越節禮儀的意義（</w:t>
+      </w:r>
+      <w:hyperlink r:id="rId111">
+        <w:r>
+          <w:rPr>
+            <w:lang w:val="zh_TW" w:bidi="zh_TW"/>
+          </w:rPr>
+          <w:rPr>
+            <w:color w:val="0000EE"/>
+            <w:u w:val="single"/>
+          </w:rPr>
+          <w:t>出12:26</w:t>
+        </w:r>
+      </w:hyperlink>
+      <w:r>
+        <w:rPr>
+          <w:lang w:val="zh_TW" w:bidi="zh_TW"/>
+        </w:rPr>
+        <w:t>），在整個希伯來歷史中，逾越節禮儀一直是基本的教導方式，向人們解釋神在人類生命中施行的大能，有何性質和意義。孩子們無疑會對自己接觸到的物品產生疑問，無論是聖所或聖殿崇拜中使用的聖物、裝飾品或衣物，還是日常生活中的普通物品。</w:t>
+      </w:r>
+    </w:p>
+    <w:p>
+      <w:pPr/>
+      <w:r>
+        <w:rPr>
+          <w:lang w:val="zh_TW" w:bidi="zh_TW"/>
+        </w:rPr>
+      </w:r>
+      <w:r>
+        <w:rPr>
+          <w:lang w:val="zh_TW" w:bidi="zh_TW"/>
+        </w:rPr>
+        <w:t>父母教育孩子的責任有明確規定，父親有責任教導兒子認識宗教和希伯來人歷史，還特別需要教兒子一門手藝，通常是自己的手藝，因為人們認為，沒有手藝的男孩就終其一生被訓練成為小偷。父親的其他責任，包括為兒子找妻子和教他游泳。</w:t>
+      </w:r>
+    </w:p>
+    <w:p>
+      <w:pPr/>
+      <w:r>
+        <w:rPr>
+          <w:lang w:val="zh_TW" w:bidi="zh_TW"/>
+        </w:rPr>
+      </w:r>
+      <w:r>
+        <w:rPr>
+          <w:lang w:val="zh_TW" w:bidi="zh_TW"/>
+        </w:rPr>
+        <w:t>拉比們認為，婦女不能學習律法，因為她們「頭腦輕浮」。儘管如此，聖經中具有影響力的婦女包括底波拉（</w:t>
+      </w:r>
+      <w:hyperlink r:id="rId112">
+        <w:r>
+          <w:rPr>
+            <w:lang w:val="zh_TW" w:bidi="zh_TW"/>
+          </w:rPr>
+          <w:rPr>
+            <w:color w:val="0000EE"/>
+            <w:u w:val="single"/>
+          </w:rPr>
+          <w:t>士4:4–5</w:t>
+        </w:r>
+      </w:hyperlink>
+      <w:r>
+        <w:rPr>
+          <w:lang w:val="zh_TW" w:bidi="zh_TW"/>
+        </w:rPr>
+        <w:t>）、雅億（</w:t>
+      </w:r>
+      <w:hyperlink r:id="rId113">
+        <w:r>
+          <w:rPr>
+            <w:lang w:val="zh_TW" w:bidi="zh_TW"/>
+          </w:rPr>
+          <w:rPr>
+            <w:color w:val="0000EE"/>
+            <w:u w:val="single"/>
+          </w:rPr>
+          <w:t>18–24</w:t>
+        </w:r>
+      </w:hyperlink>
+      <w:r>
+        <w:rPr>
+          <w:lang w:val="zh_TW" w:bidi="zh_TW"/>
+        </w:rPr>
+        <w:t>節）、提哥亞的聰明婦人（</w:t>
+      </w:r>
+      <w:hyperlink r:id="rId114">
+        <w:r>
+          <w:rPr>
+            <w:lang w:val="zh_TW" w:bidi="zh_TW"/>
+          </w:rPr>
+          <w:rPr>
+            <w:color w:val="0000EE"/>
+            <w:u w:val="single"/>
+          </w:rPr>
+          <w:t>撒下14:2–20</w:t>
+        </w:r>
+      </w:hyperlink>
+      <w:r>
+        <w:rPr>
+          <w:lang w:val="zh_TW" w:bidi="zh_TW"/>
+        </w:rPr>
+        <w:t>）、亞伯的聰明婦人（</w:t>
+      </w:r>
+      <w:hyperlink r:id="rId115">
+        <w:r>
+          <w:rPr>
+            <w:lang w:val="zh_TW" w:bidi="zh_TW"/>
+          </w:rPr>
+          <w:rPr>
+            <w:color w:val="0000EE"/>
+            <w:u w:val="single"/>
+          </w:rPr>
+          <w:t>20:16–22</w:t>
+        </w:r>
+      </w:hyperlink>
+      <w:r>
+        <w:rPr>
+          <w:lang w:val="zh_TW" w:bidi="zh_TW"/>
+        </w:rPr>
+        <w:t>）、羅以、友妮基和百基拉（</w:t>
+      </w:r>
+      <w:hyperlink r:id="rId116">
+        <w:r>
+          <w:rPr>
+            <w:lang w:val="zh_TW" w:bidi="zh_TW"/>
+          </w:rPr>
+          <w:rPr>
+            <w:color w:val="0000EE"/>
+            <w:u w:val="single"/>
+          </w:rPr>
+          <w:t>徒18:2</w:t>
         </w:r>
       </w:hyperlink>
       <w:r>
@@ -2055,16 +4026,16 @@
         </w:rPr>
         <w:t>；</w:t>
       </w:r>
-      <w:hyperlink r:id="rId78">
-        <w:r>
-          <w:rPr>
-            <w:lang w:val="zh_TW" w:bidi="zh_TW"/>
-          </w:rPr>
-          <w:rPr>
-            <w:color w:val="0000EE"/>
-            <w:u w:val="single"/>
-          </w:rPr>
-          <w:t>申9:19</w:t>
+      <w:hyperlink r:id="rId117">
+        <w:r>
+          <w:rPr>
+            <w:lang w:val="zh_TW" w:bidi="zh_TW"/>
+          </w:rPr>
+          <w:rPr>
+            <w:color w:val="0000EE"/>
+            <w:u w:val="single"/>
+          </w:rPr>
+          <w:t>羅16:3</w:t>
         </w:r>
       </w:hyperlink>
       <w:r>
@@ -2073,28 +4044,16 @@
         </w:rPr>
         <w:t>；</w:t>
       </w:r>
-      <w:hyperlink r:id="rId79">
-        <w:r>
-          <w:rPr>
-            <w:lang w:val="zh_TW" w:bidi="zh_TW"/>
-          </w:rPr>
-          <w:rPr>
-            <w:color w:val="0000EE"/>
-            <w:u w:val="single"/>
-          </w:rPr>
-          <w:t>伯6:4，</w:t>
-        </w:r>
-      </w:hyperlink>
-      <w:hyperlink r:id="rId80">
-        <w:r>
-          <w:rPr>
-            <w:lang w:val="zh_TW" w:bidi="zh_TW"/>
-          </w:rPr>
-          <w:rPr>
-            <w:color w:val="0000EE"/>
-            <w:u w:val="single"/>
-          </w:rPr>
-          <w:t>9:28–29</w:t>
+      <w:hyperlink r:id="rId55">
+        <w:r>
+          <w:rPr>
+            <w:lang w:val="zh_TW" w:bidi="zh_TW"/>
+          </w:rPr>
+          <w:rPr>
+            <w:color w:val="0000EE"/>
+            <w:u w:val="single"/>
+          </w:rPr>
+          <w:t>林前16:19</w:t>
         </w:r>
       </w:hyperlink>
       <w:r>
@@ -2103,16 +4062,247 @@
         </w:rPr>
         <w:t>；</w:t>
       </w:r>
-      <w:hyperlink r:id="rId81">
-        <w:r>
-          <w:rPr>
-            <w:lang w:val="zh_TW" w:bidi="zh_TW"/>
-          </w:rPr>
-          <w:rPr>
-            <w:color w:val="0000EE"/>
-            <w:u w:val="single"/>
-          </w:rPr>
-          <w:t>詩76:8</w:t>
+      <w:hyperlink r:id="rId118">
+        <w:r>
+          <w:rPr>
+            <w:lang w:val="zh_TW" w:bidi="zh_TW"/>
+          </w:rPr>
+          <w:rPr>
+            <w:color w:val="0000EE"/>
+            <w:u w:val="single"/>
+          </w:rPr>
+          <w:t>提後1:5</w:t>
+        </w:r>
+      </w:hyperlink>
+      <w:r>
+        <w:rPr>
+          <w:lang w:val="zh_TW" w:bidi="zh_TW"/>
+        </w:rPr>
+        <w:t>）。</w:t>
+      </w:r>
+    </w:p>
+    <w:p>
+      <w:pPr/>
+      <w:r>
+        <w:rPr>
+          <w:lang w:val="zh_TW" w:bidi="zh_TW"/>
+        </w:rPr>
+      </w:r>
+      <w:r>
+        <w:rPr>
+          <w:lang w:val="zh_TW" w:bidi="zh_TW"/>
+        </w:rPr>
+        <w:t>猶太人的母親在孩子教育上（尤其是早期），扮演相當重要的角色。人們期望母親協助教導兒子，但她的主要責任是訓練女兒。由於女兒受重視的程度不及兒子，因此女孩的教育完全在家中進行，母親就負責教育女兒成為出色的家庭主婦：順從、能幹和賢德的妻子。女孩學習烹飪、紡紗、織布、染色、照顧孩子和管理僕人的技巧，也會學習如何磨穀，有時又幫忙收割。偶爾她們需要幫忙看守葡萄園，如果她們沒有兄弟，或許還要幫忙照顧羊群。</w:t>
+      </w:r>
+    </w:p>
+    <w:p>
+      <w:pPr/>
+      <w:r>
+        <w:rPr>
+          <w:lang w:val="zh_TW" w:bidi="zh_TW"/>
+        </w:rPr>
+      </w:r>
+      <w:r>
+        <w:rPr>
+          <w:lang w:val="zh_TW" w:bidi="zh_TW"/>
+        </w:rPr>
+        <w:t>女孩可以學習音樂和舞蹈，並要保持儀態，持守高尚的道德標準。她們學習閱讀，有些還學會寫字和計算度量衡。在特殊情況下，女孩可能會在家中接受私人教師的進階教育。</w:t>
+      </w:r>
+    </w:p>
+    <w:p>
+      <w:pPr/>
+      <w:r>
+        <w:rPr>
+          <w:lang w:val="zh_TW" w:bidi="zh_TW"/>
+        </w:rPr>
+      </w:r>
+      <w:r>
+        <w:rPr>
+          <w:lang w:val="zh_TW" w:bidi="zh_TW"/>
+        </w:rPr>
+        <w:t>即使教育完全以家庭為中心，大多數富有的孩子，尤其是皇室子女，很可能會由私人教師來教授，這延續了其他近東民族的傳統。</w:t>
+      </w:r>
+    </w:p>
+    <w:p>
+      <w:pPr>
+        <w:pStyle w:val="Heading3"/>
+      </w:pPr>
+      <w:r>
+        <w:rPr>
+          <w:lang w:val="zh_TW" w:bidi="zh_TW"/>
+        </w:rPr>
+        <w:t>宗教教育</w:t>
+      </w:r>
+    </w:p>
+    <w:p>
+      <w:pPr/>
+      <w:r>
+        <w:rPr>
+          <w:lang w:val="zh_TW" w:bidi="zh_TW"/>
+        </w:rPr>
+      </w:r>
+      <w:r>
+        <w:rPr>
+          <w:lang w:val="zh_TW" w:bidi="zh_TW"/>
+        </w:rPr>
+        <w:t>孩子們在年幼時就要跟隨父母參加宗教儀式。在重大節期中，他們會聽到猶太歷史上重要事件的介紹。猶太人作為一個農業民族，相信農業知識是神所啟示，並且認為耕種土地是基本的人類責任。與部分近東民族一樣，他們認為土地屬於神，人只是租戶。如果莊稼歉收，那是因為神沒有降雨，其唯一原因就是百姓犯罪。</w:t>
+      </w:r>
+    </w:p>
+    <w:p>
+      <w:pPr/>
+      <w:r>
+        <w:rPr>
+          <w:lang w:val="zh_TW" w:bidi="zh_TW"/>
+        </w:rPr>
+      </w:r>
+      <w:r>
+        <w:rPr>
+          <w:lang w:val="zh_TW" w:bidi="zh_TW"/>
+        </w:rPr>
+        <w:t>逾越節、五旬節和住棚節的慶祝活動，都與收成有關。整個聖經時期，這些節期始終與農耕季節緊密相連。這些場合成為教導孩子們的機會，他們會從中了解到，逾越節是為了紀念祖先從埃及的奴役中得著拯救；五旬節則是猶太人紀念神在西奈山上，將律法賜給摩西的時刻。住棚節的時候，人們會用樹枝搭建綠色帳棚，象徵在猶太人前往應許之地的漫長旅程中，神對他們的信實。</w:t>
+      </w:r>
+    </w:p>
+    <w:p>
+      <w:pPr/>
+      <w:r>
+        <w:rPr>
+          <w:lang w:val="zh_TW" w:bidi="zh_TW"/>
+        </w:rPr>
+      </w:r>
+      <w:r>
+        <w:rPr>
+          <w:lang w:val="zh_TW" w:bidi="zh_TW"/>
+        </w:rPr>
+        <w:t>逾越節禮儀是一個用作教學工具的範例。這三大節期中，逾越節的起源跟收成的關係最小。逾越節後，就是為期七天的無酵節（</w:t>
+      </w:r>
+      <w:hyperlink r:id="rId119">
+        <w:r>
+          <w:rPr>
+            <w:lang w:val="zh_TW" w:bidi="zh_TW"/>
+          </w:rPr>
+          <w:rPr>
+            <w:color w:val="0000EE"/>
+            <w:u w:val="single"/>
+          </w:rPr>
+          <w:t>利23:6</w:t>
+        </w:r>
+      </w:hyperlink>
+      <w:r>
+        <w:rPr>
+          <w:lang w:val="zh_TW" w:bidi="zh_TW"/>
+        </w:rPr>
+        <w:t>），是與四月開始的大麥收成季節相關。（以色列人就在那年的這個時間逃出埃及。）</w:t>
+      </w:r>
+    </w:p>
+    <w:p>
+      <w:pPr/>
+      <w:r>
+        <w:rPr>
+          <w:lang w:val="zh_TW" w:bidi="zh_TW"/>
+        </w:rPr>
+      </w:r>
+      <w:r>
+        <w:rPr>
+          <w:lang w:val="zh_TW" w:bidi="zh_TW"/>
+        </w:rPr>
+        <w:t>在逾越節儀式中，祭司會拿起初熟大麥中的一捆，向耶和華搖一搖（</w:t>
+      </w:r>
+      <w:hyperlink r:id="rId120">
+        <w:r>
+          <w:rPr>
+            <w:lang w:val="zh_TW" w:bidi="zh_TW"/>
+          </w:rPr>
+          <w:rPr>
+            <w:color w:val="0000EE"/>
+            <w:u w:val="single"/>
+          </w:rPr>
+          <w:t>利23:9–11</w:t>
+        </w:r>
+      </w:hyperlink>
+      <w:r>
+        <w:rPr>
+          <w:lang w:val="zh_TW" w:bidi="zh_TW"/>
+        </w:rPr>
+        <w:t>）。在此之前，男子都會隨機選擇一塊大麥田，捆綁部分最好的禾束，將之豎立田中。次日晚上，三個男子會帶著鐮刀和籃子來到田地，割下那些先前準備好的禾束。當旁觀者（包括孩子們）聚集觀看儀式時，割麥者會向群眾提出若干傳統問題；孩子們年復一年見證這個儀式，並聽到問題的答案。大麥收割之後，會送到聖殿院子裡打穀和簸揚，部分大麥會混合油和香料作為供物，剩下的則會分給祭司。</w:t>
+      </w:r>
+    </w:p>
+    <w:p>
+      <w:pPr>
+        <w:pStyle w:val="Heading3"/>
+      </w:pPr>
+      <w:r>
+        <w:rPr>
+          <w:lang w:val="zh_TW" w:bidi="zh_TW"/>
+        </w:rPr>
+        <w:t>正規教育</w:t>
+      </w:r>
+    </w:p>
+    <w:p>
+      <w:pPr/>
+      <w:r>
+        <w:rPr>
+          <w:lang w:val="zh_TW" w:bidi="zh_TW"/>
+        </w:rPr>
+      </w:r>
+      <w:r>
+        <w:rPr>
+          <w:lang w:val="zh_TW" w:bidi="zh_TW"/>
+        </w:rPr>
+        <w:t>聖經時期的猶太教育，幫助猶太人了解律法、學習猶太民族的歷史，並掌握閱讀、寫作及一定程度的算術。此外，有時還會附帶一些知識，比如某些草藥的藥用價值（見</w:t>
+      </w:r>
+      <w:hyperlink r:id="rId121">
+        <w:r>
+          <w:rPr>
+            <w:lang w:val="zh_TW" w:bidi="zh_TW"/>
+          </w:rPr>
+          <w:rPr>
+            <w:color w:val="0000EE"/>
+            <w:u w:val="single"/>
+          </w:rPr>
+          <w:t>王上4:33</w:t>
+        </w:r>
+      </w:hyperlink>
+      <w:r>
+        <w:rPr>
+          <w:lang w:val="zh_TW" w:bidi="zh_TW"/>
+        </w:rPr>
+        <w:t>）。</w:t>
+      </w:r>
+    </w:p>
+    <w:p>
+      <w:pPr>
+        <w:pStyle w:val="Heading4"/>
+      </w:pPr>
+      <w:r>
+        <w:rPr>
+          <w:lang w:val="zh_TW" w:bidi="zh_TW"/>
+        </w:rPr>
+        <w:t>教師</w:t>
+      </w:r>
+    </w:p>
+    <w:p>
+      <w:pPr/>
+      <w:r>
+        <w:rPr>
+          <w:lang w:val="zh_TW" w:bidi="zh_TW"/>
+        </w:rPr>
+      </w:r>
+      <w:r>
+        <w:rPr>
+          <w:lang w:val="zh_TW" w:bidi="zh_TW"/>
+        </w:rPr>
+        <w:t>祭司教導百姓認識神。利未人作為會堂的官員，也擔任教導的角色（參</w:t>
+      </w:r>
+      <w:hyperlink r:id="rId122">
+        <w:r>
+          <w:rPr>
+            <w:lang w:val="zh_TW" w:bidi="zh_TW"/>
+          </w:rPr>
+          <w:rPr>
+            <w:color w:val="0000EE"/>
+            <w:u w:val="single"/>
+          </w:rPr>
+          <w:t>申33:10</w:t>
         </w:r>
       </w:hyperlink>
       <w:r>
@@ -2121,28 +4311,559 @@
         </w:rPr>
         <w:t>；</w:t>
       </w:r>
-      <w:hyperlink r:id="rId82">
-        <w:r>
-          <w:rPr>
-            <w:lang w:val="zh_TW" w:bidi="zh_TW"/>
-          </w:rPr>
-          <w:rPr>
-            <w:color w:val="0000EE"/>
-            <w:u w:val="single"/>
-          </w:rPr>
-          <w:t>太17:7，</w:t>
-        </w:r>
-      </w:hyperlink>
-      <w:hyperlink r:id="rId83">
-        <w:r>
-          <w:rPr>
-            <w:lang w:val="zh_TW" w:bidi="zh_TW"/>
-          </w:rPr>
-          <w:rPr>
-            <w:color w:val="0000EE"/>
-            <w:u w:val="single"/>
-          </w:rPr>
-          <w:t>28:10</w:t>
+      <w:hyperlink r:id="rId123">
+        <w:r>
+          <w:rPr>
+            <w:lang w:val="zh_TW" w:bidi="zh_TW"/>
+          </w:rPr>
+          <w:rPr>
+            <w:color w:val="0000EE"/>
+            <w:u w:val="single"/>
+          </w:rPr>
+          <w:t>代下35:3</w:t>
+        </w:r>
+      </w:hyperlink>
+      <w:r>
+        <w:rPr>
+          <w:lang w:val="zh_TW" w:bidi="zh_TW"/>
+        </w:rPr>
+        <w:t>）。在被擄之前，先知擔任教師的角色，教導民族歷史，並批評不公義和不當的社會行為。他們的責任是為當代社會解釋律法。到公元前四世紀，先知作為教師的角色，已轉移到文士和其他指定為教師的人身上。</w:t>
+      </w:r>
+    </w:p>
+    <w:p>
+      <w:pPr/>
+      <w:r>
+        <w:rPr>
+          <w:lang w:val="zh_TW" w:bidi="zh_TW"/>
+        </w:rPr>
+      </w:r>
+      <w:r>
+        <w:rPr>
+          <w:lang w:val="zh_TW" w:bidi="zh_TW"/>
+        </w:rPr>
+        <w:t>在基督降生之前的幾個世紀，文士不僅將傳統以書面形式抄寫和保存，也是律法的學生和解釋者。文士被稱為「教法師」（</w:t>
+      </w:r>
+      <w:hyperlink r:id="rId103">
+        <w:r>
+          <w:rPr>
+            <w:lang w:val="zh_TW" w:bidi="zh_TW"/>
+          </w:rPr>
+          <w:rPr>
+            <w:color w:val="0000EE"/>
+            <w:u w:val="single"/>
+          </w:rPr>
+          <w:t>路5:17</w:t>
+        </w:r>
+      </w:hyperlink>
+      <w:r>
+        <w:rPr>
+          <w:lang w:val="zh_TW" w:bidi="zh_TW"/>
+        </w:rPr>
+        <w:t>）、律法師（</w:t>
+      </w:r>
+      <w:hyperlink r:id="rId124">
+        <w:r>
+          <w:rPr>
+            <w:lang w:val="zh_TW" w:bidi="zh_TW"/>
+          </w:rPr>
+          <w:rPr>
+            <w:color w:val="0000EE"/>
+            <w:u w:val="single"/>
+          </w:rPr>
+          <w:t>太22:35</w:t>
+        </w:r>
+      </w:hyperlink>
+      <w:r>
+        <w:rPr>
+          <w:lang w:val="zh_TW" w:bidi="zh_TW"/>
+        </w:rPr>
+        <w:t>）和拉比（</w:t>
+      </w:r>
+      <w:hyperlink r:id="rId125">
+        <w:r>
+          <w:rPr>
+            <w:lang w:val="zh_TW" w:bidi="zh_TW"/>
+          </w:rPr>
+          <w:rPr>
+            <w:color w:val="0000EE"/>
+            <w:u w:val="single"/>
+          </w:rPr>
+          <w:t>23:8</w:t>
+        </w:r>
+      </w:hyperlink>
+      <w:r>
+        <w:rPr>
+          <w:lang w:val="zh_TW" w:bidi="zh_TW"/>
+        </w:rPr>
+        <w:t>）。所有高等教育都掌握在他們手中，他們發展出一套複雜的教學系統，稱為「古人的遺傳」（</w:t>
+      </w:r>
+      <w:hyperlink r:id="rId126">
+        <w:r>
+          <w:rPr>
+            <w:lang w:val="zh_TW" w:bidi="zh_TW"/>
+          </w:rPr>
+          <w:rPr>
+            <w:color w:val="0000EE"/>
+            <w:u w:val="single"/>
+          </w:rPr>
+          <w:t>15:2–6</w:t>
+        </w:r>
+      </w:hyperlink>
+      <w:r>
+        <w:rPr>
+          <w:lang w:val="zh_TW" w:bidi="zh_TW"/>
+        </w:rPr>
+        <w:t>）。雖然文士需要閒暇來進行學術研究，但他們並不鄙視勞動者。事實上，大多數文士在必要時，都會從事其他行業，以維持生計。</w:t>
+      </w:r>
+    </w:p>
+    <w:p>
+      <w:pPr/>
+      <w:r>
+        <w:rPr>
+          <w:lang w:val="zh_TW" w:bidi="zh_TW"/>
+        </w:rPr>
+      </w:r>
+      <w:r>
+        <w:rPr>
+          <w:lang w:val="zh_TW" w:bidi="zh_TW"/>
+        </w:rPr>
+        <w:t>雖然文士在基督時代很有影響力（</w:t>
+      </w:r>
+      <w:hyperlink r:id="rId127">
+        <w:r>
+          <w:rPr>
+            <w:lang w:val="zh_TW" w:bidi="zh_TW"/>
+          </w:rPr>
+          <w:rPr>
+            <w:color w:val="0000EE"/>
+            <w:u w:val="single"/>
+          </w:rPr>
+          <w:t>太23:1–2</w:t>
+        </w:r>
+      </w:hyperlink>
+      <w:r>
+        <w:rPr>
+          <w:lang w:val="zh_TW" w:bidi="zh_TW"/>
+        </w:rPr>
+        <w:t>），但他們無疑像先前的先知一樣，發現自己的話語不一定有人聽從。文士對當代生活和道德產生了重要影響，尤其可見的是他們對耶穌的激烈反對（</w:t>
+      </w:r>
+      <w:hyperlink r:id="rId128">
+        <w:r>
+          <w:rPr>
+            <w:lang w:val="zh_TW" w:bidi="zh_TW"/>
+          </w:rPr>
+          <w:rPr>
+            <w:color w:val="0000EE"/>
+            <w:u w:val="single"/>
+          </w:rPr>
+          <w:t>可2:6</w:t>
+        </w:r>
+      </w:hyperlink>
+      <w:r>
+        <w:rPr>
+          <w:lang w:val="zh_TW" w:bidi="zh_TW"/>
+        </w:rPr>
+        <w:t>），以及對早期教會的敵視（</w:t>
+      </w:r>
+      <w:hyperlink r:id="rId129">
+        <w:r>
+          <w:rPr>
+            <w:lang w:val="zh_TW" w:bidi="zh_TW"/>
+          </w:rPr>
+          <w:rPr>
+            <w:color w:val="0000EE"/>
+            <w:u w:val="single"/>
+          </w:rPr>
+          <w:t>徒4:5</w:t>
+        </w:r>
+      </w:hyperlink>
+      <w:r>
+        <w:rPr>
+          <w:lang w:val="zh_TW" w:bidi="zh_TW"/>
+        </w:rPr>
+        <w:t>，</w:t>
+      </w:r>
+      <w:hyperlink r:id="rId130">
+        <w:r>
+          <w:rPr>
+            <w:lang w:val="zh_TW" w:bidi="zh_TW"/>
+          </w:rPr>
+          <w:rPr>
+            <w:color w:val="0000EE"/>
+            <w:u w:val="single"/>
+          </w:rPr>
+          <w:t>6:12</w:t>
+        </w:r>
+      </w:hyperlink>
+      <w:r>
+        <w:rPr>
+          <w:lang w:val="zh_TW" w:bidi="zh_TW"/>
+        </w:rPr>
+        <w:t>）。</w:t>
+      </w:r>
+    </w:p>
+    <w:p>
+      <w:pPr/>
+      <w:r>
+        <w:rPr>
+          <w:lang w:val="zh_TW" w:bidi="zh_TW"/>
+        </w:rPr>
+      </w:r>
+      <w:r>
+        <w:rPr>
+          <w:lang w:val="zh_TW" w:bidi="zh_TW"/>
+        </w:rPr>
+        <w:t>到了新約時代，人們期望整體社區建立和維持初等學校；社區還需負責資助貧困或孤兒的教育。由於當時的人非常尊重早期的祭司、先知和文士，又因為社會非常重視教育，教師在猶太人中的地位崇高。神給猶太人賜下律法，所以律法是極其重要的；有人作為神的僕人來闡釋律法，自然就是社區中最重要的人。成為教師是人們一生的最高榮譽，也是男性可以履行的眾多職責中，最為重要的一項。</w:t>
+      </w:r>
+    </w:p>
+    <w:p>
+      <w:pPr/>
+      <w:r>
+        <w:rPr>
+          <w:lang w:val="zh_TW" w:bidi="zh_TW"/>
+        </w:rPr>
+      </w:r>
+      <w:r>
+        <w:rPr>
+          <w:lang w:val="zh_TW" w:bidi="zh_TW"/>
+        </w:rPr>
+        <w:t>教師必須具備傑出的品格和學術資格，他們要防止孩子接觸任何有害的事物。他們不應怨恨或偏袒學生，應該向孩子們解釋是非和罪的危害，而不是進行威脅。教師應信守對孩子的承諾，以免他們習慣失信和撒謊。教師的脾氣要溫和，不應急躁或一知半解，又要隨時準備好向學生反複解釋。據說，孩子應像牛犢一樣，日益增加其學習難度；然而，任何過於嚴厲的教師都會被解雇。</w:t>
+      </w:r>
+    </w:p>
+    <w:p>
+      <w:pPr>
+        <w:pStyle w:val="Heading4"/>
+      </w:pPr>
+      <w:r>
+        <w:rPr>
+          <w:lang w:val="zh_TW" w:bidi="zh_TW"/>
+        </w:rPr>
+        <w:t>教學內容</w:t>
+      </w:r>
+    </w:p>
+    <w:p>
+      <w:pPr/>
+      <w:r>
+        <w:rPr>
+          <w:lang w:val="zh_TW" w:bidi="zh_TW"/>
+        </w:rPr>
+      </w:r>
+      <w:r>
+        <w:rPr>
+          <w:lang w:val="zh_TW" w:bidi="zh_TW"/>
+        </w:rPr>
+        <w:t>猶太人的早期教育，主要通過聆聽和口頭重複來學習律法，並研習書面經文。律法的內容涵蓋三個主要領域：禮儀、民事和刑事。學生需要掌握這些內容，預備好在成年後承擔責任，遵守法律。</w:t>
+      </w:r>
+    </w:p>
+    <w:p>
+      <w:pPr/>
+      <w:r>
+        <w:rPr>
+          <w:lang w:val="zh_TW" w:bidi="zh_TW"/>
+        </w:rPr>
+      </w:r>
+      <w:r>
+        <w:rPr>
+          <w:lang w:val="zh_TW" w:bidi="zh_TW"/>
+        </w:rPr>
+        <w:t>聖經包含了各種各樣的著作，學生從中學習到宗教、歷史、法律、道德和禮儀，還有閱讀、寫作和算術。他們會認識偉大的文學作品，除了律法，他們還廣泛使用詩篇、箴言和傳道書作為教材。死海古卷顯示，部分古典希伯來文在新約時期仍有使用。那些通常說亞蘭文或希臘文的學生，在學習舊約希伯來文時會面對困難。這個問題尤其複雜，因為希伯來文沒有任何母音（vowel sounds），學生需要透過經文對應的子音（consonants）來記住。</w:t>
+      </w:r>
+    </w:p>
+    <w:p>
+      <w:pPr/>
+      <w:r>
+        <w:rPr>
+          <w:lang w:val="zh_TW" w:bidi="zh_TW"/>
+        </w:rPr>
+      </w:r>
+      <w:r>
+        <w:rPr>
+          <w:lang w:val="zh_TW" w:bidi="zh_TW"/>
+        </w:rPr>
+        <w:t>人們普遍認為，古希伯來人是近東最精通音樂和歌唱的民族，因此他們很可能有在家中接受基本歌唱和樂器演奏（如笛和豎琴）的訓練。雖然沒有希伯來詩歌以音樂形式保存下來，但聖殿歌手幾乎肯定是熟悉迦南人的音樂理論。烏加里特（Ugarit，拉斯珊拉〔Ras Shamra〕）曾出土的音樂文本，有一首民謠或讚美詩，是用刻在泥板上的奇特音樂符號寫成，長期以來都無法辨識。這份可能追溯至公元前1800年的迦南音樂文本，被稱為「世界上最古老的樂譜」。</w:t>
+      </w:r>
+    </w:p>
+    <w:p>
+      <w:pPr/>
+      <w:r>
+        <w:rPr>
+          <w:lang w:val="zh_TW" w:bidi="zh_TW"/>
+        </w:rPr>
+      </w:r>
+      <w:r>
+        <w:rPr>
+          <w:lang w:val="zh_TW" w:bidi="zh_TW"/>
+        </w:rPr>
+        <w:t>在被擄期間，百姓尤其重視記錄和保存古老的習俗和儀式，以保持希伯來文化的獨特性。被擄者認識到，在異國文化生活期間，延續民族傳統和律法是非常重要的。</w:t>
+      </w:r>
+    </w:p>
+    <w:p>
+      <w:pPr/>
+      <w:r>
+        <w:rPr>
+          <w:lang w:val="zh_TW" w:bidi="zh_TW"/>
+        </w:rPr>
+      </w:r>
+      <w:r>
+        <w:rPr>
+          <w:lang w:val="zh_TW" w:bidi="zh_TW"/>
+        </w:rPr>
+        <w:t>會堂在被擄期間，發展成宗教學習和禱告的場所，成為猶太信仰的教學中心。此前，耶路撒冷聖殿是唯一的獻祭場所；由於這種儀式無法在巴比倫進行，因此會堂在崇拜和教育方面的重要性自然提升。</w:t>
+      </w:r>
+    </w:p>
+    <w:p>
+      <w:pPr/>
+      <w:r>
+        <w:rPr>
+          <w:lang w:val="zh_TW" w:bidi="zh_TW"/>
+        </w:rPr>
+      </w:r>
+      <w:r>
+        <w:rPr>
+          <w:lang w:val="zh_TW" w:bidi="zh_TW"/>
+        </w:rPr>
+        <w:t>被擄期間，不僅在宗教方面，猶太人的生活也出現徹底的變化。猶太人接觸到更為先進的巴比倫的文化，大大促進了其本身的教育。巴比倫的法典就是他們生活嚴謹細緻而且成熟的特徵，其學校和圖書館已經存在了好幾個世紀；美索不達米亞一帶地區，在醫學、天文學、數學、建築和工程學方面的知識遠遠超越猶太人。在這知識環境中，猶太人的文學作品獲得新的意義，以西結書和但以理書就是在那個時期出現的。</w:t>
+      </w:r>
+    </w:p>
+    <w:p>
+      <w:pPr/>
+      <w:r>
+        <w:rPr>
+          <w:lang w:val="zh_TW" w:bidi="zh_TW"/>
+        </w:rPr>
+      </w:r>
+      <w:r>
+        <w:rPr>
+          <w:lang w:val="zh_TW" w:bidi="zh_TW"/>
+        </w:rPr>
+        <w:t>在被擄歸回的時期，猶太人的教學主要依據箴言以及次經書卷便西拉智訓和</w:t>
+      </w:r>
+      <w:r>
+        <w:rPr>
+          <w:lang w:val="zh_TW" w:bidi="zh_TW"/>
+        </w:rPr>
+        <w:t>所羅門智訓</w:t>
+      </w:r>
+      <w:r>
+        <w:rPr>
+          <w:lang w:val="zh_TW" w:bidi="zh_TW"/>
+        </w:rPr>
+        <w:t>。從這些作品中，猶太人獲得成功生活的實際訓練。文士教導人們明白，智慧從神而來，遵守誡命的人會他人帶來喜樂和榮耀。</w:t>
+      </w:r>
+    </w:p>
+    <w:p>
+      <w:pPr/>
+      <w:r>
+        <w:rPr>
+          <w:lang w:val="zh_TW" w:bidi="zh_TW"/>
+        </w:rPr>
+      </w:r>
+      <w:r>
+        <w:rPr>
+          <w:lang w:val="zh_TW" w:bidi="zh_TW"/>
+        </w:rPr>
+        <w:t>在公元前六世紀波斯統治下，猶太人被鼓勵返回耶路撒冷重建聖殿。公元前332年後，亞歷山大大帝擊敗波斯王大流士後，開始大力推行希臘化政策，引入了希臘語、宗教、政治程序和教育方法。在托勒密王朝（ Ptolemies，統治埃及的馬其頓家族）和塞琉古王朝（Seleucids，敘利亞王朝）統治期間，他們繼續進行希臘化。隨著外國統治的建立，猶太祭司在猶太政治事務中的主導地位變得更加明顯。某些猶太統治者的藝術品味受到希臘文化豐富，我們從中可以看出其影響。</w:t>
+      </w:r>
+    </w:p>
+    <w:p>
+      <w:pPr/>
+      <w:r>
+        <w:rPr>
+          <w:lang w:val="zh_TW" w:bidi="zh_TW"/>
+        </w:rPr>
+      </w:r>
+      <w:r>
+        <w:rPr>
+          <w:lang w:val="zh_TW" w:bidi="zh_TW"/>
+        </w:rPr>
+        <w:t>雖然希臘哲學和體育活動並未進入猶太教育的領域，但在希臘化時期，猶太人的宗教和道德標準確實有所下降。一些猶太人急於採納希臘文化，以提升他們在外邦統治者眼中的地位，另一些猶太人則拼命捍衛他們的猶太傳統。在羅馬時期，忠心的猶太人會盡力摒棄外邦的影響。</w:t>
+      </w:r>
+    </w:p>
+    <w:p>
+      <w:pPr>
+        <w:pStyle w:val="Heading4"/>
+      </w:pPr>
+      <w:r>
+        <w:rPr>
+          <w:lang w:val="zh_TW" w:bidi="zh_TW"/>
+        </w:rPr>
+        <w:t>教學方法</w:t>
+      </w:r>
+    </w:p>
+    <w:p>
+      <w:pPr/>
+      <w:r>
+        <w:rPr>
+          <w:lang w:val="zh_TW" w:bidi="zh_TW"/>
+        </w:rPr>
+      </w:r>
+      <w:r>
+        <w:rPr>
+          <w:lang w:val="zh_TW" w:bidi="zh_TW"/>
+        </w:rPr>
+        <w:t>猶太教學方法源自於背誦律法，強調記憶與回憶的重要性。孩子們在會說話後，立即開始學習背誦，並接受訓練,，準確重複原話，確保語義的細微差別不會改變。學生會學習字母，通過反覆書寫和訓練來學習和謹記；又會反覆抄寫律法中的經文，字體體必須清楚和工整。任何書寫錯誤都被視為危險，因為可能會在學習者的腦海，留下錯誤的字詞或拼寫。朗讀是人們推薦，幫助學生記憶的一種方式。</w:t>
+      </w:r>
+    </w:p>
+    <w:p>
+      <w:pPr/>
+      <w:r>
+        <w:rPr>
+          <w:lang w:val="zh_TW" w:bidi="zh_TW"/>
+        </w:rPr>
+      </w:r>
+      <w:r>
+        <w:rPr>
+          <w:lang w:val="zh_TW" w:bidi="zh_TW"/>
+        </w:rPr>
+        <w:t>為了幫助學生學習，每個男孩還會獲得一段個人經文，從他名字的第一個字母開始，並以最後一個字母結束。當他展示出閱讀能力時，就會收到一卷書，裡面寫著</w:t>
+      </w:r>
+      <w:hyperlink r:id="rId131">
+        <w:r>
+          <w:rPr>
+            <w:lang w:val="zh_TW" w:bidi="zh_TW"/>
+          </w:rPr>
+          <w:rPr>
+            <w:color w:val="0000EE"/>
+            <w:u w:val="single"/>
+          </w:rPr>
+          <w:t>申命記六章4節</w:t>
+        </w:r>
+      </w:hyperlink>
+      <w:r>
+        <w:rPr>
+          <w:lang w:val="zh_TW" w:bidi="zh_TW"/>
+        </w:rPr>
+        <w:t>的首句：「以色列啊，你要聽！耶和華——我們神是獨一的主。」在被擄歸回的時代，以色列人每天早晚都會背誦，並且會背誦</w:t>
+      </w:r>
+      <w:r>
+        <w:rPr>
+          <w:lang w:val="zh_TW" w:bidi="zh_TW"/>
+        </w:rPr>
+        <w:t>讚美詩</w:t>
+      </w:r>
+      <w:r>
+        <w:rPr>
+          <w:lang w:val="zh_TW" w:bidi="zh_TW"/>
+        </w:rPr>
+        <w:t>（Hallel，或讚美詩歌）、創造的故事以及利未記包括主要的律法部分。</w:t>
+      </w:r>
+    </w:p>
+    <w:p>
+      <w:pPr/>
+      <w:r>
+        <w:rPr>
+          <w:lang w:val="zh_TW" w:bidi="zh_TW"/>
+        </w:rPr>
+      </w:r>
+      <w:r>
+        <w:rPr>
+          <w:lang w:val="zh_TW" w:bidi="zh_TW"/>
+        </w:rPr>
+        <w:t>教導也以箴言或比喻的形式出現，這是耶穌後來使用的一種方法（</w:t>
+      </w:r>
+      <w:hyperlink r:id="rId93">
+        <w:r>
+          <w:rPr>
+            <w:lang w:val="zh_TW" w:bidi="zh_TW"/>
+          </w:rPr>
+          <w:rPr>
+            <w:color w:val="0000EE"/>
+            <w:u w:val="single"/>
+          </w:rPr>
+          <w:t>可4:1–2</w:t>
+        </w:r>
+      </w:hyperlink>
+      <w:r>
+        <w:rPr>
+          <w:lang w:val="zh_TW" w:bidi="zh_TW"/>
+        </w:rPr>
+        <w:t>）。在問答的過程中也會公開分享知識（例如，耶穌在12歲時到過耶路撒冷的聖殿，</w:t>
+      </w:r>
+      <w:hyperlink r:id="rId132">
+        <w:r>
+          <w:rPr>
+            <w:lang w:val="zh_TW" w:bidi="zh_TW"/>
+          </w:rPr>
+          <w:rPr>
+            <w:color w:val="0000EE"/>
+            <w:u w:val="single"/>
+          </w:rPr>
+          <w:t>路2:46–47</w:t>
+        </w:r>
+      </w:hyperlink>
+      <w:r>
+        <w:rPr>
+          <w:lang w:val="zh_TW" w:bidi="zh_TW"/>
+        </w:rPr>
+        <w:t>）。</w:t>
+      </w:r>
+    </w:p>
+    <w:p>
+      <w:pPr/>
+      <w:r>
+        <w:rPr>
+          <w:lang w:val="zh_TW" w:bidi="zh_TW"/>
+        </w:rPr>
+      </w:r>
+      <w:r>
+        <w:rPr>
+          <w:lang w:val="zh_TW" w:bidi="zh_TW"/>
+        </w:rPr>
+        <w:t>至於早期基督教時代的教育情況，其資料甚少。我們知道耶穌能閱讀和講解經文，並且有足夠的知識與聖殿裡的學者討論神學。祂可能在家裡學習，並接受當時大多數猶太男孩所接受的基礎教育。</w:t>
+      </w:r>
+    </w:p>
+    <w:p>
+      <w:pPr>
+        <w:pStyle w:val="Heading4"/>
+      </w:pPr>
+      <w:r>
+        <w:rPr>
+          <w:lang w:val="zh_TW" w:bidi="zh_TW"/>
+        </w:rPr>
+        <w:t>紀律</w:t>
+      </w:r>
+    </w:p>
+    <w:p>
+      <w:pPr/>
+      <w:r>
+        <w:rPr>
+          <w:lang w:val="zh_TW" w:bidi="zh_TW"/>
+        </w:rPr>
+      </w:r>
+      <w:r>
+        <w:rPr>
+          <w:lang w:val="zh_TW" w:bidi="zh_TW"/>
+        </w:rPr>
+        <w:t>紀律幾乎肯定是教育的重要元素，對古代希伯來人尤為重要。他們使用一套獎勵和懲罰機制，體罰是其中的一部分。懲罰被認為是神以愛和關心管教其子民的外在象徵（</w:t>
+      </w:r>
+      <w:hyperlink r:id="rId133">
+        <w:r>
+          <w:rPr>
+            <w:lang w:val="zh_TW" w:bidi="zh_TW"/>
+          </w:rPr>
+          <w:rPr>
+            <w:color w:val="0000EE"/>
+            <w:u w:val="single"/>
+          </w:rPr>
+          <w:t>詩94:8–13</w:t>
+        </w:r>
+      </w:hyperlink>
+      <w:r>
+        <w:rPr>
+          <w:lang w:val="zh_TW" w:bidi="zh_TW"/>
+        </w:rPr>
+        <w:t>），不過猶太民族並一定會從中學到教訓（</w:t>
+      </w:r>
+      <w:hyperlink r:id="rId134">
+        <w:r>
+          <w:rPr>
+            <w:lang w:val="zh_TW" w:bidi="zh_TW"/>
+          </w:rPr>
+          <w:rPr>
+            <w:color w:val="0000EE"/>
+            <w:u w:val="single"/>
+          </w:rPr>
+          <w:t>耶5:3</w:t>
         </w:r>
       </w:hyperlink>
       <w:r>
@@ -2151,28 +4872,474 @@
         </w:rPr>
         <w:t>；</w:t>
       </w:r>
-      <w:hyperlink r:id="rId84">
-        <w:r>
-          <w:rPr>
-            <w:lang w:val="zh_TW" w:bidi="zh_TW"/>
-          </w:rPr>
-          <w:rPr>
-            <w:color w:val="0000EE"/>
-            <w:u w:val="single"/>
-          </w:rPr>
-          <w:t>路5:10，</w:t>
-        </w:r>
-      </w:hyperlink>
-      <w:hyperlink r:id="rId85">
-        <w:r>
-          <w:rPr>
-            <w:lang w:val="zh_TW" w:bidi="zh_TW"/>
-          </w:rPr>
-          <w:rPr>
-            <w:color w:val="0000EE"/>
-            <w:u w:val="single"/>
-          </w:rPr>
-          <w:t>12:5</w:t>
+      <w:hyperlink r:id="rId135">
+        <w:r>
+          <w:rPr>
+            <w:lang w:val="zh_TW" w:bidi="zh_TW"/>
+          </w:rPr>
+          <w:rPr>
+            <w:color w:val="0000EE"/>
+            <w:u w:val="single"/>
+          </w:rPr>
+          <w:t>摩4:6–13</w:t>
+        </w:r>
+      </w:hyperlink>
+      <w:r>
+        <w:rPr>
+          <w:lang w:val="zh_TW" w:bidi="zh_TW"/>
+        </w:rPr>
+        <w:t>）。人們又認為，孩子需要像馬一樣「馴服」：「一匹不馴服的馬，必難駕馭；一個放縱的兒子，必然倔強」（</w:t>
+      </w:r>
+      <w:hyperlink r:id="rId136">
+        <w:r>
+          <w:rPr>
+            <w:lang w:val="zh_TW" w:bidi="zh_TW"/>
+          </w:rPr>
+          <w:rPr>
+            <w:color w:val="0000EE"/>
+            <w:u w:val="single"/>
+          </w:rPr>
+          <w:t>便西拉智訓30:8</w:t>
+        </w:r>
+      </w:hyperlink>
+      <w:r>
+        <w:rPr>
+          <w:lang w:val="zh_TW" w:bidi="zh_TW"/>
+        </w:rPr>
+        <w:t>）。</w:t>
+      </w:r>
+    </w:p>
+    <w:p>
+      <w:pPr>
+        <w:pStyle w:val="Heading4"/>
+      </w:pPr>
+      <w:r>
+        <w:rPr>
+          <w:lang w:val="zh_TW" w:bidi="zh_TW"/>
+        </w:rPr>
+        <w:t>成人教育</w:t>
+      </w:r>
+    </w:p>
+    <w:p>
+      <w:pPr/>
+      <w:r>
+        <w:rPr>
+          <w:lang w:val="zh_TW" w:bidi="zh_TW"/>
+        </w:rPr>
+      </w:r>
+      <w:r>
+        <w:rPr>
+          <w:lang w:val="zh_TW" w:bidi="zh_TW"/>
+        </w:rPr>
+        <w:t>當文士以斯拉帶著律法書的抄本，從巴比倫歸回時，他將律法傳授給利未人和百姓。這些材料連同箴言以及被擄前和被擄期間的文學作品，成為猶太教育的基礎。在被擄歸回的時期，祭司們會前往各地，於安息日在會堂向人們講話，或集市日在聚集大量人群的廣場上向百姓演講。一些人可能會與長老討論，來增進他們的學識（參</w:t>
+      </w:r>
+      <w:hyperlink r:id="rId137">
+        <w:r>
+          <w:rPr>
+            <w:lang w:val="zh_TW" w:bidi="zh_TW"/>
+          </w:rPr>
+          <w:rPr>
+            <w:color w:val="0000EE"/>
+            <w:u w:val="single"/>
+          </w:rPr>
+          <w:t>結8:1</w:t>
+        </w:r>
+      </w:hyperlink>
+      <w:r>
+        <w:rPr>
+          <w:lang w:val="zh_TW" w:bidi="zh_TW"/>
+        </w:rPr>
+        <w:t>）。</w:t>
+      </w:r>
+    </w:p>
+    <w:p>
+      <w:pPr/>
+      <w:r>
+        <w:rPr>
+          <w:lang w:val="zh_TW" w:bidi="zh_TW"/>
+        </w:rPr>
+      </w:r>
+      <w:r>
+        <w:rPr>
+          <w:lang w:val="zh_TW" w:bidi="zh_TW"/>
+        </w:rPr>
+        <w:t>對於繼續接受教育的人來說，下一階段可能是接受文士的指導。文士是猶太教法利賽人的領袖，將以斯拉的原則發展為嚴格的規定，涉及十一奉獻、禮儀上的潔淨和會堂崇拜。年輕的掃羅來到耶路撒冷，師從受人尊敬的拉比迦瑪列（</w:t>
+      </w:r>
+      <w:hyperlink r:id="rId138">
+        <w:r>
+          <w:rPr>
+            <w:lang w:val="zh_TW" w:bidi="zh_TW"/>
+          </w:rPr>
+          <w:rPr>
+            <w:color w:val="0000EE"/>
+            <w:u w:val="single"/>
+          </w:rPr>
+          <w:t>徒22:3</w:t>
+        </w:r>
+      </w:hyperlink>
+      <w:r>
+        <w:rPr>
+          <w:lang w:val="zh_TW" w:bidi="zh_TW"/>
+        </w:rPr>
+        <w:t>）。當時的課程是神學律法的進階學習，包括書面和口傳律法，以及猶太文化的禮儀和儀式。</w:t>
+      </w:r>
+    </w:p>
+    <w:p>
+      <w:pPr>
+        <w:pStyle w:val="Heading4"/>
+      </w:pPr>
+      <w:r>
+        <w:rPr>
+          <w:lang w:val="zh_TW" w:bidi="zh_TW"/>
+        </w:rPr>
+        <w:t>校舍</w:t>
+      </w:r>
+    </w:p>
+    <w:p>
+      <w:pPr/>
+      <w:r>
+        <w:rPr>
+          <w:lang w:val="zh_TW" w:bidi="zh_TW"/>
+        </w:rPr>
+      </w:r>
+      <w:r>
+        <w:rPr>
+          <w:lang w:val="zh_TW" w:bidi="zh_TW"/>
+        </w:rPr>
+        <w:t>到了新約時期，一些學校設在專門建造的建築物中，另一些則設在教師家裡，但大多數學校都附屬於會堂。設計獨立的校舍時，一般認為不應將其建在擁擠的地方。在大城鎮中，尤其是有河流將城一分為二的地方，社區通常需要提供兩所學校。學校不會在一天中最炎熱的時段（上午10時到下午3時）上課，在七月和八月每天只上課四個小時。班級人數預計為25人，一名教師和一名助理負責40名學生，兩名教師則負責50名學生。在學校裡，男孩們席地而坐，在老師的腳邊學習聖經。因此，學校被稱為「書院」（House of the Book）。</w:t>
+      </w:r>
+    </w:p>
+    <w:p>
+      <w:pPr>
+        <w:pStyle w:val="Heading3"/>
+      </w:pPr>
+      <w:r>
+        <w:rPr>
+          <w:lang w:val="zh_TW" w:bidi="zh_TW"/>
+        </w:rPr>
+        <w:t>猶太人的讀寫能力</w:t>
+      </w:r>
+    </w:p>
+    <w:p>
+      <w:pPr/>
+      <w:r>
+        <w:rPr>
+          <w:lang w:val="zh_TW" w:bidi="zh_TW"/>
+        </w:rPr>
+      </w:r>
+      <w:r>
+        <w:rPr>
+          <w:lang w:val="zh_TW" w:bidi="zh_TW"/>
+        </w:rPr>
+        <w:t>多個世紀以來，猶太人的識字程度難以確定，但可以從具體例子中找到線索。約書亞記描述了從每個支派中選出的三個人，負責撰寫關於迦南地的書面報告（</w:t>
+      </w:r>
+      <w:hyperlink r:id="rId139">
+        <w:r>
+          <w:rPr>
+            <w:lang w:val="zh_TW" w:bidi="zh_TW"/>
+          </w:rPr>
+          <w:rPr>
+            <w:color w:val="0000EE"/>
+            <w:u w:val="single"/>
+          </w:rPr>
+          <w:t>書18:4–9</w:t>
+        </w:r>
+      </w:hyperlink>
+      <w:r>
+        <w:rPr>
+          <w:lang w:val="zh_TW" w:bidi="zh_TW"/>
+        </w:rPr>
+        <w:t>）。後來，基甸擒獲了一名少年，他能寫下城裡重要人物的名單（</w:t>
+      </w:r>
+      <w:hyperlink r:id="rId140">
+        <w:r>
+          <w:rPr>
+            <w:lang w:val="zh_TW" w:bidi="zh_TW"/>
+          </w:rPr>
+          <w:rPr>
+            <w:color w:val="0000EE"/>
+            <w:u w:val="single"/>
+          </w:rPr>
+          <w:t>士8:14</w:t>
+        </w:r>
+      </w:hyperlink>
+      <w:r>
+        <w:rPr>
+          <w:lang w:val="zh_TW" w:bidi="zh_TW"/>
+        </w:rPr>
+        <w:t>）。書寫可能是一項常見的技能，因為以色列人相關鼓勵書寫（</w:t>
+      </w:r>
+      <w:hyperlink r:id="rId141">
+        <w:r>
+          <w:rPr>
+            <w:lang w:val="zh_TW" w:bidi="zh_TW"/>
+          </w:rPr>
+          <w:rPr>
+            <w:color w:val="0000EE"/>
+            <w:u w:val="single"/>
+          </w:rPr>
+          <w:t>申6:9</w:t>
+        </w:r>
+      </w:hyperlink>
+      <w:r>
+        <w:rPr>
+          <w:lang w:val="zh_TW" w:bidi="zh_TW"/>
+        </w:rPr>
+        <w:t>，</w:t>
+      </w:r>
+      <w:hyperlink r:id="rId142">
+        <w:r>
+          <w:rPr>
+            <w:lang w:val="zh_TW" w:bidi="zh_TW"/>
+          </w:rPr>
+          <w:rPr>
+            <w:color w:val="0000EE"/>
+            <w:u w:val="single"/>
+          </w:rPr>
+          <w:t>27:2–8</w:t>
+        </w:r>
+      </w:hyperlink>
+      <w:r>
+        <w:rPr>
+          <w:lang w:val="zh_TW" w:bidi="zh_TW"/>
+        </w:rPr>
+        <w:t>）。男孩們能夠書寫和理解簡單的數學用語，並且有跡象表明他們熟悉圓形半徑與圓周的幾何關係（圓周率的概念；見</w:t>
+      </w:r>
+      <w:hyperlink r:id="rId143">
+        <w:r>
+          <w:rPr>
+            <w:lang w:val="zh_TW" w:bidi="zh_TW"/>
+          </w:rPr>
+          <w:rPr>
+            <w:color w:val="0000EE"/>
+            <w:u w:val="single"/>
+          </w:rPr>
+          <w:t>代下4:2</w:t>
+        </w:r>
+      </w:hyperlink>
+      <w:r>
+        <w:rPr>
+          <w:lang w:val="zh_TW" w:bidi="zh_TW"/>
+        </w:rPr>
+        <w:t>）。草書（cursive script）的發展意味著，至少從公元前八世紀開始，人們已經有廣泛書寫。值得注意的是，任何會堂中，只要有10名男子就可以進行崇拜儀式，這意味著每個會堂中至少有10名男子識字，足以履行這一職責。</w:t>
+      </w:r>
+    </w:p>
+    <w:p>
+      <w:pPr/>
+      <w:r>
+        <w:rPr>
+          <w:lang w:val="zh_TW" w:bidi="zh_TW"/>
+        </w:rPr>
+      </w:r>
+      <w:r>
+        <w:rPr>
+          <w:lang w:val="zh_TW" w:bidi="zh_TW"/>
+        </w:rPr>
+        <w:t>在公元前一世紀，人們對希臘化的恐懼十分強烈，並且感到猶太教的存在受到威脅時，便頒佈一項法令，規定每個猶太男孩都必須接受基本教育。由於這樣的制度可能早已存在，因此該法令只是規定所有男性（年齡在16或17歲以下）必須上學。毫無疑問，這一舉措的原因在於，深入了解和嚴格遵守律法，對猶太傳統的延續至關重要。</w:t>
+      </w:r>
+    </w:p>
+    <w:p>
+      <w:pPr/>
+      <w:r>
+        <w:rPr>
+          <w:lang w:val="zh_TW" w:bidi="zh_TW"/>
+        </w:rPr>
+      </w:r>
+      <w:r>
+        <w:rPr>
+          <w:lang w:val="zh_TW" w:bidi="zh_TW"/>
+        </w:rPr>
+        <w:t>約書亞·本·格姆拉（Joshua ben-Gamala，公元63–65年擔任大祭司）被認為是普及教育的創始人。他對於在城鎮和村莊設立學校的指示極為具體，要求男孩從六歲或七歲開始上學。只要一個城中有至少10個猶太家庭，社區便需負責設立學校並聘請教師。父親有責任確保兒子上學。如果有家庭住在偏遠地區，教師通常會與該家庭同住。教師的薪酬可能由家庭支付，或來自社區的稅收，但文士不會直接收取教學費用。我們未能知道這樣有否達到普及基本教育的目標。</w:t>
+      </w:r>
+    </w:p>
+    <w:p>
+      <w:pPr>
+        <w:pStyle w:val="Heading3"/>
+      </w:pPr>
+      <w:r>
+        <w:rPr>
+          <w:lang w:val="zh_TW" w:bidi="zh_TW"/>
+        </w:rPr>
+        <w:t>周邊文化中的教育</w:t>
+      </w:r>
+    </w:p>
+    <w:p>
+      <w:pPr/>
+      <w:r>
+        <w:rPr>
+          <w:lang w:val="zh_TW" w:bidi="zh_TW"/>
+        </w:rPr>
+      </w:r>
+      <w:r>
+        <w:rPr>
+          <w:lang w:val="zh_TW" w:bidi="zh_TW"/>
+        </w:rPr>
+        <w:t>希伯來教育強調神學，與希臘和羅馬的教育目標形成強烈對比。然而，這些社會同樣重視培養特定的品格。</w:t>
+      </w:r>
+    </w:p>
+    <w:p>
+      <w:pPr/>
+      <w:r>
+        <w:rPr>
+          <w:lang w:val="zh_TW" w:bidi="zh_TW"/>
+        </w:rPr>
+      </w:r>
+      <w:r>
+        <w:rPr>
+          <w:lang w:val="zh_TW" w:bidi="zh_TW"/>
+        </w:rPr>
+        <w:t>在斯巴達，教育訓練的目的是培養年輕人成為戰士，將自己獻身於國家的福祉。品格的塑造在於節制奢華生活，通過體能活動有系統地訓練身心，又鼓勵學生以機智和主動為生存技巧。女孩也接受同樣的教育，因為培養能夠誕下強壯戰士的婦女，是同樣至關重要的。</w:t>
+      </w:r>
+    </w:p>
+    <w:p>
+      <w:pPr/>
+      <w:r>
+        <w:rPr>
+          <w:lang w:val="zh_TW" w:bidi="zh_TW"/>
+        </w:rPr>
+      </w:r>
+      <w:r>
+        <w:rPr>
+          <w:lang w:val="zh_TW" w:bidi="zh_TW"/>
+        </w:rPr>
+        <w:t>在雅典，人們認為教育是生活中不可或缺的一部分。因為文化的傳遞能夠使男孩成為完美的公民，他們學習讀寫、音樂、道德和禮貌、數學以及運動（鍛鍊健康的身體）。在理想中，教育是一種崇高的追求——心智的訓練是每個公民的與生俱來的權利，但實際上卻僅限於一小部分貴族階層。受過教育的人鄙視掙錢維生的人，認為這是奴隸的生活方式。婦女沒有接受教育。小學教師在社會中的地位低下。</w:t>
+      </w:r>
+    </w:p>
+    <w:p>
+      <w:pPr/>
+      <w:r>
+        <w:rPr>
+          <w:lang w:val="zh_TW" w:bidi="zh_TW"/>
+        </w:rPr>
+      </w:r>
+      <w:r>
+        <w:rPr>
+          <w:lang w:val="zh_TW" w:bidi="zh_TW"/>
+        </w:rPr>
+        <w:t>羅馬的教育讓男孩在心智和體能上充分預備，能在農場、戰場或國家所需的地方貢獻自己。教育是家庭的責任——男孩首先跟母親學習，然後跟父親學習。基本的閱讀、寫作、算術、語言、結構和辯論技巧有時由私人教師教授。當學校發展起來時，似乎像是喧鬧嘈雜的店鋪活動，這些學校是由收入微薄的教師所經營的。女孩們則在家中學習家務技巧。</w:t>
+      </w:r>
+    </w:p>
+    <w:p>
+      <w:pPr/>
+      <w:r>
+        <w:rPr>
+          <w:lang w:val="zh_TW" w:bidi="zh_TW"/>
+        </w:rPr>
+      </w:r>
+      <w:r>
+        <w:rPr>
+          <w:lang w:val="zh_TW" w:bidi="zh_TW"/>
+        </w:rPr>
+        <w:t>埃及男孩在「書院」學習閱讀和基礎算術，用象形文字在蒲草紙上書寫是最困難的任務。像其他文化的學生一樣，男孩們也會受到體罰。埃及老師認為「男孩的耳朵在他的背上」，因此經常使用藤條。</w:t>
+      </w:r>
+      <w:r>
+        <w:rPr>
+          <w:lang w:val="zh_TW" w:bidi="zh_TW"/>
+        </w:rPr>
+      </w:r>
+      <w:r>
+        <w:rPr>
+          <w:lang w:val="zh_TW" w:bidi="zh_TW"/>
+        </w:rPr>
+      </w:r>
+    </w:p>
+    <w:p>
+      <w:pPr/>
+      <w:r>
+        <w:rPr>
+          <w:lang w:val="zh_TW" w:bidi="zh_TW"/>
+        </w:rPr>
+      </w:r>
+    </w:p>
+    <w:p>
+      <w:pPr>
+        <w:pStyle w:val="Heading2"/>
+      </w:pPr>
+      <w:r>
+        <w:rPr>
+          <w:lang w:val="zh_TW" w:bidi="zh_TW"/>
+        </w:rPr>
+        <w:t>酵</w:t>
+      </w:r>
+      <w:r>
+        <w:rPr>
+          <w:lang w:val="zh_TW" w:bidi="zh_TW"/>
+        </w:rPr>
+      </w:r>
+    </w:p>
+    <w:p>
+      <w:pPr/>
+      <w:r>
+        <w:rPr>
+          <w:lang w:val="zh_TW" w:bidi="zh_TW"/>
+        </w:rPr>
+      </w:r>
+      <w:r>
+        <w:rPr>
+          <w:lang w:val="zh_TW" w:bidi="zh_TW"/>
+        </w:rPr>
+        <w:t>任何加到麵團內會產生發酵的物質。酵可能指的是已經被酵感染的麵團，這些酵被放入麵粉中，以便在烘烤之前，酵能夠穿透整個麵團，它或者可能指的是通過酵的影響而發酵的麵團。早期的希伯來人顯然依賴一塊發酵的麵團來傳遞酵；直到很久以後，才使用酒的沉澱物作為酵母。</w:t>
+      </w:r>
+    </w:p>
+    <w:p>
+      <w:pPr/>
+      <w:r>
+        <w:rPr>
+          <w:lang w:val="zh_TW" w:bidi="zh_TW"/>
+        </w:rPr>
+      </w:r>
+      <w:r>
+        <w:rPr>
+          <w:lang w:val="zh_TW" w:bidi="zh_TW"/>
+        </w:rPr>
+        <w:t>古代以色列人經常吃有酵的餅（</w:t>
+      </w:r>
+      <w:hyperlink r:id="rId144">
+        <w:r>
+          <w:rPr>
+            <w:lang w:val="zh_TW" w:bidi="zh_TW"/>
+          </w:rPr>
+          <w:rPr>
+            <w:color w:val="0000EE"/>
+            <w:u w:val="single"/>
+          </w:rPr>
+          <w:t>何7:4</w:t>
+        </w:r>
+      </w:hyperlink>
+      <w:r>
+        <w:rPr>
+          <w:lang w:val="zh_TW" w:bidi="zh_TW"/>
+        </w:rPr>
+        <w:t>），但在紀念逾越節時，他們卻被禁止吃有酵的餅，甚至在逾越節期間也不允許在家中有此物（</w:t>
+      </w:r>
+      <w:hyperlink r:id="rId145">
+        <w:r>
+          <w:rPr>
+            <w:lang w:val="zh_TW" w:bidi="zh_TW"/>
+          </w:rPr>
+          <w:rPr>
+            <w:color w:val="0000EE"/>
+            <w:u w:val="single"/>
+          </w:rPr>
+          <w:t>出13:7</w:t>
+        </w:r>
+      </w:hyperlink>
+      <w:r>
+        <w:rPr>
+          <w:lang w:val="zh_TW" w:bidi="zh_TW"/>
+        </w:rPr>
+        <w:t>）。當時神的命令急下，沒有給他們時間準備發酵的餅，這個一年一度的紀念活動用以確保以色列人不會忘記他們匆忙出埃及的情景，他們被迫攜帶著揉麵槽和麵團，從中烤製無酵餅以供旅途中食用（</w:t>
+      </w:r>
+      <w:hyperlink r:id="rId146">
+        <w:r>
+          <w:rPr>
+            <w:lang w:val="zh_TW" w:bidi="zh_TW"/>
+          </w:rPr>
+          <w:rPr>
+            <w:color w:val="0000EE"/>
+            <w:u w:val="single"/>
+          </w:rPr>
+          <w:t>出12:34–39</w:t>
         </w:r>
       </w:hyperlink>
       <w:r>
@@ -2181,16 +5348,389 @@
         </w:rPr>
         <w:t>；</w:t>
       </w:r>
-      <w:hyperlink r:id="rId86">
-        <w:r>
-          <w:rPr>
-            <w:lang w:val="zh_TW" w:bidi="zh_TW"/>
-          </w:rPr>
-          <w:rPr>
-            <w:color w:val="0000EE"/>
-            <w:u w:val="single"/>
-          </w:rPr>
-          <w:t>徒5:5、11</w:t>
+      <w:hyperlink r:id="rId147">
+        <w:r>
+          <w:rPr>
+            <w:lang w:val="zh_TW" w:bidi="zh_TW"/>
+          </w:rPr>
+          <w:rPr>
+            <w:color w:val="0000EE"/>
+            <w:u w:val="single"/>
+          </w:rPr>
+          <w:t>申16:3</w:t>
+        </w:r>
+      </w:hyperlink>
+      <w:r>
+        <w:rPr>
+          <w:lang w:val="zh_TW" w:bidi="zh_TW"/>
+        </w:rPr>
+        <w:t>）。</w:t>
+      </w:r>
+    </w:p>
+    <w:p>
+      <w:pPr/>
+      <w:r>
+        <w:rPr>
+          <w:lang w:val="zh_TW" w:bidi="zh_TW"/>
+        </w:rPr>
+      </w:r>
+      <w:r>
+        <w:rPr>
+          <w:lang w:val="zh_TW" w:bidi="zh_TW"/>
+        </w:rPr>
+        <w:t>可能因為發酵意味著分解和腐敗，所以所有放在祭壇上獻給神的祭物都不能有酵（</w:t>
+      </w:r>
+      <w:hyperlink r:id="rId148">
+        <w:r>
+          <w:rPr>
+            <w:lang w:val="zh_TW" w:bidi="zh_TW"/>
+          </w:rPr>
+          <w:rPr>
+            <w:color w:val="0000EE"/>
+            <w:u w:val="single"/>
+          </w:rPr>
+          <w:t>出23:18</w:t>
+        </w:r>
+      </w:hyperlink>
+      <w:r>
+        <w:rPr>
+          <w:lang w:val="zh_TW" w:bidi="zh_TW"/>
+        </w:rPr>
+        <w:t>，</w:t>
+      </w:r>
+      <w:hyperlink r:id="rId149">
+        <w:r>
+          <w:rPr>
+            <w:lang w:val="zh_TW" w:bidi="zh_TW"/>
+          </w:rPr>
+          <w:rPr>
+            <w:color w:val="0000EE"/>
+            <w:u w:val="single"/>
+          </w:rPr>
+          <w:t>34:25</w:t>
+        </w:r>
+      </w:hyperlink>
+      <w:r>
+        <w:rPr>
+          <w:lang w:val="zh_TW" w:bidi="zh_TW"/>
+        </w:rPr>
+        <w:t>）。在素祭中也不允許使用酵（</w:t>
+      </w:r>
+      <w:hyperlink r:id="rId150">
+        <w:r>
+          <w:rPr>
+            <w:lang w:val="zh_TW" w:bidi="zh_TW"/>
+          </w:rPr>
+          <w:rPr>
+            <w:color w:val="0000EE"/>
+            <w:u w:val="single"/>
+          </w:rPr>
+          <w:t>利2:11</w:t>
+        </w:r>
+      </w:hyperlink>
+      <w:r>
+        <w:rPr>
+          <w:lang w:val="zh_TW" w:bidi="zh_TW"/>
+        </w:rPr>
+        <w:t>，</w:t>
+      </w:r>
+      <w:hyperlink r:id="rId151">
+        <w:r>
+          <w:rPr>
+            <w:lang w:val="zh_TW" w:bidi="zh_TW"/>
+          </w:rPr>
+          <w:rPr>
+            <w:color w:val="0000EE"/>
+            <w:u w:val="single"/>
+          </w:rPr>
+          <w:t>6:17</w:t>
+        </w:r>
+      </w:hyperlink>
+      <w:r>
+        <w:rPr>
+          <w:lang w:val="zh_TW" w:bidi="zh_TW"/>
+        </w:rPr>
+        <w:t>）。經文沒有告訴我們陳設餅是否無酵的，但歷史學家約瑟夫指出它是有酵的（</w:t>
+      </w:r>
+      <w:r>
+        <w:rPr>
+          <w:i/>
+          <w:lang w:val="zh_TW" w:bidi="zh_TW"/>
+        </w:rPr>
+        <w:t>猶太古史記</w:t>
+      </w:r>
+      <w:r>
+        <w:rPr>
+          <w:lang w:val="zh_TW" w:bidi="zh_TW"/>
+        </w:rPr>
+        <w:t xml:space="preserve"> 3.6.6）。</w:t>
+      </w:r>
+    </w:p>
+    <w:p>
+      <w:pPr/>
+      <w:r>
+        <w:rPr>
+          <w:lang w:val="zh_TW" w:bidi="zh_TW"/>
+        </w:rPr>
+      </w:r>
+      <w:r>
+        <w:rPr>
+          <w:lang w:val="zh_TW" w:bidi="zh_TW"/>
+        </w:rPr>
+        <w:t>此外，我們應注意此規則的兩個例外。酵可以用於祭司或其他人要吃的供物中。發酵的餅可以伴隨平安祭一起獻上（</w:t>
+      </w:r>
+      <w:hyperlink r:id="rId152">
+        <w:r>
+          <w:rPr>
+            <w:lang w:val="zh_TW" w:bidi="zh_TW"/>
+          </w:rPr>
+          <w:rPr>
+            <w:color w:val="0000EE"/>
+            <w:u w:val="single"/>
+          </w:rPr>
+          <w:t>利7:13</w:t>
+        </w:r>
+      </w:hyperlink>
+      <w:r>
+        <w:rPr>
+          <w:lang w:val="zh_TW" w:bidi="zh_TW"/>
+        </w:rPr>
+        <w:t>），並且在五旬節獻祭，因為它代表了神為祂子民所提供的普通日常食物（</w:t>
+      </w:r>
+      <w:hyperlink r:id="rId153">
+        <w:r>
+          <w:rPr>
+            <w:lang w:val="zh_TW" w:bidi="zh_TW"/>
+          </w:rPr>
+          <w:rPr>
+            <w:color w:val="0000EE"/>
+            <w:u w:val="single"/>
+          </w:rPr>
+          <w:t>23:17</w:t>
+        </w:r>
+      </w:hyperlink>
+      <w:r>
+        <w:rPr>
+          <w:lang w:val="zh_TW" w:bidi="zh_TW"/>
+        </w:rPr>
+        <w:t>）。</w:t>
+      </w:r>
+    </w:p>
+    <w:p>
+      <w:pPr/>
+      <w:r>
+        <w:rPr>
+          <w:lang w:val="zh_TW" w:bidi="zh_TW"/>
+        </w:rPr>
+      </w:r>
+      <w:r>
+        <w:rPr>
+          <w:lang w:val="zh_TW" w:bidi="zh_TW"/>
+        </w:rPr>
+        <w:t>酵太過緩慢的作用在希伯來發展的農業階段是一個問題，特別是在收成季節中繁忙的日子裡。因此，無酵麵團在普通烘焙中變得越來越普遍。這種無酵麵團的做法受到民間支持，因為人們越來越認為酵代表著腐敗和敗壞，就像其他發酵物一樣。這種觀點慢慢發展到在神學上也排除了酵，因為它與神完全聖潔的概念不一致。普魯塔克（Plutarch）也曾表達了一種當時深入民心的信念，這種信念在其他民族中也應相當流行，他寫道：「現在酵本身就是腐敗的產物，並且腐蝕了與其混合的麵團。」使徒保羅在</w:t>
+      </w:r>
+      <w:hyperlink r:id="rId154">
+        <w:r>
+          <w:rPr>
+            <w:lang w:val="zh_TW" w:bidi="zh_TW"/>
+          </w:rPr>
+          <w:rPr>
+            <w:color w:val="0000EE"/>
+            <w:u w:val="single"/>
+          </w:rPr>
+          <w:t>哥林多前書五章6節</w:t>
+        </w:r>
+      </w:hyperlink>
+      <w:r>
+        <w:rPr>
+          <w:lang w:val="zh_TW" w:bidi="zh_TW"/>
+        </w:rPr>
+        <w:t>和</w:t>
+      </w:r>
+      <w:hyperlink r:id="rId155">
+        <w:r>
+          <w:rPr>
+            <w:lang w:val="zh_TW" w:bidi="zh_TW"/>
+          </w:rPr>
+          <w:rPr>
+            <w:color w:val="0000EE"/>
+            <w:u w:val="single"/>
+          </w:rPr>
+          <w:t>加拉太書五章9節</w:t>
+        </w:r>
+      </w:hyperlink>
+      <w:r>
+        <w:rPr>
+          <w:lang w:val="zh_TW" w:bidi="zh_TW"/>
+        </w:rPr>
+        <w:t>中也引用了類似的箴言。</w:t>
+      </w:r>
+    </w:p>
+    <w:p>
+      <w:pPr/>
+      <w:r>
+        <w:rPr>
+          <w:lang w:val="zh_TW" w:bidi="zh_TW"/>
+        </w:rPr>
+      </w:r>
+      <w:r>
+        <w:rPr>
+          <w:lang w:val="zh_TW" w:bidi="zh_TW"/>
+        </w:rPr>
+        <w:t>關於酵的重要之處在於其力量，可能象徵著善或惡。雖然不總是如此，但酵在猶太教思想中是邪惡的象徵。耶穌在用這個詞語來描述法利賽人和撒都該人的腐敗教義時，酵具貶義（</w:t>
+      </w:r>
+      <w:hyperlink r:id="rId156">
+        <w:r>
+          <w:rPr>
+            <w:lang w:val="zh_TW" w:bidi="zh_TW"/>
+          </w:rPr>
+          <w:rPr>
+            <w:color w:val="0000EE"/>
+            <w:u w:val="single"/>
+          </w:rPr>
+          <w:t>太16:6、11–12</w:t>
+        </w:r>
+      </w:hyperlink>
+      <w:r>
+        <w:rPr>
+          <w:lang w:val="zh_TW" w:bidi="zh_TW"/>
+        </w:rPr>
+        <w:t>），祂也用酵來形容希律（</w:t>
+      </w:r>
+      <w:hyperlink r:id="rId157">
+        <w:r>
+          <w:rPr>
+            <w:lang w:val="zh_TW" w:bidi="zh_TW"/>
+          </w:rPr>
+          <w:rPr>
+            <w:color w:val="0000EE"/>
+            <w:u w:val="single"/>
+          </w:rPr>
+          <w:t>可8:15</w:t>
+        </w:r>
+      </w:hyperlink>
+      <w:r>
+        <w:rPr>
+          <w:lang w:val="zh_TW" w:bidi="zh_TW"/>
+        </w:rPr>
+        <w:t>）。法利賽人的酵在其它地方均被認為是偽善（</w:t>
+      </w:r>
+      <w:hyperlink r:id="rId158">
+        <w:r>
+          <w:rPr>
+            <w:lang w:val="zh_TW" w:bidi="zh_TW"/>
+          </w:rPr>
+          <w:rPr>
+            <w:color w:val="0000EE"/>
+            <w:u w:val="single"/>
+          </w:rPr>
+          <w:t>路12:1</w:t>
+        </w:r>
+      </w:hyperlink>
+      <w:r>
+        <w:rPr>
+          <w:lang w:val="zh_TW" w:bidi="zh_TW"/>
+        </w:rPr>
+        <w:t>；參：</w:t>
+      </w:r>
+      <w:hyperlink r:id="rId159">
+        <w:r>
+          <w:rPr>
+            <w:lang w:val="zh_TW" w:bidi="zh_TW"/>
+          </w:rPr>
+          <w:rPr>
+            <w:color w:val="0000EE"/>
+            <w:u w:val="single"/>
+          </w:rPr>
+          <w:t>太23:28</w:t>
+        </w:r>
+      </w:hyperlink>
+      <w:r>
+        <w:rPr>
+          <w:lang w:val="zh_TW" w:bidi="zh_TW"/>
+        </w:rPr>
+        <w:t>）。</w:t>
+      </w:r>
+    </w:p>
+    <w:p>
+      <w:pPr/>
+      <w:r>
+        <w:rPr>
+          <w:lang w:val="zh_TW" w:bidi="zh_TW"/>
+        </w:rPr>
+      </w:r>
+      <w:r>
+        <w:rPr>
+          <w:lang w:val="zh_TW" w:bidi="zh_TW"/>
+        </w:rPr>
+        <w:t>保羅將相同的概念應用於道德腐敗上，警告說「</w:t>
+      </w:r>
+      <w:r>
+        <w:rPr>
+          <w:lang w:val="zh_TW" w:bidi="zh_TW"/>
+        </w:rPr>
+        <w:t>一點麵酵能使全團發起來</w:t>
+      </w:r>
+      <w:r>
+        <w:rPr>
+          <w:lang w:val="zh_TW" w:bidi="zh_TW"/>
+        </w:rPr>
+        <w:t>」，並告誡他的讀者要清除舊酵，也就是他們未重生生活的殘餘，並以「</w:t>
+      </w:r>
+      <w:r>
+        <w:rPr>
+          <w:lang w:val="zh_TW" w:bidi="zh_TW"/>
+        </w:rPr>
+        <w:t>誠實真正的</w:t>
+      </w:r>
+      <w:r>
+        <w:rPr>
+          <w:lang w:val="zh_TW" w:bidi="zh_TW"/>
+        </w:rPr>
+        <w:t>無酵餅」來過基督徒的生活（</w:t>
+      </w:r>
+      <w:hyperlink r:id="rId160">
+        <w:r>
+          <w:rPr>
+            <w:lang w:val="zh_TW" w:bidi="zh_TW"/>
+          </w:rPr>
+          <w:rPr>
+            <w:color w:val="0000EE"/>
+            <w:u w:val="single"/>
+          </w:rPr>
+          <w:t>林前5:6–8</w:t>
+        </w:r>
+      </w:hyperlink>
+      <w:r>
+        <w:rPr>
+          <w:lang w:val="zh_TW" w:bidi="zh_TW"/>
+        </w:rPr>
+        <w:t>）。</w:t>
+      </w:r>
+    </w:p>
+    <w:p>
+      <w:pPr/>
+      <w:r>
+        <w:rPr>
+          <w:lang w:val="zh_TW" w:bidi="zh_TW"/>
+        </w:rPr>
+      </w:r>
+      <w:r>
+        <w:rPr>
+          <w:lang w:val="zh_TW" w:bidi="zh_TW"/>
+        </w:rPr>
+        <w:t>另一方面，基督使用酵對麵團的影響也有褒意，酵說明了神的國對世界可有著舉足輕重的影響，向祂的門徒提供了一個簡短但令人難忘的比喻（</w:t>
+      </w:r>
+      <w:hyperlink r:id="rId161">
+        <w:r>
+          <w:rPr>
+            <w:lang w:val="zh_TW" w:bidi="zh_TW"/>
+          </w:rPr>
+          <w:rPr>
+            <w:color w:val="0000EE"/>
+            <w:u w:val="single"/>
+          </w:rPr>
+          <w:t>太13:33</w:t>
         </w:r>
       </w:hyperlink>
       <w:r>
@@ -2199,23 +5739,23 @@
         </w:rPr>
         <w:t>；</w:t>
       </w:r>
-      <w:hyperlink r:id="rId87">
-        <w:r>
-          <w:rPr>
-            <w:lang w:val="zh_TW" w:bidi="zh_TW"/>
-          </w:rPr>
-          <w:rPr>
-            <w:color w:val="0000EE"/>
-            <w:u w:val="single"/>
-          </w:rPr>
-          <w:t>提前5:20</w:t>
-        </w:r>
-      </w:hyperlink>
-      <w:r>
-        <w:rPr>
-          <w:lang w:val="zh_TW" w:bidi="zh_TW"/>
-        </w:rPr>
-        <w:t>）都清楚顯示，「敬畏神」有時也表示人對神的大能和審判感到驚懼與害怕。</w:t>
+      <w:hyperlink r:id="rId162">
+        <w:r>
+          <w:rPr>
+            <w:lang w:val="zh_TW" w:bidi="zh_TW"/>
+          </w:rPr>
+          <w:rPr>
+            <w:color w:val="0000EE"/>
+            <w:u w:val="single"/>
+          </w:rPr>
+          <w:t>路13:20–21</w:t>
+        </w:r>
+      </w:hyperlink>
+      <w:r>
+        <w:rPr>
+          <w:lang w:val="zh_TW" w:bidi="zh_TW"/>
+        </w:rPr>
+        <w:t>）。</w:t>
       </w:r>
     </w:p>
     <w:p>
@@ -2236,13 +5776,49 @@
         <w:rPr>
           <w:lang w:val="zh_TW" w:bidi="zh_TW"/>
         </w:rPr>
-        <w:t>恐懼；</w:t>
-      </w:r>
-      <w:r>
-        <w:rPr>
-          <w:lang w:val="zh_TW" w:bidi="zh_TW"/>
-        </w:rPr>
-        <w:t>改信猶太教的人</w:t>
+        <w:t xml:space="preserve"> </w:t>
+      </w:r>
+      <w:r>
+        <w:rPr>
+          <w:lang w:val="zh_TW" w:bidi="zh_TW"/>
+        </w:rPr>
+        <w:t>餅</w:t>
+      </w:r>
+      <w:r>
+        <w:rPr>
+          <w:lang w:val="zh_TW" w:bidi="zh_TW"/>
+        </w:rPr>
+        <w:t>；</w:t>
+      </w:r>
+      <w:r>
+        <w:rPr>
+          <w:lang w:val="zh_TW" w:bidi="zh_TW"/>
+        </w:rPr>
+        <w:t>節期和以色列的節日</w:t>
+      </w:r>
+      <w:r>
+        <w:rPr>
+          <w:lang w:val="zh_TW" w:bidi="zh_TW"/>
+        </w:rPr>
+        <w:t>；</w:t>
+      </w:r>
+      <w:r>
+        <w:rPr>
+          <w:lang w:val="zh_TW" w:bidi="zh_TW"/>
+        </w:rPr>
+        <w:t>食物和食物準備</w:t>
+      </w:r>
+      <w:r>
+        <w:rPr>
+          <w:lang w:val="zh_TW" w:bidi="zh_TW"/>
+        </w:rPr>
+        <w:t>；</w:t>
+      </w:r>
+      <w:r>
+        <w:rPr>
+          <w:lang w:val="zh_TW" w:bidi="zh_TW"/>
+        </w:rPr>
+        <w:t>無酵餅</w:t>
       </w:r>
       <w:r>
         <w:rPr>
@@ -4151,6 +7727,24 @@
   <w:num w:numId="13" w16cid:durableId="592781308">
     <w:abstractNumId w:val="11"/>
   </w:num>
+  <w:num w:numId="14">
+    <w:abstractNumId w:val="3"/>
+    <w:lvlOverride w:ilvl="0">
+      <w:startOverride w:val="1"/>
+    </w:lvlOverride>
+  </w:num>
+  <w:num w:numId="15">
+    <w:abstractNumId w:val="3"/>
+    <w:lvlOverride w:ilvl="0">
+      <w:startOverride w:val="1"/>
+    </w:lvlOverride>
+  </w:num>
+  <w:num w:numId="16">
+    <w:abstractNumId w:val="3"/>
+    <w:lvlOverride w:ilvl="0">
+      <w:startOverride w:val="1"/>
+    </w:lvlOverride>
+  </w:num>
   <w:numIdMacAtCleanup w:val="10"/>
 </w:numbering>
 </file>

--- a/zht/docx/071.content.docx
+++ b/zht/docx/071.content.docx
@@ -149,7 +149,7 @@
         <w:rPr>
           <w:lang w:val="zh_TW" w:bidi="zh_TW"/>
         </w:rPr>
-        <w:t>jiang</w:t>
+        <w:t>jian</w:t>
       </w:r>
       <w:r>
         <w:rPr>
@@ -212,7 +212,7 @@
         <w:rPr>
           <w:lang w:val="zh_TW" w:bidi="zh_TW"/>
         </w:rPr>
-        <w:t>匠人</w:t>
+        <w:t>姦淫</w:t>
       </w:r>
       <w:r>
         <w:rPr>
@@ -231,7 +231,21 @@
         <w:rPr>
           <w:lang w:val="zh_TW" w:bidi="zh_TW"/>
         </w:rPr>
-        <w:t>指技藝純熟的手工匠人，或從事手工製作的人。有英文譯本在</w:t>
+        <w:t>任何已婚婦女與不是其丈夫的男子發生性行為，或已婚男子與不是其妻子的婦女發生性行為。此舉破壞婚姻的合一。</w:t>
+      </w:r>
+    </w:p>
+    <w:p>
+      <w:pPr/>
+      <w:r>
+        <w:rPr>
+          <w:lang w:val="zh_TW" w:bidi="zh_TW"/>
+        </w:rPr>
+      </w:r>
+      <w:r>
+        <w:rPr>
+          <w:lang w:val="zh_TW" w:bidi="zh_TW"/>
+        </w:rPr>
+        <w:t>在舊約聖經時代，擁有多個配偶不會被視為姦淫（</w:t>
       </w:r>
       <w:hyperlink r:id="rId13">
         <w:r>
@@ -242,9 +256,15 @@
             <w:color w:val="0000EE"/>
             <w:u w:val="single"/>
           </w:rPr>
-          <w:t>創世記四章22節；</w:t>
-        </w:r>
-      </w:hyperlink>
+          <w:t>申21:15</w:t>
+        </w:r>
+      </w:hyperlink>
+      <w:r>
+        <w:rPr>
+          <w:lang w:val="zh_TW" w:bidi="zh_TW"/>
+        </w:rPr>
+        <w:t>）。同樣，丈夫與他的使女（</w:t>
+      </w:r>
       <w:hyperlink r:id="rId14">
         <w:r>
           <w:rPr>
@@ -254,9 +274,33 @@
             <w:color w:val="0000EE"/>
             <w:u w:val="single"/>
           </w:rPr>
-          <w:t>歷代志上二十九章5節；</w:t>
-        </w:r>
-      </w:hyperlink>
+          <w:t>創16:1</w:t>
+        </w:r>
+      </w:hyperlink>
+      <w:r>
+        <w:rPr>
+          <w:lang w:val="zh_TW" w:bidi="zh_TW"/>
+        </w:rPr>
+        <w:t>–</w:t>
+      </w:r>
+      <w:hyperlink r:id="rId14">
+        <w:r>
+          <w:rPr>
+            <w:lang w:val="zh_TW" w:bidi="zh_TW"/>
+          </w:rPr>
+          <w:rPr>
+            <w:color w:val="0000EE"/>
+            <w:u w:val="single"/>
+          </w:rPr>
+          <w:t>4</w:t>
+        </w:r>
+      </w:hyperlink>
+      <w:r>
+        <w:rPr>
+          <w:lang w:val="zh_TW" w:bidi="zh_TW"/>
+        </w:rPr>
+        <w:t>，</w:t>
+      </w:r>
       <w:hyperlink r:id="rId15">
         <w:r>
           <w:rPr>
@@ -266,14 +310,46 @@
             <w:color w:val="0000EE"/>
             <w:u w:val="single"/>
           </w:rPr>
-          <w:t>歷代志下三十四章11節</w:t>
-        </w:r>
-      </w:hyperlink>
-      <w:r>
-        <w:rPr>
-          <w:lang w:val="zh_TW" w:bidi="zh_TW"/>
-        </w:rPr>
-        <w:t>，以及</w:t>
+          <w:t>30:1</w:t>
+        </w:r>
+      </w:hyperlink>
+      <w:r>
+        <w:rPr>
+          <w:lang w:val="zh_TW" w:bidi="zh_TW"/>
+        </w:rPr>
+        <w:t>–</w:t>
+      </w:r>
+      <w:hyperlink r:id="rId15">
+        <w:r>
+          <w:rPr>
+            <w:lang w:val="zh_TW" w:bidi="zh_TW"/>
+          </w:rPr>
+          <w:rPr>
+            <w:color w:val="0000EE"/>
+            <w:u w:val="single"/>
+          </w:rPr>
+          <w:t>5</w:t>
+        </w:r>
+      </w:hyperlink>
+      <w:r>
+        <w:rPr>
+          <w:lang w:val="zh_TW" w:bidi="zh_TW"/>
+        </w:rPr>
+        <w:t>）。</w:t>
+      </w:r>
+    </w:p>
+    <w:p>
+      <w:pPr/>
+      <w:r>
+        <w:rPr>
+          <w:lang w:val="zh_TW" w:bidi="zh_TW"/>
+        </w:rPr>
+      </w:r>
+      <w:r>
+        <w:rPr>
+          <w:lang w:val="zh_TW" w:bidi="zh_TW"/>
+        </w:rPr>
+        <w:t>耶穌在祂關於離婚和再婚的教導中否定了這些性別間的不平等關係。祂允許在犯姦淫的情況下休妻（</w:t>
       </w:r>
       <w:hyperlink r:id="rId16">
         <w:r>
@@ -284,14 +360,62 @@
             <w:color w:val="0000EE"/>
             <w:u w:val="single"/>
           </w:rPr>
-          <w:t>以賽亞書三章3節</w:t>
-        </w:r>
-      </w:hyperlink>
-      <w:r>
-        <w:rPr>
-          <w:lang w:val="zh_TW" w:bidi="zh_TW"/>
-        </w:rPr>
-        <w:t>中使用了artificer（匠人）這個詞。</w:t>
+          <w:t>太5:32，</w:t>
+        </w:r>
+      </w:hyperlink>
+      <w:hyperlink r:id="rId17">
+        <w:r>
+          <w:rPr>
+            <w:lang w:val="zh_TW" w:bidi="zh_TW"/>
+          </w:rPr>
+          <w:rPr>
+            <w:color w:val="0000EE"/>
+            <w:u w:val="single"/>
+          </w:rPr>
+          <w:t>19:9</w:t>
+        </w:r>
+      </w:hyperlink>
+      <w:r>
+        <w:rPr>
+          <w:lang w:val="zh_TW" w:bidi="zh_TW"/>
+        </w:rPr>
+        <w:t>），但祂警告，在其它情況下，休妻後再婚就是犯姦淫。保羅補充說，這僅適用於原配偶仍然活著的情況（</w:t>
+      </w:r>
+      <w:hyperlink r:id="rId18">
+        <w:r>
+          <w:rPr>
+            <w:lang w:val="zh_TW" w:bidi="zh_TW"/>
+          </w:rPr>
+          <w:rPr>
+            <w:color w:val="0000EE"/>
+            <w:u w:val="single"/>
+          </w:rPr>
+          <w:t>羅7:2</w:t>
+        </w:r>
+      </w:hyperlink>
+      <w:r>
+        <w:rPr>
+          <w:lang w:val="zh_TW" w:bidi="zh_TW"/>
+        </w:rPr>
+        <w:t>–</w:t>
+      </w:r>
+      <w:hyperlink r:id="rId18">
+        <w:r>
+          <w:rPr>
+            <w:lang w:val="zh_TW" w:bidi="zh_TW"/>
+          </w:rPr>
+          <w:rPr>
+            <w:color w:val="0000EE"/>
+            <w:u w:val="single"/>
+          </w:rPr>
+          <w:t>3</w:t>
+        </w:r>
+      </w:hyperlink>
+      <w:r>
+        <w:rPr>
+          <w:lang w:val="zh_TW" w:bidi="zh_TW"/>
+        </w:rPr>
+        <w:t>）。</w:t>
       </w:r>
     </w:p>
     <w:p>
@@ -303,22 +427,5434 @@
       </w:r>
       <w:r>
         <w:rPr>
+          <w:lang w:val="zh_TW" w:bidi="zh_TW"/>
+        </w:rPr>
+        <w:t>耶穌擴展了舊約聖經對姦淫的定義，將人的思想也包括在內。任何人若心裡起淫念（超越了受試探的階段），即使沒有身體接觸，也是在思想上犯姦淫（</w:t>
+      </w:r>
+      <w:hyperlink r:id="rId19">
+        <w:r>
+          <w:rPr>
+            <w:lang w:val="zh_TW" w:bidi="zh_TW"/>
+          </w:rPr>
+          <w:rPr>
+            <w:color w:val="0000EE"/>
+            <w:u w:val="single"/>
+          </w:rPr>
+          <w:t>太5:27</w:t>
+        </w:r>
+      </w:hyperlink>
+      <w:r>
+        <w:rPr>
+          <w:lang w:val="zh_TW" w:bidi="zh_TW"/>
+        </w:rPr>
+        <w:t>–</w:t>
+      </w:r>
+      <w:hyperlink r:id="rId19">
+        <w:r>
+          <w:rPr>
+            <w:lang w:val="zh_TW" w:bidi="zh_TW"/>
+          </w:rPr>
+          <w:rPr>
+            <w:color w:val="0000EE"/>
+            <w:u w:val="single"/>
+          </w:rPr>
+          <w:t>28</w:t>
+        </w:r>
+      </w:hyperlink>
+      <w:r>
+        <w:rPr>
+          <w:lang w:val="zh_TW" w:bidi="zh_TW"/>
+        </w:rPr>
+        <w:t>；參</w:t>
+      </w:r>
+      <w:hyperlink r:id="rId20">
+        <w:r>
+          <w:rPr>
+            <w:lang w:val="zh_TW" w:bidi="zh_TW"/>
+          </w:rPr>
+          <w:rPr>
+            <w:color w:val="0000EE"/>
+            <w:u w:val="single"/>
+          </w:rPr>
+          <w:t>伯31:1、9</w:t>
+        </w:r>
+      </w:hyperlink>
+      <w:r>
+        <w:rPr>
+          <w:lang w:val="zh_TW" w:bidi="zh_TW"/>
+        </w:rPr>
+        <w:t>）。</w:t>
+      </w:r>
+    </w:p>
+    <w:p>
+      <w:pPr/>
+      <w:r>
+        <w:rPr>
+          <w:lang w:val="zh_TW" w:bidi="zh_TW"/>
+        </w:rPr>
+      </w:r>
+      <w:r>
+        <w:rPr>
+          <w:lang w:val="zh_TW" w:bidi="zh_TW"/>
+        </w:rPr>
+        <w:t>聖經在律法書、先知書和智慧文學中強烈責備姦淫。</w:t>
+      </w:r>
+    </w:p>
+    <w:p>
+      <w:pPr>
+        <w:pStyle w:val="ListBullet"/>
+        <w:spacing w:line="240" w:lineRule="auto"/>
+        <w:ind w:left="720"/>
+      </w:pPr>
+      <w:r>
+        <w:rPr>
+          <w:lang w:val="zh_TW" w:bidi="zh_TW"/>
+        </w:rPr>
+      </w:r>
+      <w:r>
+        <w:rPr>
+          <w:lang w:val="zh_TW" w:bidi="zh_TW"/>
+        </w:rPr>
+        <w:t>十誡禁止姦淫（</w:t>
+      </w:r>
+      <w:hyperlink r:id="rId21">
+        <w:r>
+          <w:rPr>
+            <w:lang w:val="zh_TW" w:bidi="zh_TW"/>
+          </w:rPr>
+          <w:rPr>
+            <w:color w:val="0000EE"/>
+            <w:u w:val="single"/>
+          </w:rPr>
+          <w:t>出20:14</w:t>
+        </w:r>
+      </w:hyperlink>
+      <w:r>
+        <w:rPr>
+          <w:lang w:val="zh_TW" w:bidi="zh_TW"/>
+        </w:rPr>
+        <w:t>；</w:t>
+      </w:r>
+      <w:hyperlink r:id="rId22">
+        <w:r>
+          <w:rPr>
+            <w:lang w:val="zh_TW" w:bidi="zh_TW"/>
+          </w:rPr>
+          <w:rPr>
+            <w:color w:val="0000EE"/>
+            <w:u w:val="single"/>
+          </w:rPr>
+          <w:t>申5:18</w:t>
+        </w:r>
+      </w:hyperlink>
+      <w:r>
+        <w:rPr>
+          <w:lang w:val="zh_TW" w:bidi="zh_TW"/>
+        </w:rPr>
+        <w:t>）。</w:t>
+      </w:r>
+    </w:p>
+    <w:p>
+      <w:pPr>
+        <w:pStyle w:val="ListBullet"/>
+        <w:spacing w:line="240" w:lineRule="auto"/>
+        <w:ind w:left="720"/>
+      </w:pPr>
+      <w:r>
+        <w:rPr>
+          <w:lang w:val="zh_TW" w:bidi="zh_TW"/>
+        </w:rPr>
+      </w:r>
+      <w:r>
+        <w:rPr>
+          <w:lang w:val="zh_TW" w:bidi="zh_TW"/>
+        </w:rPr>
+        <w:t>先知宣告姦淫使神發怒（</w:t>
+      </w:r>
+      <w:hyperlink r:id="rId23">
+        <w:r>
+          <w:rPr>
+            <w:lang w:val="zh_TW" w:bidi="zh_TW"/>
+          </w:rPr>
+          <w:rPr>
+            <w:color w:val="0000EE"/>
+            <w:u w:val="single"/>
+          </w:rPr>
+          <w:t>耶23:11</w:t>
+        </w:r>
+      </w:hyperlink>
+      <w:r>
+        <w:rPr>
+          <w:lang w:val="zh_TW" w:bidi="zh_TW"/>
+        </w:rPr>
+        <w:t>–</w:t>
+      </w:r>
+      <w:hyperlink r:id="rId23">
+        <w:r>
+          <w:rPr>
+            <w:lang w:val="zh_TW" w:bidi="zh_TW"/>
+          </w:rPr>
+          <w:rPr>
+            <w:color w:val="0000EE"/>
+            <w:u w:val="single"/>
+          </w:rPr>
+          <w:t>14</w:t>
+        </w:r>
+      </w:hyperlink>
+      <w:r>
+        <w:rPr>
+          <w:lang w:val="zh_TW" w:bidi="zh_TW"/>
+        </w:rPr>
+        <w:t>；</w:t>
+      </w:r>
+      <w:hyperlink r:id="rId24">
+        <w:r>
+          <w:rPr>
+            <w:lang w:val="zh_TW" w:bidi="zh_TW"/>
+          </w:rPr>
+          <w:rPr>
+            <w:color w:val="0000EE"/>
+            <w:u w:val="single"/>
+          </w:rPr>
+          <w:t>結22:11</w:t>
+        </w:r>
+      </w:hyperlink>
+      <w:r>
+        <w:rPr>
+          <w:lang w:val="zh_TW" w:bidi="zh_TW"/>
+        </w:rPr>
+        <w:t>；</w:t>
+      </w:r>
+      <w:hyperlink r:id="rId25">
+        <w:r>
+          <w:rPr>
+            <w:lang w:val="zh_TW" w:bidi="zh_TW"/>
+          </w:rPr>
+          <w:rPr>
+            <w:color w:val="0000EE"/>
+            <w:u w:val="single"/>
+          </w:rPr>
+          <w:t>瑪3:5</w:t>
+        </w:r>
+      </w:hyperlink>
+      <w:r>
+        <w:rPr>
+          <w:lang w:val="zh_TW" w:bidi="zh_TW"/>
+        </w:rPr>
+        <w:t>）。</w:t>
+      </w:r>
+    </w:p>
+    <w:p>
+      <w:pPr>
+        <w:pStyle w:val="ListBullet"/>
+        <w:spacing w:line="240" w:lineRule="auto"/>
+        <w:ind w:left="720"/>
+      </w:pPr>
+      <w:r>
+        <w:rPr>
+          <w:lang w:val="zh_TW" w:bidi="zh_TW"/>
+        </w:rPr>
+      </w:r>
+      <w:r>
+        <w:rPr>
+          <w:lang w:val="zh_TW" w:bidi="zh_TW"/>
+        </w:rPr>
+        <w:t>箴言描述姦淫是自我毀滅（</w:t>
+      </w:r>
+      <w:hyperlink r:id="rId26">
+        <w:r>
+          <w:rPr>
+            <w:lang w:val="zh_TW" w:bidi="zh_TW"/>
+          </w:rPr>
+          <w:rPr>
+            <w:color w:val="0000EE"/>
+            <w:u w:val="single"/>
+          </w:rPr>
+          <w:t>箴6:23</w:t>
+        </w:r>
+      </w:hyperlink>
+      <w:r>
+        <w:rPr>
+          <w:lang w:val="zh_TW" w:bidi="zh_TW"/>
+        </w:rPr>
+        <w:t>–</w:t>
+      </w:r>
+      <w:hyperlink r:id="rId26">
+        <w:r>
+          <w:rPr>
+            <w:lang w:val="zh_TW" w:bidi="zh_TW"/>
+          </w:rPr>
+          <w:rPr>
+            <w:color w:val="0000EE"/>
+            <w:u w:val="single"/>
+          </w:rPr>
+          <w:t>35</w:t>
+        </w:r>
+      </w:hyperlink>
+      <w:r>
+        <w:rPr>
+          <w:lang w:val="zh_TW" w:bidi="zh_TW"/>
+        </w:rPr>
+        <w:t>；參</w:t>
+      </w:r>
+      <w:hyperlink r:id="rId27">
+        <w:r>
+          <w:rPr>
+            <w:lang w:val="zh_TW" w:bidi="zh_TW"/>
+          </w:rPr>
+          <w:rPr>
+            <w:color w:val="0000EE"/>
+            <w:u w:val="single"/>
+          </w:rPr>
+          <w:t>7:6</w:t>
+        </w:r>
+      </w:hyperlink>
+      <w:r>
+        <w:rPr>
+          <w:lang w:val="zh_TW" w:bidi="zh_TW"/>
+        </w:rPr>
+        <w:t>–</w:t>
+      </w:r>
+      <w:hyperlink r:id="rId27">
+        <w:r>
+          <w:rPr>
+            <w:lang w:val="zh_TW" w:bidi="zh_TW"/>
+          </w:rPr>
+          <w:rPr>
+            <w:color w:val="0000EE"/>
+            <w:u w:val="single"/>
+          </w:rPr>
+          <w:t>27</w:t>
+        </w:r>
+      </w:hyperlink>
+      <w:r>
+        <w:rPr>
+          <w:lang w:val="zh_TW" w:bidi="zh_TW"/>
+        </w:rPr>
+        <w:t>）。</w:t>
+      </w:r>
+    </w:p>
+    <w:p>
+      <w:pPr/>
+      <w:r>
+        <w:rPr>
+          <w:lang w:val="zh_TW" w:bidi="zh_TW"/>
+        </w:rPr>
+      </w:r>
+      <w:r>
+        <w:rPr>
+          <w:lang w:val="zh_TW" w:bidi="zh_TW"/>
+        </w:rPr>
+        <w:t>新約聖經繼續這種譴責，調若人不悔改，姦淫會使其被排除在神的國之外（</w:t>
+      </w:r>
+      <w:hyperlink r:id="rId28">
+        <w:r>
+          <w:rPr>
+            <w:lang w:val="zh_TW" w:bidi="zh_TW"/>
+          </w:rPr>
+          <w:rPr>
+            <w:color w:val="0000EE"/>
+            <w:u w:val="single"/>
+          </w:rPr>
+          <w:t>林前6:9</w:t>
+        </w:r>
+      </w:hyperlink>
+      <w:r>
+        <w:rPr>
+          <w:lang w:val="zh_TW" w:bidi="zh_TW"/>
+        </w:rPr>
+        <w:t>）。這與愛鄰舍的道理相反（</w:t>
+      </w:r>
+      <w:hyperlink r:id="rId29">
+        <w:r>
+          <w:rPr>
+            <w:lang w:val="zh_TW" w:bidi="zh_TW"/>
+          </w:rPr>
+          <w:rPr>
+            <w:color w:val="0000EE"/>
+            <w:u w:val="single"/>
+          </w:rPr>
+          <w:t>羅13:9</w:t>
+        </w:r>
+      </w:hyperlink>
+      <w:r>
+        <w:rPr>
+          <w:lang w:val="zh_TW" w:bidi="zh_TW"/>
+        </w:rPr>
+        <w:t>–</w:t>
+      </w:r>
+      <w:hyperlink r:id="rId29">
+        <w:r>
+          <w:rPr>
+            <w:lang w:val="zh_TW" w:bidi="zh_TW"/>
+          </w:rPr>
+          <w:rPr>
+            <w:color w:val="0000EE"/>
+            <w:u w:val="single"/>
+          </w:rPr>
+          <w:t>10</w:t>
+        </w:r>
+      </w:hyperlink>
+      <w:r>
+        <w:rPr>
+          <w:lang w:val="zh_TW" w:bidi="zh_TW"/>
+        </w:rPr>
+        <w:t>），且神要審判犯姦淫的人（</w:t>
+      </w:r>
+      <w:hyperlink r:id="rId30">
+        <w:r>
+          <w:rPr>
+            <w:lang w:val="zh_TW" w:bidi="zh_TW"/>
+          </w:rPr>
+          <w:rPr>
+            <w:color w:val="0000EE"/>
+            <w:u w:val="single"/>
+          </w:rPr>
+          <w:t>來13:4</w:t>
+        </w:r>
+      </w:hyperlink>
+      <w:r>
+        <w:rPr>
+          <w:lang w:val="zh_TW" w:bidi="zh_TW"/>
+        </w:rPr>
+        <w:t>）。</w:t>
+      </w:r>
+    </w:p>
+    <w:p>
+      <w:pPr/>
+      <w:r>
+        <w:rPr>
+          <w:lang w:val="zh_TW" w:bidi="zh_TW"/>
+        </w:rPr>
+      </w:r>
+      <w:r>
+        <w:rPr>
+          <w:lang w:val="zh_TW" w:bidi="zh_TW"/>
+        </w:rPr>
+        <w:t>在舊約聖經中，姦淫的懲罰是處死男女雙方（</w:t>
+      </w:r>
+      <w:hyperlink r:id="rId31">
+        <w:r>
+          <w:rPr>
+            <w:lang w:val="zh_TW" w:bidi="zh_TW"/>
+          </w:rPr>
+          <w:rPr>
+            <w:color w:val="0000EE"/>
+            <w:u w:val="single"/>
+          </w:rPr>
+          <w:t>利20:10</w:t>
+        </w:r>
+      </w:hyperlink>
+      <w:r>
+        <w:rPr>
+          <w:lang w:val="zh_TW" w:bidi="zh_TW"/>
+        </w:rPr>
+        <w:t>；</w:t>
+      </w:r>
+      <w:hyperlink r:id="rId32">
+        <w:r>
+          <w:rPr>
+            <w:lang w:val="zh_TW" w:bidi="zh_TW"/>
+          </w:rPr>
+          <w:rPr>
+            <w:color w:val="0000EE"/>
+            <w:u w:val="single"/>
+          </w:rPr>
+          <w:t>申22:22</w:t>
+        </w:r>
+      </w:hyperlink>
+      <w:r>
+        <w:rPr>
+          <w:lang w:val="zh_TW" w:bidi="zh_TW"/>
+        </w:rPr>
+        <w:t>），這種情況適用於婦女已經與另一個男人訂婚，而不適用於強姦的情況（在這情況下，只有男子會被處死——</w:t>
+      </w:r>
+      <w:hyperlink r:id="rId33">
+        <w:r>
+          <w:rPr>
+            <w:lang w:val="zh_TW" w:bidi="zh_TW"/>
+          </w:rPr>
+          <w:rPr>
+            <w:color w:val="0000EE"/>
+            <w:u w:val="single"/>
+          </w:rPr>
+          <w:t>申22:23</w:t>
+        </w:r>
+      </w:hyperlink>
+      <w:r>
+        <w:rPr>
+          <w:lang w:val="zh_TW" w:bidi="zh_TW"/>
+        </w:rPr>
+        <w:t>–</w:t>
+      </w:r>
+      <w:hyperlink r:id="rId33">
+        <w:r>
+          <w:rPr>
+            <w:lang w:val="zh_TW" w:bidi="zh_TW"/>
+          </w:rPr>
+          <w:rPr>
+            <w:color w:val="0000EE"/>
+            <w:u w:val="single"/>
+          </w:rPr>
+          <w:t>27</w:t>
+        </w:r>
+      </w:hyperlink>
+      <w:r>
+        <w:rPr>
+          <w:lang w:val="zh_TW" w:bidi="zh_TW"/>
+        </w:rPr>
+        <w:t>）。「就把那惡從你們中間除掉」（</w:t>
+      </w:r>
+      <w:hyperlink r:id="rId34">
+        <w:r>
+          <w:rPr>
+            <w:lang w:val="zh_TW" w:bidi="zh_TW"/>
+          </w:rPr>
+          <w:rPr>
+            <w:color w:val="0000EE"/>
+            <w:u w:val="single"/>
+          </w:rPr>
+          <w:t>申22:24）</w:t>
+        </w:r>
+      </w:hyperlink>
+      <w:r>
+        <w:rPr>
+          <w:lang w:val="zh_TW" w:bidi="zh_TW"/>
+        </w:rPr>
+        <w:t>這命令表明，姦淫不僅威脅犯罪者的家庭，也危害社會健康。</w:t>
+      </w:r>
+    </w:p>
+    <w:p>
+      <w:pPr/>
+      <w:r>
+        <w:rPr>
+          <w:lang w:val="zh_TW" w:bidi="zh_TW"/>
+        </w:rPr>
+      </w:r>
+      <w:r>
+        <w:rPr>
+          <w:lang w:val="zh_TW" w:bidi="zh_TW"/>
+        </w:rPr>
+        <w:t>由於姦淫的後果非常嚴重，必須罪名確鑿，才能懲罰。如果只是懷疑姦淫，妻子需要通過起誓並喝苦水來接受測試。由於測試是在神面前進行，其結果被認為能揭示真相（</w:t>
+      </w:r>
+      <w:hyperlink r:id="rId35">
+        <w:r>
+          <w:rPr>
+            <w:lang w:val="zh_TW" w:bidi="zh_TW"/>
+          </w:rPr>
+          <w:rPr>
+            <w:color w:val="0000EE"/>
+            <w:u w:val="single"/>
+          </w:rPr>
+          <w:t>民5:11</w:t>
+        </w:r>
+      </w:hyperlink>
+      <w:r>
+        <w:rPr>
+          <w:lang w:val="zh_TW" w:bidi="zh_TW"/>
+        </w:rPr>
+        <w:t>–</w:t>
+      </w:r>
+      <w:hyperlink r:id="rId35">
+        <w:r>
+          <w:rPr>
+            <w:lang w:val="zh_TW" w:bidi="zh_TW"/>
+          </w:rPr>
+          <w:rPr>
+            <w:color w:val="0000EE"/>
+            <w:u w:val="single"/>
+          </w:rPr>
+          <w:t>31</w:t>
+        </w:r>
+      </w:hyperlink>
+      <w:r>
+        <w:rPr>
+          <w:lang w:val="zh_TW" w:bidi="zh_TW"/>
+        </w:rPr>
+        <w:t>）。</w:t>
+      </w:r>
+    </w:p>
+    <w:p>
+      <w:pPr/>
+      <w:r>
+        <w:rPr>
+          <w:lang w:val="zh_TW" w:bidi="zh_TW"/>
+        </w:rPr>
+      </w:r>
+      <w:r>
+        <w:rPr>
+          <w:lang w:val="zh_TW" w:bidi="zh_TW"/>
+        </w:rPr>
+        <w:t>在舊約和新約中，姦淫也被用來象徵人對神的不忠。舊約先知將神與百姓約的關係比作婚姻（</w:t>
+      </w:r>
+      <w:hyperlink r:id="rId36">
+        <w:r>
+          <w:rPr>
+            <w:lang w:val="zh_TW" w:bidi="zh_TW"/>
+          </w:rPr>
+          <w:rPr>
+            <w:color w:val="0000EE"/>
+            <w:u w:val="single"/>
+          </w:rPr>
+          <w:t>賽54:5</w:t>
+        </w:r>
+      </w:hyperlink>
+      <w:r>
+        <w:rPr>
+          <w:lang w:val="zh_TW" w:bidi="zh_TW"/>
+        </w:rPr>
+        <w:t>–</w:t>
+      </w:r>
+      <w:hyperlink r:id="rId36">
+        <w:r>
+          <w:rPr>
+            <w:lang w:val="zh_TW" w:bidi="zh_TW"/>
+          </w:rPr>
+          <w:rPr>
+            <w:color w:val="0000EE"/>
+            <w:u w:val="single"/>
+          </w:rPr>
+          <w:t>8</w:t>
+        </w:r>
+      </w:hyperlink>
+      <w:r>
+        <w:rPr>
+          <w:lang w:val="zh_TW" w:bidi="zh_TW"/>
+        </w:rPr>
+        <w:t>；參</w:t>
+      </w:r>
+      <w:hyperlink r:id="rId37">
+        <w:r>
+          <w:rPr>
+            <w:lang w:val="zh_TW" w:bidi="zh_TW"/>
+          </w:rPr>
+          <w:rPr>
+            <w:color w:val="0000EE"/>
+            <w:u w:val="single"/>
+          </w:rPr>
+          <w:t>啟21:2</w:t>
+        </w:r>
+      </w:hyperlink>
+      <w:r>
+        <w:rPr>
+          <w:lang w:val="zh_TW" w:bidi="zh_TW"/>
+        </w:rPr>
+        <w:t>），破壞這種關係（尤其是通過崇拜偶像），就被視為屬靈的姦淫（</w:t>
+      </w:r>
+      <w:hyperlink r:id="rId38">
+        <w:r>
+          <w:rPr>
+            <w:lang w:val="zh_TW" w:bidi="zh_TW"/>
+          </w:rPr>
+          <w:rPr>
+            <w:color w:val="0000EE"/>
+            <w:u w:val="single"/>
+          </w:rPr>
+          <w:t>耶5:7</w:t>
+        </w:r>
+      </w:hyperlink>
+      <w:r>
+        <w:rPr>
+          <w:lang w:val="zh_TW" w:bidi="zh_TW"/>
+        </w:rPr>
+        <w:t>–</w:t>
+      </w:r>
+      <w:hyperlink r:id="rId38">
+        <w:r>
+          <w:rPr>
+            <w:lang w:val="zh_TW" w:bidi="zh_TW"/>
+          </w:rPr>
+          <w:rPr>
+            <w:color w:val="0000EE"/>
+            <w:u w:val="single"/>
+          </w:rPr>
+          <w:t>8，</w:t>
+        </w:r>
+      </w:hyperlink>
+      <w:hyperlink r:id="rId39">
+        <w:r>
+          <w:rPr>
+            <w:lang w:val="zh_TW" w:bidi="zh_TW"/>
+          </w:rPr>
+          <w:rPr>
+            <w:color w:val="0000EE"/>
+            <w:u w:val="single"/>
+          </w:rPr>
+          <w:t>13:22</w:t>
+        </w:r>
+      </w:hyperlink>
+      <w:r>
+        <w:rPr>
+          <w:lang w:val="zh_TW" w:bidi="zh_TW"/>
+        </w:rPr>
+        <w:t>–</w:t>
+      </w:r>
+      <w:hyperlink r:id="rId39">
+        <w:r>
+          <w:rPr>
+            <w:lang w:val="zh_TW" w:bidi="zh_TW"/>
+          </w:rPr>
+          <w:rPr>
+            <w:color w:val="0000EE"/>
+            <w:u w:val="single"/>
+          </w:rPr>
+          <w:t>27</w:t>
+        </w:r>
+      </w:hyperlink>
+      <w:r>
+        <w:rPr>
+          <w:lang w:val="zh_TW" w:bidi="zh_TW"/>
+        </w:rPr>
+        <w:t>；</w:t>
+      </w:r>
+      <w:hyperlink r:id="rId40">
+        <w:r>
+          <w:rPr>
+            <w:lang w:val="zh_TW" w:bidi="zh_TW"/>
+          </w:rPr>
+          <w:rPr>
+            <w:color w:val="0000EE"/>
+            <w:u w:val="single"/>
+          </w:rPr>
+          <w:t>結23:37</w:t>
+        </w:r>
+      </w:hyperlink>
+      <w:r>
+        <w:rPr>
+          <w:lang w:val="zh_TW" w:bidi="zh_TW"/>
+        </w:rPr>
+        <w:t>）。</w:t>
+      </w:r>
+    </w:p>
+    <w:p>
+      <w:pPr/>
+      <w:r>
+        <w:rPr>
+          <w:lang w:val="zh_TW" w:bidi="zh_TW"/>
+        </w:rPr>
+      </w:r>
+      <w:r>
+        <w:rPr>
+          <w:lang w:val="zh_TW" w:bidi="zh_TW"/>
+        </w:rPr>
+        <w:t>耶穌也用屬靈上的姦淫來描述那些拒絕祂的身份或要求證明祂神性的人（</w:t>
+      </w:r>
+      <w:hyperlink r:id="rId41">
+        <w:r>
+          <w:rPr>
+            <w:lang w:val="zh_TW" w:bidi="zh_TW"/>
+          </w:rPr>
+          <w:rPr>
+            <w:color w:val="0000EE"/>
+            <w:u w:val="single"/>
+          </w:rPr>
+          <w:t>太12:39，</w:t>
+        </w:r>
+      </w:hyperlink>
+      <w:hyperlink r:id="rId42">
+        <w:r>
+          <w:rPr>
+            <w:lang w:val="zh_TW" w:bidi="zh_TW"/>
+          </w:rPr>
+          <w:rPr>
+            <w:color w:val="0000EE"/>
+            <w:u w:val="single"/>
+          </w:rPr>
+          <w:t>16:4</w:t>
+        </w:r>
+      </w:hyperlink>
+      <w:r>
+        <w:rPr>
+          <w:lang w:val="zh_TW" w:bidi="zh_TW"/>
+        </w:rPr>
+        <w:t>；</w:t>
+      </w:r>
+      <w:hyperlink r:id="rId43">
+        <w:r>
+          <w:rPr>
+            <w:lang w:val="zh_TW" w:bidi="zh_TW"/>
+          </w:rPr>
+          <w:rPr>
+            <w:color w:val="0000EE"/>
+            <w:u w:val="single"/>
+          </w:rPr>
+          <w:t>可8:38</w:t>
+        </w:r>
+      </w:hyperlink>
+      <w:r>
+        <w:rPr>
+          <w:lang w:val="zh_TW" w:bidi="zh_TW"/>
+        </w:rPr>
+        <w:t>）。在</w:t>
+      </w:r>
+      <w:hyperlink r:id="rId44">
+        <w:r>
+          <w:rPr>
+            <w:lang w:val="zh_TW" w:bidi="zh_TW"/>
+          </w:rPr>
+          <w:rPr>
+            <w:color w:val="0000EE"/>
+            <w:u w:val="single"/>
+          </w:rPr>
+          <w:t>雅各書四章4至6節</w:t>
+        </w:r>
+      </w:hyperlink>
+      <w:r>
+        <w:rPr>
+          <w:lang w:val="zh_TW" w:bidi="zh_TW"/>
+        </w:rPr>
+        <w:t>中，神被描述為一位慈愛的、嫉妒的丈夫，與世俗為友且犯姦淫的百姓就是與祂為敵。</w:t>
+      </w:r>
+    </w:p>
+    <w:p>
+      <w:pPr/>
+      <w:r>
+        <w:rPr>
+          <w:lang w:val="zh_TW" w:bidi="zh_TW"/>
+        </w:rPr>
+      </w:r>
+      <w:r>
+        <w:rPr>
+          <w:lang w:val="zh_TW" w:bidi="zh_TW"/>
+        </w:rPr>
+        <w:t>先知何西阿特別關注這一主題，神藉何西阿的個人經歷傳達重要信息。何西阿的妻子對他不忠，正如神的百姓對祂不忠一樣。這個故事揭示了：</w:t>
+      </w:r>
+    </w:p>
+    <w:p>
+      <w:pPr>
+        <w:pStyle w:val="ListNumber"/>
+        <w:numPr>
+          <w:ilvl w:val="0"/>
+          <w:numId w:val="14"/>
+        </w:numPr>
+        <w:spacing w:line="240" w:lineRule="auto"/>
+        <w:ind w:left="720"/>
+      </w:pPr>
+      <w:r>
+        <w:rPr>
+          <w:lang w:val="zh_TW" w:bidi="zh_TW"/>
+        </w:rPr>
+      </w:r>
+      <w:r>
+        <w:rPr>
+          <w:lang w:val="zh_TW" w:bidi="zh_TW"/>
+        </w:rPr>
+        <w:t>神的百姓對祂不忠的嚴重性（</w:t>
+      </w:r>
+      <w:hyperlink r:id="rId45">
+        <w:r>
+          <w:rPr>
+            <w:lang w:val="zh_TW" w:bidi="zh_TW"/>
+          </w:rPr>
+          <w:rPr>
+            <w:color w:val="0000EE"/>
+            <w:u w:val="single"/>
+          </w:rPr>
+          <w:t>何2:2</w:t>
+        </w:r>
+      </w:hyperlink>
+      <w:r>
+        <w:rPr>
+          <w:lang w:val="zh_TW" w:bidi="zh_TW"/>
+        </w:rPr>
+        <w:t>–</w:t>
+      </w:r>
+      <w:hyperlink r:id="rId45">
+        <w:r>
+          <w:rPr>
+            <w:lang w:val="zh_TW" w:bidi="zh_TW"/>
+          </w:rPr>
+          <w:rPr>
+            <w:color w:val="0000EE"/>
+            <w:u w:val="single"/>
+          </w:rPr>
+          <w:t>6</w:t>
+        </w:r>
+      </w:hyperlink>
+      <w:r>
+        <w:rPr>
+          <w:lang w:val="zh_TW" w:bidi="zh_TW"/>
+        </w:rPr>
+        <w:t>）</w:t>
+      </w:r>
+    </w:p>
+    <w:p>
+      <w:pPr>
+        <w:pStyle w:val="ListNumber"/>
+        <w:spacing w:line="240" w:lineRule="auto"/>
+        <w:ind w:left="720"/>
+      </w:pPr>
+      <w:r>
+        <w:rPr>
+          <w:lang w:val="zh_TW" w:bidi="zh_TW"/>
+        </w:rPr>
+      </w:r>
+      <w:r>
+        <w:rPr>
+          <w:lang w:val="zh_TW" w:bidi="zh_TW"/>
+        </w:rPr>
+        <w:t>神渴望恢復這關係（</w:t>
+      </w:r>
+      <w:hyperlink r:id="rId46">
+        <w:r>
+          <w:rPr>
+            <w:lang w:val="zh_TW" w:bidi="zh_TW"/>
+          </w:rPr>
+          <w:rPr>
+            <w:color w:val="0000EE"/>
+            <w:u w:val="single"/>
+          </w:rPr>
+          <w:t>3:1</w:t>
+        </w:r>
+      </w:hyperlink>
+      <w:r>
+        <w:rPr>
+          <w:lang w:val="zh_TW" w:bidi="zh_TW"/>
+        </w:rPr>
+        <w:t>–</w:t>
+      </w:r>
+      <w:hyperlink r:id="rId46">
+        <w:r>
+          <w:rPr>
+            <w:lang w:val="zh_TW" w:bidi="zh_TW"/>
+          </w:rPr>
+          <w:rPr>
+            <w:color w:val="0000EE"/>
+            <w:u w:val="single"/>
+          </w:rPr>
+          <w:t>5</w:t>
+        </w:r>
+      </w:hyperlink>
+      <w:r>
+        <w:rPr>
+          <w:lang w:val="zh_TW" w:bidi="zh_TW"/>
+        </w:rPr>
+        <w:t>）</w:t>
+      </w:r>
+    </w:p>
+    <w:p>
+      <w:pPr/>
+      <w:r>
+        <w:rPr>
+          <w:lang w:val="zh_TW" w:bidi="zh_TW"/>
+        </w:rPr>
+      </w:r>
+      <w:r>
+        <w:rPr>
+          <w:lang w:val="zh_TW" w:bidi="zh_TW"/>
+        </w:rPr>
+        <w:t>對神不忠（屬靈的姦淫）會招致神的審判，就像肉體上的姦淫一樣。然而，在這兩種情況下，神最大的渴望是修復關係，這需要人真心悔改，回轉向神（</w:t>
+      </w:r>
+      <w:hyperlink r:id="rId47">
+        <w:r>
+          <w:rPr>
+            <w:lang w:val="zh_TW" w:bidi="zh_TW"/>
+          </w:rPr>
+          <w:rPr>
+            <w:color w:val="0000EE"/>
+            <w:u w:val="single"/>
+          </w:rPr>
+          <w:t>耶3:1</w:t>
+        </w:r>
+      </w:hyperlink>
+      <w:r>
+        <w:rPr>
+          <w:lang w:val="zh_TW" w:bidi="zh_TW"/>
+        </w:rPr>
+        <w:t>–</w:t>
+      </w:r>
+      <w:hyperlink r:id="rId47">
+        <w:r>
+          <w:rPr>
+            <w:lang w:val="zh_TW" w:bidi="zh_TW"/>
+          </w:rPr>
+          <w:rPr>
+            <w:color w:val="0000EE"/>
+            <w:u w:val="single"/>
+          </w:rPr>
+          <w:t>14</w:t>
+        </w:r>
+      </w:hyperlink>
+      <w:r>
+        <w:rPr>
+          <w:lang w:val="zh_TW" w:bidi="zh_TW"/>
+        </w:rPr>
+        <w:t>；</w:t>
+      </w:r>
+      <w:hyperlink r:id="rId48">
+        <w:r>
+          <w:rPr>
+            <w:lang w:val="zh_TW" w:bidi="zh_TW"/>
+          </w:rPr>
+          <w:rPr>
+            <w:color w:val="0000EE"/>
+            <w:u w:val="single"/>
+          </w:rPr>
+          <w:t>結16:1</w:t>
+        </w:r>
+      </w:hyperlink>
+      <w:r>
+        <w:rPr>
+          <w:lang w:val="zh_TW" w:bidi="zh_TW"/>
+        </w:rPr>
+        <w:t>–</w:t>
+      </w:r>
+      <w:hyperlink r:id="rId48">
+        <w:r>
+          <w:rPr>
+            <w:lang w:val="zh_TW" w:bidi="zh_TW"/>
+          </w:rPr>
+          <w:rPr>
+            <w:color w:val="0000EE"/>
+            <w:u w:val="single"/>
+          </w:rPr>
+          <w:t>63</w:t>
+        </w:r>
+      </w:hyperlink>
+      <w:r>
+        <w:rPr>
+          <w:lang w:val="zh_TW" w:bidi="zh_TW"/>
+        </w:rPr>
+        <w:t>）。</w:t>
+      </w:r>
+    </w:p>
+    <w:p>
+      <w:pPr/>
+      <w:r>
+        <w:rPr>
+          <w:lang w:val="zh_TW" w:bidi="zh_TW"/>
+        </w:rPr>
+      </w:r>
+      <w:r>
+        <w:rPr>
           <w:i/>
           <w:lang w:val="zh_TW" w:bidi="zh_TW"/>
         </w:rPr>
+        <w:t>另見</w:t>
+      </w:r>
+      <w:r>
+        <w:rPr>
+          <w:lang w:val="zh_TW" w:bidi="zh_TW"/>
+        </w:rPr>
+        <w:t xml:space="preserve"> </w:t>
+      </w:r>
+      <w:r>
+        <w:rPr>
+          <w:lang w:val="zh_TW" w:bidi="zh_TW"/>
+        </w:rPr>
+        <w:t>休妻</w:t>
+      </w:r>
+      <w:r>
+        <w:rPr>
+          <w:lang w:val="zh_TW" w:bidi="zh_TW"/>
+        </w:rPr>
+        <w:t>；</w:t>
+      </w:r>
+      <w:r>
+        <w:rPr>
+          <w:lang w:val="zh_TW" w:bidi="zh_TW"/>
+        </w:rPr>
+        <w:t>婚姻，婚姻習俗</w:t>
+      </w:r>
+      <w:r>
+        <w:rPr>
+          <w:lang w:val="zh_TW" w:bidi="zh_TW"/>
+        </w:rPr>
+        <w:t>；</w:t>
+      </w:r>
+      <w:r>
+        <w:rPr>
+          <w:lang w:val="zh_TW" w:bidi="zh_TW"/>
+        </w:rPr>
+        <w:t>淫亂</w:t>
+      </w:r>
+      <w:r>
+        <w:rPr>
+          <w:lang w:val="zh_TW" w:bidi="zh_TW"/>
+        </w:rPr>
+        <w:t>。</w:t>
+      </w:r>
+      <w:r>
+        <w:rPr>
+          <w:lang w:val="zh_TW" w:bidi="zh_TW"/>
+        </w:rPr>
+      </w:r>
+      <w:r>
+        <w:rPr>
+          <w:lang w:val="zh_TW" w:bidi="zh_TW"/>
+        </w:rPr>
+      </w:r>
+    </w:p>
+    <w:p>
+      <w:pPr/>
+      <w:r>
+        <w:rPr>
+          <w:lang w:val="zh_TW" w:bidi="zh_TW"/>
+        </w:rPr>
+      </w:r>
+    </w:p>
+    <w:p>
+      <w:pPr>
+        <w:pStyle w:val="Heading2"/>
+      </w:pPr>
+      <w:r>
+        <w:rPr>
+          <w:lang w:val="zh_TW" w:bidi="zh_TW"/>
+        </w:rPr>
+        <w:t>堅持</w:t>
+      </w:r>
+      <w:r>
+        <w:rPr>
+          <w:lang w:val="zh_TW" w:bidi="zh_TW"/>
+        </w:rPr>
+      </w:r>
+    </w:p>
+    <w:p>
+      <w:pPr/>
+      <w:r>
+        <w:rPr>
+          <w:lang w:val="zh_TW" w:bidi="zh_TW"/>
+        </w:rPr>
+      </w:r>
+      <w:r>
+        <w:rPr>
+          <w:lang w:val="zh_TW" w:bidi="zh_TW"/>
+        </w:rPr>
+        <w:t>堅持（堅忍，和合本有時譯為：忍耐）是指即使面對困難，仍持續不懈地去完成某件事。</w:t>
+      </w:r>
+    </w:p>
+    <w:p>
+      <w:pPr>
+        <w:pStyle w:val="Heading3"/>
+      </w:pPr>
+      <w:r>
+        <w:rPr>
+          <w:lang w:val="zh_TW" w:bidi="zh_TW"/>
+        </w:rPr>
+        <w:t>舊約中的堅持</w:t>
+      </w:r>
+    </w:p>
+    <w:p>
+      <w:pPr/>
+      <w:r>
+        <w:rPr>
+          <w:lang w:val="zh_TW" w:bidi="zh_TW"/>
+        </w:rPr>
+      </w:r>
+      <w:r>
+        <w:rPr>
+          <w:lang w:val="zh_TW" w:bidi="zh_TW"/>
+        </w:rPr>
+        <w:t>在舊約中，以色列民等待多年，期盼神的應許成就。許多信徒在未見應許實現前就已去世（</w:t>
+      </w:r>
+      <w:hyperlink r:id="rId49">
+        <w:r>
+          <w:rPr>
+            <w:lang w:val="zh_TW" w:bidi="zh_TW"/>
+          </w:rPr>
+          <w:rPr>
+            <w:color w:val="0000EE"/>
+            <w:u w:val="single"/>
+          </w:rPr>
+          <w:t>來11:1、13、21</w:t>
+        </w:r>
+      </w:hyperlink>
+      <w:hyperlink r:id="rId50">
+        <w:r>
+          <w:rPr>
+            <w:lang w:val="zh_TW" w:bidi="zh_TW"/>
+          </w:rPr>
+          <w:rPr>
+            <w:color w:val="0000EE"/>
+            <w:u w:val="single"/>
+          </w:rPr>
+          <w:t>–</w:t>
+        </w:r>
+      </w:hyperlink>
+      <w:hyperlink r:id="rId49">
+        <w:r>
+          <w:rPr>
+            <w:lang w:val="zh_TW" w:bidi="zh_TW"/>
+          </w:rPr>
+          <w:rPr>
+            <w:color w:val="0000EE"/>
+            <w:u w:val="single"/>
+          </w:rPr>
+          <w:t>22、39</w:t>
+        </w:r>
+      </w:hyperlink>
+      <w:r>
+        <w:rPr>
+          <w:lang w:val="zh_TW" w:bidi="zh_TW"/>
+        </w:rPr>
+        <w:t>）。神對亞伯拉罕的應許給予百姓數百年的盼望，直到他們終於住在迦南地。以色列人在曠野的旅途中學到了一個重要教訓：他們失去最初的熱情，這阻礙他們進入應許之地，以色列民永遠銘記這一教訓（</w:t>
+      </w:r>
+      <w:hyperlink r:id="rId51">
+        <w:r>
+          <w:rPr>
+            <w:lang w:val="zh_TW" w:bidi="zh_TW"/>
+          </w:rPr>
+          <w:rPr>
+            <w:color w:val="0000EE"/>
+            <w:u w:val="single"/>
+          </w:rPr>
+          <w:t>來3:16–19</w:t>
+        </w:r>
+      </w:hyperlink>
+      <w:r>
+        <w:rPr>
+          <w:lang w:val="zh_TW" w:bidi="zh_TW"/>
+        </w:rPr>
+        <w:t>）。先知們（神的代言人）總是在失敗和困難之中看到未來的盼望，並幫助百姓堅定他們的信心（</w:t>
+      </w:r>
+      <w:hyperlink r:id="rId52">
+        <w:r>
+          <w:rPr>
+            <w:lang w:val="zh_TW" w:bidi="zh_TW"/>
+          </w:rPr>
+          <w:rPr>
+            <w:color w:val="0000EE"/>
+            <w:u w:val="single"/>
+          </w:rPr>
+          <w:t>耶32:1–15</w:t>
+        </w:r>
+      </w:hyperlink>
+      <w:r>
+        <w:rPr>
+          <w:lang w:val="zh_TW" w:bidi="zh_TW"/>
+        </w:rPr>
+        <w:t>；</w:t>
+      </w:r>
+      <w:hyperlink r:id="rId53">
+        <w:r>
+          <w:rPr>
+            <w:lang w:val="zh_TW" w:bidi="zh_TW"/>
+          </w:rPr>
+          <w:rPr>
+            <w:color w:val="0000EE"/>
+            <w:u w:val="single"/>
+          </w:rPr>
+          <w:t>何3:4–5</w:t>
+        </w:r>
+      </w:hyperlink>
+      <w:r>
+        <w:rPr>
+          <w:lang w:val="zh_TW" w:bidi="zh_TW"/>
+        </w:rPr>
+        <w:t>；</w:t>
+      </w:r>
+      <w:hyperlink r:id="rId54">
+        <w:r>
+          <w:rPr>
+            <w:lang w:val="zh_TW" w:bidi="zh_TW"/>
+          </w:rPr>
+          <w:rPr>
+            <w:color w:val="0000EE"/>
+            <w:u w:val="single"/>
+          </w:rPr>
+          <w:t>珥2:28–29</w:t>
+        </w:r>
+      </w:hyperlink>
+      <w:r>
+        <w:rPr>
+          <w:lang w:val="zh_TW" w:bidi="zh_TW"/>
+        </w:rPr>
+        <w:t>；</w:t>
+      </w:r>
+      <w:hyperlink r:id="rId55">
+        <w:r>
+          <w:rPr>
+            <w:lang w:val="zh_TW" w:bidi="zh_TW"/>
+          </w:rPr>
+          <w:rPr>
+            <w:color w:val="0000EE"/>
+            <w:u w:val="single"/>
+          </w:rPr>
+          <w:t>哈2:1–3</w:t>
+        </w:r>
+      </w:hyperlink>
+      <w:r>
+        <w:rPr>
+          <w:lang w:val="zh_TW" w:bidi="zh_TW"/>
+        </w:rPr>
+        <w:t>；</w:t>
+      </w:r>
+      <w:hyperlink r:id="rId56">
+        <w:r>
+          <w:rPr>
+            <w:lang w:val="zh_TW" w:bidi="zh_TW"/>
+          </w:rPr>
+          <w:rPr>
+            <w:color w:val="0000EE"/>
+            <w:u w:val="single"/>
+          </w:rPr>
+          <w:t>但12:11–13</w:t>
+        </w:r>
+      </w:hyperlink>
+      <w:r>
+        <w:rPr>
+          <w:lang w:val="zh_TW" w:bidi="zh_TW"/>
+        </w:rPr>
+        <w:t>）。</w:t>
+      </w:r>
+    </w:p>
+    <w:p>
+      <w:pPr>
+        <w:pStyle w:val="Heading3"/>
+      </w:pPr>
+      <w:r>
+        <w:rPr>
+          <w:lang w:val="zh_TW" w:bidi="zh_TW"/>
+        </w:rPr>
+        <w:t>新約中的堅持</w:t>
+      </w:r>
+    </w:p>
+    <w:p>
+      <w:pPr/>
+      <w:r>
+        <w:rPr>
+          <w:lang w:val="zh_TW" w:bidi="zh_TW"/>
+        </w:rPr>
+      </w:r>
+      <w:r>
+        <w:rPr>
+          <w:lang w:val="zh_TW" w:bidi="zh_TW"/>
+        </w:rPr>
+        <w:t>新約也勸勉信徒持續堅持。希臘文常用的詞是</w:t>
+      </w:r>
+      <w:r>
+        <w:rPr>
+          <w:i/>
+          <w:lang w:val="zh_TW" w:bidi="zh_TW"/>
+        </w:rPr>
+        <w:t>proskartereo</w:t>
+      </w:r>
+      <w:r>
+        <w:rPr>
+          <w:lang w:val="zh_TW" w:bidi="zh_TW"/>
+        </w:rPr>
+        <w:t>，意思是「持續專注或堅定不移」（</w:t>
+      </w:r>
+      <w:hyperlink r:id="rId57">
+        <w:r>
+          <w:rPr>
+            <w:lang w:val="zh_TW" w:bidi="zh_TW"/>
+          </w:rPr>
+          <w:rPr>
+            <w:color w:val="0000EE"/>
+            <w:u w:val="single"/>
+          </w:rPr>
+          <w:t>可3:9</w:t>
+        </w:r>
+      </w:hyperlink>
+      <w:r>
+        <w:rPr>
+          <w:lang w:val="zh_TW" w:bidi="zh_TW"/>
+        </w:rPr>
+        <w:t>；</w:t>
+      </w:r>
+      <w:hyperlink r:id="rId58">
+        <w:r>
+          <w:rPr>
+            <w:lang w:val="zh_TW" w:bidi="zh_TW"/>
+          </w:rPr>
+          <w:rPr>
+            <w:color w:val="0000EE"/>
+            <w:u w:val="single"/>
+          </w:rPr>
+          <w:t>徒8:13，</w:t>
+        </w:r>
+      </w:hyperlink>
+      <w:hyperlink r:id="rId59">
+        <w:r>
+          <w:rPr>
+            <w:lang w:val="zh_TW" w:bidi="zh_TW"/>
+          </w:rPr>
+          <w:rPr>
+            <w:color w:val="0000EE"/>
+            <w:u w:val="single"/>
+          </w:rPr>
+          <w:t>10:7</w:t>
+        </w:r>
+      </w:hyperlink>
+      <w:r>
+        <w:rPr>
+          <w:lang w:val="zh_TW" w:bidi="zh_TW"/>
+        </w:rPr>
+        <w:t>；</w:t>
+      </w:r>
+      <w:hyperlink r:id="rId60">
+        <w:r>
+          <w:rPr>
+            <w:lang w:val="zh_TW" w:bidi="zh_TW"/>
+          </w:rPr>
+          <w:rPr>
+            <w:color w:val="0000EE"/>
+            <w:u w:val="single"/>
+          </w:rPr>
+          <w:t>羅13:6）</w:t>
+        </w:r>
+      </w:hyperlink>
+      <w:r>
+        <w:rPr>
+          <w:lang w:val="zh_TW" w:bidi="zh_TW"/>
+        </w:rPr>
+        <w:t>。這個詞被譯為「忠心」、「持續」、「恆常」和「堅定不移」。</w:t>
+      </w:r>
+    </w:p>
+    <w:p>
+      <w:pPr>
+        <w:pStyle w:val="Heading3"/>
+      </w:pPr>
+      <w:r>
+        <w:rPr>
+          <w:lang w:val="zh_TW" w:bidi="zh_TW"/>
+        </w:rPr>
+        <w:t>信仰中的堅持</w:t>
+      </w:r>
+    </w:p>
+    <w:p>
+      <w:pPr/>
+      <w:r>
+        <w:rPr>
+          <w:lang w:val="zh_TW" w:bidi="zh_TW"/>
+        </w:rPr>
+      </w:r>
+      <w:r>
+        <w:rPr>
+          <w:lang w:val="zh_TW" w:bidi="zh_TW"/>
+        </w:rPr>
+        <w:t>聖經教導我們在信仰的許多方面應該堅持下去，不要放棄：</w:t>
+      </w:r>
+    </w:p>
+    <w:p>
+      <w:pPr>
+        <w:pStyle w:val="ListBullet"/>
+        <w:spacing w:line="240" w:lineRule="auto"/>
+        <w:ind w:left="720"/>
+      </w:pPr>
+      <w:r>
+        <w:rPr>
+          <w:lang w:val="zh_TW" w:bidi="zh_TW"/>
+        </w:rPr>
+      </w:r>
+      <w:r>
+        <w:rPr>
+          <w:lang w:val="zh_TW" w:bidi="zh_TW"/>
+        </w:rPr>
+        <w:t>在禱告中（</w:t>
+      </w:r>
+      <w:hyperlink r:id="rId61">
+        <w:r>
+          <w:rPr>
+            <w:lang w:val="zh_TW" w:bidi="zh_TW"/>
+          </w:rPr>
+          <w:rPr>
+            <w:color w:val="0000EE"/>
+            <w:u w:val="single"/>
+          </w:rPr>
+          <w:t>路18:1–8</w:t>
+        </w:r>
+      </w:hyperlink>
+      <w:r>
+        <w:rPr>
+          <w:lang w:val="zh_TW" w:bidi="zh_TW"/>
+        </w:rPr>
+        <w:t>；</w:t>
+      </w:r>
+      <w:hyperlink r:id="rId62">
+        <w:r>
+          <w:rPr>
+            <w:lang w:val="zh_TW" w:bidi="zh_TW"/>
+          </w:rPr>
+          <w:rPr>
+            <w:color w:val="0000EE"/>
+            <w:u w:val="single"/>
+          </w:rPr>
+          <w:t>西4:2</w:t>
+        </w:r>
+      </w:hyperlink>
+      <w:r>
+        <w:rPr>
+          <w:lang w:val="zh_TW" w:bidi="zh_TW"/>
+        </w:rPr>
+        <w:t>）</w:t>
+      </w:r>
+    </w:p>
+    <w:p>
+      <w:pPr>
+        <w:pStyle w:val="ListBullet"/>
+        <w:spacing w:line="240" w:lineRule="auto"/>
+        <w:ind w:left="720"/>
+      </w:pPr>
+      <w:r>
+        <w:rPr>
+          <w:lang w:val="zh_TW" w:bidi="zh_TW"/>
+        </w:rPr>
+      </w:r>
+      <w:r>
+        <w:rPr>
+          <w:lang w:val="zh_TW" w:bidi="zh_TW"/>
+        </w:rPr>
+        <w:t>在行善時（</w:t>
+      </w:r>
+      <w:hyperlink r:id="rId63">
+        <w:r>
+          <w:rPr>
+            <w:lang w:val="zh_TW" w:bidi="zh_TW"/>
+          </w:rPr>
+          <w:rPr>
+            <w:color w:val="0000EE"/>
+            <w:u w:val="single"/>
+          </w:rPr>
+          <w:t>羅2:7</w:t>
+        </w:r>
+      </w:hyperlink>
+      <w:r>
+        <w:rPr>
+          <w:lang w:val="zh_TW" w:bidi="zh_TW"/>
+        </w:rPr>
+        <w:t>；</w:t>
+      </w:r>
+      <w:hyperlink r:id="rId64">
+        <w:r>
+          <w:rPr>
+            <w:lang w:val="zh_TW" w:bidi="zh_TW"/>
+          </w:rPr>
+          <w:rPr>
+            <w:color w:val="0000EE"/>
+            <w:u w:val="single"/>
+          </w:rPr>
+          <w:t>加6:9</w:t>
+        </w:r>
+      </w:hyperlink>
+      <w:r>
+        <w:rPr>
+          <w:lang w:val="zh_TW" w:bidi="zh_TW"/>
+        </w:rPr>
+        <w:t>）</w:t>
+      </w:r>
+    </w:p>
+    <w:p>
+      <w:pPr>
+        <w:pStyle w:val="ListBullet"/>
+        <w:spacing w:line="240" w:lineRule="auto"/>
+        <w:ind w:left="720"/>
+      </w:pPr>
+      <w:r>
+        <w:rPr>
+          <w:lang w:val="zh_TW" w:bidi="zh_TW"/>
+        </w:rPr>
+      </w:r>
+      <w:r>
+        <w:rPr>
+          <w:lang w:val="zh_TW" w:bidi="zh_TW"/>
+        </w:rPr>
+        <w:t>在學習基督信仰時（</w:t>
+      </w:r>
+      <w:hyperlink r:id="rId65">
+        <w:r>
+          <w:rPr>
+            <w:lang w:val="zh_TW" w:bidi="zh_TW"/>
+          </w:rPr>
+          <w:rPr>
+            <w:color w:val="0000EE"/>
+            <w:u w:val="single"/>
+          </w:rPr>
+          <w:t>徒2:42</w:t>
+        </w:r>
+      </w:hyperlink>
+      <w:r>
+        <w:rPr>
+          <w:lang w:val="zh_TW" w:bidi="zh_TW"/>
+        </w:rPr>
+        <w:t>；</w:t>
+      </w:r>
+      <w:hyperlink r:id="rId66">
+        <w:r>
+          <w:rPr>
+            <w:lang w:val="zh_TW" w:bidi="zh_TW"/>
+          </w:rPr>
+          <w:rPr>
+            <w:color w:val="0000EE"/>
+            <w:u w:val="single"/>
+          </w:rPr>
+          <w:t>提後3:14</w:t>
+        </w:r>
+      </w:hyperlink>
+      <w:r>
+        <w:rPr>
+          <w:lang w:val="zh_TW" w:bidi="zh_TW"/>
+        </w:rPr>
+        <w:t>）</w:t>
+      </w:r>
+    </w:p>
+    <w:p>
+      <w:pPr>
+        <w:pStyle w:val="ListBullet"/>
+        <w:spacing w:line="240" w:lineRule="auto"/>
+        <w:ind w:left="720"/>
+      </w:pPr>
+      <w:r>
+        <w:rPr>
+          <w:lang w:val="zh_TW" w:bidi="zh_TW"/>
+        </w:rPr>
+      </w:r>
+      <w:r>
+        <w:rPr>
+          <w:lang w:val="zh_TW" w:bidi="zh_TW"/>
+        </w:rPr>
+        <w:t>在困難時期（</w:t>
+      </w:r>
+      <w:hyperlink r:id="rId67">
+        <w:r>
+          <w:rPr>
+            <w:lang w:val="zh_TW" w:bidi="zh_TW"/>
+          </w:rPr>
+          <w:rPr>
+            <w:color w:val="0000EE"/>
+            <w:u w:val="single"/>
+          </w:rPr>
+          <w:t>帖後1:4</w:t>
+        </w:r>
+      </w:hyperlink>
+      <w:r>
+        <w:rPr>
+          <w:lang w:val="zh_TW" w:bidi="zh_TW"/>
+        </w:rPr>
+        <w:t>）</w:t>
+      </w:r>
+    </w:p>
+    <w:p>
+      <w:pPr>
+        <w:pStyle w:val="ListBullet"/>
+        <w:spacing w:line="240" w:lineRule="auto"/>
+        <w:ind w:left="720"/>
+      </w:pPr>
+      <w:r>
+        <w:rPr>
+          <w:lang w:val="zh_TW" w:bidi="zh_TW"/>
+        </w:rPr>
+      </w:r>
+      <w:r>
+        <w:rPr>
+          <w:lang w:val="zh_TW" w:bidi="zh_TW"/>
+        </w:rPr>
+        <w:t>在恩典中（</w:t>
+      </w:r>
+      <w:hyperlink r:id="rId68">
+        <w:r>
+          <w:rPr>
+            <w:lang w:val="zh_TW" w:bidi="zh_TW"/>
+          </w:rPr>
+          <w:rPr>
+            <w:color w:val="0000EE"/>
+            <w:u w:val="single"/>
+          </w:rPr>
+          <w:t>徒13:43</w:t>
+        </w:r>
+      </w:hyperlink>
+      <w:r>
+        <w:rPr>
+          <w:lang w:val="zh_TW" w:bidi="zh_TW"/>
+        </w:rPr>
+        <w:t>；</w:t>
+      </w:r>
+      <w:hyperlink r:id="rId69">
+        <w:r>
+          <w:rPr>
+            <w:lang w:val="zh_TW" w:bidi="zh_TW"/>
+          </w:rPr>
+          <w:rPr>
+            <w:color w:val="0000EE"/>
+            <w:u w:val="single"/>
+          </w:rPr>
+          <w:t>林後6:1</w:t>
+        </w:r>
+      </w:hyperlink>
+      <w:r>
+        <w:rPr>
+          <w:lang w:val="zh_TW" w:bidi="zh_TW"/>
+        </w:rPr>
+        <w:t>）</w:t>
+      </w:r>
+    </w:p>
+    <w:p>
+      <w:pPr>
+        <w:pStyle w:val="ListBullet"/>
+        <w:spacing w:line="240" w:lineRule="auto"/>
+        <w:ind w:left="720"/>
+      </w:pPr>
+      <w:r>
+        <w:rPr>
+          <w:lang w:val="zh_TW" w:bidi="zh_TW"/>
+        </w:rPr>
+      </w:r>
+      <w:r>
+        <w:rPr>
+          <w:lang w:val="zh_TW" w:bidi="zh_TW"/>
+        </w:rPr>
+        <w:t>在信心中（</w:t>
+      </w:r>
+      <w:hyperlink r:id="rId70">
+        <w:r>
+          <w:rPr>
+            <w:lang w:val="zh_TW" w:bidi="zh_TW"/>
+          </w:rPr>
+          <w:rPr>
+            <w:color w:val="0000EE"/>
+            <w:u w:val="single"/>
+          </w:rPr>
+          <w:t>徒14:22</w:t>
+        </w:r>
+      </w:hyperlink>
+      <w:r>
+        <w:rPr>
+          <w:lang w:val="zh_TW" w:bidi="zh_TW"/>
+        </w:rPr>
+        <w:t>；</w:t>
+      </w:r>
+      <w:hyperlink r:id="rId71">
+        <w:r>
+          <w:rPr>
+            <w:lang w:val="zh_TW" w:bidi="zh_TW"/>
+          </w:rPr>
+          <w:rPr>
+            <w:color w:val="0000EE"/>
+            <w:u w:val="single"/>
+          </w:rPr>
+          <w:t>西1:23</w:t>
+        </w:r>
+      </w:hyperlink>
+      <w:r>
+        <w:rPr>
+          <w:lang w:val="zh_TW" w:bidi="zh_TW"/>
+        </w:rPr>
+        <w:t>）</w:t>
+      </w:r>
+    </w:p>
+    <w:p>
+      <w:pPr>
+        <w:pStyle w:val="ListBullet"/>
+        <w:spacing w:line="240" w:lineRule="auto"/>
+        <w:ind w:left="720"/>
+      </w:pPr>
+      <w:r>
+        <w:rPr>
+          <w:lang w:val="zh_TW" w:bidi="zh_TW"/>
+        </w:rPr>
+      </w:r>
+      <w:r>
+        <w:rPr>
+          <w:lang w:val="zh_TW" w:bidi="zh_TW"/>
+        </w:rPr>
+        <w:t>在神的愛中（</w:t>
+      </w:r>
+      <w:hyperlink r:id="rId72">
+        <w:r>
+          <w:rPr>
+            <w:lang w:val="zh_TW" w:bidi="zh_TW"/>
+          </w:rPr>
+          <w:rPr>
+            <w:color w:val="0000EE"/>
+            <w:u w:val="single"/>
+          </w:rPr>
+          <w:t>約15:9</w:t>
+        </w:r>
+      </w:hyperlink>
+      <w:r>
+        <w:rPr>
+          <w:lang w:val="zh_TW" w:bidi="zh_TW"/>
+        </w:rPr>
+        <w:t>；</w:t>
+      </w:r>
+      <w:hyperlink r:id="rId73">
+        <w:r>
+          <w:rPr>
+            <w:lang w:val="zh_TW" w:bidi="zh_TW"/>
+          </w:rPr>
+          <w:rPr>
+            <w:color w:val="0000EE"/>
+            <w:u w:val="single"/>
+          </w:rPr>
+          <w:t>猶1:21</w:t>
+        </w:r>
+      </w:hyperlink>
+      <w:r>
+        <w:rPr>
+          <w:lang w:val="zh_TW" w:bidi="zh_TW"/>
+        </w:rPr>
+        <w:t>）</w:t>
+      </w:r>
+    </w:p>
+    <w:p>
+      <w:pPr>
+        <w:pStyle w:val="ListBullet"/>
+        <w:spacing w:line="240" w:lineRule="auto"/>
+        <w:ind w:left="720"/>
+      </w:pPr>
+      <w:r>
+        <w:rPr>
+          <w:lang w:val="zh_TW" w:bidi="zh_TW"/>
+        </w:rPr>
+      </w:r>
+      <w:r>
+        <w:rPr>
+          <w:lang w:val="zh_TW" w:bidi="zh_TW"/>
+        </w:rPr>
+        <w:t>堅守信仰（</w:t>
+      </w:r>
+      <w:hyperlink r:id="rId74">
+        <w:r>
+          <w:rPr>
+            <w:lang w:val="zh_TW" w:bidi="zh_TW"/>
+          </w:rPr>
+          <w:rPr>
+            <w:color w:val="0000EE"/>
+            <w:u w:val="single"/>
+          </w:rPr>
+          <w:t>林前16:13</w:t>
+        </w:r>
+      </w:hyperlink>
+      <w:r>
+        <w:rPr>
+          <w:lang w:val="zh_TW" w:bidi="zh_TW"/>
+        </w:rPr>
+        <w:t>；</w:t>
+      </w:r>
+      <w:hyperlink r:id="rId75">
+        <w:r>
+          <w:rPr>
+            <w:lang w:val="zh_TW" w:bidi="zh_TW"/>
+          </w:rPr>
+          <w:rPr>
+            <w:color w:val="0000EE"/>
+            <w:u w:val="single"/>
+          </w:rPr>
+          <w:t>帖後2:15</w:t>
+        </w:r>
+      </w:hyperlink>
+      <w:r>
+        <w:rPr>
+          <w:lang w:val="zh_TW" w:bidi="zh_TW"/>
+        </w:rPr>
+        <w:t>）</w:t>
+      </w:r>
+    </w:p>
+    <w:p>
+      <w:pPr>
+        <w:pStyle w:val="ListBullet"/>
+        <w:spacing w:line="240" w:lineRule="auto"/>
+        <w:ind w:left="720"/>
+      </w:pPr>
+      <w:r>
+        <w:rPr>
+          <w:lang w:val="zh_TW" w:bidi="zh_TW"/>
+        </w:rPr>
+      </w:r>
+      <w:r>
+        <w:rPr>
+          <w:lang w:val="zh_TW" w:bidi="zh_TW"/>
+        </w:rPr>
+        <w:t>住在基督裡（</w:t>
+      </w:r>
+      <w:hyperlink r:id="rId76">
+        <w:r>
+          <w:rPr>
+            <w:lang w:val="zh_TW" w:bidi="zh_TW"/>
+          </w:rPr>
+          <w:rPr>
+            <w:color w:val="0000EE"/>
+            <w:u w:val="single"/>
+          </w:rPr>
+          <w:t>約15:4–10</w:t>
+        </w:r>
+      </w:hyperlink>
+      <w:r>
+        <w:rPr>
+          <w:lang w:val="zh_TW" w:bidi="zh_TW"/>
+        </w:rPr>
+        <w:t>；</w:t>
+      </w:r>
+      <w:hyperlink r:id="rId77">
+        <w:r>
+          <w:rPr>
+            <w:lang w:val="zh_TW" w:bidi="zh_TW"/>
+          </w:rPr>
+          <w:rPr>
+            <w:color w:val="0000EE"/>
+            <w:u w:val="single"/>
+          </w:rPr>
+          <w:t>約一2:28</w:t>
+        </w:r>
+      </w:hyperlink>
+      <w:r>
+        <w:rPr>
+          <w:lang w:val="zh_TW" w:bidi="zh_TW"/>
+        </w:rPr>
+        <w:t>）</w:t>
+      </w:r>
+    </w:p>
+    <w:p>
+      <w:pPr>
+        <w:pStyle w:val="ListBullet"/>
+        <w:spacing w:line="240" w:lineRule="auto"/>
+        <w:ind w:left="720"/>
+      </w:pPr>
+      <w:r>
+        <w:rPr>
+          <w:lang w:val="zh_TW" w:bidi="zh_TW"/>
+        </w:rPr>
+      </w:r>
+      <w:r>
+        <w:rPr>
+          <w:lang w:val="zh_TW" w:bidi="zh_TW"/>
+        </w:rPr>
+        <w:t>忍耐奔跑（</w:t>
+      </w:r>
+      <w:hyperlink r:id="rId78">
+        <w:r>
+          <w:rPr>
+            <w:lang w:val="zh_TW" w:bidi="zh_TW"/>
+          </w:rPr>
+          <w:rPr>
+            <w:color w:val="0000EE"/>
+            <w:u w:val="single"/>
+          </w:rPr>
+          <w:t>來6:12，</w:t>
+        </w:r>
+      </w:hyperlink>
+      <w:hyperlink r:id="rId79">
+        <w:r>
+          <w:rPr>
+            <w:lang w:val="zh_TW" w:bidi="zh_TW"/>
+          </w:rPr>
+          <w:rPr>
+            <w:color w:val="0000EE"/>
+            <w:u w:val="single"/>
+          </w:rPr>
+          <w:t>12:1</w:t>
+        </w:r>
+      </w:hyperlink>
+      <w:r>
+        <w:rPr>
+          <w:lang w:val="zh_TW" w:bidi="zh_TW"/>
+        </w:rPr>
+        <w:t>）</w:t>
+      </w:r>
+    </w:p>
+    <w:p>
+      <w:pPr>
+        <w:pStyle w:val="ListBullet"/>
+        <w:spacing w:line="240" w:lineRule="auto"/>
+        <w:ind w:left="720"/>
+      </w:pPr>
+      <w:r>
+        <w:rPr>
+          <w:lang w:val="zh_TW" w:bidi="zh_TW"/>
+        </w:rPr>
+      </w:r>
+      <w:r>
+        <w:rPr>
+          <w:lang w:val="zh_TW" w:bidi="zh_TW"/>
+        </w:rPr>
+        <w:t>不偏離信仰（</w:t>
+      </w:r>
+      <w:hyperlink r:id="rId80">
+        <w:r>
+          <w:rPr>
+            <w:lang w:val="zh_TW" w:bidi="zh_TW"/>
+          </w:rPr>
+          <w:rPr>
+            <w:color w:val="0000EE"/>
+            <w:u w:val="single"/>
+          </w:rPr>
+          <w:t>來3:12，</w:t>
+        </w:r>
+      </w:hyperlink>
+      <w:hyperlink r:id="rId81">
+        <w:r>
+          <w:rPr>
+            <w:lang w:val="zh_TW" w:bidi="zh_TW"/>
+          </w:rPr>
+          <w:rPr>
+            <w:color w:val="0000EE"/>
+            <w:u w:val="single"/>
+          </w:rPr>
+          <w:t>4:1–10</w:t>
+        </w:r>
+      </w:hyperlink>
+      <w:r>
+        <w:rPr>
+          <w:lang w:val="zh_TW" w:bidi="zh_TW"/>
+        </w:rPr>
+        <w:t>）</w:t>
+      </w:r>
+    </w:p>
+    <w:p>
+      <w:pPr>
+        <w:pStyle w:val="ListBullet"/>
+        <w:spacing w:line="240" w:lineRule="auto"/>
+        <w:ind w:left="720"/>
+      </w:pPr>
+      <w:r>
+        <w:rPr>
+          <w:lang w:val="zh_TW" w:bidi="zh_TW"/>
+        </w:rPr>
+      </w:r>
+      <w:r>
+        <w:rPr>
+          <w:lang w:val="zh_TW" w:bidi="zh_TW"/>
+        </w:rPr>
+        <w:t>熱心確認我們的呼召和揀選（</w:t>
+      </w:r>
+      <w:hyperlink r:id="rId82">
+        <w:r>
+          <w:rPr>
+            <w:lang w:val="zh_TW" w:bidi="zh_TW"/>
+          </w:rPr>
+          <w:rPr>
+            <w:color w:val="0000EE"/>
+            <w:u w:val="single"/>
+          </w:rPr>
+          <w:t>彼後1:10</w:t>
+        </w:r>
+      </w:hyperlink>
+      <w:r>
+        <w:rPr>
+          <w:lang w:val="zh_TW" w:bidi="zh_TW"/>
+        </w:rPr>
+        <w:t>）</w:t>
+      </w:r>
+    </w:p>
+    <w:p>
+      <w:pPr>
+        <w:pStyle w:val="Heading3"/>
+      </w:pPr>
+      <w:r>
+        <w:rPr>
+          <w:lang w:val="zh_TW" w:bidi="zh_TW"/>
+        </w:rPr>
+        <w:t>未能堅持的例子</w:t>
+      </w:r>
+    </w:p>
+    <w:p>
+      <w:pPr/>
+      <w:r>
+        <w:rPr>
+          <w:lang w:val="zh_TW" w:bidi="zh_TW"/>
+        </w:rPr>
+      </w:r>
+      <w:r>
+        <w:rPr>
+          <w:lang w:val="zh_TW" w:bidi="zh_TW"/>
+        </w:rPr>
+        <w:t>有些人未能堅持下去，例如：</w:t>
+      </w:r>
+    </w:p>
+    <w:p>
+      <w:pPr>
+        <w:pStyle w:val="ListBullet"/>
+        <w:spacing w:line="240" w:lineRule="auto"/>
+        <w:ind w:left="720"/>
+      </w:pPr>
+      <w:r>
+        <w:rPr>
+          <w:lang w:val="zh_TW" w:bidi="zh_TW"/>
+        </w:rPr>
+      </w:r>
+      <w:r>
+        <w:rPr>
+          <w:lang w:val="zh_TW" w:bidi="zh_TW"/>
+        </w:rPr>
+        <w:t>猶大（</w:t>
+      </w:r>
+      <w:hyperlink r:id="rId83">
+        <w:r>
+          <w:rPr>
+            <w:lang w:val="zh_TW" w:bidi="zh_TW"/>
+          </w:rPr>
+          <w:rPr>
+            <w:color w:val="0000EE"/>
+            <w:u w:val="single"/>
+          </w:rPr>
+          <w:t>約6:71</w:t>
+        </w:r>
+      </w:hyperlink>
+      <w:r>
+        <w:rPr>
+          <w:lang w:val="zh_TW" w:bidi="zh_TW"/>
+        </w:rPr>
+        <w:t>）</w:t>
+      </w:r>
+    </w:p>
+    <w:p>
+      <w:pPr>
+        <w:pStyle w:val="ListBullet"/>
+        <w:spacing w:line="240" w:lineRule="auto"/>
+        <w:ind w:left="720"/>
+      </w:pPr>
+      <w:r>
+        <w:rPr>
+          <w:lang w:val="zh_TW" w:bidi="zh_TW"/>
+        </w:rPr>
+      </w:r>
+      <w:r>
+        <w:rPr>
+          <w:lang w:val="zh_TW" w:bidi="zh_TW"/>
+        </w:rPr>
+        <w:t>底馬（</w:t>
+      </w:r>
+      <w:hyperlink r:id="rId84">
+        <w:r>
+          <w:rPr>
+            <w:lang w:val="zh_TW" w:bidi="zh_TW"/>
+          </w:rPr>
+          <w:rPr>
+            <w:color w:val="0000EE"/>
+            <w:u w:val="single"/>
+          </w:rPr>
+          <w:t>提後4:10</w:t>
+        </w:r>
+      </w:hyperlink>
+      <w:r>
+        <w:rPr>
+          <w:lang w:val="zh_TW" w:bidi="zh_TW"/>
+        </w:rPr>
+        <w:t>）</w:t>
+      </w:r>
+    </w:p>
+    <w:p>
+      <w:pPr>
+        <w:pStyle w:val="ListBullet"/>
+        <w:spacing w:line="240" w:lineRule="auto"/>
+        <w:ind w:left="720"/>
+      </w:pPr>
+      <w:r>
+        <w:rPr>
+          <w:lang w:val="zh_TW" w:bidi="zh_TW"/>
+        </w:rPr>
+      </w:r>
+      <w:r>
+        <w:rPr>
+          <w:lang w:val="zh_TW" w:bidi="zh_TW"/>
+        </w:rPr>
+        <w:t>許米乃（</w:t>
+      </w:r>
+      <w:hyperlink r:id="rId85">
+        <w:r>
+          <w:rPr>
+            <w:lang w:val="zh_TW" w:bidi="zh_TW"/>
+          </w:rPr>
+          <w:rPr>
+            <w:color w:val="0000EE"/>
+            <w:u w:val="single"/>
+          </w:rPr>
+          <w:t>提後2:17</w:t>
+        </w:r>
+      </w:hyperlink>
+      <w:r>
+        <w:rPr>
+          <w:lang w:val="zh_TW" w:bidi="zh_TW"/>
+        </w:rPr>
+        <w:t>）</w:t>
+      </w:r>
+    </w:p>
+    <w:p>
+      <w:pPr>
+        <w:pStyle w:val="Heading3"/>
+      </w:pPr>
+      <w:r>
+        <w:rPr>
+          <w:lang w:val="zh_TW" w:bidi="zh_TW"/>
+        </w:rPr>
+        <w:t>關於缺乏堅持的警告</w:t>
+      </w:r>
+    </w:p>
+    <w:p>
+      <w:pPr/>
+      <w:r>
+        <w:rPr>
+          <w:lang w:val="zh_TW" w:bidi="zh_TW"/>
+        </w:rPr>
+      </w:r>
+      <w:r>
+        <w:rPr>
+          <w:lang w:val="zh_TW" w:bidi="zh_TW"/>
+        </w:rPr>
+        <w:t>我們不應忽視以下可能性：</w:t>
+      </w:r>
+    </w:p>
+    <w:p>
+      <w:pPr>
+        <w:pStyle w:val="ListBullet"/>
+        <w:spacing w:line="240" w:lineRule="auto"/>
+        <w:ind w:left="720"/>
+      </w:pPr>
+      <w:r>
+        <w:rPr>
+          <w:lang w:val="zh_TW" w:bidi="zh_TW"/>
+        </w:rPr>
+      </w:r>
+      <w:r>
+        <w:rPr>
+          <w:lang w:val="zh_TW" w:bidi="zh_TW"/>
+        </w:rPr>
+        <w:t>「忽略這麼大的救恩」</w:t>
+      </w:r>
+      <w:hyperlink r:id="rId86">
+        <w:r>
+          <w:rPr>
+            <w:lang w:val="zh_TW" w:bidi="zh_TW"/>
+          </w:rPr>
+          <w:rPr>
+            <w:color w:val="0000EE"/>
+            <w:u w:val="single"/>
+          </w:rPr>
+          <w:t>（來2:3）</w:t>
+        </w:r>
+      </w:hyperlink>
+    </w:p>
+    <w:p>
+      <w:pPr>
+        <w:pStyle w:val="ListBullet"/>
+        <w:spacing w:line="240" w:lineRule="auto"/>
+        <w:ind w:left="720"/>
+      </w:pPr>
+      <w:r>
+        <w:rPr>
+          <w:lang w:val="zh_TW" w:bidi="zh_TW"/>
+        </w:rPr>
+      </w:r>
+      <w:r>
+        <w:rPr>
+          <w:lang w:val="zh_TW" w:bidi="zh_TW"/>
+        </w:rPr>
+        <w:t>「被棄絕」（</w:t>
+      </w:r>
+      <w:hyperlink r:id="rId87">
+        <w:r>
+          <w:rPr>
+            <w:lang w:val="zh_TW" w:bidi="zh_TW"/>
+          </w:rPr>
+          <w:rPr>
+            <w:color w:val="0000EE"/>
+            <w:u w:val="single"/>
+          </w:rPr>
+          <w:t>林前9:27）</w:t>
+        </w:r>
+      </w:hyperlink>
+    </w:p>
+    <w:p>
+      <w:pPr>
+        <w:pStyle w:val="ListBullet"/>
+        <w:spacing w:line="240" w:lineRule="auto"/>
+        <w:ind w:left="720"/>
+      </w:pPr>
+      <w:r>
+        <w:rPr>
+          <w:lang w:val="zh_TW" w:bidi="zh_TW"/>
+        </w:rPr>
+      </w:r>
+      <w:r>
+        <w:rPr>
+          <w:lang w:val="zh_TW" w:bidi="zh_TW"/>
+        </w:rPr>
+        <w:t>當我們以為自己「站得穩」時「跌倒」（</w:t>
+      </w:r>
+      <w:hyperlink r:id="rId88">
+        <w:r>
+          <w:rPr>
+            <w:lang w:val="zh_TW" w:bidi="zh_TW"/>
+          </w:rPr>
+          <w:rPr>
+            <w:color w:val="0000EE"/>
+            <w:u w:val="single"/>
+          </w:rPr>
+          <w:t>林前10:12</w:t>
+        </w:r>
+      </w:hyperlink>
+      <w:r>
+        <w:rPr>
+          <w:lang w:val="zh_TW" w:bidi="zh_TW"/>
+        </w:rPr>
+        <w:t>）。</w:t>
+      </w:r>
+    </w:p>
+    <w:p>
+      <w:pPr>
+        <w:pStyle w:val="ListBullet"/>
+        <w:spacing w:line="240" w:lineRule="auto"/>
+        <w:ind w:left="720"/>
+      </w:pPr>
+      <w:r>
+        <w:rPr>
+          <w:lang w:val="zh_TW" w:bidi="zh_TW"/>
+        </w:rPr>
+      </w:r>
+      <w:r>
+        <w:rPr>
+          <w:lang w:val="zh_TW" w:bidi="zh_TW"/>
+        </w:rPr>
+        <w:t>完全背離神而犯叛教罪（</w:t>
+      </w:r>
+      <w:hyperlink r:id="rId89">
+        <w:r>
+          <w:rPr>
+            <w:lang w:val="zh_TW" w:bidi="zh_TW"/>
+          </w:rPr>
+          <w:rPr>
+            <w:color w:val="0000EE"/>
+            <w:u w:val="single"/>
+          </w:rPr>
+          <w:t>來6:1–8</w:t>
+        </w:r>
+      </w:hyperlink>
+      <w:r>
+        <w:rPr>
+          <w:lang w:val="zh_TW" w:bidi="zh_TW"/>
+        </w:rPr>
+        <w:t>）</w:t>
+      </w:r>
+    </w:p>
+    <w:p>
+      <w:pPr>
+        <w:pStyle w:val="Heading3"/>
+      </w:pPr>
+      <w:r>
+        <w:rPr>
+          <w:lang w:val="zh_TW" w:bidi="zh_TW"/>
+        </w:rPr>
+        <w:t>堅持的重要性</w:t>
+      </w:r>
+    </w:p>
+    <w:p>
+      <w:pPr/>
+      <w:r>
+        <w:rPr>
+          <w:lang w:val="zh_TW" w:bidi="zh_TW"/>
+        </w:rPr>
+      </w:r>
+      <w:r>
+        <w:rPr>
+          <w:lang w:val="zh_TW" w:bidi="zh_TW"/>
+        </w:rPr>
+        <w:t>因為，正如耶穌所說：「忍耐到底的必然得救」（</w:t>
+      </w:r>
+      <w:hyperlink r:id="rId90">
+        <w:r>
+          <w:rPr>
+            <w:lang w:val="zh_TW" w:bidi="zh_TW"/>
+          </w:rPr>
+          <w:rPr>
+            <w:color w:val="0000EE"/>
+            <w:u w:val="single"/>
+          </w:rPr>
+          <w:t>太10:22，</w:t>
+        </w:r>
+      </w:hyperlink>
+      <w:hyperlink r:id="rId91">
+        <w:r>
+          <w:rPr>
+            <w:lang w:val="zh_TW" w:bidi="zh_TW"/>
+          </w:rPr>
+          <w:rPr>
+            <w:color w:val="0000EE"/>
+            <w:u w:val="single"/>
+          </w:rPr>
+          <w:t>24:13</w:t>
+        </w:r>
+      </w:hyperlink>
+      <w:r>
+        <w:rPr>
+          <w:lang w:val="zh_TW" w:bidi="zh_TW"/>
+        </w:rPr>
+        <w:t>）。這一強調並非偶然，而是針對當時外邦社會的壓力、逼迫的危險、靈性經歷後的情感波動及對「即時得救」的誤解。基督徒必須明白，堅持是承受永生救恩的關鍵（</w:t>
+      </w:r>
+      <w:hyperlink r:id="rId92">
+        <w:r>
+          <w:rPr>
+            <w:lang w:val="zh_TW" w:bidi="zh_TW"/>
+          </w:rPr>
+          <w:rPr>
+            <w:color w:val="0000EE"/>
+            <w:u w:val="single"/>
+          </w:rPr>
+          <w:t>路21:19</w:t>
+        </w:r>
+      </w:hyperlink>
+      <w:r>
+        <w:rPr>
+          <w:lang w:val="zh_TW" w:bidi="zh_TW"/>
+        </w:rPr>
+        <w:t>；</w:t>
+      </w:r>
+      <w:hyperlink r:id="rId93">
+        <w:r>
+          <w:rPr>
+            <w:lang w:val="zh_TW" w:bidi="zh_TW"/>
+          </w:rPr>
+          <w:rPr>
+            <w:color w:val="0000EE"/>
+            <w:u w:val="single"/>
+          </w:rPr>
+          <w:t>羅5:3</w:t>
+        </w:r>
+      </w:hyperlink>
+      <w:r>
+        <w:rPr>
+          <w:lang w:val="zh_TW" w:bidi="zh_TW"/>
+        </w:rPr>
+        <w:t>；</w:t>
+      </w:r>
+      <w:hyperlink r:id="rId94">
+        <w:r>
+          <w:rPr>
+            <w:lang w:val="zh_TW" w:bidi="zh_TW"/>
+          </w:rPr>
+          <w:rPr>
+            <w:color w:val="0000EE"/>
+            <w:u w:val="single"/>
+          </w:rPr>
+          <w:t>西1:11</w:t>
+        </w:r>
+      </w:hyperlink>
+      <w:r>
+        <w:rPr>
+          <w:lang w:val="zh_TW" w:bidi="zh_TW"/>
+        </w:rPr>
+        <w:t>）。</w:t>
+      </w:r>
+    </w:p>
+    <w:p>
+      <w:pPr>
+        <w:pStyle w:val="Heading3"/>
+      </w:pPr>
+      <w:r>
+        <w:rPr>
+          <w:lang w:val="zh_TW" w:bidi="zh_TW"/>
+        </w:rPr>
+        <w:t>神在堅持中的角色</w:t>
+      </w:r>
+    </w:p>
+    <w:p>
+      <w:pPr/>
+      <w:r>
+        <w:rPr>
+          <w:lang w:val="zh_TW" w:bidi="zh_TW"/>
+        </w:rPr>
+      </w:r>
+      <w:r>
+        <w:rPr>
+          <w:lang w:val="zh_TW" w:bidi="zh_TW"/>
+        </w:rPr>
+        <w:t>然而，堅持不僅僅依賴於人的努力。在舊約中，神的救贖旨意是堅定不移的，祂的約雖然需更新但不會動搖（</w:t>
+      </w:r>
+      <w:hyperlink r:id="rId95">
+        <w:r>
+          <w:rPr>
+            <w:lang w:val="zh_TW" w:bidi="zh_TW"/>
+          </w:rPr>
+          <w:rPr>
+            <w:color w:val="0000EE"/>
+            <w:u w:val="single"/>
+          </w:rPr>
+          <w:t>耶31:31–34</w:t>
+        </w:r>
+      </w:hyperlink>
+      <w:r>
+        <w:rPr>
+          <w:lang w:val="zh_TW" w:bidi="zh_TW"/>
+        </w:rPr>
+        <w:t>）。神的愛（希伯來文中為</w:t>
+      </w:r>
+      <w:r>
+        <w:rPr>
+          <w:i/>
+          <w:lang w:val="zh_TW" w:bidi="zh_TW"/>
+        </w:rPr>
+        <w:t>hesed</w:t>
+      </w:r>
+      <w:r>
+        <w:rPr>
+          <w:lang w:val="zh_TW" w:bidi="zh_TW"/>
+        </w:rPr>
+        <w:t>）意味著不變的忠誠。神因祂自己的名絕不會撇棄或離棄祂的百姓。</w:t>
+      </w:r>
+    </w:p>
+    <w:p>
+      <w:pPr/>
+      <w:r>
+        <w:rPr>
+          <w:lang w:val="zh_TW" w:bidi="zh_TW"/>
+        </w:rPr>
+      </w:r>
+      <w:r>
+        <w:rPr>
+          <w:lang w:val="zh_TW" w:bidi="zh_TW"/>
+        </w:rPr>
+        <w:t>新約中，基督應許在末日使祂的跟隨者復活，沒有人能將他們從祂或父的手中奪去。基督會保守我們免於跌倒，神是信實的，並且在我們裡面成就祂的旨意。祂不會讓我們遇到超出承受能力的試探。在天地間沒有什麼能使我們與神的愛隔絕。我們已被聖靈印記為永恆救恩的應許，並被神的大能保守，為將來的救恩預備。</w:t>
+      </w:r>
+    </w:p>
+    <w:p>
+      <w:pPr/>
+      <w:r>
+        <w:rPr>
+          <w:lang w:val="zh_TW" w:bidi="zh_TW"/>
+        </w:rPr>
+      </w:r>
+      <w:r>
+        <w:rPr>
+          <w:lang w:val="zh_TW" w:bidi="zh_TW"/>
+        </w:rPr>
+        <w:t>聖經教導信徒要在信仰中堅持下去，同時也向他們保證救恩的確定性。這看似矛盾，並引發了許多辯論。然而，這種張力通常透過個人的靈性經歷，比僅僅通過思考更容易理解。</w:t>
+      </w:r>
+    </w:p>
+    <w:p>
+      <w:pPr/>
+      <w:r>
+        <w:rPr>
+          <w:lang w:val="zh_TW" w:bidi="zh_TW"/>
+        </w:rPr>
+      </w:r>
+      <w:r>
+        <w:rPr>
+          <w:i/>
+          <w:lang w:val="zh_TW" w:bidi="zh_TW"/>
+        </w:rPr>
+        <w:t>另見</w:t>
+      </w:r>
+      <w:r>
+        <w:rPr>
+          <w:lang w:val="zh_TW" w:bidi="zh_TW"/>
+        </w:rPr>
+        <w:t xml:space="preserve"> </w:t>
+      </w:r>
+      <w:r>
+        <w:rPr>
+          <w:lang w:val="zh_TW" w:bidi="zh_TW"/>
+        </w:rPr>
+        <w:t>確據，</w:t>
+      </w:r>
+      <w:r>
+        <w:rPr>
+          <w:lang w:val="zh_TW" w:bidi="zh_TW"/>
+        </w:rPr>
+        <w:t>背道</w:t>
+      </w:r>
+      <w:r>
+        <w:rPr>
+          <w:lang w:val="zh_TW" w:bidi="zh_TW"/>
+        </w:rPr>
+        <w:t>。</w:t>
+      </w:r>
+      <w:r>
+        <w:rPr>
+          <w:lang w:val="zh_TW" w:bidi="zh_TW"/>
+        </w:rPr>
+      </w:r>
+      <w:r>
+        <w:rPr>
+          <w:lang w:val="zh_TW" w:bidi="zh_TW"/>
+        </w:rPr>
+      </w:r>
+    </w:p>
+    <w:p>
+      <w:pPr/>
+      <w:r>
+        <w:rPr>
+          <w:lang w:val="zh_TW" w:bidi="zh_TW"/>
+        </w:rPr>
+      </w:r>
+    </w:p>
+    <w:p>
+      <w:pPr>
+        <w:pStyle w:val="Heading2"/>
+      </w:pPr>
+      <w:r>
+        <w:rPr>
+          <w:lang w:val="zh_TW" w:bidi="zh_TW"/>
+        </w:rPr>
+        <w:t>監督</w:t>
+      </w:r>
+      <w:r>
+        <w:rPr>
+          <w:lang w:val="zh_TW" w:bidi="zh_TW"/>
+        </w:rPr>
+      </w:r>
+    </w:p>
+    <w:p>
+      <w:pPr/>
+      <w:r>
+        <w:rPr>
+          <w:lang w:val="zh_TW" w:bidi="zh_TW"/>
+        </w:rPr>
+      </w:r>
+      <w:r>
+        <w:rPr>
+          <w:lang w:val="zh_TW" w:bidi="zh_TW"/>
+        </w:rPr>
+        <w:t>教會中的一個職位，在</w:t>
+      </w:r>
+      <w:hyperlink r:id="rId96">
+        <w:r>
+          <w:rPr>
+            <w:lang w:val="zh_TW" w:bidi="zh_TW"/>
+          </w:rPr>
+          <w:rPr>
+            <w:color w:val="0000EE"/>
+            <w:u w:val="single"/>
+          </w:rPr>
+          <w:t>提摩太前書三章2至7節</w:t>
+        </w:r>
+      </w:hyperlink>
+      <w:r>
+        <w:rPr>
+          <w:lang w:val="zh_TW" w:bidi="zh_TW"/>
+        </w:rPr>
+        <w:t>和</w:t>
+      </w:r>
+      <w:hyperlink r:id="rId97">
+        <w:r>
+          <w:rPr>
+            <w:lang w:val="zh_TW" w:bidi="zh_TW"/>
+          </w:rPr>
+          <w:rPr>
+            <w:color w:val="0000EE"/>
+            <w:u w:val="single"/>
+          </w:rPr>
+          <w:t>提多書一章6至9節</w:t>
+        </w:r>
+      </w:hyperlink>
+      <w:r>
+        <w:rPr>
+          <w:lang w:val="zh_TW" w:bidi="zh_TW"/>
+        </w:rPr>
+        <w:t>列出其資格。英文bishop這個稱號和形容詞episcopal所來自的希臘文詞語，在現代譯本中經常被翻譯為「長老（elder）」、「監督（overseer）」（如在庇哩亞聖經〔Berean Standard Bible〕中）、「牧者（shepherd）」或「師傅（guardian）」。它與當今的「牧師」一詞非常接近。耶穌被稱為「你們靈魂的牧人監督」（</w:t>
+      </w:r>
+      <w:hyperlink r:id="rId98">
+        <w:r>
+          <w:rPr>
+            <w:lang w:val="zh_TW" w:bidi="zh_TW"/>
+          </w:rPr>
+          <w:rPr>
+            <w:color w:val="0000EE"/>
+            <w:u w:val="single"/>
+          </w:rPr>
+          <w:t>彼前2:25</w:t>
+        </w:r>
+      </w:hyperlink>
+      <w:r>
+        <w:rPr>
+          <w:lang w:val="zh_TW" w:bidi="zh_TW"/>
+        </w:rPr>
+        <w:t>）。</w:t>
+      </w:r>
+    </w:p>
+    <w:p>
+      <w:pPr/>
+      <w:r>
+        <w:rPr>
+          <w:lang w:val="zh_TW" w:bidi="zh_TW"/>
+        </w:rPr>
+      </w:r>
+      <w:r>
+        <w:rPr>
+          <w:lang w:val="zh_TW" w:bidi="zh_TW"/>
+        </w:rPr>
+        <w:t>在新約聖經中，「監督（bishop）」和「長老」指的是同一個職位，正如使徒保羅吩咐提多在各城設立「長老」，然後將這些人稱為「監督」（</w:t>
+      </w:r>
+      <w:hyperlink r:id="rId99">
+        <w:r>
+          <w:rPr>
+            <w:lang w:val="zh_TW" w:bidi="zh_TW"/>
+          </w:rPr>
+          <w:rPr>
+            <w:color w:val="0000EE"/>
+            <w:u w:val="single"/>
+          </w:rPr>
+          <w:t>多1:5、7</w:t>
+        </w:r>
+      </w:hyperlink>
+      <w:r>
+        <w:rPr>
+          <w:lang w:val="zh_TW" w:bidi="zh_TW"/>
+        </w:rPr>
+        <w:t>）。保羅在米利都時，召集了以弗所教會的長老，然後稱他們為「監督（overseers）」或「師傅（guardians）」（</w:t>
+      </w:r>
+      <w:hyperlink r:id="rId100">
+        <w:r>
+          <w:rPr>
+            <w:lang w:val="zh_TW" w:bidi="zh_TW"/>
+          </w:rPr>
+          <w:rPr>
+            <w:color w:val="0000EE"/>
+            <w:u w:val="single"/>
+          </w:rPr>
+          <w:t>徒20:17、28</w:t>
+        </w:r>
+      </w:hyperlink>
+      <w:r>
+        <w:rPr>
+          <w:lang w:val="zh_TW" w:bidi="zh_TW"/>
+        </w:rPr>
+        <w:t>）。保羅在給腓立比書中向「監督和執事」致意（</w:t>
+      </w:r>
+      <w:hyperlink r:id="rId101">
+        <w:r>
+          <w:rPr>
+            <w:lang w:val="zh_TW" w:bidi="zh_TW"/>
+          </w:rPr>
+          <w:rPr>
+            <w:color w:val="0000EE"/>
+            <w:u w:val="single"/>
+          </w:rPr>
+          <w:t>腓1:1</w:t>
+        </w:r>
+      </w:hyperlink>
+      <w:r>
+        <w:rPr>
+          <w:lang w:val="zh_TW" w:bidi="zh_TW"/>
+        </w:rPr>
+        <w:t>）。腓立比和以弗所有都有許多監督，這表明當時監督的職位尚未發展成後來的樣子：一個主教管理一個或多個教會。</w:t>
+      </w:r>
+    </w:p>
+    <w:p>
+      <w:pPr/>
+      <w:r>
+        <w:rPr>
+          <w:lang w:val="zh_TW" w:bidi="zh_TW"/>
+        </w:rPr>
+      </w:r>
+      <w:r>
+        <w:rPr>
+          <w:lang w:val="zh_TW" w:bidi="zh_TW"/>
+        </w:rPr>
+        <w:t>監督顯然擁有一定的權柄，但新約聖經中並未明確定義其職責。其中一項任務是「駁斥那些反對（純正的教訓）的人」（</w:t>
+      </w:r>
+      <w:hyperlink r:id="rId102">
+        <w:r>
+          <w:rPr>
+            <w:lang w:val="zh_TW" w:bidi="zh_TW"/>
+          </w:rPr>
+          <w:rPr>
+            <w:color w:val="0000EE"/>
+            <w:u w:val="single"/>
+          </w:rPr>
+          <w:t>多1:9），</w:t>
+        </w:r>
+      </w:hyperlink>
+      <w:r>
+        <w:rPr>
+          <w:lang w:val="zh_TW" w:bidi="zh_TW"/>
+        </w:rPr>
+        <w:t>並教導和闡述聖經（</w:t>
+      </w:r>
+      <w:hyperlink r:id="rId103">
+        <w:r>
+          <w:rPr>
+            <w:lang w:val="zh_TW" w:bidi="zh_TW"/>
+          </w:rPr>
+          <w:rPr>
+            <w:color w:val="0000EE"/>
+            <w:u w:val="single"/>
+          </w:rPr>
+          <w:t>提前3:2）</w:t>
+        </w:r>
+      </w:hyperlink>
+      <w:r>
+        <w:rPr>
+          <w:lang w:val="zh_TW" w:bidi="zh_TW"/>
+        </w:rPr>
+        <w:t>。此外，有一些證據表明，他們主要關注的事項之一是經濟事務和照顧窮人，以及監督會眾。保羅給提摩太和提多的信中所列出的資格表明，監督被認為是會眾中的領袖，以及向非基督徒世界傳福音的代表。</w:t>
+        <w:br/>
+        <w:br/>
+      </w:r>
+      <w:r>
+        <w:rPr>
+          <w:i/>
+          <w:lang w:val="zh_TW" w:bidi="zh_TW"/>
+        </w:rPr>
         <w:t>見</w:t>
       </w:r>
       <w:r>
         <w:rPr>
           <w:lang w:val="zh_TW" w:bidi="zh_TW"/>
         </w:rPr>
+        <w:t>長老</w:t>
+      </w:r>
+      <w:r>
+        <w:rPr>
+          <w:lang w:val="zh_TW" w:bidi="zh_TW"/>
+        </w:rPr>
+        <w:t>；</w:t>
+      </w:r>
+      <w:r>
+        <w:rPr>
+          <w:lang w:val="zh_TW" w:bidi="zh_TW"/>
+        </w:rPr>
+        <w:t>牧師</w:t>
+      </w:r>
+      <w:r>
+        <w:rPr>
+          <w:lang w:val="zh_TW" w:bidi="zh_TW"/>
+        </w:rPr>
+        <w:t>；</w:t>
+      </w:r>
+      <w:r>
+        <w:rPr>
+          <w:lang w:val="zh_TW" w:bidi="zh_TW"/>
+        </w:rPr>
+        <w:t>長老</w:t>
+      </w:r>
+      <w:r>
+        <w:rPr>
+          <w:lang w:val="zh_TW" w:bidi="zh_TW"/>
+        </w:rPr>
+        <w:t>。</w:t>
+      </w:r>
+      <w:r>
+        <w:rPr>
+          <w:lang w:val="zh_TW" w:bidi="zh_TW"/>
+        </w:rPr>
+      </w:r>
+      <w:r>
+        <w:rPr>
+          <w:lang w:val="zh_TW" w:bidi="zh_TW"/>
+        </w:rPr>
+      </w:r>
+    </w:p>
+    <w:p>
+      <w:pPr/>
+      <w:r>
+        <w:rPr>
+          <w:lang w:val="zh_TW" w:bidi="zh_TW"/>
+        </w:rPr>
+      </w:r>
+    </w:p>
+    <w:p>
+      <w:pPr>
+        <w:pStyle w:val="Heading2"/>
+      </w:pPr>
+      <w:r>
+        <w:rPr>
+          <w:lang w:val="zh_TW" w:bidi="zh_TW"/>
+        </w:rPr>
+        <w:t>監督</w:t>
+      </w:r>
+      <w:r>
+        <w:rPr>
+          <w:lang w:val="zh_TW" w:bidi="zh_TW"/>
+        </w:rPr>
+      </w:r>
+    </w:p>
+    <w:p>
+      <w:pPr/>
+      <w:r>
+        <w:rPr>
+          <w:lang w:val="zh_TW" w:bidi="zh_TW"/>
+        </w:rPr>
+      </w:r>
+      <w:r>
+        <w:rPr>
+          <w:lang w:val="zh_TW" w:bidi="zh_TW"/>
+        </w:rPr>
+        <w:t>這個詞在舊約（庇哩亞聖經〔Berean Standard Bible〕）中出現了六次，在新約中出現了七次。英文新約聖經中至大約六次使用這個詞來翻譯希臘文詞語</w:t>
+      </w:r>
+      <w:r>
+        <w:rPr>
+          <w:i/>
+          <w:lang w:val="zh_TW" w:bidi="zh_TW"/>
+        </w:rPr>
+        <w:t>episkopos。episkopos</w:t>
+      </w:r>
+      <w:r>
+        <w:rPr>
+          <w:lang w:val="zh_TW" w:bidi="zh_TW"/>
+        </w:rPr>
+        <w:t>一詞源自「監視」或「照看」。在舊約中，「監督」用來翻譯三個不同的詞，這些詞的意思是：</w:t>
+      </w:r>
+    </w:p>
+    <w:p>
+      <w:pPr>
+        <w:pStyle w:val="ListNumber"/>
+        <w:numPr>
+          <w:ilvl w:val="0"/>
+          <w:numId w:val="15"/>
+        </w:numPr>
+        <w:spacing w:line="240" w:lineRule="auto"/>
+        <w:ind w:left="720"/>
+      </w:pPr>
+      <w:r>
+        <w:rPr>
+          <w:lang w:val="zh_TW" w:bidi="zh_TW"/>
+        </w:rPr>
+      </w:r>
+      <w:r>
+        <w:rPr>
+          <w:lang w:val="zh_TW" w:bidi="zh_TW"/>
+        </w:rPr>
+        <w:t>擁有權威去巡視的人，</w:t>
+      </w:r>
+    </w:p>
+    <w:p>
+      <w:pPr>
+        <w:pStyle w:val="ListNumber"/>
+        <w:spacing w:line="240" w:lineRule="auto"/>
+        <w:ind w:left="720"/>
+      </w:pPr>
+      <w:r>
+        <w:rPr>
+          <w:lang w:val="zh_TW" w:bidi="zh_TW"/>
+        </w:rPr>
+      </w:r>
+      <w:r>
+        <w:rPr>
+          <w:lang w:val="zh_TW" w:bidi="zh_TW"/>
+        </w:rPr>
+        <w:t>傑出的人（the preeminent one），或</w:t>
+      </w:r>
+    </w:p>
+    <w:p>
+      <w:pPr>
+        <w:pStyle w:val="ListNumber"/>
+        <w:spacing w:line="240" w:lineRule="auto"/>
+        <w:ind w:left="720"/>
+      </w:pPr>
+      <w:r>
+        <w:rPr>
+          <w:lang w:val="zh_TW" w:bidi="zh_TW"/>
+        </w:rPr>
+      </w:r>
+      <w:r>
+        <w:rPr>
+          <w:lang w:val="zh_TW" w:bidi="zh_TW"/>
+        </w:rPr>
+        <w:t>首席記錄員。</w:t>
+      </w:r>
+    </w:p>
+    <w:p>
+      <w:pPr/>
+      <w:r>
+        <w:rPr>
+          <w:lang w:val="zh_TW" w:bidi="zh_TW"/>
+        </w:rPr>
+      </w:r>
+      <w:r>
+        <w:rPr>
+          <w:lang w:val="zh_TW" w:bidi="zh_TW"/>
+        </w:rPr>
+        <w:t>約瑟被賦予權柄來監視和管理波提乏家中的所有事務（</w:t>
+      </w:r>
+      <w:hyperlink r:id="rId104">
+        <w:r>
+          <w:rPr>
+            <w:lang w:val="zh_TW" w:bidi="zh_TW"/>
+          </w:rPr>
+          <w:rPr>
+            <w:color w:val="0000EE"/>
+            <w:u w:val="single"/>
+          </w:rPr>
+          <w:t>創39:4–5</w:t>
+        </w:r>
+      </w:hyperlink>
+      <w:r>
+        <w:rPr>
+          <w:lang w:val="zh_TW" w:bidi="zh_TW"/>
+        </w:rPr>
+        <w:t>）。他建議法老任命五十個人管理和看守七年豐收的天地（</w:t>
+      </w:r>
+      <w:hyperlink r:id="rId105">
+        <w:r>
+          <w:rPr>
+            <w:lang w:val="zh_TW" w:bidi="zh_TW"/>
+          </w:rPr>
+          <w:rPr>
+            <w:color w:val="0000EE"/>
+            <w:u w:val="single"/>
+          </w:rPr>
+          <w:t>41:34</w:t>
+        </w:r>
+      </w:hyperlink>
+      <w:r>
+        <w:rPr>
+          <w:lang w:val="zh_TW" w:bidi="zh_TW"/>
+        </w:rPr>
+        <w:t>）。所羅門任命了3,600名監工（和合本譯為「督理」）使百姓作工（</w:t>
+      </w:r>
+      <w:hyperlink r:id="rId106">
+        <w:r>
+          <w:rPr>
+            <w:lang w:val="zh_TW" w:bidi="zh_TW"/>
+          </w:rPr>
+          <w:rPr>
+            <w:color w:val="0000EE"/>
+            <w:u w:val="single"/>
+          </w:rPr>
+          <w:t>代下2:18</w:t>
+        </w:r>
+      </w:hyperlink>
+      <w:r>
+        <w:rPr>
+          <w:lang w:val="zh_TW" w:bidi="zh_TW"/>
+        </w:rPr>
+        <w:t>）。在約西亞的重修聖殿時，每項工作中都有監工監督所以的工人（</w:t>
+      </w:r>
+      <w:hyperlink r:id="rId107">
+        <w:r>
+          <w:rPr>
+            <w:lang w:val="zh_TW" w:bidi="zh_TW"/>
+          </w:rPr>
+          <w:rPr>
+            <w:color w:val="0000EE"/>
+            <w:u w:val="single"/>
+          </w:rPr>
+          <w:t>34:13、17</w:t>
+        </w:r>
+      </w:hyperlink>
+      <w:r>
+        <w:rPr>
+          <w:lang w:val="zh_TW" w:bidi="zh_TW"/>
+        </w:rPr>
+        <w:t>）。尼希米任命人來監督城牆的重建（</w:t>
+      </w:r>
+      <w:hyperlink r:id="rId108">
+        <w:r>
+          <w:rPr>
+            <w:lang w:val="zh_TW" w:bidi="zh_TW"/>
+          </w:rPr>
+          <w:rPr>
+            <w:color w:val="0000EE"/>
+            <w:u w:val="single"/>
+          </w:rPr>
+          <w:t>尼11:9、14</w:t>
+        </w:r>
+      </w:hyperlink>
+      <w:r>
+        <w:rPr>
+          <w:lang w:val="zh_TW" w:bidi="zh_TW"/>
+        </w:rPr>
+        <w:t>），監督利未人（</w:t>
+      </w:r>
+      <w:hyperlink r:id="rId109">
+        <w:r>
+          <w:rPr>
+            <w:lang w:val="zh_TW" w:bidi="zh_TW"/>
+          </w:rPr>
+          <w:rPr>
+            <w:color w:val="0000EE"/>
+            <w:u w:val="single"/>
+          </w:rPr>
+          <w:t>22</w:t>
+        </w:r>
+      </w:hyperlink>
+      <w:r>
+        <w:rPr>
+          <w:lang w:val="zh_TW" w:bidi="zh_TW"/>
+        </w:rPr>
+        <w:t>節），並負責利未唱歌的人（</w:t>
+      </w:r>
+      <w:hyperlink r:id="rId110">
+        <w:r>
+          <w:rPr>
+            <w:lang w:val="zh_TW" w:bidi="zh_TW"/>
+          </w:rPr>
+          <w:rPr>
+            <w:color w:val="0000EE"/>
+            <w:u w:val="single"/>
+          </w:rPr>
+          <w:t>12:42</w:t>
+        </w:r>
+      </w:hyperlink>
+      <w:r>
+        <w:rPr>
+          <w:lang w:val="zh_TW" w:bidi="zh_TW"/>
+        </w:rPr>
+        <w:t>）。</w:t>
+      </w:r>
+    </w:p>
+    <w:p>
+      <w:pPr/>
+      <w:r>
+        <w:rPr>
+          <w:lang w:val="zh_TW" w:bidi="zh_TW"/>
+        </w:rPr>
+      </w:r>
+      <w:r>
+        <w:rPr>
+          <w:lang w:val="zh_TW" w:bidi="zh_TW"/>
+        </w:rPr>
+        <w:t>「監督」這個詞指的是擁有最高權威、對他人行使監督的人。這種權威性的監督包含監視、指導和保護主人利益的概念。新約也傳達了這些概念，特別是對於那些被任命來代表耶穌基督服務教會的人（</w:t>
+      </w:r>
+      <w:hyperlink r:id="rId111">
+        <w:r>
+          <w:rPr>
+            <w:lang w:val="zh_TW" w:bidi="zh_TW"/>
+          </w:rPr>
+          <w:rPr>
+            <w:color w:val="0000EE"/>
+            <w:u w:val="single"/>
+          </w:rPr>
+          <w:t>徒20:28</w:t>
+        </w:r>
+      </w:hyperlink>
+      <w:r>
+        <w:rPr>
+          <w:lang w:val="zh_TW" w:bidi="zh_TW"/>
+        </w:rPr>
+        <w:t>；</w:t>
+      </w:r>
+      <w:hyperlink r:id="rId101">
+        <w:r>
+          <w:rPr>
+            <w:lang w:val="zh_TW" w:bidi="zh_TW"/>
+          </w:rPr>
+          <w:rPr>
+            <w:color w:val="0000EE"/>
+            <w:u w:val="single"/>
+          </w:rPr>
+          <w:t>腓1:1</w:t>
+        </w:r>
+      </w:hyperlink>
+      <w:r>
+        <w:rPr>
+          <w:lang w:val="zh_TW" w:bidi="zh_TW"/>
+        </w:rPr>
+        <w:t>；</w:t>
+      </w:r>
+      <w:hyperlink r:id="rId112">
+        <w:r>
+          <w:rPr>
+            <w:lang w:val="zh_TW" w:bidi="zh_TW"/>
+          </w:rPr>
+          <w:rPr>
+            <w:color w:val="0000EE"/>
+            <w:u w:val="single"/>
+          </w:rPr>
+          <w:t>提前3:1–2</w:t>
+        </w:r>
+      </w:hyperlink>
+      <w:r>
+        <w:rPr>
+          <w:lang w:val="zh_TW" w:bidi="zh_TW"/>
+        </w:rPr>
+        <w:t>；</w:t>
+      </w:r>
+      <w:hyperlink r:id="rId113">
+        <w:r>
+          <w:rPr>
+            <w:lang w:val="zh_TW" w:bidi="zh_TW"/>
+          </w:rPr>
+          <w:rPr>
+            <w:color w:val="0000EE"/>
+            <w:u w:val="single"/>
+          </w:rPr>
+          <w:t>多1:7</w:t>
+        </w:r>
+      </w:hyperlink>
+      <w:r>
+        <w:rPr>
+          <w:lang w:val="zh_TW" w:bidi="zh_TW"/>
+        </w:rPr>
+        <w:t>）。耶穌基督自己就是偉大的監督（</w:t>
+      </w:r>
+      <w:hyperlink r:id="rId98">
+        <w:r>
+          <w:rPr>
+            <w:lang w:val="zh_TW" w:bidi="zh_TW"/>
+          </w:rPr>
+          <w:rPr>
+            <w:color w:val="0000EE"/>
+            <w:u w:val="single"/>
+          </w:rPr>
+          <w:t>彼前2:25</w:t>
+        </w:r>
+      </w:hyperlink>
+      <w:r>
+        <w:rPr>
+          <w:lang w:val="zh_TW" w:bidi="zh_TW"/>
+        </w:rPr>
+        <w:t>）。</w:t>
+      </w:r>
+    </w:p>
+    <w:p>
+      <w:pPr/>
+      <w:r>
+        <w:rPr>
+          <w:lang w:val="zh_TW" w:bidi="zh_TW"/>
+        </w:rPr>
+      </w:r>
+      <w:r>
+        <w:rPr>
+          <w:i/>
+          <w:lang w:val="zh_TW" w:bidi="zh_TW"/>
+        </w:rPr>
+        <w:t>另見</w:t>
+      </w:r>
+      <w:r>
+        <w:rPr>
+          <w:lang w:val="zh_TW" w:bidi="zh_TW"/>
+        </w:rPr>
         <w:t xml:space="preserve"> </w:t>
       </w:r>
       <w:r>
         <w:rPr>
           <w:lang w:val="zh_TW" w:bidi="zh_TW"/>
         </w:rPr>
-        <w:t>工作</w:t>
+        <w:t>監督</w:t>
+      </w:r>
+      <w:r>
+        <w:rPr>
+          <w:lang w:val="zh_TW" w:bidi="zh_TW"/>
+        </w:rPr>
+        <w:t>；</w:t>
+      </w:r>
+      <w:r>
+        <w:rPr>
+          <w:lang w:val="zh_TW" w:bidi="zh_TW"/>
+        </w:rPr>
+        <w:t>長老</w:t>
+      </w:r>
+      <w:r>
+        <w:rPr>
+          <w:lang w:val="zh_TW" w:bidi="zh_TW"/>
+        </w:rPr>
+        <w:t>。</w:t>
+      </w:r>
+      <w:r>
+        <w:rPr>
+          <w:lang w:val="zh_TW" w:bidi="zh_TW"/>
+        </w:rPr>
+      </w:r>
+      <w:r>
+        <w:rPr>
+          <w:lang w:val="zh_TW" w:bidi="zh_TW"/>
+        </w:rPr>
+      </w:r>
+    </w:p>
+    <w:p>
+      <w:pPr/>
+      <w:r>
+        <w:rPr>
+          <w:lang w:val="zh_TW" w:bidi="zh_TW"/>
+        </w:rPr>
+      </w:r>
+    </w:p>
+    <w:p>
+      <w:pPr>
+        <w:pStyle w:val="Heading2"/>
+      </w:pPr>
+      <w:r>
+        <w:rPr>
+          <w:lang w:val="zh_TW" w:bidi="zh_TW"/>
+        </w:rPr>
+        <w:t>監獄裡的靈</w:t>
+      </w:r>
+      <w:r>
+        <w:rPr>
+          <w:lang w:val="zh_TW" w:bidi="zh_TW"/>
+        </w:rPr>
+      </w:r>
+    </w:p>
+    <w:p>
+      <w:pPr>
+        <w:pStyle w:val="Heading2"/>
+      </w:pPr>
+      <w:r>
+        <w:rPr>
+          <w:lang w:val="zh_TW" w:bidi="zh_TW"/>
+        </w:rPr>
+        <w:t>監獄裡的靈</w:t>
+      </w:r>
+    </w:p>
+    <w:p>
+      <w:pPr/>
+      <w:r>
+        <w:rPr>
+          <w:lang w:val="zh_TW" w:bidi="zh_TW"/>
+        </w:rPr>
+      </w:r>
+      <w:r>
+        <w:rPr>
+          <w:lang w:val="zh_TW" w:bidi="zh_TW"/>
+        </w:rPr>
+        <w:t>這是出現在</w:t>
+      </w:r>
+      <w:hyperlink r:id="rId114">
+        <w:r>
+          <w:rPr>
+            <w:lang w:val="zh_TW" w:bidi="zh_TW"/>
+          </w:rPr>
+          <w:rPr>
+            <w:color w:val="0000EE"/>
+            <w:u w:val="single"/>
+          </w:rPr>
+          <w:t>彼得前書三章18至20節</w:t>
+        </w:r>
+      </w:hyperlink>
+      <w:r>
+        <w:rPr>
+          <w:lang w:val="zh_TW" w:bidi="zh_TW"/>
+        </w:rPr>
+        <w:t>的片語。學者們對於「監獄裡的靈」究竟是指誰，以及耶穌為什麼要向他們傳道，幾乎沒有統一的意見。馬丁·路德（Martin Luther）曾坦言，第</w:t>
+      </w:r>
+      <w:hyperlink r:id="rId115">
+        <w:r>
+          <w:rPr>
+            <w:lang w:val="zh_TW" w:bidi="zh_TW"/>
+          </w:rPr>
+          <w:rPr>
+            <w:color w:val="0000EE"/>
+            <w:u w:val="single"/>
+          </w:rPr>
+          <w:t>19</w:t>
+        </w:r>
+      </w:hyperlink>
+      <w:r>
+        <w:rPr>
+          <w:lang w:val="zh_TW" w:bidi="zh_TW"/>
+        </w:rPr>
+        <w:t>節「是一段令人驚訝的經文，其隱晦程度不亞於新約聖經中的任何一段經文，我不確定自己是否明白聖彼得的意思。」由於存在諸多分歧與不確定性，以下列出幾種可能的解釋。</w:t>
+      </w:r>
+    </w:p>
+    <w:p>
+      <w:pPr/>
+      <w:r>
+        <w:rPr>
+          <w:lang w:val="zh_TW" w:bidi="zh_TW"/>
+        </w:rPr>
+      </w:r>
+      <w:r>
+        <w:rPr>
+          <w:lang w:val="zh_TW" w:bidi="zh_TW"/>
+        </w:rPr>
+        <w:t>首先，許多學者認為「監獄裡的靈」是指那些不聽從挪亞所宣講的、現今脫離肉體並身處陰間（Sheol或Hades）</w:t>
+      </w:r>
+      <w:r>
+        <w:rPr>
+          <w:lang w:val="zh_TW" w:bidi="zh_TW"/>
+        </w:rPr>
+        <w:t>——</w:t>
+      </w:r>
+      <w:r>
+        <w:rPr>
+          <w:lang w:val="zh_TW" w:bidi="zh_TW"/>
+        </w:rPr>
+        <w:t>即離世不信者之處</w:t>
+      </w:r>
+      <w:r>
+        <w:rPr>
+          <w:lang w:val="zh_TW" w:bidi="zh_TW"/>
+        </w:rPr>
+        <w:t>——</w:t>
+      </w:r>
+      <w:r>
+        <w:rPr>
+          <w:lang w:val="zh_TW" w:bidi="zh_TW"/>
+        </w:rPr>
+        <w:t>的靈。有些人認為基督向他們傳了福音，以致他們有機會相信並得救（儘管新約聖經中幾乎沒有證據支持死後的不信者還有第二次機會）。其他人則認為基督僅僅是宣告祂勝過撒但，並讓這些靈知道他們曾斷然拒絕過的福分。</w:t>
+      </w:r>
+    </w:p>
+    <w:p>
+      <w:pPr/>
+      <w:r>
+        <w:rPr>
+          <w:lang w:val="zh_TW" w:bidi="zh_TW"/>
+        </w:rPr>
+      </w:r>
+      <w:r>
+        <w:rPr>
+          <w:lang w:val="zh_TW" w:bidi="zh_TW"/>
+        </w:rPr>
+        <w:t>還有，其他學者認為「監獄裡的靈」不是人的靈魂，而是指</w:t>
+      </w:r>
+      <w:hyperlink r:id="rId116">
+        <w:r>
+          <w:rPr>
+            <w:lang w:val="zh_TW" w:bidi="zh_TW"/>
+          </w:rPr>
+          <w:rPr>
+            <w:color w:val="0000EE"/>
+            <w:u w:val="single"/>
+          </w:rPr>
+          <w:t>彼得前書三章22節</w:t>
+        </w:r>
+      </w:hyperlink>
+      <w:r>
+        <w:rPr>
+          <w:lang w:val="zh_TW" w:bidi="zh_TW"/>
+        </w:rPr>
+        <w:t>中提到的同一批超自然靈體——即邪惡的天使、有權柄的和有能力的。他們與</w:t>
+      </w:r>
+      <w:hyperlink r:id="rId117">
+        <w:r>
+          <w:rPr>
+            <w:lang w:val="zh_TW" w:bidi="zh_TW"/>
+          </w:rPr>
+          <w:rPr>
+            <w:color w:val="0000EE"/>
+            <w:u w:val="single"/>
+          </w:rPr>
+          <w:t>創世記六章1至4節</w:t>
+        </w:r>
+      </w:hyperlink>
+      <w:r>
+        <w:rPr>
+          <w:lang w:val="zh_TW" w:bidi="zh_TW"/>
+        </w:rPr>
+        <w:t>中的「</w:t>
+      </w:r>
+      <w:r>
+        <w:rPr>
+          <w:lang w:val="zh_TW" w:bidi="zh_TW"/>
+        </w:rPr>
+        <w:t>神的兒子們</w:t>
+      </w:r>
+      <w:r>
+        <w:rPr>
+          <w:lang w:val="zh_TW" w:bidi="zh_TW"/>
+        </w:rPr>
+        <w:t>」有關。支持這觀點的人主張，向這些靈體發出的宣告是在耶穌復活之後而非之前。因此，這可能不是</w:t>
+      </w:r>
+      <w:r>
+        <w:rPr>
+          <w:i/>
+          <w:lang w:val="zh_TW" w:bidi="zh_TW"/>
+        </w:rPr>
+        <w:t>下降</w:t>
+      </w:r>
+      <w:r>
+        <w:rPr>
+          <w:lang w:val="zh_TW" w:bidi="zh_TW"/>
+        </w:rPr>
+        <w:t>到陰間，而是</w:t>
+      </w:r>
+      <w:r>
+        <w:rPr>
+          <w:i/>
+          <w:lang w:val="zh_TW" w:bidi="zh_TW"/>
+        </w:rPr>
+        <w:t>上升</w:t>
+      </w:r>
+      <w:r>
+        <w:rPr>
+          <w:lang w:val="zh_TW" w:bidi="zh_TW"/>
+        </w:rPr>
+        <w:t>到「</w:t>
+      </w:r>
+      <w:r>
+        <w:rPr>
+          <w:lang w:val="zh_TW" w:bidi="zh_TW"/>
+        </w:rPr>
+        <w:t>天上</w:t>
+      </w:r>
+      <w:r>
+        <w:rPr>
+          <w:lang w:val="zh_TW" w:bidi="zh_TW"/>
+        </w:rPr>
+        <w:t>」，即反叛的屬靈勢力所居住之處（見</w:t>
+      </w:r>
+      <w:hyperlink r:id="rId118">
+        <w:r>
+          <w:rPr>
+            <w:lang w:val="zh_TW" w:bidi="zh_TW"/>
+          </w:rPr>
+          <w:rPr>
+            <w:color w:val="0000EE"/>
+            <w:u w:val="single"/>
+          </w:rPr>
+          <w:t>弗6:12</w:t>
+        </w:r>
+      </w:hyperlink>
+      <w:r>
+        <w:rPr>
+          <w:lang w:val="zh_TW" w:bidi="zh_TW"/>
+        </w:rPr>
+        <w:t>）。在基督教之前的猶太著作以諾一書（1 Enoch）中，描寫以諾向叛教的天使宣告審判。因此，基督被視為新以諾（new Enoch），向「監獄裡的靈」宣告祂在十字架上的勝利以及牠們最終的失敗。</w:t>
+      </w:r>
+    </w:p>
+    <w:p>
+      <w:pPr/>
+      <w:r>
+        <w:rPr>
+          <w:lang w:val="zh_TW" w:bidi="zh_TW"/>
+        </w:rPr>
+      </w:r>
+      <w:r>
+        <w:rPr>
+          <w:lang w:val="zh_TW" w:bidi="zh_TW"/>
+        </w:rPr>
+        <w:t>最後，還有一些學者提出，基督的傳道對象既非超自然靈體，也非陰間的亡靈。相反地，傳道是發生在挪亞時代，對象是那時代的人，而這些人因為不聽從，現在正身處監獄。換句話說，這與</w:t>
+      </w:r>
+      <w:hyperlink r:id="rId119">
+        <w:r>
+          <w:rPr>
+            <w:lang w:val="zh_TW" w:bidi="zh_TW"/>
+          </w:rPr>
+          <w:rPr>
+            <w:color w:val="0000EE"/>
+            <w:u w:val="single"/>
+          </w:rPr>
+          <w:t>彼得前書一章11節</w:t>
+        </w:r>
+      </w:hyperlink>
+      <w:r>
+        <w:rPr>
+          <w:lang w:val="zh_TW" w:bidi="zh_TW"/>
+        </w:rPr>
+        <w:t>中提到的基督的靈有關。在道成肉身之前，基督的靈便已存在並啟示挪亞向當時的人傳道。在這種解釋中，既沒有「下降到地獄」，也沒有向墮落天使宣告什麼。經文只是單純地說，基督在屬靈層面上曾在挪亞時代傳道。</w:t>
+      </w:r>
+    </w:p>
+    <w:p>
+      <w:pPr/>
+      <w:r>
+        <w:rPr>
+          <w:lang w:val="zh_TW" w:bidi="zh_TW"/>
+        </w:rPr>
+      </w:r>
+      <w:r>
+        <w:rPr>
+          <w:i/>
+          <w:lang w:val="zh_TW" w:bidi="zh_TW"/>
+        </w:rPr>
+        <w:t>另見</w:t>
+      </w:r>
+      <w:r>
+        <w:rPr>
+          <w:lang w:val="zh_TW" w:bidi="zh_TW"/>
+        </w:rPr>
+        <w:t>彼得前書</w:t>
+      </w:r>
+      <w:r>
+        <w:rPr>
+          <w:lang w:val="zh_TW" w:bidi="zh_TW"/>
+        </w:rPr>
+        <w:t>。</w:t>
+      </w:r>
+      <w:r>
+        <w:rPr>
+          <w:lang w:val="zh_TW" w:bidi="zh_TW"/>
+        </w:rPr>
+      </w:r>
+      <w:r>
+        <w:rPr>
+          <w:lang w:val="zh_TW" w:bidi="zh_TW"/>
+        </w:rPr>
+      </w:r>
+    </w:p>
+    <w:p>
+      <w:pPr/>
+      <w:r>
+        <w:rPr>
+          <w:lang w:val="zh_TW" w:bidi="zh_TW"/>
+        </w:rPr>
+      </w:r>
+    </w:p>
+    <w:p>
+      <w:pPr>
+        <w:pStyle w:val="Heading2"/>
+      </w:pPr>
+      <w:r>
+        <w:rPr>
+          <w:lang w:val="zh_TW" w:bidi="zh_TW"/>
+        </w:rPr>
+        <w:t>見證</w:t>
+      </w:r>
+      <w:r>
+        <w:rPr>
+          <w:lang w:val="zh_TW" w:bidi="zh_TW"/>
+        </w:rPr>
+      </w:r>
+    </w:p>
+    <w:p>
+      <w:pPr/>
+      <w:r>
+        <w:rPr>
+          <w:lang w:val="zh_TW" w:bidi="zh_TW"/>
+        </w:rPr>
+      </w:r>
+      <w:r>
+        <w:rPr>
+          <w:lang w:val="zh_TW" w:bidi="zh_TW"/>
+        </w:rPr>
+        <w:t>在法庭上，一個人講述他或她所見或經歷的事情。「見證」這個詞也可能指該人所提供的證詞。</w:t>
+      </w:r>
+    </w:p>
+    <w:p>
+      <w:pPr>
+        <w:pStyle w:val="Heading3"/>
+      </w:pPr>
+      <w:r>
+        <w:rPr>
+          <w:lang w:val="zh_TW" w:bidi="zh_TW"/>
+        </w:rPr>
+        <w:t>舊約聖經中的見證</w:t>
+      </w:r>
+    </w:p>
+    <w:p>
+      <w:pPr/>
+      <w:r>
+        <w:rPr>
+          <w:lang w:val="zh_TW" w:bidi="zh_TW"/>
+        </w:rPr>
+      </w:r>
+      <w:r>
+        <w:rPr>
+          <w:lang w:val="zh_TW" w:bidi="zh_TW"/>
+        </w:rPr>
+        <w:t>在舊約聖經所描述的法律程序中，一位證人不足以對一個人作出個人見證。需要兩到三位證人（</w:t>
+      </w:r>
+      <w:hyperlink r:id="rId120">
+        <w:r>
+          <w:rPr>
+            <w:lang w:val="zh_TW" w:bidi="zh_TW"/>
+          </w:rPr>
+          <w:rPr>
+            <w:color w:val="0000EE"/>
+            <w:u w:val="single"/>
+          </w:rPr>
+          <w:t>申命記記17:6</w:t>
+        </w:r>
+      </w:hyperlink>
+      <w:r>
+        <w:rPr>
+          <w:lang w:val="zh_TW" w:bidi="zh_TW"/>
+        </w:rPr>
+        <w:t>，</w:t>
+      </w:r>
+      <w:hyperlink r:id="rId121">
+        <w:r>
+          <w:rPr>
+            <w:lang w:val="zh_TW" w:bidi="zh_TW"/>
+          </w:rPr>
+          <w:rPr>
+            <w:color w:val="0000EE"/>
+            <w:u w:val="single"/>
+          </w:rPr>
+          <w:t>19:15</w:t>
+        </w:r>
+      </w:hyperlink>
+      <w:r>
+        <w:rPr>
+          <w:lang w:val="zh_TW" w:bidi="zh_TW"/>
+        </w:rPr>
+        <w:t>）。猶太律法包含了這一原則，新約聖經也重申了這一點（參</w:t>
+      </w:r>
+      <w:hyperlink r:id="rId122">
+        <w:r>
+          <w:rPr>
+            <w:lang w:val="zh_TW" w:bidi="zh_TW"/>
+          </w:rPr>
+          <w:rPr>
+            <w:color w:val="0000EE"/>
+            <w:u w:val="single"/>
+          </w:rPr>
+          <w:t>馬太福音18:16</w:t>
+        </w:r>
+      </w:hyperlink>
+      <w:r>
+        <w:rPr>
+          <w:lang w:val="zh_TW" w:bidi="zh_TW"/>
+        </w:rPr>
+        <w:t>；</w:t>
+      </w:r>
+      <w:hyperlink r:id="rId123">
+        <w:r>
+          <w:rPr>
+            <w:lang w:val="zh_TW" w:bidi="zh_TW"/>
+          </w:rPr>
+          <w:rPr>
+            <w:color w:val="0000EE"/>
+            <w:u w:val="single"/>
+          </w:rPr>
+          <w:t>哥林多後書13:1</w:t>
+        </w:r>
+      </w:hyperlink>
+      <w:r>
+        <w:rPr>
+          <w:lang w:val="zh_TW" w:bidi="zh_TW"/>
+        </w:rPr>
+        <w:t>）。</w:t>
+      </w:r>
+    </w:p>
+    <w:p>
+      <w:pPr/>
+      <w:r>
+        <w:rPr>
+          <w:lang w:val="zh_TW" w:bidi="zh_TW"/>
+        </w:rPr>
+      </w:r>
+      <w:r>
+        <w:rPr>
+          <w:lang w:val="zh_TW" w:bidi="zh_TW"/>
+        </w:rPr>
+        <w:t>見證的真實性是如此重要，以至於第九誡禁止作假見證（</w:t>
+      </w:r>
+      <w:hyperlink r:id="rId124">
+        <w:r>
+          <w:rPr>
+            <w:lang w:val="zh_TW" w:bidi="zh_TW"/>
+          </w:rPr>
+          <w:rPr>
+            <w:color w:val="0000EE"/>
+            <w:u w:val="single"/>
+          </w:rPr>
+          <w:t>出埃及記20:16</w:t>
+        </w:r>
+      </w:hyperlink>
+      <w:r>
+        <w:rPr>
+          <w:lang w:val="zh_TW" w:bidi="zh_TW"/>
+        </w:rPr>
+        <w:t>；</w:t>
+      </w:r>
+      <w:hyperlink r:id="rId125">
+        <w:r>
+          <w:rPr>
+            <w:lang w:val="zh_TW" w:bidi="zh_TW"/>
+          </w:rPr>
+          <w:rPr>
+            <w:color w:val="0000EE"/>
+            <w:u w:val="single"/>
+          </w:rPr>
+          <w:t>申命記5:20</w:t>
+        </w:r>
+      </w:hyperlink>
+      <w:r>
+        <w:rPr>
+          <w:lang w:val="zh_TW" w:bidi="zh_TW"/>
+        </w:rPr>
+        <w:t>；比較</w:t>
+      </w:r>
+      <w:hyperlink r:id="rId126">
+        <w:r>
+          <w:rPr>
+            <w:lang w:val="zh_TW" w:bidi="zh_TW"/>
+          </w:rPr>
+          <w:rPr>
+            <w:color w:val="0000EE"/>
+            <w:u w:val="single"/>
+          </w:rPr>
+          <w:t>馬可福音10:19</w:t>
+        </w:r>
+      </w:hyperlink>
+      <w:r>
+        <w:rPr>
+          <w:lang w:val="zh_TW" w:bidi="zh_TW"/>
+        </w:rPr>
+        <w:t>；</w:t>
+      </w:r>
+      <w:hyperlink r:id="rId127">
+        <w:r>
+          <w:rPr>
+            <w:lang w:val="zh_TW" w:bidi="zh_TW"/>
+          </w:rPr>
+          <w:rPr>
+            <w:color w:val="0000EE"/>
+            <w:u w:val="single"/>
+          </w:rPr>
+          <w:t>路加福音18:20</w:t>
+        </w:r>
+      </w:hyperlink>
+      <w:r>
+        <w:rPr>
+          <w:lang w:val="zh_TW" w:bidi="zh_TW"/>
+        </w:rPr>
+        <w:t>）。箴言的實用智慧經常反對假見證（比如，</w:t>
+      </w:r>
+      <w:hyperlink r:id="rId128">
+        <w:r>
+          <w:rPr>
+            <w:lang w:val="zh_TW" w:bidi="zh_TW"/>
+          </w:rPr>
+          <w:rPr>
+            <w:color w:val="0000EE"/>
+            <w:u w:val="single"/>
+          </w:rPr>
+          <w:t>箴言6:19</w:t>
+        </w:r>
+      </w:hyperlink>
+      <w:r>
+        <w:rPr>
+          <w:lang w:val="zh_TW" w:bidi="zh_TW"/>
+        </w:rPr>
+        <w:t>，</w:t>
+      </w:r>
+      <w:hyperlink r:id="rId129">
+        <w:r>
+          <w:rPr>
+            <w:lang w:val="zh_TW" w:bidi="zh_TW"/>
+          </w:rPr>
+          <w:rPr>
+            <w:color w:val="0000EE"/>
+            <w:u w:val="single"/>
+          </w:rPr>
+          <w:t>14:5</w:t>
+        </w:r>
+      </w:hyperlink>
+      <w:r>
+        <w:rPr>
+          <w:lang w:val="zh_TW" w:bidi="zh_TW"/>
+        </w:rPr>
+        <w:t>，</w:t>
+      </w:r>
+      <w:hyperlink r:id="rId130">
+        <w:r>
+          <w:rPr>
+            <w:lang w:val="zh_TW" w:bidi="zh_TW"/>
+          </w:rPr>
+          <w:rPr>
+            <w:color w:val="0000EE"/>
+            <w:u w:val="single"/>
+          </w:rPr>
+          <w:t>25:18</w:t>
+        </w:r>
+      </w:hyperlink>
+      <w:r>
+        <w:rPr>
+          <w:lang w:val="zh_TW" w:bidi="zh_TW"/>
+        </w:rPr>
+        <w:t>）。假見證也確實出現了（</w:t>
+      </w:r>
+      <w:hyperlink r:id="rId131">
+        <w:r>
+          <w:rPr>
+            <w:lang w:val="zh_TW" w:bidi="zh_TW"/>
+          </w:rPr>
+          <w:rPr>
+            <w:color w:val="0000EE"/>
+            <w:u w:val="single"/>
+          </w:rPr>
+          <w:t>詩篇27:12</w:t>
+        </w:r>
+      </w:hyperlink>
+      <w:r>
+        <w:rPr>
+          <w:lang w:val="zh_TW" w:bidi="zh_TW"/>
+        </w:rPr>
+        <w:t>；</w:t>
+      </w:r>
+      <w:hyperlink r:id="rId132">
+        <w:r>
+          <w:rPr>
+            <w:lang w:val="zh_TW" w:bidi="zh_TW"/>
+          </w:rPr>
+          <w:rPr>
+            <w:color w:val="0000EE"/>
+            <w:u w:val="single"/>
+          </w:rPr>
+          <w:t>35:11</w:t>
+        </w:r>
+      </w:hyperlink>
+      <w:r>
+        <w:rPr>
+          <w:lang w:val="zh_TW" w:bidi="zh_TW"/>
+        </w:rPr>
+        <w:t>）。有一些著名的例子是利用多個見證人而導致無辜者的死亡。拿伯和他葡萄園的案例則因其之惡劣而聞名。在這個案例中，亞哈王的妻耶洗別賄賂兩名男子作假見證，以致拿伯被石頭打死。隨後耶洗別邪惡的丈夫就可以奪取他極其渴望的葡萄園（</w:t>
+      </w:r>
+      <w:hyperlink r:id="rId133">
+        <w:r>
+          <w:rPr>
+            <w:lang w:val="zh_TW" w:bidi="zh_TW"/>
+          </w:rPr>
+          <w:rPr>
+            <w:color w:val="0000EE"/>
+            <w:u w:val="single"/>
+          </w:rPr>
+          <w:t>列王紀上21</w:t>
+        </w:r>
+      </w:hyperlink>
+      <w:r>
+        <w:rPr>
+          <w:lang w:val="zh_TW" w:bidi="zh_TW"/>
+        </w:rPr>
+        <w:t>）。</w:t>
+      </w:r>
+    </w:p>
+    <w:p>
+      <w:pPr/>
+      <w:r>
+        <w:rPr>
+          <w:lang w:val="zh_TW" w:bidi="zh_TW"/>
+        </w:rPr>
+      </w:r>
+      <w:r>
+        <w:rPr>
+          <w:lang w:val="zh_TW" w:bidi="zh_TW"/>
+        </w:rPr>
+        <w:t>見證人可以由士師查究。假如見證人做了假見證，那麼他會受到他想加諸於被告的懲罰（</w:t>
+      </w:r>
+      <w:hyperlink r:id="rId134">
+        <w:r>
+          <w:rPr>
+            <w:lang w:val="zh_TW" w:bidi="zh_TW"/>
+          </w:rPr>
+          <w:rPr>
+            <w:color w:val="0000EE"/>
+            <w:u w:val="single"/>
+          </w:rPr>
+          <w:t>申命記19:16–21</w:t>
+        </w:r>
+      </w:hyperlink>
+      <w:r>
+        <w:rPr>
+          <w:lang w:val="zh_TW" w:bidi="zh_TW"/>
+        </w:rPr>
+        <w:t>）。箴言也談到假見證人的懲罰（</w:t>
+      </w:r>
+      <w:hyperlink r:id="rId135">
+        <w:r>
+          <w:rPr>
+            <w:lang w:val="zh_TW" w:bidi="zh_TW"/>
+          </w:rPr>
+          <w:rPr>
+            <w:color w:val="0000EE"/>
+            <w:u w:val="single"/>
+          </w:rPr>
+          <w:t>箴言19:5、9</w:t>
+        </w:r>
+      </w:hyperlink>
+      <w:r>
+        <w:rPr>
+          <w:lang w:val="zh_TW" w:bidi="zh_TW"/>
+        </w:rPr>
+        <w:t>，</w:t>
+      </w:r>
+      <w:hyperlink r:id="rId136">
+        <w:r>
+          <w:rPr>
+            <w:lang w:val="zh_TW" w:bidi="zh_TW"/>
+          </w:rPr>
+          <w:rPr>
+            <w:color w:val="0000EE"/>
+            <w:u w:val="single"/>
+          </w:rPr>
+          <w:t>21:28</w:t>
+        </w:r>
+      </w:hyperlink>
+      <w:r>
+        <w:rPr>
+          <w:lang w:val="zh_TW" w:bidi="zh_TW"/>
+        </w:rPr>
+        <w:t>）。</w:t>
+      </w:r>
+    </w:p>
+    <w:p>
+      <w:pPr/>
+      <w:r>
+        <w:rPr>
+          <w:lang w:val="zh_TW" w:bidi="zh_TW"/>
+        </w:rPr>
+      </w:r>
+      <w:r>
+        <w:rPr>
+          <w:lang w:val="zh_TW" w:bidi="zh_TW"/>
+        </w:rPr>
+        <w:t>舊約聖經記載了幾個涉及法律程序的事件，其中提到了見證人。這些大多涉及財產的購買或轉讓。</w:t>
+      </w:r>
+      <w:hyperlink r:id="rId137">
+        <w:r>
+          <w:rPr>
+            <w:lang w:val="zh_TW" w:bidi="zh_TW"/>
+          </w:rPr>
+          <w:rPr>
+            <w:color w:val="0000EE"/>
+            <w:u w:val="single"/>
+          </w:rPr>
+          <w:t>路得記四章7至12節</w:t>
+        </w:r>
+      </w:hyperlink>
+      <w:r>
+        <w:rPr>
+          <w:lang w:val="zh_TW" w:bidi="zh_TW"/>
+        </w:rPr>
+        <w:t>描述了波阿斯從拿</w:t>
+      </w:r>
+      <w:r>
+        <w:rPr>
+          <w:lang w:val="zh_TW" w:bidi="zh_TW"/>
+        </w:rPr>
+        <w:t>俄</w:t>
+      </w:r>
+      <w:r>
+        <w:rPr>
+          <w:lang w:val="zh_TW" w:bidi="zh_TW"/>
+        </w:rPr>
+        <w:t>米手中贖買田地的過程。為了確認被擄的人從巴比倫返回的預言，耶利米在見證人面前支付購買了田地。見證人還在產業的契上簽名（</w:t>
+      </w:r>
+      <w:hyperlink r:id="rId138">
+        <w:r>
+          <w:rPr>
+            <w:lang w:val="zh_TW" w:bidi="zh_TW"/>
+          </w:rPr>
+          <w:rPr>
+            <w:color w:val="0000EE"/>
+            <w:u w:val="single"/>
+          </w:rPr>
+          <w:t>耶利米書32:6–15</w:t>
+        </w:r>
+      </w:hyperlink>
+      <w:r>
+        <w:rPr>
+          <w:lang w:val="zh_TW" w:bidi="zh_TW"/>
+        </w:rPr>
+        <w:t>）。</w:t>
+      </w:r>
+    </w:p>
+    <w:p>
+      <w:pPr/>
+      <w:r>
+        <w:rPr>
+          <w:lang w:val="zh_TW" w:bidi="zh_TW"/>
+        </w:rPr>
+      </w:r>
+      <w:r>
+        <w:rPr>
+          <w:lang w:val="zh_TW" w:bidi="zh_TW"/>
+        </w:rPr>
+        <w:t>約書亞在示劍的告別信息結尾，宣告以色列人自己作見證。他們選擇事奉耶和華。約書亞隨後立了一塊大石頭，並宣告它也會作見證（</w:t>
+      </w:r>
+      <w:hyperlink r:id="rId139">
+        <w:r>
+          <w:rPr>
+            <w:lang w:val="zh_TW" w:bidi="zh_TW"/>
+          </w:rPr>
+          <w:rPr>
+            <w:color w:val="0000EE"/>
+            <w:u w:val="single"/>
+          </w:rPr>
+          <w:t>約書亞記24:22–27</w:t>
+        </w:r>
+      </w:hyperlink>
+      <w:r>
+        <w:rPr>
+          <w:lang w:val="zh_TW" w:bidi="zh_TW"/>
+        </w:rPr>
+        <w:t>）。以色列百姓自己被宣告為神的見證人（</w:t>
+      </w:r>
+      <w:hyperlink r:id="rId140">
+        <w:r>
+          <w:rPr>
+            <w:lang w:val="zh_TW" w:bidi="zh_TW"/>
+          </w:rPr>
+          <w:rPr>
+            <w:color w:val="0000EE"/>
+            <w:u w:val="single"/>
+          </w:rPr>
+          <w:t>以賽亞書43:10</w:t>
+        </w:r>
+      </w:hyperlink>
+      <w:r>
+        <w:rPr>
+          <w:lang w:val="zh_TW" w:bidi="zh_TW"/>
+        </w:rPr>
+        <w:t>，</w:t>
+      </w:r>
+      <w:hyperlink r:id="rId141">
+        <w:r>
+          <w:rPr>
+            <w:lang w:val="zh_TW" w:bidi="zh_TW"/>
+          </w:rPr>
+          <w:rPr>
+            <w:color w:val="0000EE"/>
+            <w:u w:val="single"/>
+          </w:rPr>
+          <w:t>44:8–9</w:t>
+        </w:r>
+      </w:hyperlink>
+      <w:r>
+        <w:rPr>
+          <w:lang w:val="zh_TW" w:bidi="zh_TW"/>
+        </w:rPr>
+        <w:t>）。他們是神存在的見證人，見證祂的獨特、聖潔、大能和慈愛。當以色列人未能承認神的獨特和聖潔，轉向偶像崇拜時，所以祂使百姓被擄。神曾警告他們，因為他們未能作見證，給了神的敵人褻瀆（說神壞話）的機會。</w:t>
+      </w:r>
+    </w:p>
+    <w:p>
+      <w:pPr>
+        <w:pStyle w:val="Heading3"/>
+      </w:pPr>
+      <w:r>
+        <w:rPr>
+          <w:lang w:val="zh_TW" w:bidi="zh_TW"/>
+        </w:rPr>
+        <w:t>新約聖經中的見證</w:t>
+      </w:r>
+    </w:p>
+    <w:p>
+      <w:pPr/>
+      <w:r>
+        <w:rPr>
+          <w:lang w:val="zh_TW" w:bidi="zh_TW"/>
+        </w:rPr>
+      </w:r>
+      <w:r>
+        <w:rPr>
+          <w:lang w:val="zh_TW" w:bidi="zh_TW"/>
+        </w:rPr>
+        <w:t>在新約聖經中，與見證相關的各種詞語主要與動詞</w:t>
+      </w:r>
+      <w:r>
+        <w:rPr>
+          <w:i/>
+          <w:lang w:val="zh_TW" w:bidi="zh_TW"/>
+        </w:rPr>
+        <w:t>martureo</w:t>
+      </w:r>
+      <w:r>
+        <w:rPr>
+          <w:lang w:val="zh_TW" w:bidi="zh_TW"/>
+        </w:rPr>
+        <w:t>有關，意思是「作見證，成為見證人」。「殉道者」（martyr）一詞彰顯了最終極形式的見證。基督徒因著為耶穌基督作見證而犧牲了他們的生命。</w:t>
+      </w:r>
+    </w:p>
+    <w:p>
+      <w:pPr/>
+      <w:r>
+        <w:rPr>
+          <w:lang w:val="zh_TW" w:bidi="zh_TW"/>
+        </w:rPr>
+      </w:r>
+      <w:r>
+        <w:rPr>
+          <w:lang w:val="zh_TW" w:bidi="zh_TW"/>
+        </w:rPr>
+        <w:t>施洗約翰既是見證者，也是殉道者。作為彌賽亞的先鋒，他的使命是見證光並指認神的羔羊（</w:t>
+      </w:r>
+      <w:hyperlink r:id="rId142">
+        <w:r>
+          <w:rPr>
+            <w:lang w:val="zh_TW" w:bidi="zh_TW"/>
+          </w:rPr>
+          <w:rPr>
+            <w:color w:val="0000EE"/>
+            <w:u w:val="single"/>
+          </w:rPr>
+          <w:t>約翰福音1:7–8、19–36</w:t>
+        </w:r>
+      </w:hyperlink>
+      <w:r>
+        <w:rPr>
+          <w:lang w:val="zh_TW" w:bidi="zh_TW"/>
+        </w:rPr>
+        <w:t>）。耶穌的跟從者，尤其是十二使徒，是耶穌其人和性情的見證者。他們認識祂，聽過祂的教導並見過祂的神蹟。其中三個人見證了祂樣貌的改變（稱為變相，</w:t>
+      </w:r>
+      <w:hyperlink r:id="rId143">
+        <w:r>
+          <w:rPr>
+            <w:lang w:val="zh_TW" w:bidi="zh_TW"/>
+          </w:rPr>
+          <w:rPr>
+            <w:color w:val="0000EE"/>
+            <w:u w:val="single"/>
+          </w:rPr>
+          <w:t>馬太福音17:1–2</w:t>
+        </w:r>
+      </w:hyperlink>
+      <w:r>
+        <w:rPr>
+          <w:lang w:val="zh_TW" w:bidi="zh_TW"/>
+        </w:rPr>
+        <w:t>；</w:t>
+      </w:r>
+      <w:hyperlink r:id="rId144">
+        <w:r>
+          <w:rPr>
+            <w:lang w:val="zh_TW" w:bidi="zh_TW"/>
+          </w:rPr>
+          <w:rPr>
+            <w:color w:val="0000EE"/>
+            <w:u w:val="single"/>
+          </w:rPr>
+          <w:t>彼得後書1:17–18</w:t>
+        </w:r>
+      </w:hyperlink>
+      <w:r>
+        <w:rPr>
+          <w:lang w:val="zh_TW" w:bidi="zh_TW"/>
+        </w:rPr>
+        <w:t>）。許多人見證了祂的復活（</w:t>
+      </w:r>
+      <w:hyperlink r:id="rId145">
+        <w:r>
+          <w:rPr>
+            <w:lang w:val="zh_TW" w:bidi="zh_TW"/>
+          </w:rPr>
+          <w:rPr>
+            <w:color w:val="0000EE"/>
+            <w:u w:val="single"/>
+          </w:rPr>
+          <w:t>路加福音24:48</w:t>
+        </w:r>
+      </w:hyperlink>
+      <w:r>
+        <w:rPr>
+          <w:lang w:val="zh_TW" w:bidi="zh_TW"/>
+        </w:rPr>
+        <w:t>；</w:t>
+      </w:r>
+      <w:hyperlink r:id="rId146">
+        <w:r>
+          <w:rPr>
+            <w:lang w:val="zh_TW" w:bidi="zh_TW"/>
+          </w:rPr>
+          <w:rPr>
+            <w:color w:val="0000EE"/>
+            <w:u w:val="single"/>
+          </w:rPr>
+          <w:t>哥林多前書15:4–8</w:t>
+        </w:r>
+      </w:hyperlink>
+      <w:r>
+        <w:rPr>
+          <w:lang w:val="zh_TW" w:bidi="zh_TW"/>
+        </w:rPr>
+        <w:t>）。在祂升天的時候，門徒被差遣作祂的見證（</w:t>
+      </w:r>
+      <w:hyperlink r:id="rId147">
+        <w:r>
+          <w:rPr>
+            <w:lang w:val="zh_TW" w:bidi="zh_TW"/>
+          </w:rPr>
+          <w:rPr>
+            <w:color w:val="0000EE"/>
+            <w:u w:val="single"/>
+          </w:rPr>
+          <w:t>使徒行傳1:8</w:t>
+        </w:r>
+      </w:hyperlink>
+      <w:r>
+        <w:rPr>
+          <w:lang w:val="zh_TW" w:bidi="zh_TW"/>
+        </w:rPr>
+        <w:t>）。</w:t>
+      </w:r>
+      <w:r>
+        <w:rPr>
+          <w:lang w:val="zh_TW" w:bidi="zh_TW"/>
+        </w:rPr>
+      </w:r>
+      <w:r>
+        <w:rPr>
+          <w:lang w:val="zh_TW" w:bidi="zh_TW"/>
+        </w:rPr>
+      </w:r>
+    </w:p>
+    <w:p>
+      <w:pPr/>
+      <w:r>
+        <w:rPr>
+          <w:lang w:val="zh_TW" w:bidi="zh_TW"/>
+        </w:rPr>
+      </w:r>
+    </w:p>
+    <w:p>
+      <w:pPr>
+        <w:pStyle w:val="Heading2"/>
+      </w:pPr>
+      <w:r>
+        <w:rPr>
+          <w:lang w:val="zh_TW" w:bidi="zh_TW"/>
+        </w:rPr>
+        <w:t>建築</w:t>
+      </w:r>
+      <w:r>
+        <w:rPr>
+          <w:lang w:val="zh_TW" w:bidi="zh_TW"/>
+        </w:rPr>
+      </w:r>
+    </w:p>
+    <w:p>
+      <w:pPr/>
+      <w:r>
+        <w:rPr>
+          <w:lang w:val="zh_TW" w:bidi="zh_TW"/>
+        </w:rPr>
+      </w:r>
+      <w:r>
+        <w:rPr>
+          <w:lang w:val="zh_TW" w:bidi="zh_TW"/>
+        </w:rPr>
+        <w:t>設計和建造建築物、橋樑等的科學、藝術或職業。 建築是將建造和藝術結合起來，以產生「有目的的美（beauty with purpose）」的實踐。建築師結合富創造性的想像力和技術，進而產出具有趣味性、統一性、力量性和便利性的結構。所以當我們觀看一座建築、紀念碑或墳墓時，得以分析它的藝術性以及結構。</w:t>
+      </w:r>
+    </w:p>
+    <w:p>
+      <w:pPr/>
+      <w:r>
+        <w:rPr>
+          <w:lang w:val="zh_TW" w:bidi="zh_TW"/>
+        </w:rPr>
+      </w:r>
+      <w:r>
+        <w:rPr>
+          <w:lang w:val="zh_TW" w:bidi="zh_TW"/>
+        </w:rPr>
+        <w:t>經文中提到特殊類型的建築，包括房屋、特定城市的結構，當然，還有聖殿。所有事物都受到當時統治以色列的眾帝國影響。因此，研究與聖經歷史相關的帝國建築對於理解巴勒斯坦的建築學是很重要的。</w:t>
+      </w:r>
+    </w:p>
+    <w:p>
+      <w:pPr/>
+      <w:r>
+        <w:rPr>
+          <w:lang w:val="zh_TW" w:bidi="zh_TW"/>
+        </w:rPr>
+      </w:r>
+      <w:r>
+        <w:rPr>
+          <w:lang w:val="zh_TW" w:bidi="zh_TW"/>
+        </w:rPr>
+        <w:t>預覽</w:t>
+      </w:r>
+    </w:p>
+    <w:p>
+      <w:pPr>
+        <w:pStyle w:val="ListBullet"/>
+        <w:spacing w:line="240" w:lineRule="auto"/>
+        <w:ind w:left="720"/>
+      </w:pPr>
+      <w:r>
+        <w:rPr>
+          <w:lang w:val="zh_TW" w:bidi="zh_TW"/>
+        </w:rPr>
+      </w:r>
+      <w:r>
+        <w:rPr>
+          <w:lang w:val="zh_TW" w:bidi="zh_TW"/>
+        </w:rPr>
+        <w:t>蘇美人建築</w:t>
+      </w:r>
+    </w:p>
+    <w:p>
+      <w:pPr>
+        <w:pStyle w:val="ListBullet"/>
+        <w:spacing w:line="240" w:lineRule="auto"/>
+        <w:ind w:left="720"/>
+      </w:pPr>
+      <w:r>
+        <w:rPr>
+          <w:lang w:val="zh_TW" w:bidi="zh_TW"/>
+        </w:rPr>
+      </w:r>
+      <w:r>
+        <w:rPr>
+          <w:lang w:val="zh_TW" w:bidi="zh_TW"/>
+        </w:rPr>
+        <w:t>埃及建築</w:t>
+      </w:r>
+    </w:p>
+    <w:p>
+      <w:pPr>
+        <w:pStyle w:val="ListBullet"/>
+        <w:spacing w:line="240" w:lineRule="auto"/>
+        <w:ind w:left="720"/>
+      </w:pPr>
+      <w:r>
+        <w:rPr>
+          <w:lang w:val="zh_TW" w:bidi="zh_TW"/>
+        </w:rPr>
+      </w:r>
+      <w:r>
+        <w:rPr>
+          <w:lang w:val="zh_TW" w:bidi="zh_TW"/>
+        </w:rPr>
+        <w:t>亞述和赫人的建築</w:t>
+      </w:r>
+    </w:p>
+    <w:p>
+      <w:pPr>
+        <w:pStyle w:val="ListBullet"/>
+        <w:spacing w:line="240" w:lineRule="auto"/>
+        <w:ind w:left="720"/>
+      </w:pPr>
+      <w:r>
+        <w:rPr>
+          <w:lang w:val="zh_TW" w:bidi="zh_TW"/>
+        </w:rPr>
+      </w:r>
+      <w:r>
+        <w:rPr>
+          <w:lang w:val="zh_TW" w:bidi="zh_TW"/>
+        </w:rPr>
+        <w:t>希臘建築</w:t>
+      </w:r>
+    </w:p>
+    <w:p>
+      <w:pPr>
+        <w:pStyle w:val="ListBullet"/>
+        <w:spacing w:line="240" w:lineRule="auto"/>
+        <w:ind w:left="720"/>
+      </w:pPr>
+      <w:r>
+        <w:rPr>
+          <w:lang w:val="zh_TW" w:bidi="zh_TW"/>
+        </w:rPr>
+      </w:r>
+      <w:r>
+        <w:rPr>
+          <w:lang w:val="zh_TW" w:bidi="zh_TW"/>
+        </w:rPr>
+        <w:t>羅馬建築</w:t>
+      </w:r>
+    </w:p>
+    <w:p>
+      <w:pPr>
+        <w:pStyle w:val="ListBullet"/>
+        <w:spacing w:line="240" w:lineRule="auto"/>
+        <w:ind w:left="720"/>
+      </w:pPr>
+      <w:r>
+        <w:rPr>
+          <w:lang w:val="zh_TW" w:bidi="zh_TW"/>
+        </w:rPr>
+      </w:r>
+      <w:r>
+        <w:rPr>
+          <w:lang w:val="zh_TW" w:bidi="zh_TW"/>
+        </w:rPr>
+        <w:t>巴勒斯坦建築</w:t>
+      </w:r>
+    </w:p>
+    <w:p>
+      <w:pPr>
+        <w:pStyle w:val="Heading3"/>
+      </w:pPr>
+      <w:r>
+        <w:rPr>
+          <w:lang w:val="zh_TW" w:bidi="zh_TW"/>
+        </w:rPr>
+        <w:t>蘇美人建築</w:t>
+      </w:r>
+    </w:p>
+    <w:p>
+      <w:pPr/>
+      <w:r>
+        <w:rPr>
+          <w:lang w:val="zh_TW" w:bidi="zh_TW"/>
+        </w:rPr>
+      </w:r>
+      <w:r>
+        <w:rPr>
+          <w:lang w:val="zh_TW" w:bidi="zh_TW"/>
+        </w:rPr>
+        <w:t>建築最早是由非閃族起源的蘇美人發展起來的。他們可能在遷往北方大陸前的一千年前就已經定居在波斯灣的巴林島上。從他們的文化起始時，蘇美人就將建築視為一項重要的藝術活動，在他們建造的廟宇中得到了最充分的表現。蘇美人的金字塔型廟宇（ziggurat）或稱廟塔（staged tower），成為美索不達米亞在非宗教和宗教建築方面最具代表性的貢獻。金字塔型廟宇經常被比作中世紀歐洲的大教堂，其最高點似乎意欲向上達於神，來作為人類宗教願望的表達。然而，蘇美人建造他們神殿的概念並不是這樣。對他們來說，站在土丘或平台上的金字形神塔，代表集中了自然界的、給與生命的力量。神明已經降臨到他的家中，敬拜者的責任是在那裡與神明交流。</w:t>
+      </w:r>
+    </w:p>
+    <w:p>
+      <w:pPr/>
+      <w:r>
+        <w:rPr>
+          <w:lang w:val="zh_TW" w:bidi="zh_TW"/>
+        </w:rPr>
+      </w:r>
+      <w:r>
+        <w:rPr>
+          <w:lang w:val="zh_TW" w:bidi="zh_TW"/>
+        </w:rPr>
+        <w:t>到公元前2000年，美索不達米亞的寺廟區通常包括金字塔型廟宇、多個倉庫、神殿、作坊和祭司的住所。通常，金字塔型廟宇由三個部分組成：內牆是曬乾的泥磚，外牆是用瀝青砌成的燒磚。可以走樓梯或坡道到達上層，有時最上層還有一個供奉當地神祇的小神龕。除了設計裝飾牆壁和柱子外，蘇美建築師還發現如何使用拱門、圓頂和拱頂來營造宏偉感和空間感。</w:t>
+      </w:r>
+    </w:p>
+    <w:p>
+      <w:pPr/>
+      <w:r>
+        <w:rPr>
+          <w:lang w:val="zh_TW" w:bidi="zh_TW"/>
+        </w:rPr>
+      </w:r>
+      <w:r>
+        <w:rPr>
+          <w:lang w:val="zh_TW" w:bidi="zh_TW"/>
+        </w:rPr>
+        <w:t>蘇美的住宅建築風格相當多樣。大多數城市房屋是兩層樓的住宅，建在三面環繞的廣場上，開口朝向遠離狹窄街道的一側。富人的住宅可能有20個房間；有些包括僕人房間。室內浴室設施通過排水管連接到地下糞池。許多房屋的地下室都有一個家庭墓穴。蘇美人的建築創新無疑在各方面都使阿卡德人、赫人、埃及人和希臘人受益。</w:t>
+      </w:r>
+    </w:p>
+    <w:p>
+      <w:pPr>
+        <w:pStyle w:val="Heading3"/>
+      </w:pPr>
+      <w:r>
+        <w:rPr>
+          <w:lang w:val="zh_TW" w:bidi="zh_TW"/>
+        </w:rPr>
+        <w:t>埃及建築</w:t>
+      </w:r>
+    </w:p>
+    <w:p>
+      <w:pPr/>
+      <w:r>
+        <w:rPr>
+          <w:lang w:val="zh_TW" w:bidi="zh_TW"/>
+        </w:rPr>
+      </w:r>
+      <w:r>
+        <w:rPr>
+          <w:lang w:val="zh_TW" w:bidi="zh_TW"/>
+        </w:rPr>
+        <w:t>埃及人實現了許多文明意欲完成的持久建築形式，所以他們許多的建築物得以保存下來，其中包含廟宇、墳墓和金字塔。為了建造這些建築物，必須從遙遠的採石場運送巨石而來。埃及人利用奴隸的勞動力，建造了用來紀念他們統治者的建築。</w:t>
+      </w:r>
+    </w:p>
+    <w:p>
+      <w:pPr/>
+      <w:r>
+        <w:rPr>
+          <w:lang w:val="zh_TW" w:bidi="zh_TW"/>
+        </w:rPr>
+      </w:r>
+      <w:r>
+        <w:rPr>
+          <w:lang w:val="zh_TW" w:bidi="zh_TW"/>
+        </w:rPr>
+        <w:t>埃及建築最顯著的例子就是金字塔，幾乎所有的金字塔都是在古王國時期建造的（約公元前2700–2200年）。蘇美建築的凹槽壁龕（the recessed niche）被用來承受石砌工程的巨大壓力。如果沒有這樣的技術，建造像大金字塔這樣龐大的建築是不可能的，其估計重量幾乎達到六百萬噸（5,448,000公噸）。大金字塔是地球上定南北向最精確的建築之一，其朝向幾乎與真正的南北方向完全一致，只差不到一度的幾秒鐘。切割許多巨大的石塊並拼接在一起，其精確程度，甚至無法在石塊之間的縫隙插入一張紙。金字塔本來是作為保存原先下令建造金字塔者遺骸的墳墓，但這些建築物本身已成為人類創造力的紀念碑。</w:t>
+      </w:r>
+    </w:p>
+    <w:p>
+      <w:pPr/>
+      <w:r>
+        <w:rPr>
+          <w:lang w:val="zh_TW" w:bidi="zh_TW"/>
+        </w:rPr>
+      </w:r>
+      <w:r>
+        <w:rPr>
+          <w:lang w:val="zh_TW" w:bidi="zh_TW"/>
+        </w:rPr>
+        <w:t>埃及人的主要建築風格是「柱樑結構（post and lintel）」，即水平橫樑支撐在柱子上。因此，任何規模的建築都變成了柱子的森林。牆面覆蓋著雕刻、繪畫和象形文字。神廟的設計沿著長軸進行，幾乎達到完美的對稱。這些結構是為了帝國的盛典和其他儀式而設計的，旨在向人們展示統治者的權力和威嚴。</w:t>
+      </w:r>
+    </w:p>
+    <w:p>
+      <w:pPr>
+        <w:pStyle w:val="Heading3"/>
+      </w:pPr>
+      <w:r>
+        <w:rPr>
+          <w:lang w:val="zh_TW" w:bidi="zh_TW"/>
+        </w:rPr>
+        <w:t>亞述和赫人建築</w:t>
+      </w:r>
+    </w:p>
+    <w:p>
+      <w:pPr/>
+      <w:r>
+        <w:rPr>
+          <w:lang w:val="zh_TW" w:bidi="zh_TW"/>
+        </w:rPr>
+      </w:r>
+      <w:r>
+        <w:rPr>
+          <w:lang w:val="zh_TW" w:bidi="zh_TW"/>
+        </w:rPr>
+        <w:t>亞述人遵循蘇美人的神廟建造模式，但擴大了金字塔型廟宇並增加了更多樓層數。博爾西帕（Borsippa）的大型金字塔型廟宇是七層神廟建築的顯著例子。地基方約為272英尺（83公尺），建築物高約160英尺（49公尺）。每層樓都以梯田效果向內縮，並塗上不同顏色的漆。每一層代表其中一顆行星。根據後來的蘇美人習俗，最上層的屋頂上建有一個小神殿，據說神明尼波（Nebo）就居住在那裡。許多人認為神所摧毀的巴別塔是一座金字塔型廟宇（</w:t>
+      </w:r>
+      <w:hyperlink r:id="rId148">
+        <w:r>
+          <w:rPr>
+            <w:lang w:val="zh_TW" w:bidi="zh_TW"/>
+          </w:rPr>
+          <w:rPr>
+            <w:color w:val="0000EE"/>
+            <w:u w:val="single"/>
+          </w:rPr>
+          <w:t>創11</w:t>
+        </w:r>
+      </w:hyperlink>
+      <w:r>
+        <w:rPr>
+          <w:lang w:val="zh_TW" w:bidi="zh_TW"/>
+        </w:rPr>
+        <w:t>）。</w:t>
+      </w:r>
+    </w:p>
+    <w:p>
+      <w:pPr/>
+      <w:r>
+        <w:rPr>
+          <w:lang w:val="zh_TW" w:bidi="zh_TW"/>
+        </w:rPr>
+      </w:r>
+      <w:r>
+        <w:rPr>
+          <w:lang w:val="zh_TW" w:bidi="zh_TW"/>
+        </w:rPr>
+        <w:t>公元前八世紀和七世紀的亞述王宮殿既大又優雅，巨大的浮雕裝飾描繪國王忙於各種活動。亞述藝術在這個時期達到巔峰，對細節一絲不苟的關注為亞述建築帶來了剛毅的特質。大型石雕護衛動物被安置在公共建築物的入口處。在小亞細亞東部的</w:t>
+      </w:r>
+      <w:r>
+        <w:rPr>
+          <w:lang w:val="zh_TW" w:bidi="zh_TW"/>
+        </w:rPr>
+        <w:t>安納多利亞</w:t>
+      </w:r>
+      <w:r>
+        <w:rPr>
+          <w:lang w:val="zh_TW" w:bidi="zh_TW"/>
+        </w:rPr>
+        <w:t>（Anatolia），類似的雕像是赫人建築的一個特徵。</w:t>
+      </w:r>
+    </w:p>
+    <w:p>
+      <w:pPr/>
+      <w:r>
+        <w:rPr>
+          <w:lang w:val="zh_TW" w:bidi="zh_TW"/>
+        </w:rPr>
+      </w:r>
+      <w:r>
+        <w:rPr>
+          <w:lang w:val="zh_TW" w:bidi="zh_TW"/>
+        </w:rPr>
+        <w:t>在</w:t>
+      </w:r>
+      <w:r>
+        <w:rPr>
+          <w:lang w:val="zh_TW" w:bidi="zh_TW"/>
+        </w:rPr>
+        <w:t>波格斯凱</w:t>
+      </w:r>
+      <w:r>
+        <w:rPr>
+          <w:lang w:val="zh_TW" w:bidi="zh_TW"/>
+        </w:rPr>
+        <w:t>（Boghazkôy）及其他地方挖掘出的赫人建築在規模和宏偉程度上已經可以媲美亞述人的建築。高聳的柱子、長長的走廊和寬敞的房間是青銅時代赫人宮殿建築的典型特徵。</w:t>
+      </w:r>
+    </w:p>
+    <w:p>
+      <w:pPr/>
+      <w:r>
+        <w:rPr>
+          <w:lang w:val="zh_TW" w:bidi="zh_TW"/>
+        </w:rPr>
+      </w:r>
+      <w:r>
+        <w:rPr>
+          <w:lang w:val="zh_TW" w:bidi="zh_TW"/>
+        </w:rPr>
+        <w:t>赫人神廟的設計延續巴比倫常見的風格，由數座建築圍繞著一個開放式的庭院。其中一不同之處是主要的聖所（santuary）是通過一系列入口或門廊進入的，這些入口或門廊延伸超過相鄰建築物的長度。其設計可以在突出的頂部放置小窗戶，以便在聖所內提供額外的光線。</w:t>
+      </w:r>
+    </w:p>
+    <w:p>
+      <w:pPr>
+        <w:pStyle w:val="Heading3"/>
+      </w:pPr>
+      <w:r>
+        <w:rPr>
+          <w:lang w:val="zh_TW" w:bidi="zh_TW"/>
+        </w:rPr>
+        <w:t>希臘建築</w:t>
+      </w:r>
+    </w:p>
+    <w:p>
+      <w:pPr/>
+      <w:r>
+        <w:rPr>
+          <w:lang w:val="zh_TW" w:bidi="zh_TW"/>
+        </w:rPr>
+      </w:r>
+      <w:r>
+        <w:rPr>
+          <w:lang w:val="zh_TW" w:bidi="zh_TW"/>
+        </w:rPr>
+        <w:t>建築學在希臘世界崛起，成就斐然。由許多因素綜合在一起，產生了延續數世紀的建築之美。這些因素包括氣候、環境、政府和人民。或許最重要的因素是人，因為他們似乎可以自由地想像與發展設計、結構，這些設計和結構至今仍激發著我們的想像力。</w:t>
+      </w:r>
+    </w:p>
+    <w:p>
+      <w:pPr/>
+      <w:r>
+        <w:rPr>
+          <w:lang w:val="zh_TW" w:bidi="zh_TW"/>
+        </w:rPr>
+      </w:r>
+      <w:r>
+        <w:rPr>
+          <w:lang w:val="zh_TW" w:bidi="zh_TW"/>
+        </w:rPr>
+        <w:t>希臘人努力追求在建築中的美感。這個崇高的動機在公元前五世紀得到了最高的體現。在</w:t>
+      </w:r>
+      <w:r>
+        <w:rPr>
+          <w:lang w:val="zh_TW" w:bidi="zh_TW"/>
+        </w:rPr>
+        <w:t>伯理克利</w:t>
+      </w:r>
+      <w:r>
+        <w:rPr>
+          <w:lang w:val="zh_TW" w:bidi="zh_TW"/>
+        </w:rPr>
+        <w:t>（Pericles）時期（公元前461–429年），雅典衛城上（the Acropolis）的帕德嫩（Parthenon）神殿和大型門廊（Propylea）從早期的原型進行了改造，</w:t>
+      </w:r>
+      <w:r>
+        <w:rPr>
+          <w:lang w:val="zh_TW" w:bidi="zh_TW"/>
+        </w:rPr>
+        <w:t>艾瑞克丟</w:t>
+      </w:r>
+      <w:r>
+        <w:rPr>
+          <w:lang w:val="zh_TW" w:bidi="zh_TW"/>
+        </w:rPr>
+        <w:t>（Erechtheum）神殿也在那裡建造。隨後在雅典建造的神殿包括赫菲斯托斯（Hephaestus）神殿（這是一個不如帕德嫩神殿優雅的版本），以及阿瑞斯（Ares）神殿。</w:t>
+      </w:r>
+      <w:r>
+        <w:rPr>
+          <w:lang w:val="zh_TW" w:bidi="zh_TW"/>
+        </w:rPr>
+        <w:t>腓迪亞</w:t>
+      </w:r>
+      <w:r>
+        <w:rPr>
+          <w:lang w:val="zh_TW" w:bidi="zh_TW"/>
+        </w:rPr>
+        <w:t>（Phidias）是設計帕德嫩神殿的雕刻家，也與他的學生們一起負責了許多公元前五世紀的雕像。雖然蘇美人是最早製作相當刻板的獨立石像的人，但他們這樣做主要是出於神學考量。對於蘇美雕刻家來說，這尊雕像代表了一個站在神面前準備接受審判的人。對希臘人來說，優秀雕像的目標是盡可能真實和準確地再現人體結構（anatomy），並且跟亞述人一樣，他們的雕刻家也研究解剖學。最終，希臘人成為世界上最熟練的雕刻家。</w:t>
+      </w:r>
+    </w:p>
+    <w:p>
+      <w:pPr/>
+      <w:r>
+        <w:rPr>
+          <w:lang w:val="zh_TW" w:bidi="zh_TW"/>
+        </w:rPr>
+      </w:r>
+      <w:r>
+        <w:rPr>
+          <w:lang w:val="zh_TW" w:bidi="zh_TW"/>
+        </w:rPr>
+        <w:t>許多希臘建築具有結構和環境的適當組合。例如，劇院建在山丘上，這樣結構可以有分層的座位，並且仍然保有美麗的背景。大理石被廣泛的使用。建築物的位置設計使陰影增添其美感。所有這些結構之美在使徒保羅訪問雅典城時都看見了，但他「看見滿城都是偶像，就心裏著急」(</w:t>
+      </w:r>
+      <w:hyperlink r:id="rId149">
+        <w:r>
+          <w:rPr>
+            <w:lang w:val="zh_TW" w:bidi="zh_TW"/>
+          </w:rPr>
+          <w:rPr>
+            <w:color w:val="0000EE"/>
+            <w:u w:val="single"/>
+          </w:rPr>
+          <w:t>徒17:16</w:t>
+        </w:r>
+      </w:hyperlink>
+      <w:r>
+        <w:rPr>
+          <w:lang w:val="zh_TW" w:bidi="zh_TW"/>
+        </w:rPr>
+        <w:t>)。許多最美麗的建築，例如帕德嫩神廟，是為了紀念異教的希臘神而建造的。保羅在亞略•巴古（Areopagus，又名火星山〔Mars Hill〕）上講了他著名的講章，而這座山眺望著雅典的眾神殿。</w:t>
+      </w:r>
+    </w:p>
+    <w:p>
+      <w:pPr>
+        <w:pStyle w:val="Heading3"/>
+      </w:pPr>
+      <w:r>
+        <w:rPr>
+          <w:lang w:val="zh_TW" w:bidi="zh_TW"/>
+        </w:rPr>
+        <w:t>羅馬建築</w:t>
+      </w:r>
+    </w:p>
+    <w:p>
+      <w:pPr/>
+      <w:r>
+        <w:rPr>
+          <w:lang w:val="zh_TW" w:bidi="zh_TW"/>
+        </w:rPr>
+      </w:r>
+      <w:r>
+        <w:rPr>
+          <w:lang w:val="zh_TW" w:bidi="zh_TW"/>
+        </w:rPr>
+        <w:t>羅馬人是偉大的建築師，他們在世界建築上留下了自己的印記。有幾個因素影響了羅馬建築風格。首先是羅馬人接管了早期的眾帝國和早期的建築形式。受到一些埃及建築的影響，但希臘人對美的眼光和大理石的使用更為重要。另一個因素是羅馬人發現了由火山土製成的水泥，這種水泥與石灰混合後形成了具有極強凝聚力的砂漿。水泥使羅馬人能夠建造無需支撐柱的拱門，因而產生一種壯麗和威嚴的效果。羅馬人也使用水泥建造多層建築，例如羅馬競技場。</w:t>
+      </w:r>
+    </w:p>
+    <w:p>
+      <w:pPr/>
+      <w:r>
+        <w:rPr>
+          <w:lang w:val="zh_TW" w:bidi="zh_TW"/>
+        </w:rPr>
+      </w:r>
+      <w:r>
+        <w:rPr>
+          <w:lang w:val="zh_TW" w:bidi="zh_TW"/>
+        </w:rPr>
+        <w:t>羅馬建築師在城市中心使用中央廣場或公共論壇。在這些周圍建造了公共建築、寺廟、商店和柱廊。中央廣場有拱門和紀念皇帝勝利的紀念碑。羅馬的市政規劃概念在整個羅馬帝國，包括巴勒斯坦，都被廣為模仿。</w:t>
+      </w:r>
+    </w:p>
+    <w:p>
+      <w:pPr/>
+      <w:r>
+        <w:rPr>
+          <w:lang w:val="zh_TW" w:bidi="zh_TW"/>
+        </w:rPr>
+      </w:r>
+      <w:r>
+        <w:rPr>
+          <w:lang w:val="zh_TW" w:bidi="zh_TW"/>
+        </w:rPr>
+        <w:t>在羅馬統治的許多國家中，水資源短缺迫使他們設計了陸上運輸水的方法。這導致了渡槽（the aqueduct）的發展。羅馬建築師面臨著保持足夠坡度以使水能夠靠重力流動的問題。水泥渠道由石拱支撐，解決了大部分問題。渡槽系統的建築設計在帝國時期始終保持不變。基礎柱由圓拱跨越。一條石渠建在拱門頂部，內襯水泥，並經常覆蓋著弧形屋頂。</w:t>
+      </w:r>
+    </w:p>
+    <w:p>
+      <w:pPr>
+        <w:pStyle w:val="Heading3"/>
+      </w:pPr>
+      <w:r>
+        <w:rPr>
+          <w:lang w:val="zh_TW" w:bidi="zh_TW"/>
+        </w:rPr>
+        <w:t>巴勒斯坦建築</w:t>
+      </w:r>
+    </w:p>
+    <w:p>
+      <w:pPr/>
+      <w:r>
+        <w:rPr>
+          <w:lang w:val="zh_TW" w:bidi="zh_TW"/>
+        </w:rPr>
+      </w:r>
+      <w:r>
+        <w:rPr>
+          <w:lang w:val="zh_TW" w:bidi="zh_TW"/>
+        </w:rPr>
+        <w:t>以色列人有一世代是居住在帳篷之中，過著最多是半定居（semisedentary）的生活，沒有任何需要永久結構的需求。然而當他們需要安頓下來時，卻因缺乏建築技能而無法建造建築。考古挖掘在示羅、伯特利和底璧等地點發現了以色列人試圖在早期迦南人的地基上重建的跡象。他們的工藝水準明顯低於迦南建築者的水平，特別是在迦南王室所處的城市中表現得尤為明顯。 直到公元前五世紀，以色列人的建築物往往是小而狹窄的，部分原因是建築師還沒有設計出其他的屋頂結構，只能在建築物的寬度上鋪設橫梁，並在上面放置平頂。巴勒斯坦的第一個拱形拱門建於波斯時期，但它過於創新，以至於保守的猶太人拒絕將其作為建築風格採用。只有在羅馬時期，拱門和拱頂才因大希律王的影響而被接受。</w:t>
+      </w:r>
+    </w:p>
+    <w:p>
+      <w:pPr>
+        <w:pStyle w:val="Heading4"/>
+      </w:pPr>
+      <w:r>
+        <w:rPr>
+          <w:lang w:val="zh_TW" w:bidi="zh_TW"/>
+        </w:rPr>
+        <w:t>舊約建築</w:t>
+      </w:r>
+    </w:p>
+    <w:p>
+      <w:pPr/>
+      <w:r>
+        <w:rPr>
+          <w:lang w:val="zh_TW" w:bidi="zh_TW"/>
+        </w:rPr>
+      </w:r>
+      <w:r>
+        <w:rPr>
+          <w:lang w:val="zh_TW" w:bidi="zh_TW"/>
+        </w:rPr>
+        <w:t>城市</w:t>
+      </w:r>
+    </w:p>
+    <w:p>
+      <w:pPr/>
+      <w:r>
+        <w:rPr>
+          <w:lang w:val="zh_TW" w:bidi="zh_TW"/>
+        </w:rPr>
+      </w:r>
+      <w:r>
+        <w:rPr>
+          <w:lang w:val="zh_TW" w:bidi="zh_TW"/>
+        </w:rPr>
+        <w:t>在舊約時代，城市建在山丘或土堆上，並用牆圍起來以作保護。一般來說，房屋是隨意排列的，由蜿蜒的小路或巷子連接。無法負擔城市生活的人住在城市外圍的村莊。他們會在附近的田地工作，遇到危險時逃到城市尋求保護。</w:t>
+      </w:r>
+    </w:p>
+    <w:p>
+      <w:pPr/>
+      <w:r>
+        <w:rPr>
+          <w:lang w:val="zh_TW" w:bidi="zh_TW"/>
+        </w:rPr>
+      </w:r>
+      <w:r>
+        <w:rPr>
+          <w:lang w:val="zh_TW" w:bidi="zh_TW"/>
+        </w:rPr>
+        <w:t>對任何城市來說，最重要的是充足的水資源供應。因此，城市建在地下泉水上或附近。有些城市使用抹灰泥的蓄水池和集水池來收集雨水，以補充日常的供水。地下水受到階梯隧道的保護，以便在城市被圍困時能夠取水。</w:t>
+      </w:r>
+    </w:p>
+    <w:p>
+      <w:pPr/>
+      <w:r>
+        <w:rPr>
+          <w:lang w:val="zh_TW" w:bidi="zh_TW"/>
+        </w:rPr>
+      </w:r>
+      <w:r>
+        <w:rPr>
+          <w:lang w:val="zh_TW" w:bidi="zh_TW"/>
+        </w:rPr>
+        <w:t>防禦要塞</w:t>
+      </w:r>
+    </w:p>
+    <w:p>
+      <w:pPr/>
+      <w:r>
+        <w:rPr>
+          <w:lang w:val="zh_TW" w:bidi="zh_TW"/>
+        </w:rPr>
+      </w:r>
+      <w:r>
+        <w:rPr>
+          <w:lang w:val="zh_TW" w:bidi="zh_TW"/>
+        </w:rPr>
+        <w:t>在舊約時期的大部分時間裡，以色列人使用青銅時代中期的技術來防禦他們的城市。核心特徵是一堵由石頭或磚塊建成的牆，高25到30英尺（7.6到9.1公尺）。 牆有時會有人工斜坡，底部有壕溝，以防禦敵人的攻城槌。</w:t>
+      </w:r>
+    </w:p>
+    <w:p>
+      <w:pPr/>
+      <w:r>
+        <w:rPr>
+          <w:lang w:val="zh_TW" w:bidi="zh_TW"/>
+        </w:rPr>
+      </w:r>
+      <w:r>
+        <w:rPr>
+          <w:lang w:val="zh_TW" w:bidi="zh_TW"/>
+        </w:rPr>
+        <w:t>在以色列君主制時期，也建造了雙重城墻（casemate walls）。這些由兩堵平行牆和一系列橫牆連接而成。隨後，這些房間被填滿泥土，以增加保護來抵擋敵人的撞城錘（</w:t>
+      </w:r>
+      <w:hyperlink r:id="rId150">
+        <w:r>
+          <w:rPr>
+            <w:lang w:val="zh_TW" w:bidi="zh_TW"/>
+          </w:rPr>
+          <w:rPr>
+            <w:color w:val="0000EE"/>
+            <w:u w:val="single"/>
+          </w:rPr>
+          <w:t>結26:9</w:t>
+        </w:r>
+      </w:hyperlink>
+      <w:r>
+        <w:rPr>
+          <w:lang w:val="zh_TW" w:bidi="zh_TW"/>
+        </w:rPr>
+        <w:t>）。 有時會建造厚達20英尺（6公尺）的牆壁，並設有懸垂部分，以便制服攻擊者。使徒保羅從大馬士革城牆上的一個房間裡被人用籃子放下城牆（</w:t>
+      </w:r>
+      <w:hyperlink r:id="rId151">
+        <w:r>
+          <w:rPr>
+            <w:lang w:val="zh_TW" w:bidi="zh_TW"/>
+          </w:rPr>
+          <w:rPr>
+            <w:color w:val="0000EE"/>
+            <w:u w:val="single"/>
+          </w:rPr>
+          <w:t>徒9:25</w:t>
+        </w:r>
+      </w:hyperlink>
+      <w:r>
+        <w:rPr>
+          <w:lang w:val="zh_TW" w:bidi="zh_TW"/>
+        </w:rPr>
+        <w:t>；</w:t>
+      </w:r>
+      <w:hyperlink r:id="rId152">
+        <w:r>
+          <w:rPr>
+            <w:lang w:val="zh_TW" w:bidi="zh_TW"/>
+          </w:rPr>
+          <w:rPr>
+            <w:color w:val="0000EE"/>
+            <w:u w:val="single"/>
+          </w:rPr>
+          <w:t>林後11:33</w:t>
+        </w:r>
+      </w:hyperlink>
+      <w:r>
+        <w:rPr>
+          <w:lang w:val="zh_TW" w:bidi="zh_TW"/>
+        </w:rPr>
+        <w:t>）。</w:t>
+      </w:r>
+    </w:p>
+    <w:p>
+      <w:pPr/>
+      <w:r>
+        <w:rPr>
+          <w:lang w:val="zh_TW" w:bidi="zh_TW"/>
+        </w:rPr>
+      </w:r>
+      <w:r>
+        <w:rPr>
+          <w:lang w:val="zh_TW" w:bidi="zh_TW"/>
+        </w:rPr>
+        <w:t>城門</w:t>
+      </w:r>
+    </w:p>
+    <w:p>
+      <w:pPr/>
+      <w:r>
+        <w:rPr>
+          <w:lang w:val="zh_TW" w:bidi="zh_TW"/>
+        </w:rPr>
+      </w:r>
+      <w:r>
+        <w:rPr>
+          <w:lang w:val="zh_TW" w:bidi="zh_TW"/>
+        </w:rPr>
+        <w:t>大多數城牆都有兩個城門。其中一個是給駱駝商隊、戰車和較大的車輛使用的；另一個在城市的另一邊，則是給行人、驢子和小動物使用的。許多門由雙扇門組成（</w:t>
+      </w:r>
+      <w:hyperlink r:id="rId153">
+        <w:r>
+          <w:rPr>
+            <w:lang w:val="zh_TW" w:bidi="zh_TW"/>
+          </w:rPr>
+          <w:rPr>
+            <w:color w:val="0000EE"/>
+            <w:u w:val="single"/>
+          </w:rPr>
+          <w:t>賽45:1</w:t>
+        </w:r>
+      </w:hyperlink>
+      <w:r>
+        <w:rPr>
+          <w:lang w:val="zh_TW" w:bidi="zh_TW"/>
+        </w:rPr>
+        <w:t>；</w:t>
+      </w:r>
+      <w:hyperlink r:id="rId154">
+        <w:r>
+          <w:rPr>
+            <w:lang w:val="zh_TW" w:bidi="zh_TW"/>
+          </w:rPr>
+          <w:rPr>
+            <w:color w:val="0000EE"/>
+            <w:u w:val="single"/>
+          </w:rPr>
+          <w:t>尼6:1</w:t>
+        </w:r>
+      </w:hyperlink>
+      <w:r>
+        <w:rPr>
+          <w:lang w:val="zh_TW" w:bidi="zh_TW"/>
+        </w:rPr>
+        <w:t>），由木頭製成並覆蓋銅製的板面（</w:t>
+      </w:r>
+      <w:hyperlink r:id="rId155">
+        <w:r>
+          <w:rPr>
+            <w:lang w:val="zh_TW" w:bidi="zh_TW"/>
+          </w:rPr>
+          <w:rPr>
+            <w:color w:val="0000EE"/>
+            <w:u w:val="single"/>
+          </w:rPr>
+          <w:t>賽45:2</w:t>
+        </w:r>
+      </w:hyperlink>
+      <w:r>
+        <w:rPr>
+          <w:lang w:val="zh_TW" w:bidi="zh_TW"/>
+        </w:rPr>
+        <w:t>）。門用橫木、青銅（</w:t>
+      </w:r>
+      <w:hyperlink r:id="rId156">
+        <w:r>
+          <w:rPr>
+            <w:lang w:val="zh_TW" w:bidi="zh_TW"/>
+          </w:rPr>
+          <w:rPr>
+            <w:color w:val="0000EE"/>
+            <w:u w:val="single"/>
+          </w:rPr>
+          <w:t>王上4:13</w:t>
+        </w:r>
+      </w:hyperlink>
+      <w:r>
+        <w:rPr>
+          <w:lang w:val="zh_TW" w:bidi="zh_TW"/>
+        </w:rPr>
+        <w:t>）或鐵（</w:t>
+      </w:r>
+      <w:hyperlink r:id="rId157">
+        <w:r>
+          <w:rPr>
+            <w:lang w:val="zh_TW" w:bidi="zh_TW"/>
+          </w:rPr>
+          <w:rPr>
+            <w:color w:val="0000EE"/>
+            <w:u w:val="single"/>
+          </w:rPr>
+          <w:t>詩107:16</w:t>
+        </w:r>
+      </w:hyperlink>
+      <w:r>
+        <w:rPr>
+          <w:lang w:val="zh_TW" w:bidi="zh_TW"/>
+        </w:rPr>
+        <w:t>）的橫杆固定在門柱的開口處（</w:t>
+      </w:r>
+      <w:hyperlink r:id="rId158">
+        <w:r>
+          <w:rPr>
+            <w:lang w:val="zh_TW" w:bidi="zh_TW"/>
+          </w:rPr>
+          <w:rPr>
+            <w:color w:val="0000EE"/>
+            <w:u w:val="single"/>
+          </w:rPr>
+          <w:t>士16:3</w:t>
+        </w:r>
+      </w:hyperlink>
+      <w:r>
+        <w:rPr>
+          <w:lang w:val="zh_TW" w:bidi="zh_TW"/>
+        </w:rPr>
+        <w:t>）。</w:t>
+      </w:r>
+    </w:p>
+    <w:p>
+      <w:pPr/>
+      <w:r>
+        <w:rPr>
+          <w:lang w:val="zh_TW" w:bidi="zh_TW"/>
+        </w:rPr>
+      </w:r>
+      <w:r>
+        <w:rPr>
+          <w:lang w:val="zh_TW" w:bidi="zh_TW"/>
+        </w:rPr>
+        <w:t>城門的位置對城市的防禦非常重要。通常通往城門的道路會被設計成讓攻擊者（左手持盾）必須面對城市的城牆及其右側的防禦者。有時候，城門是大塔的一部分（</w:t>
+      </w:r>
+      <w:hyperlink r:id="rId159">
+        <w:r>
+          <w:rPr>
+            <w:lang w:val="zh_TW" w:bidi="zh_TW"/>
+          </w:rPr>
+          <w:rPr>
+            <w:color w:val="0000EE"/>
+            <w:u w:val="single"/>
+          </w:rPr>
+          <w:t>代下26:9</w:t>
+        </w:r>
+      </w:hyperlink>
+      <w:r>
+        <w:rPr>
+          <w:lang w:val="zh_TW" w:bidi="zh_TW"/>
+        </w:rPr>
+        <w:t>）。偶爾，塔內會建造階梯，讓哨兵可以到達塔頂站崗（</w:t>
+      </w:r>
+      <w:hyperlink r:id="rId160">
+        <w:r>
+          <w:rPr>
+            <w:lang w:val="zh_TW" w:bidi="zh_TW"/>
+          </w:rPr>
+          <w:rPr>
+            <w:color w:val="0000EE"/>
+            <w:u w:val="single"/>
+          </w:rPr>
+          <w:t>王下9:17</w:t>
+        </w:r>
+      </w:hyperlink>
+      <w:r>
+        <w:rPr>
+          <w:lang w:val="zh_TW" w:bidi="zh_TW"/>
+        </w:rPr>
+        <w:t>）。在其他時候，城門的位置是轉90度在門戶之間，以防止敵方弓箭手直接射穿城門。</w:t>
+      </w:r>
+    </w:p>
+    <w:p>
+      <w:pPr/>
+      <w:r>
+        <w:rPr>
+          <w:lang w:val="zh_TW" w:bidi="zh_TW"/>
+        </w:rPr>
+      </w:r>
+      <w:r>
+        <w:rPr>
+          <w:lang w:val="zh_TW" w:bidi="zh_TW"/>
+        </w:rPr>
+        <w:t>房屋</w:t>
+      </w:r>
+    </w:p>
+    <w:p>
+      <w:pPr/>
+      <w:r>
+        <w:rPr>
+          <w:lang w:val="zh_TW" w:bidi="zh_TW"/>
+        </w:rPr>
+      </w:r>
+      <w:r>
+        <w:rPr>
+          <w:lang w:val="zh_TW" w:bidi="zh_TW"/>
+        </w:rPr>
+        <w:t>以色列人高級住宅由幾個面向開放庭院的房間組成（</w:t>
+      </w:r>
+      <w:hyperlink r:id="rId161">
+        <w:r>
+          <w:rPr>
+            <w:lang w:val="zh_TW" w:bidi="zh_TW"/>
+          </w:rPr>
+          <w:rPr>
+            <w:color w:val="0000EE"/>
+            <w:u w:val="single"/>
+          </w:rPr>
+          <w:t>撒下17:18</w:t>
+        </w:r>
+      </w:hyperlink>
+      <w:r>
+        <w:rPr>
+          <w:lang w:val="zh_TW" w:bidi="zh_TW"/>
+        </w:rPr>
+        <w:t>）。 最大的房間是給家人用的，另一個則是給這個家庭的牛用的，還有一個作為一般的儲藏室使用。有時候牆是用石頭砌成的，縫隙用泥填補。有些內牆會用泥漿抹平，雖然較富裕的家庭會使用柏木或杉木。地板是由黏土或拋光的灰泥石製成的。平屋頂由橫樑支撐，並用木材或灌木使其防水。外面的樓梯通往屋頂，有些人建造了屋頂房間，實際上使房子變成了兩層樓（</w:t>
+      </w:r>
+      <w:hyperlink r:id="rId162">
+        <w:r>
+          <w:rPr>
+            <w:lang w:val="zh_TW" w:bidi="zh_TW"/>
+          </w:rPr>
+          <w:rPr>
+            <w:color w:val="0000EE"/>
+            <w:u w:val="single"/>
+          </w:rPr>
+          <w:t>王上17:19</w:t>
+        </w:r>
+      </w:hyperlink>
+      <w:r>
+        <w:rPr>
+          <w:lang w:val="zh_TW" w:bidi="zh_TW"/>
+        </w:rPr>
+        <w:t>）。房屋的平屋頂為擁擠的家庭提供了額外的睡眠和娛樂空間。摩西律法要求這些屋頂要有保護的女兒牆（parapet）圍繞，以防止人們墜落致死（</w:t>
+      </w:r>
+      <w:hyperlink r:id="rId163">
+        <w:r>
+          <w:rPr>
+            <w:lang w:val="zh_TW" w:bidi="zh_TW"/>
+          </w:rPr>
+          <w:rPr>
+            <w:color w:val="0000EE"/>
+            <w:u w:val="single"/>
+          </w:rPr>
+          <w:t>申22:8</w:t>
+        </w:r>
+      </w:hyperlink>
+      <w:r>
+        <w:rPr>
+          <w:lang w:val="zh_TW" w:bidi="zh_TW"/>
+        </w:rPr>
+        <w:t>）。</w:t>
+      </w:r>
+    </w:p>
+    <w:p>
+      <w:pPr/>
+      <w:r>
+        <w:rPr>
+          <w:lang w:val="zh_TW" w:bidi="zh_TW"/>
+        </w:rPr>
+      </w:r>
+      <w:r>
+        <w:rPr>
+          <w:lang w:val="zh_TW" w:bidi="zh_TW"/>
+        </w:rPr>
+        <w:t>所羅門的聖殿</w:t>
+      </w:r>
+    </w:p>
+    <w:p>
+      <w:pPr/>
+      <w:r>
+        <w:rPr>
+          <w:lang w:val="zh_TW" w:bidi="zh_TW"/>
+        </w:rPr>
+      </w:r>
+      <w:r>
+        <w:rPr>
+          <w:lang w:val="zh_TW" w:bidi="zh_TW"/>
+        </w:rPr>
+        <w:t>以色列最重要的建築可能是所羅門王的聖殿。這棟建築位於亞伯拉罕獻他的兒子以撒的地方（</w:t>
+      </w:r>
+      <w:hyperlink r:id="rId164">
+        <w:r>
+          <w:rPr>
+            <w:lang w:val="zh_TW" w:bidi="zh_TW"/>
+          </w:rPr>
+          <w:rPr>
+            <w:color w:val="0000EE"/>
+            <w:u w:val="single"/>
+          </w:rPr>
+          <w:t>創22</w:t>
+        </w:r>
+      </w:hyperlink>
+      <w:r>
+        <w:rPr>
+          <w:lang w:val="zh_TW" w:bidi="zh_TW"/>
+        </w:rPr>
+        <w:t>）。 共花了七年半的時間建造，因其美麗和用途而著名。聖殿的設計類似於會幕，只是尺寸加倍，高度增加了三倍。牆壁是用石頭製成的，外面覆有黃金（</w:t>
+      </w:r>
+      <w:hyperlink r:id="rId165">
+        <w:r>
+          <w:rPr>
+            <w:lang w:val="zh_TW" w:bidi="zh_TW"/>
+          </w:rPr>
+          <w:rPr>
+            <w:color w:val="0000EE"/>
+            <w:u w:val="single"/>
+          </w:rPr>
+          <w:t>王上6:22</w:t>
+        </w:r>
+      </w:hyperlink>
+      <w:r>
+        <w:rPr>
+          <w:lang w:val="zh_TW" w:bidi="zh_TW"/>
+        </w:rPr>
+        <w:t>），天花板和地板也覆有黃金。至聖所與聖所之間的隔板是由包金的香柏木製成的。至聖所的入口由雕刻的橄欖木雙扇門組成，外覆金箔。門口敞開但被幔子遮蔽。聖殿外有兩個院子，一個是給祭司的內院，另一個是給百姓的外院。</w:t>
+      </w:r>
+    </w:p>
+    <w:p>
+      <w:pPr/>
+      <w:r>
+        <w:rPr>
+          <w:lang w:val="zh_TW" w:bidi="zh_TW"/>
+        </w:rPr>
+      </w:r>
+      <w:r>
+        <w:rPr>
+          <w:lang w:val="zh_TW" w:bidi="zh_TW"/>
+        </w:rPr>
+        <w:t>因為以色列缺乏建築專業知識，迫使所羅門雇用了腓尼基的工匠。 其結果是一個典型的腓尼基結構，此平面圖與在敘利亞的</w:t>
+      </w:r>
+      <w:r>
+        <w:rPr>
+          <w:lang w:val="zh_TW" w:bidi="zh_TW"/>
+        </w:rPr>
+        <w:t>泰拿堆丘</w:t>
+      </w:r>
+      <w:r>
+        <w:rPr>
+          <w:lang w:val="zh_TW" w:bidi="zh_TW"/>
+        </w:rPr>
+        <w:t>（Tell Tainat）發掘的公元前八世紀迦南教堂非常相似。列柱和柱廊無疑是所羅門聖殿的一個特徵，儘管名為雅斤和波阿斯的獨立柱子的具體功能仍然尚未確定。精心打磨的石工似乎最早出現在所羅門時期的以色列；從撒馬利亞出土了優秀的鑿石和方石樣本。撒馬利亞遺址以及米吉多（Megiddo）遺址也提供了有趣的例子，展示了源自迦南藝術表現的裝飾柱頭。</w:t>
+      </w:r>
+    </w:p>
+    <w:p>
+      <w:pPr/>
+      <w:r>
+        <w:rPr>
+          <w:lang w:val="zh_TW" w:bidi="zh_TW"/>
+        </w:rPr>
+      </w:r>
+      <w:r>
+        <w:rPr>
+          <w:lang w:val="zh_TW" w:bidi="zh_TW"/>
+        </w:rPr>
+        <w:t>當巴比倫在公元前586年推翻耶路撒冷並夷平這座城市時，聖殿的財富被掠奪並被燒毀。以色列從被擄歸回後，聖殿重建，奠基於公元前525年。然而，第二聖殿遠不如所羅門的聖殿宏偉，到猶太王希律（公元前37–4年）時期已經需要大修。</w:t>
+      </w:r>
+    </w:p>
+    <w:p>
+      <w:pPr/>
+      <w:r>
+        <w:rPr>
+          <w:lang w:val="zh_TW" w:bidi="zh_TW"/>
+        </w:rPr>
+      </w:r>
+      <w:r>
+        <w:rPr>
+          <w:lang w:val="zh_TW" w:bidi="zh_TW"/>
+        </w:rPr>
+        <w:t>雖然舊約傳統非常重視所羅門的聖殿並盛讚其宏偉，但這座建築實際上是王宮的附屬建築，作為禮拜堂。只有在被擄歸回時期，聖殿才脫離了王室的聯繫，成為一個獨立的聖殿，人們可以在那裡守規定的儀式。無論是被擄前或是被擄歸回時期的聖殿，其尺寸都相當小且狹窄，其寬度受限於可用於屋頂的木樑長度。這樣的建築物唯一能擴大的方式是以近東常用方式在建築物外部加蓋額外的房間。</w:t>
+      </w:r>
+    </w:p>
+    <w:p>
+      <w:pPr>
+        <w:pStyle w:val="Heading4"/>
+      </w:pPr>
+      <w:r>
+        <w:rPr>
+          <w:lang w:val="zh_TW" w:bidi="zh_TW"/>
+        </w:rPr>
+        <w:t>新約時期的建築</w:t>
+      </w:r>
+    </w:p>
+    <w:p>
+      <w:pPr/>
+      <w:r>
+        <w:rPr>
+          <w:lang w:val="zh_TW" w:bidi="zh_TW"/>
+        </w:rPr>
+      </w:r>
+      <w:r>
+        <w:rPr>
+          <w:lang w:val="zh_TW" w:bidi="zh_TW"/>
+        </w:rPr>
+        <w:t>新約時代的建築由希臘和羅馬的建築組成，因為這些統治者陸續曾統治以色列。希臘城市作為當時的建築範例，包含有規劃的街道、拱門、劇院、公共浴場、神廟和稱為集市的中央市場</w:t>
+      </w:r>
+      <w:r>
+        <w:rPr>
+          <w:i/>
+          <w:lang w:val="zh_TW" w:bidi="zh_TW"/>
+        </w:rPr>
+        <w:t>。</w:t>
+      </w:r>
+      <w:r>
+        <w:rPr>
+          <w:lang w:val="zh_TW" w:bidi="zh_TW"/>
+        </w:rPr>
+        <w:t>然而，猶太人的家仍然很小，屋頂平坦，房間面向庭院。</w:t>
+      </w:r>
+    </w:p>
+    <w:p>
+      <w:pPr/>
+      <w:r>
+        <w:rPr>
+          <w:lang w:val="zh_TW" w:bidi="zh_TW"/>
+        </w:rPr>
+      </w:r>
+      <w:r>
+        <w:rPr>
+          <w:lang w:val="zh_TW" w:bidi="zh_TW"/>
+        </w:rPr>
+        <w:t>在羅馬統治期間，大希律王（公元前37–4年）建造了一些非凡的建築物，包括渡槽、水池、地牢、宮殿和整個城市（例如，凱撒利亞）。 他最偉大的工作是重建聖殿，這是一座花了83年才完成的卓越建築物。但在完成後僅維持了六年，於公元70年被提多摧毀。</w:t>
+      </w:r>
+    </w:p>
+    <w:p>
+      <w:pPr/>
+      <w:r>
+        <w:rPr>
+          <w:lang w:val="zh_TW" w:bidi="zh_TW"/>
+        </w:rPr>
+      </w:r>
+      <w:r>
+        <w:rPr>
+          <w:lang w:val="zh_TW" w:bidi="zh_TW"/>
+        </w:rPr>
+        <w:t>希律的聖殿成功地融合了新舊建築風格。 雖然它的柱廊、大理石柱和外貌似乎體現了最新的希臘化建築風格，但它仍然牢固地植根於腓尼基的建築傳統中。希律王的建築是將公元前六世紀聖殿的擴張，並在某種程度上進行了重建。一系列的庭院和柱廊圍繞著重建的神殿，通過擴大的入口給人一種宏偉的錯覺。在那個門廊的中央，矗立著一個巨大的門道，通向神殿本身較小的內門。不幸的是，公元70年的毀滅使這個建築物本身沒有任何遺留，讓我們幾乎完全依賴約瑟夫的記述。</w:t>
+      </w:r>
+      <w:r>
+        <w:rPr>
+          <w:i/>
+          <w:lang w:val="zh_TW" w:bidi="zh_TW"/>
+        </w:rPr>
+        <w:t>見</w:t>
+      </w:r>
+      <w:r>
+        <w:rPr>
+          <w:lang w:val="zh_TW" w:bidi="zh_TW"/>
+        </w:rPr>
+        <w:t xml:space="preserve"> </w:t>
+      </w:r>
+      <w:r>
+        <w:rPr>
+          <w:lang w:val="zh_TW" w:bidi="zh_TW"/>
+        </w:rPr>
+        <w:t>城市</w:t>
+      </w:r>
+      <w:r>
+        <w:rPr>
+          <w:lang w:val="zh_TW" w:bidi="zh_TW"/>
+        </w:rPr>
+        <w:t>，</w:t>
+      </w:r>
+      <w:r>
+        <w:rPr>
+          <w:lang w:val="zh_TW" w:bidi="zh_TW"/>
+        </w:rPr>
+        <w:t>住宅和住所</w:t>
+      </w:r>
+      <w:r>
+        <w:rPr>
+          <w:lang w:val="zh_TW" w:bidi="zh_TW"/>
+        </w:rPr>
+        <w:t>，</w:t>
+      </w:r>
+      <w:r>
+        <w:rPr>
+          <w:lang w:val="zh_TW" w:bidi="zh_TW"/>
+        </w:rPr>
+        <w:t>聖殿</w:t>
       </w:r>
       <w:r>
         <w:rPr>
@@ -2227,6 +7763,18 @@
   <w:num w:numId="13" w16cid:durableId="592781308">
     <w:abstractNumId w:val="11"/>
   </w:num>
+  <w:num w:numId="14">
+    <w:abstractNumId w:val="3"/>
+    <w:lvlOverride w:ilvl="0">
+      <w:startOverride w:val="1"/>
+    </w:lvlOverride>
+  </w:num>
+  <w:num w:numId="15">
+    <w:abstractNumId w:val="3"/>
+    <w:lvlOverride w:ilvl="0">
+      <w:startOverride w:val="1"/>
+    </w:lvlOverride>
+  </w:num>
   <w:numIdMacAtCleanup w:val="10"/>
 </w:numbering>
 </file>

--- a/zht/docx/071.content.docx
+++ b/zht/docx/071.content.docx
@@ -247,90 +247,60 @@
         </w:rPr>
         <w:t>在舊約聖經時代，擁有多個配偶不會被視為姦淫（</w:t>
       </w:r>
-      <w:hyperlink r:id="rId13">
-        <w:r>
-          <w:rPr>
-            <w:lang w:val="zh_TW" w:bidi="zh_TW"/>
-          </w:rPr>
-          <w:rPr>
-            <w:color w:val="0000EE"/>
-            <w:u w:val="single"/>
-          </w:rPr>
-          <w:t>申21:15</w:t>
-        </w:r>
-      </w:hyperlink>
+      <w:r>
+        <w:rPr>
+          <w:lang w:val="zh_TW" w:bidi="zh_TW"/>
+        </w:rPr>
+        <w:t>申21:15</w:t>
+      </w:r>
       <w:r>
         <w:rPr>
           <w:lang w:val="zh_TW" w:bidi="zh_TW"/>
         </w:rPr>
         <w:t>）。同樣，丈夫與他的使女（</w:t>
       </w:r>
-      <w:hyperlink r:id="rId14">
-        <w:r>
-          <w:rPr>
-            <w:lang w:val="zh_TW" w:bidi="zh_TW"/>
-          </w:rPr>
-          <w:rPr>
-            <w:color w:val="0000EE"/>
-            <w:u w:val="single"/>
-          </w:rPr>
-          <w:t>創16:1</w:t>
-        </w:r>
-      </w:hyperlink>
+      <w:r>
+        <w:rPr>
+          <w:lang w:val="zh_TW" w:bidi="zh_TW"/>
+        </w:rPr>
+        <w:t>創16:1</w:t>
+      </w:r>
       <w:r>
         <w:rPr>
           <w:lang w:val="zh_TW" w:bidi="zh_TW"/>
         </w:rPr>
         <w:t>–</w:t>
       </w:r>
-      <w:hyperlink r:id="rId14">
-        <w:r>
-          <w:rPr>
-            <w:lang w:val="zh_TW" w:bidi="zh_TW"/>
-          </w:rPr>
-          <w:rPr>
-            <w:color w:val="0000EE"/>
-            <w:u w:val="single"/>
-          </w:rPr>
-          <w:t>4</w:t>
-        </w:r>
-      </w:hyperlink>
+      <w:r>
+        <w:rPr>
+          <w:lang w:val="zh_TW" w:bidi="zh_TW"/>
+        </w:rPr>
+        <w:t>4</w:t>
+      </w:r>
       <w:r>
         <w:rPr>
           <w:lang w:val="zh_TW" w:bidi="zh_TW"/>
         </w:rPr>
         <w:t>，</w:t>
       </w:r>
-      <w:hyperlink r:id="rId15">
-        <w:r>
-          <w:rPr>
-            <w:lang w:val="zh_TW" w:bidi="zh_TW"/>
-          </w:rPr>
-          <w:rPr>
-            <w:color w:val="0000EE"/>
-            <w:u w:val="single"/>
-          </w:rPr>
-          <w:t>30:1</w:t>
-        </w:r>
-      </w:hyperlink>
+      <w:r>
+        <w:rPr>
+          <w:lang w:val="zh_TW" w:bidi="zh_TW"/>
+        </w:rPr>
+        <w:t>30:1</w:t>
+      </w:r>
       <w:r>
         <w:rPr>
           <w:lang w:val="zh_TW" w:bidi="zh_TW"/>
         </w:rPr>
         <w:t>–</w:t>
       </w:r>
-      <w:hyperlink r:id="rId15">
-        <w:r>
-          <w:rPr>
-            <w:lang w:val="zh_TW" w:bidi="zh_TW"/>
-          </w:rPr>
-          <w:rPr>
-            <w:color w:val="0000EE"/>
-            <w:u w:val="single"/>
-          </w:rPr>
-          <w:t>5</w:t>
-        </w:r>
-      </w:hyperlink>
+      <w:r>
+        <w:rPr>
+          <w:lang w:val="zh_TW" w:bidi="zh_TW"/>
+        </w:rPr>
+        <w:t>5</w:t>
+      </w:r>
       <w:r>
         <w:rPr>
           <w:lang w:val="zh_TW" w:bidi="zh_TW"/>
@@ -351,66 +321,42 @@
         </w:rPr>
         <w:t>耶穌在祂關於離婚和再婚的教導中否定了這些性別間的不平等關係。祂允許在犯姦淫的情況下休妻（</w:t>
       </w:r>
-      <w:hyperlink r:id="rId16">
-        <w:r>
-          <w:rPr>
-            <w:lang w:val="zh_TW" w:bidi="zh_TW"/>
-          </w:rPr>
-          <w:rPr>
-            <w:color w:val="0000EE"/>
-            <w:u w:val="single"/>
-          </w:rPr>
-          <w:t>太5:32，</w:t>
-        </w:r>
-      </w:hyperlink>
-      <w:hyperlink r:id="rId17">
-        <w:r>
-          <w:rPr>
-            <w:lang w:val="zh_TW" w:bidi="zh_TW"/>
-          </w:rPr>
-          <w:rPr>
-            <w:color w:val="0000EE"/>
-            <w:u w:val="single"/>
-          </w:rPr>
-          <w:t>19:9</w:t>
-        </w:r>
-      </w:hyperlink>
+      <w:r>
+        <w:rPr>
+          <w:lang w:val="zh_TW" w:bidi="zh_TW"/>
+        </w:rPr>
+        <w:t>太5:32，</w:t>
+      </w:r>
+      <w:r>
+        <w:rPr>
+          <w:lang w:val="zh_TW" w:bidi="zh_TW"/>
+        </w:rPr>
+        <w:t>19:9</w:t>
+      </w:r>
       <w:r>
         <w:rPr>
           <w:lang w:val="zh_TW" w:bidi="zh_TW"/>
         </w:rPr>
         <w:t>），但祂警告，在其它情況下，休妻後再婚就是犯姦淫。保羅補充說，這僅適用於原配偶仍然活著的情況（</w:t>
       </w:r>
-      <w:hyperlink r:id="rId18">
-        <w:r>
-          <w:rPr>
-            <w:lang w:val="zh_TW" w:bidi="zh_TW"/>
-          </w:rPr>
-          <w:rPr>
-            <w:color w:val="0000EE"/>
-            <w:u w:val="single"/>
-          </w:rPr>
-          <w:t>羅7:2</w:t>
-        </w:r>
-      </w:hyperlink>
+      <w:r>
+        <w:rPr>
+          <w:lang w:val="zh_TW" w:bidi="zh_TW"/>
+        </w:rPr>
+        <w:t>羅7:2</w:t>
+      </w:r>
       <w:r>
         <w:rPr>
           <w:lang w:val="zh_TW" w:bidi="zh_TW"/>
         </w:rPr>
         <w:t>–</w:t>
       </w:r>
-      <w:hyperlink r:id="rId18">
-        <w:r>
-          <w:rPr>
-            <w:lang w:val="zh_TW" w:bidi="zh_TW"/>
-          </w:rPr>
-          <w:rPr>
-            <w:color w:val="0000EE"/>
-            <w:u w:val="single"/>
-          </w:rPr>
-          <w:t>3</w:t>
-        </w:r>
-      </w:hyperlink>
+      <w:r>
+        <w:rPr>
+          <w:lang w:val="zh_TW" w:bidi="zh_TW"/>
+        </w:rPr>
+        <w:t>3</w:t>
+      </w:r>
       <w:r>
         <w:rPr>
           <w:lang w:val="zh_TW" w:bidi="zh_TW"/>
@@ -431,54 +377,36 @@
         </w:rPr>
         <w:t>耶穌擴展了舊約聖經對姦淫的定義，將人的思想也包括在內。任何人若心裡起淫念（超越了受試探的階段），即使沒有身體接觸，也是在思想上犯姦淫（</w:t>
       </w:r>
-      <w:hyperlink r:id="rId19">
-        <w:r>
-          <w:rPr>
-            <w:lang w:val="zh_TW" w:bidi="zh_TW"/>
-          </w:rPr>
-          <w:rPr>
-            <w:color w:val="0000EE"/>
-            <w:u w:val="single"/>
-          </w:rPr>
-          <w:t>太5:27</w:t>
-        </w:r>
-      </w:hyperlink>
+      <w:r>
+        <w:rPr>
+          <w:lang w:val="zh_TW" w:bidi="zh_TW"/>
+        </w:rPr>
+        <w:t>太5:27</w:t>
+      </w:r>
       <w:r>
         <w:rPr>
           <w:lang w:val="zh_TW" w:bidi="zh_TW"/>
         </w:rPr>
         <w:t>–</w:t>
       </w:r>
-      <w:hyperlink r:id="rId19">
-        <w:r>
-          <w:rPr>
-            <w:lang w:val="zh_TW" w:bidi="zh_TW"/>
-          </w:rPr>
-          <w:rPr>
-            <w:color w:val="0000EE"/>
-            <w:u w:val="single"/>
-          </w:rPr>
-          <w:t>28</w:t>
-        </w:r>
-      </w:hyperlink>
+      <w:r>
+        <w:rPr>
+          <w:lang w:val="zh_TW" w:bidi="zh_TW"/>
+        </w:rPr>
+        <w:t>28</w:t>
+      </w:r>
       <w:r>
         <w:rPr>
           <w:lang w:val="zh_TW" w:bidi="zh_TW"/>
         </w:rPr>
         <w:t>；參</w:t>
       </w:r>
-      <w:hyperlink r:id="rId20">
-        <w:r>
-          <w:rPr>
-            <w:lang w:val="zh_TW" w:bidi="zh_TW"/>
-          </w:rPr>
-          <w:rPr>
-            <w:color w:val="0000EE"/>
-            <w:u w:val="single"/>
-          </w:rPr>
-          <w:t>伯31:1、9</w:t>
-        </w:r>
-      </w:hyperlink>
+      <w:r>
+        <w:rPr>
+          <w:lang w:val="zh_TW" w:bidi="zh_TW"/>
+        </w:rPr>
+        <w:t>伯31:1、9</w:t>
+      </w:r>
       <w:r>
         <w:rPr>
           <w:lang w:val="zh_TW" w:bidi="zh_TW"/>
@@ -517,36 +445,24 @@
         </w:rPr>
         <w:t>十誡禁止姦淫（</w:t>
       </w:r>
-      <w:hyperlink r:id="rId21">
-        <w:r>
-          <w:rPr>
-            <w:lang w:val="zh_TW" w:bidi="zh_TW"/>
-          </w:rPr>
-          <w:rPr>
-            <w:color w:val="0000EE"/>
-            <w:u w:val="single"/>
-          </w:rPr>
-          <w:t>出20:14</w:t>
-        </w:r>
-      </w:hyperlink>
+      <w:r>
+        <w:rPr>
+          <w:lang w:val="zh_TW" w:bidi="zh_TW"/>
+        </w:rPr>
+        <w:t>出20:14</w:t>
+      </w:r>
       <w:r>
         <w:rPr>
           <w:lang w:val="zh_TW" w:bidi="zh_TW"/>
         </w:rPr>
         <w:t>；</w:t>
       </w:r>
-      <w:hyperlink r:id="rId22">
-        <w:r>
-          <w:rPr>
-            <w:lang w:val="zh_TW" w:bidi="zh_TW"/>
-          </w:rPr>
-          <w:rPr>
-            <w:color w:val="0000EE"/>
-            <w:u w:val="single"/>
-          </w:rPr>
-          <w:t>申5:18</w:t>
-        </w:r>
-      </w:hyperlink>
+      <w:r>
+        <w:rPr>
+          <w:lang w:val="zh_TW" w:bidi="zh_TW"/>
+        </w:rPr>
+        <w:t>申5:18</w:t>
+      </w:r>
       <w:r>
         <w:rPr>
           <w:lang w:val="zh_TW" w:bidi="zh_TW"/>
@@ -571,72 +487,48 @@
         </w:rPr>
         <w:t>先知宣告姦淫使神發怒（</w:t>
       </w:r>
-      <w:hyperlink r:id="rId23">
-        <w:r>
-          <w:rPr>
-            <w:lang w:val="zh_TW" w:bidi="zh_TW"/>
-          </w:rPr>
-          <w:rPr>
-            <w:color w:val="0000EE"/>
-            <w:u w:val="single"/>
-          </w:rPr>
-          <w:t>耶23:11</w:t>
-        </w:r>
-      </w:hyperlink>
+      <w:r>
+        <w:rPr>
+          <w:lang w:val="zh_TW" w:bidi="zh_TW"/>
+        </w:rPr>
+        <w:t>耶23:11</w:t>
+      </w:r>
       <w:r>
         <w:rPr>
           <w:lang w:val="zh_TW" w:bidi="zh_TW"/>
         </w:rPr>
         <w:t>–</w:t>
       </w:r>
-      <w:hyperlink r:id="rId23">
-        <w:r>
-          <w:rPr>
-            <w:lang w:val="zh_TW" w:bidi="zh_TW"/>
-          </w:rPr>
-          <w:rPr>
-            <w:color w:val="0000EE"/>
-            <w:u w:val="single"/>
-          </w:rPr>
-          <w:t>14</w:t>
-        </w:r>
-      </w:hyperlink>
+      <w:r>
+        <w:rPr>
+          <w:lang w:val="zh_TW" w:bidi="zh_TW"/>
+        </w:rPr>
+        <w:t>14</w:t>
+      </w:r>
       <w:r>
         <w:rPr>
           <w:lang w:val="zh_TW" w:bidi="zh_TW"/>
         </w:rPr>
         <w:t>；</w:t>
       </w:r>
-      <w:hyperlink r:id="rId24">
-        <w:r>
-          <w:rPr>
-            <w:lang w:val="zh_TW" w:bidi="zh_TW"/>
-          </w:rPr>
-          <w:rPr>
-            <w:color w:val="0000EE"/>
-            <w:u w:val="single"/>
-          </w:rPr>
-          <w:t>結22:11</w:t>
-        </w:r>
-      </w:hyperlink>
+      <w:r>
+        <w:rPr>
+          <w:lang w:val="zh_TW" w:bidi="zh_TW"/>
+        </w:rPr>
+        <w:t>結22:11</w:t>
+      </w:r>
       <w:r>
         <w:rPr>
           <w:lang w:val="zh_TW" w:bidi="zh_TW"/>
         </w:rPr>
         <w:t>；</w:t>
       </w:r>
-      <w:hyperlink r:id="rId25">
-        <w:r>
-          <w:rPr>
-            <w:lang w:val="zh_TW" w:bidi="zh_TW"/>
-          </w:rPr>
-          <w:rPr>
-            <w:color w:val="0000EE"/>
-            <w:u w:val="single"/>
-          </w:rPr>
-          <w:t>瑪3:5</w:t>
-        </w:r>
-      </w:hyperlink>
+      <w:r>
+        <w:rPr>
+          <w:lang w:val="zh_TW" w:bidi="zh_TW"/>
+        </w:rPr>
+        <w:t>瑪3:5</w:t>
+      </w:r>
       <w:r>
         <w:rPr>
           <w:lang w:val="zh_TW" w:bidi="zh_TW"/>
@@ -661,72 +553,48 @@
         </w:rPr>
         <w:t>箴言描述姦淫是自我毀滅（</w:t>
       </w:r>
-      <w:hyperlink r:id="rId26">
-        <w:r>
-          <w:rPr>
-            <w:lang w:val="zh_TW" w:bidi="zh_TW"/>
-          </w:rPr>
-          <w:rPr>
-            <w:color w:val="0000EE"/>
-            <w:u w:val="single"/>
-          </w:rPr>
-          <w:t>箴6:23</w:t>
-        </w:r>
-      </w:hyperlink>
+      <w:r>
+        <w:rPr>
+          <w:lang w:val="zh_TW" w:bidi="zh_TW"/>
+        </w:rPr>
+        <w:t>箴6:23</w:t>
+      </w:r>
       <w:r>
         <w:rPr>
           <w:lang w:val="zh_TW" w:bidi="zh_TW"/>
         </w:rPr>
         <w:t>–</w:t>
       </w:r>
-      <w:hyperlink r:id="rId26">
-        <w:r>
-          <w:rPr>
-            <w:lang w:val="zh_TW" w:bidi="zh_TW"/>
-          </w:rPr>
-          <w:rPr>
-            <w:color w:val="0000EE"/>
-            <w:u w:val="single"/>
-          </w:rPr>
-          <w:t>35</w:t>
-        </w:r>
-      </w:hyperlink>
+      <w:r>
+        <w:rPr>
+          <w:lang w:val="zh_TW" w:bidi="zh_TW"/>
+        </w:rPr>
+        <w:t>35</w:t>
+      </w:r>
       <w:r>
         <w:rPr>
           <w:lang w:val="zh_TW" w:bidi="zh_TW"/>
         </w:rPr>
         <w:t>；參</w:t>
       </w:r>
-      <w:hyperlink r:id="rId27">
-        <w:r>
-          <w:rPr>
-            <w:lang w:val="zh_TW" w:bidi="zh_TW"/>
-          </w:rPr>
-          <w:rPr>
-            <w:color w:val="0000EE"/>
-            <w:u w:val="single"/>
-          </w:rPr>
-          <w:t>7:6</w:t>
-        </w:r>
-      </w:hyperlink>
+      <w:r>
+        <w:rPr>
+          <w:lang w:val="zh_TW" w:bidi="zh_TW"/>
+        </w:rPr>
+        <w:t>7:6</w:t>
+      </w:r>
       <w:r>
         <w:rPr>
           <w:lang w:val="zh_TW" w:bidi="zh_TW"/>
         </w:rPr>
         <w:t>–</w:t>
       </w:r>
-      <w:hyperlink r:id="rId27">
-        <w:r>
-          <w:rPr>
-            <w:lang w:val="zh_TW" w:bidi="zh_TW"/>
-          </w:rPr>
-          <w:rPr>
-            <w:color w:val="0000EE"/>
-            <w:u w:val="single"/>
-          </w:rPr>
-          <w:t>27</w:t>
-        </w:r>
-      </w:hyperlink>
+      <w:r>
+        <w:rPr>
+          <w:lang w:val="zh_TW" w:bidi="zh_TW"/>
+        </w:rPr>
+        <w:t>27</w:t>
+      </w:r>
       <w:r>
         <w:rPr>
           <w:lang w:val="zh_TW" w:bidi="zh_TW"/>
@@ -747,72 +615,48 @@
         </w:rPr>
         <w:t>新約聖經繼續這種譴責，調若人不悔改，姦淫會使其被排除在神的國之外（</w:t>
       </w:r>
-      <w:hyperlink r:id="rId28">
-        <w:r>
-          <w:rPr>
-            <w:lang w:val="zh_TW" w:bidi="zh_TW"/>
-          </w:rPr>
-          <w:rPr>
-            <w:color w:val="0000EE"/>
-            <w:u w:val="single"/>
-          </w:rPr>
-          <w:t>林前6:9</w:t>
-        </w:r>
-      </w:hyperlink>
+      <w:r>
+        <w:rPr>
+          <w:lang w:val="zh_TW" w:bidi="zh_TW"/>
+        </w:rPr>
+        <w:t>林前6:9</w:t>
+      </w:r>
       <w:r>
         <w:rPr>
           <w:lang w:val="zh_TW" w:bidi="zh_TW"/>
         </w:rPr>
         <w:t>）。這與愛鄰舍的道理相反（</w:t>
       </w:r>
-      <w:hyperlink r:id="rId29">
-        <w:r>
-          <w:rPr>
-            <w:lang w:val="zh_TW" w:bidi="zh_TW"/>
-          </w:rPr>
-          <w:rPr>
-            <w:color w:val="0000EE"/>
-            <w:u w:val="single"/>
-          </w:rPr>
-          <w:t>羅13:9</w:t>
-        </w:r>
-      </w:hyperlink>
+      <w:r>
+        <w:rPr>
+          <w:lang w:val="zh_TW" w:bidi="zh_TW"/>
+        </w:rPr>
+        <w:t>羅13:9</w:t>
+      </w:r>
       <w:r>
         <w:rPr>
           <w:lang w:val="zh_TW" w:bidi="zh_TW"/>
         </w:rPr>
         <w:t>–</w:t>
       </w:r>
-      <w:hyperlink r:id="rId29">
-        <w:r>
-          <w:rPr>
-            <w:lang w:val="zh_TW" w:bidi="zh_TW"/>
-          </w:rPr>
-          <w:rPr>
-            <w:color w:val="0000EE"/>
-            <w:u w:val="single"/>
-          </w:rPr>
-          <w:t>10</w:t>
-        </w:r>
-      </w:hyperlink>
+      <w:r>
+        <w:rPr>
+          <w:lang w:val="zh_TW" w:bidi="zh_TW"/>
+        </w:rPr>
+        <w:t>10</w:t>
+      </w:r>
       <w:r>
         <w:rPr>
           <w:lang w:val="zh_TW" w:bidi="zh_TW"/>
         </w:rPr>
         <w:t>），且神要審判犯姦淫的人（</w:t>
       </w:r>
-      <w:hyperlink r:id="rId30">
-        <w:r>
-          <w:rPr>
-            <w:lang w:val="zh_TW" w:bidi="zh_TW"/>
-          </w:rPr>
-          <w:rPr>
-            <w:color w:val="0000EE"/>
-            <w:u w:val="single"/>
-          </w:rPr>
-          <w:t>來13:4</w:t>
-        </w:r>
-      </w:hyperlink>
+      <w:r>
+        <w:rPr>
+          <w:lang w:val="zh_TW" w:bidi="zh_TW"/>
+        </w:rPr>
+        <w:t>來13:4</w:t>
+      </w:r>
       <w:r>
         <w:rPr>
           <w:lang w:val="zh_TW" w:bidi="zh_TW"/>
@@ -833,90 +677,60 @@
         </w:rPr>
         <w:t>在舊約聖經中，姦淫的懲罰是處死男女雙方（</w:t>
       </w:r>
-      <w:hyperlink r:id="rId31">
-        <w:r>
-          <w:rPr>
-            <w:lang w:val="zh_TW" w:bidi="zh_TW"/>
-          </w:rPr>
-          <w:rPr>
-            <w:color w:val="0000EE"/>
-            <w:u w:val="single"/>
-          </w:rPr>
-          <w:t>利20:10</w:t>
-        </w:r>
-      </w:hyperlink>
+      <w:r>
+        <w:rPr>
+          <w:lang w:val="zh_TW" w:bidi="zh_TW"/>
+        </w:rPr>
+        <w:t>利20:10</w:t>
+      </w:r>
       <w:r>
         <w:rPr>
           <w:lang w:val="zh_TW" w:bidi="zh_TW"/>
         </w:rPr>
         <w:t>；</w:t>
       </w:r>
-      <w:hyperlink r:id="rId32">
-        <w:r>
-          <w:rPr>
-            <w:lang w:val="zh_TW" w:bidi="zh_TW"/>
-          </w:rPr>
-          <w:rPr>
-            <w:color w:val="0000EE"/>
-            <w:u w:val="single"/>
-          </w:rPr>
-          <w:t>申22:22</w:t>
-        </w:r>
-      </w:hyperlink>
+      <w:r>
+        <w:rPr>
+          <w:lang w:val="zh_TW" w:bidi="zh_TW"/>
+        </w:rPr>
+        <w:t>申22:22</w:t>
+      </w:r>
       <w:r>
         <w:rPr>
           <w:lang w:val="zh_TW" w:bidi="zh_TW"/>
         </w:rPr>
         <w:t>），這種情況適用於婦女已經與另一個男人訂婚，而不適用於強姦的情況（在這情況下，只有男子會被處死——</w:t>
       </w:r>
-      <w:hyperlink r:id="rId33">
-        <w:r>
-          <w:rPr>
-            <w:lang w:val="zh_TW" w:bidi="zh_TW"/>
-          </w:rPr>
-          <w:rPr>
-            <w:color w:val="0000EE"/>
-            <w:u w:val="single"/>
-          </w:rPr>
-          <w:t>申22:23</w:t>
-        </w:r>
-      </w:hyperlink>
+      <w:r>
+        <w:rPr>
+          <w:lang w:val="zh_TW" w:bidi="zh_TW"/>
+        </w:rPr>
+        <w:t>申22:23</w:t>
+      </w:r>
       <w:r>
         <w:rPr>
           <w:lang w:val="zh_TW" w:bidi="zh_TW"/>
         </w:rPr>
         <w:t>–</w:t>
       </w:r>
-      <w:hyperlink r:id="rId33">
-        <w:r>
-          <w:rPr>
-            <w:lang w:val="zh_TW" w:bidi="zh_TW"/>
-          </w:rPr>
-          <w:rPr>
-            <w:color w:val="0000EE"/>
-            <w:u w:val="single"/>
-          </w:rPr>
-          <w:t>27</w:t>
-        </w:r>
-      </w:hyperlink>
+      <w:r>
+        <w:rPr>
+          <w:lang w:val="zh_TW" w:bidi="zh_TW"/>
+        </w:rPr>
+        <w:t>27</w:t>
+      </w:r>
       <w:r>
         <w:rPr>
           <w:lang w:val="zh_TW" w:bidi="zh_TW"/>
         </w:rPr>
         <w:t>）。「就把那惡從你們中間除掉」（</w:t>
       </w:r>
-      <w:hyperlink r:id="rId34">
-        <w:r>
-          <w:rPr>
-            <w:lang w:val="zh_TW" w:bidi="zh_TW"/>
-          </w:rPr>
-          <w:rPr>
-            <w:color w:val="0000EE"/>
-            <w:u w:val="single"/>
-          </w:rPr>
-          <w:t>申22:24）</w:t>
-        </w:r>
-      </w:hyperlink>
+      <w:r>
+        <w:rPr>
+          <w:lang w:val="zh_TW" w:bidi="zh_TW"/>
+        </w:rPr>
+        <w:t>申22:24）</w:t>
+      </w:r>
       <w:r>
         <w:rPr>
           <w:lang w:val="zh_TW" w:bidi="zh_TW"/>
@@ -937,36 +751,24 @@
         </w:rPr>
         <w:t>由於姦淫的後果非常嚴重，必須罪名確鑿，才能懲罰。如果只是懷疑姦淫，妻子需要通過起誓並喝苦水來接受測試。由於測試是在神面前進行，其結果被認為能揭示真相（</w:t>
       </w:r>
-      <w:hyperlink r:id="rId35">
-        <w:r>
-          <w:rPr>
-            <w:lang w:val="zh_TW" w:bidi="zh_TW"/>
-          </w:rPr>
-          <w:rPr>
-            <w:color w:val="0000EE"/>
-            <w:u w:val="single"/>
-          </w:rPr>
-          <w:t>民5:11</w:t>
-        </w:r>
-      </w:hyperlink>
+      <w:r>
+        <w:rPr>
+          <w:lang w:val="zh_TW" w:bidi="zh_TW"/>
+        </w:rPr>
+        <w:t>民5:11</w:t>
+      </w:r>
       <w:r>
         <w:rPr>
           <w:lang w:val="zh_TW" w:bidi="zh_TW"/>
         </w:rPr>
         <w:t>–</w:t>
       </w:r>
-      <w:hyperlink r:id="rId35">
-        <w:r>
-          <w:rPr>
-            <w:lang w:val="zh_TW" w:bidi="zh_TW"/>
-          </w:rPr>
-          <w:rPr>
-            <w:color w:val="0000EE"/>
-            <w:u w:val="single"/>
-          </w:rPr>
-          <w:t>31</w:t>
-        </w:r>
-      </w:hyperlink>
+      <w:r>
+        <w:rPr>
+          <w:lang w:val="zh_TW" w:bidi="zh_TW"/>
+        </w:rPr>
+        <w:t>31</w:t>
+      </w:r>
       <w:r>
         <w:rPr>
           <w:lang w:val="zh_TW" w:bidi="zh_TW"/>
@@ -987,138 +789,90 @@
         </w:rPr>
         <w:t>在舊約和新約中，姦淫也被用來象徵人對神的不忠。舊約先知將神與百姓約的關係比作婚姻（</w:t>
       </w:r>
-      <w:hyperlink r:id="rId36">
-        <w:r>
-          <w:rPr>
-            <w:lang w:val="zh_TW" w:bidi="zh_TW"/>
-          </w:rPr>
-          <w:rPr>
-            <w:color w:val="0000EE"/>
-            <w:u w:val="single"/>
-          </w:rPr>
-          <w:t>賽54:5</w:t>
-        </w:r>
-      </w:hyperlink>
+      <w:r>
+        <w:rPr>
+          <w:lang w:val="zh_TW" w:bidi="zh_TW"/>
+        </w:rPr>
+        <w:t>賽54:5</w:t>
+      </w:r>
       <w:r>
         <w:rPr>
           <w:lang w:val="zh_TW" w:bidi="zh_TW"/>
         </w:rPr>
         <w:t>–</w:t>
       </w:r>
-      <w:hyperlink r:id="rId36">
-        <w:r>
-          <w:rPr>
-            <w:lang w:val="zh_TW" w:bidi="zh_TW"/>
-          </w:rPr>
-          <w:rPr>
-            <w:color w:val="0000EE"/>
-            <w:u w:val="single"/>
-          </w:rPr>
-          <w:t>8</w:t>
-        </w:r>
-      </w:hyperlink>
+      <w:r>
+        <w:rPr>
+          <w:lang w:val="zh_TW" w:bidi="zh_TW"/>
+        </w:rPr>
+        <w:t>8</w:t>
+      </w:r>
       <w:r>
         <w:rPr>
           <w:lang w:val="zh_TW" w:bidi="zh_TW"/>
         </w:rPr>
         <w:t>；參</w:t>
       </w:r>
-      <w:hyperlink r:id="rId37">
-        <w:r>
-          <w:rPr>
-            <w:lang w:val="zh_TW" w:bidi="zh_TW"/>
-          </w:rPr>
-          <w:rPr>
-            <w:color w:val="0000EE"/>
-            <w:u w:val="single"/>
-          </w:rPr>
-          <w:t>啟21:2</w:t>
-        </w:r>
-      </w:hyperlink>
+      <w:r>
+        <w:rPr>
+          <w:lang w:val="zh_TW" w:bidi="zh_TW"/>
+        </w:rPr>
+        <w:t>啟21:2</w:t>
+      </w:r>
       <w:r>
         <w:rPr>
           <w:lang w:val="zh_TW" w:bidi="zh_TW"/>
         </w:rPr>
         <w:t>），破壞這種關係（尤其是通過崇拜偶像），就被視為屬靈的姦淫（</w:t>
       </w:r>
-      <w:hyperlink r:id="rId38">
-        <w:r>
-          <w:rPr>
-            <w:lang w:val="zh_TW" w:bidi="zh_TW"/>
-          </w:rPr>
-          <w:rPr>
-            <w:color w:val="0000EE"/>
-            <w:u w:val="single"/>
-          </w:rPr>
-          <w:t>耶5:7</w:t>
-        </w:r>
-      </w:hyperlink>
+      <w:r>
+        <w:rPr>
+          <w:lang w:val="zh_TW" w:bidi="zh_TW"/>
+        </w:rPr>
+        <w:t>耶5:7</w:t>
+      </w:r>
       <w:r>
         <w:rPr>
           <w:lang w:val="zh_TW" w:bidi="zh_TW"/>
         </w:rPr>
         <w:t>–</w:t>
       </w:r>
-      <w:hyperlink r:id="rId38">
-        <w:r>
-          <w:rPr>
-            <w:lang w:val="zh_TW" w:bidi="zh_TW"/>
-          </w:rPr>
-          <w:rPr>
-            <w:color w:val="0000EE"/>
-            <w:u w:val="single"/>
-          </w:rPr>
-          <w:t>8，</w:t>
-        </w:r>
-      </w:hyperlink>
-      <w:hyperlink r:id="rId39">
-        <w:r>
-          <w:rPr>
-            <w:lang w:val="zh_TW" w:bidi="zh_TW"/>
-          </w:rPr>
-          <w:rPr>
-            <w:color w:val="0000EE"/>
-            <w:u w:val="single"/>
-          </w:rPr>
-          <w:t>13:22</w:t>
-        </w:r>
-      </w:hyperlink>
+      <w:r>
+        <w:rPr>
+          <w:lang w:val="zh_TW" w:bidi="zh_TW"/>
+        </w:rPr>
+        <w:t>8，</w:t>
+      </w:r>
+      <w:r>
+        <w:rPr>
+          <w:lang w:val="zh_TW" w:bidi="zh_TW"/>
+        </w:rPr>
+        <w:t>13:22</w:t>
+      </w:r>
       <w:r>
         <w:rPr>
           <w:lang w:val="zh_TW" w:bidi="zh_TW"/>
         </w:rPr>
         <w:t>–</w:t>
       </w:r>
-      <w:hyperlink r:id="rId39">
-        <w:r>
-          <w:rPr>
-            <w:lang w:val="zh_TW" w:bidi="zh_TW"/>
-          </w:rPr>
-          <w:rPr>
-            <w:color w:val="0000EE"/>
-            <w:u w:val="single"/>
-          </w:rPr>
-          <w:t>27</w:t>
-        </w:r>
-      </w:hyperlink>
+      <w:r>
+        <w:rPr>
+          <w:lang w:val="zh_TW" w:bidi="zh_TW"/>
+        </w:rPr>
+        <w:t>27</w:t>
+      </w:r>
       <w:r>
         <w:rPr>
           <w:lang w:val="zh_TW" w:bidi="zh_TW"/>
         </w:rPr>
         <w:t>；</w:t>
       </w:r>
-      <w:hyperlink r:id="rId40">
-        <w:r>
-          <w:rPr>
-            <w:lang w:val="zh_TW" w:bidi="zh_TW"/>
-          </w:rPr>
-          <w:rPr>
-            <w:color w:val="0000EE"/>
-            <w:u w:val="single"/>
-          </w:rPr>
-          <w:t>結23:37</w:t>
-        </w:r>
-      </w:hyperlink>
+      <w:r>
+        <w:rPr>
+          <w:lang w:val="zh_TW" w:bidi="zh_TW"/>
+        </w:rPr>
+        <w:t>結23:37</w:t>
+      </w:r>
       <w:r>
         <w:rPr>
           <w:lang w:val="zh_TW" w:bidi="zh_TW"/>
@@ -1139,66 +893,42 @@
         </w:rPr>
         <w:t>耶穌也用屬靈上的姦淫來描述那些拒絕祂的身份或要求證明祂神性的人（</w:t>
       </w:r>
-      <w:hyperlink r:id="rId41">
-        <w:r>
-          <w:rPr>
-            <w:lang w:val="zh_TW" w:bidi="zh_TW"/>
-          </w:rPr>
-          <w:rPr>
-            <w:color w:val="0000EE"/>
-            <w:u w:val="single"/>
-          </w:rPr>
-          <w:t>太12:39，</w:t>
-        </w:r>
-      </w:hyperlink>
-      <w:hyperlink r:id="rId42">
-        <w:r>
-          <w:rPr>
-            <w:lang w:val="zh_TW" w:bidi="zh_TW"/>
-          </w:rPr>
-          <w:rPr>
-            <w:color w:val="0000EE"/>
-            <w:u w:val="single"/>
-          </w:rPr>
-          <w:t>16:4</w:t>
-        </w:r>
-      </w:hyperlink>
+      <w:r>
+        <w:rPr>
+          <w:lang w:val="zh_TW" w:bidi="zh_TW"/>
+        </w:rPr>
+        <w:t>太12:39，</w:t>
+      </w:r>
+      <w:r>
+        <w:rPr>
+          <w:lang w:val="zh_TW" w:bidi="zh_TW"/>
+        </w:rPr>
+        <w:t>16:4</w:t>
+      </w:r>
       <w:r>
         <w:rPr>
           <w:lang w:val="zh_TW" w:bidi="zh_TW"/>
         </w:rPr>
         <w:t>；</w:t>
       </w:r>
-      <w:hyperlink r:id="rId43">
-        <w:r>
-          <w:rPr>
-            <w:lang w:val="zh_TW" w:bidi="zh_TW"/>
-          </w:rPr>
-          <w:rPr>
-            <w:color w:val="0000EE"/>
-            <w:u w:val="single"/>
-          </w:rPr>
-          <w:t>可8:38</w:t>
-        </w:r>
-      </w:hyperlink>
+      <w:r>
+        <w:rPr>
+          <w:lang w:val="zh_TW" w:bidi="zh_TW"/>
+        </w:rPr>
+        <w:t>可8:38</w:t>
+      </w:r>
       <w:r>
         <w:rPr>
           <w:lang w:val="zh_TW" w:bidi="zh_TW"/>
         </w:rPr>
         <w:t>）。在</w:t>
       </w:r>
-      <w:hyperlink r:id="rId44">
-        <w:r>
-          <w:rPr>
-            <w:lang w:val="zh_TW" w:bidi="zh_TW"/>
-          </w:rPr>
-          <w:rPr>
-            <w:color w:val="0000EE"/>
-            <w:u w:val="single"/>
-          </w:rPr>
-          <w:t>雅各書四章4至6節</w:t>
-        </w:r>
-      </w:hyperlink>
+      <w:r>
+        <w:rPr>
+          <w:lang w:val="zh_TW" w:bidi="zh_TW"/>
+        </w:rPr>
+        <w:t>雅各書四章4至6節</w:t>
+      </w:r>
       <w:r>
         <w:rPr>
           <w:lang w:val="zh_TW" w:bidi="zh_TW"/>
@@ -1241,36 +971,24 @@
         </w:rPr>
         <w:t>神的百姓對祂不忠的嚴重性（</w:t>
       </w:r>
-      <w:hyperlink r:id="rId45">
-        <w:r>
-          <w:rPr>
-            <w:lang w:val="zh_TW" w:bidi="zh_TW"/>
-          </w:rPr>
-          <w:rPr>
-            <w:color w:val="0000EE"/>
-            <w:u w:val="single"/>
-          </w:rPr>
-          <w:t>何2:2</w:t>
-        </w:r>
-      </w:hyperlink>
+      <w:r>
+        <w:rPr>
+          <w:lang w:val="zh_TW" w:bidi="zh_TW"/>
+        </w:rPr>
+        <w:t>何2:2</w:t>
+      </w:r>
       <w:r>
         <w:rPr>
           <w:lang w:val="zh_TW" w:bidi="zh_TW"/>
         </w:rPr>
         <w:t>–</w:t>
       </w:r>
-      <w:hyperlink r:id="rId45">
-        <w:r>
-          <w:rPr>
-            <w:lang w:val="zh_TW" w:bidi="zh_TW"/>
-          </w:rPr>
-          <w:rPr>
-            <w:color w:val="0000EE"/>
-            <w:u w:val="single"/>
-          </w:rPr>
-          <w:t>6</w:t>
-        </w:r>
-      </w:hyperlink>
+      <w:r>
+        <w:rPr>
+          <w:lang w:val="zh_TW" w:bidi="zh_TW"/>
+        </w:rPr>
+        <w:t>6</w:t>
+      </w:r>
       <w:r>
         <w:rPr>
           <w:lang w:val="zh_TW" w:bidi="zh_TW"/>
@@ -1295,36 +1013,24 @@
         </w:rPr>
         <w:t>神渴望恢復這關係（</w:t>
       </w:r>
-      <w:hyperlink r:id="rId46">
-        <w:r>
-          <w:rPr>
-            <w:lang w:val="zh_TW" w:bidi="zh_TW"/>
-          </w:rPr>
-          <w:rPr>
-            <w:color w:val="0000EE"/>
-            <w:u w:val="single"/>
-          </w:rPr>
-          <w:t>3:1</w:t>
-        </w:r>
-      </w:hyperlink>
+      <w:r>
+        <w:rPr>
+          <w:lang w:val="zh_TW" w:bidi="zh_TW"/>
+        </w:rPr>
+        <w:t>3:1</w:t>
+      </w:r>
       <w:r>
         <w:rPr>
           <w:lang w:val="zh_TW" w:bidi="zh_TW"/>
         </w:rPr>
         <w:t>–</w:t>
       </w:r>
-      <w:hyperlink r:id="rId46">
-        <w:r>
-          <w:rPr>
-            <w:lang w:val="zh_TW" w:bidi="zh_TW"/>
-          </w:rPr>
-          <w:rPr>
-            <w:color w:val="0000EE"/>
-            <w:u w:val="single"/>
-          </w:rPr>
-          <w:t>5</w:t>
-        </w:r>
-      </w:hyperlink>
+      <w:r>
+        <w:rPr>
+          <w:lang w:val="zh_TW" w:bidi="zh_TW"/>
+        </w:rPr>
+        <w:t>5</w:t>
+      </w:r>
       <w:r>
         <w:rPr>
           <w:lang w:val="zh_TW" w:bidi="zh_TW"/>
@@ -1345,72 +1051,48 @@
         </w:rPr>
         <w:t>對神不忠（屬靈的姦淫）會招致神的審判，就像肉體上的姦淫一樣。然而，在這兩種情況下，神最大的渴望是修復關係，這需要人真心悔改，回轉向神（</w:t>
       </w:r>
-      <w:hyperlink r:id="rId47">
-        <w:r>
-          <w:rPr>
-            <w:lang w:val="zh_TW" w:bidi="zh_TW"/>
-          </w:rPr>
-          <w:rPr>
-            <w:color w:val="0000EE"/>
-            <w:u w:val="single"/>
-          </w:rPr>
-          <w:t>耶3:1</w:t>
-        </w:r>
-      </w:hyperlink>
+      <w:r>
+        <w:rPr>
+          <w:lang w:val="zh_TW" w:bidi="zh_TW"/>
+        </w:rPr>
+        <w:t>耶3:1</w:t>
+      </w:r>
       <w:r>
         <w:rPr>
           <w:lang w:val="zh_TW" w:bidi="zh_TW"/>
         </w:rPr>
         <w:t>–</w:t>
       </w:r>
-      <w:hyperlink r:id="rId47">
-        <w:r>
-          <w:rPr>
-            <w:lang w:val="zh_TW" w:bidi="zh_TW"/>
-          </w:rPr>
-          <w:rPr>
-            <w:color w:val="0000EE"/>
-            <w:u w:val="single"/>
-          </w:rPr>
-          <w:t>14</w:t>
-        </w:r>
-      </w:hyperlink>
+      <w:r>
+        <w:rPr>
+          <w:lang w:val="zh_TW" w:bidi="zh_TW"/>
+        </w:rPr>
+        <w:t>14</w:t>
+      </w:r>
       <w:r>
         <w:rPr>
           <w:lang w:val="zh_TW" w:bidi="zh_TW"/>
         </w:rPr>
         <w:t>；</w:t>
       </w:r>
-      <w:hyperlink r:id="rId48">
-        <w:r>
-          <w:rPr>
-            <w:lang w:val="zh_TW" w:bidi="zh_TW"/>
-          </w:rPr>
-          <w:rPr>
-            <w:color w:val="0000EE"/>
-            <w:u w:val="single"/>
-          </w:rPr>
-          <w:t>結16:1</w:t>
-        </w:r>
-      </w:hyperlink>
+      <w:r>
+        <w:rPr>
+          <w:lang w:val="zh_TW" w:bidi="zh_TW"/>
+        </w:rPr>
+        <w:t>結16:1</w:t>
+      </w:r>
       <w:r>
         <w:rPr>
           <w:lang w:val="zh_TW" w:bidi="zh_TW"/>
         </w:rPr>
         <w:t>–</w:t>
       </w:r>
-      <w:hyperlink r:id="rId48">
-        <w:r>
-          <w:rPr>
-            <w:lang w:val="zh_TW" w:bidi="zh_TW"/>
-          </w:rPr>
-          <w:rPr>
-            <w:color w:val="0000EE"/>
-            <w:u w:val="single"/>
-          </w:rPr>
-          <w:t>63</w:t>
-        </w:r>
-      </w:hyperlink>
+      <w:r>
+        <w:rPr>
+          <w:lang w:val="zh_TW" w:bidi="zh_TW"/>
+        </w:rPr>
+        <w:t>63</w:t>
+      </w:r>
       <w:r>
         <w:rPr>
           <w:lang w:val="zh_TW" w:bidi="zh_TW"/>
@@ -1547,150 +1229,96 @@
         </w:rPr>
         <w:t>在舊約中，以色列民等待多年，期盼神的應許成就。許多信徒在未見應許實現前就已去世（</w:t>
       </w:r>
-      <w:hyperlink r:id="rId49">
-        <w:r>
-          <w:rPr>
-            <w:lang w:val="zh_TW" w:bidi="zh_TW"/>
-          </w:rPr>
-          <w:rPr>
-            <w:color w:val="0000EE"/>
-            <w:u w:val="single"/>
-          </w:rPr>
-          <w:t>來11:1、13、21</w:t>
-        </w:r>
-      </w:hyperlink>
-      <w:hyperlink r:id="rId50">
-        <w:r>
-          <w:rPr>
-            <w:lang w:val="zh_TW" w:bidi="zh_TW"/>
-          </w:rPr>
-          <w:rPr>
-            <w:color w:val="0000EE"/>
-            <w:u w:val="single"/>
-          </w:rPr>
-          <w:t>–</w:t>
-        </w:r>
-      </w:hyperlink>
-      <w:hyperlink r:id="rId49">
-        <w:r>
-          <w:rPr>
-            <w:lang w:val="zh_TW" w:bidi="zh_TW"/>
-          </w:rPr>
-          <w:rPr>
-            <w:color w:val="0000EE"/>
-            <w:u w:val="single"/>
-          </w:rPr>
-          <w:t>22、39</w:t>
-        </w:r>
-      </w:hyperlink>
+      <w:r>
+        <w:rPr>
+          <w:lang w:val="zh_TW" w:bidi="zh_TW"/>
+        </w:rPr>
+        <w:t>來11:1、13、21</w:t>
+      </w:r>
+      <w:r>
+        <w:rPr>
+          <w:lang w:val="zh_TW" w:bidi="zh_TW"/>
+        </w:rPr>
+        <w:t>–</w:t>
+      </w:r>
+      <w:r>
+        <w:rPr>
+          <w:lang w:val="zh_TW" w:bidi="zh_TW"/>
+        </w:rPr>
+        <w:t>22、39</w:t>
+      </w:r>
       <w:r>
         <w:rPr>
           <w:lang w:val="zh_TW" w:bidi="zh_TW"/>
         </w:rPr>
         <w:t>）。神對亞伯拉罕的應許給予百姓數百年的盼望，直到他們終於住在迦南地。以色列人在曠野的旅途中學到了一個重要教訓：他們失去最初的熱情，這阻礙他們進入應許之地，以色列民永遠銘記這一教訓（</w:t>
       </w:r>
-      <w:hyperlink r:id="rId51">
-        <w:r>
-          <w:rPr>
-            <w:lang w:val="zh_TW" w:bidi="zh_TW"/>
-          </w:rPr>
-          <w:rPr>
-            <w:color w:val="0000EE"/>
-            <w:u w:val="single"/>
-          </w:rPr>
-          <w:t>來3:16–19</w:t>
-        </w:r>
-      </w:hyperlink>
+      <w:r>
+        <w:rPr>
+          <w:lang w:val="zh_TW" w:bidi="zh_TW"/>
+        </w:rPr>
+        <w:t>來3:16–19</w:t>
+      </w:r>
       <w:r>
         <w:rPr>
           <w:lang w:val="zh_TW" w:bidi="zh_TW"/>
         </w:rPr>
         <w:t>）。先知們（神的代言人）總是在失敗和困難之中看到未來的盼望，並幫助百姓堅定他們的信心（</w:t>
       </w:r>
-      <w:hyperlink r:id="rId52">
-        <w:r>
-          <w:rPr>
-            <w:lang w:val="zh_TW" w:bidi="zh_TW"/>
-          </w:rPr>
-          <w:rPr>
-            <w:color w:val="0000EE"/>
-            <w:u w:val="single"/>
-          </w:rPr>
-          <w:t>耶32:1–15</w:t>
-        </w:r>
-      </w:hyperlink>
+      <w:r>
+        <w:rPr>
+          <w:lang w:val="zh_TW" w:bidi="zh_TW"/>
+        </w:rPr>
+        <w:t>耶32:1–15</w:t>
+      </w:r>
       <w:r>
         <w:rPr>
           <w:lang w:val="zh_TW" w:bidi="zh_TW"/>
         </w:rPr>
         <w:t>；</w:t>
       </w:r>
-      <w:hyperlink r:id="rId53">
-        <w:r>
-          <w:rPr>
-            <w:lang w:val="zh_TW" w:bidi="zh_TW"/>
-          </w:rPr>
-          <w:rPr>
-            <w:color w:val="0000EE"/>
-            <w:u w:val="single"/>
-          </w:rPr>
-          <w:t>何3:4–5</w:t>
-        </w:r>
-      </w:hyperlink>
+      <w:r>
+        <w:rPr>
+          <w:lang w:val="zh_TW" w:bidi="zh_TW"/>
+        </w:rPr>
+        <w:t>何3:4–5</w:t>
+      </w:r>
       <w:r>
         <w:rPr>
           <w:lang w:val="zh_TW" w:bidi="zh_TW"/>
         </w:rPr>
         <w:t>；</w:t>
       </w:r>
-      <w:hyperlink r:id="rId54">
-        <w:r>
-          <w:rPr>
-            <w:lang w:val="zh_TW" w:bidi="zh_TW"/>
-          </w:rPr>
-          <w:rPr>
-            <w:color w:val="0000EE"/>
-            <w:u w:val="single"/>
-          </w:rPr>
-          <w:t>珥2:28–29</w:t>
-        </w:r>
-      </w:hyperlink>
+      <w:r>
+        <w:rPr>
+          <w:lang w:val="zh_TW" w:bidi="zh_TW"/>
+        </w:rPr>
+        <w:t>珥2:28–29</w:t>
+      </w:r>
       <w:r>
         <w:rPr>
           <w:lang w:val="zh_TW" w:bidi="zh_TW"/>
         </w:rPr>
         <w:t>；</w:t>
       </w:r>
-      <w:hyperlink r:id="rId55">
-        <w:r>
-          <w:rPr>
-            <w:lang w:val="zh_TW" w:bidi="zh_TW"/>
-          </w:rPr>
-          <w:rPr>
-            <w:color w:val="0000EE"/>
-            <w:u w:val="single"/>
-          </w:rPr>
-          <w:t>哈2:1–3</w:t>
-        </w:r>
-      </w:hyperlink>
+      <w:r>
+        <w:rPr>
+          <w:lang w:val="zh_TW" w:bidi="zh_TW"/>
+        </w:rPr>
+        <w:t>哈2:1–3</w:t>
+      </w:r>
       <w:r>
         <w:rPr>
           <w:lang w:val="zh_TW" w:bidi="zh_TW"/>
         </w:rPr>
         <w:t>；</w:t>
       </w:r>
-      <w:hyperlink r:id="rId56">
-        <w:r>
-          <w:rPr>
-            <w:lang w:val="zh_TW" w:bidi="zh_TW"/>
-          </w:rPr>
-          <w:rPr>
-            <w:color w:val="0000EE"/>
-            <w:u w:val="single"/>
-          </w:rPr>
-          <w:t>但12:11–13</w:t>
-        </w:r>
-      </w:hyperlink>
+      <w:r>
+        <w:rPr>
+          <w:lang w:val="zh_TW" w:bidi="zh_TW"/>
+        </w:rPr>
+        <w:t>但12:11–13</w:t>
+      </w:r>
       <w:r>
         <w:rPr>
           <w:lang w:val="zh_TW" w:bidi="zh_TW"/>
@@ -1735,66 +1363,42 @@
         </w:rPr>
         <w:t>，意思是「持續專注或堅定不移」（</w:t>
       </w:r>
-      <w:hyperlink r:id="rId57">
-        <w:r>
-          <w:rPr>
-            <w:lang w:val="zh_TW" w:bidi="zh_TW"/>
-          </w:rPr>
-          <w:rPr>
-            <w:color w:val="0000EE"/>
-            <w:u w:val="single"/>
-          </w:rPr>
-          <w:t>可3:9</w:t>
-        </w:r>
-      </w:hyperlink>
+      <w:r>
+        <w:rPr>
+          <w:lang w:val="zh_TW" w:bidi="zh_TW"/>
+        </w:rPr>
+        <w:t>可3:9</w:t>
+      </w:r>
       <w:r>
         <w:rPr>
           <w:lang w:val="zh_TW" w:bidi="zh_TW"/>
         </w:rPr>
         <w:t>；</w:t>
       </w:r>
-      <w:hyperlink r:id="rId58">
-        <w:r>
-          <w:rPr>
-            <w:lang w:val="zh_TW" w:bidi="zh_TW"/>
-          </w:rPr>
-          <w:rPr>
-            <w:color w:val="0000EE"/>
-            <w:u w:val="single"/>
-          </w:rPr>
-          <w:t>徒8:13，</w:t>
-        </w:r>
-      </w:hyperlink>
-      <w:hyperlink r:id="rId59">
-        <w:r>
-          <w:rPr>
-            <w:lang w:val="zh_TW" w:bidi="zh_TW"/>
-          </w:rPr>
-          <w:rPr>
-            <w:color w:val="0000EE"/>
-            <w:u w:val="single"/>
-          </w:rPr>
-          <w:t>10:7</w:t>
-        </w:r>
-      </w:hyperlink>
+      <w:r>
+        <w:rPr>
+          <w:lang w:val="zh_TW" w:bidi="zh_TW"/>
+        </w:rPr>
+        <w:t>徒8:13，</w:t>
+      </w:r>
+      <w:r>
+        <w:rPr>
+          <w:lang w:val="zh_TW" w:bidi="zh_TW"/>
+        </w:rPr>
+        <w:t>10:7</w:t>
+      </w:r>
       <w:r>
         <w:rPr>
           <w:lang w:val="zh_TW" w:bidi="zh_TW"/>
         </w:rPr>
         <w:t>；</w:t>
       </w:r>
-      <w:hyperlink r:id="rId60">
-        <w:r>
-          <w:rPr>
-            <w:lang w:val="zh_TW" w:bidi="zh_TW"/>
-          </w:rPr>
-          <w:rPr>
-            <w:color w:val="0000EE"/>
-            <w:u w:val="single"/>
-          </w:rPr>
-          <w:t>羅13:6）</w:t>
-        </w:r>
-      </w:hyperlink>
+      <w:r>
+        <w:rPr>
+          <w:lang w:val="zh_TW" w:bidi="zh_TW"/>
+        </w:rPr>
+        <w:t>羅13:6）</w:t>
+      </w:r>
       <w:r>
         <w:rPr>
           <w:lang w:val="zh_TW" w:bidi="zh_TW"/>
@@ -1844,36 +1448,24 @@
         </w:rPr>
         <w:t>在禱告中（</w:t>
       </w:r>
-      <w:hyperlink r:id="rId61">
-        <w:r>
-          <w:rPr>
-            <w:lang w:val="zh_TW" w:bidi="zh_TW"/>
-          </w:rPr>
-          <w:rPr>
-            <w:color w:val="0000EE"/>
-            <w:u w:val="single"/>
-          </w:rPr>
-          <w:t>路18:1–8</w:t>
-        </w:r>
-      </w:hyperlink>
+      <w:r>
+        <w:rPr>
+          <w:lang w:val="zh_TW" w:bidi="zh_TW"/>
+        </w:rPr>
+        <w:t>路18:1–8</w:t>
+      </w:r>
       <w:r>
         <w:rPr>
           <w:lang w:val="zh_TW" w:bidi="zh_TW"/>
         </w:rPr>
         <w:t>；</w:t>
       </w:r>
-      <w:hyperlink r:id="rId62">
-        <w:r>
-          <w:rPr>
-            <w:lang w:val="zh_TW" w:bidi="zh_TW"/>
-          </w:rPr>
-          <w:rPr>
-            <w:color w:val="0000EE"/>
-            <w:u w:val="single"/>
-          </w:rPr>
-          <w:t>西4:2</w:t>
-        </w:r>
-      </w:hyperlink>
+      <w:r>
+        <w:rPr>
+          <w:lang w:val="zh_TW" w:bidi="zh_TW"/>
+        </w:rPr>
+        <w:t>西4:2</w:t>
+      </w:r>
       <w:r>
         <w:rPr>
           <w:lang w:val="zh_TW" w:bidi="zh_TW"/>
@@ -1898,36 +1490,24 @@
         </w:rPr>
         <w:t>在行善時（</w:t>
       </w:r>
-      <w:hyperlink r:id="rId63">
-        <w:r>
-          <w:rPr>
-            <w:lang w:val="zh_TW" w:bidi="zh_TW"/>
-          </w:rPr>
-          <w:rPr>
-            <w:color w:val="0000EE"/>
-            <w:u w:val="single"/>
-          </w:rPr>
-          <w:t>羅2:7</w:t>
-        </w:r>
-      </w:hyperlink>
+      <w:r>
+        <w:rPr>
+          <w:lang w:val="zh_TW" w:bidi="zh_TW"/>
+        </w:rPr>
+        <w:t>羅2:7</w:t>
+      </w:r>
       <w:r>
         <w:rPr>
           <w:lang w:val="zh_TW" w:bidi="zh_TW"/>
         </w:rPr>
         <w:t>；</w:t>
       </w:r>
-      <w:hyperlink r:id="rId64">
-        <w:r>
-          <w:rPr>
-            <w:lang w:val="zh_TW" w:bidi="zh_TW"/>
-          </w:rPr>
-          <w:rPr>
-            <w:color w:val="0000EE"/>
-            <w:u w:val="single"/>
-          </w:rPr>
-          <w:t>加6:9</w:t>
-        </w:r>
-      </w:hyperlink>
+      <w:r>
+        <w:rPr>
+          <w:lang w:val="zh_TW" w:bidi="zh_TW"/>
+        </w:rPr>
+        <w:t>加6:9</w:t>
+      </w:r>
       <w:r>
         <w:rPr>
           <w:lang w:val="zh_TW" w:bidi="zh_TW"/>
@@ -1952,36 +1532,24 @@
         </w:rPr>
         <w:t>在學習基督信仰時（</w:t>
       </w:r>
-      <w:hyperlink r:id="rId65">
-        <w:r>
-          <w:rPr>
-            <w:lang w:val="zh_TW" w:bidi="zh_TW"/>
-          </w:rPr>
-          <w:rPr>
-            <w:color w:val="0000EE"/>
-            <w:u w:val="single"/>
-          </w:rPr>
-          <w:t>徒2:42</w:t>
-        </w:r>
-      </w:hyperlink>
+      <w:r>
+        <w:rPr>
+          <w:lang w:val="zh_TW" w:bidi="zh_TW"/>
+        </w:rPr>
+        <w:t>徒2:42</w:t>
+      </w:r>
       <w:r>
         <w:rPr>
           <w:lang w:val="zh_TW" w:bidi="zh_TW"/>
         </w:rPr>
         <w:t>；</w:t>
       </w:r>
-      <w:hyperlink r:id="rId66">
-        <w:r>
-          <w:rPr>
-            <w:lang w:val="zh_TW" w:bidi="zh_TW"/>
-          </w:rPr>
-          <w:rPr>
-            <w:color w:val="0000EE"/>
-            <w:u w:val="single"/>
-          </w:rPr>
-          <w:t>提後3:14</w:t>
-        </w:r>
-      </w:hyperlink>
+      <w:r>
+        <w:rPr>
+          <w:lang w:val="zh_TW" w:bidi="zh_TW"/>
+        </w:rPr>
+        <w:t>提後3:14</w:t>
+      </w:r>
       <w:r>
         <w:rPr>
           <w:lang w:val="zh_TW" w:bidi="zh_TW"/>
@@ -2006,18 +1574,12 @@
         </w:rPr>
         <w:t>在困難時期（</w:t>
       </w:r>
-      <w:hyperlink r:id="rId67">
-        <w:r>
-          <w:rPr>
-            <w:lang w:val="zh_TW" w:bidi="zh_TW"/>
-          </w:rPr>
-          <w:rPr>
-            <w:color w:val="0000EE"/>
-            <w:u w:val="single"/>
-          </w:rPr>
-          <w:t>帖後1:4</w:t>
-        </w:r>
-      </w:hyperlink>
+      <w:r>
+        <w:rPr>
+          <w:lang w:val="zh_TW" w:bidi="zh_TW"/>
+        </w:rPr>
+        <w:t>帖後1:4</w:t>
+      </w:r>
       <w:r>
         <w:rPr>
           <w:lang w:val="zh_TW" w:bidi="zh_TW"/>
@@ -2042,36 +1604,24 @@
         </w:rPr>
         <w:t>在恩典中（</w:t>
       </w:r>
-      <w:hyperlink r:id="rId68">
-        <w:r>
-          <w:rPr>
-            <w:lang w:val="zh_TW" w:bidi="zh_TW"/>
-          </w:rPr>
-          <w:rPr>
-            <w:color w:val="0000EE"/>
-            <w:u w:val="single"/>
-          </w:rPr>
-          <w:t>徒13:43</w:t>
-        </w:r>
-      </w:hyperlink>
+      <w:r>
+        <w:rPr>
+          <w:lang w:val="zh_TW" w:bidi="zh_TW"/>
+        </w:rPr>
+        <w:t>徒13:43</w:t>
+      </w:r>
       <w:r>
         <w:rPr>
           <w:lang w:val="zh_TW" w:bidi="zh_TW"/>
         </w:rPr>
         <w:t>；</w:t>
       </w:r>
-      <w:hyperlink r:id="rId69">
-        <w:r>
-          <w:rPr>
-            <w:lang w:val="zh_TW" w:bidi="zh_TW"/>
-          </w:rPr>
-          <w:rPr>
-            <w:color w:val="0000EE"/>
-            <w:u w:val="single"/>
-          </w:rPr>
-          <w:t>林後6:1</w:t>
-        </w:r>
-      </w:hyperlink>
+      <w:r>
+        <w:rPr>
+          <w:lang w:val="zh_TW" w:bidi="zh_TW"/>
+        </w:rPr>
+        <w:t>林後6:1</w:t>
+      </w:r>
       <w:r>
         <w:rPr>
           <w:lang w:val="zh_TW" w:bidi="zh_TW"/>
@@ -2096,36 +1646,24 @@
         </w:rPr>
         <w:t>在信心中（</w:t>
       </w:r>
-      <w:hyperlink r:id="rId70">
-        <w:r>
-          <w:rPr>
-            <w:lang w:val="zh_TW" w:bidi="zh_TW"/>
-          </w:rPr>
-          <w:rPr>
-            <w:color w:val="0000EE"/>
-            <w:u w:val="single"/>
-          </w:rPr>
-          <w:t>徒14:22</w:t>
-        </w:r>
-      </w:hyperlink>
+      <w:r>
+        <w:rPr>
+          <w:lang w:val="zh_TW" w:bidi="zh_TW"/>
+        </w:rPr>
+        <w:t>徒14:22</w:t>
+      </w:r>
       <w:r>
         <w:rPr>
           <w:lang w:val="zh_TW" w:bidi="zh_TW"/>
         </w:rPr>
         <w:t>；</w:t>
       </w:r>
-      <w:hyperlink r:id="rId71">
-        <w:r>
-          <w:rPr>
-            <w:lang w:val="zh_TW" w:bidi="zh_TW"/>
-          </w:rPr>
-          <w:rPr>
-            <w:color w:val="0000EE"/>
-            <w:u w:val="single"/>
-          </w:rPr>
-          <w:t>西1:23</w:t>
-        </w:r>
-      </w:hyperlink>
+      <w:r>
+        <w:rPr>
+          <w:lang w:val="zh_TW" w:bidi="zh_TW"/>
+        </w:rPr>
+        <w:t>西1:23</w:t>
+      </w:r>
       <w:r>
         <w:rPr>
           <w:lang w:val="zh_TW" w:bidi="zh_TW"/>
@@ -2150,36 +1688,24 @@
         </w:rPr>
         <w:t>在神的愛中（</w:t>
       </w:r>
-      <w:hyperlink r:id="rId72">
-        <w:r>
-          <w:rPr>
-            <w:lang w:val="zh_TW" w:bidi="zh_TW"/>
-          </w:rPr>
-          <w:rPr>
-            <w:color w:val="0000EE"/>
-            <w:u w:val="single"/>
-          </w:rPr>
-          <w:t>約15:9</w:t>
-        </w:r>
-      </w:hyperlink>
+      <w:r>
+        <w:rPr>
+          <w:lang w:val="zh_TW" w:bidi="zh_TW"/>
+        </w:rPr>
+        <w:t>約15:9</w:t>
+      </w:r>
       <w:r>
         <w:rPr>
           <w:lang w:val="zh_TW" w:bidi="zh_TW"/>
         </w:rPr>
         <w:t>；</w:t>
       </w:r>
-      <w:hyperlink r:id="rId73">
-        <w:r>
-          <w:rPr>
-            <w:lang w:val="zh_TW" w:bidi="zh_TW"/>
-          </w:rPr>
-          <w:rPr>
-            <w:color w:val="0000EE"/>
-            <w:u w:val="single"/>
-          </w:rPr>
-          <w:t>猶1:21</w:t>
-        </w:r>
-      </w:hyperlink>
+      <w:r>
+        <w:rPr>
+          <w:lang w:val="zh_TW" w:bidi="zh_TW"/>
+        </w:rPr>
+        <w:t>猶1:21</w:t>
+      </w:r>
       <w:r>
         <w:rPr>
           <w:lang w:val="zh_TW" w:bidi="zh_TW"/>
@@ -2204,36 +1730,24 @@
         </w:rPr>
         <w:t>堅守信仰（</w:t>
       </w:r>
-      <w:hyperlink r:id="rId74">
-        <w:r>
-          <w:rPr>
-            <w:lang w:val="zh_TW" w:bidi="zh_TW"/>
-          </w:rPr>
-          <w:rPr>
-            <w:color w:val="0000EE"/>
-            <w:u w:val="single"/>
-          </w:rPr>
-          <w:t>林前16:13</w:t>
-        </w:r>
-      </w:hyperlink>
+      <w:r>
+        <w:rPr>
+          <w:lang w:val="zh_TW" w:bidi="zh_TW"/>
+        </w:rPr>
+        <w:t>林前16:13</w:t>
+      </w:r>
       <w:r>
         <w:rPr>
           <w:lang w:val="zh_TW" w:bidi="zh_TW"/>
         </w:rPr>
         <w:t>；</w:t>
       </w:r>
-      <w:hyperlink r:id="rId75">
-        <w:r>
-          <w:rPr>
-            <w:lang w:val="zh_TW" w:bidi="zh_TW"/>
-          </w:rPr>
-          <w:rPr>
-            <w:color w:val="0000EE"/>
-            <w:u w:val="single"/>
-          </w:rPr>
-          <w:t>帖後2:15</w:t>
-        </w:r>
-      </w:hyperlink>
+      <w:r>
+        <w:rPr>
+          <w:lang w:val="zh_TW" w:bidi="zh_TW"/>
+        </w:rPr>
+        <w:t>帖後2:15</w:t>
+      </w:r>
       <w:r>
         <w:rPr>
           <w:lang w:val="zh_TW" w:bidi="zh_TW"/>
@@ -2258,36 +1772,24 @@
         </w:rPr>
         <w:t>住在基督裡（</w:t>
       </w:r>
-      <w:hyperlink r:id="rId76">
-        <w:r>
-          <w:rPr>
-            <w:lang w:val="zh_TW" w:bidi="zh_TW"/>
-          </w:rPr>
-          <w:rPr>
-            <w:color w:val="0000EE"/>
-            <w:u w:val="single"/>
-          </w:rPr>
-          <w:t>約15:4–10</w:t>
-        </w:r>
-      </w:hyperlink>
+      <w:r>
+        <w:rPr>
+          <w:lang w:val="zh_TW" w:bidi="zh_TW"/>
+        </w:rPr>
+        <w:t>約15:4–10</w:t>
+      </w:r>
       <w:r>
         <w:rPr>
           <w:lang w:val="zh_TW" w:bidi="zh_TW"/>
         </w:rPr>
         <w:t>；</w:t>
       </w:r>
-      <w:hyperlink r:id="rId77">
-        <w:r>
-          <w:rPr>
-            <w:lang w:val="zh_TW" w:bidi="zh_TW"/>
-          </w:rPr>
-          <w:rPr>
-            <w:color w:val="0000EE"/>
-            <w:u w:val="single"/>
-          </w:rPr>
-          <w:t>約一2:28</w:t>
-        </w:r>
-      </w:hyperlink>
+      <w:r>
+        <w:rPr>
+          <w:lang w:val="zh_TW" w:bidi="zh_TW"/>
+        </w:rPr>
+        <w:t>約一2:28</w:t>
+      </w:r>
       <w:r>
         <w:rPr>
           <w:lang w:val="zh_TW" w:bidi="zh_TW"/>
@@ -2312,30 +1814,18 @@
         </w:rPr>
         <w:t>忍耐奔跑（</w:t>
       </w:r>
-      <w:hyperlink r:id="rId78">
-        <w:r>
-          <w:rPr>
-            <w:lang w:val="zh_TW" w:bidi="zh_TW"/>
-          </w:rPr>
-          <w:rPr>
-            <w:color w:val="0000EE"/>
-            <w:u w:val="single"/>
-          </w:rPr>
-          <w:t>來6:12，</w:t>
-        </w:r>
-      </w:hyperlink>
-      <w:hyperlink r:id="rId79">
-        <w:r>
-          <w:rPr>
-            <w:lang w:val="zh_TW" w:bidi="zh_TW"/>
-          </w:rPr>
-          <w:rPr>
-            <w:color w:val="0000EE"/>
-            <w:u w:val="single"/>
-          </w:rPr>
-          <w:t>12:1</w:t>
-        </w:r>
-      </w:hyperlink>
+      <w:r>
+        <w:rPr>
+          <w:lang w:val="zh_TW" w:bidi="zh_TW"/>
+        </w:rPr>
+        <w:t>來6:12，</w:t>
+      </w:r>
+      <w:r>
+        <w:rPr>
+          <w:lang w:val="zh_TW" w:bidi="zh_TW"/>
+        </w:rPr>
+        <w:t>12:1</w:t>
+      </w:r>
       <w:r>
         <w:rPr>
           <w:lang w:val="zh_TW" w:bidi="zh_TW"/>
@@ -2360,30 +1850,18 @@
         </w:rPr>
         <w:t>不偏離信仰（</w:t>
       </w:r>
-      <w:hyperlink r:id="rId80">
-        <w:r>
-          <w:rPr>
-            <w:lang w:val="zh_TW" w:bidi="zh_TW"/>
-          </w:rPr>
-          <w:rPr>
-            <w:color w:val="0000EE"/>
-            <w:u w:val="single"/>
-          </w:rPr>
-          <w:t>來3:12，</w:t>
-        </w:r>
-      </w:hyperlink>
-      <w:hyperlink r:id="rId81">
-        <w:r>
-          <w:rPr>
-            <w:lang w:val="zh_TW" w:bidi="zh_TW"/>
-          </w:rPr>
-          <w:rPr>
-            <w:color w:val="0000EE"/>
-            <w:u w:val="single"/>
-          </w:rPr>
-          <w:t>4:1–10</w:t>
-        </w:r>
-      </w:hyperlink>
+      <w:r>
+        <w:rPr>
+          <w:lang w:val="zh_TW" w:bidi="zh_TW"/>
+        </w:rPr>
+        <w:t>來3:12，</w:t>
+      </w:r>
+      <w:r>
+        <w:rPr>
+          <w:lang w:val="zh_TW" w:bidi="zh_TW"/>
+        </w:rPr>
+        <w:t>4:1–10</w:t>
+      </w:r>
       <w:r>
         <w:rPr>
           <w:lang w:val="zh_TW" w:bidi="zh_TW"/>
@@ -2408,18 +1886,12 @@
         </w:rPr>
         <w:t>熱心確認我們的呼召和揀選（</w:t>
       </w:r>
-      <w:hyperlink r:id="rId82">
-        <w:r>
-          <w:rPr>
-            <w:lang w:val="zh_TW" w:bidi="zh_TW"/>
-          </w:rPr>
-          <w:rPr>
-            <w:color w:val="0000EE"/>
-            <w:u w:val="single"/>
-          </w:rPr>
-          <w:t>彼後1:10</w:t>
-        </w:r>
-      </w:hyperlink>
+      <w:r>
+        <w:rPr>
+          <w:lang w:val="zh_TW" w:bidi="zh_TW"/>
+        </w:rPr>
+        <w:t>彼後1:10</w:t>
+      </w:r>
       <w:r>
         <w:rPr>
           <w:lang w:val="zh_TW" w:bidi="zh_TW"/>
@@ -2469,18 +1941,12 @@
         </w:rPr>
         <w:t>猶大（</w:t>
       </w:r>
-      <w:hyperlink r:id="rId83">
-        <w:r>
-          <w:rPr>
-            <w:lang w:val="zh_TW" w:bidi="zh_TW"/>
-          </w:rPr>
-          <w:rPr>
-            <w:color w:val="0000EE"/>
-            <w:u w:val="single"/>
-          </w:rPr>
-          <w:t>約6:71</w:t>
-        </w:r>
-      </w:hyperlink>
+      <w:r>
+        <w:rPr>
+          <w:lang w:val="zh_TW" w:bidi="zh_TW"/>
+        </w:rPr>
+        <w:t>約6:71</w:t>
+      </w:r>
       <w:r>
         <w:rPr>
           <w:lang w:val="zh_TW" w:bidi="zh_TW"/>
@@ -2505,18 +1971,12 @@
         </w:rPr>
         <w:t>底馬（</w:t>
       </w:r>
-      <w:hyperlink r:id="rId84">
-        <w:r>
-          <w:rPr>
-            <w:lang w:val="zh_TW" w:bidi="zh_TW"/>
-          </w:rPr>
-          <w:rPr>
-            <w:color w:val="0000EE"/>
-            <w:u w:val="single"/>
-          </w:rPr>
-          <w:t>提後4:10</w:t>
-        </w:r>
-      </w:hyperlink>
+      <w:r>
+        <w:rPr>
+          <w:lang w:val="zh_TW" w:bidi="zh_TW"/>
+        </w:rPr>
+        <w:t>提後4:10</w:t>
+      </w:r>
       <w:r>
         <w:rPr>
           <w:lang w:val="zh_TW" w:bidi="zh_TW"/>
@@ -2541,18 +2001,12 @@
         </w:rPr>
         <w:t>許米乃（</w:t>
       </w:r>
-      <w:hyperlink r:id="rId85">
-        <w:r>
-          <w:rPr>
-            <w:lang w:val="zh_TW" w:bidi="zh_TW"/>
-          </w:rPr>
-          <w:rPr>
-            <w:color w:val="0000EE"/>
-            <w:u w:val="single"/>
-          </w:rPr>
-          <w:t>提後2:17</w:t>
-        </w:r>
-      </w:hyperlink>
+      <w:r>
+        <w:rPr>
+          <w:lang w:val="zh_TW" w:bidi="zh_TW"/>
+        </w:rPr>
+        <w:t>提後2:17</w:t>
+      </w:r>
       <w:r>
         <w:rPr>
           <w:lang w:val="zh_TW" w:bidi="zh_TW"/>
@@ -2602,18 +2056,12 @@
         </w:rPr>
         <w:t>「忽略這麼大的救恩」</w:t>
       </w:r>
-      <w:hyperlink r:id="rId86">
-        <w:r>
-          <w:rPr>
-            <w:lang w:val="zh_TW" w:bidi="zh_TW"/>
-          </w:rPr>
-          <w:rPr>
-            <w:color w:val="0000EE"/>
-            <w:u w:val="single"/>
-          </w:rPr>
-          <w:t>（來2:3）</w:t>
-        </w:r>
-      </w:hyperlink>
+      <w:r>
+        <w:rPr>
+          <w:lang w:val="zh_TW" w:bidi="zh_TW"/>
+        </w:rPr>
+        <w:t>（來2:3）</w:t>
+      </w:r>
     </w:p>
     <w:p>
       <w:pPr>
@@ -2632,18 +2080,12 @@
         </w:rPr>
         <w:t>「被棄絕」（</w:t>
       </w:r>
-      <w:hyperlink r:id="rId87">
-        <w:r>
-          <w:rPr>
-            <w:lang w:val="zh_TW" w:bidi="zh_TW"/>
-          </w:rPr>
-          <w:rPr>
-            <w:color w:val="0000EE"/>
-            <w:u w:val="single"/>
-          </w:rPr>
-          <w:t>林前9:27）</w:t>
-        </w:r>
-      </w:hyperlink>
+      <w:r>
+        <w:rPr>
+          <w:lang w:val="zh_TW" w:bidi="zh_TW"/>
+        </w:rPr>
+        <w:t>林前9:27）</w:t>
+      </w:r>
     </w:p>
     <w:p>
       <w:pPr>
@@ -2662,18 +2104,12 @@
         </w:rPr>
         <w:t>當我們以為自己「站得穩」時「跌倒」（</w:t>
       </w:r>
-      <w:hyperlink r:id="rId88">
-        <w:r>
-          <w:rPr>
-            <w:lang w:val="zh_TW" w:bidi="zh_TW"/>
-          </w:rPr>
-          <w:rPr>
-            <w:color w:val="0000EE"/>
-            <w:u w:val="single"/>
-          </w:rPr>
-          <w:t>林前10:12</w:t>
-        </w:r>
-      </w:hyperlink>
+      <w:r>
+        <w:rPr>
+          <w:lang w:val="zh_TW" w:bidi="zh_TW"/>
+        </w:rPr>
+        <w:t>林前10:12</w:t>
+      </w:r>
       <w:r>
         <w:rPr>
           <w:lang w:val="zh_TW" w:bidi="zh_TW"/>
@@ -2698,18 +2134,12 @@
         </w:rPr>
         <w:t>完全背離神而犯叛教罪（</w:t>
       </w:r>
-      <w:hyperlink r:id="rId89">
-        <w:r>
-          <w:rPr>
-            <w:lang w:val="zh_TW" w:bidi="zh_TW"/>
-          </w:rPr>
-          <w:rPr>
-            <w:color w:val="0000EE"/>
-            <w:u w:val="single"/>
-          </w:rPr>
-          <w:t>來6:1–8</w:t>
-        </w:r>
-      </w:hyperlink>
+      <w:r>
+        <w:rPr>
+          <w:lang w:val="zh_TW" w:bidi="zh_TW"/>
+        </w:rPr>
+        <w:t>來6:1–8</w:t>
+      </w:r>
       <w:r>
         <w:rPr>
           <w:lang w:val="zh_TW" w:bidi="zh_TW"/>
@@ -2741,84 +2171,54 @@
         </w:rPr>
         <w:t>因為，正如耶穌所說：「忍耐到底的必然得救」（</w:t>
       </w:r>
-      <w:hyperlink r:id="rId90">
-        <w:r>
-          <w:rPr>
-            <w:lang w:val="zh_TW" w:bidi="zh_TW"/>
-          </w:rPr>
-          <w:rPr>
-            <w:color w:val="0000EE"/>
-            <w:u w:val="single"/>
-          </w:rPr>
-          <w:t>太10:22，</w:t>
-        </w:r>
-      </w:hyperlink>
-      <w:hyperlink r:id="rId91">
-        <w:r>
-          <w:rPr>
-            <w:lang w:val="zh_TW" w:bidi="zh_TW"/>
-          </w:rPr>
-          <w:rPr>
-            <w:color w:val="0000EE"/>
-            <w:u w:val="single"/>
-          </w:rPr>
-          <w:t>24:13</w:t>
-        </w:r>
-      </w:hyperlink>
+      <w:r>
+        <w:rPr>
+          <w:lang w:val="zh_TW" w:bidi="zh_TW"/>
+        </w:rPr>
+        <w:t>太10:22，</w:t>
+      </w:r>
+      <w:r>
+        <w:rPr>
+          <w:lang w:val="zh_TW" w:bidi="zh_TW"/>
+        </w:rPr>
+        <w:t>24:13</w:t>
+      </w:r>
       <w:r>
         <w:rPr>
           <w:lang w:val="zh_TW" w:bidi="zh_TW"/>
         </w:rPr>
         <w:t>）。這一強調並非偶然，而是針對當時外邦社會的壓力、逼迫的危險、靈性經歷後的情感波動及對「即時得救」的誤解。基督徒必須明白，堅持是承受永生救恩的關鍵（</w:t>
       </w:r>
-      <w:hyperlink r:id="rId92">
-        <w:r>
-          <w:rPr>
-            <w:lang w:val="zh_TW" w:bidi="zh_TW"/>
-          </w:rPr>
-          <w:rPr>
-            <w:color w:val="0000EE"/>
-            <w:u w:val="single"/>
-          </w:rPr>
-          <w:t>路21:19</w:t>
-        </w:r>
-      </w:hyperlink>
+      <w:r>
+        <w:rPr>
+          <w:lang w:val="zh_TW" w:bidi="zh_TW"/>
+        </w:rPr>
+        <w:t>路21:19</w:t>
+      </w:r>
       <w:r>
         <w:rPr>
           <w:lang w:val="zh_TW" w:bidi="zh_TW"/>
         </w:rPr>
         <w:t>；</w:t>
       </w:r>
-      <w:hyperlink r:id="rId93">
-        <w:r>
-          <w:rPr>
-            <w:lang w:val="zh_TW" w:bidi="zh_TW"/>
-          </w:rPr>
-          <w:rPr>
-            <w:color w:val="0000EE"/>
-            <w:u w:val="single"/>
-          </w:rPr>
-          <w:t>羅5:3</w:t>
-        </w:r>
-      </w:hyperlink>
+      <w:r>
+        <w:rPr>
+          <w:lang w:val="zh_TW" w:bidi="zh_TW"/>
+        </w:rPr>
+        <w:t>羅5:3</w:t>
+      </w:r>
       <w:r>
         <w:rPr>
           <w:lang w:val="zh_TW" w:bidi="zh_TW"/>
         </w:rPr>
         <w:t>；</w:t>
       </w:r>
-      <w:hyperlink r:id="rId94">
-        <w:r>
-          <w:rPr>
-            <w:lang w:val="zh_TW" w:bidi="zh_TW"/>
-          </w:rPr>
-          <w:rPr>
-            <w:color w:val="0000EE"/>
-            <w:u w:val="single"/>
-          </w:rPr>
-          <w:t>西1:11</w:t>
-        </w:r>
-      </w:hyperlink>
+      <w:r>
+        <w:rPr>
+          <w:lang w:val="zh_TW" w:bidi="zh_TW"/>
+        </w:rPr>
+        <w:t>西1:11</w:t>
+      </w:r>
       <w:r>
         <w:rPr>
           <w:lang w:val="zh_TW" w:bidi="zh_TW"/>
@@ -2850,18 +2250,12 @@
         </w:rPr>
         <w:t>然而，堅持不僅僅依賴於人的努力。在舊約中，神的救贖旨意是堅定不移的，祂的約雖然需更新但不會動搖（</w:t>
       </w:r>
-      <w:hyperlink r:id="rId95">
-        <w:r>
-          <w:rPr>
-            <w:lang w:val="zh_TW" w:bidi="zh_TW"/>
-          </w:rPr>
-          <w:rPr>
-            <w:color w:val="0000EE"/>
-            <w:u w:val="single"/>
-          </w:rPr>
-          <w:t>耶31:31–34</w:t>
-        </w:r>
-      </w:hyperlink>
+      <w:r>
+        <w:rPr>
+          <w:lang w:val="zh_TW" w:bidi="zh_TW"/>
+        </w:rPr>
+        <w:t>耶31:31–34</w:t>
+      </w:r>
       <w:r>
         <w:rPr>
           <w:lang w:val="zh_TW" w:bidi="zh_TW"/>
@@ -2996,54 +2390,36 @@
         </w:rPr>
         <w:t>教會中的一個職位，在</w:t>
       </w:r>
-      <w:hyperlink r:id="rId96">
-        <w:r>
-          <w:rPr>
-            <w:lang w:val="zh_TW" w:bidi="zh_TW"/>
-          </w:rPr>
-          <w:rPr>
-            <w:color w:val="0000EE"/>
-            <w:u w:val="single"/>
-          </w:rPr>
-          <w:t>提摩太前書三章2至7節</w:t>
-        </w:r>
-      </w:hyperlink>
+      <w:r>
+        <w:rPr>
+          <w:lang w:val="zh_TW" w:bidi="zh_TW"/>
+        </w:rPr>
+        <w:t>提摩太前書三章2至7節</w:t>
+      </w:r>
       <w:r>
         <w:rPr>
           <w:lang w:val="zh_TW" w:bidi="zh_TW"/>
         </w:rPr>
         <w:t>和</w:t>
       </w:r>
-      <w:hyperlink r:id="rId97">
-        <w:r>
-          <w:rPr>
-            <w:lang w:val="zh_TW" w:bidi="zh_TW"/>
-          </w:rPr>
-          <w:rPr>
-            <w:color w:val="0000EE"/>
-            <w:u w:val="single"/>
-          </w:rPr>
-          <w:t>提多書一章6至9節</w:t>
-        </w:r>
-      </w:hyperlink>
+      <w:r>
+        <w:rPr>
+          <w:lang w:val="zh_TW" w:bidi="zh_TW"/>
+        </w:rPr>
+        <w:t>提多書一章6至9節</w:t>
+      </w:r>
       <w:r>
         <w:rPr>
           <w:lang w:val="zh_TW" w:bidi="zh_TW"/>
         </w:rPr>
         <w:t>列出其資格。英文bishop這個稱號和形容詞episcopal所來自的希臘文詞語，在現代譯本中經常被翻譯為「長老（elder）」、「監督（overseer）」（如在庇哩亞聖經〔Berean Standard Bible〕中）、「牧者（shepherd）」或「師傅（guardian）」。它與當今的「牧師」一詞非常接近。耶穌被稱為「你們靈魂的牧人監督」（</w:t>
       </w:r>
-      <w:hyperlink r:id="rId98">
-        <w:r>
-          <w:rPr>
-            <w:lang w:val="zh_TW" w:bidi="zh_TW"/>
-          </w:rPr>
-          <w:rPr>
-            <w:color w:val="0000EE"/>
-            <w:u w:val="single"/>
-          </w:rPr>
-          <w:t>彼前2:25</w:t>
-        </w:r>
-      </w:hyperlink>
+      <w:r>
+        <w:rPr>
+          <w:lang w:val="zh_TW" w:bidi="zh_TW"/>
+        </w:rPr>
+        <w:t>彼前2:25</w:t>
+      </w:r>
       <w:r>
         <w:rPr>
           <w:lang w:val="zh_TW" w:bidi="zh_TW"/>
@@ -3064,54 +2440,36 @@
         </w:rPr>
         <w:t>在新約聖經中，「監督（bishop）」和「長老」指的是同一個職位，正如使徒保羅吩咐提多在各城設立「長老」，然後將這些人稱為「監督」（</w:t>
       </w:r>
-      <w:hyperlink r:id="rId99">
-        <w:r>
-          <w:rPr>
-            <w:lang w:val="zh_TW" w:bidi="zh_TW"/>
-          </w:rPr>
-          <w:rPr>
-            <w:color w:val="0000EE"/>
-            <w:u w:val="single"/>
-          </w:rPr>
-          <w:t>多1:5、7</w:t>
-        </w:r>
-      </w:hyperlink>
+      <w:r>
+        <w:rPr>
+          <w:lang w:val="zh_TW" w:bidi="zh_TW"/>
+        </w:rPr>
+        <w:t>多1:5、7</w:t>
+      </w:r>
       <w:r>
         <w:rPr>
           <w:lang w:val="zh_TW" w:bidi="zh_TW"/>
         </w:rPr>
         <w:t>）。保羅在米利都時，召集了以弗所教會的長老，然後稱他們為「監督（overseers）」或「師傅（guardians）」（</w:t>
       </w:r>
-      <w:hyperlink r:id="rId100">
-        <w:r>
-          <w:rPr>
-            <w:lang w:val="zh_TW" w:bidi="zh_TW"/>
-          </w:rPr>
-          <w:rPr>
-            <w:color w:val="0000EE"/>
-            <w:u w:val="single"/>
-          </w:rPr>
-          <w:t>徒20:17、28</w:t>
-        </w:r>
-      </w:hyperlink>
+      <w:r>
+        <w:rPr>
+          <w:lang w:val="zh_TW" w:bidi="zh_TW"/>
+        </w:rPr>
+        <w:t>徒20:17、28</w:t>
+      </w:r>
       <w:r>
         <w:rPr>
           <w:lang w:val="zh_TW" w:bidi="zh_TW"/>
         </w:rPr>
         <w:t>）。保羅在給腓立比書中向「監督和執事」致意（</w:t>
       </w:r>
-      <w:hyperlink r:id="rId101">
-        <w:r>
-          <w:rPr>
-            <w:lang w:val="zh_TW" w:bidi="zh_TW"/>
-          </w:rPr>
-          <w:rPr>
-            <w:color w:val="0000EE"/>
-            <w:u w:val="single"/>
-          </w:rPr>
-          <w:t>腓1:1</w:t>
-        </w:r>
-      </w:hyperlink>
+      <w:r>
+        <w:rPr>
+          <w:lang w:val="zh_TW" w:bidi="zh_TW"/>
+        </w:rPr>
+        <w:t>腓1:1</w:t>
+      </w:r>
       <w:r>
         <w:rPr>
           <w:lang w:val="zh_TW" w:bidi="zh_TW"/>
@@ -3132,36 +2490,24 @@
         </w:rPr>
         <w:t>監督顯然擁有一定的權柄，但新約聖經中並未明確定義其職責。其中一項任務是「駁斥那些反對（純正的教訓）的人」（</w:t>
       </w:r>
-      <w:hyperlink r:id="rId102">
-        <w:r>
-          <w:rPr>
-            <w:lang w:val="zh_TW" w:bidi="zh_TW"/>
-          </w:rPr>
-          <w:rPr>
-            <w:color w:val="0000EE"/>
-            <w:u w:val="single"/>
-          </w:rPr>
-          <w:t>多1:9），</w:t>
-        </w:r>
-      </w:hyperlink>
+      <w:r>
+        <w:rPr>
+          <w:lang w:val="zh_TW" w:bidi="zh_TW"/>
+        </w:rPr>
+        <w:t>多1:9），</w:t>
+      </w:r>
       <w:r>
         <w:rPr>
           <w:lang w:val="zh_TW" w:bidi="zh_TW"/>
         </w:rPr>
         <w:t>並教導和闡述聖經（</w:t>
       </w:r>
-      <w:hyperlink r:id="rId103">
-        <w:r>
-          <w:rPr>
-            <w:lang w:val="zh_TW" w:bidi="zh_TW"/>
-          </w:rPr>
-          <w:rPr>
-            <w:color w:val="0000EE"/>
-            <w:u w:val="single"/>
-          </w:rPr>
-          <w:t>提前3:2）</w:t>
-        </w:r>
-      </w:hyperlink>
+      <w:r>
+        <w:rPr>
+          <w:lang w:val="zh_TW" w:bidi="zh_TW"/>
+        </w:rPr>
+        <w:t>提前3:2）</w:t>
+      </w:r>
       <w:r>
         <w:rPr>
           <w:lang w:val="zh_TW" w:bidi="zh_TW"/>
@@ -3346,126 +2692,84 @@
         </w:rPr>
         <w:t>約瑟被賦予權柄來監視和管理波提乏家中的所有事務（</w:t>
       </w:r>
-      <w:hyperlink r:id="rId104">
-        <w:r>
-          <w:rPr>
-            <w:lang w:val="zh_TW" w:bidi="zh_TW"/>
-          </w:rPr>
-          <w:rPr>
-            <w:color w:val="0000EE"/>
-            <w:u w:val="single"/>
-          </w:rPr>
-          <w:t>創39:4–5</w:t>
-        </w:r>
-      </w:hyperlink>
+      <w:r>
+        <w:rPr>
+          <w:lang w:val="zh_TW" w:bidi="zh_TW"/>
+        </w:rPr>
+        <w:t>創39:4–5</w:t>
+      </w:r>
       <w:r>
         <w:rPr>
           <w:lang w:val="zh_TW" w:bidi="zh_TW"/>
         </w:rPr>
         <w:t>）。他建議法老任命五十個人管理和看守七年豐收的天地（</w:t>
       </w:r>
-      <w:hyperlink r:id="rId105">
-        <w:r>
-          <w:rPr>
-            <w:lang w:val="zh_TW" w:bidi="zh_TW"/>
-          </w:rPr>
-          <w:rPr>
-            <w:color w:val="0000EE"/>
-            <w:u w:val="single"/>
-          </w:rPr>
-          <w:t>41:34</w:t>
-        </w:r>
-      </w:hyperlink>
+      <w:r>
+        <w:rPr>
+          <w:lang w:val="zh_TW" w:bidi="zh_TW"/>
+        </w:rPr>
+        <w:t>41:34</w:t>
+      </w:r>
       <w:r>
         <w:rPr>
           <w:lang w:val="zh_TW" w:bidi="zh_TW"/>
         </w:rPr>
         <w:t>）。所羅門任命了3,600名監工（和合本譯為「督理」）使百姓作工（</w:t>
       </w:r>
-      <w:hyperlink r:id="rId106">
-        <w:r>
-          <w:rPr>
-            <w:lang w:val="zh_TW" w:bidi="zh_TW"/>
-          </w:rPr>
-          <w:rPr>
-            <w:color w:val="0000EE"/>
-            <w:u w:val="single"/>
-          </w:rPr>
-          <w:t>代下2:18</w:t>
-        </w:r>
-      </w:hyperlink>
+      <w:r>
+        <w:rPr>
+          <w:lang w:val="zh_TW" w:bidi="zh_TW"/>
+        </w:rPr>
+        <w:t>代下2:18</w:t>
+      </w:r>
       <w:r>
         <w:rPr>
           <w:lang w:val="zh_TW" w:bidi="zh_TW"/>
         </w:rPr>
         <w:t>）。在約西亞的重修聖殿時，每項工作中都有監工監督所以的工人（</w:t>
       </w:r>
-      <w:hyperlink r:id="rId107">
-        <w:r>
-          <w:rPr>
-            <w:lang w:val="zh_TW" w:bidi="zh_TW"/>
-          </w:rPr>
-          <w:rPr>
-            <w:color w:val="0000EE"/>
-            <w:u w:val="single"/>
-          </w:rPr>
-          <w:t>34:13、17</w:t>
-        </w:r>
-      </w:hyperlink>
+      <w:r>
+        <w:rPr>
+          <w:lang w:val="zh_TW" w:bidi="zh_TW"/>
+        </w:rPr>
+        <w:t>34:13、17</w:t>
+      </w:r>
       <w:r>
         <w:rPr>
           <w:lang w:val="zh_TW" w:bidi="zh_TW"/>
         </w:rPr>
         <w:t>）。尼希米任命人來監督城牆的重建（</w:t>
       </w:r>
-      <w:hyperlink r:id="rId108">
-        <w:r>
-          <w:rPr>
-            <w:lang w:val="zh_TW" w:bidi="zh_TW"/>
-          </w:rPr>
-          <w:rPr>
-            <w:color w:val="0000EE"/>
-            <w:u w:val="single"/>
-          </w:rPr>
-          <w:t>尼11:9、14</w:t>
-        </w:r>
-      </w:hyperlink>
+      <w:r>
+        <w:rPr>
+          <w:lang w:val="zh_TW" w:bidi="zh_TW"/>
+        </w:rPr>
+        <w:t>尼11:9、14</w:t>
+      </w:r>
       <w:r>
         <w:rPr>
           <w:lang w:val="zh_TW" w:bidi="zh_TW"/>
         </w:rPr>
         <w:t>），監督利未人（</w:t>
       </w:r>
-      <w:hyperlink r:id="rId109">
-        <w:r>
-          <w:rPr>
-            <w:lang w:val="zh_TW" w:bidi="zh_TW"/>
-          </w:rPr>
-          <w:rPr>
-            <w:color w:val="0000EE"/>
-            <w:u w:val="single"/>
-          </w:rPr>
-          <w:t>22</w:t>
-        </w:r>
-      </w:hyperlink>
+      <w:r>
+        <w:rPr>
+          <w:lang w:val="zh_TW" w:bidi="zh_TW"/>
+        </w:rPr>
+        <w:t>22</w:t>
+      </w:r>
       <w:r>
         <w:rPr>
           <w:lang w:val="zh_TW" w:bidi="zh_TW"/>
         </w:rPr>
         <w:t>節），並負責利未唱歌的人（</w:t>
       </w:r>
-      <w:hyperlink r:id="rId110">
-        <w:r>
-          <w:rPr>
-            <w:lang w:val="zh_TW" w:bidi="zh_TW"/>
-          </w:rPr>
-          <w:rPr>
-            <w:color w:val="0000EE"/>
-            <w:u w:val="single"/>
-          </w:rPr>
-          <w:t>12:42</w:t>
-        </w:r>
-      </w:hyperlink>
+      <w:r>
+        <w:rPr>
+          <w:lang w:val="zh_TW" w:bidi="zh_TW"/>
+        </w:rPr>
+        <w:t>12:42</w:t>
+      </w:r>
       <w:r>
         <w:rPr>
           <w:lang w:val="zh_TW" w:bidi="zh_TW"/>
@@ -3486,90 +2790,60 @@
         </w:rPr>
         <w:t>「監督」這個詞指的是擁有最高權威、對他人行使監督的人。這種權威性的監督包含監視、指導和保護主人利益的概念。新約也傳達了這些概念，特別是對於那些被任命來代表耶穌基督服務教會的人（</w:t>
       </w:r>
-      <w:hyperlink r:id="rId111">
-        <w:r>
-          <w:rPr>
-            <w:lang w:val="zh_TW" w:bidi="zh_TW"/>
-          </w:rPr>
-          <w:rPr>
-            <w:color w:val="0000EE"/>
-            <w:u w:val="single"/>
-          </w:rPr>
-          <w:t>徒20:28</w:t>
-        </w:r>
-      </w:hyperlink>
+      <w:r>
+        <w:rPr>
+          <w:lang w:val="zh_TW" w:bidi="zh_TW"/>
+        </w:rPr>
+        <w:t>徒20:28</w:t>
+      </w:r>
       <w:r>
         <w:rPr>
           <w:lang w:val="zh_TW" w:bidi="zh_TW"/>
         </w:rPr>
         <w:t>；</w:t>
       </w:r>
-      <w:hyperlink r:id="rId101">
-        <w:r>
-          <w:rPr>
-            <w:lang w:val="zh_TW" w:bidi="zh_TW"/>
-          </w:rPr>
-          <w:rPr>
-            <w:color w:val="0000EE"/>
-            <w:u w:val="single"/>
-          </w:rPr>
-          <w:t>腓1:1</w:t>
-        </w:r>
-      </w:hyperlink>
+      <w:r>
+        <w:rPr>
+          <w:lang w:val="zh_TW" w:bidi="zh_TW"/>
+        </w:rPr>
+        <w:t>腓1:1</w:t>
+      </w:r>
       <w:r>
         <w:rPr>
           <w:lang w:val="zh_TW" w:bidi="zh_TW"/>
         </w:rPr>
         <w:t>；</w:t>
       </w:r>
-      <w:hyperlink r:id="rId112">
-        <w:r>
-          <w:rPr>
-            <w:lang w:val="zh_TW" w:bidi="zh_TW"/>
-          </w:rPr>
-          <w:rPr>
-            <w:color w:val="0000EE"/>
-            <w:u w:val="single"/>
-          </w:rPr>
-          <w:t>提前3:1–2</w:t>
-        </w:r>
-      </w:hyperlink>
+      <w:r>
+        <w:rPr>
+          <w:lang w:val="zh_TW" w:bidi="zh_TW"/>
+        </w:rPr>
+        <w:t>提前3:1–2</w:t>
+      </w:r>
       <w:r>
         <w:rPr>
           <w:lang w:val="zh_TW" w:bidi="zh_TW"/>
         </w:rPr>
         <w:t>；</w:t>
       </w:r>
-      <w:hyperlink r:id="rId113">
-        <w:r>
-          <w:rPr>
-            <w:lang w:val="zh_TW" w:bidi="zh_TW"/>
-          </w:rPr>
-          <w:rPr>
-            <w:color w:val="0000EE"/>
-            <w:u w:val="single"/>
-          </w:rPr>
-          <w:t>多1:7</w:t>
-        </w:r>
-      </w:hyperlink>
+      <w:r>
+        <w:rPr>
+          <w:lang w:val="zh_TW" w:bidi="zh_TW"/>
+        </w:rPr>
+        <w:t>多1:7</w:t>
+      </w:r>
       <w:r>
         <w:rPr>
           <w:lang w:val="zh_TW" w:bidi="zh_TW"/>
         </w:rPr>
         <w:t>）。耶穌基督自己就是偉大的監督（</w:t>
       </w:r>
-      <w:hyperlink r:id="rId98">
-        <w:r>
-          <w:rPr>
-            <w:lang w:val="zh_TW" w:bidi="zh_TW"/>
-          </w:rPr>
-          <w:rPr>
-            <w:color w:val="0000EE"/>
-            <w:u w:val="single"/>
-          </w:rPr>
-          <w:t>彼前2:25</w:t>
-        </w:r>
-      </w:hyperlink>
+      <w:r>
+        <w:rPr>
+          <w:lang w:val="zh_TW" w:bidi="zh_TW"/>
+        </w:rPr>
+        <w:t>彼前2:25</w:t>
+      </w:r>
       <w:r>
         <w:rPr>
           <w:lang w:val="zh_TW" w:bidi="zh_TW"/>
@@ -3680,36 +2954,24 @@
         </w:rPr>
         <w:t>這是出現在</w:t>
       </w:r>
-      <w:hyperlink r:id="rId114">
-        <w:r>
-          <w:rPr>
-            <w:lang w:val="zh_TW" w:bidi="zh_TW"/>
-          </w:rPr>
-          <w:rPr>
-            <w:color w:val="0000EE"/>
-            <w:u w:val="single"/>
-          </w:rPr>
-          <w:t>彼得前書三章18至20節</w:t>
-        </w:r>
-      </w:hyperlink>
+      <w:r>
+        <w:rPr>
+          <w:lang w:val="zh_TW" w:bidi="zh_TW"/>
+        </w:rPr>
+        <w:t>彼得前書三章18至20節</w:t>
+      </w:r>
       <w:r>
         <w:rPr>
           <w:lang w:val="zh_TW" w:bidi="zh_TW"/>
         </w:rPr>
         <w:t>的片語。學者們對於「監獄裡的靈」究竟是指誰，以及耶穌為什麼要向他們傳道，幾乎沒有統一的意見。馬丁·路德（Martin Luther）曾坦言，第</w:t>
       </w:r>
-      <w:hyperlink r:id="rId115">
-        <w:r>
-          <w:rPr>
-            <w:lang w:val="zh_TW" w:bidi="zh_TW"/>
-          </w:rPr>
-          <w:rPr>
-            <w:color w:val="0000EE"/>
-            <w:u w:val="single"/>
-          </w:rPr>
-          <w:t>19</w:t>
-        </w:r>
-      </w:hyperlink>
+      <w:r>
+        <w:rPr>
+          <w:lang w:val="zh_TW" w:bidi="zh_TW"/>
+        </w:rPr>
+        <w:t>19</w:t>
+      </w:r>
       <w:r>
         <w:rPr>
           <w:lang w:val="zh_TW" w:bidi="zh_TW"/>
@@ -3768,36 +3030,24 @@
         </w:rPr>
         <w:t>還有，其他學者認為「監獄裡的靈」不是人的靈魂，而是指</w:t>
       </w:r>
-      <w:hyperlink r:id="rId116">
-        <w:r>
-          <w:rPr>
-            <w:lang w:val="zh_TW" w:bidi="zh_TW"/>
-          </w:rPr>
-          <w:rPr>
-            <w:color w:val="0000EE"/>
-            <w:u w:val="single"/>
-          </w:rPr>
-          <w:t>彼得前書三章22節</w:t>
-        </w:r>
-      </w:hyperlink>
+      <w:r>
+        <w:rPr>
+          <w:lang w:val="zh_TW" w:bidi="zh_TW"/>
+        </w:rPr>
+        <w:t>彼得前書三章22節</w:t>
+      </w:r>
       <w:r>
         <w:rPr>
           <w:lang w:val="zh_TW" w:bidi="zh_TW"/>
         </w:rPr>
         <w:t>中提到的同一批超自然靈體——即邪惡的天使、有權柄的和有能力的。他們與</w:t>
       </w:r>
-      <w:hyperlink r:id="rId117">
-        <w:r>
-          <w:rPr>
-            <w:lang w:val="zh_TW" w:bidi="zh_TW"/>
-          </w:rPr>
-          <w:rPr>
-            <w:color w:val="0000EE"/>
-            <w:u w:val="single"/>
-          </w:rPr>
-          <w:t>創世記六章1至4節</w:t>
-        </w:r>
-      </w:hyperlink>
+      <w:r>
+        <w:rPr>
+          <w:lang w:val="zh_TW" w:bidi="zh_TW"/>
+        </w:rPr>
+        <w:t>創世記六章1至4節</w:t>
+      </w:r>
       <w:r>
         <w:rPr>
           <w:lang w:val="zh_TW" w:bidi="zh_TW"/>
@@ -3854,18 +3104,12 @@
         </w:rPr>
         <w:t>」，即反叛的屬靈勢力所居住之處（見</w:t>
       </w:r>
-      <w:hyperlink r:id="rId118">
-        <w:r>
-          <w:rPr>
-            <w:lang w:val="zh_TW" w:bidi="zh_TW"/>
-          </w:rPr>
-          <w:rPr>
-            <w:color w:val="0000EE"/>
-            <w:u w:val="single"/>
-          </w:rPr>
-          <w:t>弗6:12</w:t>
-        </w:r>
-      </w:hyperlink>
+      <w:r>
+        <w:rPr>
+          <w:lang w:val="zh_TW" w:bidi="zh_TW"/>
+        </w:rPr>
+        <w:t>弗6:12</w:t>
+      </w:r>
       <w:r>
         <w:rPr>
           <w:lang w:val="zh_TW" w:bidi="zh_TW"/>
@@ -3886,18 +3130,12 @@
         </w:rPr>
         <w:t>最後，還有一些學者提出，基督的傳道對象既非超自然靈體，也非陰間的亡靈。相反地，傳道是發生在挪亞時代，對象是那時代的人，而這些人因為不聽從，現在正身處監獄。換句話說，這與</w:t>
       </w:r>
-      <w:hyperlink r:id="rId119">
-        <w:r>
-          <w:rPr>
-            <w:lang w:val="zh_TW" w:bidi="zh_TW"/>
-          </w:rPr>
-          <w:rPr>
-            <w:color w:val="0000EE"/>
-            <w:u w:val="single"/>
-          </w:rPr>
-          <w:t>彼得前書一章11節</w:t>
-        </w:r>
-      </w:hyperlink>
+      <w:r>
+        <w:rPr>
+          <w:lang w:val="zh_TW" w:bidi="zh_TW"/>
+        </w:rPr>
+        <w:t>彼得前書一章11節</w:t>
+      </w:r>
       <w:r>
         <w:rPr>
           <w:lang w:val="zh_TW" w:bidi="zh_TW"/>
@@ -4004,72 +3242,48 @@
         </w:rPr>
         <w:t>在舊約聖經所描述的法律程序中，一位證人不足以對一個人作出個人見證。需要兩到三位證人（</w:t>
       </w:r>
-      <w:hyperlink r:id="rId120">
-        <w:r>
-          <w:rPr>
-            <w:lang w:val="zh_TW" w:bidi="zh_TW"/>
-          </w:rPr>
-          <w:rPr>
-            <w:color w:val="0000EE"/>
-            <w:u w:val="single"/>
-          </w:rPr>
-          <w:t>申命記記17:6</w:t>
-        </w:r>
-      </w:hyperlink>
+      <w:r>
+        <w:rPr>
+          <w:lang w:val="zh_TW" w:bidi="zh_TW"/>
+        </w:rPr>
+        <w:t>申命記記17:6</w:t>
+      </w:r>
       <w:r>
         <w:rPr>
           <w:lang w:val="zh_TW" w:bidi="zh_TW"/>
         </w:rPr>
         <w:t>，</w:t>
       </w:r>
-      <w:hyperlink r:id="rId121">
-        <w:r>
-          <w:rPr>
-            <w:lang w:val="zh_TW" w:bidi="zh_TW"/>
-          </w:rPr>
-          <w:rPr>
-            <w:color w:val="0000EE"/>
-            <w:u w:val="single"/>
-          </w:rPr>
-          <w:t>19:15</w:t>
-        </w:r>
-      </w:hyperlink>
+      <w:r>
+        <w:rPr>
+          <w:lang w:val="zh_TW" w:bidi="zh_TW"/>
+        </w:rPr>
+        <w:t>19:15</w:t>
+      </w:r>
       <w:r>
         <w:rPr>
           <w:lang w:val="zh_TW" w:bidi="zh_TW"/>
         </w:rPr>
         <w:t>）。猶太律法包含了這一原則，新約聖經也重申了這一點（參</w:t>
       </w:r>
-      <w:hyperlink r:id="rId122">
-        <w:r>
-          <w:rPr>
-            <w:lang w:val="zh_TW" w:bidi="zh_TW"/>
-          </w:rPr>
-          <w:rPr>
-            <w:color w:val="0000EE"/>
-            <w:u w:val="single"/>
-          </w:rPr>
-          <w:t>馬太福音18:16</w:t>
-        </w:r>
-      </w:hyperlink>
+      <w:r>
+        <w:rPr>
+          <w:lang w:val="zh_TW" w:bidi="zh_TW"/>
+        </w:rPr>
+        <w:t>馬太福音18:16</w:t>
+      </w:r>
       <w:r>
         <w:rPr>
           <w:lang w:val="zh_TW" w:bidi="zh_TW"/>
         </w:rPr>
         <w:t>；</w:t>
       </w:r>
-      <w:hyperlink r:id="rId123">
-        <w:r>
-          <w:rPr>
-            <w:lang w:val="zh_TW" w:bidi="zh_TW"/>
-          </w:rPr>
-          <w:rPr>
-            <w:color w:val="0000EE"/>
-            <w:u w:val="single"/>
-          </w:rPr>
-          <w:t>哥林多後書13:1</w:t>
-        </w:r>
-      </w:hyperlink>
+      <w:r>
+        <w:rPr>
+          <w:lang w:val="zh_TW" w:bidi="zh_TW"/>
+        </w:rPr>
+        <w:t>哥林多後書13:1</w:t>
+      </w:r>
       <w:r>
         <w:rPr>
           <w:lang w:val="zh_TW" w:bidi="zh_TW"/>
@@ -4090,180 +3304,120 @@
         </w:rPr>
         <w:t>見證的真實性是如此重要，以至於第九誡禁止作假見證（</w:t>
       </w:r>
-      <w:hyperlink r:id="rId124">
-        <w:r>
-          <w:rPr>
-            <w:lang w:val="zh_TW" w:bidi="zh_TW"/>
-          </w:rPr>
-          <w:rPr>
-            <w:color w:val="0000EE"/>
-            <w:u w:val="single"/>
-          </w:rPr>
-          <w:t>出埃及記20:16</w:t>
-        </w:r>
-      </w:hyperlink>
+      <w:r>
+        <w:rPr>
+          <w:lang w:val="zh_TW" w:bidi="zh_TW"/>
+        </w:rPr>
+        <w:t>出埃及記20:16</w:t>
+      </w:r>
       <w:r>
         <w:rPr>
           <w:lang w:val="zh_TW" w:bidi="zh_TW"/>
         </w:rPr>
         <w:t>；</w:t>
       </w:r>
-      <w:hyperlink r:id="rId125">
-        <w:r>
-          <w:rPr>
-            <w:lang w:val="zh_TW" w:bidi="zh_TW"/>
-          </w:rPr>
-          <w:rPr>
-            <w:color w:val="0000EE"/>
-            <w:u w:val="single"/>
-          </w:rPr>
-          <w:t>申命記5:20</w:t>
-        </w:r>
-      </w:hyperlink>
+      <w:r>
+        <w:rPr>
+          <w:lang w:val="zh_TW" w:bidi="zh_TW"/>
+        </w:rPr>
+        <w:t>申命記5:20</w:t>
+      </w:r>
       <w:r>
         <w:rPr>
           <w:lang w:val="zh_TW" w:bidi="zh_TW"/>
         </w:rPr>
         <w:t>；比較</w:t>
       </w:r>
-      <w:hyperlink r:id="rId126">
-        <w:r>
-          <w:rPr>
-            <w:lang w:val="zh_TW" w:bidi="zh_TW"/>
-          </w:rPr>
-          <w:rPr>
-            <w:color w:val="0000EE"/>
-            <w:u w:val="single"/>
-          </w:rPr>
-          <w:t>馬可福音10:19</w:t>
-        </w:r>
-      </w:hyperlink>
+      <w:r>
+        <w:rPr>
+          <w:lang w:val="zh_TW" w:bidi="zh_TW"/>
+        </w:rPr>
+        <w:t>馬可福音10:19</w:t>
+      </w:r>
       <w:r>
         <w:rPr>
           <w:lang w:val="zh_TW" w:bidi="zh_TW"/>
         </w:rPr>
         <w:t>；</w:t>
       </w:r>
-      <w:hyperlink r:id="rId127">
-        <w:r>
-          <w:rPr>
-            <w:lang w:val="zh_TW" w:bidi="zh_TW"/>
-          </w:rPr>
-          <w:rPr>
-            <w:color w:val="0000EE"/>
-            <w:u w:val="single"/>
-          </w:rPr>
-          <w:t>路加福音18:20</w:t>
-        </w:r>
-      </w:hyperlink>
+      <w:r>
+        <w:rPr>
+          <w:lang w:val="zh_TW" w:bidi="zh_TW"/>
+        </w:rPr>
+        <w:t>路加福音18:20</w:t>
+      </w:r>
       <w:r>
         <w:rPr>
           <w:lang w:val="zh_TW" w:bidi="zh_TW"/>
         </w:rPr>
         <w:t>）。箴言的實用智慧經常反對假見證（比如，</w:t>
       </w:r>
-      <w:hyperlink r:id="rId128">
-        <w:r>
-          <w:rPr>
-            <w:lang w:val="zh_TW" w:bidi="zh_TW"/>
-          </w:rPr>
-          <w:rPr>
-            <w:color w:val="0000EE"/>
-            <w:u w:val="single"/>
-          </w:rPr>
-          <w:t>箴言6:19</w:t>
-        </w:r>
-      </w:hyperlink>
+      <w:r>
+        <w:rPr>
+          <w:lang w:val="zh_TW" w:bidi="zh_TW"/>
+        </w:rPr>
+        <w:t>箴言6:19</w:t>
+      </w:r>
       <w:r>
         <w:rPr>
           <w:lang w:val="zh_TW" w:bidi="zh_TW"/>
         </w:rPr>
         <w:t>，</w:t>
       </w:r>
-      <w:hyperlink r:id="rId129">
-        <w:r>
-          <w:rPr>
-            <w:lang w:val="zh_TW" w:bidi="zh_TW"/>
-          </w:rPr>
-          <w:rPr>
-            <w:color w:val="0000EE"/>
-            <w:u w:val="single"/>
-          </w:rPr>
-          <w:t>14:5</w:t>
-        </w:r>
-      </w:hyperlink>
+      <w:r>
+        <w:rPr>
+          <w:lang w:val="zh_TW" w:bidi="zh_TW"/>
+        </w:rPr>
+        <w:t>14:5</w:t>
+      </w:r>
       <w:r>
         <w:rPr>
           <w:lang w:val="zh_TW" w:bidi="zh_TW"/>
         </w:rPr>
         <w:t>，</w:t>
       </w:r>
-      <w:hyperlink r:id="rId130">
-        <w:r>
-          <w:rPr>
-            <w:lang w:val="zh_TW" w:bidi="zh_TW"/>
-          </w:rPr>
-          <w:rPr>
-            <w:color w:val="0000EE"/>
-            <w:u w:val="single"/>
-          </w:rPr>
-          <w:t>25:18</w:t>
-        </w:r>
-      </w:hyperlink>
+      <w:r>
+        <w:rPr>
+          <w:lang w:val="zh_TW" w:bidi="zh_TW"/>
+        </w:rPr>
+        <w:t>25:18</w:t>
+      </w:r>
       <w:r>
         <w:rPr>
           <w:lang w:val="zh_TW" w:bidi="zh_TW"/>
         </w:rPr>
         <w:t>）。假見證也確實出現了（</w:t>
       </w:r>
-      <w:hyperlink r:id="rId131">
-        <w:r>
-          <w:rPr>
-            <w:lang w:val="zh_TW" w:bidi="zh_TW"/>
-          </w:rPr>
-          <w:rPr>
-            <w:color w:val="0000EE"/>
-            <w:u w:val="single"/>
-          </w:rPr>
-          <w:t>詩篇27:12</w:t>
-        </w:r>
-      </w:hyperlink>
+      <w:r>
+        <w:rPr>
+          <w:lang w:val="zh_TW" w:bidi="zh_TW"/>
+        </w:rPr>
+        <w:t>詩篇27:12</w:t>
+      </w:r>
       <w:r>
         <w:rPr>
           <w:lang w:val="zh_TW" w:bidi="zh_TW"/>
         </w:rPr>
         <w:t>；</w:t>
       </w:r>
-      <w:hyperlink r:id="rId132">
-        <w:r>
-          <w:rPr>
-            <w:lang w:val="zh_TW" w:bidi="zh_TW"/>
-          </w:rPr>
-          <w:rPr>
-            <w:color w:val="0000EE"/>
-            <w:u w:val="single"/>
-          </w:rPr>
-          <w:t>35:11</w:t>
-        </w:r>
-      </w:hyperlink>
+      <w:r>
+        <w:rPr>
+          <w:lang w:val="zh_TW" w:bidi="zh_TW"/>
+        </w:rPr>
+        <w:t>35:11</w:t>
+      </w:r>
       <w:r>
         <w:rPr>
           <w:lang w:val="zh_TW" w:bidi="zh_TW"/>
         </w:rPr>
         <w:t>）。有一些著名的例子是利用多個見證人而導致無辜者的死亡。拿伯和他葡萄園的案例則因其之惡劣而聞名。在這個案例中，亞哈王的妻耶洗別賄賂兩名男子作假見證，以致拿伯被石頭打死。隨後耶洗別邪惡的丈夫就可以奪取他極其渴望的葡萄園（</w:t>
       </w:r>
-      <w:hyperlink r:id="rId133">
-        <w:r>
-          <w:rPr>
-            <w:lang w:val="zh_TW" w:bidi="zh_TW"/>
-          </w:rPr>
-          <w:rPr>
-            <w:color w:val="0000EE"/>
-            <w:u w:val="single"/>
-          </w:rPr>
-          <w:t>列王紀上21</w:t>
-        </w:r>
-      </w:hyperlink>
+      <w:r>
+        <w:rPr>
+          <w:lang w:val="zh_TW" w:bidi="zh_TW"/>
+        </w:rPr>
+        <w:t>列王紀上21</w:t>
+      </w:r>
       <w:r>
         <w:rPr>
           <w:lang w:val="zh_TW" w:bidi="zh_TW"/>
@@ -4284,54 +3438,36 @@
         </w:rPr>
         <w:t>見證人可以由士師查究。假如見證人做了假見證，那麼他會受到他想加諸於被告的懲罰（</w:t>
       </w:r>
-      <w:hyperlink r:id="rId134">
-        <w:r>
-          <w:rPr>
-            <w:lang w:val="zh_TW" w:bidi="zh_TW"/>
-          </w:rPr>
-          <w:rPr>
-            <w:color w:val="0000EE"/>
-            <w:u w:val="single"/>
-          </w:rPr>
-          <w:t>申命記19:16–21</w:t>
-        </w:r>
-      </w:hyperlink>
+      <w:r>
+        <w:rPr>
+          <w:lang w:val="zh_TW" w:bidi="zh_TW"/>
+        </w:rPr>
+        <w:t>申命記19:16–21</w:t>
+      </w:r>
       <w:r>
         <w:rPr>
           <w:lang w:val="zh_TW" w:bidi="zh_TW"/>
         </w:rPr>
         <w:t>）。箴言也談到假見證人的懲罰（</w:t>
       </w:r>
-      <w:hyperlink r:id="rId135">
-        <w:r>
-          <w:rPr>
-            <w:lang w:val="zh_TW" w:bidi="zh_TW"/>
-          </w:rPr>
-          <w:rPr>
-            <w:color w:val="0000EE"/>
-            <w:u w:val="single"/>
-          </w:rPr>
-          <w:t>箴言19:5、9</w:t>
-        </w:r>
-      </w:hyperlink>
+      <w:r>
+        <w:rPr>
+          <w:lang w:val="zh_TW" w:bidi="zh_TW"/>
+        </w:rPr>
+        <w:t>箴言19:5、9</w:t>
+      </w:r>
       <w:r>
         <w:rPr>
           <w:lang w:val="zh_TW" w:bidi="zh_TW"/>
         </w:rPr>
         <w:t>，</w:t>
       </w:r>
-      <w:hyperlink r:id="rId136">
-        <w:r>
-          <w:rPr>
-            <w:lang w:val="zh_TW" w:bidi="zh_TW"/>
-          </w:rPr>
-          <w:rPr>
-            <w:color w:val="0000EE"/>
-            <w:u w:val="single"/>
-          </w:rPr>
-          <w:t>21:28</w:t>
-        </w:r>
-      </w:hyperlink>
+      <w:r>
+        <w:rPr>
+          <w:lang w:val="zh_TW" w:bidi="zh_TW"/>
+        </w:rPr>
+        <w:t>21:28</w:t>
+      </w:r>
       <w:r>
         <w:rPr>
           <w:lang w:val="zh_TW" w:bidi="zh_TW"/>
@@ -4352,18 +3488,12 @@
         </w:rPr>
         <w:t>舊約聖經記載了幾個涉及法律程序的事件，其中提到了見證人。這些大多涉及財產的購買或轉讓。</w:t>
       </w:r>
-      <w:hyperlink r:id="rId137">
-        <w:r>
-          <w:rPr>
-            <w:lang w:val="zh_TW" w:bidi="zh_TW"/>
-          </w:rPr>
-          <w:rPr>
-            <w:color w:val="0000EE"/>
-            <w:u w:val="single"/>
-          </w:rPr>
-          <w:t>路得記四章7至12節</w:t>
-        </w:r>
-      </w:hyperlink>
+      <w:r>
+        <w:rPr>
+          <w:lang w:val="zh_TW" w:bidi="zh_TW"/>
+        </w:rPr>
+        <w:t>路得記四章7至12節</w:t>
+      </w:r>
       <w:r>
         <w:rPr>
           <w:lang w:val="zh_TW" w:bidi="zh_TW"/>
@@ -4382,18 +3512,12 @@
         </w:rPr>
         <w:t>米手中贖買田地的過程。為了確認被擄的人從巴比倫返回的預言，耶利米在見證人面前支付購買了田地。見證人還在產業的契上簽名（</w:t>
       </w:r>
-      <w:hyperlink r:id="rId138">
-        <w:r>
-          <w:rPr>
-            <w:lang w:val="zh_TW" w:bidi="zh_TW"/>
-          </w:rPr>
-          <w:rPr>
-            <w:color w:val="0000EE"/>
-            <w:u w:val="single"/>
-          </w:rPr>
-          <w:t>耶利米書32:6–15</w:t>
-        </w:r>
-      </w:hyperlink>
+      <w:r>
+        <w:rPr>
+          <w:lang w:val="zh_TW" w:bidi="zh_TW"/>
+        </w:rPr>
+        <w:t>耶利米書32:6–15</w:t>
+      </w:r>
       <w:r>
         <w:rPr>
           <w:lang w:val="zh_TW" w:bidi="zh_TW"/>
@@ -4414,54 +3538,36 @@
         </w:rPr>
         <w:t>約書亞在示劍的告別信息結尾，宣告以色列人自己作見證。他們選擇事奉耶和華。約書亞隨後立了一塊大石頭，並宣告它也會作見證（</w:t>
       </w:r>
-      <w:hyperlink r:id="rId139">
-        <w:r>
-          <w:rPr>
-            <w:lang w:val="zh_TW" w:bidi="zh_TW"/>
-          </w:rPr>
-          <w:rPr>
-            <w:color w:val="0000EE"/>
-            <w:u w:val="single"/>
-          </w:rPr>
-          <w:t>約書亞記24:22–27</w:t>
-        </w:r>
-      </w:hyperlink>
+      <w:r>
+        <w:rPr>
+          <w:lang w:val="zh_TW" w:bidi="zh_TW"/>
+        </w:rPr>
+        <w:t>約書亞記24:22–27</w:t>
+      </w:r>
       <w:r>
         <w:rPr>
           <w:lang w:val="zh_TW" w:bidi="zh_TW"/>
         </w:rPr>
         <w:t>）。以色列百姓自己被宣告為神的見證人（</w:t>
       </w:r>
-      <w:hyperlink r:id="rId140">
-        <w:r>
-          <w:rPr>
-            <w:lang w:val="zh_TW" w:bidi="zh_TW"/>
-          </w:rPr>
-          <w:rPr>
-            <w:color w:val="0000EE"/>
-            <w:u w:val="single"/>
-          </w:rPr>
-          <w:t>以賽亞書43:10</w:t>
-        </w:r>
-      </w:hyperlink>
+      <w:r>
+        <w:rPr>
+          <w:lang w:val="zh_TW" w:bidi="zh_TW"/>
+        </w:rPr>
+        <w:t>以賽亞書43:10</w:t>
+      </w:r>
       <w:r>
         <w:rPr>
           <w:lang w:val="zh_TW" w:bidi="zh_TW"/>
         </w:rPr>
         <w:t>，</w:t>
       </w:r>
-      <w:hyperlink r:id="rId141">
-        <w:r>
-          <w:rPr>
-            <w:lang w:val="zh_TW" w:bidi="zh_TW"/>
-          </w:rPr>
-          <w:rPr>
-            <w:color w:val="0000EE"/>
-            <w:u w:val="single"/>
-          </w:rPr>
-          <w:t>44:8–9</w:t>
-        </w:r>
-      </w:hyperlink>
+      <w:r>
+        <w:rPr>
+          <w:lang w:val="zh_TW" w:bidi="zh_TW"/>
+        </w:rPr>
+        <w:t>44:8–9</w:t>
+      </w:r>
       <w:r>
         <w:rPr>
           <w:lang w:val="zh_TW" w:bidi="zh_TW"/>
@@ -4520,108 +3626,72 @@
         </w:rPr>
         <w:t>施洗約翰既是見證者，也是殉道者。作為彌賽亞的先鋒，他的使命是見證光並指認神的羔羊（</w:t>
       </w:r>
-      <w:hyperlink r:id="rId142">
-        <w:r>
-          <w:rPr>
-            <w:lang w:val="zh_TW" w:bidi="zh_TW"/>
-          </w:rPr>
-          <w:rPr>
-            <w:color w:val="0000EE"/>
-            <w:u w:val="single"/>
-          </w:rPr>
-          <w:t>約翰福音1:7–8、19–36</w:t>
-        </w:r>
-      </w:hyperlink>
+      <w:r>
+        <w:rPr>
+          <w:lang w:val="zh_TW" w:bidi="zh_TW"/>
+        </w:rPr>
+        <w:t>約翰福音1:7–8、19–36</w:t>
+      </w:r>
       <w:r>
         <w:rPr>
           <w:lang w:val="zh_TW" w:bidi="zh_TW"/>
         </w:rPr>
         <w:t>）。耶穌的跟從者，尤其是十二使徒，是耶穌其人和性情的見證者。他們認識祂，聽過祂的教導並見過祂的神蹟。其中三個人見證了祂樣貌的改變（稱為變相，</w:t>
       </w:r>
-      <w:hyperlink r:id="rId143">
-        <w:r>
-          <w:rPr>
-            <w:lang w:val="zh_TW" w:bidi="zh_TW"/>
-          </w:rPr>
-          <w:rPr>
-            <w:color w:val="0000EE"/>
-            <w:u w:val="single"/>
-          </w:rPr>
-          <w:t>馬太福音17:1–2</w:t>
-        </w:r>
-      </w:hyperlink>
+      <w:r>
+        <w:rPr>
+          <w:lang w:val="zh_TW" w:bidi="zh_TW"/>
+        </w:rPr>
+        <w:t>馬太福音17:1–2</w:t>
+      </w:r>
       <w:r>
         <w:rPr>
           <w:lang w:val="zh_TW" w:bidi="zh_TW"/>
         </w:rPr>
         <w:t>；</w:t>
       </w:r>
-      <w:hyperlink r:id="rId144">
-        <w:r>
-          <w:rPr>
-            <w:lang w:val="zh_TW" w:bidi="zh_TW"/>
-          </w:rPr>
-          <w:rPr>
-            <w:color w:val="0000EE"/>
-            <w:u w:val="single"/>
-          </w:rPr>
-          <w:t>彼得後書1:17–18</w:t>
-        </w:r>
-      </w:hyperlink>
+      <w:r>
+        <w:rPr>
+          <w:lang w:val="zh_TW" w:bidi="zh_TW"/>
+        </w:rPr>
+        <w:t>彼得後書1:17–18</w:t>
+      </w:r>
       <w:r>
         <w:rPr>
           <w:lang w:val="zh_TW" w:bidi="zh_TW"/>
         </w:rPr>
         <w:t>）。許多人見證了祂的復活（</w:t>
       </w:r>
-      <w:hyperlink r:id="rId145">
-        <w:r>
-          <w:rPr>
-            <w:lang w:val="zh_TW" w:bidi="zh_TW"/>
-          </w:rPr>
-          <w:rPr>
-            <w:color w:val="0000EE"/>
-            <w:u w:val="single"/>
-          </w:rPr>
-          <w:t>路加福音24:48</w:t>
-        </w:r>
-      </w:hyperlink>
+      <w:r>
+        <w:rPr>
+          <w:lang w:val="zh_TW" w:bidi="zh_TW"/>
+        </w:rPr>
+        <w:t>路加福音24:48</w:t>
+      </w:r>
       <w:r>
         <w:rPr>
           <w:lang w:val="zh_TW" w:bidi="zh_TW"/>
         </w:rPr>
         <w:t>；</w:t>
       </w:r>
-      <w:hyperlink r:id="rId146">
-        <w:r>
-          <w:rPr>
-            <w:lang w:val="zh_TW" w:bidi="zh_TW"/>
-          </w:rPr>
-          <w:rPr>
-            <w:color w:val="0000EE"/>
-            <w:u w:val="single"/>
-          </w:rPr>
-          <w:t>哥林多前書15:4–8</w:t>
-        </w:r>
-      </w:hyperlink>
+      <w:r>
+        <w:rPr>
+          <w:lang w:val="zh_TW" w:bidi="zh_TW"/>
+        </w:rPr>
+        <w:t>哥林多前書15:4–8</w:t>
+      </w:r>
       <w:r>
         <w:rPr>
           <w:lang w:val="zh_TW" w:bidi="zh_TW"/>
         </w:rPr>
         <w:t>）。在祂升天的時候，門徒被差遣作祂的見證（</w:t>
       </w:r>
-      <w:hyperlink r:id="rId147">
-        <w:r>
-          <w:rPr>
-            <w:lang w:val="zh_TW" w:bidi="zh_TW"/>
-          </w:rPr>
-          <w:rPr>
-            <w:color w:val="0000EE"/>
-            <w:u w:val="single"/>
-          </w:rPr>
-          <w:t>使徒行傳1:8</w:t>
-        </w:r>
-      </w:hyperlink>
+      <w:r>
+        <w:rPr>
+          <w:lang w:val="zh_TW" w:bidi="zh_TW"/>
+        </w:rPr>
+        <w:t>使徒行傳1:8</w:t>
+      </w:r>
       <w:r>
         <w:rPr>
           <w:lang w:val="zh_TW" w:bidi="zh_TW"/>
@@ -4943,18 +4013,12 @@
         </w:rPr>
         <w:t>亞述人遵循蘇美人的神廟建造模式，但擴大了金字塔型廟宇並增加了更多樓層數。博爾西帕（Borsippa）的大型金字塔型廟宇是七層神廟建築的顯著例子。地基方約為272英尺（83公尺），建築物高約160英尺（49公尺）。每層樓都以梯田效果向內縮，並塗上不同顏色的漆。每一層代表其中一顆行星。根據後來的蘇美人習俗，最上層的屋頂上建有一個小神殿，據說神明尼波（Nebo）就居住在那裡。許多人認為神所摧毀的巴別塔是一座金字塔型廟宇（</w:t>
       </w:r>
-      <w:hyperlink r:id="rId148">
-        <w:r>
-          <w:rPr>
-            <w:lang w:val="zh_TW" w:bidi="zh_TW"/>
-          </w:rPr>
-          <w:rPr>
-            <w:color w:val="0000EE"/>
-            <w:u w:val="single"/>
-          </w:rPr>
-          <w:t>創11</w:t>
-        </w:r>
-      </w:hyperlink>
+      <w:r>
+        <w:rPr>
+          <w:lang w:val="zh_TW" w:bidi="zh_TW"/>
+        </w:rPr>
+        <w:t>創11</w:t>
+      </w:r>
       <w:r>
         <w:rPr>
           <w:lang w:val="zh_TW" w:bidi="zh_TW"/>
@@ -5116,18 +4180,12 @@
         </w:rPr>
         <w:t>許多希臘建築具有結構和環境的適當組合。例如，劇院建在山丘上，這樣結構可以有分層的座位，並且仍然保有美麗的背景。大理石被廣泛的使用。建築物的位置設計使陰影增添其美感。所有這些結構之美在使徒保羅訪問雅典城時都看見了，但他「看見滿城都是偶像，就心裏著急」(</w:t>
       </w:r>
-      <w:hyperlink r:id="rId149">
-        <w:r>
-          <w:rPr>
-            <w:lang w:val="zh_TW" w:bidi="zh_TW"/>
-          </w:rPr>
-          <w:rPr>
-            <w:color w:val="0000EE"/>
-            <w:u w:val="single"/>
-          </w:rPr>
-          <w:t>徒17:16</w:t>
-        </w:r>
-      </w:hyperlink>
+      <w:r>
+        <w:rPr>
+          <w:lang w:val="zh_TW" w:bidi="zh_TW"/>
+        </w:rPr>
+        <w:t>徒17:16</w:t>
+      </w:r>
       <w:r>
         <w:rPr>
           <w:lang w:val="zh_TW" w:bidi="zh_TW"/>
@@ -5307,54 +4365,36 @@
         </w:rPr>
         <w:t>在以色列君主制時期，也建造了雙重城墻（casemate walls）。這些由兩堵平行牆和一系列橫牆連接而成。隨後，這些房間被填滿泥土，以增加保護來抵擋敵人的撞城錘（</w:t>
       </w:r>
-      <w:hyperlink r:id="rId150">
-        <w:r>
-          <w:rPr>
-            <w:lang w:val="zh_TW" w:bidi="zh_TW"/>
-          </w:rPr>
-          <w:rPr>
-            <w:color w:val="0000EE"/>
-            <w:u w:val="single"/>
-          </w:rPr>
-          <w:t>結26:9</w:t>
-        </w:r>
-      </w:hyperlink>
+      <w:r>
+        <w:rPr>
+          <w:lang w:val="zh_TW" w:bidi="zh_TW"/>
+        </w:rPr>
+        <w:t>結26:9</w:t>
+      </w:r>
       <w:r>
         <w:rPr>
           <w:lang w:val="zh_TW" w:bidi="zh_TW"/>
         </w:rPr>
         <w:t>）。 有時會建造厚達20英尺（6公尺）的牆壁，並設有懸垂部分，以便制服攻擊者。使徒保羅從大馬士革城牆上的一個房間裡被人用籃子放下城牆（</w:t>
       </w:r>
-      <w:hyperlink r:id="rId151">
-        <w:r>
-          <w:rPr>
-            <w:lang w:val="zh_TW" w:bidi="zh_TW"/>
-          </w:rPr>
-          <w:rPr>
-            <w:color w:val="0000EE"/>
-            <w:u w:val="single"/>
-          </w:rPr>
-          <w:t>徒9:25</w:t>
-        </w:r>
-      </w:hyperlink>
+      <w:r>
+        <w:rPr>
+          <w:lang w:val="zh_TW" w:bidi="zh_TW"/>
+        </w:rPr>
+        <w:t>徒9:25</w:t>
+      </w:r>
       <w:r>
         <w:rPr>
           <w:lang w:val="zh_TW" w:bidi="zh_TW"/>
         </w:rPr>
         <w:t>；</w:t>
       </w:r>
-      <w:hyperlink r:id="rId152">
-        <w:r>
-          <w:rPr>
-            <w:lang w:val="zh_TW" w:bidi="zh_TW"/>
-          </w:rPr>
-          <w:rPr>
-            <w:color w:val="0000EE"/>
-            <w:u w:val="single"/>
-          </w:rPr>
-          <w:t>林後11:33</w:t>
-        </w:r>
-      </w:hyperlink>
+      <w:r>
+        <w:rPr>
+          <w:lang w:val="zh_TW" w:bidi="zh_TW"/>
+        </w:rPr>
+        <w:t>林後11:33</w:t>
+      </w:r>
       <w:r>
         <w:rPr>
           <w:lang w:val="zh_TW" w:bidi="zh_TW"/>
@@ -5389,108 +4429,72 @@
         </w:rPr>
         <w:t>大多數城牆都有兩個城門。其中一個是給駱駝商隊、戰車和較大的車輛使用的；另一個在城市的另一邊，則是給行人、驢子和小動物使用的。許多門由雙扇門組成（</w:t>
       </w:r>
-      <w:hyperlink r:id="rId153">
-        <w:r>
-          <w:rPr>
-            <w:lang w:val="zh_TW" w:bidi="zh_TW"/>
-          </w:rPr>
-          <w:rPr>
-            <w:color w:val="0000EE"/>
-            <w:u w:val="single"/>
-          </w:rPr>
-          <w:t>賽45:1</w:t>
-        </w:r>
-      </w:hyperlink>
+      <w:r>
+        <w:rPr>
+          <w:lang w:val="zh_TW" w:bidi="zh_TW"/>
+        </w:rPr>
+        <w:t>賽45:1</w:t>
+      </w:r>
       <w:r>
         <w:rPr>
           <w:lang w:val="zh_TW" w:bidi="zh_TW"/>
         </w:rPr>
         <w:t>；</w:t>
       </w:r>
-      <w:hyperlink r:id="rId154">
-        <w:r>
-          <w:rPr>
-            <w:lang w:val="zh_TW" w:bidi="zh_TW"/>
-          </w:rPr>
-          <w:rPr>
-            <w:color w:val="0000EE"/>
-            <w:u w:val="single"/>
-          </w:rPr>
-          <w:t>尼6:1</w:t>
-        </w:r>
-      </w:hyperlink>
+      <w:r>
+        <w:rPr>
+          <w:lang w:val="zh_TW" w:bidi="zh_TW"/>
+        </w:rPr>
+        <w:t>尼6:1</w:t>
+      </w:r>
       <w:r>
         <w:rPr>
           <w:lang w:val="zh_TW" w:bidi="zh_TW"/>
         </w:rPr>
         <w:t>），由木頭製成並覆蓋銅製的板面（</w:t>
       </w:r>
-      <w:hyperlink r:id="rId155">
-        <w:r>
-          <w:rPr>
-            <w:lang w:val="zh_TW" w:bidi="zh_TW"/>
-          </w:rPr>
-          <w:rPr>
-            <w:color w:val="0000EE"/>
-            <w:u w:val="single"/>
-          </w:rPr>
-          <w:t>賽45:2</w:t>
-        </w:r>
-      </w:hyperlink>
+      <w:r>
+        <w:rPr>
+          <w:lang w:val="zh_TW" w:bidi="zh_TW"/>
+        </w:rPr>
+        <w:t>賽45:2</w:t>
+      </w:r>
       <w:r>
         <w:rPr>
           <w:lang w:val="zh_TW" w:bidi="zh_TW"/>
         </w:rPr>
         <w:t>）。門用橫木、青銅（</w:t>
       </w:r>
-      <w:hyperlink r:id="rId156">
-        <w:r>
-          <w:rPr>
-            <w:lang w:val="zh_TW" w:bidi="zh_TW"/>
-          </w:rPr>
-          <w:rPr>
-            <w:color w:val="0000EE"/>
-            <w:u w:val="single"/>
-          </w:rPr>
-          <w:t>王上4:13</w:t>
-        </w:r>
-      </w:hyperlink>
+      <w:r>
+        <w:rPr>
+          <w:lang w:val="zh_TW" w:bidi="zh_TW"/>
+        </w:rPr>
+        <w:t>王上4:13</w:t>
+      </w:r>
       <w:r>
         <w:rPr>
           <w:lang w:val="zh_TW" w:bidi="zh_TW"/>
         </w:rPr>
         <w:t>）或鐵（</w:t>
       </w:r>
-      <w:hyperlink r:id="rId157">
-        <w:r>
-          <w:rPr>
-            <w:lang w:val="zh_TW" w:bidi="zh_TW"/>
-          </w:rPr>
-          <w:rPr>
-            <w:color w:val="0000EE"/>
-            <w:u w:val="single"/>
-          </w:rPr>
-          <w:t>詩107:16</w:t>
-        </w:r>
-      </w:hyperlink>
+      <w:r>
+        <w:rPr>
+          <w:lang w:val="zh_TW" w:bidi="zh_TW"/>
+        </w:rPr>
+        <w:t>詩107:16</w:t>
+      </w:r>
       <w:r>
         <w:rPr>
           <w:lang w:val="zh_TW" w:bidi="zh_TW"/>
         </w:rPr>
         <w:t>）的橫杆固定在門柱的開口處（</w:t>
       </w:r>
-      <w:hyperlink r:id="rId158">
-        <w:r>
-          <w:rPr>
-            <w:lang w:val="zh_TW" w:bidi="zh_TW"/>
-          </w:rPr>
-          <w:rPr>
-            <w:color w:val="0000EE"/>
-            <w:u w:val="single"/>
-          </w:rPr>
-          <w:t>士16:3</w:t>
-        </w:r>
-      </w:hyperlink>
+      <w:r>
+        <w:rPr>
+          <w:lang w:val="zh_TW" w:bidi="zh_TW"/>
+        </w:rPr>
+        <w:t>士16:3</w:t>
+      </w:r>
       <w:r>
         <w:rPr>
           <w:lang w:val="zh_TW" w:bidi="zh_TW"/>
@@ -5511,36 +4515,24 @@
         </w:rPr>
         <w:t>城門的位置對城市的防禦非常重要。通常通往城門的道路會被設計成讓攻擊者（左手持盾）必須面對城市的城牆及其右側的防禦者。有時候，城門是大塔的一部分（</w:t>
       </w:r>
-      <w:hyperlink r:id="rId159">
-        <w:r>
-          <w:rPr>
-            <w:lang w:val="zh_TW" w:bidi="zh_TW"/>
-          </w:rPr>
-          <w:rPr>
-            <w:color w:val="0000EE"/>
-            <w:u w:val="single"/>
-          </w:rPr>
-          <w:t>代下26:9</w:t>
-        </w:r>
-      </w:hyperlink>
+      <w:r>
+        <w:rPr>
+          <w:lang w:val="zh_TW" w:bidi="zh_TW"/>
+        </w:rPr>
+        <w:t>代下26:9</w:t>
+      </w:r>
       <w:r>
         <w:rPr>
           <w:lang w:val="zh_TW" w:bidi="zh_TW"/>
         </w:rPr>
         <w:t>）。偶爾，塔內會建造階梯，讓哨兵可以到達塔頂站崗（</w:t>
       </w:r>
-      <w:hyperlink r:id="rId160">
-        <w:r>
-          <w:rPr>
-            <w:lang w:val="zh_TW" w:bidi="zh_TW"/>
-          </w:rPr>
-          <w:rPr>
-            <w:color w:val="0000EE"/>
-            <w:u w:val="single"/>
-          </w:rPr>
-          <w:t>王下9:17</w:t>
-        </w:r>
-      </w:hyperlink>
+      <w:r>
+        <w:rPr>
+          <w:lang w:val="zh_TW" w:bidi="zh_TW"/>
+        </w:rPr>
+        <w:t>王下9:17</w:t>
+      </w:r>
       <w:r>
         <w:rPr>
           <w:lang w:val="zh_TW" w:bidi="zh_TW"/>
@@ -5575,54 +4567,36 @@
         </w:rPr>
         <w:t>以色列人高級住宅由幾個面向開放庭院的房間組成（</w:t>
       </w:r>
-      <w:hyperlink r:id="rId161">
-        <w:r>
-          <w:rPr>
-            <w:lang w:val="zh_TW" w:bidi="zh_TW"/>
-          </w:rPr>
-          <w:rPr>
-            <w:color w:val="0000EE"/>
-            <w:u w:val="single"/>
-          </w:rPr>
-          <w:t>撒下17:18</w:t>
-        </w:r>
-      </w:hyperlink>
+      <w:r>
+        <w:rPr>
+          <w:lang w:val="zh_TW" w:bidi="zh_TW"/>
+        </w:rPr>
+        <w:t>撒下17:18</w:t>
+      </w:r>
       <w:r>
         <w:rPr>
           <w:lang w:val="zh_TW" w:bidi="zh_TW"/>
         </w:rPr>
         <w:t>）。 最大的房間是給家人用的，另一個則是給這個家庭的牛用的，還有一個作為一般的儲藏室使用。有時候牆是用石頭砌成的，縫隙用泥填補。有些內牆會用泥漿抹平，雖然較富裕的家庭會使用柏木或杉木。地板是由黏土或拋光的灰泥石製成的。平屋頂由橫樑支撐，並用木材或灌木使其防水。外面的樓梯通往屋頂，有些人建造了屋頂房間，實際上使房子變成了兩層樓（</w:t>
       </w:r>
-      <w:hyperlink r:id="rId162">
-        <w:r>
-          <w:rPr>
-            <w:lang w:val="zh_TW" w:bidi="zh_TW"/>
-          </w:rPr>
-          <w:rPr>
-            <w:color w:val="0000EE"/>
-            <w:u w:val="single"/>
-          </w:rPr>
-          <w:t>王上17:19</w:t>
-        </w:r>
-      </w:hyperlink>
+      <w:r>
+        <w:rPr>
+          <w:lang w:val="zh_TW" w:bidi="zh_TW"/>
+        </w:rPr>
+        <w:t>王上17:19</w:t>
+      </w:r>
       <w:r>
         <w:rPr>
           <w:lang w:val="zh_TW" w:bidi="zh_TW"/>
         </w:rPr>
         <w:t>）。房屋的平屋頂為擁擠的家庭提供了額外的睡眠和娛樂空間。摩西律法要求這些屋頂要有保護的女兒牆（parapet）圍繞，以防止人們墜落致死（</w:t>
       </w:r>
-      <w:hyperlink r:id="rId163">
-        <w:r>
-          <w:rPr>
-            <w:lang w:val="zh_TW" w:bidi="zh_TW"/>
-          </w:rPr>
-          <w:rPr>
-            <w:color w:val="0000EE"/>
-            <w:u w:val="single"/>
-          </w:rPr>
-          <w:t>申22:8</w:t>
-        </w:r>
-      </w:hyperlink>
+      <w:r>
+        <w:rPr>
+          <w:lang w:val="zh_TW" w:bidi="zh_TW"/>
+        </w:rPr>
+        <w:t>申22:8</w:t>
+      </w:r>
       <w:r>
         <w:rPr>
           <w:lang w:val="zh_TW" w:bidi="zh_TW"/>
@@ -5657,36 +4631,24 @@
         </w:rPr>
         <w:t>以色列最重要的建築可能是所羅門王的聖殿。這棟建築位於亞伯拉罕獻他的兒子以撒的地方（</w:t>
       </w:r>
-      <w:hyperlink r:id="rId164">
-        <w:r>
-          <w:rPr>
-            <w:lang w:val="zh_TW" w:bidi="zh_TW"/>
-          </w:rPr>
-          <w:rPr>
-            <w:color w:val="0000EE"/>
-            <w:u w:val="single"/>
-          </w:rPr>
-          <w:t>創22</w:t>
-        </w:r>
-      </w:hyperlink>
+      <w:r>
+        <w:rPr>
+          <w:lang w:val="zh_TW" w:bidi="zh_TW"/>
+        </w:rPr>
+        <w:t>創22</w:t>
+      </w:r>
       <w:r>
         <w:rPr>
           <w:lang w:val="zh_TW" w:bidi="zh_TW"/>
         </w:rPr>
         <w:t>）。 共花了七年半的時間建造，因其美麗和用途而著名。聖殿的設計類似於會幕，只是尺寸加倍，高度增加了三倍。牆壁是用石頭製成的，外面覆有黃金（</w:t>
       </w:r>
-      <w:hyperlink r:id="rId165">
-        <w:r>
-          <w:rPr>
-            <w:lang w:val="zh_TW" w:bidi="zh_TW"/>
-          </w:rPr>
-          <w:rPr>
-            <w:color w:val="0000EE"/>
-            <w:u w:val="single"/>
-          </w:rPr>
-          <w:t>王上6:22</w:t>
-        </w:r>
-      </w:hyperlink>
+      <w:r>
+        <w:rPr>
+          <w:lang w:val="zh_TW" w:bidi="zh_TW"/>
+        </w:rPr>
+        <w:t>王上6:22</w:t>
+      </w:r>
       <w:r>
         <w:rPr>
           <w:lang w:val="zh_TW" w:bidi="zh_TW"/>
